--- a/Curso Python/Anotações sobre o Curso de Python.docx
+++ b/Curso Python/Anotações sobre o Curso de Python.docx
@@ -1,6 +1,6 @@
 
 <file path=word/document.xml><?xml version="1.0" encoding="utf-8"?>
-<w:document xmlns:wpc="http://schemas.microsoft.com/office/word/2010/wordprocessingCanvas" xmlns:cx="http://schemas.microsoft.com/office/drawing/2014/chartex" xmlns:cx1="http://schemas.microsoft.com/office/drawing/2015/9/8/chartex" xmlns:cx2="http://schemas.microsoft.com/office/drawing/2015/10/21/chartex" xmlns:cx3="http://schemas.microsoft.com/office/drawing/2016/5/9/chartex" xmlns:cx4="http://schemas.microsoft.com/office/drawing/2016/5/10/chartex" xmlns:cx5="http://schemas.microsoft.com/office/drawing/2016/5/11/chartex" xmlns:cx6="http://schemas.microsoft.com/office/drawing/2016/5/12/chartex" xmlns:cx7="http://schemas.microsoft.com/office/drawing/2016/5/13/chartex" xmlns:cx8="http://schemas.microsoft.com/office/drawing/2016/5/14/chartex" xmlns:mc="http://schemas.openxmlformats.org/markup-compatibility/2006" xmlns:aink="http://schemas.microsoft.com/office/drawing/2016/ink" xmlns:am3d="http://schemas.microsoft.com/office/drawing/2017/model3d" xmlns:o="urn:schemas-microsoft-com:office:office" xmlns:oel="http://schemas.microsoft.com/office/2019/extlst" xmlns:r="http://schemas.openxmlformats.org/officeDocument/2006/relationships" xmlns:m="http://schemas.openxmlformats.org/officeDocument/2006/math" xmlns:v="urn:schemas-microsoft-com:vml" xmlns:wp14="http://schemas.microsoft.com/office/word/2010/wordprocessingDrawing" xmlns:wp="http://schemas.openxmlformats.org/drawingml/2006/wordprocessingDrawing" xmlns:w10="urn:schemas-microsoft-com:office:word" xmlns:w="http://schemas.openxmlformats.org/wordprocessingml/2006/main" xmlns:w14="http://schemas.microsoft.com/office/word/2010/wordml" xmlns:w15="http://schemas.microsoft.com/office/word/2012/wordml" xmlns:w16cex="http://schemas.microsoft.com/office/word/2018/wordml/cex" xmlns:w16cid="http://schemas.microsoft.com/office/word/2016/wordml/cid" xmlns:w16="http://schemas.microsoft.com/office/word/2018/wordml" xmlns:w16sdtdh="http://schemas.microsoft.com/office/word/2020/wordml/sdtdatahash" xmlns:w16se="http://schemas.microsoft.com/office/word/2015/wordml/symex" xmlns:wpg="http://schemas.microsoft.com/office/word/2010/wordprocessingGroup" xmlns:wpi="http://schemas.microsoft.com/office/word/2010/wordprocessingInk" xmlns:wne="http://schemas.microsoft.com/office/word/2006/wordml" xmlns:wps="http://schemas.microsoft.com/office/word/2010/wordprocessingShape" mc:Ignorable="w14 w15 w16se w16cid w16 w16cex w16sdtdh wp14">
+<w:document xmlns:wpc="http://schemas.microsoft.com/office/word/2010/wordprocessingCanvas" xmlns:cx="http://schemas.microsoft.com/office/drawing/2014/chartex" xmlns:cx1="http://schemas.microsoft.com/office/drawing/2015/9/8/chartex" xmlns:cx2="http://schemas.microsoft.com/office/drawing/2015/10/21/chartex" xmlns:cx3="http://schemas.microsoft.com/office/drawing/2016/5/9/chartex" xmlns:cx4="http://schemas.microsoft.com/office/drawing/2016/5/10/chartex" xmlns:cx5="http://schemas.microsoft.com/office/drawing/2016/5/11/chartex" xmlns:cx6="http://schemas.microsoft.com/office/drawing/2016/5/12/chartex" xmlns:cx7="http://schemas.microsoft.com/office/drawing/2016/5/13/chartex" xmlns:cx8="http://schemas.microsoft.com/office/drawing/2016/5/14/chartex" xmlns:mc="http://schemas.openxmlformats.org/markup-compatibility/2006" xmlns:aink="http://schemas.microsoft.com/office/drawing/2016/ink" xmlns:am3d="http://schemas.microsoft.com/office/drawing/2017/model3d" xmlns:o="urn:schemas-microsoft-com:office:office" xmlns:oel="http://schemas.microsoft.com/office/2019/extlst" xmlns:r="http://schemas.openxmlformats.org/officeDocument/2006/relationships" xmlns:m="http://schemas.openxmlformats.org/officeDocument/2006/math" xmlns:v="urn:schemas-microsoft-com:vml" xmlns:wp14="http://schemas.microsoft.com/office/word/2010/wordprocessingDrawing" xmlns:wp="http://schemas.openxmlformats.org/drawingml/2006/wordprocessingDrawing" xmlns:w10="urn:schemas-microsoft-com:office:word" xmlns:w="http://schemas.openxmlformats.org/wordprocessingml/2006/main" xmlns:w14="http://schemas.microsoft.com/office/word/2010/wordml" xmlns:w15="http://schemas.microsoft.com/office/word/2012/wordml" xmlns:w16cex="http://schemas.microsoft.com/office/word/2018/wordml/cex" xmlns:w16cid="http://schemas.microsoft.com/office/word/2016/wordml/cid" xmlns:w16="http://schemas.microsoft.com/office/word/2018/wordml" xmlns:w16du="http://schemas.microsoft.com/office/word/2023/wordml/word16du" xmlns:w16sdtdh="http://schemas.microsoft.com/office/word/2020/wordml/sdtdatahash" xmlns:w16sdtfl="http://schemas.microsoft.com/office/word/2024/wordml/sdtformatlock" xmlns:w16se="http://schemas.microsoft.com/office/word/2015/wordml/symex" xmlns:wpg="http://schemas.microsoft.com/office/word/2010/wordprocessingGroup" xmlns:wpi="http://schemas.microsoft.com/office/word/2010/wordprocessingInk" xmlns:wne="http://schemas.microsoft.com/office/word/2006/wordml" xmlns:wps="http://schemas.microsoft.com/office/word/2010/wordprocessingShape" mc:Ignorable="w14 w15 w16se w16cid w16 w16cex w16sdtdh w16sdtfl w16du wp14">
   <w:body>
     <w:p>
       <w:pPr>
@@ -290,8 +290,159 @@
           <w:color w:val="000000"/>
           <w:lang w:eastAsia="pt-BR"/>
         </w:rPr>
+        <w:t>(input(</w:t>
+      </w:r>
+      <w:proofErr w:type="gramEnd"/>
+      <w:r>
+        <w:rPr>
+          <w:rFonts w:ascii="Calibri" w:eastAsia="Times New Roman" w:hAnsi="Calibri" w:cs="Calibri"/>
+          <w:color w:val="000000"/>
+          <w:lang w:eastAsia="pt-BR"/>
+        </w:rPr>
+        <w:t>‘Digite um número’) </w:t>
+      </w:r>
+    </w:p>
+    <w:p>
+      <w:pPr>
+        <w:spacing w:line="240" w:lineRule="auto"/>
+        <w:rPr>
+          <w:rFonts w:ascii="Times New Roman" w:eastAsia="Times New Roman" w:hAnsi="Times New Roman" w:cs="Times New Roman"/>
+          <w:sz w:val="24"/>
+          <w:szCs w:val="24"/>
+          <w:lang w:eastAsia="pt-BR"/>
+        </w:rPr>
+      </w:pPr>
+      <w:r>
+        <w:rPr>
+          <w:rFonts w:ascii="Calibri" w:eastAsia="Times New Roman" w:hAnsi="Calibri" w:cs="Calibri"/>
+          <w:color w:val="000000"/>
+          <w:lang w:eastAsia="pt-BR"/>
+        </w:rPr>
+        <w:t xml:space="preserve">Pode se criar </w:t>
+      </w:r>
+      <w:proofErr w:type="spellStart"/>
+      <w:r>
+        <w:rPr>
+          <w:rFonts w:ascii="Calibri" w:eastAsia="Times New Roman" w:hAnsi="Calibri" w:cs="Calibri"/>
+          <w:color w:val="000000"/>
+          <w:lang w:eastAsia="pt-BR"/>
+        </w:rPr>
+        <w:t>scrips</w:t>
+      </w:r>
+      <w:proofErr w:type="spellEnd"/>
+      <w:r>
+        <w:rPr>
+          <w:rFonts w:ascii="Calibri" w:eastAsia="Times New Roman" w:hAnsi="Calibri" w:cs="Calibri"/>
+          <w:color w:val="000000"/>
+          <w:lang w:eastAsia="pt-BR"/>
+        </w:rPr>
+        <w:t xml:space="preserve"> para deixar uma programação </w:t>
+      </w:r>
+      <w:proofErr w:type="spellStart"/>
+      <w:r>
+        <w:rPr>
+          <w:rFonts w:ascii="Calibri" w:eastAsia="Times New Roman" w:hAnsi="Calibri" w:cs="Calibri"/>
+          <w:color w:val="000000"/>
+          <w:lang w:eastAsia="pt-BR"/>
+        </w:rPr>
+        <w:t>pré</w:t>
+      </w:r>
+      <w:proofErr w:type="spellEnd"/>
+      <w:r>
+        <w:rPr>
+          <w:rFonts w:ascii="Calibri" w:eastAsia="Times New Roman" w:hAnsi="Calibri" w:cs="Calibri"/>
+          <w:color w:val="000000"/>
+          <w:lang w:eastAsia="pt-BR"/>
+        </w:rPr>
+        <w:t xml:space="preserve"> definida</w:t>
+      </w:r>
+    </w:p>
+    <w:p>
+      <w:pPr>
+        <w:spacing w:line="240" w:lineRule="auto"/>
+        <w:rPr>
+          <w:rFonts w:ascii="Times New Roman" w:eastAsia="Times New Roman" w:hAnsi="Times New Roman" w:cs="Times New Roman"/>
+          <w:sz w:val="24"/>
+          <w:szCs w:val="24"/>
+          <w:lang w:eastAsia="pt-BR"/>
+        </w:rPr>
+      </w:pPr>
+      <w:r>
+        <w:rPr>
+          <w:rFonts w:ascii="Calibri" w:eastAsia="Times New Roman" w:hAnsi="Calibri" w:cs="Calibri"/>
+          <w:color w:val="000000"/>
+          <w:lang w:eastAsia="pt-BR"/>
+        </w:rPr>
+        <w:t xml:space="preserve">Para descobrir o tipo de caractere pasta usar o </w:t>
+      </w:r>
+      <w:proofErr w:type="spellStart"/>
+      <w:r>
+        <w:rPr>
+          <w:rFonts w:ascii="Calibri" w:eastAsia="Times New Roman" w:hAnsi="Calibri" w:cs="Calibri"/>
+          <w:color w:val="000000"/>
+          <w:lang w:eastAsia="pt-BR"/>
+        </w:rPr>
+        <w:t>Type</w:t>
+      </w:r>
+      <w:proofErr w:type="spellEnd"/>
+    </w:p>
+    <w:p>
+      <w:pPr>
+        <w:spacing w:line="240" w:lineRule="auto"/>
+        <w:rPr>
+          <w:rFonts w:ascii="Times New Roman" w:eastAsia="Times New Roman" w:hAnsi="Times New Roman" w:cs="Times New Roman"/>
+          <w:sz w:val="24"/>
+          <w:szCs w:val="24"/>
+          <w:lang w:eastAsia="pt-BR"/>
+        </w:rPr>
+      </w:pPr>
+      <w:proofErr w:type="spellStart"/>
+      <w:r>
+        <w:rPr>
+          <w:rFonts w:ascii="Calibri" w:eastAsia="Times New Roman" w:hAnsi="Calibri" w:cs="Calibri"/>
+          <w:color w:val="000000"/>
+          <w:lang w:eastAsia="pt-BR"/>
+        </w:rPr>
+        <w:t>ex</w:t>
+      </w:r>
+      <w:proofErr w:type="spellEnd"/>
+      <w:r>
+        <w:rPr>
+          <w:rFonts w:ascii="Calibri" w:eastAsia="Times New Roman" w:hAnsi="Calibri" w:cs="Calibri"/>
+          <w:color w:val="000000"/>
+          <w:lang w:eastAsia="pt-BR"/>
+        </w:rPr>
+        <w:t xml:space="preserve">: </w:t>
+      </w:r>
+      <w:proofErr w:type="spellStart"/>
+      <w:r>
+        <w:rPr>
+          <w:rFonts w:ascii="Calibri" w:eastAsia="Times New Roman" w:hAnsi="Calibri" w:cs="Calibri"/>
+          <w:color w:val="000000"/>
+          <w:lang w:eastAsia="pt-BR"/>
+        </w:rPr>
+        <w:t>type</w:t>
+      </w:r>
+      <w:proofErr w:type="spellEnd"/>
+      <w:r>
+        <w:rPr>
+          <w:rFonts w:ascii="Calibri" w:eastAsia="Times New Roman" w:hAnsi="Calibri" w:cs="Calibri"/>
+          <w:color w:val="000000"/>
+          <w:lang w:eastAsia="pt-BR"/>
+        </w:rPr>
         <w:t>(</w:t>
       </w:r>
+      <w:proofErr w:type="spellStart"/>
+      <w:proofErr w:type="gramStart"/>
+      <w:r>
+        <w:rPr>
+          <w:rFonts w:ascii="Calibri" w:eastAsia="Times New Roman" w:hAnsi="Calibri" w:cs="Calibri"/>
+          <w:color w:val="000000"/>
+          <w:lang w:eastAsia="pt-BR"/>
+        </w:rPr>
+        <w:t>n.isalnum</w:t>
+      </w:r>
+      <w:proofErr w:type="spellEnd"/>
       <w:proofErr w:type="gramEnd"/>
       <w:r>
         <w:rPr>
@@ -299,129 +450,36 @@
           <w:color w:val="000000"/>
           <w:lang w:eastAsia="pt-BR"/>
         </w:rPr>
-        <w:t>input(‘Digite um número’) </w:t>
-      </w:r>
-    </w:p>
-    <w:p>
-      <w:pPr>
-        <w:spacing w:line="240" w:lineRule="auto"/>
-        <w:rPr>
-          <w:rFonts w:ascii="Times New Roman" w:eastAsia="Times New Roman" w:hAnsi="Times New Roman" w:cs="Times New Roman"/>
-          <w:sz w:val="24"/>
-          <w:szCs w:val="24"/>
-          <w:lang w:eastAsia="pt-BR"/>
-        </w:rPr>
-      </w:pPr>
-      <w:r>
-        <w:rPr>
-          <w:rFonts w:ascii="Calibri" w:eastAsia="Times New Roman" w:hAnsi="Calibri" w:cs="Calibri"/>
-          <w:color w:val="000000"/>
-          <w:lang w:eastAsia="pt-BR"/>
-        </w:rPr>
-        <w:t xml:space="preserve">Pode se criar </w:t>
-      </w:r>
-      <w:proofErr w:type="spellStart"/>
-      <w:r>
-        <w:rPr>
-          <w:rFonts w:ascii="Calibri" w:eastAsia="Times New Roman" w:hAnsi="Calibri" w:cs="Calibri"/>
-          <w:color w:val="000000"/>
-          <w:lang w:eastAsia="pt-BR"/>
-        </w:rPr>
-        <w:t>scrips</w:t>
-      </w:r>
-      <w:proofErr w:type="spellEnd"/>
-      <w:r>
-        <w:rPr>
-          <w:rFonts w:ascii="Calibri" w:eastAsia="Times New Roman" w:hAnsi="Calibri" w:cs="Calibri"/>
-          <w:color w:val="000000"/>
-          <w:lang w:eastAsia="pt-BR"/>
-        </w:rPr>
-        <w:t xml:space="preserve"> para deixar uma programação </w:t>
-      </w:r>
-      <w:proofErr w:type="spellStart"/>
-      <w:r>
-        <w:rPr>
-          <w:rFonts w:ascii="Calibri" w:eastAsia="Times New Roman" w:hAnsi="Calibri" w:cs="Calibri"/>
-          <w:color w:val="000000"/>
-          <w:lang w:eastAsia="pt-BR"/>
-        </w:rPr>
-        <w:t>pré</w:t>
-      </w:r>
-      <w:proofErr w:type="spellEnd"/>
-      <w:r>
-        <w:rPr>
-          <w:rFonts w:ascii="Calibri" w:eastAsia="Times New Roman" w:hAnsi="Calibri" w:cs="Calibri"/>
-          <w:color w:val="000000"/>
-          <w:lang w:eastAsia="pt-BR"/>
-        </w:rPr>
-        <w:t xml:space="preserve"> definida</w:t>
-      </w:r>
-    </w:p>
-    <w:p>
-      <w:pPr>
-        <w:spacing w:line="240" w:lineRule="auto"/>
-        <w:rPr>
-          <w:rFonts w:ascii="Times New Roman" w:eastAsia="Times New Roman" w:hAnsi="Times New Roman" w:cs="Times New Roman"/>
-          <w:sz w:val="24"/>
-          <w:szCs w:val="24"/>
-          <w:lang w:eastAsia="pt-BR"/>
-        </w:rPr>
-      </w:pPr>
-      <w:r>
-        <w:rPr>
-          <w:rFonts w:ascii="Calibri" w:eastAsia="Times New Roman" w:hAnsi="Calibri" w:cs="Calibri"/>
-          <w:color w:val="000000"/>
-          <w:lang w:eastAsia="pt-BR"/>
-        </w:rPr>
-        <w:t xml:space="preserve">Para descobrir o tipo de caractere pasta usar o </w:t>
-      </w:r>
-      <w:proofErr w:type="spellStart"/>
-      <w:r>
-        <w:rPr>
-          <w:rFonts w:ascii="Calibri" w:eastAsia="Times New Roman" w:hAnsi="Calibri" w:cs="Calibri"/>
-          <w:color w:val="000000"/>
-          <w:lang w:eastAsia="pt-BR"/>
-        </w:rPr>
-        <w:t>Type</w:t>
-      </w:r>
-      <w:proofErr w:type="spellEnd"/>
-    </w:p>
-    <w:p>
-      <w:pPr>
-        <w:spacing w:line="240" w:lineRule="auto"/>
-        <w:rPr>
-          <w:rFonts w:ascii="Times New Roman" w:eastAsia="Times New Roman" w:hAnsi="Times New Roman" w:cs="Times New Roman"/>
-          <w:sz w:val="24"/>
-          <w:szCs w:val="24"/>
-          <w:lang w:eastAsia="pt-BR"/>
-        </w:rPr>
-      </w:pPr>
-      <w:proofErr w:type="spellStart"/>
-      <w:r>
-        <w:rPr>
-          <w:rFonts w:ascii="Calibri" w:eastAsia="Times New Roman" w:hAnsi="Calibri" w:cs="Calibri"/>
-          <w:color w:val="000000"/>
-          <w:lang w:eastAsia="pt-BR"/>
-        </w:rPr>
-        <w:t>ex</w:t>
-      </w:r>
-      <w:proofErr w:type="spellEnd"/>
-      <w:r>
-        <w:rPr>
-          <w:rFonts w:ascii="Calibri" w:eastAsia="Times New Roman" w:hAnsi="Calibri" w:cs="Calibri"/>
-          <w:color w:val="000000"/>
-          <w:lang w:eastAsia="pt-BR"/>
-        </w:rPr>
-        <w:t xml:space="preserve">: </w:t>
-      </w:r>
-      <w:proofErr w:type="spellStart"/>
-      <w:r>
-        <w:rPr>
-          <w:rFonts w:ascii="Calibri" w:eastAsia="Times New Roman" w:hAnsi="Calibri" w:cs="Calibri"/>
-          <w:color w:val="000000"/>
-          <w:lang w:eastAsia="pt-BR"/>
-        </w:rPr>
-        <w:t>type</w:t>
+        <w:t>())</w:t>
+      </w:r>
+    </w:p>
+    <w:p>
+      <w:pPr>
+        <w:spacing w:line="240" w:lineRule="auto"/>
+        <w:rPr>
+          <w:rFonts w:ascii="Times New Roman" w:eastAsia="Times New Roman" w:hAnsi="Times New Roman" w:cs="Times New Roman"/>
+          <w:sz w:val="24"/>
+          <w:szCs w:val="24"/>
+          <w:lang w:eastAsia="pt-BR"/>
+        </w:rPr>
+      </w:pPr>
+      <w:r>
+        <w:rPr>
+          <w:rFonts w:ascii="Calibri" w:eastAsia="Times New Roman" w:hAnsi="Calibri" w:cs="Calibri"/>
+          <w:color w:val="000000"/>
+          <w:lang w:eastAsia="pt-BR"/>
+        </w:rPr>
+        <w:t xml:space="preserve">O </w:t>
+      </w:r>
+      <w:proofErr w:type="spellStart"/>
+      <w:proofErr w:type="gramStart"/>
+      <w:r>
+        <w:rPr>
+          <w:rFonts w:ascii="Calibri" w:eastAsia="Times New Roman" w:hAnsi="Calibri" w:cs="Calibri"/>
+          <w:color w:val="000000"/>
+          <w:lang w:eastAsia="pt-BR"/>
+        </w:rPr>
+        <w:t>isalnum</w:t>
       </w:r>
       <w:proofErr w:type="spellEnd"/>
       <w:r>
@@ -432,7 +490,52 @@
         </w:rPr>
         <w:t>(</w:t>
       </w:r>
-      <w:proofErr w:type="spellStart"/>
+      <w:proofErr w:type="gramEnd"/>
+      <w:r>
+        <w:rPr>
+          <w:rFonts w:ascii="Calibri" w:eastAsia="Times New Roman" w:hAnsi="Calibri" w:cs="Calibri"/>
+          <w:color w:val="000000"/>
+          <w:lang w:eastAsia="pt-BR"/>
+        </w:rPr>
+        <w:t xml:space="preserve">)método retornará </w:t>
+      </w:r>
+      <w:proofErr w:type="spellStart"/>
+      <w:r>
+        <w:rPr>
+          <w:rFonts w:ascii="Calibri" w:eastAsia="Times New Roman" w:hAnsi="Calibri" w:cs="Calibri"/>
+          <w:color w:val="000000"/>
+          <w:lang w:eastAsia="pt-BR"/>
+        </w:rPr>
+        <w:t>True</w:t>
+      </w:r>
+      <w:proofErr w:type="spellEnd"/>
+      <w:r>
+        <w:rPr>
+          <w:rFonts w:ascii="Calibri" w:eastAsia="Times New Roman" w:hAnsi="Calibri" w:cs="Calibri"/>
+          <w:color w:val="000000"/>
+          <w:lang w:eastAsia="pt-BR"/>
+        </w:rPr>
+        <w:t xml:space="preserve"> se todos os caracteres forem alfanuméricos, ou seja, letra do alfabeto (az) e números (0-9).</w:t>
+      </w:r>
+    </w:p>
+    <w:p>
+      <w:pPr>
+        <w:spacing w:line="240" w:lineRule="auto"/>
+        <w:rPr>
+          <w:rFonts w:ascii="Times New Roman" w:eastAsia="Times New Roman" w:hAnsi="Times New Roman" w:cs="Times New Roman"/>
+          <w:sz w:val="24"/>
+          <w:szCs w:val="24"/>
+          <w:lang w:eastAsia="pt-BR"/>
+        </w:rPr>
+      </w:pPr>
+      <w:r>
+        <w:rPr>
+          <w:rFonts w:ascii="Calibri" w:eastAsia="Times New Roman" w:hAnsi="Calibri" w:cs="Calibri"/>
+          <w:color w:val="000000"/>
+          <w:lang w:eastAsia="pt-BR"/>
+        </w:rPr>
+        <w:t>Exemplo de caracteres que não são alfanuméricos: (espaço</w:t>
+      </w:r>
       <w:proofErr w:type="gramStart"/>
       <w:r>
         <w:rPr>
@@ -440,9 +543,8 @@
           <w:color w:val="000000"/>
           <w:lang w:eastAsia="pt-BR"/>
         </w:rPr>
-        <w:t>n.isalnum</w:t>
-      </w:r>
-      <w:proofErr w:type="spellEnd"/>
+        <w:t>)!#</w:t>
+      </w:r>
       <w:proofErr w:type="gramEnd"/>
       <w:r>
         <w:rPr>
@@ -450,26 +552,33 @@
           <w:color w:val="000000"/>
           <w:lang w:eastAsia="pt-BR"/>
         </w:rPr>
-        <w:t>())</w:t>
-      </w:r>
-    </w:p>
-    <w:p>
-      <w:pPr>
-        <w:spacing w:line="240" w:lineRule="auto"/>
-        <w:rPr>
-          <w:rFonts w:ascii="Times New Roman" w:eastAsia="Times New Roman" w:hAnsi="Times New Roman" w:cs="Times New Roman"/>
-          <w:sz w:val="24"/>
-          <w:szCs w:val="24"/>
-          <w:lang w:eastAsia="pt-BR"/>
-        </w:rPr>
-      </w:pPr>
-      <w:r>
-        <w:rPr>
-          <w:rFonts w:ascii="Calibri" w:eastAsia="Times New Roman" w:hAnsi="Calibri" w:cs="Calibri"/>
-          <w:color w:val="000000"/>
-          <w:lang w:eastAsia="pt-BR"/>
-        </w:rPr>
-        <w:t xml:space="preserve">O </w:t>
+        <w:t>%&amp;? etc.</w:t>
+      </w:r>
+    </w:p>
+    <w:p>
+      <w:pPr>
+        <w:spacing w:line="240" w:lineRule="auto"/>
+        <w:rPr>
+          <w:rFonts w:ascii="Calibri" w:eastAsia="Times New Roman" w:hAnsi="Calibri" w:cs="Calibri"/>
+          <w:color w:val="000000"/>
+          <w:lang w:eastAsia="pt-BR"/>
+        </w:rPr>
+      </w:pPr>
+      <w:r>
+        <w:rPr>
+          <w:rFonts w:ascii="Calibri" w:eastAsia="Times New Roman" w:hAnsi="Calibri" w:cs="Calibri"/>
+          <w:color w:val="000000"/>
+          <w:lang w:eastAsia="pt-BR"/>
+        </w:rPr>
+        <w:t> </w:t>
+      </w:r>
+      <w:r>
+        <w:rPr>
+          <w:rFonts w:ascii="Calibri" w:eastAsia="Times New Roman" w:hAnsi="Calibri" w:cs="Calibri"/>
+          <w:color w:val="000000"/>
+          <w:lang w:eastAsia="pt-BR"/>
+        </w:rPr>
+        <w:t xml:space="preserve">Print </w:t>
       </w:r>
       <w:proofErr w:type="spellStart"/>
       <w:proofErr w:type="gramStart"/>
@@ -479,7 +588,7 @@
           <w:color w:val="000000"/>
           <w:lang w:eastAsia="pt-BR"/>
         </w:rPr>
-        <w:t>isalnum</w:t>
+        <w:t>isalpha</w:t>
       </w:r>
       <w:proofErr w:type="spellEnd"/>
       <w:r>
@@ -497,44 +606,7 @@
           <w:color w:val="000000"/>
           <w:lang w:eastAsia="pt-BR"/>
         </w:rPr>
-        <w:t xml:space="preserve">)método retornará </w:t>
-      </w:r>
-      <w:proofErr w:type="spellStart"/>
-      <w:r>
-        <w:rPr>
-          <w:rFonts w:ascii="Calibri" w:eastAsia="Times New Roman" w:hAnsi="Calibri" w:cs="Calibri"/>
-          <w:color w:val="000000"/>
-          <w:lang w:eastAsia="pt-BR"/>
-        </w:rPr>
-        <w:t>True</w:t>
-      </w:r>
-      <w:proofErr w:type="spellEnd"/>
-      <w:r>
-        <w:rPr>
-          <w:rFonts w:ascii="Calibri" w:eastAsia="Times New Roman" w:hAnsi="Calibri" w:cs="Calibri"/>
-          <w:color w:val="000000"/>
-          <w:lang w:eastAsia="pt-BR"/>
-        </w:rPr>
-        <w:t xml:space="preserve"> se todos os caracteres forem alfanuméricos, ou seja, letra do alfabeto (az) e números (0-9).</w:t>
-      </w:r>
-    </w:p>
-    <w:p>
-      <w:pPr>
-        <w:spacing w:line="240" w:lineRule="auto"/>
-        <w:rPr>
-          <w:rFonts w:ascii="Times New Roman" w:eastAsia="Times New Roman" w:hAnsi="Times New Roman" w:cs="Times New Roman"/>
-          <w:sz w:val="24"/>
-          <w:szCs w:val="24"/>
-          <w:lang w:eastAsia="pt-BR"/>
-        </w:rPr>
-      </w:pPr>
-      <w:r>
-        <w:rPr>
-          <w:rFonts w:ascii="Calibri" w:eastAsia="Times New Roman" w:hAnsi="Calibri" w:cs="Calibri"/>
-          <w:color w:val="000000"/>
-          <w:lang w:eastAsia="pt-BR"/>
-        </w:rPr>
-        <w:t>Exemplo de caracteres que não são alfanuméricos: (espaço</w:t>
+        <w:t xml:space="preserve">) é </w:t>
       </w:r>
       <w:proofErr w:type="gramStart"/>
       <w:r>
@@ -543,7 +615,7 @@
           <w:color w:val="000000"/>
           <w:lang w:eastAsia="pt-BR"/>
         </w:rPr>
-        <w:t>)!#</w:t>
+        <w:t>pra</w:t>
       </w:r>
       <w:proofErr w:type="gramEnd"/>
       <w:r>
@@ -552,31 +624,141 @@
           <w:color w:val="000000"/>
           <w:lang w:eastAsia="pt-BR"/>
         </w:rPr>
-        <w:t>%&amp;? etc.</w:t>
-      </w:r>
-    </w:p>
-    <w:p>
-      <w:pPr>
-        <w:spacing w:line="240" w:lineRule="auto"/>
-        <w:rPr>
-          <w:rFonts w:ascii="Times New Roman" w:eastAsia="Times New Roman" w:hAnsi="Times New Roman" w:cs="Times New Roman"/>
-          <w:sz w:val="24"/>
-          <w:szCs w:val="24"/>
-          <w:lang w:eastAsia="pt-BR"/>
-        </w:rPr>
-      </w:pPr>
-      <w:r>
-        <w:rPr>
-          <w:rFonts w:ascii="Calibri" w:eastAsia="Times New Roman" w:hAnsi="Calibri" w:cs="Calibri"/>
-          <w:color w:val="000000"/>
-          <w:lang w:eastAsia="pt-BR"/>
-        </w:rPr>
-        <w:t> </w:t>
-      </w:r>
-    </w:p>
-    <w:p>
-      <w:pPr>
-        <w:spacing w:line="240" w:lineRule="auto"/>
+        <w:t xml:space="preserve"> saber se é </w:t>
+      </w:r>
+      <w:proofErr w:type="spellStart"/>
+      <w:r>
+        <w:rPr>
+          <w:rFonts w:ascii="Calibri" w:eastAsia="Times New Roman" w:hAnsi="Calibri" w:cs="Calibri"/>
+          <w:color w:val="000000"/>
+          <w:lang w:eastAsia="pt-BR"/>
+        </w:rPr>
+        <w:t>string</w:t>
+      </w:r>
+      <w:proofErr w:type="spellEnd"/>
+      <w:r>
+        <w:rPr>
+          <w:rFonts w:ascii="Calibri" w:eastAsia="Times New Roman" w:hAnsi="Calibri" w:cs="Calibri"/>
+          <w:color w:val="000000"/>
+          <w:lang w:eastAsia="pt-BR"/>
+        </w:rPr>
+        <w:t xml:space="preserve"> </w:t>
+      </w:r>
+    </w:p>
+    <w:p>
+      <w:pPr>
+        <w:spacing w:line="240" w:lineRule="auto"/>
+        <w:rPr>
+          <w:rFonts w:ascii="Calibri" w:eastAsia="Times New Roman" w:hAnsi="Calibri" w:cs="Calibri"/>
+          <w:color w:val="000000"/>
+          <w:lang w:eastAsia="pt-BR"/>
+        </w:rPr>
+      </w:pPr>
+      <w:r>
+        <w:rPr>
+          <w:rFonts w:ascii="Calibri" w:eastAsia="Times New Roman" w:hAnsi="Calibri" w:cs="Calibri"/>
+          <w:color w:val="000000"/>
+          <w:lang w:eastAsia="pt-BR"/>
+        </w:rPr>
+        <w:t>Print(</w:t>
+      </w:r>
+      <w:proofErr w:type="spellStart"/>
+      <w:proofErr w:type="gramStart"/>
+      <w:r>
+        <w:rPr>
+          <w:rFonts w:ascii="Calibri" w:eastAsia="Times New Roman" w:hAnsi="Calibri" w:cs="Calibri"/>
+          <w:color w:val="000000"/>
+          <w:lang w:eastAsia="pt-BR"/>
+        </w:rPr>
+        <w:t>n.isnumeric</w:t>
+      </w:r>
+      <w:proofErr w:type="spellEnd"/>
+      <w:proofErr w:type="gramEnd"/>
+      <w:r>
+        <w:rPr>
+          <w:rFonts w:ascii="Calibri" w:eastAsia="Times New Roman" w:hAnsi="Calibri" w:cs="Calibri"/>
+          <w:color w:val="000000"/>
+          <w:lang w:eastAsia="pt-BR"/>
+        </w:rPr>
+        <w:t xml:space="preserve">()) é </w:t>
+      </w:r>
+      <w:proofErr w:type="gramStart"/>
+      <w:r>
+        <w:rPr>
+          <w:rFonts w:ascii="Calibri" w:eastAsia="Times New Roman" w:hAnsi="Calibri" w:cs="Calibri"/>
+          <w:color w:val="000000"/>
+          <w:lang w:eastAsia="pt-BR"/>
+        </w:rPr>
+        <w:t>pra</w:t>
+      </w:r>
+      <w:proofErr w:type="gramEnd"/>
+      <w:r>
+        <w:rPr>
+          <w:rFonts w:ascii="Calibri" w:eastAsia="Times New Roman" w:hAnsi="Calibri" w:cs="Calibri"/>
+          <w:color w:val="000000"/>
+          <w:lang w:eastAsia="pt-BR"/>
+        </w:rPr>
+        <w:t xml:space="preserve"> saber se é número</w:t>
+      </w:r>
+    </w:p>
+    <w:p>
+      <w:pPr>
+        <w:spacing w:line="240" w:lineRule="auto"/>
+        <w:rPr>
+          <w:rFonts w:ascii="Calibri" w:eastAsia="Times New Roman" w:hAnsi="Calibri" w:cs="Calibri"/>
+          <w:color w:val="000000"/>
+          <w:lang w:eastAsia="pt-BR"/>
+        </w:rPr>
+      </w:pPr>
+      <w:r>
+        <w:rPr>
+          <w:rFonts w:ascii="Calibri" w:eastAsia="Times New Roman" w:hAnsi="Calibri" w:cs="Calibri"/>
+          <w:color w:val="000000"/>
+          <w:lang w:eastAsia="pt-BR"/>
+        </w:rPr>
+        <w:t xml:space="preserve">Eles retornam </w:t>
+      </w:r>
+      <w:proofErr w:type="spellStart"/>
+      <w:r>
+        <w:rPr>
+          <w:rFonts w:ascii="Calibri" w:eastAsia="Times New Roman" w:hAnsi="Calibri" w:cs="Calibri"/>
+          <w:color w:val="000000"/>
+          <w:lang w:eastAsia="pt-BR"/>
+        </w:rPr>
+        <w:t>true</w:t>
+      </w:r>
+      <w:proofErr w:type="spellEnd"/>
+      <w:r>
+        <w:rPr>
+          <w:rFonts w:ascii="Calibri" w:eastAsia="Times New Roman" w:hAnsi="Calibri" w:cs="Calibri"/>
+          <w:color w:val="000000"/>
+          <w:lang w:eastAsia="pt-BR"/>
+        </w:rPr>
+        <w:t xml:space="preserve"> ou false</w:t>
+      </w:r>
+    </w:p>
+    <w:p>
+      <w:pPr>
+        <w:spacing w:line="240" w:lineRule="auto"/>
+        <w:rPr>
+          <w:rFonts w:ascii="Calibri" w:eastAsia="Times New Roman" w:hAnsi="Calibri" w:cs="Calibri"/>
+          <w:color w:val="000000"/>
+          <w:lang w:eastAsia="pt-BR"/>
+        </w:rPr>
+      </w:pPr>
+    </w:p>
+    <w:p>
+      <w:pPr>
+        <w:spacing w:line="240" w:lineRule="auto"/>
+        <w:rPr>
+          <w:rFonts w:ascii="Calibri" w:eastAsia="Times New Roman" w:hAnsi="Calibri" w:cs="Calibri"/>
+          <w:color w:val="000000"/>
+          <w:lang w:eastAsia="pt-BR"/>
+        </w:rPr>
+      </w:pPr>
+    </w:p>
+    <w:p>
+      <w:pPr>
         <w:rPr>
           <w:rFonts w:ascii="Times New Roman" w:eastAsia="Times New Roman" w:hAnsi="Times New Roman" w:cs="Times New Roman"/>
           <w:sz w:val="24"/>
@@ -748,6 +930,7 @@
         <w:t xml:space="preserve"> para mostrar o que </w:t>
       </w:r>
       <w:proofErr w:type="spellStart"/>
+      <w:proofErr w:type="gramStart"/>
       <w:r>
         <w:rPr>
           <w:rFonts w:ascii="Calibri" w:eastAsia="Times New Roman" w:hAnsi="Calibri" w:cs="Calibri"/>
@@ -757,6 +940,7 @@
         <w:t>esta</w:t>
       </w:r>
       <w:proofErr w:type="spellEnd"/>
+      <w:proofErr w:type="gramEnd"/>
       <w:r>
         <w:rPr>
           <w:rFonts w:ascii="Calibri" w:eastAsia="Times New Roman" w:hAnsi="Calibri" w:cs="Calibri"/>
@@ -877,6 +1061,7 @@
           <w:color w:val="000000"/>
           <w:lang w:eastAsia="pt-BR"/>
         </w:rPr>
+        <w:lastRenderedPageBreak/>
         <w:t xml:space="preserve">**(potência, elevado ao </w:t>
       </w:r>
       <w:proofErr w:type="spellStart"/>
@@ -971,7 +1156,6 @@
           <w:color w:val="000000"/>
           <w:lang w:eastAsia="pt-BR"/>
         </w:rPr>
-        <w:lastRenderedPageBreak/>
         <w:t>Ordem de precedência</w:t>
       </w:r>
     </w:p>
@@ -1501,6 +1685,7 @@
         <w:t xml:space="preserve">: para calcular o cosseno seno e tangente, e para calcular precisa colocar o </w:t>
       </w:r>
       <w:proofErr w:type="spellStart"/>
+      <w:proofErr w:type="gramStart"/>
       <w:r>
         <w:rPr>
           <w:rFonts w:ascii="Calibri" w:eastAsia="Times New Roman" w:hAnsi="Calibri" w:cs="Calibri"/>
@@ -1516,7 +1701,16 @@
           <w:color w:val="000000"/>
           <w:lang w:eastAsia="pt-BR"/>
         </w:rPr>
-        <w:t>( ) para calcular em radiano</w:t>
+        <w:t>( )</w:t>
+      </w:r>
+      <w:proofErr w:type="gramEnd"/>
+      <w:r>
+        <w:rPr>
+          <w:rFonts w:ascii="Calibri" w:eastAsia="Times New Roman" w:hAnsi="Calibri" w:cs="Calibri"/>
+          <w:color w:val="000000"/>
+          <w:lang w:eastAsia="pt-BR"/>
+        </w:rPr>
+        <w:t xml:space="preserve"> para calcular em radiano</w:t>
       </w:r>
     </w:p>
     <w:p>
@@ -1592,7 +1786,25 @@
           <w:color w:val="000000"/>
           <w:lang w:eastAsia="pt-BR"/>
         </w:rPr>
-        <w:t xml:space="preserve"> m , serve para colocar cores no </w:t>
+        <w:t xml:space="preserve"> </w:t>
+      </w:r>
+      <w:proofErr w:type="gramStart"/>
+      <w:r>
+        <w:rPr>
+          <w:rFonts w:ascii="Calibri" w:eastAsia="Times New Roman" w:hAnsi="Calibri" w:cs="Calibri"/>
+          <w:color w:val="000000"/>
+          <w:lang w:eastAsia="pt-BR"/>
+        </w:rPr>
+        <w:t>m ,</w:t>
+      </w:r>
+      <w:proofErr w:type="gramEnd"/>
+      <w:r>
+        <w:rPr>
+          <w:rFonts w:ascii="Calibri" w:eastAsia="Times New Roman" w:hAnsi="Calibri" w:cs="Calibri"/>
+          <w:color w:val="000000"/>
+          <w:lang w:eastAsia="pt-BR"/>
+        </w:rPr>
+        <w:t xml:space="preserve"> serve para colocar cores no </w:t>
       </w:r>
       <w:proofErr w:type="spellStart"/>
       <w:r>
@@ -2690,6 +2902,7 @@
           <w:szCs w:val="56"/>
           <w:lang w:eastAsia="pt-BR"/>
         </w:rPr>
+        <w:lastRenderedPageBreak/>
         <w:t>Manipulando cadeias de texto </w:t>
       </w:r>
     </w:p>
@@ -2806,7 +3019,43 @@
           <w:color w:val="000000"/>
           <w:lang w:eastAsia="pt-BR"/>
         </w:rPr>
-        <w:t xml:space="preserve"> usa para pegar uma lista e terminar uma antes dela, aonde começa e aonde termina um antes</w:t>
+        <w:t xml:space="preserve"> usa para pegar uma lista e terminar uma antes dela, </w:t>
+      </w:r>
+      <w:proofErr w:type="gramStart"/>
+      <w:r>
+        <w:rPr>
+          <w:rFonts w:ascii="Calibri" w:eastAsia="Times New Roman" w:hAnsi="Calibri" w:cs="Calibri"/>
+          <w:color w:val="000000"/>
+          <w:lang w:eastAsia="pt-BR"/>
+        </w:rPr>
+        <w:t>aonde</w:t>
+      </w:r>
+      <w:proofErr w:type="gramEnd"/>
+      <w:r>
+        <w:rPr>
+          <w:rFonts w:ascii="Calibri" w:eastAsia="Times New Roman" w:hAnsi="Calibri" w:cs="Calibri"/>
+          <w:color w:val="000000"/>
+          <w:lang w:eastAsia="pt-BR"/>
+        </w:rPr>
+        <w:t xml:space="preserve"> começa e </w:t>
+      </w:r>
+      <w:proofErr w:type="gramStart"/>
+      <w:r>
+        <w:rPr>
+          <w:rFonts w:ascii="Calibri" w:eastAsia="Times New Roman" w:hAnsi="Calibri" w:cs="Calibri"/>
+          <w:color w:val="000000"/>
+          <w:lang w:eastAsia="pt-BR"/>
+        </w:rPr>
+        <w:t>aonde</w:t>
+      </w:r>
+      <w:proofErr w:type="gramEnd"/>
+      <w:r>
+        <w:rPr>
+          <w:rFonts w:ascii="Calibri" w:eastAsia="Times New Roman" w:hAnsi="Calibri" w:cs="Calibri"/>
+          <w:color w:val="000000"/>
+          <w:lang w:eastAsia="pt-BR"/>
+        </w:rPr>
+        <w:t xml:space="preserve"> termina um antes</w:t>
       </w:r>
     </w:p>
     <w:p>
@@ -2827,7 +3076,6 @@
           <w:color w:val="000000"/>
           <w:lang w:eastAsia="pt-BR"/>
         </w:rPr>
-        <w:lastRenderedPageBreak/>
         <w:t>[</w:t>
       </w:r>
       <w:r>
@@ -3170,7 +3418,25 @@
           <w:color w:val="000000"/>
           <w:lang w:eastAsia="pt-BR"/>
         </w:rPr>
-        <w:t xml:space="preserve"> para mostrar aonde encontrou o que ele pediu</w:t>
+        <w:t xml:space="preserve"> para mostrar </w:t>
+      </w:r>
+      <w:proofErr w:type="gramStart"/>
+      <w:r>
+        <w:rPr>
+          <w:rFonts w:ascii="Calibri" w:eastAsia="Times New Roman" w:hAnsi="Calibri" w:cs="Calibri"/>
+          <w:color w:val="000000"/>
+          <w:lang w:eastAsia="pt-BR"/>
+        </w:rPr>
+        <w:t>aonde</w:t>
+      </w:r>
+      <w:proofErr w:type="gramEnd"/>
+      <w:r>
+        <w:rPr>
+          <w:rFonts w:ascii="Calibri" w:eastAsia="Times New Roman" w:hAnsi="Calibri" w:cs="Calibri"/>
+          <w:color w:val="000000"/>
+          <w:lang w:eastAsia="pt-BR"/>
+        </w:rPr>
+        <w:t xml:space="preserve"> encontrou o que ele pediu</w:t>
       </w:r>
     </w:p>
     <w:p>
@@ -3322,9 +3588,8 @@
       <w:pPr>
         <w:spacing w:line="240" w:lineRule="auto"/>
         <w:rPr>
-          <w:rFonts w:ascii="Times New Roman" w:eastAsia="Times New Roman" w:hAnsi="Times New Roman" w:cs="Times New Roman"/>
-          <w:sz w:val="24"/>
-          <w:szCs w:val="24"/>
+          <w:rFonts w:ascii="Calibri" w:eastAsia="Times New Roman" w:hAnsi="Calibri" w:cs="Calibri"/>
+          <w:color w:val="000000"/>
           <w:lang w:eastAsia="pt-BR"/>
         </w:rPr>
       </w:pPr>
@@ -3353,6 +3618,25 @@
           <w:lang w:eastAsia="pt-BR"/>
         </w:rPr>
         <w:t xml:space="preserve"> aparecer as aspas.</w:t>
+      </w:r>
+    </w:p>
+    <w:p>
+      <w:pPr>
+        <w:spacing w:line="240" w:lineRule="auto"/>
+        <w:rPr>
+          <w:rFonts w:ascii="Times New Roman" w:eastAsia="Times New Roman" w:hAnsi="Times New Roman" w:cs="Times New Roman"/>
+          <w:sz w:val="24"/>
+          <w:szCs w:val="24"/>
+          <w:lang w:eastAsia="pt-BR"/>
+        </w:rPr>
+      </w:pPr>
+      <w:r>
+        <w:rPr>
+          <w:rFonts w:ascii="Calibri" w:eastAsia="Times New Roman" w:hAnsi="Calibri" w:cs="Calibri"/>
+          <w:color w:val="000000"/>
+          <w:lang w:eastAsia="pt-BR"/>
+        </w:rPr>
+        <w:t>Para quebrar o texto basta colocar \n</w:t>
       </w:r>
     </w:p>
     <w:p>
@@ -3437,7 +3721,25 @@
           <w:color w:val="000000"/>
           <w:lang w:eastAsia="pt-BR"/>
         </w:rPr>
-        <w:t xml:space="preserve"> que você quer)-: serve para substituir a palavra que você quer pela palavra que você quer.</w:t>
+        <w:t xml:space="preserve"> que você </w:t>
+      </w:r>
+      <w:proofErr w:type="gramStart"/>
+      <w:r>
+        <w:rPr>
+          <w:rFonts w:ascii="Calibri" w:eastAsia="Times New Roman" w:hAnsi="Calibri" w:cs="Calibri"/>
+          <w:color w:val="000000"/>
+          <w:lang w:eastAsia="pt-BR"/>
+        </w:rPr>
+        <w:t>quer)-</w:t>
+      </w:r>
+      <w:proofErr w:type="gramEnd"/>
+      <w:r>
+        <w:rPr>
+          <w:rFonts w:ascii="Calibri" w:eastAsia="Times New Roman" w:hAnsi="Calibri" w:cs="Calibri"/>
+          <w:color w:val="000000"/>
+          <w:lang w:eastAsia="pt-BR"/>
+        </w:rPr>
+        <w:t>: serve para substituir a palavra que você quer pela palavra que você quer.</w:t>
       </w:r>
     </w:p>
     <w:p>
@@ -3650,7 +3952,25 @@
           <w:color w:val="000000"/>
           <w:lang w:eastAsia="pt-BR"/>
         </w:rPr>
-        <w:t xml:space="preserve">ele vai pegar toda a sua frase e transformar para minúscula , </w:t>
+        <w:t xml:space="preserve">ele vai pegar toda a sua frase e transformar para </w:t>
+      </w:r>
+      <w:proofErr w:type="gramStart"/>
+      <w:r>
+        <w:rPr>
+          <w:rFonts w:ascii="Calibri" w:eastAsia="Times New Roman" w:hAnsi="Calibri" w:cs="Calibri"/>
+          <w:color w:val="000000"/>
+          <w:lang w:eastAsia="pt-BR"/>
+        </w:rPr>
+        <w:t>minúscula ,</w:t>
+      </w:r>
+      <w:proofErr w:type="gramEnd"/>
+      <w:r>
+        <w:rPr>
+          <w:rFonts w:ascii="Calibri" w:eastAsia="Times New Roman" w:hAnsi="Calibri" w:cs="Calibri"/>
+          <w:color w:val="000000"/>
+          <w:lang w:eastAsia="pt-BR"/>
+        </w:rPr>
+        <w:t xml:space="preserve"> </w:t>
       </w:r>
       <w:r>
         <w:rPr>
@@ -3712,26 +4032,24 @@
           <w:color w:val="000000"/>
           <w:lang w:eastAsia="pt-BR"/>
         </w:rPr>
-        <w:t>(</w:t>
+        <w:t xml:space="preserve">() </w:t>
+      </w:r>
+      <w:r>
+        <w:rPr>
+          <w:rFonts w:ascii="Calibri" w:eastAsia="Times New Roman" w:hAnsi="Calibri" w:cs="Calibri"/>
+          <w:color w:val="000000"/>
+          <w:lang w:eastAsia="pt-BR"/>
+        </w:rPr>
+        <w:t>:</w:t>
       </w:r>
       <w:proofErr w:type="gramEnd"/>
       <w:r>
         <w:rPr>
           <w:rFonts w:ascii="Calibri" w:eastAsia="Times New Roman" w:hAnsi="Calibri" w:cs="Calibri"/>
-          <w:b/>
-          <w:bCs/>
-          <w:color w:val="000000"/>
-          <w:lang w:eastAsia="pt-BR"/>
-        </w:rPr>
-        <w:t xml:space="preserve">) </w:t>
-      </w:r>
-      <w:r>
-        <w:rPr>
-          <w:rFonts w:ascii="Calibri" w:eastAsia="Times New Roman" w:hAnsi="Calibri" w:cs="Calibri"/>
-          <w:color w:val="000000"/>
-          <w:lang w:eastAsia="pt-BR"/>
-        </w:rPr>
-        <w:t>: ele pega palavra por palavra e coloca com a primeira letra maiúscula.</w:t>
+          <w:color w:val="000000"/>
+          <w:lang w:eastAsia="pt-BR"/>
+        </w:rPr>
+        <w:t xml:space="preserve"> ele pega palavra por palavra e coloca com a primeira letra maiúscula.</w:t>
       </w:r>
     </w:p>
     <w:p>
@@ -4184,6 +4502,7 @@
           <w:szCs w:val="32"/>
           <w:lang w:eastAsia="pt-BR"/>
         </w:rPr>
+        <w:lastRenderedPageBreak/>
         <w:t>Condição</w:t>
       </w:r>
     </w:p>
@@ -4223,6 +4542,14 @@
           <w:lang w:eastAsia="pt-BR"/>
         </w:rPr>
         <w:t>els</w:t>
+      </w:r>
+      <w:r>
+        <w:rPr>
+          <w:rFonts w:ascii="Calibri" w:eastAsia="Times New Roman" w:hAnsi="Calibri" w:cs="Calibri"/>
+          <w:color w:val="000000"/>
+          <w:lang w:eastAsia="pt-BR"/>
+        </w:rPr>
+        <w:t>e</w:t>
       </w:r>
       <w:proofErr w:type="spellEnd"/>
     </w:p>
@@ -4373,7 +4700,6 @@
           <w:color w:val="000000"/>
           <w:lang w:eastAsia="pt-BR"/>
         </w:rPr>
-        <w:lastRenderedPageBreak/>
         <w:t>Else:</w:t>
       </w:r>
     </w:p>
@@ -4492,37 +4818,17 @@
           <w:rFonts w:ascii="Times New Roman" w:eastAsia="Times New Roman" w:hAnsi="Times New Roman" w:cs="Times New Roman"/>
           <w:sz w:val="24"/>
           <w:szCs w:val="24"/>
-          <w:lang w:eastAsia="pt-BR"/>
-        </w:rPr>
-      </w:pPr>
-      <w:proofErr w:type="spellStart"/>
-      <w:r>
-        <w:rPr>
-          <w:rFonts w:ascii="Calibri" w:eastAsia="Times New Roman" w:hAnsi="Calibri" w:cs="Calibri"/>
-          <w:color w:val="000000"/>
-          <w:lang w:eastAsia="pt-BR"/>
-        </w:rPr>
-        <w:t>If</w:t>
-      </w:r>
-      <w:proofErr w:type="spellEnd"/>
-      <w:r>
-        <w:rPr>
-          <w:rFonts w:ascii="Calibri" w:eastAsia="Times New Roman" w:hAnsi="Calibri" w:cs="Calibri"/>
-          <w:color w:val="000000"/>
-          <w:lang w:eastAsia="pt-BR"/>
-        </w:rPr>
-        <w:t xml:space="preserve"> </w:t>
-      </w:r>
-      <w:proofErr w:type="spellStart"/>
-      <w:r>
-        <w:rPr>
-          <w:rFonts w:ascii="Calibri" w:eastAsia="Times New Roman" w:hAnsi="Calibri" w:cs="Calibri"/>
-          <w:color w:val="000000"/>
-          <w:lang w:eastAsia="pt-BR"/>
-        </w:rPr>
-        <w:t>xxx</w:t>
-      </w:r>
-      <w:proofErr w:type="spellEnd"/>
+          <w:lang w:val="de-DE" w:eastAsia="pt-BR"/>
+        </w:rPr>
+      </w:pPr>
+      <w:r>
+        <w:rPr>
+          <w:rFonts w:ascii="Calibri" w:eastAsia="Times New Roman" w:hAnsi="Calibri" w:cs="Calibri"/>
+          <w:color w:val="000000"/>
+          <w:lang w:val="de-DE" w:eastAsia="pt-BR"/>
+        </w:rPr>
+        <w:t>If xxx</w:t>
+      </w:r>
     </w:p>
     <w:p>
       <w:pPr>
@@ -4531,19 +4837,17 @@
           <w:rFonts w:ascii="Times New Roman" w:eastAsia="Times New Roman" w:hAnsi="Times New Roman" w:cs="Times New Roman"/>
           <w:sz w:val="24"/>
           <w:szCs w:val="24"/>
-          <w:lang w:eastAsia="pt-BR"/>
-        </w:rPr>
-      </w:pPr>
-      <w:proofErr w:type="spellStart"/>
-      <w:r>
-        <w:rPr>
-          <w:rFonts w:ascii="Calibri" w:eastAsia="Times New Roman" w:hAnsi="Calibri" w:cs="Calibri"/>
-          <w:color w:val="000000"/>
-          <w:lang w:eastAsia="pt-BR"/>
+          <w:lang w:val="de-DE" w:eastAsia="pt-BR"/>
+        </w:rPr>
+      </w:pPr>
+      <w:r>
+        <w:rPr>
+          <w:rFonts w:ascii="Calibri" w:eastAsia="Times New Roman" w:hAnsi="Calibri" w:cs="Calibri"/>
+          <w:color w:val="000000"/>
+          <w:lang w:val="de-DE" w:eastAsia="pt-BR"/>
         </w:rPr>
         <w:t>Elif</w:t>
       </w:r>
-      <w:proofErr w:type="spellEnd"/>
     </w:p>
     <w:p>
       <w:pPr>
@@ -4552,27 +4856,55 @@
           <w:rFonts w:ascii="Times New Roman" w:eastAsia="Times New Roman" w:hAnsi="Times New Roman" w:cs="Times New Roman"/>
           <w:sz w:val="24"/>
           <w:szCs w:val="24"/>
-          <w:lang w:eastAsia="pt-BR"/>
-        </w:rPr>
-      </w:pPr>
-      <w:proofErr w:type="spellStart"/>
-      <w:r>
-        <w:rPr>
-          <w:rFonts w:ascii="Calibri" w:eastAsia="Times New Roman" w:hAnsi="Calibri" w:cs="Calibri"/>
-          <w:color w:val="000000"/>
-          <w:lang w:eastAsia="pt-BR"/>
+          <w:lang w:val="de-DE" w:eastAsia="pt-BR"/>
+        </w:rPr>
+      </w:pPr>
+      <w:r>
+        <w:rPr>
+          <w:rFonts w:ascii="Calibri" w:eastAsia="Times New Roman" w:hAnsi="Calibri" w:cs="Calibri"/>
+          <w:color w:val="000000"/>
+          <w:lang w:val="de-DE" w:eastAsia="pt-BR"/>
+        </w:rPr>
+        <w:t>Xxx </w:t>
+      </w:r>
+    </w:p>
+    <w:p>
+      <w:pPr>
+        <w:spacing w:after="0" w:line="240" w:lineRule="auto"/>
+        <w:rPr>
+          <w:rFonts w:ascii="Times New Roman" w:eastAsia="Times New Roman" w:hAnsi="Times New Roman" w:cs="Times New Roman"/>
+          <w:sz w:val="24"/>
+          <w:szCs w:val="24"/>
+          <w:lang w:val="de-DE" w:eastAsia="pt-BR"/>
+        </w:rPr>
+      </w:pPr>
+      <w:r>
+        <w:rPr>
+          <w:rFonts w:ascii="Calibri" w:eastAsia="Times New Roman" w:hAnsi="Calibri" w:cs="Calibri"/>
+          <w:color w:val="000000"/>
+          <w:lang w:val="de-DE" w:eastAsia="pt-BR"/>
+        </w:rPr>
+        <w:t>Else</w:t>
+      </w:r>
+    </w:p>
+    <w:p>
+      <w:pPr>
+        <w:spacing w:after="0" w:line="240" w:lineRule="auto"/>
+        <w:rPr>
+          <w:rFonts w:ascii="Times New Roman" w:eastAsia="Times New Roman" w:hAnsi="Times New Roman" w:cs="Times New Roman"/>
+          <w:sz w:val="24"/>
+          <w:szCs w:val="24"/>
+          <w:lang w:val="de-DE" w:eastAsia="pt-BR"/>
+        </w:rPr>
+      </w:pPr>
+      <w:r>
+        <w:rPr>
+          <w:rFonts w:ascii="Calibri" w:eastAsia="Times New Roman" w:hAnsi="Calibri" w:cs="Calibri"/>
+          <w:color w:val="000000"/>
+          <w:lang w:val="de-DE" w:eastAsia="pt-BR"/>
         </w:rPr>
         <w:t>Xxx</w:t>
       </w:r>
-      <w:proofErr w:type="spellEnd"/>
-      <w:r>
-        <w:rPr>
-          <w:rFonts w:ascii="Calibri" w:eastAsia="Times New Roman" w:hAnsi="Calibri" w:cs="Calibri"/>
-          <w:color w:val="000000"/>
-          <w:lang w:eastAsia="pt-BR"/>
-        </w:rPr>
-        <w:t> </w:t>
-      </w:r>
     </w:p>
     <w:p>
       <w:pPr>
@@ -4581,54 +4913,14 @@
           <w:rFonts w:ascii="Times New Roman" w:eastAsia="Times New Roman" w:hAnsi="Times New Roman" w:cs="Times New Roman"/>
           <w:sz w:val="24"/>
           <w:szCs w:val="24"/>
-          <w:lang w:eastAsia="pt-BR"/>
-        </w:rPr>
-      </w:pPr>
-      <w:r>
-        <w:rPr>
-          <w:rFonts w:ascii="Calibri" w:eastAsia="Times New Roman" w:hAnsi="Calibri" w:cs="Calibri"/>
-          <w:color w:val="000000"/>
-          <w:lang w:eastAsia="pt-BR"/>
-        </w:rPr>
-        <w:t>Else</w:t>
-      </w:r>
-    </w:p>
-    <w:p>
-      <w:pPr>
-        <w:spacing w:after="0" w:line="240" w:lineRule="auto"/>
-        <w:rPr>
-          <w:rFonts w:ascii="Times New Roman" w:eastAsia="Times New Roman" w:hAnsi="Times New Roman" w:cs="Times New Roman"/>
-          <w:sz w:val="24"/>
-          <w:szCs w:val="24"/>
-          <w:lang w:eastAsia="pt-BR"/>
-        </w:rPr>
-      </w:pPr>
-      <w:proofErr w:type="spellStart"/>
-      <w:r>
-        <w:rPr>
-          <w:rFonts w:ascii="Calibri" w:eastAsia="Times New Roman" w:hAnsi="Calibri" w:cs="Calibri"/>
-          <w:color w:val="000000"/>
-          <w:lang w:eastAsia="pt-BR"/>
-        </w:rPr>
-        <w:t>Xxx</w:t>
-      </w:r>
-      <w:proofErr w:type="spellEnd"/>
-    </w:p>
-    <w:p>
-      <w:pPr>
-        <w:spacing w:after="0" w:line="240" w:lineRule="auto"/>
-        <w:rPr>
-          <w:rFonts w:ascii="Times New Roman" w:eastAsia="Times New Roman" w:hAnsi="Times New Roman" w:cs="Times New Roman"/>
-          <w:sz w:val="24"/>
-          <w:szCs w:val="24"/>
-          <w:lang w:eastAsia="pt-BR"/>
-        </w:rPr>
-      </w:pPr>
-      <w:r>
-        <w:rPr>
-          <w:rFonts w:ascii="Calibri" w:eastAsia="Times New Roman" w:hAnsi="Calibri" w:cs="Calibri"/>
-          <w:color w:val="000000"/>
-          <w:lang w:eastAsia="pt-BR"/>
+          <w:lang w:val="de-DE" w:eastAsia="pt-BR"/>
+        </w:rPr>
+      </w:pPr>
+      <w:r>
+        <w:rPr>
+          <w:rFonts w:ascii="Calibri" w:eastAsia="Times New Roman" w:hAnsi="Calibri" w:cs="Calibri"/>
+          <w:color w:val="000000"/>
+          <w:lang w:val="de-DE" w:eastAsia="pt-BR"/>
         </w:rPr>
         <w:t> </w:t>
       </w:r>
@@ -5173,6 +5465,7 @@
           <w:color w:val="000000"/>
           <w:lang w:eastAsia="pt-BR"/>
         </w:rPr>
+        <w:lastRenderedPageBreak/>
         <w:t xml:space="preserve">inicialização de </w:t>
       </w:r>
       <w:proofErr w:type="spellStart"/>
@@ -5328,7 +5621,6 @@
           <w:color w:val="000000"/>
           <w:lang w:eastAsia="pt-BR"/>
         </w:rPr>
-        <w:lastRenderedPageBreak/>
         <w:t>while</w:t>
       </w:r>
       <w:proofErr w:type="spellEnd"/>
@@ -5680,7 +5972,25 @@
           <w:color w:val="000000"/>
           <w:lang w:eastAsia="pt-BR"/>
         </w:rPr>
-        <w:t xml:space="preserve"> seja, não pode ser mudada de jeito nenhum se é declarada ela fica armazenada pra sempre </w:t>
+        <w:t xml:space="preserve"> seja, não pode ser mudada de jeito nenhum se é declarada ela fica armazenada </w:t>
+      </w:r>
+      <w:proofErr w:type="gramStart"/>
+      <w:r>
+        <w:rPr>
+          <w:rFonts w:ascii="Calibri" w:eastAsia="Times New Roman" w:hAnsi="Calibri" w:cs="Calibri"/>
+          <w:color w:val="000000"/>
+          <w:lang w:eastAsia="pt-BR"/>
+        </w:rPr>
+        <w:t>pra</w:t>
+      </w:r>
+      <w:proofErr w:type="gramEnd"/>
+      <w:r>
+        <w:rPr>
+          <w:rFonts w:ascii="Calibri" w:eastAsia="Times New Roman" w:hAnsi="Calibri" w:cs="Calibri"/>
+          <w:color w:val="000000"/>
+          <w:lang w:eastAsia="pt-BR"/>
+        </w:rPr>
+        <w:t xml:space="preserve"> sempre </w:t>
       </w:r>
     </w:p>
     <w:p>
@@ -5807,14 +6117,6 @@
     <w:p>
       <w:pPr>
         <w:spacing w:line="240" w:lineRule="auto"/>
-        <w:rPr>
-          <w:rFonts w:ascii="Times New Roman" w:eastAsia="Times New Roman" w:hAnsi="Times New Roman" w:cs="Times New Roman"/>
-          <w:sz w:val="24"/>
-          <w:szCs w:val="24"/>
-          <w:lang w:eastAsia="pt-BR"/>
-        </w:rPr>
-      </w:pPr>
-      <w:r>
         <w:rPr>
           <w:rFonts w:ascii="Calibri" w:eastAsia="Times New Roman" w:hAnsi="Calibri" w:cs="Calibri"/>
           <w:color w:val="000000"/>
@@ -5822,6 +6124,15 @@
           <w:szCs w:val="28"/>
           <w:lang w:eastAsia="pt-BR"/>
         </w:rPr>
+      </w:pPr>
+      <w:r>
+        <w:rPr>
+          <w:rFonts w:ascii="Calibri" w:eastAsia="Times New Roman" w:hAnsi="Calibri" w:cs="Calibri"/>
+          <w:color w:val="000000"/>
+          <w:sz w:val="28"/>
+          <w:szCs w:val="28"/>
+          <w:lang w:eastAsia="pt-BR"/>
+        </w:rPr>
         <w:t>Coisas que pode fazer dentro de tupla</w:t>
       </w:r>
     </w:p>
@@ -5829,21 +6140,177 @@
       <w:pPr>
         <w:spacing w:line="240" w:lineRule="auto"/>
         <w:rPr>
-          <w:rFonts w:ascii="Times New Roman" w:eastAsia="Times New Roman" w:hAnsi="Times New Roman" w:cs="Times New Roman"/>
-          <w:sz w:val="24"/>
-          <w:szCs w:val="24"/>
-          <w:lang w:eastAsia="pt-BR"/>
-        </w:rPr>
-      </w:pPr>
-      <w:r>
-        <w:rPr>
-          <w:rFonts w:ascii="Calibri" w:eastAsia="Times New Roman" w:hAnsi="Calibri" w:cs="Calibri"/>
-          <w:color w:val="000000"/>
-          <w:sz w:val="24"/>
-          <w:szCs w:val="24"/>
-          <w:lang w:eastAsia="pt-BR"/>
-        </w:rPr>
-        <w:t>Pode mandar printar algo em especifico em uma tupla, utilizando comandos de texto</w:t>
+          <w:rFonts w:ascii="Calibri" w:eastAsia="Times New Roman" w:hAnsi="Calibri" w:cs="Calibri"/>
+          <w:color w:val="000000"/>
+          <w:sz w:val="28"/>
+          <w:szCs w:val="28"/>
+          <w:lang w:eastAsia="pt-BR"/>
+        </w:rPr>
+      </w:pPr>
+      <w:r>
+        <w:rPr>
+          <w:rFonts w:ascii="Calibri" w:eastAsia="Times New Roman" w:hAnsi="Calibri" w:cs="Calibri"/>
+          <w:color w:val="000000"/>
+          <w:sz w:val="28"/>
+          <w:szCs w:val="28"/>
+          <w:lang w:eastAsia="pt-BR"/>
+        </w:rPr>
+        <w:t xml:space="preserve">Variáveis compostas podem armazenar </w:t>
+      </w:r>
+      <w:proofErr w:type="gramStart"/>
+      <w:r>
+        <w:rPr>
+          <w:rFonts w:ascii="Calibri" w:eastAsia="Times New Roman" w:hAnsi="Calibri" w:cs="Calibri"/>
+          <w:color w:val="000000"/>
+          <w:sz w:val="28"/>
+          <w:szCs w:val="28"/>
+          <w:lang w:eastAsia="pt-BR"/>
+        </w:rPr>
+        <w:t>varias</w:t>
+      </w:r>
+      <w:proofErr w:type="gramEnd"/>
+    </w:p>
+    <w:p>
+      <w:pPr>
+        <w:spacing w:line="240" w:lineRule="auto"/>
+        <w:rPr>
+          <w:rFonts w:ascii="Calibri" w:eastAsia="Times New Roman" w:hAnsi="Calibri" w:cs="Calibri"/>
+          <w:color w:val="000000"/>
+          <w:sz w:val="24"/>
+          <w:szCs w:val="24"/>
+          <w:lang w:eastAsia="pt-BR"/>
+        </w:rPr>
+      </w:pPr>
+      <w:r>
+        <w:rPr>
+          <w:rFonts w:ascii="Calibri" w:eastAsia="Times New Roman" w:hAnsi="Calibri" w:cs="Calibri"/>
+          <w:color w:val="000000"/>
+          <w:sz w:val="24"/>
+          <w:szCs w:val="24"/>
+          <w:lang w:eastAsia="pt-BR"/>
+        </w:rPr>
+        <w:t>Tuplas, listas e dicionários</w:t>
+      </w:r>
+    </w:p>
+    <w:p>
+      <w:pPr>
+        <w:spacing w:line="240" w:lineRule="auto"/>
+        <w:rPr>
+          <w:rFonts w:ascii="Calibri" w:eastAsia="Times New Roman" w:hAnsi="Calibri" w:cs="Calibri"/>
+          <w:color w:val="000000"/>
+          <w:sz w:val="24"/>
+          <w:szCs w:val="24"/>
+          <w:lang w:eastAsia="pt-BR"/>
+        </w:rPr>
+      </w:pPr>
+      <w:r>
+        <w:rPr>
+          <w:rFonts w:ascii="Calibri" w:eastAsia="Times New Roman" w:hAnsi="Calibri" w:cs="Calibri"/>
+          <w:color w:val="000000"/>
+          <w:sz w:val="24"/>
+          <w:szCs w:val="24"/>
+          <w:lang w:eastAsia="pt-BR"/>
+        </w:rPr>
+        <w:t>Formas de mostrar as tuplas cada uma</w:t>
+      </w:r>
+    </w:p>
+    <w:p>
+      <w:pPr>
+        <w:spacing w:line="240" w:lineRule="auto"/>
+        <w:rPr>
+          <w:rFonts w:ascii="Times New Roman" w:eastAsia="Times New Roman" w:hAnsi="Times New Roman" w:cs="Times New Roman"/>
+          <w:sz w:val="24"/>
+          <w:szCs w:val="24"/>
+          <w:lang w:eastAsia="pt-BR"/>
+        </w:rPr>
+      </w:pPr>
+      <w:r>
+        <w:rPr>
+          <w:rFonts w:ascii="Times New Roman" w:eastAsia="Times New Roman" w:hAnsi="Times New Roman" w:cs="Times New Roman"/>
+          <w:noProof/>
+          <w:sz w:val="24"/>
+          <w:szCs w:val="24"/>
+          <w:lang w:eastAsia="pt-BR"/>
+        </w:rPr>
+        <w:lastRenderedPageBreak/>
+        <w:drawing>
+          <wp:inline distT="0" distB="0" distL="0" distR="0" wp14:anchorId="31FAACB8" wp14:editId="30EC77A4">
+            <wp:extent cx="5400040" cy="1875790"/>
+            <wp:effectExtent l="0" t="0" r="0" b="0"/>
+            <wp:docPr id="931510574" name="Imagem 1" descr="Texto&#10;&#10;O conteúdo gerado por IA pode estar incorreto."/>
+            <wp:cNvGraphicFramePr>
+              <a:graphicFrameLocks xmlns:a="http://schemas.openxmlformats.org/drawingml/2006/main" noChangeAspect="1"/>
+            </wp:cNvGraphicFramePr>
+            <a:graphic xmlns:a="http://schemas.openxmlformats.org/drawingml/2006/main">
+              <a:graphicData uri="http://schemas.openxmlformats.org/drawingml/2006/picture">
+                <pic:pic xmlns:pic="http://schemas.openxmlformats.org/drawingml/2006/picture">
+                  <pic:nvPicPr>
+                    <pic:cNvPr id="931510574" name="Imagem 1" descr="Texto&#10;&#10;O conteúdo gerado por IA pode estar incorreto."/>
+                    <pic:cNvPicPr/>
+                  </pic:nvPicPr>
+                  <pic:blipFill>
+                    <a:blip r:embed="rId4"/>
+                    <a:stretch>
+                      <a:fillRect/>
+                    </a:stretch>
+                  </pic:blipFill>
+                  <pic:spPr>
+                    <a:xfrm>
+                      <a:off x="0" y="0"/>
+                      <a:ext cx="5400040" cy="1875790"/>
+                    </a:xfrm>
+                    <a:prstGeom prst="rect">
+                      <a:avLst/>
+                    </a:prstGeom>
+                  </pic:spPr>
+                </pic:pic>
+              </a:graphicData>
+            </a:graphic>
+          </wp:inline>
+        </w:drawing>
+      </w:r>
+    </w:p>
+    <w:p>
+      <w:pPr>
+        <w:spacing w:line="240" w:lineRule="auto"/>
+        <w:rPr>
+          <w:rFonts w:ascii="Times New Roman" w:eastAsia="Times New Roman" w:hAnsi="Times New Roman" w:cs="Times New Roman"/>
+          <w:sz w:val="24"/>
+          <w:szCs w:val="24"/>
+          <w:lang w:eastAsia="pt-BR"/>
+        </w:rPr>
+      </w:pPr>
+      <w:r>
+        <w:rPr>
+          <w:rFonts w:ascii="Calibri" w:eastAsia="Times New Roman" w:hAnsi="Calibri" w:cs="Calibri"/>
+          <w:color w:val="000000"/>
+          <w:sz w:val="24"/>
+          <w:szCs w:val="24"/>
+          <w:lang w:eastAsia="pt-BR"/>
+        </w:rPr>
+        <w:t xml:space="preserve">Pode mandar printar algo em </w:t>
+      </w:r>
+      <w:proofErr w:type="gramStart"/>
+      <w:r>
+        <w:rPr>
+          <w:rFonts w:ascii="Calibri" w:eastAsia="Times New Roman" w:hAnsi="Calibri" w:cs="Calibri"/>
+          <w:color w:val="000000"/>
+          <w:sz w:val="24"/>
+          <w:szCs w:val="24"/>
+          <w:lang w:eastAsia="pt-BR"/>
+        </w:rPr>
+        <w:t>especifico</w:t>
+      </w:r>
+      <w:proofErr w:type="gramEnd"/>
+      <w:r>
+        <w:rPr>
+          <w:rFonts w:ascii="Calibri" w:eastAsia="Times New Roman" w:hAnsi="Calibri" w:cs="Calibri"/>
+          <w:color w:val="000000"/>
+          <w:sz w:val="24"/>
+          <w:szCs w:val="24"/>
+          <w:lang w:eastAsia="pt-BR"/>
+        </w:rPr>
+        <w:t xml:space="preserve"> em uma tupla, utilizando comandos de texto</w:t>
       </w:r>
     </w:p>
     <w:p>
@@ -6210,38 +6677,532 @@
           <w:color w:val="000000"/>
           <w:lang w:eastAsia="pt-BR"/>
         </w:rPr>
+        <w:t>aqui ele vai adicionar o cookie no FINAL da lista</w:t>
+      </w:r>
+    </w:p>
+    <w:p>
+      <w:pPr>
+        <w:spacing w:line="240" w:lineRule="auto"/>
+        <w:rPr>
+          <w:rFonts w:ascii="Times New Roman" w:eastAsia="Times New Roman" w:hAnsi="Times New Roman" w:cs="Times New Roman"/>
+          <w:sz w:val="24"/>
+          <w:szCs w:val="24"/>
+          <w:lang w:eastAsia="pt-BR"/>
+        </w:rPr>
+      </w:pPr>
+      <w:r>
+        <w:rPr>
+          <w:rFonts w:ascii="Calibri" w:eastAsia="Times New Roman" w:hAnsi="Calibri" w:cs="Calibri"/>
+          <w:color w:val="000000"/>
+          <w:lang w:eastAsia="pt-BR"/>
+        </w:rPr>
+        <w:t xml:space="preserve">se você quiser adicionar algo em um local específico basta usar o </w:t>
+      </w:r>
+      <w:proofErr w:type="spellStart"/>
+      <w:r>
+        <w:rPr>
+          <w:rFonts w:ascii="Calibri" w:eastAsia="Times New Roman" w:hAnsi="Calibri" w:cs="Calibri"/>
+          <w:color w:val="000000"/>
+          <w:lang w:eastAsia="pt-BR"/>
+        </w:rPr>
+        <w:t>insert</w:t>
+      </w:r>
+      <w:proofErr w:type="spellEnd"/>
+    </w:p>
+    <w:p>
+      <w:pPr>
+        <w:spacing w:line="240" w:lineRule="auto"/>
+        <w:rPr>
+          <w:rFonts w:ascii="Times New Roman" w:eastAsia="Times New Roman" w:hAnsi="Times New Roman" w:cs="Times New Roman"/>
+          <w:sz w:val="24"/>
+          <w:szCs w:val="24"/>
+          <w:lang w:eastAsia="pt-BR"/>
+        </w:rPr>
+      </w:pPr>
+      <w:proofErr w:type="spellStart"/>
+      <w:r>
+        <w:rPr>
+          <w:rFonts w:ascii="Calibri" w:eastAsia="Times New Roman" w:hAnsi="Calibri" w:cs="Calibri"/>
+          <w:color w:val="000000"/>
+          <w:lang w:eastAsia="pt-BR"/>
+        </w:rPr>
+        <w:t>ex</w:t>
+      </w:r>
+      <w:proofErr w:type="spellEnd"/>
+    </w:p>
+    <w:p>
+      <w:pPr>
+        <w:spacing w:line="240" w:lineRule="auto"/>
+        <w:rPr>
+          <w:rFonts w:ascii="Times New Roman" w:eastAsia="Times New Roman" w:hAnsi="Times New Roman" w:cs="Times New Roman"/>
+          <w:sz w:val="24"/>
+          <w:szCs w:val="24"/>
+          <w:lang w:eastAsia="pt-BR"/>
+        </w:rPr>
+      </w:pPr>
+      <w:proofErr w:type="spellStart"/>
+      <w:proofErr w:type="gramStart"/>
+      <w:r>
+        <w:rPr>
+          <w:rFonts w:ascii="Calibri" w:eastAsia="Times New Roman" w:hAnsi="Calibri" w:cs="Calibri"/>
+          <w:color w:val="000000"/>
+          <w:lang w:eastAsia="pt-BR"/>
+        </w:rPr>
+        <w:t>lanche.insert</w:t>
+      </w:r>
+      <w:proofErr w:type="spellEnd"/>
+      <w:proofErr w:type="gramEnd"/>
+      <w:r>
+        <w:rPr>
+          <w:rFonts w:ascii="Calibri" w:eastAsia="Times New Roman" w:hAnsi="Calibri" w:cs="Calibri"/>
+          <w:color w:val="000000"/>
+          <w:lang w:eastAsia="pt-BR"/>
+        </w:rPr>
+        <w:t>(</w:t>
+      </w:r>
+      <w:proofErr w:type="gramStart"/>
+      <w:r>
+        <w:rPr>
+          <w:rFonts w:ascii="Calibri" w:eastAsia="Times New Roman" w:hAnsi="Calibri" w:cs="Calibri"/>
+          <w:color w:val="000000"/>
+          <w:lang w:eastAsia="pt-BR"/>
+        </w:rPr>
+        <w:t>0,cachorro</w:t>
+      </w:r>
+      <w:proofErr w:type="gramEnd"/>
+      <w:r>
+        <w:rPr>
+          <w:rFonts w:ascii="Calibri" w:eastAsia="Times New Roman" w:hAnsi="Calibri" w:cs="Calibri"/>
+          <w:color w:val="000000"/>
+          <w:lang w:eastAsia="pt-BR"/>
+        </w:rPr>
+        <w:t xml:space="preserve"> quente)</w:t>
+      </w:r>
+    </w:p>
+    <w:p>
+      <w:pPr>
+        <w:spacing w:line="240" w:lineRule="auto"/>
+        <w:rPr>
+          <w:rFonts w:ascii="Times New Roman" w:eastAsia="Times New Roman" w:hAnsi="Times New Roman" w:cs="Times New Roman"/>
+          <w:sz w:val="24"/>
+          <w:szCs w:val="24"/>
+          <w:lang w:eastAsia="pt-BR"/>
+        </w:rPr>
+      </w:pPr>
+      <w:r>
+        <w:rPr>
+          <w:rFonts w:ascii="Calibri" w:eastAsia="Times New Roman" w:hAnsi="Calibri" w:cs="Calibri"/>
+          <w:color w:val="000000"/>
+          <w:lang w:eastAsia="pt-BR"/>
+        </w:rPr>
+        <w:t>ele vai adicionar o cachorro quente na posição 0 e vai “empurrar” o restante da lista</w:t>
+      </w:r>
+    </w:p>
+    <w:p>
+      <w:pPr>
+        <w:spacing w:line="240" w:lineRule="auto"/>
+        <w:rPr>
+          <w:rFonts w:ascii="Times New Roman" w:eastAsia="Times New Roman" w:hAnsi="Times New Roman" w:cs="Times New Roman"/>
+          <w:sz w:val="24"/>
+          <w:szCs w:val="24"/>
+          <w:lang w:eastAsia="pt-BR"/>
+        </w:rPr>
+      </w:pPr>
+      <w:r>
+        <w:rPr>
+          <w:rFonts w:ascii="Calibri" w:eastAsia="Times New Roman" w:hAnsi="Calibri" w:cs="Calibri"/>
+          <w:color w:val="000000"/>
+          <w:lang w:eastAsia="pt-BR"/>
+        </w:rPr>
+        <w:t xml:space="preserve">para apagar elementos na lista basta usar o </w:t>
+      </w:r>
+      <w:proofErr w:type="spellStart"/>
+      <w:r>
+        <w:rPr>
+          <w:rFonts w:ascii="Calibri" w:eastAsia="Times New Roman" w:hAnsi="Calibri" w:cs="Calibri"/>
+          <w:color w:val="000000"/>
+          <w:lang w:eastAsia="pt-BR"/>
+        </w:rPr>
+        <w:t>del</w:t>
+      </w:r>
+      <w:proofErr w:type="spellEnd"/>
+      <w:r>
+        <w:rPr>
+          <w:rFonts w:ascii="Calibri" w:eastAsia="Times New Roman" w:hAnsi="Calibri" w:cs="Calibri"/>
+          <w:color w:val="000000"/>
+          <w:lang w:eastAsia="pt-BR"/>
+        </w:rPr>
+        <w:t xml:space="preserve"> ou </w:t>
+      </w:r>
+      <w:proofErr w:type="gramStart"/>
+      <w:r>
+        <w:rPr>
+          <w:rFonts w:ascii="Calibri" w:eastAsia="Times New Roman" w:hAnsi="Calibri" w:cs="Calibri"/>
+          <w:color w:val="000000"/>
+          <w:lang w:eastAsia="pt-BR"/>
+        </w:rPr>
+        <w:t>pop(</w:t>
+      </w:r>
+      <w:proofErr w:type="gramEnd"/>
+      <w:r>
+        <w:rPr>
+          <w:rFonts w:ascii="Calibri" w:eastAsia="Times New Roman" w:hAnsi="Calibri" w:cs="Calibri"/>
+          <w:color w:val="000000"/>
+          <w:lang w:eastAsia="pt-BR"/>
+        </w:rPr>
+        <w:t xml:space="preserve">normalmente ele é utilizado para eliminar o último </w:t>
+      </w:r>
+      <w:proofErr w:type="gramStart"/>
+      <w:r>
+        <w:rPr>
+          <w:rFonts w:ascii="Calibri" w:eastAsia="Times New Roman" w:hAnsi="Calibri" w:cs="Calibri"/>
+          <w:color w:val="000000"/>
+          <w:lang w:eastAsia="pt-BR"/>
+        </w:rPr>
+        <w:t>elemento</w:t>
+      </w:r>
+      <w:proofErr w:type="gramEnd"/>
+      <w:r>
+        <w:rPr>
+          <w:rFonts w:ascii="Calibri" w:eastAsia="Times New Roman" w:hAnsi="Calibri" w:cs="Calibri"/>
+          <w:color w:val="000000"/>
+          <w:lang w:eastAsia="pt-BR"/>
+        </w:rPr>
+        <w:t xml:space="preserve"> mas você pode especificar utilizando o número da posição entre parênteses (</w:t>
+      </w:r>
+      <w:proofErr w:type="gramStart"/>
+      <w:r>
+        <w:rPr>
+          <w:rFonts w:ascii="Calibri" w:eastAsia="Times New Roman" w:hAnsi="Calibri" w:cs="Calibri"/>
+          <w:color w:val="000000"/>
+          <w:lang w:eastAsia="pt-BR"/>
+        </w:rPr>
+        <w:t>) )</w:t>
+      </w:r>
+      <w:proofErr w:type="gramEnd"/>
+      <w:r>
+        <w:rPr>
+          <w:rFonts w:ascii="Calibri" w:eastAsia="Times New Roman" w:hAnsi="Calibri" w:cs="Calibri"/>
+          <w:color w:val="000000"/>
+          <w:lang w:eastAsia="pt-BR"/>
+        </w:rPr>
+        <w:t xml:space="preserve">, </w:t>
+      </w:r>
+      <w:proofErr w:type="gramStart"/>
+      <w:r>
+        <w:rPr>
+          <w:rFonts w:ascii="Calibri" w:eastAsia="Times New Roman" w:hAnsi="Calibri" w:cs="Calibri"/>
+          <w:color w:val="000000"/>
+          <w:lang w:eastAsia="pt-BR"/>
+        </w:rPr>
+        <w:t>ou .remove( você</w:t>
+      </w:r>
+      <w:proofErr w:type="gramEnd"/>
+      <w:r>
+        <w:rPr>
+          <w:rFonts w:ascii="Calibri" w:eastAsia="Times New Roman" w:hAnsi="Calibri" w:cs="Calibri"/>
+          <w:color w:val="000000"/>
+          <w:lang w:eastAsia="pt-BR"/>
+        </w:rPr>
+        <w:t xml:space="preserve"> pode especificar algo que você vai remover da lista)</w:t>
+      </w:r>
+    </w:p>
+    <w:p>
+      <w:pPr>
+        <w:spacing w:line="240" w:lineRule="auto"/>
+        <w:rPr>
+          <w:rFonts w:ascii="Times New Roman" w:eastAsia="Times New Roman" w:hAnsi="Times New Roman" w:cs="Times New Roman"/>
+          <w:sz w:val="24"/>
+          <w:szCs w:val="24"/>
+          <w:lang w:eastAsia="pt-BR"/>
+        </w:rPr>
+      </w:pPr>
+      <w:proofErr w:type="spellStart"/>
+      <w:r>
+        <w:rPr>
+          <w:rFonts w:ascii="Calibri" w:eastAsia="Times New Roman" w:hAnsi="Calibri" w:cs="Calibri"/>
+          <w:color w:val="000000"/>
+          <w:lang w:eastAsia="pt-BR"/>
+        </w:rPr>
+        <w:t>ex</w:t>
+      </w:r>
+      <w:proofErr w:type="spellEnd"/>
+      <w:r>
+        <w:rPr>
+          <w:rFonts w:ascii="Calibri" w:eastAsia="Times New Roman" w:hAnsi="Calibri" w:cs="Calibri"/>
+          <w:color w:val="000000"/>
+          <w:lang w:eastAsia="pt-BR"/>
+        </w:rPr>
+        <w:t>:</w:t>
+      </w:r>
+    </w:p>
+    <w:p>
+      <w:pPr>
+        <w:spacing w:line="240" w:lineRule="auto"/>
+        <w:rPr>
+          <w:rFonts w:ascii="Times New Roman" w:eastAsia="Times New Roman" w:hAnsi="Times New Roman" w:cs="Times New Roman"/>
+          <w:sz w:val="24"/>
+          <w:szCs w:val="24"/>
+          <w:lang w:eastAsia="pt-BR"/>
+        </w:rPr>
+      </w:pPr>
+      <w:proofErr w:type="spellStart"/>
+      <w:r>
+        <w:rPr>
+          <w:rFonts w:ascii="Calibri" w:eastAsia="Times New Roman" w:hAnsi="Calibri" w:cs="Calibri"/>
+          <w:color w:val="000000"/>
+          <w:lang w:eastAsia="pt-BR"/>
+        </w:rPr>
+        <w:t>del</w:t>
+      </w:r>
+      <w:proofErr w:type="spellEnd"/>
+      <w:r>
+        <w:rPr>
+          <w:rFonts w:ascii="Calibri" w:eastAsia="Times New Roman" w:hAnsi="Calibri" w:cs="Calibri"/>
+          <w:color w:val="000000"/>
+          <w:lang w:eastAsia="pt-BR"/>
+        </w:rPr>
+        <w:t xml:space="preserve"> </w:t>
+      </w:r>
+      <w:proofErr w:type="gramStart"/>
+      <w:r>
+        <w:rPr>
+          <w:rFonts w:ascii="Calibri" w:eastAsia="Times New Roman" w:hAnsi="Calibri" w:cs="Calibri"/>
+          <w:color w:val="000000"/>
+          <w:lang w:eastAsia="pt-BR"/>
+        </w:rPr>
+        <w:t>lanche[</w:t>
+      </w:r>
+      <w:proofErr w:type="gramEnd"/>
+      <w:r>
+        <w:rPr>
+          <w:rFonts w:ascii="Calibri" w:eastAsia="Times New Roman" w:hAnsi="Calibri" w:cs="Calibri"/>
+          <w:color w:val="000000"/>
+          <w:lang w:eastAsia="pt-BR"/>
+        </w:rPr>
+        <w:t>3]</w:t>
+      </w:r>
+    </w:p>
+    <w:p>
+      <w:pPr>
+        <w:spacing w:line="240" w:lineRule="auto"/>
+        <w:rPr>
+          <w:rFonts w:ascii="Times New Roman" w:eastAsia="Times New Roman" w:hAnsi="Times New Roman" w:cs="Times New Roman"/>
+          <w:sz w:val="24"/>
+          <w:szCs w:val="24"/>
+          <w:lang w:eastAsia="pt-BR"/>
+        </w:rPr>
+      </w:pPr>
+      <w:r>
+        <w:rPr>
+          <w:rFonts w:ascii="Calibri" w:eastAsia="Times New Roman" w:hAnsi="Calibri" w:cs="Calibri"/>
+          <w:color w:val="000000"/>
+          <w:lang w:eastAsia="pt-BR"/>
+        </w:rPr>
+        <w:t>ou </w:t>
+      </w:r>
+    </w:p>
+    <w:p>
+      <w:pPr>
+        <w:spacing w:line="240" w:lineRule="auto"/>
+        <w:rPr>
+          <w:rFonts w:ascii="Times New Roman" w:eastAsia="Times New Roman" w:hAnsi="Times New Roman" w:cs="Times New Roman"/>
+          <w:sz w:val="24"/>
+          <w:szCs w:val="24"/>
+          <w:lang w:eastAsia="pt-BR"/>
+        </w:rPr>
+      </w:pPr>
+      <w:proofErr w:type="spellStart"/>
+      <w:proofErr w:type="gramStart"/>
+      <w:r>
+        <w:rPr>
+          <w:rFonts w:ascii="Calibri" w:eastAsia="Times New Roman" w:hAnsi="Calibri" w:cs="Calibri"/>
+          <w:color w:val="000000"/>
+          <w:lang w:eastAsia="pt-BR"/>
+        </w:rPr>
+        <w:t>lanche.pop</w:t>
+      </w:r>
+      <w:proofErr w:type="spellEnd"/>
+      <w:r>
+        <w:rPr>
+          <w:rFonts w:ascii="Calibri" w:eastAsia="Times New Roman" w:hAnsi="Calibri" w:cs="Calibri"/>
+          <w:color w:val="000000"/>
+          <w:lang w:eastAsia="pt-BR"/>
+        </w:rPr>
+        <w:t>(</w:t>
+      </w:r>
+      <w:proofErr w:type="gramEnd"/>
+      <w:r>
+        <w:rPr>
+          <w:rFonts w:ascii="Calibri" w:eastAsia="Times New Roman" w:hAnsi="Calibri" w:cs="Calibri"/>
+          <w:color w:val="000000"/>
+          <w:lang w:eastAsia="pt-BR"/>
+        </w:rPr>
+        <w:t xml:space="preserve">3) neste caso se </w:t>
+      </w:r>
+      <w:proofErr w:type="spellStart"/>
+      <w:r>
+        <w:rPr>
+          <w:rFonts w:ascii="Calibri" w:eastAsia="Times New Roman" w:hAnsi="Calibri" w:cs="Calibri"/>
+          <w:color w:val="000000"/>
+          <w:lang w:eastAsia="pt-BR"/>
+        </w:rPr>
+        <w:t>voce</w:t>
+      </w:r>
+      <w:proofErr w:type="spellEnd"/>
+      <w:r>
+        <w:rPr>
+          <w:rFonts w:ascii="Calibri" w:eastAsia="Times New Roman" w:hAnsi="Calibri" w:cs="Calibri"/>
+          <w:color w:val="000000"/>
+          <w:lang w:eastAsia="pt-BR"/>
+        </w:rPr>
+        <w:t xml:space="preserve"> não colocar nada dentro do </w:t>
+      </w:r>
+      <w:proofErr w:type="spellStart"/>
+      <w:r>
+        <w:rPr>
+          <w:rFonts w:ascii="Calibri" w:eastAsia="Times New Roman" w:hAnsi="Calibri" w:cs="Calibri"/>
+          <w:color w:val="000000"/>
+          <w:lang w:eastAsia="pt-BR"/>
+        </w:rPr>
+        <w:t>parenteses</w:t>
+      </w:r>
+      <w:proofErr w:type="spellEnd"/>
+      <w:r>
+        <w:rPr>
+          <w:rFonts w:ascii="Calibri" w:eastAsia="Times New Roman" w:hAnsi="Calibri" w:cs="Calibri"/>
+          <w:color w:val="000000"/>
+          <w:lang w:eastAsia="pt-BR"/>
+        </w:rPr>
+        <w:t xml:space="preserve"> ele vai remover o </w:t>
+      </w:r>
+      <w:proofErr w:type="spellStart"/>
+      <w:proofErr w:type="gramStart"/>
+      <w:r>
+        <w:rPr>
+          <w:rFonts w:ascii="Calibri" w:eastAsia="Times New Roman" w:hAnsi="Calibri" w:cs="Calibri"/>
+          <w:color w:val="000000"/>
+          <w:lang w:eastAsia="pt-BR"/>
+        </w:rPr>
+        <w:t>ultimo</w:t>
+      </w:r>
+      <w:proofErr w:type="spellEnd"/>
+      <w:proofErr w:type="gramEnd"/>
+      <w:r>
+        <w:rPr>
+          <w:rFonts w:ascii="Calibri" w:eastAsia="Times New Roman" w:hAnsi="Calibri" w:cs="Calibri"/>
+          <w:color w:val="000000"/>
+          <w:lang w:eastAsia="pt-BR"/>
+        </w:rPr>
+        <w:t xml:space="preserve"> elemento da lista</w:t>
+      </w:r>
+    </w:p>
+    <w:p>
+      <w:pPr>
+        <w:spacing w:line="240" w:lineRule="auto"/>
+        <w:rPr>
+          <w:rFonts w:ascii="Times New Roman" w:eastAsia="Times New Roman" w:hAnsi="Times New Roman" w:cs="Times New Roman"/>
+          <w:sz w:val="24"/>
+          <w:szCs w:val="24"/>
+          <w:lang w:eastAsia="pt-BR"/>
+        </w:rPr>
+      </w:pPr>
+      <w:r>
+        <w:rPr>
+          <w:rFonts w:ascii="Calibri" w:eastAsia="Times New Roman" w:hAnsi="Calibri" w:cs="Calibri"/>
+          <w:color w:val="000000"/>
+          <w:lang w:eastAsia="pt-BR"/>
+        </w:rPr>
+        <w:t>ou </w:t>
+      </w:r>
+    </w:p>
+    <w:p>
+      <w:pPr>
+        <w:spacing w:line="240" w:lineRule="auto"/>
+        <w:rPr>
+          <w:rFonts w:ascii="Times New Roman" w:eastAsia="Times New Roman" w:hAnsi="Times New Roman" w:cs="Times New Roman"/>
+          <w:sz w:val="24"/>
+          <w:szCs w:val="24"/>
+          <w:lang w:eastAsia="pt-BR"/>
+        </w:rPr>
+      </w:pPr>
+      <w:proofErr w:type="spellStart"/>
+      <w:proofErr w:type="gramStart"/>
+      <w:r>
+        <w:rPr>
+          <w:rFonts w:ascii="Calibri" w:eastAsia="Times New Roman" w:hAnsi="Calibri" w:cs="Calibri"/>
+          <w:color w:val="000000"/>
+          <w:lang w:eastAsia="pt-BR"/>
+        </w:rPr>
+        <w:t>lanche.remove</w:t>
+      </w:r>
+      <w:proofErr w:type="spellEnd"/>
+      <w:proofErr w:type="gramEnd"/>
+      <w:r>
+        <w:rPr>
+          <w:rFonts w:ascii="Calibri" w:eastAsia="Times New Roman" w:hAnsi="Calibri" w:cs="Calibri"/>
+          <w:color w:val="000000"/>
+          <w:lang w:eastAsia="pt-BR"/>
+        </w:rPr>
+        <w:t>(‘pizza’)</w:t>
+      </w:r>
+    </w:p>
+    <w:p>
+      <w:pPr>
+        <w:spacing w:line="240" w:lineRule="auto"/>
+        <w:rPr>
+          <w:rFonts w:ascii="Times New Roman" w:eastAsia="Times New Roman" w:hAnsi="Times New Roman" w:cs="Times New Roman"/>
+          <w:sz w:val="24"/>
+          <w:szCs w:val="24"/>
+          <w:lang w:eastAsia="pt-BR"/>
+        </w:rPr>
+      </w:pPr>
+      <w:r>
+        <w:rPr>
+          <w:rFonts w:ascii="Calibri" w:eastAsia="Times New Roman" w:hAnsi="Calibri" w:cs="Calibri"/>
+          <w:color w:val="000000"/>
+          <w:lang w:eastAsia="pt-BR"/>
+        </w:rPr>
         <w:lastRenderedPageBreak/>
-        <w:t>aqui ele vai adicionar o cookie no FINAL da lista</w:t>
-      </w:r>
-    </w:p>
-    <w:p>
-      <w:pPr>
-        <w:spacing w:line="240" w:lineRule="auto"/>
-        <w:rPr>
-          <w:rFonts w:ascii="Times New Roman" w:eastAsia="Times New Roman" w:hAnsi="Times New Roman" w:cs="Times New Roman"/>
-          <w:sz w:val="24"/>
-          <w:szCs w:val="24"/>
-          <w:lang w:eastAsia="pt-BR"/>
-        </w:rPr>
-      </w:pPr>
-      <w:r>
-        <w:rPr>
-          <w:rFonts w:ascii="Calibri" w:eastAsia="Times New Roman" w:hAnsi="Calibri" w:cs="Calibri"/>
-          <w:color w:val="000000"/>
-          <w:lang w:eastAsia="pt-BR"/>
-        </w:rPr>
-        <w:t xml:space="preserve">se você quiser adicionar algo em um local específico basta usar o </w:t>
-      </w:r>
-      <w:proofErr w:type="spellStart"/>
-      <w:r>
-        <w:rPr>
-          <w:rFonts w:ascii="Calibri" w:eastAsia="Times New Roman" w:hAnsi="Calibri" w:cs="Calibri"/>
-          <w:color w:val="000000"/>
-          <w:lang w:eastAsia="pt-BR"/>
-        </w:rPr>
-        <w:t>insert</w:t>
-      </w:r>
-      <w:proofErr w:type="spellEnd"/>
+        <w:t>nesses 3 casos vai remover a pizza</w:t>
+      </w:r>
+    </w:p>
+    <w:p>
+      <w:pPr>
+        <w:spacing w:line="240" w:lineRule="auto"/>
+        <w:rPr>
+          <w:rFonts w:ascii="Times New Roman" w:eastAsia="Times New Roman" w:hAnsi="Times New Roman" w:cs="Times New Roman"/>
+          <w:sz w:val="24"/>
+          <w:szCs w:val="24"/>
+          <w:lang w:eastAsia="pt-BR"/>
+        </w:rPr>
+      </w:pPr>
+      <w:r>
+        <w:rPr>
+          <w:rFonts w:ascii="Calibri" w:eastAsia="Times New Roman" w:hAnsi="Calibri" w:cs="Calibri"/>
+          <w:color w:val="000000"/>
+          <w:lang w:eastAsia="pt-BR"/>
+        </w:rPr>
+        <w:t xml:space="preserve">o recomendado é utilizar o </w:t>
+      </w:r>
+      <w:proofErr w:type="spellStart"/>
+      <w:r>
+        <w:rPr>
+          <w:rFonts w:ascii="Calibri" w:eastAsia="Times New Roman" w:hAnsi="Calibri" w:cs="Calibri"/>
+          <w:color w:val="000000"/>
+          <w:lang w:eastAsia="pt-BR"/>
+        </w:rPr>
+        <w:t>if</w:t>
+      </w:r>
+      <w:proofErr w:type="spellEnd"/>
+      <w:r>
+        <w:rPr>
+          <w:rFonts w:ascii="Calibri" w:eastAsia="Times New Roman" w:hAnsi="Calibri" w:cs="Calibri"/>
+          <w:color w:val="000000"/>
+          <w:lang w:eastAsia="pt-BR"/>
+        </w:rPr>
+        <w:t xml:space="preserve"> porque caso não exista ele vai dar erro</w:t>
+      </w:r>
     </w:p>
     <w:p>
       <w:pPr>
@@ -6263,18 +7224,154 @@
         <w:t>ex</w:t>
       </w:r>
       <w:proofErr w:type="spellEnd"/>
-    </w:p>
-    <w:p>
-      <w:pPr>
-        <w:spacing w:line="240" w:lineRule="auto"/>
-        <w:rPr>
-          <w:rFonts w:ascii="Times New Roman" w:eastAsia="Times New Roman" w:hAnsi="Times New Roman" w:cs="Times New Roman"/>
-          <w:sz w:val="24"/>
-          <w:szCs w:val="24"/>
-          <w:lang w:eastAsia="pt-BR"/>
-        </w:rPr>
-      </w:pPr>
-      <w:proofErr w:type="spellStart"/>
+      <w:r>
+        <w:rPr>
+          <w:rFonts w:ascii="Calibri" w:eastAsia="Times New Roman" w:hAnsi="Calibri" w:cs="Calibri"/>
+          <w:color w:val="000000"/>
+          <w:lang w:eastAsia="pt-BR"/>
+        </w:rPr>
+        <w:t>: </w:t>
+      </w:r>
+    </w:p>
+    <w:p>
+      <w:pPr>
+        <w:spacing w:line="240" w:lineRule="auto"/>
+        <w:rPr>
+          <w:rFonts w:ascii="Times New Roman" w:eastAsia="Times New Roman" w:hAnsi="Times New Roman" w:cs="Times New Roman"/>
+          <w:sz w:val="24"/>
+          <w:szCs w:val="24"/>
+          <w:lang w:eastAsia="pt-BR"/>
+        </w:rPr>
+      </w:pPr>
+      <w:proofErr w:type="spellStart"/>
+      <w:r>
+        <w:rPr>
+          <w:rFonts w:ascii="Calibri" w:eastAsia="Times New Roman" w:hAnsi="Calibri" w:cs="Calibri"/>
+          <w:color w:val="000000"/>
+          <w:lang w:eastAsia="pt-BR"/>
+        </w:rPr>
+        <w:t>if</w:t>
+      </w:r>
+      <w:proofErr w:type="spellEnd"/>
+      <w:r>
+        <w:rPr>
+          <w:rFonts w:ascii="Calibri" w:eastAsia="Times New Roman" w:hAnsi="Calibri" w:cs="Calibri"/>
+          <w:color w:val="000000"/>
+          <w:lang w:eastAsia="pt-BR"/>
+        </w:rPr>
+        <w:t xml:space="preserve"> ‘ELEMENTO’ in ‘nome da lista’:</w:t>
+      </w:r>
+    </w:p>
+    <w:p>
+      <w:pPr>
+        <w:spacing w:line="240" w:lineRule="auto"/>
+        <w:rPr>
+          <w:rFonts w:ascii="Times New Roman" w:eastAsia="Times New Roman" w:hAnsi="Times New Roman" w:cs="Times New Roman"/>
+          <w:sz w:val="24"/>
+          <w:szCs w:val="24"/>
+          <w:lang w:eastAsia="pt-BR"/>
+        </w:rPr>
+      </w:pPr>
+      <w:r>
+        <w:rPr>
+          <w:rFonts w:ascii="Calibri" w:eastAsia="Times New Roman" w:hAnsi="Calibri" w:cs="Calibri"/>
+          <w:color w:val="000000"/>
+          <w:lang w:eastAsia="pt-BR"/>
+        </w:rPr>
+        <w:tab/>
+      </w:r>
+      <w:proofErr w:type="spellStart"/>
+      <w:r>
+        <w:rPr>
+          <w:rFonts w:ascii="Calibri" w:eastAsia="Times New Roman" w:hAnsi="Calibri" w:cs="Calibri"/>
+          <w:color w:val="000000"/>
+          <w:lang w:eastAsia="pt-BR"/>
+        </w:rPr>
+        <w:t>xxx.remove</w:t>
+      </w:r>
+      <w:proofErr w:type="spellEnd"/>
+      <w:r>
+        <w:rPr>
+          <w:rFonts w:ascii="Calibri" w:eastAsia="Times New Roman" w:hAnsi="Calibri" w:cs="Calibri"/>
+          <w:color w:val="000000"/>
+          <w:lang w:eastAsia="pt-BR"/>
+        </w:rPr>
+        <w:t>(‘elemento’)</w:t>
+      </w:r>
+    </w:p>
+    <w:p>
+      <w:pPr>
+        <w:spacing w:line="240" w:lineRule="auto"/>
+        <w:rPr>
+          <w:rFonts w:ascii="Times New Roman" w:eastAsia="Times New Roman" w:hAnsi="Times New Roman" w:cs="Times New Roman"/>
+          <w:sz w:val="24"/>
+          <w:szCs w:val="24"/>
+          <w:lang w:eastAsia="pt-BR"/>
+        </w:rPr>
+      </w:pPr>
+      <w:r>
+        <w:rPr>
+          <w:rFonts w:ascii="Calibri" w:eastAsia="Times New Roman" w:hAnsi="Calibri" w:cs="Calibri"/>
+          <w:color w:val="000000"/>
+          <w:lang w:eastAsia="pt-BR"/>
+        </w:rPr>
+        <w:t xml:space="preserve">Você pode criar listas com range </w:t>
+      </w:r>
+      <w:proofErr w:type="spellStart"/>
+      <w:r>
+        <w:rPr>
+          <w:rFonts w:ascii="Calibri" w:eastAsia="Times New Roman" w:hAnsi="Calibri" w:cs="Calibri"/>
+          <w:color w:val="000000"/>
+          <w:lang w:eastAsia="pt-BR"/>
+        </w:rPr>
+        <w:t>ex</w:t>
+      </w:r>
+      <w:proofErr w:type="spellEnd"/>
+      <w:r>
+        <w:rPr>
+          <w:rFonts w:ascii="Calibri" w:eastAsia="Times New Roman" w:hAnsi="Calibri" w:cs="Calibri"/>
+          <w:color w:val="000000"/>
+          <w:lang w:eastAsia="pt-BR"/>
+        </w:rPr>
+        <w:t>:</w:t>
+      </w:r>
+    </w:p>
+    <w:p>
+      <w:pPr>
+        <w:spacing w:line="240" w:lineRule="auto"/>
+        <w:rPr>
+          <w:rFonts w:ascii="Times New Roman" w:eastAsia="Times New Roman" w:hAnsi="Times New Roman" w:cs="Times New Roman"/>
+          <w:sz w:val="24"/>
+          <w:szCs w:val="24"/>
+          <w:lang w:eastAsia="pt-BR"/>
+        </w:rPr>
+      </w:pPr>
+      <w:r>
+        <w:rPr>
+          <w:rFonts w:ascii="Calibri" w:eastAsia="Times New Roman" w:hAnsi="Calibri" w:cs="Calibri"/>
+          <w:color w:val="000000"/>
+          <w:lang w:eastAsia="pt-BR"/>
+        </w:rPr>
+        <w:t xml:space="preserve">valores = </w:t>
+      </w:r>
+      <w:proofErr w:type="spellStart"/>
+      <w:r>
+        <w:rPr>
+          <w:rFonts w:ascii="Calibri" w:eastAsia="Times New Roman" w:hAnsi="Calibri" w:cs="Calibri"/>
+          <w:color w:val="000000"/>
+          <w:lang w:eastAsia="pt-BR"/>
+        </w:rPr>
+        <w:t>list</w:t>
+      </w:r>
+      <w:proofErr w:type="spellEnd"/>
+      <w:r>
+        <w:rPr>
+          <w:rFonts w:ascii="Calibri" w:eastAsia="Times New Roman" w:hAnsi="Calibri" w:cs="Calibri"/>
+          <w:color w:val="000000"/>
+          <w:lang w:eastAsia="pt-BR"/>
+        </w:rPr>
+        <w:t>(</w:t>
+      </w:r>
       <w:proofErr w:type="gramStart"/>
       <w:r>
         <w:rPr>
@@ -6282,9 +7379,8 @@
           <w:color w:val="000000"/>
           <w:lang w:eastAsia="pt-BR"/>
         </w:rPr>
-        <w:t>lanche.insert</w:t>
-      </w:r>
-      <w:proofErr w:type="spellEnd"/>
+        <w:t>range(</w:t>
+      </w:r>
       <w:proofErr w:type="gramEnd"/>
       <w:r>
         <w:rPr>
@@ -6292,1159 +7388,867 @@
           <w:color w:val="000000"/>
           <w:lang w:eastAsia="pt-BR"/>
         </w:rPr>
-        <w:t>(0,cachorro quente)</w:t>
-      </w:r>
-    </w:p>
-    <w:p>
-      <w:pPr>
-        <w:spacing w:line="240" w:lineRule="auto"/>
-        <w:rPr>
-          <w:rFonts w:ascii="Times New Roman" w:eastAsia="Times New Roman" w:hAnsi="Times New Roman" w:cs="Times New Roman"/>
-          <w:sz w:val="24"/>
-          <w:szCs w:val="24"/>
-          <w:lang w:eastAsia="pt-BR"/>
-        </w:rPr>
-      </w:pPr>
-      <w:r>
-        <w:rPr>
-          <w:rFonts w:ascii="Calibri" w:eastAsia="Times New Roman" w:hAnsi="Calibri" w:cs="Calibri"/>
-          <w:color w:val="000000"/>
-          <w:lang w:eastAsia="pt-BR"/>
-        </w:rPr>
-        <w:t>ele vai adicionar o cachorro quente na posição 0 e vai “empurrar” o restante da lista</w:t>
-      </w:r>
-    </w:p>
-    <w:p>
-      <w:pPr>
-        <w:spacing w:line="240" w:lineRule="auto"/>
-        <w:rPr>
-          <w:rFonts w:ascii="Times New Roman" w:eastAsia="Times New Roman" w:hAnsi="Times New Roman" w:cs="Times New Roman"/>
-          <w:sz w:val="24"/>
-          <w:szCs w:val="24"/>
-          <w:lang w:eastAsia="pt-BR"/>
-        </w:rPr>
-      </w:pPr>
-      <w:r>
-        <w:rPr>
-          <w:rFonts w:ascii="Calibri" w:eastAsia="Times New Roman" w:hAnsi="Calibri" w:cs="Calibri"/>
-          <w:color w:val="000000"/>
-          <w:lang w:eastAsia="pt-BR"/>
-        </w:rPr>
-        <w:t xml:space="preserve">para apagar elementos na lista basta usar o </w:t>
-      </w:r>
-      <w:proofErr w:type="spellStart"/>
-      <w:r>
-        <w:rPr>
-          <w:rFonts w:ascii="Calibri" w:eastAsia="Times New Roman" w:hAnsi="Calibri" w:cs="Calibri"/>
-          <w:color w:val="000000"/>
-          <w:lang w:eastAsia="pt-BR"/>
-        </w:rPr>
+        <w:t xml:space="preserve">4,11)) ele vai criar uma lista do 4 até o 10 lembrando q o </w:t>
+      </w:r>
+      <w:proofErr w:type="spellStart"/>
+      <w:proofErr w:type="gramStart"/>
+      <w:r>
+        <w:rPr>
+          <w:rFonts w:ascii="Calibri" w:eastAsia="Times New Roman" w:hAnsi="Calibri" w:cs="Calibri"/>
+          <w:color w:val="000000"/>
+          <w:lang w:eastAsia="pt-BR"/>
+        </w:rPr>
+        <w:t>ultimo</w:t>
+      </w:r>
+      <w:proofErr w:type="spellEnd"/>
+      <w:proofErr w:type="gramEnd"/>
+      <w:r>
+        <w:rPr>
+          <w:rFonts w:ascii="Calibri" w:eastAsia="Times New Roman" w:hAnsi="Calibri" w:cs="Calibri"/>
+          <w:color w:val="000000"/>
+          <w:lang w:eastAsia="pt-BR"/>
+        </w:rPr>
+        <w:t xml:space="preserve"> elemento é eliminado</w:t>
+      </w:r>
+    </w:p>
+    <w:p>
+      <w:pPr>
+        <w:spacing w:line="240" w:lineRule="auto"/>
+        <w:rPr>
+          <w:rFonts w:ascii="Times New Roman" w:eastAsia="Times New Roman" w:hAnsi="Times New Roman" w:cs="Times New Roman"/>
+          <w:sz w:val="24"/>
+          <w:szCs w:val="24"/>
+          <w:lang w:eastAsia="pt-BR"/>
+        </w:rPr>
+      </w:pPr>
+      <w:r>
+        <w:rPr>
+          <w:rFonts w:ascii="Calibri" w:eastAsia="Times New Roman" w:hAnsi="Calibri" w:cs="Calibri"/>
+          <w:color w:val="000000"/>
+          <w:lang w:eastAsia="pt-BR"/>
+        </w:rPr>
+        <w:t>se quiser colocar os elementos em ordem basta usar o nome_da_</w:t>
+      </w:r>
+      <w:proofErr w:type="spellStart"/>
+      <w:proofErr w:type="gramStart"/>
+      <w:r>
+        <w:rPr>
+          <w:rFonts w:ascii="Calibri" w:eastAsia="Times New Roman" w:hAnsi="Calibri" w:cs="Calibri"/>
+          <w:color w:val="000000"/>
+          <w:lang w:eastAsia="pt-BR"/>
+        </w:rPr>
+        <w:t>variavel</w:t>
+      </w:r>
+      <w:proofErr w:type="spellEnd"/>
+      <w:r>
+        <w:rPr>
+          <w:rFonts w:ascii="Calibri" w:eastAsia="Times New Roman" w:hAnsi="Calibri" w:cs="Calibri"/>
+          <w:color w:val="000000"/>
+          <w:lang w:eastAsia="pt-BR"/>
+        </w:rPr>
+        <w:t>..</w:t>
+      </w:r>
+      <w:proofErr w:type="spellStart"/>
+      <w:r>
+        <w:rPr>
+          <w:rFonts w:ascii="Calibri" w:eastAsia="Times New Roman" w:hAnsi="Calibri" w:cs="Calibri"/>
+          <w:color w:val="000000"/>
+          <w:lang w:eastAsia="pt-BR"/>
+        </w:rPr>
+        <w:t>sort</w:t>
+      </w:r>
+      <w:proofErr w:type="spellEnd"/>
+      <w:r>
+        <w:rPr>
+          <w:rFonts w:ascii="Calibri" w:eastAsia="Times New Roman" w:hAnsi="Calibri" w:cs="Calibri"/>
+          <w:color w:val="000000"/>
+          <w:lang w:eastAsia="pt-BR"/>
+        </w:rPr>
+        <w:t>(</w:t>
+      </w:r>
+      <w:proofErr w:type="gramEnd"/>
+      <w:r>
+        <w:rPr>
+          <w:rFonts w:ascii="Calibri" w:eastAsia="Times New Roman" w:hAnsi="Calibri" w:cs="Calibri"/>
+          <w:color w:val="000000"/>
+          <w:lang w:eastAsia="pt-BR"/>
+        </w:rPr>
+        <w:t>)</w:t>
+      </w:r>
+    </w:p>
+    <w:p>
+      <w:pPr>
+        <w:spacing w:line="240" w:lineRule="auto"/>
+        <w:rPr>
+          <w:rFonts w:ascii="Times New Roman" w:eastAsia="Times New Roman" w:hAnsi="Times New Roman" w:cs="Times New Roman"/>
+          <w:sz w:val="24"/>
+          <w:szCs w:val="24"/>
+          <w:lang w:eastAsia="pt-BR"/>
+        </w:rPr>
+      </w:pPr>
+      <w:r>
+        <w:rPr>
+          <w:rFonts w:ascii="Calibri" w:eastAsia="Times New Roman" w:hAnsi="Calibri" w:cs="Calibri"/>
+          <w:color w:val="000000"/>
+          <w:lang w:eastAsia="pt-BR"/>
+        </w:rPr>
+        <w:t xml:space="preserve">se quiser em ordem ao </w:t>
+      </w:r>
+      <w:proofErr w:type="spellStart"/>
+      <w:r>
+        <w:rPr>
+          <w:rFonts w:ascii="Calibri" w:eastAsia="Times New Roman" w:hAnsi="Calibri" w:cs="Calibri"/>
+          <w:color w:val="000000"/>
+          <w:lang w:eastAsia="pt-BR"/>
+        </w:rPr>
+        <w:t>contrario</w:t>
+      </w:r>
+      <w:proofErr w:type="spellEnd"/>
+      <w:r>
+        <w:rPr>
+          <w:rFonts w:ascii="Calibri" w:eastAsia="Times New Roman" w:hAnsi="Calibri" w:cs="Calibri"/>
+          <w:color w:val="000000"/>
+          <w:lang w:eastAsia="pt-BR"/>
+        </w:rPr>
+        <w:t>, decrescente basta usar o reverse=</w:t>
+      </w:r>
+      <w:proofErr w:type="spellStart"/>
+      <w:r>
+        <w:rPr>
+          <w:rFonts w:ascii="Calibri" w:eastAsia="Times New Roman" w:hAnsi="Calibri" w:cs="Calibri"/>
+          <w:color w:val="000000"/>
+          <w:lang w:eastAsia="pt-BR"/>
+        </w:rPr>
+        <w:t>True</w:t>
+      </w:r>
+      <w:proofErr w:type="spellEnd"/>
+    </w:p>
+    <w:p>
+      <w:pPr>
+        <w:spacing w:line="240" w:lineRule="auto"/>
+        <w:rPr>
+          <w:rFonts w:ascii="Times New Roman" w:eastAsia="Times New Roman" w:hAnsi="Times New Roman" w:cs="Times New Roman"/>
+          <w:sz w:val="24"/>
+          <w:szCs w:val="24"/>
+          <w:lang w:eastAsia="pt-BR"/>
+        </w:rPr>
+      </w:pPr>
+      <w:proofErr w:type="spellStart"/>
+      <w:r>
+        <w:rPr>
+          <w:rFonts w:ascii="Calibri" w:eastAsia="Times New Roman" w:hAnsi="Calibri" w:cs="Calibri"/>
+          <w:color w:val="000000"/>
+          <w:lang w:eastAsia="pt-BR"/>
+        </w:rPr>
+        <w:t>nome_da_</w:t>
+      </w:r>
+      <w:proofErr w:type="gramStart"/>
+      <w:r>
+        <w:rPr>
+          <w:rFonts w:ascii="Calibri" w:eastAsia="Times New Roman" w:hAnsi="Calibri" w:cs="Calibri"/>
+          <w:color w:val="000000"/>
+          <w:lang w:eastAsia="pt-BR"/>
+        </w:rPr>
+        <w:t>variavel.sort</w:t>
+      </w:r>
+      <w:proofErr w:type="spellEnd"/>
+      <w:proofErr w:type="gramEnd"/>
+      <w:r>
+        <w:rPr>
+          <w:rFonts w:ascii="Calibri" w:eastAsia="Times New Roman" w:hAnsi="Calibri" w:cs="Calibri"/>
+          <w:color w:val="000000"/>
+          <w:lang w:eastAsia="pt-BR"/>
+        </w:rPr>
+        <w:t>(reverse=</w:t>
+      </w:r>
+      <w:proofErr w:type="spellStart"/>
+      <w:r>
+        <w:rPr>
+          <w:rFonts w:ascii="Calibri" w:eastAsia="Times New Roman" w:hAnsi="Calibri" w:cs="Calibri"/>
+          <w:color w:val="000000"/>
+          <w:lang w:eastAsia="pt-BR"/>
+        </w:rPr>
+        <w:t>True</w:t>
+      </w:r>
+      <w:proofErr w:type="spellEnd"/>
+      <w:r>
+        <w:rPr>
+          <w:rFonts w:ascii="Calibri" w:eastAsia="Times New Roman" w:hAnsi="Calibri" w:cs="Calibri"/>
+          <w:color w:val="000000"/>
+          <w:lang w:eastAsia="pt-BR"/>
+        </w:rPr>
+        <w:t>)</w:t>
+      </w:r>
+    </w:p>
+    <w:p>
+      <w:pPr>
+        <w:spacing w:line="240" w:lineRule="auto"/>
+        <w:rPr>
+          <w:rFonts w:ascii="Times New Roman" w:eastAsia="Times New Roman" w:hAnsi="Times New Roman" w:cs="Times New Roman"/>
+          <w:sz w:val="24"/>
+          <w:szCs w:val="24"/>
+          <w:lang w:eastAsia="pt-BR"/>
+        </w:rPr>
+      </w:pPr>
+      <w:r>
+        <w:rPr>
+          <w:rFonts w:ascii="Calibri" w:eastAsia="Times New Roman" w:hAnsi="Calibri" w:cs="Calibri"/>
+          <w:color w:val="000000"/>
+          <w:lang w:eastAsia="pt-BR"/>
+        </w:rPr>
+        <w:t xml:space="preserve">para saber o tamanho de uma lista basta usar o </w:t>
+      </w:r>
+      <w:proofErr w:type="spellStart"/>
+      <w:proofErr w:type="gramStart"/>
+      <w:r>
+        <w:rPr>
+          <w:rFonts w:ascii="Calibri" w:eastAsia="Times New Roman" w:hAnsi="Calibri" w:cs="Calibri"/>
+          <w:color w:val="000000"/>
+          <w:lang w:eastAsia="pt-BR"/>
+        </w:rPr>
+        <w:t>len</w:t>
+      </w:r>
+      <w:proofErr w:type="spellEnd"/>
+      <w:r>
+        <w:rPr>
+          <w:rFonts w:ascii="Calibri" w:eastAsia="Times New Roman" w:hAnsi="Calibri" w:cs="Calibri"/>
+          <w:color w:val="000000"/>
+          <w:lang w:eastAsia="pt-BR"/>
+        </w:rPr>
+        <w:t>(</w:t>
+      </w:r>
+      <w:proofErr w:type="gramEnd"/>
+      <w:r>
+        <w:rPr>
+          <w:rFonts w:ascii="Calibri" w:eastAsia="Times New Roman" w:hAnsi="Calibri" w:cs="Calibri"/>
+          <w:color w:val="000000"/>
+          <w:lang w:eastAsia="pt-BR"/>
+        </w:rPr>
+        <w:t>nome da lista)</w:t>
+      </w:r>
+    </w:p>
+    <w:p>
+      <w:pPr>
+        <w:spacing w:line="240" w:lineRule="auto"/>
+        <w:rPr>
+          <w:rFonts w:ascii="Times New Roman" w:eastAsia="Times New Roman" w:hAnsi="Times New Roman" w:cs="Times New Roman"/>
+          <w:sz w:val="24"/>
+          <w:szCs w:val="24"/>
+          <w:lang w:eastAsia="pt-BR"/>
+        </w:rPr>
+      </w:pPr>
+      <w:r>
+        <w:rPr>
+          <w:rFonts w:ascii="Calibri" w:eastAsia="Times New Roman" w:hAnsi="Calibri" w:cs="Calibri"/>
+          <w:color w:val="000000"/>
+          <w:lang w:eastAsia="pt-BR"/>
+        </w:rPr>
+        <w:t>você pode fazer cópias de uma lista basta usar </w:t>
+      </w:r>
+    </w:p>
+    <w:p>
+      <w:pPr>
+        <w:spacing w:line="240" w:lineRule="auto"/>
+        <w:rPr>
+          <w:rFonts w:ascii="Times New Roman" w:eastAsia="Times New Roman" w:hAnsi="Times New Roman" w:cs="Times New Roman"/>
+          <w:sz w:val="24"/>
+          <w:szCs w:val="24"/>
+          <w:lang w:eastAsia="pt-BR"/>
+        </w:rPr>
+      </w:pPr>
+      <w:r>
+        <w:rPr>
+          <w:rFonts w:ascii="Calibri" w:eastAsia="Times New Roman" w:hAnsi="Calibri" w:cs="Calibri"/>
+          <w:color w:val="000000"/>
+          <w:lang w:eastAsia="pt-BR"/>
+        </w:rPr>
+        <w:t xml:space="preserve">nome da variável = </w:t>
+      </w:r>
+      <w:proofErr w:type="spellStart"/>
+      <w:proofErr w:type="gramStart"/>
+      <w:r>
+        <w:rPr>
+          <w:rFonts w:ascii="Calibri" w:eastAsia="Times New Roman" w:hAnsi="Calibri" w:cs="Calibri"/>
+          <w:color w:val="000000"/>
+          <w:lang w:eastAsia="pt-BR"/>
+        </w:rPr>
+        <w:t>list</w:t>
+      </w:r>
+      <w:proofErr w:type="spellEnd"/>
+      <w:r>
+        <w:rPr>
+          <w:rFonts w:ascii="Calibri" w:eastAsia="Times New Roman" w:hAnsi="Calibri" w:cs="Calibri"/>
+          <w:color w:val="000000"/>
+          <w:lang w:eastAsia="pt-BR"/>
+        </w:rPr>
+        <w:t>(</w:t>
+      </w:r>
+      <w:proofErr w:type="gramEnd"/>
+      <w:r>
+        <w:rPr>
+          <w:rFonts w:ascii="Calibri" w:eastAsia="Times New Roman" w:hAnsi="Calibri" w:cs="Calibri"/>
+          <w:color w:val="000000"/>
+          <w:lang w:eastAsia="pt-BR"/>
+        </w:rPr>
+        <w:t>nome da lista que vai ser copiada)</w:t>
+      </w:r>
+    </w:p>
+    <w:p>
+      <w:pPr>
+        <w:spacing w:line="240" w:lineRule="auto"/>
+        <w:rPr>
+          <w:rFonts w:ascii="Times New Roman" w:eastAsia="Times New Roman" w:hAnsi="Times New Roman" w:cs="Times New Roman"/>
+          <w:sz w:val="24"/>
+          <w:szCs w:val="24"/>
+          <w:lang w:eastAsia="pt-BR"/>
+        </w:rPr>
+      </w:pPr>
+      <w:proofErr w:type="spellStart"/>
+      <w:r>
+        <w:rPr>
+          <w:rFonts w:ascii="Calibri" w:eastAsia="Times New Roman" w:hAnsi="Calibri" w:cs="Calibri"/>
+          <w:color w:val="000000"/>
+          <w:lang w:eastAsia="pt-BR"/>
+        </w:rPr>
+        <w:t>Voce</w:t>
+      </w:r>
+      <w:proofErr w:type="spellEnd"/>
+      <w:r>
+        <w:rPr>
+          <w:rFonts w:ascii="Calibri" w:eastAsia="Times New Roman" w:hAnsi="Calibri" w:cs="Calibri"/>
+          <w:color w:val="000000"/>
+          <w:lang w:eastAsia="pt-BR"/>
+        </w:rPr>
+        <w:t xml:space="preserve"> também pode juntar listas, basta usar o + e criar outra variável </w:t>
+      </w:r>
+      <w:proofErr w:type="spellStart"/>
+      <w:r>
+        <w:rPr>
+          <w:rFonts w:ascii="Calibri" w:eastAsia="Times New Roman" w:hAnsi="Calibri" w:cs="Calibri"/>
+          <w:color w:val="000000"/>
+          <w:lang w:eastAsia="pt-BR"/>
+        </w:rPr>
+        <w:t>ex</w:t>
+      </w:r>
+      <w:proofErr w:type="spellEnd"/>
+      <w:r>
+        <w:rPr>
+          <w:rFonts w:ascii="Calibri" w:eastAsia="Times New Roman" w:hAnsi="Calibri" w:cs="Calibri"/>
+          <w:color w:val="000000"/>
+          <w:lang w:eastAsia="pt-BR"/>
+        </w:rPr>
+        <w:t>:</w:t>
+      </w:r>
+    </w:p>
+    <w:p>
+      <w:pPr>
+        <w:spacing w:line="240" w:lineRule="auto"/>
+        <w:rPr>
+          <w:rFonts w:ascii="Times New Roman" w:eastAsia="Times New Roman" w:hAnsi="Times New Roman" w:cs="Times New Roman"/>
+          <w:sz w:val="24"/>
+          <w:szCs w:val="24"/>
+          <w:lang w:eastAsia="pt-BR"/>
+        </w:rPr>
+      </w:pPr>
+      <w:r>
+        <w:rPr>
+          <w:rFonts w:ascii="Calibri" w:eastAsia="Times New Roman" w:hAnsi="Calibri" w:cs="Calibri"/>
+          <w:color w:val="000000"/>
+          <w:lang w:eastAsia="pt-BR"/>
+        </w:rPr>
+        <w:t xml:space="preserve">nome da variável = lista </w:t>
+      </w:r>
+      <w:proofErr w:type="gramStart"/>
+      <w:r>
+        <w:rPr>
+          <w:rFonts w:ascii="Calibri" w:eastAsia="Times New Roman" w:hAnsi="Calibri" w:cs="Calibri"/>
+          <w:color w:val="000000"/>
+          <w:lang w:eastAsia="pt-BR"/>
+        </w:rPr>
+        <w:t>um  +</w:t>
+      </w:r>
+      <w:proofErr w:type="gramEnd"/>
+      <w:r>
+        <w:rPr>
+          <w:rFonts w:ascii="Calibri" w:eastAsia="Times New Roman" w:hAnsi="Calibri" w:cs="Calibri"/>
+          <w:color w:val="000000"/>
+          <w:lang w:eastAsia="pt-BR"/>
+        </w:rPr>
+        <w:t xml:space="preserve"> lista 2</w:t>
+      </w:r>
+    </w:p>
+    <w:p>
+      <w:pPr>
+        <w:spacing w:line="240" w:lineRule="auto"/>
+        <w:rPr>
+          <w:rFonts w:ascii="Times New Roman" w:eastAsia="Times New Roman" w:hAnsi="Times New Roman" w:cs="Times New Roman"/>
+          <w:sz w:val="24"/>
+          <w:szCs w:val="24"/>
+          <w:lang w:eastAsia="pt-BR"/>
+        </w:rPr>
+      </w:pPr>
+      <w:r>
+        <w:rPr>
+          <w:rFonts w:ascii="Calibri" w:eastAsia="Times New Roman" w:hAnsi="Calibri" w:cs="Calibri"/>
+          <w:color w:val="000000"/>
+          <w:lang w:eastAsia="pt-BR"/>
+        </w:rPr>
+        <w:t xml:space="preserve">o </w:t>
+      </w:r>
+      <w:proofErr w:type="spellStart"/>
+      <w:r>
+        <w:rPr>
+          <w:rFonts w:ascii="Calibri" w:eastAsia="Times New Roman" w:hAnsi="Calibri" w:cs="Calibri"/>
+          <w:color w:val="000000"/>
+          <w:lang w:eastAsia="pt-BR"/>
+        </w:rPr>
+        <w:t>python</w:t>
+      </w:r>
+      <w:proofErr w:type="spellEnd"/>
+      <w:r>
+        <w:rPr>
+          <w:rFonts w:ascii="Calibri" w:eastAsia="Times New Roman" w:hAnsi="Calibri" w:cs="Calibri"/>
+          <w:color w:val="000000"/>
+          <w:lang w:eastAsia="pt-BR"/>
+        </w:rPr>
+        <w:t xml:space="preserve"> faz uma </w:t>
+      </w:r>
+      <w:proofErr w:type="gramStart"/>
+      <w:r>
+        <w:rPr>
+          <w:rFonts w:ascii="Calibri" w:eastAsia="Times New Roman" w:hAnsi="Calibri" w:cs="Calibri"/>
+          <w:color w:val="000000"/>
+          <w:lang w:eastAsia="pt-BR"/>
+        </w:rPr>
+        <w:t>ligação  entre</w:t>
+      </w:r>
+      <w:proofErr w:type="gramEnd"/>
+      <w:r>
+        <w:rPr>
+          <w:rFonts w:ascii="Calibri" w:eastAsia="Times New Roman" w:hAnsi="Calibri" w:cs="Calibri"/>
+          <w:color w:val="000000"/>
+          <w:lang w:eastAsia="pt-BR"/>
+        </w:rPr>
+        <w:t xml:space="preserve"> listas então se for mudar algo em uma lista ela automaticamente vai ser mudada na outra, para resolver isso basta fazer uma cópia usando </w:t>
+      </w:r>
+      <w:proofErr w:type="gramStart"/>
+      <w:r>
+        <w:rPr>
+          <w:rFonts w:ascii="Calibri" w:eastAsia="Times New Roman" w:hAnsi="Calibri" w:cs="Calibri"/>
+          <w:color w:val="000000"/>
+          <w:lang w:eastAsia="pt-BR"/>
+        </w:rPr>
+        <w:t>o :</w:t>
+      </w:r>
+      <w:proofErr w:type="gramEnd"/>
+      <w:r>
+        <w:rPr>
+          <w:rFonts w:ascii="Calibri" w:eastAsia="Times New Roman" w:hAnsi="Calibri" w:cs="Calibri"/>
+          <w:color w:val="000000"/>
+          <w:lang w:eastAsia="pt-BR"/>
+        </w:rPr>
+        <w:t xml:space="preserve"> fatiamento </w:t>
+      </w:r>
+      <w:proofErr w:type="spellStart"/>
+      <w:r>
+        <w:rPr>
+          <w:rFonts w:ascii="Calibri" w:eastAsia="Times New Roman" w:hAnsi="Calibri" w:cs="Calibri"/>
+          <w:color w:val="000000"/>
+          <w:lang w:eastAsia="pt-BR"/>
+        </w:rPr>
+        <w:t>ex</w:t>
+      </w:r>
+      <w:proofErr w:type="spellEnd"/>
+    </w:p>
+    <w:p>
+      <w:pPr>
+        <w:spacing w:line="240" w:lineRule="auto"/>
+        <w:rPr>
+          <w:rFonts w:ascii="Times New Roman" w:eastAsia="Times New Roman" w:hAnsi="Times New Roman" w:cs="Times New Roman"/>
+          <w:sz w:val="24"/>
+          <w:szCs w:val="24"/>
+          <w:lang w:eastAsia="pt-BR"/>
+        </w:rPr>
+      </w:pPr>
+      <w:r>
+        <w:rPr>
+          <w:rFonts w:ascii="Calibri" w:eastAsia="Times New Roman" w:hAnsi="Calibri" w:cs="Calibri"/>
+          <w:color w:val="000000"/>
+          <w:lang w:eastAsia="pt-BR"/>
+        </w:rPr>
+        <w:t>a = [2, 3, 4, 7]</w:t>
+      </w:r>
+    </w:p>
+    <w:p>
+      <w:pPr>
+        <w:spacing w:line="240" w:lineRule="auto"/>
+        <w:rPr>
+          <w:rFonts w:ascii="Times New Roman" w:eastAsia="Times New Roman" w:hAnsi="Times New Roman" w:cs="Times New Roman"/>
+          <w:sz w:val="24"/>
+          <w:szCs w:val="24"/>
+          <w:lang w:eastAsia="pt-BR"/>
+        </w:rPr>
+      </w:pPr>
+      <w:r>
+        <w:rPr>
+          <w:rFonts w:ascii="Calibri" w:eastAsia="Times New Roman" w:hAnsi="Calibri" w:cs="Calibri"/>
+          <w:color w:val="000000"/>
+          <w:lang w:eastAsia="pt-BR"/>
+        </w:rPr>
+        <w:t xml:space="preserve">b = </w:t>
+      </w:r>
+      <w:proofErr w:type="gramStart"/>
+      <w:r>
+        <w:rPr>
+          <w:rFonts w:ascii="Calibri" w:eastAsia="Times New Roman" w:hAnsi="Calibri" w:cs="Calibri"/>
+          <w:color w:val="000000"/>
+          <w:lang w:eastAsia="pt-BR"/>
+        </w:rPr>
+        <w:t>a[ :</w:t>
+      </w:r>
+      <w:proofErr w:type="gramEnd"/>
+      <w:r>
+        <w:rPr>
+          <w:rFonts w:ascii="Calibri" w:eastAsia="Times New Roman" w:hAnsi="Calibri" w:cs="Calibri"/>
+          <w:color w:val="000000"/>
+          <w:lang w:eastAsia="pt-BR"/>
+        </w:rPr>
+        <w:t xml:space="preserve"> ]</w:t>
+      </w:r>
+    </w:p>
+    <w:p>
+      <w:pPr>
+        <w:spacing w:line="240" w:lineRule="auto"/>
+        <w:rPr>
+          <w:rFonts w:ascii="Times New Roman" w:eastAsia="Times New Roman" w:hAnsi="Times New Roman" w:cs="Times New Roman"/>
+          <w:sz w:val="24"/>
+          <w:szCs w:val="24"/>
+          <w:lang w:eastAsia="pt-BR"/>
+        </w:rPr>
+      </w:pPr>
+      <w:proofErr w:type="gramStart"/>
+      <w:r>
+        <w:rPr>
+          <w:rFonts w:ascii="Calibri" w:eastAsia="Times New Roman" w:hAnsi="Calibri" w:cs="Calibri"/>
+          <w:color w:val="000000"/>
+          <w:lang w:eastAsia="pt-BR"/>
+        </w:rPr>
+        <w:t>b[</w:t>
+      </w:r>
+      <w:proofErr w:type="gramEnd"/>
+      <w:r>
+        <w:rPr>
+          <w:rFonts w:ascii="Calibri" w:eastAsia="Times New Roman" w:hAnsi="Calibri" w:cs="Calibri"/>
+          <w:color w:val="000000"/>
+          <w:lang w:eastAsia="pt-BR"/>
+        </w:rPr>
+        <w:t>2] = 8</w:t>
+      </w:r>
+    </w:p>
+    <w:p>
+      <w:pPr>
+        <w:spacing w:line="240" w:lineRule="auto"/>
+        <w:rPr>
+          <w:rFonts w:ascii="Times New Roman" w:eastAsia="Times New Roman" w:hAnsi="Times New Roman" w:cs="Times New Roman"/>
+          <w:sz w:val="24"/>
+          <w:szCs w:val="24"/>
+          <w:lang w:eastAsia="pt-BR"/>
+        </w:rPr>
+      </w:pPr>
+      <w:proofErr w:type="spellStart"/>
+      <w:r>
+        <w:rPr>
+          <w:rFonts w:ascii="Calibri" w:eastAsia="Times New Roman" w:hAnsi="Calibri" w:cs="Calibri"/>
+          <w:color w:val="000000"/>
+          <w:lang w:eastAsia="pt-BR"/>
+        </w:rPr>
+        <w:t>result</w:t>
+      </w:r>
+      <w:proofErr w:type="spellEnd"/>
+      <w:r>
+        <w:rPr>
+          <w:rFonts w:ascii="Calibri" w:eastAsia="Times New Roman" w:hAnsi="Calibri" w:cs="Calibri"/>
+          <w:color w:val="000000"/>
+          <w:lang w:eastAsia="pt-BR"/>
+        </w:rPr>
+        <w:t> </w:t>
+      </w:r>
+    </w:p>
+    <w:p>
+      <w:pPr>
+        <w:spacing w:line="240" w:lineRule="auto"/>
+        <w:rPr>
+          <w:rFonts w:ascii="Times New Roman" w:eastAsia="Times New Roman" w:hAnsi="Times New Roman" w:cs="Times New Roman"/>
+          <w:sz w:val="24"/>
+          <w:szCs w:val="24"/>
+          <w:lang w:eastAsia="pt-BR"/>
+        </w:rPr>
+      </w:pPr>
+      <w:r>
+        <w:rPr>
+          <w:rFonts w:ascii="Calibri" w:eastAsia="Times New Roman" w:hAnsi="Calibri" w:cs="Calibri"/>
+          <w:color w:val="000000"/>
+          <w:lang w:eastAsia="pt-BR"/>
+        </w:rPr>
+        <w:t>Lista A: [2, 3, 4, 7]</w:t>
+      </w:r>
+    </w:p>
+    <w:p>
+      <w:pPr>
+        <w:spacing w:line="240" w:lineRule="auto"/>
+        <w:rPr>
+          <w:rFonts w:ascii="Times New Roman" w:eastAsia="Times New Roman" w:hAnsi="Times New Roman" w:cs="Times New Roman"/>
+          <w:sz w:val="24"/>
+          <w:szCs w:val="24"/>
+          <w:lang w:eastAsia="pt-BR"/>
+        </w:rPr>
+      </w:pPr>
+      <w:r>
+        <w:rPr>
+          <w:rFonts w:ascii="Calibri" w:eastAsia="Times New Roman" w:hAnsi="Calibri" w:cs="Calibri"/>
+          <w:color w:val="000000"/>
+          <w:lang w:eastAsia="pt-BR"/>
+        </w:rPr>
+        <w:t>Lista B: [2, 3, 8 ,7]</w:t>
+      </w:r>
+    </w:p>
+    <w:p>
+      <w:pPr>
+        <w:rPr>
+          <w:sz w:val="40"/>
+          <w:szCs w:val="40"/>
+        </w:rPr>
+      </w:pPr>
+      <w:r>
+        <w:rPr>
+          <w:sz w:val="40"/>
+          <w:szCs w:val="40"/>
+        </w:rPr>
+        <w:t>DICIONARIOS</w:t>
+      </w:r>
+    </w:p>
+    <w:p>
+      <w:pPr>
+        <w:rPr>
+          <w:sz w:val="24"/>
+          <w:szCs w:val="24"/>
+        </w:rPr>
+      </w:pPr>
+      <w:r>
+        <w:rPr>
+          <w:sz w:val="24"/>
+          <w:szCs w:val="24"/>
+        </w:rPr>
+        <w:t>Para identificar os dicionários são as {}</w:t>
+      </w:r>
+    </w:p>
+    <w:p>
+      <w:pPr>
+        <w:rPr>
+          <w:sz w:val="24"/>
+          <w:szCs w:val="24"/>
+        </w:rPr>
+      </w:pPr>
+      <w:r>
+        <w:rPr>
+          <w:sz w:val="24"/>
+          <w:szCs w:val="24"/>
+        </w:rPr>
+        <w:t xml:space="preserve">Dados = </w:t>
+      </w:r>
+      <w:proofErr w:type="spellStart"/>
+      <w:proofErr w:type="gramStart"/>
+      <w:r>
+        <w:rPr>
+          <w:sz w:val="24"/>
+          <w:szCs w:val="24"/>
+        </w:rPr>
+        <w:t>dict</w:t>
+      </w:r>
+      <w:proofErr w:type="spellEnd"/>
+      <w:r>
+        <w:rPr>
+          <w:sz w:val="24"/>
+          <w:szCs w:val="24"/>
+        </w:rPr>
+        <w:t>(</w:t>
+      </w:r>
+      <w:proofErr w:type="gramEnd"/>
+      <w:r>
+        <w:rPr>
+          <w:sz w:val="24"/>
+          <w:szCs w:val="24"/>
+        </w:rPr>
+        <w:t>)</w:t>
+      </w:r>
+    </w:p>
+    <w:p>
+      <w:pPr>
+        <w:rPr>
+          <w:sz w:val="24"/>
+          <w:szCs w:val="24"/>
+        </w:rPr>
+      </w:pPr>
+      <w:r>
+        <w:rPr>
+          <w:sz w:val="24"/>
+          <w:szCs w:val="24"/>
+        </w:rPr>
+        <w:t>Ou</w:t>
+      </w:r>
+    </w:p>
+    <w:p>
+      <w:r>
+        <w:rPr>
+          <w:sz w:val="24"/>
+          <w:szCs w:val="24"/>
+        </w:rPr>
+        <w:t xml:space="preserve">Dados = </w:t>
+      </w:r>
+      <w:r>
+        <w:t>{}</w:t>
+      </w:r>
+    </w:p>
+    <w:p>
+      <w:r>
+        <w:t>Para colocar como a variável e nome basta colocar</w:t>
+      </w:r>
+    </w:p>
+    <w:p>
+      <w:r>
+        <w:t>Dados = {‘</w:t>
+      </w:r>
+      <w:proofErr w:type="spellStart"/>
+      <w:r>
+        <w:t>nome’:’Pedro</w:t>
+      </w:r>
+      <w:proofErr w:type="spellEnd"/>
+      <w:r>
+        <w:t>’, ‘idade:25’}</w:t>
+      </w:r>
+    </w:p>
+    <w:p>
+      <w:proofErr w:type="gramStart"/>
+      <w:r>
+        <w:t>Para  colocar</w:t>
+      </w:r>
+      <w:proofErr w:type="gramEnd"/>
+      <w:r>
+        <w:t xml:space="preserve"> mais um basta colocar </w:t>
+      </w:r>
+    </w:p>
+    <w:p>
+      <w:pPr>
+        <w:rPr>
+          <w:u w:val="single"/>
+        </w:rPr>
+      </w:pPr>
+      <w:r>
+        <w:lastRenderedPageBreak/>
+        <w:t>Dados[‘sexo’] = ‘M’</w:t>
+      </w:r>
+    </w:p>
+    <w:p>
+      <w:r>
+        <w:t xml:space="preserve">Para remover pode utilizar </w:t>
+      </w:r>
+      <w:proofErr w:type="spellStart"/>
+      <w:r>
         <w:t>del</w:t>
       </w:r>
       <w:proofErr w:type="spellEnd"/>
-      <w:r>
-        <w:rPr>
-          <w:rFonts w:ascii="Calibri" w:eastAsia="Times New Roman" w:hAnsi="Calibri" w:cs="Calibri"/>
-          <w:color w:val="000000"/>
-          <w:lang w:eastAsia="pt-BR"/>
-        </w:rPr>
-        <w:t xml:space="preserve"> ou </w:t>
-      </w:r>
+    </w:p>
+    <w:p>
+      <w:r>
+        <w:t>Del dados[‘idade’]</w:t>
+      </w:r>
+    </w:p>
+    <w:p>
+      <w:r>
+        <w:drawing>
+          <wp:inline distT="0" distB="0" distL="0" distR="0" wp14:anchorId="11970838" wp14:editId="6B5AC659">
+            <wp:extent cx="5400040" cy="2088515"/>
+            <wp:effectExtent l="0" t="0" r="0" b="0"/>
+            <wp:docPr id="1485966798" name="Imagem 1" descr="Interface gráfica do usuário, Texto&#10;&#10;O conteúdo gerado por IA pode estar incorreto."/>
+            <wp:cNvGraphicFramePr>
+              <a:graphicFrameLocks xmlns:a="http://schemas.openxmlformats.org/drawingml/2006/main" noChangeAspect="1"/>
+            </wp:cNvGraphicFramePr>
+            <a:graphic xmlns:a="http://schemas.openxmlformats.org/drawingml/2006/main">
+              <a:graphicData uri="http://schemas.openxmlformats.org/drawingml/2006/picture">
+                <pic:pic xmlns:pic="http://schemas.openxmlformats.org/drawingml/2006/picture">
+                  <pic:nvPicPr>
+                    <pic:cNvPr id="1485966798" name="Imagem 1" descr="Interface gráfica do usuário, Texto&#10;&#10;O conteúdo gerado por IA pode estar incorreto."/>
+                    <pic:cNvPicPr/>
+                  </pic:nvPicPr>
+                  <pic:blipFill>
+                    <a:blip r:embed="rId5"/>
+                    <a:stretch>
+                      <a:fillRect/>
+                    </a:stretch>
+                  </pic:blipFill>
+                  <pic:spPr>
+                    <a:xfrm>
+                      <a:off x="0" y="0"/>
+                      <a:ext cx="5400040" cy="2088515"/>
+                    </a:xfrm>
+                    <a:prstGeom prst="rect">
+                      <a:avLst/>
+                    </a:prstGeom>
+                  </pic:spPr>
+                </pic:pic>
+              </a:graphicData>
+            </a:graphic>
+          </wp:inline>
+        </w:drawing>
+      </w:r>
+    </w:p>
+    <w:p/>
+    <w:p>
+      <w:proofErr w:type="spellStart"/>
+      <w:r>
+        <w:t>Values</w:t>
+      </w:r>
+      <w:proofErr w:type="spellEnd"/>
+      <w:r>
+        <w:t xml:space="preserve"> são para pegar os valores de dentro do dicionário, nesse caso Star </w:t>
+      </w:r>
+      <w:proofErr w:type="spellStart"/>
+      <w:r>
+        <w:t>wars</w:t>
+      </w:r>
+      <w:proofErr w:type="spellEnd"/>
+      <w:r>
+        <w:t>, 1977 e George Lucas</w:t>
+      </w:r>
+    </w:p>
+    <w:p>
+      <w:r>
+        <w:t xml:space="preserve">Para pegar as chaves são esses que estão </w:t>
+      </w:r>
+      <w:proofErr w:type="spellStart"/>
       <w:proofErr w:type="gramStart"/>
       <w:r>
-        <w:rPr>
-          <w:rFonts w:ascii="Calibri" w:eastAsia="Times New Roman" w:hAnsi="Calibri" w:cs="Calibri"/>
-          <w:color w:val="000000"/>
-          <w:lang w:eastAsia="pt-BR"/>
-        </w:rPr>
-        <w:t>pop(</w:t>
+        <w:t>representrados</w:t>
+      </w:r>
+      <w:proofErr w:type="spellEnd"/>
+      <w:r>
+        <w:t xml:space="preserve"> ou seja</w:t>
       </w:r>
       <w:proofErr w:type="gramEnd"/>
       <w:r>
-        <w:rPr>
-          <w:rFonts w:ascii="Calibri" w:eastAsia="Times New Roman" w:hAnsi="Calibri" w:cs="Calibri"/>
-          <w:color w:val="000000"/>
-          <w:lang w:eastAsia="pt-BR"/>
-        </w:rPr>
-        <w:t>normalmente ele é utilizado para eliminar o último elemento mas você pode especificar utilizando o número da posição entre parênteses () ), ou .remove( você pode especificar algo que você vai remover da lista)</w:t>
-      </w:r>
-    </w:p>
-    <w:p>
-      <w:pPr>
-        <w:spacing w:line="240" w:lineRule="auto"/>
-        <w:rPr>
-          <w:rFonts w:ascii="Times New Roman" w:eastAsia="Times New Roman" w:hAnsi="Times New Roman" w:cs="Times New Roman"/>
-          <w:sz w:val="24"/>
-          <w:szCs w:val="24"/>
-          <w:lang w:eastAsia="pt-BR"/>
-        </w:rPr>
-      </w:pPr>
-      <w:proofErr w:type="spellStart"/>
-      <w:r>
-        <w:rPr>
-          <w:rFonts w:ascii="Calibri" w:eastAsia="Times New Roman" w:hAnsi="Calibri" w:cs="Calibri"/>
-          <w:color w:val="000000"/>
-          <w:lang w:eastAsia="pt-BR"/>
-        </w:rPr>
-        <w:t>ex</w:t>
-      </w:r>
-      <w:proofErr w:type="spellEnd"/>
-      <w:r>
-        <w:rPr>
-          <w:rFonts w:ascii="Calibri" w:eastAsia="Times New Roman" w:hAnsi="Calibri" w:cs="Calibri"/>
-          <w:color w:val="000000"/>
-          <w:lang w:eastAsia="pt-BR"/>
-        </w:rPr>
-        <w:t>:</w:t>
-      </w:r>
-    </w:p>
-    <w:p>
-      <w:pPr>
-        <w:spacing w:line="240" w:lineRule="auto"/>
-        <w:rPr>
-          <w:rFonts w:ascii="Times New Roman" w:eastAsia="Times New Roman" w:hAnsi="Times New Roman" w:cs="Times New Roman"/>
-          <w:sz w:val="24"/>
-          <w:szCs w:val="24"/>
-          <w:lang w:eastAsia="pt-BR"/>
-        </w:rPr>
-      </w:pPr>
-      <w:proofErr w:type="spellStart"/>
-      <w:r>
-        <w:rPr>
-          <w:rFonts w:ascii="Calibri" w:eastAsia="Times New Roman" w:hAnsi="Calibri" w:cs="Calibri"/>
-          <w:color w:val="000000"/>
-          <w:lang w:eastAsia="pt-BR"/>
-        </w:rPr>
-        <w:t>del</w:t>
-      </w:r>
-      <w:proofErr w:type="spellEnd"/>
-      <w:r>
-        <w:rPr>
-          <w:rFonts w:ascii="Calibri" w:eastAsia="Times New Roman" w:hAnsi="Calibri" w:cs="Calibri"/>
-          <w:color w:val="000000"/>
-          <w:lang w:eastAsia="pt-BR"/>
-        </w:rPr>
-        <w:t xml:space="preserve"> </w:t>
-      </w:r>
-      <w:proofErr w:type="gramStart"/>
-      <w:r>
-        <w:rPr>
-          <w:rFonts w:ascii="Calibri" w:eastAsia="Times New Roman" w:hAnsi="Calibri" w:cs="Calibri"/>
-          <w:color w:val="000000"/>
-          <w:lang w:eastAsia="pt-BR"/>
-        </w:rPr>
-        <w:t>lanche[</w:t>
-      </w:r>
-      <w:proofErr w:type="gramEnd"/>
-      <w:r>
-        <w:rPr>
-          <w:rFonts w:ascii="Calibri" w:eastAsia="Times New Roman" w:hAnsi="Calibri" w:cs="Calibri"/>
-          <w:color w:val="000000"/>
-          <w:lang w:eastAsia="pt-BR"/>
-        </w:rPr>
-        <w:t>3]</w:t>
-      </w:r>
-    </w:p>
-    <w:p>
-      <w:pPr>
-        <w:spacing w:line="240" w:lineRule="auto"/>
-        <w:rPr>
-          <w:rFonts w:ascii="Times New Roman" w:eastAsia="Times New Roman" w:hAnsi="Times New Roman" w:cs="Times New Roman"/>
-          <w:sz w:val="24"/>
-          <w:szCs w:val="24"/>
-          <w:lang w:eastAsia="pt-BR"/>
-        </w:rPr>
-      </w:pPr>
-      <w:r>
-        <w:rPr>
-          <w:rFonts w:ascii="Calibri" w:eastAsia="Times New Roman" w:hAnsi="Calibri" w:cs="Calibri"/>
-          <w:color w:val="000000"/>
-          <w:lang w:eastAsia="pt-BR"/>
-        </w:rPr>
-        <w:t>ou </w:t>
-      </w:r>
-    </w:p>
-    <w:p>
-      <w:pPr>
-        <w:spacing w:line="240" w:lineRule="auto"/>
-        <w:rPr>
-          <w:rFonts w:ascii="Times New Roman" w:eastAsia="Times New Roman" w:hAnsi="Times New Roman" w:cs="Times New Roman"/>
-          <w:sz w:val="24"/>
-          <w:szCs w:val="24"/>
-          <w:lang w:eastAsia="pt-BR"/>
-        </w:rPr>
-      </w:pPr>
-      <w:proofErr w:type="spellStart"/>
-      <w:proofErr w:type="gramStart"/>
-      <w:r>
-        <w:rPr>
-          <w:rFonts w:ascii="Calibri" w:eastAsia="Times New Roman" w:hAnsi="Calibri" w:cs="Calibri"/>
-          <w:color w:val="000000"/>
-          <w:lang w:eastAsia="pt-BR"/>
-        </w:rPr>
-        <w:t>lanche.pop</w:t>
-      </w:r>
-      <w:proofErr w:type="spellEnd"/>
-      <w:r>
-        <w:rPr>
-          <w:rFonts w:ascii="Calibri" w:eastAsia="Times New Roman" w:hAnsi="Calibri" w:cs="Calibri"/>
-          <w:color w:val="000000"/>
-          <w:lang w:eastAsia="pt-BR"/>
-        </w:rPr>
-        <w:t>(</w:t>
-      </w:r>
-      <w:proofErr w:type="gramEnd"/>
-      <w:r>
-        <w:rPr>
-          <w:rFonts w:ascii="Calibri" w:eastAsia="Times New Roman" w:hAnsi="Calibri" w:cs="Calibri"/>
-          <w:color w:val="000000"/>
-          <w:lang w:eastAsia="pt-BR"/>
-        </w:rPr>
-        <w:t xml:space="preserve">3) neste caso se </w:t>
-      </w:r>
-      <w:proofErr w:type="spellStart"/>
-      <w:r>
-        <w:rPr>
-          <w:rFonts w:ascii="Calibri" w:eastAsia="Times New Roman" w:hAnsi="Calibri" w:cs="Calibri"/>
-          <w:color w:val="000000"/>
-          <w:lang w:eastAsia="pt-BR"/>
-        </w:rPr>
-        <w:t>voce</w:t>
-      </w:r>
-      <w:proofErr w:type="spellEnd"/>
-      <w:r>
-        <w:rPr>
-          <w:rFonts w:ascii="Calibri" w:eastAsia="Times New Roman" w:hAnsi="Calibri" w:cs="Calibri"/>
-          <w:color w:val="000000"/>
-          <w:lang w:eastAsia="pt-BR"/>
-        </w:rPr>
-        <w:t xml:space="preserve"> não colocar nada dentro do </w:t>
-      </w:r>
-      <w:proofErr w:type="spellStart"/>
-      <w:r>
-        <w:rPr>
-          <w:rFonts w:ascii="Calibri" w:eastAsia="Times New Roman" w:hAnsi="Calibri" w:cs="Calibri"/>
-          <w:color w:val="000000"/>
-          <w:lang w:eastAsia="pt-BR"/>
-        </w:rPr>
-        <w:t>parenteses</w:t>
-      </w:r>
-      <w:proofErr w:type="spellEnd"/>
-      <w:r>
-        <w:rPr>
-          <w:rFonts w:ascii="Calibri" w:eastAsia="Times New Roman" w:hAnsi="Calibri" w:cs="Calibri"/>
-          <w:color w:val="000000"/>
-          <w:lang w:eastAsia="pt-BR"/>
-        </w:rPr>
-        <w:t xml:space="preserve"> ele vai remover o </w:t>
-      </w:r>
-      <w:proofErr w:type="spellStart"/>
-      <w:r>
-        <w:rPr>
-          <w:rFonts w:ascii="Calibri" w:eastAsia="Times New Roman" w:hAnsi="Calibri" w:cs="Calibri"/>
-          <w:color w:val="000000"/>
-          <w:lang w:eastAsia="pt-BR"/>
-        </w:rPr>
-        <w:t>ultimo</w:t>
-      </w:r>
-      <w:proofErr w:type="spellEnd"/>
-      <w:r>
-        <w:rPr>
-          <w:rFonts w:ascii="Calibri" w:eastAsia="Times New Roman" w:hAnsi="Calibri" w:cs="Calibri"/>
-          <w:color w:val="000000"/>
-          <w:lang w:eastAsia="pt-BR"/>
-        </w:rPr>
-        <w:t xml:space="preserve"> elemento da lista</w:t>
-      </w:r>
-    </w:p>
-    <w:p>
-      <w:pPr>
-        <w:spacing w:line="240" w:lineRule="auto"/>
-        <w:rPr>
-          <w:rFonts w:ascii="Times New Roman" w:eastAsia="Times New Roman" w:hAnsi="Times New Roman" w:cs="Times New Roman"/>
-          <w:sz w:val="24"/>
-          <w:szCs w:val="24"/>
-          <w:lang w:eastAsia="pt-BR"/>
-        </w:rPr>
-      </w:pPr>
-      <w:r>
-        <w:rPr>
-          <w:rFonts w:ascii="Calibri" w:eastAsia="Times New Roman" w:hAnsi="Calibri" w:cs="Calibri"/>
-          <w:color w:val="000000"/>
-          <w:lang w:eastAsia="pt-BR"/>
-        </w:rPr>
-        <w:t>ou </w:t>
-      </w:r>
-    </w:p>
-    <w:p>
-      <w:pPr>
-        <w:spacing w:line="240" w:lineRule="auto"/>
-        <w:rPr>
-          <w:rFonts w:ascii="Times New Roman" w:eastAsia="Times New Roman" w:hAnsi="Times New Roman" w:cs="Times New Roman"/>
-          <w:sz w:val="24"/>
-          <w:szCs w:val="24"/>
-          <w:lang w:eastAsia="pt-BR"/>
-        </w:rPr>
-      </w:pPr>
-      <w:proofErr w:type="spellStart"/>
-      <w:proofErr w:type="gramStart"/>
-      <w:r>
-        <w:rPr>
-          <w:rFonts w:ascii="Calibri" w:eastAsia="Times New Roman" w:hAnsi="Calibri" w:cs="Calibri"/>
-          <w:color w:val="000000"/>
-          <w:lang w:eastAsia="pt-BR"/>
-        </w:rPr>
-        <w:t>lanche.remove</w:t>
-      </w:r>
-      <w:proofErr w:type="spellEnd"/>
-      <w:proofErr w:type="gramEnd"/>
-      <w:r>
-        <w:rPr>
-          <w:rFonts w:ascii="Calibri" w:eastAsia="Times New Roman" w:hAnsi="Calibri" w:cs="Calibri"/>
-          <w:color w:val="000000"/>
-          <w:lang w:eastAsia="pt-BR"/>
-        </w:rPr>
-        <w:t>(‘pizza’)</w:t>
-      </w:r>
-    </w:p>
-    <w:p>
-      <w:pPr>
-        <w:spacing w:line="240" w:lineRule="auto"/>
-        <w:rPr>
-          <w:rFonts w:ascii="Times New Roman" w:eastAsia="Times New Roman" w:hAnsi="Times New Roman" w:cs="Times New Roman"/>
-          <w:sz w:val="24"/>
-          <w:szCs w:val="24"/>
-          <w:lang w:eastAsia="pt-BR"/>
-        </w:rPr>
-      </w:pPr>
-      <w:r>
-        <w:rPr>
-          <w:rFonts w:ascii="Calibri" w:eastAsia="Times New Roman" w:hAnsi="Calibri" w:cs="Calibri"/>
-          <w:color w:val="000000"/>
-          <w:lang w:eastAsia="pt-BR"/>
-        </w:rPr>
-        <w:t>nesses 3 casos vai remover a pizza</w:t>
-      </w:r>
-    </w:p>
-    <w:p>
-      <w:pPr>
-        <w:spacing w:line="240" w:lineRule="auto"/>
-        <w:rPr>
-          <w:rFonts w:ascii="Times New Roman" w:eastAsia="Times New Roman" w:hAnsi="Times New Roman" w:cs="Times New Roman"/>
-          <w:sz w:val="24"/>
-          <w:szCs w:val="24"/>
-          <w:lang w:eastAsia="pt-BR"/>
-        </w:rPr>
-      </w:pPr>
-      <w:r>
-        <w:rPr>
-          <w:rFonts w:ascii="Calibri" w:eastAsia="Times New Roman" w:hAnsi="Calibri" w:cs="Calibri"/>
-          <w:color w:val="000000"/>
-          <w:lang w:eastAsia="pt-BR"/>
-        </w:rPr>
-        <w:t xml:space="preserve">o recomendado é utilizar o </w:t>
-      </w:r>
-      <w:proofErr w:type="spellStart"/>
-      <w:r>
-        <w:rPr>
-          <w:rFonts w:ascii="Calibri" w:eastAsia="Times New Roman" w:hAnsi="Calibri" w:cs="Calibri"/>
-          <w:color w:val="000000"/>
-          <w:lang w:eastAsia="pt-BR"/>
-        </w:rPr>
-        <w:t>if</w:t>
-      </w:r>
-      <w:proofErr w:type="spellEnd"/>
-      <w:r>
-        <w:rPr>
-          <w:rFonts w:ascii="Calibri" w:eastAsia="Times New Roman" w:hAnsi="Calibri" w:cs="Calibri"/>
-          <w:color w:val="000000"/>
-          <w:lang w:eastAsia="pt-BR"/>
-        </w:rPr>
-        <w:t xml:space="preserve"> porque caso não exista ele vai dar erro</w:t>
-      </w:r>
-    </w:p>
-    <w:p>
-      <w:pPr>
-        <w:spacing w:line="240" w:lineRule="auto"/>
-        <w:rPr>
-          <w:rFonts w:ascii="Times New Roman" w:eastAsia="Times New Roman" w:hAnsi="Times New Roman" w:cs="Times New Roman"/>
-          <w:sz w:val="24"/>
-          <w:szCs w:val="24"/>
-          <w:lang w:eastAsia="pt-BR"/>
-        </w:rPr>
-      </w:pPr>
-      <w:proofErr w:type="spellStart"/>
-      <w:r>
-        <w:rPr>
-          <w:rFonts w:ascii="Calibri" w:eastAsia="Times New Roman" w:hAnsi="Calibri" w:cs="Calibri"/>
-          <w:color w:val="000000"/>
-          <w:lang w:eastAsia="pt-BR"/>
-        </w:rPr>
-        <w:t>ex</w:t>
-      </w:r>
-      <w:proofErr w:type="spellEnd"/>
-      <w:r>
-        <w:rPr>
-          <w:rFonts w:ascii="Calibri" w:eastAsia="Times New Roman" w:hAnsi="Calibri" w:cs="Calibri"/>
-          <w:color w:val="000000"/>
-          <w:lang w:eastAsia="pt-BR"/>
-        </w:rPr>
-        <w:t>: </w:t>
-      </w:r>
-    </w:p>
-    <w:p>
-      <w:pPr>
-        <w:spacing w:line="240" w:lineRule="auto"/>
-        <w:rPr>
-          <w:rFonts w:ascii="Times New Roman" w:eastAsia="Times New Roman" w:hAnsi="Times New Roman" w:cs="Times New Roman"/>
-          <w:sz w:val="24"/>
-          <w:szCs w:val="24"/>
-          <w:lang w:eastAsia="pt-BR"/>
-        </w:rPr>
-      </w:pPr>
-      <w:proofErr w:type="spellStart"/>
-      <w:r>
-        <w:rPr>
-          <w:rFonts w:ascii="Calibri" w:eastAsia="Times New Roman" w:hAnsi="Calibri" w:cs="Calibri"/>
-          <w:color w:val="000000"/>
-          <w:lang w:eastAsia="pt-BR"/>
-        </w:rPr>
-        <w:t>if</w:t>
-      </w:r>
-      <w:proofErr w:type="spellEnd"/>
-      <w:r>
-        <w:rPr>
-          <w:rFonts w:ascii="Calibri" w:eastAsia="Times New Roman" w:hAnsi="Calibri" w:cs="Calibri"/>
-          <w:color w:val="000000"/>
-          <w:lang w:eastAsia="pt-BR"/>
-        </w:rPr>
-        <w:t xml:space="preserve"> ‘ELEMENTO’ in ‘nome da lista’:</w:t>
-      </w:r>
-    </w:p>
-    <w:p>
-      <w:pPr>
-        <w:spacing w:line="240" w:lineRule="auto"/>
-        <w:rPr>
-          <w:rFonts w:ascii="Times New Roman" w:eastAsia="Times New Roman" w:hAnsi="Times New Roman" w:cs="Times New Roman"/>
-          <w:sz w:val="24"/>
-          <w:szCs w:val="24"/>
-          <w:lang w:eastAsia="pt-BR"/>
-        </w:rPr>
-      </w:pPr>
-      <w:r>
-        <w:rPr>
-          <w:rFonts w:ascii="Calibri" w:eastAsia="Times New Roman" w:hAnsi="Calibri" w:cs="Calibri"/>
-          <w:color w:val="000000"/>
-          <w:lang w:eastAsia="pt-BR"/>
-        </w:rPr>
-        <w:tab/>
-      </w:r>
-      <w:proofErr w:type="spellStart"/>
-      <w:r>
-        <w:rPr>
-          <w:rFonts w:ascii="Calibri" w:eastAsia="Times New Roman" w:hAnsi="Calibri" w:cs="Calibri"/>
-          <w:color w:val="000000"/>
-          <w:lang w:eastAsia="pt-BR"/>
-        </w:rPr>
-        <w:t>xxx.remove</w:t>
-      </w:r>
-      <w:proofErr w:type="spellEnd"/>
-      <w:r>
-        <w:rPr>
-          <w:rFonts w:ascii="Calibri" w:eastAsia="Times New Roman" w:hAnsi="Calibri" w:cs="Calibri"/>
-          <w:color w:val="000000"/>
-          <w:lang w:eastAsia="pt-BR"/>
-        </w:rPr>
-        <w:t>(‘elemento’)</w:t>
-      </w:r>
-    </w:p>
-    <w:p>
-      <w:pPr>
-        <w:spacing w:line="240" w:lineRule="auto"/>
-        <w:rPr>
-          <w:rFonts w:ascii="Times New Roman" w:eastAsia="Times New Roman" w:hAnsi="Times New Roman" w:cs="Times New Roman"/>
-          <w:sz w:val="24"/>
-          <w:szCs w:val="24"/>
-          <w:lang w:eastAsia="pt-BR"/>
-        </w:rPr>
-      </w:pPr>
-      <w:r>
-        <w:rPr>
-          <w:rFonts w:ascii="Calibri" w:eastAsia="Times New Roman" w:hAnsi="Calibri" w:cs="Calibri"/>
-          <w:color w:val="000000"/>
-          <w:lang w:eastAsia="pt-BR"/>
-        </w:rPr>
-        <w:t xml:space="preserve">Você pode criar listas com range </w:t>
-      </w:r>
-      <w:proofErr w:type="spellStart"/>
-      <w:r>
-        <w:rPr>
-          <w:rFonts w:ascii="Calibri" w:eastAsia="Times New Roman" w:hAnsi="Calibri" w:cs="Calibri"/>
-          <w:color w:val="000000"/>
-          <w:lang w:eastAsia="pt-BR"/>
-        </w:rPr>
-        <w:t>ex</w:t>
-      </w:r>
-      <w:proofErr w:type="spellEnd"/>
-      <w:r>
-        <w:rPr>
-          <w:rFonts w:ascii="Calibri" w:eastAsia="Times New Roman" w:hAnsi="Calibri" w:cs="Calibri"/>
-          <w:color w:val="000000"/>
-          <w:lang w:eastAsia="pt-BR"/>
-        </w:rPr>
-        <w:t>:</w:t>
-      </w:r>
-    </w:p>
-    <w:p>
-      <w:pPr>
-        <w:spacing w:line="240" w:lineRule="auto"/>
-        <w:rPr>
-          <w:rFonts w:ascii="Times New Roman" w:eastAsia="Times New Roman" w:hAnsi="Times New Roman" w:cs="Times New Roman"/>
-          <w:sz w:val="24"/>
-          <w:szCs w:val="24"/>
-          <w:lang w:eastAsia="pt-BR"/>
-        </w:rPr>
-      </w:pPr>
-      <w:r>
-        <w:rPr>
-          <w:rFonts w:ascii="Calibri" w:eastAsia="Times New Roman" w:hAnsi="Calibri" w:cs="Calibri"/>
-          <w:color w:val="000000"/>
-          <w:lang w:eastAsia="pt-BR"/>
-        </w:rPr>
-        <w:t xml:space="preserve">valores = </w:t>
-      </w:r>
-      <w:proofErr w:type="spellStart"/>
-      <w:r>
-        <w:rPr>
-          <w:rFonts w:ascii="Calibri" w:eastAsia="Times New Roman" w:hAnsi="Calibri" w:cs="Calibri"/>
-          <w:color w:val="000000"/>
-          <w:lang w:eastAsia="pt-BR"/>
-        </w:rPr>
-        <w:t>list</w:t>
-      </w:r>
-      <w:proofErr w:type="spellEnd"/>
-      <w:r>
-        <w:rPr>
-          <w:rFonts w:ascii="Calibri" w:eastAsia="Times New Roman" w:hAnsi="Calibri" w:cs="Calibri"/>
-          <w:color w:val="000000"/>
-          <w:lang w:eastAsia="pt-BR"/>
-        </w:rPr>
-        <w:t>(</w:t>
-      </w:r>
-      <w:proofErr w:type="gramStart"/>
-      <w:r>
-        <w:rPr>
-          <w:rFonts w:ascii="Calibri" w:eastAsia="Times New Roman" w:hAnsi="Calibri" w:cs="Calibri"/>
-          <w:color w:val="000000"/>
-          <w:lang w:eastAsia="pt-BR"/>
-        </w:rPr>
-        <w:t>range(</w:t>
-      </w:r>
-      <w:proofErr w:type="gramEnd"/>
-      <w:r>
-        <w:rPr>
-          <w:rFonts w:ascii="Calibri" w:eastAsia="Times New Roman" w:hAnsi="Calibri" w:cs="Calibri"/>
-          <w:color w:val="000000"/>
-          <w:lang w:eastAsia="pt-BR"/>
-        </w:rPr>
-        <w:t xml:space="preserve">4,11)) ele vai criar uma lista do 4 até o 10 lembrando q o </w:t>
-      </w:r>
-      <w:proofErr w:type="spellStart"/>
-      <w:r>
-        <w:rPr>
-          <w:rFonts w:ascii="Calibri" w:eastAsia="Times New Roman" w:hAnsi="Calibri" w:cs="Calibri"/>
-          <w:color w:val="000000"/>
-          <w:lang w:eastAsia="pt-BR"/>
-        </w:rPr>
-        <w:t>ultimo</w:t>
-      </w:r>
-      <w:proofErr w:type="spellEnd"/>
-      <w:r>
-        <w:rPr>
-          <w:rFonts w:ascii="Calibri" w:eastAsia="Times New Roman" w:hAnsi="Calibri" w:cs="Calibri"/>
-          <w:color w:val="000000"/>
-          <w:lang w:eastAsia="pt-BR"/>
-        </w:rPr>
-        <w:t xml:space="preserve"> elemento é eliminado</w:t>
-      </w:r>
-    </w:p>
-    <w:p>
-      <w:pPr>
-        <w:spacing w:line="240" w:lineRule="auto"/>
-        <w:rPr>
-          <w:rFonts w:ascii="Times New Roman" w:eastAsia="Times New Roman" w:hAnsi="Times New Roman" w:cs="Times New Roman"/>
-          <w:sz w:val="24"/>
-          <w:szCs w:val="24"/>
-          <w:lang w:eastAsia="pt-BR"/>
-        </w:rPr>
-      </w:pPr>
-      <w:r>
-        <w:rPr>
-          <w:rFonts w:ascii="Calibri" w:eastAsia="Times New Roman" w:hAnsi="Calibri" w:cs="Calibri"/>
-          <w:color w:val="000000"/>
-          <w:lang w:eastAsia="pt-BR"/>
-        </w:rPr>
-        <w:t>se quiser colocar os elementos em ordem basta usar o nome_da_</w:t>
-      </w:r>
-      <w:proofErr w:type="spellStart"/>
-      <w:proofErr w:type="gramStart"/>
-      <w:r>
-        <w:rPr>
-          <w:rFonts w:ascii="Calibri" w:eastAsia="Times New Roman" w:hAnsi="Calibri" w:cs="Calibri"/>
-          <w:color w:val="000000"/>
-          <w:lang w:eastAsia="pt-BR"/>
-        </w:rPr>
-        <w:t>variavel</w:t>
-      </w:r>
-      <w:proofErr w:type="spellEnd"/>
-      <w:r>
-        <w:rPr>
-          <w:rFonts w:ascii="Calibri" w:eastAsia="Times New Roman" w:hAnsi="Calibri" w:cs="Calibri"/>
-          <w:color w:val="000000"/>
-          <w:lang w:eastAsia="pt-BR"/>
-        </w:rPr>
-        <w:t>..</w:t>
-      </w:r>
-      <w:proofErr w:type="spellStart"/>
-      <w:proofErr w:type="gramEnd"/>
-      <w:r>
-        <w:rPr>
-          <w:rFonts w:ascii="Calibri" w:eastAsia="Times New Roman" w:hAnsi="Calibri" w:cs="Calibri"/>
-          <w:color w:val="000000"/>
-          <w:lang w:eastAsia="pt-BR"/>
-        </w:rPr>
-        <w:t>sort</w:t>
-      </w:r>
-      <w:proofErr w:type="spellEnd"/>
-      <w:r>
-        <w:rPr>
-          <w:rFonts w:ascii="Calibri" w:eastAsia="Times New Roman" w:hAnsi="Calibri" w:cs="Calibri"/>
-          <w:color w:val="000000"/>
-          <w:lang w:eastAsia="pt-BR"/>
-        </w:rPr>
-        <w:t>()</w:t>
-      </w:r>
-    </w:p>
-    <w:p>
-      <w:pPr>
-        <w:spacing w:line="240" w:lineRule="auto"/>
-        <w:rPr>
-          <w:rFonts w:ascii="Times New Roman" w:eastAsia="Times New Roman" w:hAnsi="Times New Roman" w:cs="Times New Roman"/>
-          <w:sz w:val="24"/>
-          <w:szCs w:val="24"/>
-          <w:lang w:eastAsia="pt-BR"/>
-        </w:rPr>
-      </w:pPr>
-      <w:r>
-        <w:rPr>
-          <w:rFonts w:ascii="Calibri" w:eastAsia="Times New Roman" w:hAnsi="Calibri" w:cs="Calibri"/>
-          <w:color w:val="000000"/>
-          <w:lang w:eastAsia="pt-BR"/>
-        </w:rPr>
-        <w:t xml:space="preserve">se quiser em ordem ao </w:t>
-      </w:r>
-      <w:proofErr w:type="spellStart"/>
-      <w:r>
-        <w:rPr>
-          <w:rFonts w:ascii="Calibri" w:eastAsia="Times New Roman" w:hAnsi="Calibri" w:cs="Calibri"/>
-          <w:color w:val="000000"/>
-          <w:lang w:eastAsia="pt-BR"/>
-        </w:rPr>
-        <w:t>contrario</w:t>
-      </w:r>
-      <w:proofErr w:type="spellEnd"/>
-      <w:r>
-        <w:rPr>
-          <w:rFonts w:ascii="Calibri" w:eastAsia="Times New Roman" w:hAnsi="Calibri" w:cs="Calibri"/>
-          <w:color w:val="000000"/>
-          <w:lang w:eastAsia="pt-BR"/>
-        </w:rPr>
-        <w:t>, decrescente basta usar o reverse=</w:t>
-      </w:r>
-      <w:proofErr w:type="spellStart"/>
-      <w:r>
-        <w:rPr>
-          <w:rFonts w:ascii="Calibri" w:eastAsia="Times New Roman" w:hAnsi="Calibri" w:cs="Calibri"/>
-          <w:color w:val="000000"/>
-          <w:lang w:eastAsia="pt-BR"/>
-        </w:rPr>
-        <w:t>True</w:t>
-      </w:r>
-      <w:proofErr w:type="spellEnd"/>
-    </w:p>
-    <w:p>
-      <w:pPr>
-        <w:spacing w:line="240" w:lineRule="auto"/>
-        <w:rPr>
-          <w:rFonts w:ascii="Times New Roman" w:eastAsia="Times New Roman" w:hAnsi="Times New Roman" w:cs="Times New Roman"/>
-          <w:sz w:val="24"/>
-          <w:szCs w:val="24"/>
-          <w:lang w:eastAsia="pt-BR"/>
-        </w:rPr>
-      </w:pPr>
-      <w:proofErr w:type="spellStart"/>
-      <w:r>
-        <w:rPr>
-          <w:rFonts w:ascii="Calibri" w:eastAsia="Times New Roman" w:hAnsi="Calibri" w:cs="Calibri"/>
-          <w:color w:val="000000"/>
-          <w:lang w:eastAsia="pt-BR"/>
-        </w:rPr>
-        <w:t>nome_da_</w:t>
-      </w:r>
-      <w:proofErr w:type="gramStart"/>
-      <w:r>
-        <w:rPr>
-          <w:rFonts w:ascii="Calibri" w:eastAsia="Times New Roman" w:hAnsi="Calibri" w:cs="Calibri"/>
-          <w:color w:val="000000"/>
-          <w:lang w:eastAsia="pt-BR"/>
-        </w:rPr>
-        <w:t>variavel.sort</w:t>
-      </w:r>
-      <w:proofErr w:type="spellEnd"/>
-      <w:proofErr w:type="gramEnd"/>
-      <w:r>
-        <w:rPr>
-          <w:rFonts w:ascii="Calibri" w:eastAsia="Times New Roman" w:hAnsi="Calibri" w:cs="Calibri"/>
-          <w:color w:val="000000"/>
-          <w:lang w:eastAsia="pt-BR"/>
-        </w:rPr>
-        <w:t>(reverse=</w:t>
-      </w:r>
-      <w:proofErr w:type="spellStart"/>
-      <w:r>
-        <w:rPr>
-          <w:rFonts w:ascii="Calibri" w:eastAsia="Times New Roman" w:hAnsi="Calibri" w:cs="Calibri"/>
-          <w:color w:val="000000"/>
-          <w:lang w:eastAsia="pt-BR"/>
-        </w:rPr>
-        <w:t>True</w:t>
-      </w:r>
-      <w:proofErr w:type="spellEnd"/>
-      <w:r>
-        <w:rPr>
-          <w:rFonts w:ascii="Calibri" w:eastAsia="Times New Roman" w:hAnsi="Calibri" w:cs="Calibri"/>
-          <w:color w:val="000000"/>
-          <w:lang w:eastAsia="pt-BR"/>
-        </w:rPr>
-        <w:t>)</w:t>
-      </w:r>
-    </w:p>
-    <w:p>
-      <w:pPr>
-        <w:spacing w:line="240" w:lineRule="auto"/>
-        <w:rPr>
-          <w:rFonts w:ascii="Times New Roman" w:eastAsia="Times New Roman" w:hAnsi="Times New Roman" w:cs="Times New Roman"/>
-          <w:sz w:val="24"/>
-          <w:szCs w:val="24"/>
-          <w:lang w:eastAsia="pt-BR"/>
-        </w:rPr>
-      </w:pPr>
-      <w:r>
-        <w:rPr>
-          <w:rFonts w:ascii="Calibri" w:eastAsia="Times New Roman" w:hAnsi="Calibri" w:cs="Calibri"/>
-          <w:color w:val="000000"/>
-          <w:lang w:eastAsia="pt-BR"/>
-        </w:rPr>
-        <w:t xml:space="preserve">para saber o tamanho de uma lista basta usar o </w:t>
-      </w:r>
-      <w:proofErr w:type="spellStart"/>
-      <w:proofErr w:type="gramStart"/>
-      <w:r>
-        <w:rPr>
-          <w:rFonts w:ascii="Calibri" w:eastAsia="Times New Roman" w:hAnsi="Calibri" w:cs="Calibri"/>
-          <w:color w:val="000000"/>
-          <w:lang w:eastAsia="pt-BR"/>
-        </w:rPr>
-        <w:t>len</w:t>
-      </w:r>
-      <w:proofErr w:type="spellEnd"/>
-      <w:r>
-        <w:rPr>
-          <w:rFonts w:ascii="Calibri" w:eastAsia="Times New Roman" w:hAnsi="Calibri" w:cs="Calibri"/>
-          <w:color w:val="000000"/>
-          <w:lang w:eastAsia="pt-BR"/>
-        </w:rPr>
-        <w:t>(</w:t>
-      </w:r>
-      <w:proofErr w:type="gramEnd"/>
-      <w:r>
-        <w:rPr>
-          <w:rFonts w:ascii="Calibri" w:eastAsia="Times New Roman" w:hAnsi="Calibri" w:cs="Calibri"/>
-          <w:color w:val="000000"/>
-          <w:lang w:eastAsia="pt-BR"/>
-        </w:rPr>
-        <w:t>nome da lista)</w:t>
-      </w:r>
-    </w:p>
-    <w:p>
-      <w:pPr>
-        <w:spacing w:line="240" w:lineRule="auto"/>
-        <w:rPr>
-          <w:rFonts w:ascii="Times New Roman" w:eastAsia="Times New Roman" w:hAnsi="Times New Roman" w:cs="Times New Roman"/>
-          <w:sz w:val="24"/>
-          <w:szCs w:val="24"/>
-          <w:lang w:eastAsia="pt-BR"/>
-        </w:rPr>
-      </w:pPr>
-      <w:r>
-        <w:rPr>
-          <w:rFonts w:ascii="Calibri" w:eastAsia="Times New Roman" w:hAnsi="Calibri" w:cs="Calibri"/>
-          <w:color w:val="000000"/>
-          <w:lang w:eastAsia="pt-BR"/>
-        </w:rPr>
-        <w:t>você pode fazer cópias de uma lista basta usar </w:t>
-      </w:r>
-    </w:p>
-    <w:p>
-      <w:pPr>
-        <w:spacing w:line="240" w:lineRule="auto"/>
-        <w:rPr>
-          <w:rFonts w:ascii="Times New Roman" w:eastAsia="Times New Roman" w:hAnsi="Times New Roman" w:cs="Times New Roman"/>
-          <w:sz w:val="24"/>
-          <w:szCs w:val="24"/>
-          <w:lang w:eastAsia="pt-BR"/>
-        </w:rPr>
-      </w:pPr>
-      <w:r>
-        <w:rPr>
-          <w:rFonts w:ascii="Calibri" w:eastAsia="Times New Roman" w:hAnsi="Calibri" w:cs="Calibri"/>
-          <w:color w:val="000000"/>
-          <w:lang w:eastAsia="pt-BR"/>
-        </w:rPr>
-        <w:t xml:space="preserve">nome da variável = </w:t>
-      </w:r>
-      <w:proofErr w:type="spellStart"/>
-      <w:proofErr w:type="gramStart"/>
-      <w:r>
-        <w:rPr>
-          <w:rFonts w:ascii="Calibri" w:eastAsia="Times New Roman" w:hAnsi="Calibri" w:cs="Calibri"/>
-          <w:color w:val="000000"/>
-          <w:lang w:eastAsia="pt-BR"/>
-        </w:rPr>
-        <w:t>list</w:t>
-      </w:r>
-      <w:proofErr w:type="spellEnd"/>
-      <w:r>
-        <w:rPr>
-          <w:rFonts w:ascii="Calibri" w:eastAsia="Times New Roman" w:hAnsi="Calibri" w:cs="Calibri"/>
-          <w:color w:val="000000"/>
-          <w:lang w:eastAsia="pt-BR"/>
-        </w:rPr>
-        <w:t>(</w:t>
-      </w:r>
-      <w:proofErr w:type="gramEnd"/>
-      <w:r>
-        <w:rPr>
-          <w:rFonts w:ascii="Calibri" w:eastAsia="Times New Roman" w:hAnsi="Calibri" w:cs="Calibri"/>
-          <w:color w:val="000000"/>
-          <w:lang w:eastAsia="pt-BR"/>
-        </w:rPr>
-        <w:t>nome da lista que vai ser copiada)</w:t>
-      </w:r>
-    </w:p>
-    <w:p>
-      <w:pPr>
-        <w:spacing w:line="240" w:lineRule="auto"/>
-        <w:rPr>
-          <w:rFonts w:ascii="Times New Roman" w:eastAsia="Times New Roman" w:hAnsi="Times New Roman" w:cs="Times New Roman"/>
-          <w:sz w:val="24"/>
-          <w:szCs w:val="24"/>
-          <w:lang w:eastAsia="pt-BR"/>
-        </w:rPr>
-      </w:pPr>
-      <w:proofErr w:type="spellStart"/>
-      <w:r>
-        <w:rPr>
-          <w:rFonts w:ascii="Calibri" w:eastAsia="Times New Roman" w:hAnsi="Calibri" w:cs="Calibri"/>
-          <w:color w:val="000000"/>
-          <w:lang w:eastAsia="pt-BR"/>
-        </w:rPr>
-        <w:t>Voce</w:t>
-      </w:r>
-      <w:proofErr w:type="spellEnd"/>
-      <w:r>
-        <w:rPr>
-          <w:rFonts w:ascii="Calibri" w:eastAsia="Times New Roman" w:hAnsi="Calibri" w:cs="Calibri"/>
-          <w:color w:val="000000"/>
-          <w:lang w:eastAsia="pt-BR"/>
-        </w:rPr>
-        <w:t xml:space="preserve"> também pode juntar listas, basta usar o + e criar outra variável </w:t>
-      </w:r>
-      <w:proofErr w:type="spellStart"/>
-      <w:r>
-        <w:rPr>
-          <w:rFonts w:ascii="Calibri" w:eastAsia="Times New Roman" w:hAnsi="Calibri" w:cs="Calibri"/>
-          <w:color w:val="000000"/>
-          <w:lang w:eastAsia="pt-BR"/>
-        </w:rPr>
-        <w:t>ex</w:t>
-      </w:r>
-      <w:proofErr w:type="spellEnd"/>
-      <w:r>
-        <w:rPr>
-          <w:rFonts w:ascii="Calibri" w:eastAsia="Times New Roman" w:hAnsi="Calibri" w:cs="Calibri"/>
-          <w:color w:val="000000"/>
-          <w:lang w:eastAsia="pt-BR"/>
-        </w:rPr>
-        <w:t>:</w:t>
-      </w:r>
-    </w:p>
-    <w:p>
-      <w:pPr>
-        <w:spacing w:line="240" w:lineRule="auto"/>
-        <w:rPr>
-          <w:rFonts w:ascii="Times New Roman" w:eastAsia="Times New Roman" w:hAnsi="Times New Roman" w:cs="Times New Roman"/>
-          <w:sz w:val="24"/>
-          <w:szCs w:val="24"/>
-          <w:lang w:eastAsia="pt-BR"/>
-        </w:rPr>
-      </w:pPr>
-      <w:r>
-        <w:rPr>
-          <w:rFonts w:ascii="Calibri" w:eastAsia="Times New Roman" w:hAnsi="Calibri" w:cs="Calibri"/>
-          <w:color w:val="000000"/>
-          <w:lang w:eastAsia="pt-BR"/>
-        </w:rPr>
-        <w:t xml:space="preserve">nome da variável = lista </w:t>
-      </w:r>
-      <w:proofErr w:type="gramStart"/>
-      <w:r>
-        <w:rPr>
-          <w:rFonts w:ascii="Calibri" w:eastAsia="Times New Roman" w:hAnsi="Calibri" w:cs="Calibri"/>
-          <w:color w:val="000000"/>
-          <w:lang w:eastAsia="pt-BR"/>
-        </w:rPr>
-        <w:t>um  +</w:t>
-      </w:r>
-      <w:proofErr w:type="gramEnd"/>
-      <w:r>
-        <w:rPr>
-          <w:rFonts w:ascii="Calibri" w:eastAsia="Times New Roman" w:hAnsi="Calibri" w:cs="Calibri"/>
-          <w:color w:val="000000"/>
-          <w:lang w:eastAsia="pt-BR"/>
-        </w:rPr>
-        <w:t xml:space="preserve"> lista 2</w:t>
-      </w:r>
-    </w:p>
-    <w:p>
-      <w:pPr>
-        <w:spacing w:line="240" w:lineRule="auto"/>
-        <w:rPr>
-          <w:rFonts w:ascii="Times New Roman" w:eastAsia="Times New Roman" w:hAnsi="Times New Roman" w:cs="Times New Roman"/>
-          <w:sz w:val="24"/>
-          <w:szCs w:val="24"/>
-          <w:lang w:eastAsia="pt-BR"/>
-        </w:rPr>
-      </w:pPr>
-      <w:r>
-        <w:rPr>
-          <w:rFonts w:ascii="Calibri" w:eastAsia="Times New Roman" w:hAnsi="Calibri" w:cs="Calibri"/>
-          <w:color w:val="000000"/>
-          <w:lang w:eastAsia="pt-BR"/>
-        </w:rPr>
-        <w:t xml:space="preserve">o </w:t>
-      </w:r>
-      <w:proofErr w:type="spellStart"/>
-      <w:r>
-        <w:rPr>
-          <w:rFonts w:ascii="Calibri" w:eastAsia="Times New Roman" w:hAnsi="Calibri" w:cs="Calibri"/>
-          <w:color w:val="000000"/>
-          <w:lang w:eastAsia="pt-BR"/>
-        </w:rPr>
-        <w:t>python</w:t>
-      </w:r>
-      <w:proofErr w:type="spellEnd"/>
-      <w:r>
-        <w:rPr>
-          <w:rFonts w:ascii="Calibri" w:eastAsia="Times New Roman" w:hAnsi="Calibri" w:cs="Calibri"/>
-          <w:color w:val="000000"/>
-          <w:lang w:eastAsia="pt-BR"/>
-        </w:rPr>
-        <w:t xml:space="preserve"> faz uma </w:t>
-      </w:r>
-      <w:proofErr w:type="gramStart"/>
-      <w:r>
-        <w:rPr>
-          <w:rFonts w:ascii="Calibri" w:eastAsia="Times New Roman" w:hAnsi="Calibri" w:cs="Calibri"/>
-          <w:color w:val="000000"/>
-          <w:lang w:eastAsia="pt-BR"/>
-        </w:rPr>
-        <w:t>ligação  entre</w:t>
-      </w:r>
-      <w:proofErr w:type="gramEnd"/>
-      <w:r>
-        <w:rPr>
-          <w:rFonts w:ascii="Calibri" w:eastAsia="Times New Roman" w:hAnsi="Calibri" w:cs="Calibri"/>
-          <w:color w:val="000000"/>
-          <w:lang w:eastAsia="pt-BR"/>
-        </w:rPr>
-        <w:t xml:space="preserve"> listas então se for mudar algo em uma lista ela automaticamente vai ser mudada na outra, para resolver isso basta fazer uma cópia usando o : fatiamento </w:t>
-      </w:r>
-      <w:proofErr w:type="spellStart"/>
-      <w:r>
-        <w:rPr>
-          <w:rFonts w:ascii="Calibri" w:eastAsia="Times New Roman" w:hAnsi="Calibri" w:cs="Calibri"/>
-          <w:color w:val="000000"/>
-          <w:lang w:eastAsia="pt-BR"/>
-        </w:rPr>
-        <w:t>ex</w:t>
-      </w:r>
-      <w:proofErr w:type="spellEnd"/>
-    </w:p>
-    <w:p>
-      <w:pPr>
-        <w:spacing w:line="240" w:lineRule="auto"/>
-        <w:rPr>
-          <w:rFonts w:ascii="Times New Roman" w:eastAsia="Times New Roman" w:hAnsi="Times New Roman" w:cs="Times New Roman"/>
-          <w:sz w:val="24"/>
-          <w:szCs w:val="24"/>
-          <w:lang w:eastAsia="pt-BR"/>
-        </w:rPr>
-      </w:pPr>
-      <w:r>
-        <w:rPr>
-          <w:rFonts w:ascii="Calibri" w:eastAsia="Times New Roman" w:hAnsi="Calibri" w:cs="Calibri"/>
-          <w:color w:val="000000"/>
-          <w:lang w:eastAsia="pt-BR"/>
-        </w:rPr>
-        <w:t>a = [2, 3, 4, 7]</w:t>
-      </w:r>
-    </w:p>
-    <w:p>
-      <w:pPr>
-        <w:spacing w:line="240" w:lineRule="auto"/>
-        <w:rPr>
-          <w:rFonts w:ascii="Times New Roman" w:eastAsia="Times New Roman" w:hAnsi="Times New Roman" w:cs="Times New Roman"/>
-          <w:sz w:val="24"/>
-          <w:szCs w:val="24"/>
-          <w:lang w:eastAsia="pt-BR"/>
-        </w:rPr>
-      </w:pPr>
-      <w:r>
-        <w:rPr>
-          <w:rFonts w:ascii="Calibri" w:eastAsia="Times New Roman" w:hAnsi="Calibri" w:cs="Calibri"/>
-          <w:color w:val="000000"/>
-          <w:lang w:eastAsia="pt-BR"/>
-        </w:rPr>
-        <w:lastRenderedPageBreak/>
-        <w:t xml:space="preserve">b = </w:t>
-      </w:r>
-      <w:proofErr w:type="gramStart"/>
-      <w:r>
-        <w:rPr>
-          <w:rFonts w:ascii="Calibri" w:eastAsia="Times New Roman" w:hAnsi="Calibri" w:cs="Calibri"/>
-          <w:color w:val="000000"/>
-          <w:lang w:eastAsia="pt-BR"/>
-        </w:rPr>
-        <w:t>a[ :</w:t>
-      </w:r>
-      <w:proofErr w:type="gramEnd"/>
-      <w:r>
-        <w:rPr>
-          <w:rFonts w:ascii="Calibri" w:eastAsia="Times New Roman" w:hAnsi="Calibri" w:cs="Calibri"/>
-          <w:color w:val="000000"/>
-          <w:lang w:eastAsia="pt-BR"/>
-        </w:rPr>
-        <w:t xml:space="preserve"> ]</w:t>
-      </w:r>
-    </w:p>
-    <w:p>
-      <w:pPr>
-        <w:spacing w:line="240" w:lineRule="auto"/>
-        <w:rPr>
-          <w:rFonts w:ascii="Times New Roman" w:eastAsia="Times New Roman" w:hAnsi="Times New Roman" w:cs="Times New Roman"/>
-          <w:sz w:val="24"/>
-          <w:szCs w:val="24"/>
-          <w:lang w:eastAsia="pt-BR"/>
-        </w:rPr>
-      </w:pPr>
-      <w:proofErr w:type="gramStart"/>
-      <w:r>
-        <w:rPr>
-          <w:rFonts w:ascii="Calibri" w:eastAsia="Times New Roman" w:hAnsi="Calibri" w:cs="Calibri"/>
-          <w:color w:val="000000"/>
-          <w:lang w:eastAsia="pt-BR"/>
-        </w:rPr>
-        <w:t>b[</w:t>
-      </w:r>
-      <w:proofErr w:type="gramEnd"/>
-      <w:r>
-        <w:rPr>
-          <w:rFonts w:ascii="Calibri" w:eastAsia="Times New Roman" w:hAnsi="Calibri" w:cs="Calibri"/>
-          <w:color w:val="000000"/>
-          <w:lang w:eastAsia="pt-BR"/>
-        </w:rPr>
-        <w:t>2] = 8</w:t>
-      </w:r>
-    </w:p>
-    <w:p>
-      <w:pPr>
-        <w:spacing w:line="240" w:lineRule="auto"/>
-        <w:rPr>
-          <w:rFonts w:ascii="Times New Roman" w:eastAsia="Times New Roman" w:hAnsi="Times New Roman" w:cs="Times New Roman"/>
-          <w:sz w:val="24"/>
-          <w:szCs w:val="24"/>
-          <w:lang w:eastAsia="pt-BR"/>
-        </w:rPr>
-      </w:pPr>
-      <w:proofErr w:type="spellStart"/>
-      <w:r>
-        <w:rPr>
-          <w:rFonts w:ascii="Calibri" w:eastAsia="Times New Roman" w:hAnsi="Calibri" w:cs="Calibri"/>
-          <w:color w:val="000000"/>
-          <w:lang w:eastAsia="pt-BR"/>
-        </w:rPr>
-        <w:t>result</w:t>
-      </w:r>
-      <w:proofErr w:type="spellEnd"/>
-      <w:r>
-        <w:rPr>
-          <w:rFonts w:ascii="Calibri" w:eastAsia="Times New Roman" w:hAnsi="Calibri" w:cs="Calibri"/>
-          <w:color w:val="000000"/>
-          <w:lang w:eastAsia="pt-BR"/>
-        </w:rPr>
-        <w:t> </w:t>
-      </w:r>
-    </w:p>
-    <w:p>
-      <w:pPr>
-        <w:spacing w:line="240" w:lineRule="auto"/>
-        <w:rPr>
-          <w:rFonts w:ascii="Times New Roman" w:eastAsia="Times New Roman" w:hAnsi="Times New Roman" w:cs="Times New Roman"/>
-          <w:sz w:val="24"/>
-          <w:szCs w:val="24"/>
-          <w:lang w:eastAsia="pt-BR"/>
-        </w:rPr>
-      </w:pPr>
-      <w:r>
-        <w:rPr>
-          <w:rFonts w:ascii="Calibri" w:eastAsia="Times New Roman" w:hAnsi="Calibri" w:cs="Calibri"/>
-          <w:color w:val="000000"/>
-          <w:lang w:eastAsia="pt-BR"/>
-        </w:rPr>
-        <w:t>Lista A: [2, 3, 4, 7]</w:t>
-      </w:r>
-    </w:p>
-    <w:p>
-      <w:pPr>
-        <w:spacing w:line="240" w:lineRule="auto"/>
-        <w:rPr>
-          <w:rFonts w:ascii="Times New Roman" w:eastAsia="Times New Roman" w:hAnsi="Times New Roman" w:cs="Times New Roman"/>
-          <w:sz w:val="24"/>
-          <w:szCs w:val="24"/>
-          <w:lang w:eastAsia="pt-BR"/>
-        </w:rPr>
-      </w:pPr>
-      <w:r>
-        <w:rPr>
-          <w:rFonts w:ascii="Calibri" w:eastAsia="Times New Roman" w:hAnsi="Calibri" w:cs="Calibri"/>
-          <w:color w:val="000000"/>
-          <w:lang w:eastAsia="pt-BR"/>
-        </w:rPr>
-        <w:t>Lista B: [2, 3, 8 ,7]</w:t>
-      </w:r>
-    </w:p>
-    <w:p/>
+        <w:t xml:space="preserve"> Título ano e diretor</w:t>
+      </w:r>
+    </w:p>
+    <w:p>
+      <w:r>
+        <w:t xml:space="preserve">Para pegar os 2 basta colocar </w:t>
+      </w:r>
+      <w:proofErr w:type="spellStart"/>
+      <w:r>
+        <w:t>items</w:t>
+      </w:r>
+      <w:proofErr w:type="spellEnd"/>
+    </w:p>
     <w:sectPr>
       <w:pgSz w:w="11906" w:h="16838"/>
       <w:pgMar w:top="1417" w:right="1701" w:bottom="1417" w:left="1701" w:header="708" w:footer="708" w:gutter="0"/>
@@ -7456,7 +8260,7 @@
 </file>
 
 <file path=word/styles.xml><?xml version="1.0" encoding="utf-8"?>
-<w:styles xmlns:mc="http://schemas.openxmlformats.org/markup-compatibility/2006" xmlns:r="http://schemas.openxmlformats.org/officeDocument/2006/relationships" xmlns:w="http://schemas.openxmlformats.org/wordprocessingml/2006/main" xmlns:w14="http://schemas.microsoft.com/office/word/2010/wordml" xmlns:w15="http://schemas.microsoft.com/office/word/2012/wordml" xmlns:w16cex="http://schemas.microsoft.com/office/word/2018/wordml/cex" xmlns:w16cid="http://schemas.microsoft.com/office/word/2016/wordml/cid" xmlns:w16="http://schemas.microsoft.com/office/word/2018/wordml" xmlns:w16sdtdh="http://schemas.microsoft.com/office/word/2020/wordml/sdtdatahash" xmlns:w16se="http://schemas.microsoft.com/office/word/2015/wordml/symex" mc:Ignorable="w14 w15 w16se w16cid w16 w16cex w16sdtdh">
+<w:styles xmlns:mc="http://schemas.openxmlformats.org/markup-compatibility/2006" xmlns:r="http://schemas.openxmlformats.org/officeDocument/2006/relationships" xmlns:w="http://schemas.openxmlformats.org/wordprocessingml/2006/main" xmlns:w14="http://schemas.microsoft.com/office/word/2010/wordml" xmlns:w15="http://schemas.microsoft.com/office/word/2012/wordml" xmlns:w16cex="http://schemas.microsoft.com/office/word/2018/wordml/cex" xmlns:w16cid="http://schemas.microsoft.com/office/word/2016/wordml/cid" xmlns:w16="http://schemas.microsoft.com/office/word/2018/wordml" xmlns:w16du="http://schemas.microsoft.com/office/word/2023/wordml/word16du" xmlns:w16sdtdh="http://schemas.microsoft.com/office/word/2020/wordml/sdtdatahash" xmlns:w16sdtfl="http://schemas.microsoft.com/office/word/2024/wordml/sdtformatlock" xmlns:w16se="http://schemas.microsoft.com/office/word/2015/wordml/symex" mc:Ignorable="w14 w15 w16se w16cid w16 w16cex w16sdtdh w16sdtfl w16du">
   <w:docDefaults>
     <w:rPrDefault>
       <w:rPr>

--- a/Curso Python/Anotações sobre o Curso de Python.docx
+++ b/Curso Python/Anotações sobre o Curso de Python.docx
@@ -5,7 +5,6 @@
     <w:p>
       <w:pPr>
         <w:spacing w:after="0" w:line="240" w:lineRule="auto"/>
-        <w:jc w:val="center"/>
         <w:rPr>
           <w:rFonts w:ascii="Times New Roman" w:eastAsia="Times New Roman" w:hAnsi="Times New Roman" w:cs="Times New Roman"/>
           <w:sz w:val="24"/>
@@ -4376,9 +4375,8 @@
       <w:pPr>
         <w:spacing w:line="240" w:lineRule="auto"/>
         <w:rPr>
-          <w:rFonts w:ascii="Times New Roman" w:eastAsia="Times New Roman" w:hAnsi="Times New Roman" w:cs="Times New Roman"/>
-          <w:sz w:val="24"/>
-          <w:szCs w:val="24"/>
+          <w:rFonts w:ascii="Calibri" w:eastAsia="Times New Roman" w:hAnsi="Calibri" w:cs="Calibri"/>
+          <w:color w:val="000000"/>
           <w:lang w:eastAsia="pt-BR"/>
         </w:rPr>
       </w:pPr>
@@ -4481,15 +4479,171 @@
     </w:p>
     <w:p>
       <w:pPr>
-        <w:spacing w:before="240" w:after="0" w:line="240" w:lineRule="auto"/>
-        <w:outlineLvl w:val="0"/>
-        <w:rPr>
-          <w:rFonts w:ascii="Times New Roman" w:eastAsia="Times New Roman" w:hAnsi="Times New Roman" w:cs="Times New Roman"/>
-          <w:b/>
-          <w:bCs/>
-          <w:kern w:val="36"/>
-          <w:sz w:val="48"/>
-          <w:szCs w:val="48"/>
+        <w:rPr>
+          <w:rFonts w:ascii="Calibri" w:hAnsi="Calibri" w:cs="Calibri"/>
+          <w:color w:val="000000"/>
+        </w:rPr>
+      </w:pPr>
+      <w:r>
+        <w:rPr>
+          <w:rFonts w:ascii="Calibri" w:eastAsia="Times New Roman" w:hAnsi="Calibri" w:cs="Calibri"/>
+          <w:color w:val="000000"/>
+          <w:lang w:eastAsia="pt-BR"/>
+        </w:rPr>
+        <w:lastRenderedPageBreak/>
+        <w:t>Print(f’[{matriz[l][c]:^5}]’ ess</w:t>
+      </w:r>
+      <w:r>
+        <w:rPr>
+          <w:rFonts w:ascii="Calibri" w:eastAsia="Times New Roman" w:hAnsi="Calibri" w:cs="Calibri"/>
+          <w:color w:val="000000"/>
+          <w:lang w:eastAsia="pt-BR"/>
+        </w:rPr>
+        <w:t xml:space="preserve">e ^5 quer dizer </w:t>
+      </w:r>
+      <w:proofErr w:type="gramStart"/>
+      <w:r>
+        <w:rPr>
+          <w:rFonts w:ascii="Calibri" w:eastAsia="Times New Roman" w:hAnsi="Calibri" w:cs="Calibri"/>
+          <w:color w:val="000000"/>
+          <w:lang w:eastAsia="pt-BR"/>
+        </w:rPr>
+        <w:t xml:space="preserve">para </w:t>
+      </w:r>
+      <w:r>
+        <w:rPr>
+          <w:rFonts w:ascii="Calibri" w:hAnsi="Calibri" w:cs="Calibri"/>
+          <w:color w:val="000000"/>
+        </w:rPr>
+        <w:t>:</w:t>
+      </w:r>
+      <w:proofErr w:type="gramEnd"/>
+      <w:r>
+        <w:rPr>
+          <w:rFonts w:ascii="Calibri" w:hAnsi="Calibri" w:cs="Calibri"/>
+          <w:color w:val="000000"/>
+        </w:rPr>
+        <w:t xml:space="preserve"> ^5 → instrução de formatação:</w:t>
+      </w:r>
+    </w:p>
+    <w:p>
+      <w:pPr>
+        <w:numPr>
+          <w:ilvl w:val="0"/>
+          <w:numId w:val="1"/>
+        </w:numPr>
+        <w:spacing w:line="240" w:lineRule="auto"/>
+        <w:rPr>
+          <w:rFonts w:ascii="Calibri" w:eastAsia="Times New Roman" w:hAnsi="Calibri" w:cs="Calibri"/>
+          <w:color w:val="000000"/>
+          <w:lang w:eastAsia="pt-BR"/>
+        </w:rPr>
+      </w:pPr>
+      <w:r>
+        <w:rPr>
+          <w:rFonts w:ascii="Calibri" w:eastAsia="Times New Roman" w:hAnsi="Calibri" w:cs="Calibri"/>
+          <w:color w:val="000000"/>
+          <w:lang w:eastAsia="pt-BR"/>
+        </w:rPr>
+        <w:t>^ → centraliza o valor.</w:t>
+      </w:r>
+    </w:p>
+    <w:p>
+      <w:pPr>
+        <w:numPr>
+          <w:ilvl w:val="0"/>
+          <w:numId w:val="1"/>
+        </w:numPr>
+        <w:spacing w:line="240" w:lineRule="auto"/>
+        <w:rPr>
+          <w:rFonts w:ascii="Calibri" w:eastAsia="Times New Roman" w:hAnsi="Calibri" w:cs="Calibri"/>
+          <w:color w:val="000000"/>
+          <w:lang w:eastAsia="pt-BR"/>
+        </w:rPr>
+      </w:pPr>
+      <w:r>
+        <w:rPr>
+          <w:rFonts w:ascii="Calibri" w:eastAsia="Times New Roman" w:hAnsi="Calibri" w:cs="Calibri"/>
+          <w:color w:val="000000"/>
+          <w:lang w:eastAsia="pt-BR"/>
+        </w:rPr>
+        <w:t>5 → largura total do campo (5 caracteres de espaço).</w:t>
+      </w:r>
+    </w:p>
+    <w:p>
+      <w:pPr>
+        <w:spacing w:line="240" w:lineRule="auto"/>
+        <w:rPr>
+          <w:rFonts w:ascii="Calibri" w:eastAsia="Times New Roman" w:hAnsi="Calibri" w:cs="Calibri"/>
+          <w:color w:val="000000"/>
+          <w:lang w:eastAsia="pt-BR"/>
+        </w:rPr>
+      </w:pPr>
+      <w:proofErr w:type="gramStart"/>
+      <w:r>
+        <w:rPr>
+          <w:rFonts w:ascii="Calibri" w:eastAsia="Times New Roman" w:hAnsi="Calibri" w:cs="Calibri"/>
+          <w:color w:val="000000"/>
+          <w:lang w:eastAsia="pt-BR"/>
+        </w:rPr>
+        <w:t>[  1  ]</w:t>
+      </w:r>
+      <w:proofErr w:type="gramEnd"/>
+    </w:p>
+    <w:p>
+      <w:pPr>
+        <w:spacing w:line="240" w:lineRule="auto"/>
+        <w:rPr>
+          <w:rFonts w:ascii="Calibri" w:eastAsia="Times New Roman" w:hAnsi="Calibri" w:cs="Calibri"/>
+          <w:color w:val="000000"/>
+          <w:lang w:eastAsia="pt-BR"/>
+        </w:rPr>
+      </w:pPr>
+      <w:proofErr w:type="gramStart"/>
+      <w:r>
+        <w:rPr>
+          <w:rFonts w:ascii="Calibri" w:eastAsia="Times New Roman" w:hAnsi="Calibri" w:cs="Calibri"/>
+          <w:color w:val="000000"/>
+          <w:lang w:eastAsia="pt-BR"/>
+        </w:rPr>
+        <w:t>[ 22  ]</w:t>
+      </w:r>
+      <w:proofErr w:type="gramEnd"/>
+    </w:p>
+    <w:p>
+      <w:pPr>
+        <w:spacing w:line="240" w:lineRule="auto"/>
+        <w:rPr>
+          <w:rFonts w:ascii="Calibri" w:eastAsia="Times New Roman" w:hAnsi="Calibri" w:cs="Calibri"/>
+          <w:color w:val="000000"/>
+          <w:lang w:eastAsia="pt-BR"/>
+        </w:rPr>
+      </w:pPr>
+      <w:proofErr w:type="gramStart"/>
+      <w:r>
+        <w:rPr>
+          <w:rFonts w:ascii="Calibri" w:eastAsia="Times New Roman" w:hAnsi="Calibri" w:cs="Calibri"/>
+          <w:color w:val="000000"/>
+          <w:lang w:eastAsia="pt-BR"/>
+        </w:rPr>
+        <w:t>[ 333</w:t>
+      </w:r>
+      <w:proofErr w:type="gramEnd"/>
+      <w:r>
+        <w:rPr>
+          <w:rFonts w:ascii="Calibri" w:eastAsia="Times New Roman" w:hAnsi="Calibri" w:cs="Calibri"/>
+          <w:color w:val="000000"/>
+          <w:lang w:eastAsia="pt-BR"/>
+        </w:rPr>
+        <w:t xml:space="preserve"> ]</w:t>
+      </w:r>
+    </w:p>
+    <w:p>
+      <w:pPr>
+        <w:spacing w:line="240" w:lineRule="auto"/>
+        <w:rPr>
+          <w:rFonts w:ascii="Calibri" w:eastAsia="Times New Roman" w:hAnsi="Calibri" w:cs="Calibri"/>
+          <w:color w:val="000000"/>
           <w:lang w:eastAsia="pt-BR"/>
         </w:rPr>
       </w:pPr>
@@ -4502,7 +4656,6 @@
           <w:szCs w:val="32"/>
           <w:lang w:eastAsia="pt-BR"/>
         </w:rPr>
-        <w:lastRenderedPageBreak/>
         <w:t>Condição</w:t>
       </w:r>
     </w:p>
@@ -5276,6 +5429,7 @@
           <w:color w:val="000000"/>
           <w:lang w:eastAsia="pt-BR"/>
         </w:rPr>
+        <w:lastRenderedPageBreak/>
         <w:t>voce</w:t>
       </w:r>
       <w:proofErr w:type="spellEnd"/>
@@ -5465,7 +5619,6 @@
           <w:color w:val="000000"/>
           <w:lang w:eastAsia="pt-BR"/>
         </w:rPr>
-        <w:lastRenderedPageBreak/>
         <w:t xml:space="preserve">inicialização de </w:t>
       </w:r>
       <w:proofErr w:type="spellStart"/>
@@ -6155,6 +6308,7 @@
           <w:szCs w:val="28"/>
           <w:lang w:eastAsia="pt-BR"/>
         </w:rPr>
+        <w:lastRenderedPageBreak/>
         <w:t xml:space="preserve">Variáveis compostas podem armazenar </w:t>
       </w:r>
       <w:proofErr w:type="gramStart"/>
@@ -6232,7 +6386,6 @@
           <w:szCs w:val="24"/>
           <w:lang w:eastAsia="pt-BR"/>
         </w:rPr>
-        <w:lastRenderedPageBreak/>
         <w:drawing>
           <wp:inline distT="0" distB="0" distL="0" distR="0" wp14:anchorId="31FAACB8" wp14:editId="30EC77A4">
             <wp:extent cx="5400040" cy="1875790"/>
@@ -6249,7 +6402,7 @@
                     <pic:cNvPicPr/>
                   </pic:nvPicPr>
                   <pic:blipFill>
-                    <a:blip r:embed="rId4"/>
+                    <a:blip r:embed="rId5"/>
                     <a:stretch>
                       <a:fillRect/>
                     </a:stretch>
@@ -7020,6 +7173,7 @@
           <w:color w:val="000000"/>
           <w:lang w:eastAsia="pt-BR"/>
         </w:rPr>
+        <w:lastRenderedPageBreak/>
         <w:t>lanche.pop</w:t>
       </w:r>
       <w:proofErr w:type="spellEnd"/>
@@ -7163,214 +7317,871 @@
           <w:color w:val="000000"/>
           <w:lang w:eastAsia="pt-BR"/>
         </w:rPr>
+        <w:t>nesses 3 casos vai remover a pizza</w:t>
+      </w:r>
+    </w:p>
+    <w:p>
+      <w:pPr>
+        <w:spacing w:line="240" w:lineRule="auto"/>
+        <w:rPr>
+          <w:rFonts w:ascii="Times New Roman" w:eastAsia="Times New Roman" w:hAnsi="Times New Roman" w:cs="Times New Roman"/>
+          <w:sz w:val="24"/>
+          <w:szCs w:val="24"/>
+          <w:lang w:eastAsia="pt-BR"/>
+        </w:rPr>
+      </w:pPr>
+      <w:r>
+        <w:rPr>
+          <w:rFonts w:ascii="Calibri" w:eastAsia="Times New Roman" w:hAnsi="Calibri" w:cs="Calibri"/>
+          <w:color w:val="000000"/>
+          <w:lang w:eastAsia="pt-BR"/>
+        </w:rPr>
+        <w:t xml:space="preserve">o recomendado é utilizar o </w:t>
+      </w:r>
+      <w:proofErr w:type="spellStart"/>
+      <w:r>
+        <w:rPr>
+          <w:rFonts w:ascii="Calibri" w:eastAsia="Times New Roman" w:hAnsi="Calibri" w:cs="Calibri"/>
+          <w:color w:val="000000"/>
+          <w:lang w:eastAsia="pt-BR"/>
+        </w:rPr>
+        <w:t>if</w:t>
+      </w:r>
+      <w:proofErr w:type="spellEnd"/>
+      <w:r>
+        <w:rPr>
+          <w:rFonts w:ascii="Calibri" w:eastAsia="Times New Roman" w:hAnsi="Calibri" w:cs="Calibri"/>
+          <w:color w:val="000000"/>
+          <w:lang w:eastAsia="pt-BR"/>
+        </w:rPr>
+        <w:t xml:space="preserve"> porque caso não exista ele vai dar erro</w:t>
+      </w:r>
+    </w:p>
+    <w:p>
+      <w:pPr>
+        <w:spacing w:line="240" w:lineRule="auto"/>
+        <w:rPr>
+          <w:rFonts w:ascii="Times New Roman" w:eastAsia="Times New Roman" w:hAnsi="Times New Roman" w:cs="Times New Roman"/>
+          <w:sz w:val="24"/>
+          <w:szCs w:val="24"/>
+          <w:lang w:eastAsia="pt-BR"/>
+        </w:rPr>
+      </w:pPr>
+      <w:proofErr w:type="spellStart"/>
+      <w:r>
+        <w:rPr>
+          <w:rFonts w:ascii="Calibri" w:eastAsia="Times New Roman" w:hAnsi="Calibri" w:cs="Calibri"/>
+          <w:color w:val="000000"/>
+          <w:lang w:eastAsia="pt-BR"/>
+        </w:rPr>
+        <w:t>ex</w:t>
+      </w:r>
+      <w:proofErr w:type="spellEnd"/>
+      <w:r>
+        <w:rPr>
+          <w:rFonts w:ascii="Calibri" w:eastAsia="Times New Roman" w:hAnsi="Calibri" w:cs="Calibri"/>
+          <w:color w:val="000000"/>
+          <w:lang w:eastAsia="pt-BR"/>
+        </w:rPr>
+        <w:t>: </w:t>
+      </w:r>
+    </w:p>
+    <w:p>
+      <w:pPr>
+        <w:spacing w:line="240" w:lineRule="auto"/>
+        <w:rPr>
+          <w:rFonts w:ascii="Times New Roman" w:eastAsia="Times New Roman" w:hAnsi="Times New Roman" w:cs="Times New Roman"/>
+          <w:sz w:val="24"/>
+          <w:szCs w:val="24"/>
+          <w:lang w:eastAsia="pt-BR"/>
+        </w:rPr>
+      </w:pPr>
+      <w:proofErr w:type="spellStart"/>
+      <w:r>
+        <w:rPr>
+          <w:rFonts w:ascii="Calibri" w:eastAsia="Times New Roman" w:hAnsi="Calibri" w:cs="Calibri"/>
+          <w:color w:val="000000"/>
+          <w:lang w:eastAsia="pt-BR"/>
+        </w:rPr>
+        <w:t>if</w:t>
+      </w:r>
+      <w:proofErr w:type="spellEnd"/>
+      <w:r>
+        <w:rPr>
+          <w:rFonts w:ascii="Calibri" w:eastAsia="Times New Roman" w:hAnsi="Calibri" w:cs="Calibri"/>
+          <w:color w:val="000000"/>
+          <w:lang w:eastAsia="pt-BR"/>
+        </w:rPr>
+        <w:t xml:space="preserve"> ‘ELEMENTO’ in ‘nome da lista’:</w:t>
+      </w:r>
+    </w:p>
+    <w:p>
+      <w:pPr>
+        <w:spacing w:line="240" w:lineRule="auto"/>
+        <w:rPr>
+          <w:rFonts w:ascii="Times New Roman" w:eastAsia="Times New Roman" w:hAnsi="Times New Roman" w:cs="Times New Roman"/>
+          <w:sz w:val="24"/>
+          <w:szCs w:val="24"/>
+          <w:lang w:eastAsia="pt-BR"/>
+        </w:rPr>
+      </w:pPr>
+      <w:r>
+        <w:rPr>
+          <w:rFonts w:ascii="Calibri" w:eastAsia="Times New Roman" w:hAnsi="Calibri" w:cs="Calibri"/>
+          <w:color w:val="000000"/>
+          <w:lang w:eastAsia="pt-BR"/>
+        </w:rPr>
+        <w:tab/>
+      </w:r>
+      <w:proofErr w:type="spellStart"/>
+      <w:r>
+        <w:rPr>
+          <w:rFonts w:ascii="Calibri" w:eastAsia="Times New Roman" w:hAnsi="Calibri" w:cs="Calibri"/>
+          <w:color w:val="000000"/>
+          <w:lang w:eastAsia="pt-BR"/>
+        </w:rPr>
+        <w:t>xxx.remove</w:t>
+      </w:r>
+      <w:proofErr w:type="spellEnd"/>
+      <w:r>
+        <w:rPr>
+          <w:rFonts w:ascii="Calibri" w:eastAsia="Times New Roman" w:hAnsi="Calibri" w:cs="Calibri"/>
+          <w:color w:val="000000"/>
+          <w:lang w:eastAsia="pt-BR"/>
+        </w:rPr>
+        <w:t>(‘elemento’)</w:t>
+      </w:r>
+    </w:p>
+    <w:p>
+      <w:pPr>
+        <w:spacing w:line="240" w:lineRule="auto"/>
+        <w:rPr>
+          <w:rFonts w:ascii="Times New Roman" w:eastAsia="Times New Roman" w:hAnsi="Times New Roman" w:cs="Times New Roman"/>
+          <w:sz w:val="24"/>
+          <w:szCs w:val="24"/>
+          <w:lang w:eastAsia="pt-BR"/>
+        </w:rPr>
+      </w:pPr>
+      <w:r>
+        <w:rPr>
+          <w:rFonts w:ascii="Calibri" w:eastAsia="Times New Roman" w:hAnsi="Calibri" w:cs="Calibri"/>
+          <w:color w:val="000000"/>
+          <w:lang w:eastAsia="pt-BR"/>
+        </w:rPr>
+        <w:t xml:space="preserve">Você pode criar listas com range </w:t>
+      </w:r>
+      <w:proofErr w:type="spellStart"/>
+      <w:r>
+        <w:rPr>
+          <w:rFonts w:ascii="Calibri" w:eastAsia="Times New Roman" w:hAnsi="Calibri" w:cs="Calibri"/>
+          <w:color w:val="000000"/>
+          <w:lang w:eastAsia="pt-BR"/>
+        </w:rPr>
+        <w:t>ex</w:t>
+      </w:r>
+      <w:proofErr w:type="spellEnd"/>
+      <w:r>
+        <w:rPr>
+          <w:rFonts w:ascii="Calibri" w:eastAsia="Times New Roman" w:hAnsi="Calibri" w:cs="Calibri"/>
+          <w:color w:val="000000"/>
+          <w:lang w:eastAsia="pt-BR"/>
+        </w:rPr>
+        <w:t>:</w:t>
+      </w:r>
+    </w:p>
+    <w:p>
+      <w:pPr>
+        <w:spacing w:line="240" w:lineRule="auto"/>
+        <w:rPr>
+          <w:rFonts w:ascii="Times New Roman" w:eastAsia="Times New Roman" w:hAnsi="Times New Roman" w:cs="Times New Roman"/>
+          <w:sz w:val="24"/>
+          <w:szCs w:val="24"/>
+          <w:lang w:eastAsia="pt-BR"/>
+        </w:rPr>
+      </w:pPr>
+      <w:r>
+        <w:rPr>
+          <w:rFonts w:ascii="Calibri" w:eastAsia="Times New Roman" w:hAnsi="Calibri" w:cs="Calibri"/>
+          <w:color w:val="000000"/>
+          <w:lang w:eastAsia="pt-BR"/>
+        </w:rPr>
+        <w:t xml:space="preserve">valores = </w:t>
+      </w:r>
+      <w:proofErr w:type="spellStart"/>
+      <w:r>
+        <w:rPr>
+          <w:rFonts w:ascii="Calibri" w:eastAsia="Times New Roman" w:hAnsi="Calibri" w:cs="Calibri"/>
+          <w:color w:val="000000"/>
+          <w:lang w:eastAsia="pt-BR"/>
+        </w:rPr>
+        <w:t>list</w:t>
+      </w:r>
+      <w:proofErr w:type="spellEnd"/>
+      <w:r>
+        <w:rPr>
+          <w:rFonts w:ascii="Calibri" w:eastAsia="Times New Roman" w:hAnsi="Calibri" w:cs="Calibri"/>
+          <w:color w:val="000000"/>
+          <w:lang w:eastAsia="pt-BR"/>
+        </w:rPr>
+        <w:t>(</w:t>
+      </w:r>
+      <w:proofErr w:type="gramStart"/>
+      <w:r>
+        <w:rPr>
+          <w:rFonts w:ascii="Calibri" w:eastAsia="Times New Roman" w:hAnsi="Calibri" w:cs="Calibri"/>
+          <w:color w:val="000000"/>
+          <w:lang w:eastAsia="pt-BR"/>
+        </w:rPr>
+        <w:t>range(</w:t>
+      </w:r>
+      <w:proofErr w:type="gramEnd"/>
+      <w:r>
+        <w:rPr>
+          <w:rFonts w:ascii="Calibri" w:eastAsia="Times New Roman" w:hAnsi="Calibri" w:cs="Calibri"/>
+          <w:color w:val="000000"/>
+          <w:lang w:eastAsia="pt-BR"/>
+        </w:rPr>
+        <w:t xml:space="preserve">4,11)) ele vai criar uma lista do 4 até o 10 lembrando q o </w:t>
+      </w:r>
+      <w:proofErr w:type="spellStart"/>
+      <w:proofErr w:type="gramStart"/>
+      <w:r>
+        <w:rPr>
+          <w:rFonts w:ascii="Calibri" w:eastAsia="Times New Roman" w:hAnsi="Calibri" w:cs="Calibri"/>
+          <w:color w:val="000000"/>
+          <w:lang w:eastAsia="pt-BR"/>
+        </w:rPr>
+        <w:t>ultimo</w:t>
+      </w:r>
+      <w:proofErr w:type="spellEnd"/>
+      <w:proofErr w:type="gramEnd"/>
+      <w:r>
+        <w:rPr>
+          <w:rFonts w:ascii="Calibri" w:eastAsia="Times New Roman" w:hAnsi="Calibri" w:cs="Calibri"/>
+          <w:color w:val="000000"/>
+          <w:lang w:eastAsia="pt-BR"/>
+        </w:rPr>
+        <w:t xml:space="preserve"> elemento é eliminado</w:t>
+      </w:r>
+    </w:p>
+    <w:p>
+      <w:pPr>
+        <w:spacing w:line="240" w:lineRule="auto"/>
+        <w:rPr>
+          <w:rFonts w:ascii="Times New Roman" w:eastAsia="Times New Roman" w:hAnsi="Times New Roman" w:cs="Times New Roman"/>
+          <w:sz w:val="24"/>
+          <w:szCs w:val="24"/>
+          <w:lang w:eastAsia="pt-BR"/>
+        </w:rPr>
+      </w:pPr>
+      <w:r>
+        <w:rPr>
+          <w:rFonts w:ascii="Calibri" w:eastAsia="Times New Roman" w:hAnsi="Calibri" w:cs="Calibri"/>
+          <w:color w:val="000000"/>
+          <w:lang w:eastAsia="pt-BR"/>
+        </w:rPr>
+        <w:t>se quiser colocar os elementos em ordem basta usar o nome_da_</w:t>
+      </w:r>
+      <w:proofErr w:type="spellStart"/>
+      <w:proofErr w:type="gramStart"/>
+      <w:r>
+        <w:rPr>
+          <w:rFonts w:ascii="Calibri" w:eastAsia="Times New Roman" w:hAnsi="Calibri" w:cs="Calibri"/>
+          <w:color w:val="000000"/>
+          <w:lang w:eastAsia="pt-BR"/>
+        </w:rPr>
+        <w:t>variavel</w:t>
+      </w:r>
+      <w:proofErr w:type="spellEnd"/>
+      <w:r>
+        <w:rPr>
+          <w:rFonts w:ascii="Calibri" w:eastAsia="Times New Roman" w:hAnsi="Calibri" w:cs="Calibri"/>
+          <w:color w:val="000000"/>
+          <w:lang w:eastAsia="pt-BR"/>
+        </w:rPr>
+        <w:t>..</w:t>
+      </w:r>
+      <w:proofErr w:type="spellStart"/>
+      <w:r>
+        <w:rPr>
+          <w:rFonts w:ascii="Calibri" w:eastAsia="Times New Roman" w:hAnsi="Calibri" w:cs="Calibri"/>
+          <w:color w:val="000000"/>
+          <w:lang w:eastAsia="pt-BR"/>
+        </w:rPr>
+        <w:t>sort</w:t>
+      </w:r>
+      <w:proofErr w:type="spellEnd"/>
+      <w:r>
+        <w:rPr>
+          <w:rFonts w:ascii="Calibri" w:eastAsia="Times New Roman" w:hAnsi="Calibri" w:cs="Calibri"/>
+          <w:color w:val="000000"/>
+          <w:lang w:eastAsia="pt-BR"/>
+        </w:rPr>
+        <w:t>(</w:t>
+      </w:r>
+      <w:proofErr w:type="gramEnd"/>
+      <w:r>
+        <w:rPr>
+          <w:rFonts w:ascii="Calibri" w:eastAsia="Times New Roman" w:hAnsi="Calibri" w:cs="Calibri"/>
+          <w:color w:val="000000"/>
+          <w:lang w:eastAsia="pt-BR"/>
+        </w:rPr>
+        <w:t>)</w:t>
+      </w:r>
+    </w:p>
+    <w:p>
+      <w:pPr>
+        <w:spacing w:line="240" w:lineRule="auto"/>
+        <w:rPr>
+          <w:rFonts w:ascii="Times New Roman" w:eastAsia="Times New Roman" w:hAnsi="Times New Roman" w:cs="Times New Roman"/>
+          <w:sz w:val="24"/>
+          <w:szCs w:val="24"/>
+          <w:lang w:eastAsia="pt-BR"/>
+        </w:rPr>
+      </w:pPr>
+      <w:r>
+        <w:rPr>
+          <w:rFonts w:ascii="Calibri" w:eastAsia="Times New Roman" w:hAnsi="Calibri" w:cs="Calibri"/>
+          <w:color w:val="000000"/>
+          <w:lang w:eastAsia="pt-BR"/>
+        </w:rPr>
+        <w:t xml:space="preserve">se quiser em ordem ao </w:t>
+      </w:r>
+      <w:proofErr w:type="spellStart"/>
+      <w:r>
+        <w:rPr>
+          <w:rFonts w:ascii="Calibri" w:eastAsia="Times New Roman" w:hAnsi="Calibri" w:cs="Calibri"/>
+          <w:color w:val="000000"/>
+          <w:lang w:eastAsia="pt-BR"/>
+        </w:rPr>
+        <w:t>contrario</w:t>
+      </w:r>
+      <w:proofErr w:type="spellEnd"/>
+      <w:r>
+        <w:rPr>
+          <w:rFonts w:ascii="Calibri" w:eastAsia="Times New Roman" w:hAnsi="Calibri" w:cs="Calibri"/>
+          <w:color w:val="000000"/>
+          <w:lang w:eastAsia="pt-BR"/>
+        </w:rPr>
+        <w:t>, decrescente basta usar o reverse=</w:t>
+      </w:r>
+      <w:proofErr w:type="spellStart"/>
+      <w:r>
+        <w:rPr>
+          <w:rFonts w:ascii="Calibri" w:eastAsia="Times New Roman" w:hAnsi="Calibri" w:cs="Calibri"/>
+          <w:color w:val="000000"/>
+          <w:lang w:eastAsia="pt-BR"/>
+        </w:rPr>
+        <w:t>True</w:t>
+      </w:r>
+      <w:proofErr w:type="spellEnd"/>
+    </w:p>
+    <w:p>
+      <w:pPr>
+        <w:spacing w:line="240" w:lineRule="auto"/>
+        <w:rPr>
+          <w:rFonts w:ascii="Times New Roman" w:eastAsia="Times New Roman" w:hAnsi="Times New Roman" w:cs="Times New Roman"/>
+          <w:sz w:val="24"/>
+          <w:szCs w:val="24"/>
+          <w:lang w:eastAsia="pt-BR"/>
+        </w:rPr>
+      </w:pPr>
+      <w:proofErr w:type="spellStart"/>
+      <w:r>
+        <w:rPr>
+          <w:rFonts w:ascii="Calibri" w:eastAsia="Times New Roman" w:hAnsi="Calibri" w:cs="Calibri"/>
+          <w:color w:val="000000"/>
+          <w:lang w:eastAsia="pt-BR"/>
+        </w:rPr>
+        <w:t>nome_da_</w:t>
+      </w:r>
+      <w:proofErr w:type="gramStart"/>
+      <w:r>
+        <w:rPr>
+          <w:rFonts w:ascii="Calibri" w:eastAsia="Times New Roman" w:hAnsi="Calibri" w:cs="Calibri"/>
+          <w:color w:val="000000"/>
+          <w:lang w:eastAsia="pt-BR"/>
+        </w:rPr>
+        <w:t>variavel.sort</w:t>
+      </w:r>
+      <w:proofErr w:type="spellEnd"/>
+      <w:proofErr w:type="gramEnd"/>
+      <w:r>
+        <w:rPr>
+          <w:rFonts w:ascii="Calibri" w:eastAsia="Times New Roman" w:hAnsi="Calibri" w:cs="Calibri"/>
+          <w:color w:val="000000"/>
+          <w:lang w:eastAsia="pt-BR"/>
+        </w:rPr>
+        <w:t>(reverse=</w:t>
+      </w:r>
+      <w:proofErr w:type="spellStart"/>
+      <w:r>
+        <w:rPr>
+          <w:rFonts w:ascii="Calibri" w:eastAsia="Times New Roman" w:hAnsi="Calibri" w:cs="Calibri"/>
+          <w:color w:val="000000"/>
+          <w:lang w:eastAsia="pt-BR"/>
+        </w:rPr>
+        <w:t>True</w:t>
+      </w:r>
+      <w:proofErr w:type="spellEnd"/>
+      <w:r>
+        <w:rPr>
+          <w:rFonts w:ascii="Calibri" w:eastAsia="Times New Roman" w:hAnsi="Calibri" w:cs="Calibri"/>
+          <w:color w:val="000000"/>
+          <w:lang w:eastAsia="pt-BR"/>
+        </w:rPr>
+        <w:t>)</w:t>
+      </w:r>
+    </w:p>
+    <w:p>
+      <w:pPr>
+        <w:spacing w:line="240" w:lineRule="auto"/>
+        <w:rPr>
+          <w:rFonts w:ascii="Times New Roman" w:eastAsia="Times New Roman" w:hAnsi="Times New Roman" w:cs="Times New Roman"/>
+          <w:sz w:val="24"/>
+          <w:szCs w:val="24"/>
+          <w:lang w:eastAsia="pt-BR"/>
+        </w:rPr>
+      </w:pPr>
+      <w:r>
+        <w:rPr>
+          <w:rFonts w:ascii="Calibri" w:eastAsia="Times New Roman" w:hAnsi="Calibri" w:cs="Calibri"/>
+          <w:color w:val="000000"/>
+          <w:lang w:eastAsia="pt-BR"/>
+        </w:rPr>
+        <w:t xml:space="preserve">para saber o tamanho de uma lista basta usar o </w:t>
+      </w:r>
+      <w:proofErr w:type="spellStart"/>
+      <w:proofErr w:type="gramStart"/>
+      <w:r>
+        <w:rPr>
+          <w:rFonts w:ascii="Calibri" w:eastAsia="Times New Roman" w:hAnsi="Calibri" w:cs="Calibri"/>
+          <w:color w:val="000000"/>
+          <w:lang w:eastAsia="pt-BR"/>
+        </w:rPr>
+        <w:t>len</w:t>
+      </w:r>
+      <w:proofErr w:type="spellEnd"/>
+      <w:r>
+        <w:rPr>
+          <w:rFonts w:ascii="Calibri" w:eastAsia="Times New Roman" w:hAnsi="Calibri" w:cs="Calibri"/>
+          <w:color w:val="000000"/>
+          <w:lang w:eastAsia="pt-BR"/>
+        </w:rPr>
+        <w:t>(</w:t>
+      </w:r>
+      <w:proofErr w:type="gramEnd"/>
+      <w:r>
+        <w:rPr>
+          <w:rFonts w:ascii="Calibri" w:eastAsia="Times New Roman" w:hAnsi="Calibri" w:cs="Calibri"/>
+          <w:color w:val="000000"/>
+          <w:lang w:eastAsia="pt-BR"/>
+        </w:rPr>
+        <w:t>nome da lista)</w:t>
+      </w:r>
+    </w:p>
+    <w:p>
+      <w:pPr>
+        <w:spacing w:line="240" w:lineRule="auto"/>
+        <w:rPr>
+          <w:rFonts w:ascii="Times New Roman" w:eastAsia="Times New Roman" w:hAnsi="Times New Roman" w:cs="Times New Roman"/>
+          <w:sz w:val="24"/>
+          <w:szCs w:val="24"/>
+          <w:lang w:eastAsia="pt-BR"/>
+        </w:rPr>
+      </w:pPr>
+      <w:r>
+        <w:rPr>
+          <w:rFonts w:ascii="Calibri" w:eastAsia="Times New Roman" w:hAnsi="Calibri" w:cs="Calibri"/>
+          <w:color w:val="000000"/>
+          <w:lang w:eastAsia="pt-BR"/>
+        </w:rPr>
+        <w:t>você pode fazer cópias de uma lista basta usar </w:t>
+      </w:r>
+    </w:p>
+    <w:p>
+      <w:pPr>
+        <w:spacing w:line="240" w:lineRule="auto"/>
+        <w:rPr>
+          <w:rFonts w:ascii="Times New Roman" w:eastAsia="Times New Roman" w:hAnsi="Times New Roman" w:cs="Times New Roman"/>
+          <w:sz w:val="24"/>
+          <w:szCs w:val="24"/>
+          <w:lang w:eastAsia="pt-BR"/>
+        </w:rPr>
+      </w:pPr>
+      <w:r>
+        <w:rPr>
+          <w:rFonts w:ascii="Calibri" w:eastAsia="Times New Roman" w:hAnsi="Calibri" w:cs="Calibri"/>
+          <w:color w:val="000000"/>
+          <w:lang w:eastAsia="pt-BR"/>
+        </w:rPr>
+        <w:t xml:space="preserve">nome da variável = </w:t>
+      </w:r>
+      <w:proofErr w:type="spellStart"/>
+      <w:proofErr w:type="gramStart"/>
+      <w:r>
+        <w:rPr>
+          <w:rFonts w:ascii="Calibri" w:eastAsia="Times New Roman" w:hAnsi="Calibri" w:cs="Calibri"/>
+          <w:color w:val="000000"/>
+          <w:lang w:eastAsia="pt-BR"/>
+        </w:rPr>
+        <w:t>list</w:t>
+      </w:r>
+      <w:proofErr w:type="spellEnd"/>
+      <w:r>
+        <w:rPr>
+          <w:rFonts w:ascii="Calibri" w:eastAsia="Times New Roman" w:hAnsi="Calibri" w:cs="Calibri"/>
+          <w:color w:val="000000"/>
+          <w:lang w:eastAsia="pt-BR"/>
+        </w:rPr>
+        <w:t>(</w:t>
+      </w:r>
+      <w:proofErr w:type="gramEnd"/>
+      <w:r>
+        <w:rPr>
+          <w:rFonts w:ascii="Calibri" w:eastAsia="Times New Roman" w:hAnsi="Calibri" w:cs="Calibri"/>
+          <w:color w:val="000000"/>
+          <w:lang w:eastAsia="pt-BR"/>
+        </w:rPr>
+        <w:t>nome da lista que vai ser copiada)</w:t>
+      </w:r>
+    </w:p>
+    <w:p>
+      <w:pPr>
+        <w:spacing w:line="240" w:lineRule="auto"/>
+        <w:rPr>
+          <w:rFonts w:ascii="Times New Roman" w:eastAsia="Times New Roman" w:hAnsi="Times New Roman" w:cs="Times New Roman"/>
+          <w:sz w:val="24"/>
+          <w:szCs w:val="24"/>
+          <w:lang w:eastAsia="pt-BR"/>
+        </w:rPr>
+      </w:pPr>
+      <w:proofErr w:type="spellStart"/>
+      <w:r>
+        <w:rPr>
+          <w:rFonts w:ascii="Calibri" w:eastAsia="Times New Roman" w:hAnsi="Calibri" w:cs="Calibri"/>
+          <w:color w:val="000000"/>
+          <w:lang w:eastAsia="pt-BR"/>
+        </w:rPr>
+        <w:t>Voce</w:t>
+      </w:r>
+      <w:proofErr w:type="spellEnd"/>
+      <w:r>
+        <w:rPr>
+          <w:rFonts w:ascii="Calibri" w:eastAsia="Times New Roman" w:hAnsi="Calibri" w:cs="Calibri"/>
+          <w:color w:val="000000"/>
+          <w:lang w:eastAsia="pt-BR"/>
+        </w:rPr>
+        <w:t xml:space="preserve"> também pode juntar listas, basta usar o + e criar outra variável </w:t>
+      </w:r>
+      <w:proofErr w:type="spellStart"/>
+      <w:r>
+        <w:rPr>
+          <w:rFonts w:ascii="Calibri" w:eastAsia="Times New Roman" w:hAnsi="Calibri" w:cs="Calibri"/>
+          <w:color w:val="000000"/>
+          <w:lang w:eastAsia="pt-BR"/>
+        </w:rPr>
+        <w:t>ex</w:t>
+      </w:r>
+      <w:proofErr w:type="spellEnd"/>
+      <w:r>
+        <w:rPr>
+          <w:rFonts w:ascii="Calibri" w:eastAsia="Times New Roman" w:hAnsi="Calibri" w:cs="Calibri"/>
+          <w:color w:val="000000"/>
+          <w:lang w:eastAsia="pt-BR"/>
+        </w:rPr>
+        <w:t>:</w:t>
+      </w:r>
+    </w:p>
+    <w:p>
+      <w:pPr>
+        <w:spacing w:line="240" w:lineRule="auto"/>
+        <w:rPr>
+          <w:rFonts w:ascii="Times New Roman" w:eastAsia="Times New Roman" w:hAnsi="Times New Roman" w:cs="Times New Roman"/>
+          <w:sz w:val="24"/>
+          <w:szCs w:val="24"/>
+          <w:lang w:eastAsia="pt-BR"/>
+        </w:rPr>
+      </w:pPr>
+      <w:r>
+        <w:rPr>
+          <w:rFonts w:ascii="Calibri" w:eastAsia="Times New Roman" w:hAnsi="Calibri" w:cs="Calibri"/>
+          <w:color w:val="000000"/>
+          <w:lang w:eastAsia="pt-BR"/>
+        </w:rPr>
+        <w:t xml:space="preserve">nome da variável = lista </w:t>
+      </w:r>
+      <w:proofErr w:type="gramStart"/>
+      <w:r>
+        <w:rPr>
+          <w:rFonts w:ascii="Calibri" w:eastAsia="Times New Roman" w:hAnsi="Calibri" w:cs="Calibri"/>
+          <w:color w:val="000000"/>
+          <w:lang w:eastAsia="pt-BR"/>
+        </w:rPr>
+        <w:t>um  +</w:t>
+      </w:r>
+      <w:proofErr w:type="gramEnd"/>
+      <w:r>
+        <w:rPr>
+          <w:rFonts w:ascii="Calibri" w:eastAsia="Times New Roman" w:hAnsi="Calibri" w:cs="Calibri"/>
+          <w:color w:val="000000"/>
+          <w:lang w:eastAsia="pt-BR"/>
+        </w:rPr>
+        <w:t xml:space="preserve"> lista 2</w:t>
+      </w:r>
+    </w:p>
+    <w:p>
+      <w:pPr>
+        <w:spacing w:line="240" w:lineRule="auto"/>
+        <w:rPr>
+          <w:rFonts w:ascii="Times New Roman" w:eastAsia="Times New Roman" w:hAnsi="Times New Roman" w:cs="Times New Roman"/>
+          <w:sz w:val="24"/>
+          <w:szCs w:val="24"/>
+          <w:lang w:eastAsia="pt-BR"/>
+        </w:rPr>
+      </w:pPr>
+      <w:r>
+        <w:rPr>
+          <w:rFonts w:ascii="Calibri" w:eastAsia="Times New Roman" w:hAnsi="Calibri" w:cs="Calibri"/>
+          <w:color w:val="000000"/>
+          <w:lang w:eastAsia="pt-BR"/>
+        </w:rPr>
+        <w:t xml:space="preserve">o </w:t>
+      </w:r>
+      <w:proofErr w:type="spellStart"/>
+      <w:r>
+        <w:rPr>
+          <w:rFonts w:ascii="Calibri" w:eastAsia="Times New Roman" w:hAnsi="Calibri" w:cs="Calibri"/>
+          <w:color w:val="000000"/>
+          <w:lang w:eastAsia="pt-BR"/>
+        </w:rPr>
+        <w:t>python</w:t>
+      </w:r>
+      <w:proofErr w:type="spellEnd"/>
+      <w:r>
+        <w:rPr>
+          <w:rFonts w:ascii="Calibri" w:eastAsia="Times New Roman" w:hAnsi="Calibri" w:cs="Calibri"/>
+          <w:color w:val="000000"/>
+          <w:lang w:eastAsia="pt-BR"/>
+        </w:rPr>
+        <w:t xml:space="preserve"> faz uma </w:t>
+      </w:r>
+      <w:proofErr w:type="gramStart"/>
+      <w:r>
+        <w:rPr>
+          <w:rFonts w:ascii="Calibri" w:eastAsia="Times New Roman" w:hAnsi="Calibri" w:cs="Calibri"/>
+          <w:color w:val="000000"/>
+          <w:lang w:eastAsia="pt-BR"/>
+        </w:rPr>
+        <w:t>ligação  entre</w:t>
+      </w:r>
+      <w:proofErr w:type="gramEnd"/>
+      <w:r>
+        <w:rPr>
+          <w:rFonts w:ascii="Calibri" w:eastAsia="Times New Roman" w:hAnsi="Calibri" w:cs="Calibri"/>
+          <w:color w:val="000000"/>
+          <w:lang w:eastAsia="pt-BR"/>
+        </w:rPr>
+        <w:t xml:space="preserve"> listas então se for mudar algo em uma lista ela automaticamente vai ser mudada na outra, para resolver isso basta fazer uma cópia usando </w:t>
+      </w:r>
+      <w:proofErr w:type="gramStart"/>
+      <w:r>
+        <w:rPr>
+          <w:rFonts w:ascii="Calibri" w:eastAsia="Times New Roman" w:hAnsi="Calibri" w:cs="Calibri"/>
+          <w:color w:val="000000"/>
+          <w:lang w:eastAsia="pt-BR"/>
+        </w:rPr>
+        <w:t>o :</w:t>
+      </w:r>
+      <w:proofErr w:type="gramEnd"/>
+      <w:r>
+        <w:rPr>
+          <w:rFonts w:ascii="Calibri" w:eastAsia="Times New Roman" w:hAnsi="Calibri" w:cs="Calibri"/>
+          <w:color w:val="000000"/>
+          <w:lang w:eastAsia="pt-BR"/>
+        </w:rPr>
+        <w:t xml:space="preserve"> fatiamento </w:t>
+      </w:r>
+      <w:proofErr w:type="spellStart"/>
+      <w:r>
+        <w:rPr>
+          <w:rFonts w:ascii="Calibri" w:eastAsia="Times New Roman" w:hAnsi="Calibri" w:cs="Calibri"/>
+          <w:color w:val="000000"/>
+          <w:lang w:eastAsia="pt-BR"/>
+        </w:rPr>
+        <w:t>ex</w:t>
+      </w:r>
+      <w:proofErr w:type="spellEnd"/>
+    </w:p>
+    <w:p>
+      <w:pPr>
+        <w:spacing w:line="240" w:lineRule="auto"/>
+        <w:rPr>
+          <w:rFonts w:ascii="Times New Roman" w:eastAsia="Times New Roman" w:hAnsi="Times New Roman" w:cs="Times New Roman"/>
+          <w:sz w:val="24"/>
+          <w:szCs w:val="24"/>
+          <w:lang w:eastAsia="pt-BR"/>
+        </w:rPr>
+      </w:pPr>
+      <w:r>
+        <w:rPr>
+          <w:rFonts w:ascii="Calibri" w:eastAsia="Times New Roman" w:hAnsi="Calibri" w:cs="Calibri"/>
+          <w:color w:val="000000"/>
+          <w:lang w:eastAsia="pt-BR"/>
+        </w:rPr>
+        <w:t>a = [2, 3, 4, 7]</w:t>
+      </w:r>
+    </w:p>
+    <w:p>
+      <w:pPr>
+        <w:spacing w:line="240" w:lineRule="auto"/>
+        <w:rPr>
+          <w:rFonts w:ascii="Times New Roman" w:eastAsia="Times New Roman" w:hAnsi="Times New Roman" w:cs="Times New Roman"/>
+          <w:sz w:val="24"/>
+          <w:szCs w:val="24"/>
+          <w:lang w:eastAsia="pt-BR"/>
+        </w:rPr>
+      </w:pPr>
+      <w:r>
+        <w:rPr>
+          <w:rFonts w:ascii="Calibri" w:eastAsia="Times New Roman" w:hAnsi="Calibri" w:cs="Calibri"/>
+          <w:color w:val="000000"/>
+          <w:lang w:eastAsia="pt-BR"/>
+        </w:rPr>
+        <w:t xml:space="preserve">b = </w:t>
+      </w:r>
+      <w:proofErr w:type="gramStart"/>
+      <w:r>
+        <w:rPr>
+          <w:rFonts w:ascii="Calibri" w:eastAsia="Times New Roman" w:hAnsi="Calibri" w:cs="Calibri"/>
+          <w:color w:val="000000"/>
+          <w:lang w:eastAsia="pt-BR"/>
+        </w:rPr>
+        <w:t>a[ :</w:t>
+      </w:r>
+      <w:proofErr w:type="gramEnd"/>
+      <w:r>
+        <w:rPr>
+          <w:rFonts w:ascii="Calibri" w:eastAsia="Times New Roman" w:hAnsi="Calibri" w:cs="Calibri"/>
+          <w:color w:val="000000"/>
+          <w:lang w:eastAsia="pt-BR"/>
+        </w:rPr>
+        <w:t xml:space="preserve"> ]</w:t>
+      </w:r>
+    </w:p>
+    <w:p>
+      <w:pPr>
+        <w:spacing w:line="240" w:lineRule="auto"/>
+        <w:rPr>
+          <w:rFonts w:ascii="Times New Roman" w:eastAsia="Times New Roman" w:hAnsi="Times New Roman" w:cs="Times New Roman"/>
+          <w:sz w:val="24"/>
+          <w:szCs w:val="24"/>
+          <w:lang w:eastAsia="pt-BR"/>
+        </w:rPr>
+      </w:pPr>
+      <w:proofErr w:type="gramStart"/>
+      <w:r>
+        <w:rPr>
+          <w:rFonts w:ascii="Calibri" w:eastAsia="Times New Roman" w:hAnsi="Calibri" w:cs="Calibri"/>
+          <w:color w:val="000000"/>
+          <w:lang w:eastAsia="pt-BR"/>
+        </w:rPr>
+        <w:t>b[</w:t>
+      </w:r>
+      <w:proofErr w:type="gramEnd"/>
+      <w:r>
+        <w:rPr>
+          <w:rFonts w:ascii="Calibri" w:eastAsia="Times New Roman" w:hAnsi="Calibri" w:cs="Calibri"/>
+          <w:color w:val="000000"/>
+          <w:lang w:eastAsia="pt-BR"/>
+        </w:rPr>
+        <w:t>2] = 8</w:t>
+      </w:r>
+    </w:p>
+    <w:p>
+      <w:pPr>
+        <w:spacing w:line="240" w:lineRule="auto"/>
+        <w:rPr>
+          <w:rFonts w:ascii="Times New Roman" w:eastAsia="Times New Roman" w:hAnsi="Times New Roman" w:cs="Times New Roman"/>
+          <w:sz w:val="24"/>
+          <w:szCs w:val="24"/>
+          <w:lang w:eastAsia="pt-BR"/>
+        </w:rPr>
+      </w:pPr>
+      <w:proofErr w:type="spellStart"/>
+      <w:r>
+        <w:rPr>
+          <w:rFonts w:ascii="Calibri" w:eastAsia="Times New Roman" w:hAnsi="Calibri" w:cs="Calibri"/>
+          <w:color w:val="000000"/>
+          <w:lang w:eastAsia="pt-BR"/>
+        </w:rPr>
+        <w:t>result</w:t>
+      </w:r>
+      <w:proofErr w:type="spellEnd"/>
+      <w:r>
+        <w:rPr>
+          <w:rFonts w:ascii="Calibri" w:eastAsia="Times New Roman" w:hAnsi="Calibri" w:cs="Calibri"/>
+          <w:color w:val="000000"/>
+          <w:lang w:eastAsia="pt-BR"/>
+        </w:rPr>
+        <w:t> </w:t>
+      </w:r>
+    </w:p>
+    <w:p>
+      <w:pPr>
+        <w:spacing w:line="240" w:lineRule="auto"/>
+        <w:rPr>
+          <w:rFonts w:ascii="Times New Roman" w:eastAsia="Times New Roman" w:hAnsi="Times New Roman" w:cs="Times New Roman"/>
+          <w:sz w:val="24"/>
+          <w:szCs w:val="24"/>
+          <w:lang w:eastAsia="pt-BR"/>
+        </w:rPr>
+      </w:pPr>
+      <w:r>
+        <w:rPr>
+          <w:rFonts w:ascii="Calibri" w:eastAsia="Times New Roman" w:hAnsi="Calibri" w:cs="Calibri"/>
+          <w:color w:val="000000"/>
+          <w:lang w:eastAsia="pt-BR"/>
+        </w:rPr>
+        <w:t>Lista A: [2, 3, 4, 7]</w:t>
+      </w:r>
+    </w:p>
+    <w:p>
+      <w:pPr>
+        <w:spacing w:line="240" w:lineRule="auto"/>
+        <w:rPr>
+          <w:rFonts w:ascii="Calibri" w:eastAsia="Times New Roman" w:hAnsi="Calibri" w:cs="Calibri"/>
+          <w:color w:val="000000"/>
+          <w:lang w:eastAsia="pt-BR"/>
+        </w:rPr>
+      </w:pPr>
+      <w:r>
+        <w:rPr>
+          <w:rFonts w:ascii="Calibri" w:eastAsia="Times New Roman" w:hAnsi="Calibri" w:cs="Calibri"/>
+          <w:color w:val="000000"/>
+          <w:lang w:eastAsia="pt-BR"/>
+        </w:rPr>
+        <w:t>Lista B: [2, 3, 8 ,7]</w:t>
+      </w:r>
+    </w:p>
+    <w:p>
+      <w:pPr>
+        <w:spacing w:line="240" w:lineRule="auto"/>
+        <w:rPr>
+          <w:rFonts w:ascii="Times New Roman" w:eastAsia="Times New Roman" w:hAnsi="Times New Roman" w:cs="Times New Roman"/>
+          <w:sz w:val="24"/>
+          <w:szCs w:val="24"/>
+          <w:lang w:eastAsia="pt-BR"/>
+        </w:rPr>
+      </w:pPr>
+      <w:r>
+        <w:rPr>
+          <w:rFonts w:ascii="Calibri" w:eastAsia="Times New Roman" w:hAnsi="Calibri" w:cs="Calibri"/>
+          <w:color w:val="000000"/>
+          <w:lang w:eastAsia="pt-BR"/>
+        </w:rPr>
         <w:lastRenderedPageBreak/>
-        <w:t>nesses 3 casos vai remover a pizza</w:t>
-      </w:r>
-    </w:p>
-    <w:p>
-      <w:pPr>
-        <w:spacing w:line="240" w:lineRule="auto"/>
-        <w:rPr>
-          <w:rFonts w:ascii="Times New Roman" w:eastAsia="Times New Roman" w:hAnsi="Times New Roman" w:cs="Times New Roman"/>
-          <w:sz w:val="24"/>
-          <w:szCs w:val="24"/>
-          <w:lang w:eastAsia="pt-BR"/>
-        </w:rPr>
-      </w:pPr>
-      <w:r>
-        <w:rPr>
-          <w:rFonts w:ascii="Calibri" w:eastAsia="Times New Roman" w:hAnsi="Calibri" w:cs="Calibri"/>
-          <w:color w:val="000000"/>
-          <w:lang w:eastAsia="pt-BR"/>
-        </w:rPr>
-        <w:t xml:space="preserve">o recomendado é utilizar o </w:t>
-      </w:r>
-      <w:proofErr w:type="spellStart"/>
-      <w:r>
-        <w:rPr>
-          <w:rFonts w:ascii="Calibri" w:eastAsia="Times New Roman" w:hAnsi="Calibri" w:cs="Calibri"/>
-          <w:color w:val="000000"/>
-          <w:lang w:eastAsia="pt-BR"/>
-        </w:rPr>
-        <w:t>if</w:t>
-      </w:r>
-      <w:proofErr w:type="spellEnd"/>
-      <w:r>
-        <w:rPr>
-          <w:rFonts w:ascii="Calibri" w:eastAsia="Times New Roman" w:hAnsi="Calibri" w:cs="Calibri"/>
-          <w:color w:val="000000"/>
-          <w:lang w:eastAsia="pt-BR"/>
-        </w:rPr>
-        <w:t xml:space="preserve"> porque caso não exista ele vai dar erro</w:t>
-      </w:r>
-    </w:p>
-    <w:p>
-      <w:pPr>
-        <w:spacing w:line="240" w:lineRule="auto"/>
-        <w:rPr>
-          <w:rFonts w:ascii="Times New Roman" w:eastAsia="Times New Roman" w:hAnsi="Times New Roman" w:cs="Times New Roman"/>
-          <w:sz w:val="24"/>
-          <w:szCs w:val="24"/>
-          <w:lang w:eastAsia="pt-BR"/>
-        </w:rPr>
-      </w:pPr>
-      <w:proofErr w:type="spellStart"/>
-      <w:r>
-        <w:rPr>
-          <w:rFonts w:ascii="Calibri" w:eastAsia="Times New Roman" w:hAnsi="Calibri" w:cs="Calibri"/>
-          <w:color w:val="000000"/>
-          <w:lang w:eastAsia="pt-BR"/>
-        </w:rPr>
-        <w:t>ex</w:t>
-      </w:r>
-      <w:proofErr w:type="spellEnd"/>
-      <w:r>
-        <w:rPr>
-          <w:rFonts w:ascii="Calibri" w:eastAsia="Times New Roman" w:hAnsi="Calibri" w:cs="Calibri"/>
-          <w:color w:val="000000"/>
-          <w:lang w:eastAsia="pt-BR"/>
-        </w:rPr>
-        <w:t>: </w:t>
-      </w:r>
-    </w:p>
-    <w:p>
-      <w:pPr>
-        <w:spacing w:line="240" w:lineRule="auto"/>
-        <w:rPr>
-          <w:rFonts w:ascii="Times New Roman" w:eastAsia="Times New Roman" w:hAnsi="Times New Roman" w:cs="Times New Roman"/>
-          <w:sz w:val="24"/>
-          <w:szCs w:val="24"/>
-          <w:lang w:eastAsia="pt-BR"/>
-        </w:rPr>
-      </w:pPr>
-      <w:proofErr w:type="spellStart"/>
-      <w:r>
-        <w:rPr>
-          <w:rFonts w:ascii="Calibri" w:eastAsia="Times New Roman" w:hAnsi="Calibri" w:cs="Calibri"/>
-          <w:color w:val="000000"/>
-          <w:lang w:eastAsia="pt-BR"/>
-        </w:rPr>
-        <w:t>if</w:t>
-      </w:r>
-      <w:proofErr w:type="spellEnd"/>
-      <w:r>
-        <w:rPr>
-          <w:rFonts w:ascii="Calibri" w:eastAsia="Times New Roman" w:hAnsi="Calibri" w:cs="Calibri"/>
-          <w:color w:val="000000"/>
-          <w:lang w:eastAsia="pt-BR"/>
-        </w:rPr>
-        <w:t xml:space="preserve"> ‘ELEMENTO’ in ‘nome da lista’:</w:t>
-      </w:r>
-    </w:p>
-    <w:p>
-      <w:pPr>
-        <w:spacing w:line="240" w:lineRule="auto"/>
-        <w:rPr>
-          <w:rFonts w:ascii="Times New Roman" w:eastAsia="Times New Roman" w:hAnsi="Times New Roman" w:cs="Times New Roman"/>
-          <w:sz w:val="24"/>
-          <w:szCs w:val="24"/>
-          <w:lang w:eastAsia="pt-BR"/>
-        </w:rPr>
-      </w:pPr>
-      <w:r>
-        <w:rPr>
-          <w:rFonts w:ascii="Calibri" w:eastAsia="Times New Roman" w:hAnsi="Calibri" w:cs="Calibri"/>
-          <w:color w:val="000000"/>
-          <w:lang w:eastAsia="pt-BR"/>
-        </w:rPr>
-        <w:tab/>
-      </w:r>
-      <w:proofErr w:type="spellStart"/>
-      <w:r>
-        <w:rPr>
-          <w:rFonts w:ascii="Calibri" w:eastAsia="Times New Roman" w:hAnsi="Calibri" w:cs="Calibri"/>
-          <w:color w:val="000000"/>
-          <w:lang w:eastAsia="pt-BR"/>
-        </w:rPr>
-        <w:t>xxx.remove</w:t>
-      </w:r>
-      <w:proofErr w:type="spellEnd"/>
-      <w:r>
-        <w:rPr>
-          <w:rFonts w:ascii="Calibri" w:eastAsia="Times New Roman" w:hAnsi="Calibri" w:cs="Calibri"/>
-          <w:color w:val="000000"/>
-          <w:lang w:eastAsia="pt-BR"/>
-        </w:rPr>
-        <w:t>(‘elemento’)</w:t>
-      </w:r>
-    </w:p>
-    <w:p>
-      <w:pPr>
-        <w:spacing w:line="240" w:lineRule="auto"/>
-        <w:rPr>
-          <w:rFonts w:ascii="Times New Roman" w:eastAsia="Times New Roman" w:hAnsi="Times New Roman" w:cs="Times New Roman"/>
-          <w:sz w:val="24"/>
-          <w:szCs w:val="24"/>
-          <w:lang w:eastAsia="pt-BR"/>
-        </w:rPr>
-      </w:pPr>
-      <w:r>
-        <w:rPr>
-          <w:rFonts w:ascii="Calibri" w:eastAsia="Times New Roman" w:hAnsi="Calibri" w:cs="Calibri"/>
-          <w:color w:val="000000"/>
-          <w:lang w:eastAsia="pt-BR"/>
-        </w:rPr>
-        <w:t xml:space="preserve">Você pode criar listas com range </w:t>
-      </w:r>
-      <w:proofErr w:type="spellStart"/>
-      <w:r>
-        <w:rPr>
-          <w:rFonts w:ascii="Calibri" w:eastAsia="Times New Roman" w:hAnsi="Calibri" w:cs="Calibri"/>
-          <w:color w:val="000000"/>
-          <w:lang w:eastAsia="pt-BR"/>
-        </w:rPr>
-        <w:t>ex</w:t>
-      </w:r>
-      <w:proofErr w:type="spellEnd"/>
-      <w:r>
-        <w:rPr>
-          <w:rFonts w:ascii="Calibri" w:eastAsia="Times New Roman" w:hAnsi="Calibri" w:cs="Calibri"/>
-          <w:color w:val="000000"/>
-          <w:lang w:eastAsia="pt-BR"/>
-        </w:rPr>
-        <w:t>:</w:t>
-      </w:r>
-    </w:p>
-    <w:p>
-      <w:pPr>
-        <w:spacing w:line="240" w:lineRule="auto"/>
-        <w:rPr>
-          <w:rFonts w:ascii="Times New Roman" w:eastAsia="Times New Roman" w:hAnsi="Times New Roman" w:cs="Times New Roman"/>
-          <w:sz w:val="24"/>
-          <w:szCs w:val="24"/>
-          <w:lang w:eastAsia="pt-BR"/>
-        </w:rPr>
-      </w:pPr>
-      <w:r>
-        <w:rPr>
-          <w:rFonts w:ascii="Calibri" w:eastAsia="Times New Roman" w:hAnsi="Calibri" w:cs="Calibri"/>
-          <w:color w:val="000000"/>
-          <w:lang w:eastAsia="pt-BR"/>
-        </w:rPr>
-        <w:t xml:space="preserve">valores = </w:t>
-      </w:r>
-      <w:proofErr w:type="spellStart"/>
-      <w:r>
-        <w:rPr>
-          <w:rFonts w:ascii="Calibri" w:eastAsia="Times New Roman" w:hAnsi="Calibri" w:cs="Calibri"/>
-          <w:color w:val="000000"/>
-          <w:lang w:eastAsia="pt-BR"/>
-        </w:rPr>
-        <w:t>list</w:t>
-      </w:r>
-      <w:proofErr w:type="spellEnd"/>
-      <w:r>
-        <w:rPr>
-          <w:rFonts w:ascii="Calibri" w:eastAsia="Times New Roman" w:hAnsi="Calibri" w:cs="Calibri"/>
-          <w:color w:val="000000"/>
-          <w:lang w:eastAsia="pt-BR"/>
-        </w:rPr>
-        <w:t>(</w:t>
+        <w:t xml:space="preserve">Outro </w:t>
       </w:r>
       <w:proofErr w:type="gramStart"/>
       <w:r>
@@ -7379,7 +8190,7 @@
           <w:color w:val="000000"/>
           <w:lang w:eastAsia="pt-BR"/>
         </w:rPr>
-        <w:t>range(</w:t>
+        <w:t>exemplo :</w:t>
       </w:r>
       <w:proofErr w:type="gramEnd"/>
       <w:r>
@@ -7388,628 +8199,50 @@
           <w:color w:val="000000"/>
           <w:lang w:eastAsia="pt-BR"/>
         </w:rPr>
-        <w:t xml:space="preserve">4,11)) ele vai criar uma lista do 4 até o 10 lembrando q o </w:t>
-      </w:r>
-      <w:proofErr w:type="spellStart"/>
-      <w:proofErr w:type="gramStart"/>
-      <w:r>
-        <w:rPr>
-          <w:rFonts w:ascii="Calibri" w:eastAsia="Times New Roman" w:hAnsi="Calibri" w:cs="Calibri"/>
-          <w:color w:val="000000"/>
-          <w:lang w:eastAsia="pt-BR"/>
-        </w:rPr>
-        <w:t>ultimo</w:t>
-      </w:r>
-      <w:proofErr w:type="spellEnd"/>
-      <w:proofErr w:type="gramEnd"/>
-      <w:r>
-        <w:rPr>
-          <w:rFonts w:ascii="Calibri" w:eastAsia="Times New Roman" w:hAnsi="Calibri" w:cs="Calibri"/>
-          <w:color w:val="000000"/>
-          <w:lang w:eastAsia="pt-BR"/>
-        </w:rPr>
-        <w:t xml:space="preserve"> elemento é eliminado</w:t>
-      </w:r>
-    </w:p>
-    <w:p>
-      <w:pPr>
-        <w:spacing w:line="240" w:lineRule="auto"/>
-        <w:rPr>
-          <w:rFonts w:ascii="Times New Roman" w:eastAsia="Times New Roman" w:hAnsi="Times New Roman" w:cs="Times New Roman"/>
-          <w:sz w:val="24"/>
-          <w:szCs w:val="24"/>
-          <w:lang w:eastAsia="pt-BR"/>
-        </w:rPr>
-      </w:pPr>
-      <w:r>
-        <w:rPr>
-          <w:rFonts w:ascii="Calibri" w:eastAsia="Times New Roman" w:hAnsi="Calibri" w:cs="Calibri"/>
-          <w:color w:val="000000"/>
-          <w:lang w:eastAsia="pt-BR"/>
-        </w:rPr>
-        <w:t>se quiser colocar os elementos em ordem basta usar o nome_da_</w:t>
-      </w:r>
-      <w:proofErr w:type="spellStart"/>
-      <w:proofErr w:type="gramStart"/>
-      <w:r>
-        <w:rPr>
-          <w:rFonts w:ascii="Calibri" w:eastAsia="Times New Roman" w:hAnsi="Calibri" w:cs="Calibri"/>
-          <w:color w:val="000000"/>
-          <w:lang w:eastAsia="pt-BR"/>
-        </w:rPr>
-        <w:t>variavel</w:t>
-      </w:r>
-      <w:proofErr w:type="spellEnd"/>
-      <w:r>
-        <w:rPr>
-          <w:rFonts w:ascii="Calibri" w:eastAsia="Times New Roman" w:hAnsi="Calibri" w:cs="Calibri"/>
-          <w:color w:val="000000"/>
-          <w:lang w:eastAsia="pt-BR"/>
-        </w:rPr>
-        <w:t>..</w:t>
-      </w:r>
-      <w:proofErr w:type="spellStart"/>
-      <w:r>
-        <w:rPr>
-          <w:rFonts w:ascii="Calibri" w:eastAsia="Times New Roman" w:hAnsi="Calibri" w:cs="Calibri"/>
-          <w:color w:val="000000"/>
-          <w:lang w:eastAsia="pt-BR"/>
-        </w:rPr>
-        <w:t>sort</w:t>
-      </w:r>
-      <w:proofErr w:type="spellEnd"/>
-      <w:r>
-        <w:rPr>
-          <w:rFonts w:ascii="Calibri" w:eastAsia="Times New Roman" w:hAnsi="Calibri" w:cs="Calibri"/>
-          <w:color w:val="000000"/>
-          <w:lang w:eastAsia="pt-BR"/>
-        </w:rPr>
-        <w:t>(</w:t>
-      </w:r>
-      <w:proofErr w:type="gramEnd"/>
-      <w:r>
-        <w:rPr>
-          <w:rFonts w:ascii="Calibri" w:eastAsia="Times New Roman" w:hAnsi="Calibri" w:cs="Calibri"/>
-          <w:color w:val="000000"/>
-          <w:lang w:eastAsia="pt-BR"/>
-        </w:rPr>
-        <w:t>)</w:t>
-      </w:r>
-    </w:p>
-    <w:p>
-      <w:pPr>
-        <w:spacing w:line="240" w:lineRule="auto"/>
-        <w:rPr>
-          <w:rFonts w:ascii="Times New Roman" w:eastAsia="Times New Roman" w:hAnsi="Times New Roman" w:cs="Times New Roman"/>
-          <w:sz w:val="24"/>
-          <w:szCs w:val="24"/>
-          <w:lang w:eastAsia="pt-BR"/>
-        </w:rPr>
-      </w:pPr>
-      <w:r>
-        <w:rPr>
-          <w:rFonts w:ascii="Calibri" w:eastAsia="Times New Roman" w:hAnsi="Calibri" w:cs="Calibri"/>
-          <w:color w:val="000000"/>
-          <w:lang w:eastAsia="pt-BR"/>
-        </w:rPr>
-        <w:t xml:space="preserve">se quiser em ordem ao </w:t>
-      </w:r>
-      <w:proofErr w:type="spellStart"/>
-      <w:r>
-        <w:rPr>
-          <w:rFonts w:ascii="Calibri" w:eastAsia="Times New Roman" w:hAnsi="Calibri" w:cs="Calibri"/>
-          <w:color w:val="000000"/>
-          <w:lang w:eastAsia="pt-BR"/>
-        </w:rPr>
-        <w:t>contrario</w:t>
-      </w:r>
-      <w:proofErr w:type="spellEnd"/>
-      <w:r>
-        <w:rPr>
-          <w:rFonts w:ascii="Calibri" w:eastAsia="Times New Roman" w:hAnsi="Calibri" w:cs="Calibri"/>
-          <w:color w:val="000000"/>
-          <w:lang w:eastAsia="pt-BR"/>
-        </w:rPr>
-        <w:t>, decrescente basta usar o reverse=</w:t>
-      </w:r>
-      <w:proofErr w:type="spellStart"/>
-      <w:r>
-        <w:rPr>
-          <w:rFonts w:ascii="Calibri" w:eastAsia="Times New Roman" w:hAnsi="Calibri" w:cs="Calibri"/>
-          <w:color w:val="000000"/>
-          <w:lang w:eastAsia="pt-BR"/>
-        </w:rPr>
-        <w:t>True</w:t>
-      </w:r>
-      <w:proofErr w:type="spellEnd"/>
-    </w:p>
-    <w:p>
-      <w:pPr>
-        <w:spacing w:line="240" w:lineRule="auto"/>
-        <w:rPr>
-          <w:rFonts w:ascii="Times New Roman" w:eastAsia="Times New Roman" w:hAnsi="Times New Roman" w:cs="Times New Roman"/>
-          <w:sz w:val="24"/>
-          <w:szCs w:val="24"/>
-          <w:lang w:eastAsia="pt-BR"/>
-        </w:rPr>
-      </w:pPr>
-      <w:proofErr w:type="spellStart"/>
-      <w:r>
-        <w:rPr>
-          <w:rFonts w:ascii="Calibri" w:eastAsia="Times New Roman" w:hAnsi="Calibri" w:cs="Calibri"/>
-          <w:color w:val="000000"/>
-          <w:lang w:eastAsia="pt-BR"/>
-        </w:rPr>
-        <w:t>nome_da_</w:t>
-      </w:r>
-      <w:proofErr w:type="gramStart"/>
-      <w:r>
-        <w:rPr>
-          <w:rFonts w:ascii="Calibri" w:eastAsia="Times New Roman" w:hAnsi="Calibri" w:cs="Calibri"/>
-          <w:color w:val="000000"/>
-          <w:lang w:eastAsia="pt-BR"/>
-        </w:rPr>
-        <w:t>variavel.sort</w:t>
-      </w:r>
-      <w:proofErr w:type="spellEnd"/>
-      <w:proofErr w:type="gramEnd"/>
-      <w:r>
-        <w:rPr>
-          <w:rFonts w:ascii="Calibri" w:eastAsia="Times New Roman" w:hAnsi="Calibri" w:cs="Calibri"/>
-          <w:color w:val="000000"/>
-          <w:lang w:eastAsia="pt-BR"/>
-        </w:rPr>
-        <w:t>(reverse=</w:t>
-      </w:r>
-      <w:proofErr w:type="spellStart"/>
-      <w:r>
-        <w:rPr>
-          <w:rFonts w:ascii="Calibri" w:eastAsia="Times New Roman" w:hAnsi="Calibri" w:cs="Calibri"/>
-          <w:color w:val="000000"/>
-          <w:lang w:eastAsia="pt-BR"/>
-        </w:rPr>
-        <w:t>True</w:t>
-      </w:r>
-      <w:proofErr w:type="spellEnd"/>
-      <w:r>
-        <w:rPr>
-          <w:rFonts w:ascii="Calibri" w:eastAsia="Times New Roman" w:hAnsi="Calibri" w:cs="Calibri"/>
-          <w:color w:val="000000"/>
-          <w:lang w:eastAsia="pt-BR"/>
-        </w:rPr>
-        <w:t>)</w:t>
-      </w:r>
-    </w:p>
-    <w:p>
-      <w:pPr>
-        <w:spacing w:line="240" w:lineRule="auto"/>
-        <w:rPr>
-          <w:rFonts w:ascii="Times New Roman" w:eastAsia="Times New Roman" w:hAnsi="Times New Roman" w:cs="Times New Roman"/>
-          <w:sz w:val="24"/>
-          <w:szCs w:val="24"/>
-          <w:lang w:eastAsia="pt-BR"/>
-        </w:rPr>
-      </w:pPr>
-      <w:r>
-        <w:rPr>
-          <w:rFonts w:ascii="Calibri" w:eastAsia="Times New Roman" w:hAnsi="Calibri" w:cs="Calibri"/>
-          <w:color w:val="000000"/>
-          <w:lang w:eastAsia="pt-BR"/>
-        </w:rPr>
-        <w:t xml:space="preserve">para saber o tamanho de uma lista basta usar o </w:t>
-      </w:r>
-      <w:proofErr w:type="spellStart"/>
-      <w:proofErr w:type="gramStart"/>
-      <w:r>
-        <w:rPr>
-          <w:rFonts w:ascii="Calibri" w:eastAsia="Times New Roman" w:hAnsi="Calibri" w:cs="Calibri"/>
-          <w:color w:val="000000"/>
-          <w:lang w:eastAsia="pt-BR"/>
-        </w:rPr>
-        <w:t>len</w:t>
-      </w:r>
-      <w:proofErr w:type="spellEnd"/>
-      <w:r>
-        <w:rPr>
-          <w:rFonts w:ascii="Calibri" w:eastAsia="Times New Roman" w:hAnsi="Calibri" w:cs="Calibri"/>
-          <w:color w:val="000000"/>
-          <w:lang w:eastAsia="pt-BR"/>
-        </w:rPr>
-        <w:t>(</w:t>
-      </w:r>
-      <w:proofErr w:type="gramEnd"/>
-      <w:r>
-        <w:rPr>
-          <w:rFonts w:ascii="Calibri" w:eastAsia="Times New Roman" w:hAnsi="Calibri" w:cs="Calibri"/>
-          <w:color w:val="000000"/>
-          <w:lang w:eastAsia="pt-BR"/>
-        </w:rPr>
-        <w:t>nome da lista)</w:t>
-      </w:r>
-    </w:p>
-    <w:p>
-      <w:pPr>
-        <w:spacing w:line="240" w:lineRule="auto"/>
-        <w:rPr>
-          <w:rFonts w:ascii="Times New Roman" w:eastAsia="Times New Roman" w:hAnsi="Times New Roman" w:cs="Times New Roman"/>
-          <w:sz w:val="24"/>
-          <w:szCs w:val="24"/>
-          <w:lang w:eastAsia="pt-BR"/>
-        </w:rPr>
-      </w:pPr>
-      <w:r>
-        <w:rPr>
-          <w:rFonts w:ascii="Calibri" w:eastAsia="Times New Roman" w:hAnsi="Calibri" w:cs="Calibri"/>
-          <w:color w:val="000000"/>
-          <w:lang w:eastAsia="pt-BR"/>
-        </w:rPr>
-        <w:t>você pode fazer cópias de uma lista basta usar </w:t>
-      </w:r>
-    </w:p>
-    <w:p>
-      <w:pPr>
-        <w:spacing w:line="240" w:lineRule="auto"/>
-        <w:rPr>
-          <w:rFonts w:ascii="Times New Roman" w:eastAsia="Times New Roman" w:hAnsi="Times New Roman" w:cs="Times New Roman"/>
-          <w:sz w:val="24"/>
-          <w:szCs w:val="24"/>
-          <w:lang w:eastAsia="pt-BR"/>
-        </w:rPr>
-      </w:pPr>
-      <w:r>
-        <w:rPr>
-          <w:rFonts w:ascii="Calibri" w:eastAsia="Times New Roman" w:hAnsi="Calibri" w:cs="Calibri"/>
-          <w:color w:val="000000"/>
-          <w:lang w:eastAsia="pt-BR"/>
-        </w:rPr>
-        <w:t xml:space="preserve">nome da variável = </w:t>
-      </w:r>
-      <w:proofErr w:type="spellStart"/>
-      <w:proofErr w:type="gramStart"/>
-      <w:r>
-        <w:rPr>
-          <w:rFonts w:ascii="Calibri" w:eastAsia="Times New Roman" w:hAnsi="Calibri" w:cs="Calibri"/>
-          <w:color w:val="000000"/>
-          <w:lang w:eastAsia="pt-BR"/>
-        </w:rPr>
-        <w:t>list</w:t>
-      </w:r>
-      <w:proofErr w:type="spellEnd"/>
-      <w:r>
-        <w:rPr>
-          <w:rFonts w:ascii="Calibri" w:eastAsia="Times New Roman" w:hAnsi="Calibri" w:cs="Calibri"/>
-          <w:color w:val="000000"/>
-          <w:lang w:eastAsia="pt-BR"/>
-        </w:rPr>
-        <w:t>(</w:t>
-      </w:r>
-      <w:proofErr w:type="gramEnd"/>
-      <w:r>
-        <w:rPr>
-          <w:rFonts w:ascii="Calibri" w:eastAsia="Times New Roman" w:hAnsi="Calibri" w:cs="Calibri"/>
-          <w:color w:val="000000"/>
-          <w:lang w:eastAsia="pt-BR"/>
-        </w:rPr>
-        <w:t>nome da lista que vai ser copiada)</w:t>
-      </w:r>
-    </w:p>
-    <w:p>
-      <w:pPr>
-        <w:spacing w:line="240" w:lineRule="auto"/>
-        <w:rPr>
-          <w:rFonts w:ascii="Times New Roman" w:eastAsia="Times New Roman" w:hAnsi="Times New Roman" w:cs="Times New Roman"/>
-          <w:sz w:val="24"/>
-          <w:szCs w:val="24"/>
-          <w:lang w:eastAsia="pt-BR"/>
-        </w:rPr>
-      </w:pPr>
-      <w:proofErr w:type="spellStart"/>
-      <w:r>
-        <w:rPr>
-          <w:rFonts w:ascii="Calibri" w:eastAsia="Times New Roman" w:hAnsi="Calibri" w:cs="Calibri"/>
-          <w:color w:val="000000"/>
-          <w:lang w:eastAsia="pt-BR"/>
-        </w:rPr>
-        <w:t>Voce</w:t>
-      </w:r>
-      <w:proofErr w:type="spellEnd"/>
-      <w:r>
-        <w:rPr>
-          <w:rFonts w:ascii="Calibri" w:eastAsia="Times New Roman" w:hAnsi="Calibri" w:cs="Calibri"/>
-          <w:color w:val="000000"/>
-          <w:lang w:eastAsia="pt-BR"/>
-        </w:rPr>
-        <w:t xml:space="preserve"> também pode juntar listas, basta usar o + e criar outra variável </w:t>
-      </w:r>
-      <w:proofErr w:type="spellStart"/>
-      <w:r>
-        <w:rPr>
-          <w:rFonts w:ascii="Calibri" w:eastAsia="Times New Roman" w:hAnsi="Calibri" w:cs="Calibri"/>
-          <w:color w:val="000000"/>
-          <w:lang w:eastAsia="pt-BR"/>
-        </w:rPr>
-        <w:t>ex</w:t>
-      </w:r>
-      <w:proofErr w:type="spellEnd"/>
-      <w:r>
-        <w:rPr>
-          <w:rFonts w:ascii="Calibri" w:eastAsia="Times New Roman" w:hAnsi="Calibri" w:cs="Calibri"/>
-          <w:color w:val="000000"/>
-          <w:lang w:eastAsia="pt-BR"/>
-        </w:rPr>
-        <w:t>:</w:t>
-      </w:r>
-    </w:p>
-    <w:p>
-      <w:pPr>
-        <w:spacing w:line="240" w:lineRule="auto"/>
-        <w:rPr>
-          <w:rFonts w:ascii="Times New Roman" w:eastAsia="Times New Roman" w:hAnsi="Times New Roman" w:cs="Times New Roman"/>
-          <w:sz w:val="24"/>
-          <w:szCs w:val="24"/>
-          <w:lang w:eastAsia="pt-BR"/>
-        </w:rPr>
-      </w:pPr>
-      <w:r>
-        <w:rPr>
-          <w:rFonts w:ascii="Calibri" w:eastAsia="Times New Roman" w:hAnsi="Calibri" w:cs="Calibri"/>
-          <w:color w:val="000000"/>
-          <w:lang w:eastAsia="pt-BR"/>
-        </w:rPr>
-        <w:t xml:space="preserve">nome da variável = lista </w:t>
-      </w:r>
-      <w:proofErr w:type="gramStart"/>
-      <w:r>
-        <w:rPr>
-          <w:rFonts w:ascii="Calibri" w:eastAsia="Times New Roman" w:hAnsi="Calibri" w:cs="Calibri"/>
-          <w:color w:val="000000"/>
-          <w:lang w:eastAsia="pt-BR"/>
-        </w:rPr>
-        <w:t>um  +</w:t>
-      </w:r>
-      <w:proofErr w:type="gramEnd"/>
-      <w:r>
-        <w:rPr>
-          <w:rFonts w:ascii="Calibri" w:eastAsia="Times New Roman" w:hAnsi="Calibri" w:cs="Calibri"/>
-          <w:color w:val="000000"/>
-          <w:lang w:eastAsia="pt-BR"/>
-        </w:rPr>
-        <w:t xml:space="preserve"> lista 2</w:t>
-      </w:r>
-    </w:p>
-    <w:p>
-      <w:pPr>
-        <w:spacing w:line="240" w:lineRule="auto"/>
-        <w:rPr>
-          <w:rFonts w:ascii="Times New Roman" w:eastAsia="Times New Roman" w:hAnsi="Times New Roman" w:cs="Times New Roman"/>
-          <w:sz w:val="24"/>
-          <w:szCs w:val="24"/>
-          <w:lang w:eastAsia="pt-BR"/>
-        </w:rPr>
-      </w:pPr>
-      <w:r>
-        <w:rPr>
-          <w:rFonts w:ascii="Calibri" w:eastAsia="Times New Roman" w:hAnsi="Calibri" w:cs="Calibri"/>
-          <w:color w:val="000000"/>
-          <w:lang w:eastAsia="pt-BR"/>
-        </w:rPr>
-        <w:t xml:space="preserve">o </w:t>
-      </w:r>
-      <w:proofErr w:type="spellStart"/>
-      <w:r>
-        <w:rPr>
-          <w:rFonts w:ascii="Calibri" w:eastAsia="Times New Roman" w:hAnsi="Calibri" w:cs="Calibri"/>
-          <w:color w:val="000000"/>
-          <w:lang w:eastAsia="pt-BR"/>
-        </w:rPr>
-        <w:t>python</w:t>
-      </w:r>
-      <w:proofErr w:type="spellEnd"/>
-      <w:r>
-        <w:rPr>
-          <w:rFonts w:ascii="Calibri" w:eastAsia="Times New Roman" w:hAnsi="Calibri" w:cs="Calibri"/>
-          <w:color w:val="000000"/>
-          <w:lang w:eastAsia="pt-BR"/>
-        </w:rPr>
-        <w:t xml:space="preserve"> faz uma </w:t>
-      </w:r>
-      <w:proofErr w:type="gramStart"/>
-      <w:r>
-        <w:rPr>
-          <w:rFonts w:ascii="Calibri" w:eastAsia="Times New Roman" w:hAnsi="Calibri" w:cs="Calibri"/>
-          <w:color w:val="000000"/>
-          <w:lang w:eastAsia="pt-BR"/>
-        </w:rPr>
-        <w:t>ligação  entre</w:t>
-      </w:r>
-      <w:proofErr w:type="gramEnd"/>
-      <w:r>
-        <w:rPr>
-          <w:rFonts w:ascii="Calibri" w:eastAsia="Times New Roman" w:hAnsi="Calibri" w:cs="Calibri"/>
-          <w:color w:val="000000"/>
-          <w:lang w:eastAsia="pt-BR"/>
-        </w:rPr>
-        <w:t xml:space="preserve"> listas então se for mudar algo em uma lista ela automaticamente vai ser mudada na outra, para resolver isso basta fazer uma cópia usando </w:t>
-      </w:r>
-      <w:proofErr w:type="gramStart"/>
-      <w:r>
-        <w:rPr>
-          <w:rFonts w:ascii="Calibri" w:eastAsia="Times New Roman" w:hAnsi="Calibri" w:cs="Calibri"/>
-          <w:color w:val="000000"/>
-          <w:lang w:eastAsia="pt-BR"/>
-        </w:rPr>
-        <w:t>o :</w:t>
-      </w:r>
-      <w:proofErr w:type="gramEnd"/>
-      <w:r>
-        <w:rPr>
-          <w:rFonts w:ascii="Calibri" w:eastAsia="Times New Roman" w:hAnsi="Calibri" w:cs="Calibri"/>
-          <w:color w:val="000000"/>
-          <w:lang w:eastAsia="pt-BR"/>
-        </w:rPr>
-        <w:t xml:space="preserve"> fatiamento </w:t>
-      </w:r>
-      <w:proofErr w:type="spellStart"/>
-      <w:r>
-        <w:rPr>
-          <w:rFonts w:ascii="Calibri" w:eastAsia="Times New Roman" w:hAnsi="Calibri" w:cs="Calibri"/>
-          <w:color w:val="000000"/>
-          <w:lang w:eastAsia="pt-BR"/>
-        </w:rPr>
-        <w:t>ex</w:t>
-      </w:r>
-      <w:proofErr w:type="spellEnd"/>
-    </w:p>
-    <w:p>
-      <w:pPr>
-        <w:spacing w:line="240" w:lineRule="auto"/>
-        <w:rPr>
-          <w:rFonts w:ascii="Times New Roman" w:eastAsia="Times New Roman" w:hAnsi="Times New Roman" w:cs="Times New Roman"/>
-          <w:sz w:val="24"/>
-          <w:szCs w:val="24"/>
-          <w:lang w:eastAsia="pt-BR"/>
-        </w:rPr>
-      </w:pPr>
-      <w:r>
-        <w:rPr>
-          <w:rFonts w:ascii="Calibri" w:eastAsia="Times New Roman" w:hAnsi="Calibri" w:cs="Calibri"/>
-          <w:color w:val="000000"/>
-          <w:lang w:eastAsia="pt-BR"/>
-        </w:rPr>
-        <w:t>a = [2, 3, 4, 7]</w:t>
-      </w:r>
-    </w:p>
-    <w:p>
-      <w:pPr>
-        <w:spacing w:line="240" w:lineRule="auto"/>
-        <w:rPr>
-          <w:rFonts w:ascii="Times New Roman" w:eastAsia="Times New Roman" w:hAnsi="Times New Roman" w:cs="Times New Roman"/>
-          <w:sz w:val="24"/>
-          <w:szCs w:val="24"/>
-          <w:lang w:eastAsia="pt-BR"/>
-        </w:rPr>
-      </w:pPr>
-      <w:r>
-        <w:rPr>
-          <w:rFonts w:ascii="Calibri" w:eastAsia="Times New Roman" w:hAnsi="Calibri" w:cs="Calibri"/>
-          <w:color w:val="000000"/>
-          <w:lang w:eastAsia="pt-BR"/>
-        </w:rPr>
-        <w:t xml:space="preserve">b = </w:t>
-      </w:r>
-      <w:proofErr w:type="gramStart"/>
-      <w:r>
-        <w:rPr>
-          <w:rFonts w:ascii="Calibri" w:eastAsia="Times New Roman" w:hAnsi="Calibri" w:cs="Calibri"/>
-          <w:color w:val="000000"/>
-          <w:lang w:eastAsia="pt-BR"/>
-        </w:rPr>
-        <w:t>a[ :</w:t>
-      </w:r>
-      <w:proofErr w:type="gramEnd"/>
-      <w:r>
-        <w:rPr>
-          <w:rFonts w:ascii="Calibri" w:eastAsia="Times New Roman" w:hAnsi="Calibri" w:cs="Calibri"/>
-          <w:color w:val="000000"/>
-          <w:lang w:eastAsia="pt-BR"/>
-        </w:rPr>
-        <w:t xml:space="preserve"> ]</w:t>
-      </w:r>
-    </w:p>
-    <w:p>
-      <w:pPr>
-        <w:spacing w:line="240" w:lineRule="auto"/>
-        <w:rPr>
-          <w:rFonts w:ascii="Times New Roman" w:eastAsia="Times New Roman" w:hAnsi="Times New Roman" w:cs="Times New Roman"/>
-          <w:sz w:val="24"/>
-          <w:szCs w:val="24"/>
-          <w:lang w:eastAsia="pt-BR"/>
-        </w:rPr>
-      </w:pPr>
-      <w:proofErr w:type="gramStart"/>
-      <w:r>
-        <w:rPr>
-          <w:rFonts w:ascii="Calibri" w:eastAsia="Times New Roman" w:hAnsi="Calibri" w:cs="Calibri"/>
-          <w:color w:val="000000"/>
-          <w:lang w:eastAsia="pt-BR"/>
-        </w:rPr>
-        <w:t>b[</w:t>
-      </w:r>
-      <w:proofErr w:type="gramEnd"/>
-      <w:r>
-        <w:rPr>
-          <w:rFonts w:ascii="Calibri" w:eastAsia="Times New Roman" w:hAnsi="Calibri" w:cs="Calibri"/>
-          <w:color w:val="000000"/>
-          <w:lang w:eastAsia="pt-BR"/>
-        </w:rPr>
-        <w:t>2] = 8</w:t>
-      </w:r>
-    </w:p>
-    <w:p>
-      <w:pPr>
-        <w:spacing w:line="240" w:lineRule="auto"/>
-        <w:rPr>
-          <w:rFonts w:ascii="Times New Roman" w:eastAsia="Times New Roman" w:hAnsi="Times New Roman" w:cs="Times New Roman"/>
-          <w:sz w:val="24"/>
-          <w:szCs w:val="24"/>
-          <w:lang w:eastAsia="pt-BR"/>
-        </w:rPr>
-      </w:pPr>
-      <w:proofErr w:type="spellStart"/>
-      <w:r>
-        <w:rPr>
-          <w:rFonts w:ascii="Calibri" w:eastAsia="Times New Roman" w:hAnsi="Calibri" w:cs="Calibri"/>
-          <w:color w:val="000000"/>
-          <w:lang w:eastAsia="pt-BR"/>
-        </w:rPr>
-        <w:t>result</w:t>
-      </w:r>
-      <w:proofErr w:type="spellEnd"/>
-      <w:r>
-        <w:rPr>
-          <w:rFonts w:ascii="Calibri" w:eastAsia="Times New Roman" w:hAnsi="Calibri" w:cs="Calibri"/>
-          <w:color w:val="000000"/>
-          <w:lang w:eastAsia="pt-BR"/>
-        </w:rPr>
-        <w:t> </w:t>
-      </w:r>
-    </w:p>
-    <w:p>
-      <w:pPr>
-        <w:spacing w:line="240" w:lineRule="auto"/>
-        <w:rPr>
-          <w:rFonts w:ascii="Times New Roman" w:eastAsia="Times New Roman" w:hAnsi="Times New Roman" w:cs="Times New Roman"/>
-          <w:sz w:val="24"/>
-          <w:szCs w:val="24"/>
-          <w:lang w:eastAsia="pt-BR"/>
-        </w:rPr>
-      </w:pPr>
-      <w:r>
-        <w:rPr>
-          <w:rFonts w:ascii="Calibri" w:eastAsia="Times New Roman" w:hAnsi="Calibri" w:cs="Calibri"/>
-          <w:color w:val="000000"/>
-          <w:lang w:eastAsia="pt-BR"/>
-        </w:rPr>
-        <w:t>Lista A: [2, 3, 4, 7]</w:t>
-      </w:r>
-    </w:p>
-    <w:p>
-      <w:pPr>
-        <w:spacing w:line="240" w:lineRule="auto"/>
-        <w:rPr>
-          <w:rFonts w:ascii="Times New Roman" w:eastAsia="Times New Roman" w:hAnsi="Times New Roman" w:cs="Times New Roman"/>
-          <w:sz w:val="24"/>
-          <w:szCs w:val="24"/>
-          <w:lang w:eastAsia="pt-BR"/>
-        </w:rPr>
-      </w:pPr>
-      <w:r>
-        <w:rPr>
-          <w:rFonts w:ascii="Calibri" w:eastAsia="Times New Roman" w:hAnsi="Calibri" w:cs="Calibri"/>
-          <w:color w:val="000000"/>
-          <w:lang w:eastAsia="pt-BR"/>
-        </w:rPr>
-        <w:t>Lista B: [2, 3, 8 ,7]</w:t>
+        <w:br/>
+      </w:r>
+      <w:r>
+        <w:rPr>
+          <w:rFonts w:ascii="Times New Roman" w:eastAsia="Times New Roman" w:hAnsi="Times New Roman" w:cs="Times New Roman"/>
+          <w:sz w:val="24"/>
+          <w:szCs w:val="24"/>
+          <w:lang w:eastAsia="pt-BR"/>
+        </w:rPr>
+        <w:drawing>
+          <wp:inline distT="0" distB="0" distL="0" distR="0" wp14:anchorId="2F73F3D2" wp14:editId="75A20C81">
+            <wp:extent cx="5400040" cy="2485390"/>
+            <wp:effectExtent l="0" t="0" r="0" b="0"/>
+            <wp:docPr id="1284893088" name="Imagem 1" descr="Texto&#10;&#10;O conteúdo gerado por IA pode estar incorreto."/>
+            <wp:cNvGraphicFramePr>
+              <a:graphicFrameLocks xmlns:a="http://schemas.openxmlformats.org/drawingml/2006/main" noChangeAspect="1"/>
+            </wp:cNvGraphicFramePr>
+            <a:graphic xmlns:a="http://schemas.openxmlformats.org/drawingml/2006/main">
+              <a:graphicData uri="http://schemas.openxmlformats.org/drawingml/2006/picture">
+                <pic:pic xmlns:pic="http://schemas.openxmlformats.org/drawingml/2006/picture">
+                  <pic:nvPicPr>
+                    <pic:cNvPr id="1284893088" name="Imagem 1" descr="Texto&#10;&#10;O conteúdo gerado por IA pode estar incorreto."/>
+                    <pic:cNvPicPr/>
+                  </pic:nvPicPr>
+                  <pic:blipFill>
+                    <a:blip r:embed="rId6"/>
+                    <a:stretch>
+                      <a:fillRect/>
+                    </a:stretch>
+                  </pic:blipFill>
+                  <pic:spPr>
+                    <a:xfrm>
+                      <a:off x="0" y="0"/>
+                      <a:ext cx="5400040" cy="2485390"/>
+                    </a:xfrm>
+                    <a:prstGeom prst="rect">
+                      <a:avLst/>
+                    </a:prstGeom>
+                  </pic:spPr>
+                </pic:pic>
+              </a:graphicData>
+            </a:graphic>
+          </wp:inline>
+        </w:drawing>
       </w:r>
     </w:p>
     <w:p>
@@ -8144,7 +8377,6 @@
         </w:rPr>
       </w:pPr>
       <w:r>
-        <w:lastRenderedPageBreak/>
         <w:t>Dados[‘sexo’] = ‘M’</w:t>
       </w:r>
     </w:p>
@@ -8165,6 +8397,9 @@
     </w:p>
     <w:p>
       <w:r>
+        <w:rPr>
+          <w:noProof/>
+        </w:rPr>
         <w:drawing>
           <wp:inline distT="0" distB="0" distL="0" distR="0" wp14:anchorId="11970838" wp14:editId="6B5AC659">
             <wp:extent cx="5400040" cy="2088515"/>
@@ -8181,7 +8416,7 @@
                     <pic:cNvPicPr/>
                   </pic:nvPicPr>
                   <pic:blipFill>
-                    <a:blip r:embed="rId5"/>
+                    <a:blip r:embed="rId7"/>
                     <a:stretch>
                       <a:fillRect/>
                     </a:stretch>
@@ -8206,11 +8441,23 @@
     <w:p>
       <w:proofErr w:type="spellStart"/>
       <w:r>
+        <w:rPr>
+          <w:sz w:val="40"/>
+          <w:szCs w:val="40"/>
+        </w:rPr>
+        <w:lastRenderedPageBreak/>
         <w:t>Values</w:t>
       </w:r>
       <w:proofErr w:type="spellEnd"/>
       <w:r>
-        <w:t xml:space="preserve"> são para pegar os valores de dentro do dicionário, nesse caso Star </w:t>
+        <w:rPr>
+          <w:sz w:val="40"/>
+          <w:szCs w:val="40"/>
+        </w:rPr>
+        <w:t xml:space="preserve"> </w:t>
+      </w:r>
+      <w:r>
+        <w:t xml:space="preserve">são para pegar os valores de dentro do dicionário, nesse caso Star </w:t>
       </w:r>
       <w:proofErr w:type="spellStart"/>
       <w:r>
@@ -8223,31 +8470,494 @@
     </w:p>
     <w:p>
       <w:r>
-        <w:t xml:space="preserve">Para pegar as chaves são esses que estão </w:t>
+        <w:t xml:space="preserve">Para pegar as </w:t>
+      </w:r>
+      <w:r>
+        <w:rPr>
+          <w:sz w:val="40"/>
+          <w:szCs w:val="40"/>
+        </w:rPr>
+        <w:t>chaves</w:t>
+      </w:r>
+      <w:r>
+        <w:t xml:space="preserve"> são esses que estão </w:t>
+      </w:r>
+      <w:proofErr w:type="spellStart"/>
+      <w:r>
+        <w:t>representrados</w:t>
+      </w:r>
+      <w:proofErr w:type="spellEnd"/>
+      <w:r>
+        <w:t>, ou seja,</w:t>
+      </w:r>
+      <w:r>
+        <w:t xml:space="preserve"> Título ano e diretor</w:t>
+      </w:r>
+    </w:p>
+    <w:p>
+      <w:r>
+        <w:t xml:space="preserve">Para pegar os 2 basta colocar </w:t>
+      </w:r>
+      <w:r>
+        <w:t>itens</w:t>
+      </w:r>
+    </w:p>
+    <w:p>
+      <w:r>
+        <w:t>Print(</w:t>
       </w:r>
       <w:proofErr w:type="spellStart"/>
       <w:proofErr w:type="gramStart"/>
       <w:r>
-        <w:t>representrados</w:t>
-      </w:r>
-      <w:proofErr w:type="spellEnd"/>
-      <w:r>
-        <w:t xml:space="preserve"> ou seja</w:t>
-      </w:r>
+        <w:t>filme.items</w:t>
+      </w:r>
+      <w:proofErr w:type="spellEnd"/>
       <w:proofErr w:type="gramEnd"/>
       <w:r>
-        <w:t xml:space="preserve"> Título ano e diretor</w:t>
-      </w:r>
-    </w:p>
-    <w:p>
-      <w:r>
-        <w:t xml:space="preserve">Para pegar os 2 basta colocar </w:t>
-      </w:r>
-      <w:proofErr w:type="spellStart"/>
-      <w:r>
-        <w:t>items</w:t>
-      </w:r>
-      <w:proofErr w:type="spellEnd"/>
+        <w:t>())</w:t>
+      </w:r>
+    </w:p>
+    <w:p>
+      <w:r>
+        <w:drawing>
+          <wp:inline distT="0" distB="0" distL="0" distR="0" wp14:anchorId="5E6284E7" wp14:editId="3332DB9A">
+            <wp:extent cx="5400040" cy="2414905"/>
+            <wp:effectExtent l="0" t="0" r="0" b="0"/>
+            <wp:docPr id="1695886461" name="Imagem 1" descr="Texto&#10;&#10;O conteúdo gerado por IA pode estar incorreto."/>
+            <wp:cNvGraphicFramePr>
+              <a:graphicFrameLocks xmlns:a="http://schemas.openxmlformats.org/drawingml/2006/main" noChangeAspect="1"/>
+            </wp:cNvGraphicFramePr>
+            <a:graphic xmlns:a="http://schemas.openxmlformats.org/drawingml/2006/main">
+              <a:graphicData uri="http://schemas.openxmlformats.org/drawingml/2006/picture">
+                <pic:pic xmlns:pic="http://schemas.openxmlformats.org/drawingml/2006/picture">
+                  <pic:nvPicPr>
+                    <pic:cNvPr id="1695886461" name="Imagem 1" descr="Texto&#10;&#10;O conteúdo gerado por IA pode estar incorreto."/>
+                    <pic:cNvPicPr/>
+                  </pic:nvPicPr>
+                  <pic:blipFill>
+                    <a:blip r:embed="rId8"/>
+                    <a:stretch>
+                      <a:fillRect/>
+                    </a:stretch>
+                  </pic:blipFill>
+                  <pic:spPr>
+                    <a:xfrm>
+                      <a:off x="0" y="0"/>
+                      <a:ext cx="5400040" cy="2414905"/>
+                    </a:xfrm>
+                    <a:prstGeom prst="rect">
+                      <a:avLst/>
+                    </a:prstGeom>
+                  </pic:spPr>
+                </pic:pic>
+              </a:graphicData>
+            </a:graphic>
+          </wp:inline>
+        </w:drawing>
+      </w:r>
+    </w:p>
+    <w:p/>
+    <w:p>
+      <w:r>
+        <w:t xml:space="preserve">Você também pode adicionar coisas no dicionário </w:t>
+      </w:r>
+      <w:proofErr w:type="gramStart"/>
+      <w:r>
+        <w:t>e também</w:t>
+      </w:r>
+      <w:proofErr w:type="gramEnd"/>
+      <w:r>
+        <w:t xml:space="preserve"> mudar diretamente </w:t>
+      </w:r>
+    </w:p>
+    <w:p>
+      <w:r>
+        <w:t>pessoas = {'nome': 'Lucas', 'sexo': 'M', 'idade': 22}</w:t>
+      </w:r>
+    </w:p>
+    <w:p>
+      <w:r>
+        <w:t>pessoas['nome'] = 'Marcos'</w:t>
+      </w:r>
+    </w:p>
+    <w:p>
+      <w:r>
+        <w:t>pessoas['peso'] = '98.5'</w:t>
+      </w:r>
+    </w:p>
+    <w:p/>
+    <w:p>
+      <w:r>
+        <w:t xml:space="preserve">for k, v in </w:t>
+      </w:r>
+      <w:proofErr w:type="spellStart"/>
+      <w:proofErr w:type="gramStart"/>
+      <w:r>
+        <w:t>pessoas.items</w:t>
+      </w:r>
+      <w:proofErr w:type="spellEnd"/>
+      <w:proofErr w:type="gramEnd"/>
+      <w:r>
+        <w:t>():</w:t>
+      </w:r>
+    </w:p>
+    <w:p>
+      <w:r>
+        <w:t>    print(f'{k} = {v}')</w:t>
+      </w:r>
+    </w:p>
+    <w:p/>
+    <w:p>
+      <w:r>
+        <w:t xml:space="preserve">nome = </w:t>
+      </w:r>
+      <w:proofErr w:type="spellStart"/>
+      <w:r>
+        <w:t>Macos</w:t>
+      </w:r>
+      <w:proofErr w:type="spellEnd"/>
+      <w:r>
+        <w:t xml:space="preserve"> </w:t>
+      </w:r>
+    </w:p>
+    <w:p>
+      <w:r>
+        <w:t>sexo = M</w:t>
+      </w:r>
+    </w:p>
+    <w:p>
+      <w:r>
+        <w:t>idade = 22</w:t>
+      </w:r>
+    </w:p>
+    <w:p>
+      <w:r>
+        <w:t>peso = 98.5</w:t>
+      </w:r>
+    </w:p>
+    <w:p/>
+    <w:p>
+      <w:r>
+        <w:t xml:space="preserve">para copiar um conteúdo quando envolve dicionários utiliza-se </w:t>
+      </w:r>
+      <w:proofErr w:type="gramStart"/>
+      <w:r>
+        <w:t>o  método</w:t>
+      </w:r>
+      <w:proofErr w:type="gramEnd"/>
+      <w:r>
+        <w:t xml:space="preserve"> </w:t>
+      </w:r>
+      <w:proofErr w:type="gramStart"/>
+      <w:r>
+        <w:t>copy(</w:t>
+      </w:r>
+      <w:proofErr w:type="gramEnd"/>
+      <w:r>
+        <w:t>)</w:t>
+      </w:r>
+    </w:p>
+    <w:p>
+      <w:pPr>
+        <w:rPr>
+          <w:sz w:val="40"/>
+          <w:szCs w:val="40"/>
+        </w:rPr>
+      </w:pPr>
+      <w:r>
+        <w:rPr>
+          <w:sz w:val="40"/>
+          <w:szCs w:val="40"/>
+        </w:rPr>
+        <w:t xml:space="preserve">FUNÇÕES </w:t>
+      </w:r>
+    </w:p>
+    <w:p>
+      <w:r>
+        <w:lastRenderedPageBreak/>
+        <w:t>Função é algo que já esta “</w:t>
+      </w:r>
+      <w:proofErr w:type="spellStart"/>
+      <w:proofErr w:type="gramStart"/>
+      <w:r>
+        <w:t>pré</w:t>
+      </w:r>
+      <w:proofErr w:type="spellEnd"/>
+      <w:r>
+        <w:t xml:space="preserve"> programado</w:t>
+      </w:r>
+      <w:proofErr w:type="gramEnd"/>
+      <w:r>
+        <w:t>” para ser utilizado</w:t>
+      </w:r>
+    </w:p>
+    <w:p>
+      <w:proofErr w:type="spellStart"/>
+      <w:r>
+        <w:t>Ex</w:t>
+      </w:r>
+      <w:proofErr w:type="spellEnd"/>
+      <w:r>
+        <w:t xml:space="preserve">: </w:t>
+      </w:r>
+      <w:proofErr w:type="gramStart"/>
+      <w:r>
+        <w:t>print(</w:t>
+      </w:r>
+      <w:proofErr w:type="gramEnd"/>
+      <w:r>
+        <w:t xml:space="preserve">), </w:t>
+      </w:r>
+      <w:proofErr w:type="spellStart"/>
+      <w:proofErr w:type="gramStart"/>
+      <w:r>
+        <w:t>len</w:t>
+      </w:r>
+      <w:proofErr w:type="spellEnd"/>
+      <w:r>
+        <w:t>(</w:t>
+      </w:r>
+      <w:proofErr w:type="gramEnd"/>
+      <w:r>
+        <w:t xml:space="preserve">), </w:t>
+      </w:r>
+      <w:proofErr w:type="gramStart"/>
+      <w:r>
+        <w:t>input(</w:t>
+      </w:r>
+      <w:proofErr w:type="gramEnd"/>
+      <w:r>
+        <w:t>)</w:t>
+      </w:r>
+    </w:p>
+    <w:p>
+      <w:r>
+        <w:t xml:space="preserve">Normalmente termina com </w:t>
+      </w:r>
+      <w:proofErr w:type="gramStart"/>
+      <w:r>
+        <w:t>Parênteses(</w:t>
+      </w:r>
+      <w:proofErr w:type="gramEnd"/>
+      <w:r>
+        <w:t xml:space="preserve">) </w:t>
+      </w:r>
+    </w:p>
+    <w:p>
+      <w:r>
+        <w:t>Exemplo simples</w:t>
+      </w:r>
+    </w:p>
+    <w:p>
+      <w:proofErr w:type="spellStart"/>
+      <w:r>
+        <w:t>def</w:t>
+      </w:r>
+      <w:proofErr w:type="spellEnd"/>
+      <w:r>
+        <w:t xml:space="preserve"> </w:t>
+      </w:r>
+      <w:proofErr w:type="spellStart"/>
+      <w:proofErr w:type="gramStart"/>
+      <w:r>
+        <w:t>mostraLinha</w:t>
+      </w:r>
+      <w:proofErr w:type="spellEnd"/>
+      <w:r>
+        <w:t>(</w:t>
+      </w:r>
+      <w:proofErr w:type="gramEnd"/>
+      <w:r>
+        <w:t>):</w:t>
+      </w:r>
+    </w:p>
+    <w:p>
+      <w:r>
+        <w:tab/>
+      </w:r>
+      <w:proofErr w:type="gramStart"/>
+      <w:r>
+        <w:t>print(</w:t>
+      </w:r>
+      <w:proofErr w:type="gramEnd"/>
+      <w:r>
+        <w:t>‘------------’)</w:t>
+      </w:r>
+    </w:p>
+    <w:p>
+      <w:r>
+        <w:t xml:space="preserve">e basta chamar </w:t>
+      </w:r>
+    </w:p>
+    <w:p>
+      <w:proofErr w:type="spellStart"/>
+      <w:proofErr w:type="gramStart"/>
+      <w:r>
+        <w:t>mostraLinha</w:t>
+      </w:r>
+      <w:proofErr w:type="spellEnd"/>
+      <w:r>
+        <w:t>(</w:t>
+      </w:r>
+      <w:proofErr w:type="gramEnd"/>
+      <w:r>
+        <w:t>)</w:t>
+      </w:r>
+    </w:p>
+    <w:p/>
+    <w:p>
+      <w:r>
+        <w:t xml:space="preserve">parâmetros dentro da </w:t>
+      </w:r>
+      <w:proofErr w:type="spellStart"/>
+      <w:r>
+        <w:t>def</w:t>
+      </w:r>
+      <w:proofErr w:type="spellEnd"/>
+    </w:p>
+    <w:p>
+      <w:r>
+        <w:drawing>
+          <wp:inline distT="0" distB="0" distL="0" distR="0" wp14:anchorId="27FF0532" wp14:editId="170B8BE4">
+            <wp:extent cx="5400040" cy="1924050"/>
+            <wp:effectExtent l="0" t="0" r="0" b="0"/>
+            <wp:docPr id="1559773861" name="Imagem 1" descr="Diagrama, Linha do tempo&#10;&#10;O conteúdo gerado por IA pode estar incorreto."/>
+            <wp:cNvGraphicFramePr>
+              <a:graphicFrameLocks xmlns:a="http://schemas.openxmlformats.org/drawingml/2006/main" noChangeAspect="1"/>
+            </wp:cNvGraphicFramePr>
+            <a:graphic xmlns:a="http://schemas.openxmlformats.org/drawingml/2006/main">
+              <a:graphicData uri="http://schemas.openxmlformats.org/drawingml/2006/picture">
+                <pic:pic xmlns:pic="http://schemas.openxmlformats.org/drawingml/2006/picture">
+                  <pic:nvPicPr>
+                    <pic:cNvPr id="1559773861" name="Imagem 1" descr="Diagrama, Linha do tempo&#10;&#10;O conteúdo gerado por IA pode estar incorreto."/>
+                    <pic:cNvPicPr/>
+                  </pic:nvPicPr>
+                  <pic:blipFill>
+                    <a:blip r:embed="rId9"/>
+                    <a:stretch>
+                      <a:fillRect/>
+                    </a:stretch>
+                  </pic:blipFill>
+                  <pic:spPr>
+                    <a:xfrm>
+                      <a:off x="0" y="0"/>
+                      <a:ext cx="5400040" cy="1924050"/>
+                    </a:xfrm>
+                    <a:prstGeom prst="rect">
+                      <a:avLst/>
+                    </a:prstGeom>
+                  </pic:spPr>
+                </pic:pic>
+              </a:graphicData>
+            </a:graphic>
+          </wp:inline>
+        </w:drawing>
+      </w:r>
+    </w:p>
+    <w:p/>
+    <w:p/>
+    <w:p>
+      <w:r>
+        <w:t xml:space="preserve">Você pode trabalhar com uma definição sem saber o tanto de argumentos que vai ser passado, basta colocar o * e o nome da variável, </w:t>
+      </w:r>
+      <w:proofErr w:type="spellStart"/>
+      <w:r>
+        <w:t>ex</w:t>
+      </w:r>
+      <w:proofErr w:type="spellEnd"/>
+      <w:r>
+        <w:t>:</w:t>
+      </w:r>
+      <w:r>
+        <w:br/>
+      </w:r>
+      <w:proofErr w:type="spellStart"/>
+      <w:r>
+        <w:t>def</w:t>
+      </w:r>
+      <w:proofErr w:type="spellEnd"/>
+      <w:r>
+        <w:t xml:space="preserve"> contador(*num):</w:t>
+      </w:r>
+    </w:p>
+    <w:p>
+      <w:r>
+        <w:t>    for valor in num:</w:t>
+      </w:r>
+    </w:p>
+    <w:p>
+      <w:r>
+        <w:t xml:space="preserve">        print(f'{valor}', </w:t>
+      </w:r>
+      <w:proofErr w:type="spellStart"/>
+      <w:r>
+        <w:t>end</w:t>
+      </w:r>
+      <w:proofErr w:type="spellEnd"/>
+      <w:r>
+        <w:t>=' ')</w:t>
+      </w:r>
+    </w:p>
+    <w:p/>
+    <w:p>
+      <w:proofErr w:type="gramStart"/>
+      <w:r>
+        <w:t>contador(</w:t>
+      </w:r>
+      <w:proofErr w:type="gramEnd"/>
+      <w:r>
+        <w:t>2,1,7)</w:t>
+      </w:r>
+    </w:p>
+    <w:p>
+      <w:proofErr w:type="gramStart"/>
+      <w:r>
+        <w:t>contador(</w:t>
+      </w:r>
+      <w:proofErr w:type="gramEnd"/>
+      <w:r>
+        <w:t>9,7,2)</w:t>
+      </w:r>
+    </w:p>
+    <w:p>
+      <w:proofErr w:type="gramStart"/>
+      <w:r>
+        <w:t>contador(</w:t>
+      </w:r>
+      <w:proofErr w:type="gramEnd"/>
+      <w:r>
+        <w:t>1,5,8)</w:t>
+      </w:r>
+    </w:p>
+    <w:p>
+      <w:r>
+        <w:t>2 1 7 9 7 2 1 5 8</w:t>
+      </w:r>
+    </w:p>
+    <w:p>
+      <w:r>
+        <w:t xml:space="preserve">Ele retorna como </w:t>
+      </w:r>
+      <w:r>
+        <w:rPr>
+          <w:b/>
+          <w:bCs/>
+        </w:rPr>
+        <w:t xml:space="preserve">tupla </w:t>
+      </w:r>
+    </w:p>
+    <w:p>
+      <w:r>
+        <w:t xml:space="preserve"> </w:t>
+      </w:r>
+      <w:r>
+        <w:t>O nome se chama DESEMPACOTAMENTO</w:t>
+      </w:r>
+    </w:p>
+    <w:p>
+      <w:r>
+        <w:t xml:space="preserve"> E quando for utilizar lista ele também funciona </w:t>
+      </w:r>
     </w:p>
     <w:sectPr>
       <w:pgSz w:w="11906" w:h="16838"/>
@@ -8257,6 +8967,163 @@
     </w:sectPr>
   </w:body>
 </w:document>
+</file>
+
+<file path=word/numbering.xml><?xml version="1.0" encoding="utf-8"?>
+<w:numbering xmlns:wpc="http://schemas.microsoft.com/office/word/2010/wordprocessingCanvas" xmlns:cx="http://schemas.microsoft.com/office/drawing/2014/chartex" xmlns:cx1="http://schemas.microsoft.com/office/drawing/2015/9/8/chartex" xmlns:cx2="http://schemas.microsoft.com/office/drawing/2015/10/21/chartex" xmlns:cx3="http://schemas.microsoft.com/office/drawing/2016/5/9/chartex" xmlns:cx4="http://schemas.microsoft.com/office/drawing/2016/5/10/chartex" xmlns:cx5="http://schemas.microsoft.com/office/drawing/2016/5/11/chartex" xmlns:cx6="http://schemas.microsoft.com/office/drawing/2016/5/12/chartex" xmlns:cx7="http://schemas.microsoft.com/office/drawing/2016/5/13/chartex" xmlns:cx8="http://schemas.microsoft.com/office/drawing/2016/5/14/chartex" xmlns:mc="http://schemas.openxmlformats.org/markup-compatibility/2006" xmlns:aink="http://schemas.microsoft.com/office/drawing/2016/ink" xmlns:am3d="http://schemas.microsoft.com/office/drawing/2017/model3d" xmlns:o="urn:schemas-microsoft-com:office:office" xmlns:oel="http://schemas.microsoft.com/office/2019/extlst" xmlns:r="http://schemas.openxmlformats.org/officeDocument/2006/relationships" xmlns:m="http://schemas.openxmlformats.org/officeDocument/2006/math" xmlns:v="urn:schemas-microsoft-com:vml" xmlns:wp14="http://schemas.microsoft.com/office/word/2010/wordprocessingDrawing" xmlns:wp="http://schemas.openxmlformats.org/drawingml/2006/wordprocessingDrawing" xmlns:w10="urn:schemas-microsoft-com:office:word" xmlns:w="http://schemas.openxmlformats.org/wordprocessingml/2006/main" xmlns:w14="http://schemas.microsoft.com/office/word/2010/wordml" xmlns:w15="http://schemas.microsoft.com/office/word/2012/wordml" xmlns:w16cex="http://schemas.microsoft.com/office/word/2018/wordml/cex" xmlns:w16cid="http://schemas.microsoft.com/office/word/2016/wordml/cid" xmlns:w16="http://schemas.microsoft.com/office/word/2018/wordml" xmlns:w16du="http://schemas.microsoft.com/office/word/2023/wordml/word16du" xmlns:w16sdtdh="http://schemas.microsoft.com/office/word/2020/wordml/sdtdatahash" xmlns:w16sdtfl="http://schemas.microsoft.com/office/word/2024/wordml/sdtformatlock" xmlns:w16se="http://schemas.microsoft.com/office/word/2015/wordml/symex" xmlns:wpg="http://schemas.microsoft.com/office/word/2010/wordprocessingGroup" xmlns:wpi="http://schemas.microsoft.com/office/word/2010/wordprocessingInk" xmlns:wne="http://schemas.microsoft.com/office/word/2006/wordml" xmlns:wps="http://schemas.microsoft.com/office/word/2010/wordprocessingShape" mc:Ignorable="w14 w15 w16se w16cid w16 w16cex w16sdtdh w16sdtfl w16du wp14">
+  <w:abstractNum w:abstractNumId="0" w15:restartNumberingAfterBreak="0">
+    <w:nsid w:val="5EE77BF7"/>
+    <w:multiLevelType w:val="multilevel"/>
+    <w:tmpl w:val="148481A0"/>
+    <w:lvl w:ilvl="0">
+      <w:start w:val="1"/>
+      <w:numFmt w:val="bullet"/>
+      <w:lvlText w:val=""/>
+      <w:lvlJc w:val="left"/>
+      <w:pPr>
+        <w:tabs>
+          <w:tab w:val="num" w:pos="720"/>
+        </w:tabs>
+        <w:ind w:left="720" w:hanging="360"/>
+      </w:pPr>
+      <w:rPr>
+        <w:rFonts w:ascii="Symbol" w:hAnsi="Symbol" w:hint="default"/>
+        <w:sz w:val="20"/>
+      </w:rPr>
+    </w:lvl>
+    <w:lvl w:ilvl="1" w:tentative="1">
+      <w:start w:val="1"/>
+      <w:numFmt w:val="bullet"/>
+      <w:lvlText w:val="o"/>
+      <w:lvlJc w:val="left"/>
+      <w:pPr>
+        <w:tabs>
+          <w:tab w:val="num" w:pos="1440"/>
+        </w:tabs>
+        <w:ind w:left="1440" w:hanging="360"/>
+      </w:pPr>
+      <w:rPr>
+        <w:rFonts w:ascii="Courier New" w:hAnsi="Courier New" w:hint="default"/>
+        <w:sz w:val="20"/>
+      </w:rPr>
+    </w:lvl>
+    <w:lvl w:ilvl="2" w:tentative="1">
+      <w:start w:val="1"/>
+      <w:numFmt w:val="bullet"/>
+      <w:lvlText w:val=""/>
+      <w:lvlJc w:val="left"/>
+      <w:pPr>
+        <w:tabs>
+          <w:tab w:val="num" w:pos="2160"/>
+        </w:tabs>
+        <w:ind w:left="2160" w:hanging="360"/>
+      </w:pPr>
+      <w:rPr>
+        <w:rFonts w:ascii="Wingdings" w:hAnsi="Wingdings" w:hint="default"/>
+        <w:sz w:val="20"/>
+      </w:rPr>
+    </w:lvl>
+    <w:lvl w:ilvl="3" w:tentative="1">
+      <w:start w:val="1"/>
+      <w:numFmt w:val="bullet"/>
+      <w:lvlText w:val=""/>
+      <w:lvlJc w:val="left"/>
+      <w:pPr>
+        <w:tabs>
+          <w:tab w:val="num" w:pos="2880"/>
+        </w:tabs>
+        <w:ind w:left="2880" w:hanging="360"/>
+      </w:pPr>
+      <w:rPr>
+        <w:rFonts w:ascii="Wingdings" w:hAnsi="Wingdings" w:hint="default"/>
+        <w:sz w:val="20"/>
+      </w:rPr>
+    </w:lvl>
+    <w:lvl w:ilvl="4" w:tentative="1">
+      <w:start w:val="1"/>
+      <w:numFmt w:val="bullet"/>
+      <w:lvlText w:val=""/>
+      <w:lvlJc w:val="left"/>
+      <w:pPr>
+        <w:tabs>
+          <w:tab w:val="num" w:pos="3600"/>
+        </w:tabs>
+        <w:ind w:left="3600" w:hanging="360"/>
+      </w:pPr>
+      <w:rPr>
+        <w:rFonts w:ascii="Wingdings" w:hAnsi="Wingdings" w:hint="default"/>
+        <w:sz w:val="20"/>
+      </w:rPr>
+    </w:lvl>
+    <w:lvl w:ilvl="5" w:tentative="1">
+      <w:start w:val="1"/>
+      <w:numFmt w:val="bullet"/>
+      <w:lvlText w:val=""/>
+      <w:lvlJc w:val="left"/>
+      <w:pPr>
+        <w:tabs>
+          <w:tab w:val="num" w:pos="4320"/>
+        </w:tabs>
+        <w:ind w:left="4320" w:hanging="360"/>
+      </w:pPr>
+      <w:rPr>
+        <w:rFonts w:ascii="Wingdings" w:hAnsi="Wingdings" w:hint="default"/>
+        <w:sz w:val="20"/>
+      </w:rPr>
+    </w:lvl>
+    <w:lvl w:ilvl="6" w:tentative="1">
+      <w:start w:val="1"/>
+      <w:numFmt w:val="bullet"/>
+      <w:lvlText w:val=""/>
+      <w:lvlJc w:val="left"/>
+      <w:pPr>
+        <w:tabs>
+          <w:tab w:val="num" w:pos="5040"/>
+        </w:tabs>
+        <w:ind w:left="5040" w:hanging="360"/>
+      </w:pPr>
+      <w:rPr>
+        <w:rFonts w:ascii="Wingdings" w:hAnsi="Wingdings" w:hint="default"/>
+        <w:sz w:val="20"/>
+      </w:rPr>
+    </w:lvl>
+    <w:lvl w:ilvl="7" w:tentative="1">
+      <w:start w:val="1"/>
+      <w:numFmt w:val="bullet"/>
+      <w:lvlText w:val=""/>
+      <w:lvlJc w:val="left"/>
+      <w:pPr>
+        <w:tabs>
+          <w:tab w:val="num" w:pos="5760"/>
+        </w:tabs>
+        <w:ind w:left="5760" w:hanging="360"/>
+      </w:pPr>
+      <w:rPr>
+        <w:rFonts w:ascii="Wingdings" w:hAnsi="Wingdings" w:hint="default"/>
+        <w:sz w:val="20"/>
+      </w:rPr>
+    </w:lvl>
+    <w:lvl w:ilvl="8" w:tentative="1">
+      <w:start w:val="1"/>
+      <w:numFmt w:val="bullet"/>
+      <w:lvlText w:val=""/>
+      <w:lvlJc w:val="left"/>
+      <w:pPr>
+        <w:tabs>
+          <w:tab w:val="num" w:pos="6480"/>
+        </w:tabs>
+        <w:ind w:left="6480" w:hanging="360"/>
+      </w:pPr>
+      <w:rPr>
+        <w:rFonts w:ascii="Wingdings" w:hAnsi="Wingdings" w:hint="default"/>
+        <w:sz w:val="20"/>
+      </w:rPr>
+    </w:lvl>
+  </w:abstractNum>
+  <w:num w:numId="1" w16cid:durableId="721563420">
+    <w:abstractNumId w:val="0"/>
+  </w:num>
+</w:numbering>
 </file>
 
 <file path=word/styles.xml><?xml version="1.0" encoding="utf-8"?>
@@ -8704,7 +9571,6 @@
   <w:style w:type="character" w:default="1" w:styleId="Fontepargpadro">
     <w:name w:val="Default Paragraph Font"/>
     <w:uiPriority w:val="1"/>
-    <w:semiHidden/>
     <w:unhideWhenUsed/>
   </w:style>
   <w:style w:type="table" w:default="1" w:styleId="Tabelanormal">

--- a/Curso Python/Anotações sobre o Curso de Python.docx
+++ b/Curso Python/Anotações sobre o Curso de Python.docx
@@ -100,9 +100,471 @@
           <w:color w:val="000000"/>
           <w:lang w:eastAsia="pt-BR"/>
         </w:rPr>
+        <w:t>: Print(‘</w:t>
+      </w:r>
+      <w:proofErr w:type="spellStart"/>
+      <w:r>
+        <w:rPr>
+          <w:rFonts w:ascii="Calibri" w:eastAsia="Times New Roman" w:hAnsi="Calibri" w:cs="Calibri"/>
+          <w:color w:val="000000"/>
+          <w:lang w:eastAsia="pt-BR"/>
+        </w:rPr>
+        <w:t>Ola</w:t>
+      </w:r>
+      <w:proofErr w:type="spellEnd"/>
+      <w:r>
+        <w:rPr>
+          <w:rFonts w:ascii="Calibri" w:eastAsia="Times New Roman" w:hAnsi="Calibri" w:cs="Calibri"/>
+          <w:color w:val="000000"/>
+          <w:lang w:eastAsia="pt-BR"/>
+        </w:rPr>
+        <w:t xml:space="preserve"> Mundo!)</w:t>
+      </w:r>
+    </w:p>
+    <w:p>
+      <w:pPr>
+        <w:spacing w:line="240" w:lineRule="auto"/>
+        <w:rPr>
+          <w:rFonts w:ascii="Times New Roman" w:eastAsia="Times New Roman" w:hAnsi="Times New Roman" w:cs="Times New Roman"/>
+          <w:sz w:val="24"/>
+          <w:szCs w:val="24"/>
+          <w:lang w:eastAsia="pt-BR"/>
+        </w:rPr>
+      </w:pPr>
+      <w:r>
+        <w:rPr>
+          <w:rFonts w:ascii="Calibri" w:eastAsia="Times New Roman" w:hAnsi="Calibri" w:cs="Calibri"/>
+          <w:color w:val="000000"/>
+          <w:lang w:eastAsia="pt-BR"/>
+        </w:rPr>
+        <w:t>Variáveis só precisam colocar o = </w:t>
+      </w:r>
+    </w:p>
+    <w:p>
+      <w:pPr>
+        <w:spacing w:line="240" w:lineRule="auto"/>
+        <w:rPr>
+          <w:rFonts w:ascii="Times New Roman" w:eastAsia="Times New Roman" w:hAnsi="Times New Roman" w:cs="Times New Roman"/>
+          <w:sz w:val="24"/>
+          <w:szCs w:val="24"/>
+          <w:lang w:eastAsia="pt-BR"/>
+        </w:rPr>
+      </w:pPr>
+      <w:proofErr w:type="spellStart"/>
+      <w:r>
+        <w:rPr>
+          <w:rFonts w:ascii="Calibri" w:eastAsia="Times New Roman" w:hAnsi="Calibri" w:cs="Calibri"/>
+          <w:color w:val="000000"/>
+          <w:lang w:eastAsia="pt-BR"/>
+        </w:rPr>
+        <w:t>ex</w:t>
+      </w:r>
+      <w:proofErr w:type="spellEnd"/>
+      <w:r>
+        <w:rPr>
+          <w:rFonts w:ascii="Calibri" w:eastAsia="Times New Roman" w:hAnsi="Calibri" w:cs="Calibri"/>
+          <w:color w:val="000000"/>
+          <w:lang w:eastAsia="pt-BR"/>
+        </w:rPr>
+        <w:t>: a = 1</w:t>
+      </w:r>
+    </w:p>
+    <w:p>
+      <w:pPr>
+        <w:spacing w:line="240" w:lineRule="auto"/>
+        <w:rPr>
+          <w:rFonts w:ascii="Times New Roman" w:eastAsia="Times New Roman" w:hAnsi="Times New Roman" w:cs="Times New Roman"/>
+          <w:sz w:val="24"/>
+          <w:szCs w:val="24"/>
+          <w:lang w:eastAsia="pt-BR"/>
+        </w:rPr>
+      </w:pPr>
+      <w:r>
+        <w:rPr>
+          <w:rFonts w:ascii="Calibri" w:eastAsia="Times New Roman" w:hAnsi="Calibri" w:cs="Calibri"/>
+          <w:color w:val="000000"/>
+          <w:lang w:eastAsia="pt-BR"/>
+        </w:rPr>
+        <w:t xml:space="preserve">Input: serve para receber algo do usuário, </w:t>
+      </w:r>
+      <w:proofErr w:type="spellStart"/>
+      <w:r>
+        <w:rPr>
+          <w:rFonts w:ascii="Calibri" w:eastAsia="Times New Roman" w:hAnsi="Calibri" w:cs="Calibri"/>
+          <w:color w:val="000000"/>
+          <w:lang w:eastAsia="pt-BR"/>
+        </w:rPr>
+        <w:t>voce</w:t>
+      </w:r>
+      <w:proofErr w:type="spellEnd"/>
+      <w:r>
+        <w:rPr>
+          <w:rFonts w:ascii="Calibri" w:eastAsia="Times New Roman" w:hAnsi="Calibri" w:cs="Calibri"/>
+          <w:color w:val="000000"/>
+          <w:lang w:eastAsia="pt-BR"/>
+        </w:rPr>
+        <w:t xml:space="preserve"> precisa colocar o tipo que </w:t>
+      </w:r>
+      <w:proofErr w:type="spellStart"/>
+      <w:r>
+        <w:rPr>
+          <w:rFonts w:ascii="Calibri" w:eastAsia="Times New Roman" w:hAnsi="Calibri" w:cs="Calibri"/>
+          <w:color w:val="000000"/>
+          <w:lang w:eastAsia="pt-BR"/>
+        </w:rPr>
+        <w:t>ira</w:t>
+      </w:r>
+      <w:proofErr w:type="spellEnd"/>
+      <w:r>
+        <w:rPr>
+          <w:rFonts w:ascii="Calibri" w:eastAsia="Times New Roman" w:hAnsi="Calibri" w:cs="Calibri"/>
+          <w:color w:val="000000"/>
+          <w:lang w:eastAsia="pt-BR"/>
+        </w:rPr>
+        <w:t xml:space="preserve"> receber do usuário:</w:t>
+      </w:r>
+    </w:p>
+    <w:p>
+      <w:pPr>
+        <w:spacing w:line="240" w:lineRule="auto"/>
+        <w:rPr>
+          <w:rFonts w:ascii="Times New Roman" w:eastAsia="Times New Roman" w:hAnsi="Times New Roman" w:cs="Times New Roman"/>
+          <w:sz w:val="24"/>
+          <w:szCs w:val="24"/>
+          <w:lang w:eastAsia="pt-BR"/>
+        </w:rPr>
+      </w:pPr>
+      <w:proofErr w:type="spellStart"/>
+      <w:r>
+        <w:rPr>
+          <w:rFonts w:ascii="Calibri" w:eastAsia="Times New Roman" w:hAnsi="Calibri" w:cs="Calibri"/>
+          <w:color w:val="000000"/>
+          <w:lang w:eastAsia="pt-BR"/>
+        </w:rPr>
+        <w:t>ex</w:t>
+      </w:r>
+      <w:proofErr w:type="spellEnd"/>
+      <w:r>
+        <w:rPr>
+          <w:rFonts w:ascii="Calibri" w:eastAsia="Times New Roman" w:hAnsi="Calibri" w:cs="Calibri"/>
+          <w:color w:val="000000"/>
+          <w:lang w:eastAsia="pt-BR"/>
+        </w:rPr>
+        <w:t xml:space="preserve">: n1 = </w:t>
+      </w:r>
+      <w:proofErr w:type="spellStart"/>
+      <w:r>
+        <w:rPr>
+          <w:rFonts w:ascii="Calibri" w:eastAsia="Times New Roman" w:hAnsi="Calibri" w:cs="Calibri"/>
+          <w:color w:val="000000"/>
+          <w:lang w:eastAsia="pt-BR"/>
+        </w:rPr>
+        <w:t>int</w:t>
+      </w:r>
+      <w:proofErr w:type="spellEnd"/>
+      <w:r>
+        <w:rPr>
+          <w:rFonts w:ascii="Calibri" w:eastAsia="Times New Roman" w:hAnsi="Calibri" w:cs="Calibri"/>
+          <w:color w:val="000000"/>
+          <w:lang w:eastAsia="pt-BR"/>
+        </w:rPr>
+        <w:t>(input(‘Digite um número’) </w:t>
+      </w:r>
+    </w:p>
+    <w:p>
+      <w:pPr>
+        <w:spacing w:line="240" w:lineRule="auto"/>
+        <w:rPr>
+          <w:rFonts w:ascii="Times New Roman" w:eastAsia="Times New Roman" w:hAnsi="Times New Roman" w:cs="Times New Roman"/>
+          <w:sz w:val="24"/>
+          <w:szCs w:val="24"/>
+          <w:lang w:eastAsia="pt-BR"/>
+        </w:rPr>
+      </w:pPr>
+      <w:r>
+        <w:rPr>
+          <w:rFonts w:ascii="Calibri" w:eastAsia="Times New Roman" w:hAnsi="Calibri" w:cs="Calibri"/>
+          <w:color w:val="000000"/>
+          <w:lang w:eastAsia="pt-BR"/>
+        </w:rPr>
+        <w:t xml:space="preserve">Pode se criar </w:t>
+      </w:r>
+      <w:proofErr w:type="spellStart"/>
+      <w:r>
+        <w:rPr>
+          <w:rFonts w:ascii="Calibri" w:eastAsia="Times New Roman" w:hAnsi="Calibri" w:cs="Calibri"/>
+          <w:color w:val="000000"/>
+          <w:lang w:eastAsia="pt-BR"/>
+        </w:rPr>
+        <w:t>scrips</w:t>
+      </w:r>
+      <w:proofErr w:type="spellEnd"/>
+      <w:r>
+        <w:rPr>
+          <w:rFonts w:ascii="Calibri" w:eastAsia="Times New Roman" w:hAnsi="Calibri" w:cs="Calibri"/>
+          <w:color w:val="000000"/>
+          <w:lang w:eastAsia="pt-BR"/>
+        </w:rPr>
+        <w:t xml:space="preserve"> para deixar uma programação </w:t>
+      </w:r>
+      <w:proofErr w:type="spellStart"/>
+      <w:r>
+        <w:rPr>
+          <w:rFonts w:ascii="Calibri" w:eastAsia="Times New Roman" w:hAnsi="Calibri" w:cs="Calibri"/>
+          <w:color w:val="000000"/>
+          <w:lang w:eastAsia="pt-BR"/>
+        </w:rPr>
+        <w:t>pré</w:t>
+      </w:r>
+      <w:proofErr w:type="spellEnd"/>
+      <w:r>
+        <w:rPr>
+          <w:rFonts w:ascii="Calibri" w:eastAsia="Times New Roman" w:hAnsi="Calibri" w:cs="Calibri"/>
+          <w:color w:val="000000"/>
+          <w:lang w:eastAsia="pt-BR"/>
+        </w:rPr>
+        <w:t xml:space="preserve"> definida</w:t>
+      </w:r>
+    </w:p>
+    <w:p>
+      <w:pPr>
+        <w:spacing w:line="240" w:lineRule="auto"/>
+        <w:rPr>
+          <w:rFonts w:ascii="Times New Roman" w:eastAsia="Times New Roman" w:hAnsi="Times New Roman" w:cs="Times New Roman"/>
+          <w:sz w:val="24"/>
+          <w:szCs w:val="24"/>
+          <w:lang w:eastAsia="pt-BR"/>
+        </w:rPr>
+      </w:pPr>
+      <w:r>
+        <w:rPr>
+          <w:rFonts w:ascii="Calibri" w:eastAsia="Times New Roman" w:hAnsi="Calibri" w:cs="Calibri"/>
+          <w:color w:val="000000"/>
+          <w:lang w:eastAsia="pt-BR"/>
+        </w:rPr>
+        <w:t xml:space="preserve">Para descobrir o tipo de caractere pasta usar o </w:t>
+      </w:r>
+      <w:proofErr w:type="spellStart"/>
+      <w:r>
+        <w:rPr>
+          <w:rFonts w:ascii="Calibri" w:eastAsia="Times New Roman" w:hAnsi="Calibri" w:cs="Calibri"/>
+          <w:color w:val="000000"/>
+          <w:lang w:eastAsia="pt-BR"/>
+        </w:rPr>
+        <w:t>Type</w:t>
+      </w:r>
+      <w:proofErr w:type="spellEnd"/>
+    </w:p>
+    <w:p>
+      <w:pPr>
+        <w:spacing w:line="240" w:lineRule="auto"/>
+        <w:rPr>
+          <w:rFonts w:ascii="Times New Roman" w:eastAsia="Times New Roman" w:hAnsi="Times New Roman" w:cs="Times New Roman"/>
+          <w:sz w:val="24"/>
+          <w:szCs w:val="24"/>
+          <w:lang w:eastAsia="pt-BR"/>
+        </w:rPr>
+      </w:pPr>
+      <w:proofErr w:type="spellStart"/>
+      <w:r>
+        <w:rPr>
+          <w:rFonts w:ascii="Calibri" w:eastAsia="Times New Roman" w:hAnsi="Calibri" w:cs="Calibri"/>
+          <w:color w:val="000000"/>
+          <w:lang w:eastAsia="pt-BR"/>
+        </w:rPr>
+        <w:t>ex</w:t>
+      </w:r>
+      <w:proofErr w:type="spellEnd"/>
+      <w:r>
+        <w:rPr>
+          <w:rFonts w:ascii="Calibri" w:eastAsia="Times New Roman" w:hAnsi="Calibri" w:cs="Calibri"/>
+          <w:color w:val="000000"/>
+          <w:lang w:eastAsia="pt-BR"/>
+        </w:rPr>
         <w:t xml:space="preserve">: </w:t>
       </w:r>
-      <w:proofErr w:type="gramStart"/>
+      <w:proofErr w:type="spellStart"/>
+      <w:r>
+        <w:rPr>
+          <w:rFonts w:ascii="Calibri" w:eastAsia="Times New Roman" w:hAnsi="Calibri" w:cs="Calibri"/>
+          <w:color w:val="000000"/>
+          <w:lang w:eastAsia="pt-BR"/>
+        </w:rPr>
+        <w:t>type</w:t>
+      </w:r>
+      <w:proofErr w:type="spellEnd"/>
+      <w:r>
+        <w:rPr>
+          <w:rFonts w:ascii="Calibri" w:eastAsia="Times New Roman" w:hAnsi="Calibri" w:cs="Calibri"/>
+          <w:color w:val="000000"/>
+          <w:lang w:eastAsia="pt-BR"/>
+        </w:rPr>
+        <w:t>(</w:t>
+      </w:r>
+      <w:proofErr w:type="spellStart"/>
+      <w:r>
+        <w:rPr>
+          <w:rFonts w:ascii="Calibri" w:eastAsia="Times New Roman" w:hAnsi="Calibri" w:cs="Calibri"/>
+          <w:color w:val="000000"/>
+          <w:lang w:eastAsia="pt-BR"/>
+        </w:rPr>
+        <w:t>n.isalnum</w:t>
+      </w:r>
+      <w:proofErr w:type="spellEnd"/>
+      <w:r>
+        <w:rPr>
+          <w:rFonts w:ascii="Calibri" w:eastAsia="Times New Roman" w:hAnsi="Calibri" w:cs="Calibri"/>
+          <w:color w:val="000000"/>
+          <w:lang w:eastAsia="pt-BR"/>
+        </w:rPr>
+        <w:t>())</w:t>
+      </w:r>
+    </w:p>
+    <w:p>
+      <w:pPr>
+        <w:spacing w:line="240" w:lineRule="auto"/>
+        <w:rPr>
+          <w:rFonts w:ascii="Times New Roman" w:eastAsia="Times New Roman" w:hAnsi="Times New Roman" w:cs="Times New Roman"/>
+          <w:sz w:val="24"/>
+          <w:szCs w:val="24"/>
+          <w:lang w:eastAsia="pt-BR"/>
+        </w:rPr>
+      </w:pPr>
+      <w:r>
+        <w:rPr>
+          <w:rFonts w:ascii="Calibri" w:eastAsia="Times New Roman" w:hAnsi="Calibri" w:cs="Calibri"/>
+          <w:color w:val="000000"/>
+          <w:lang w:eastAsia="pt-BR"/>
+        </w:rPr>
+        <w:t xml:space="preserve">O </w:t>
+      </w:r>
+      <w:proofErr w:type="spellStart"/>
+      <w:r>
+        <w:rPr>
+          <w:rFonts w:ascii="Calibri" w:eastAsia="Times New Roman" w:hAnsi="Calibri" w:cs="Calibri"/>
+          <w:color w:val="000000"/>
+          <w:lang w:eastAsia="pt-BR"/>
+        </w:rPr>
+        <w:t>isalnum</w:t>
+      </w:r>
+      <w:proofErr w:type="spellEnd"/>
+      <w:r>
+        <w:rPr>
+          <w:rFonts w:ascii="Calibri" w:eastAsia="Times New Roman" w:hAnsi="Calibri" w:cs="Calibri"/>
+          <w:color w:val="000000"/>
+          <w:lang w:eastAsia="pt-BR"/>
+        </w:rPr>
+        <w:t xml:space="preserve">()método retornará </w:t>
+      </w:r>
+      <w:proofErr w:type="spellStart"/>
+      <w:r>
+        <w:rPr>
+          <w:rFonts w:ascii="Calibri" w:eastAsia="Times New Roman" w:hAnsi="Calibri" w:cs="Calibri"/>
+          <w:color w:val="000000"/>
+          <w:lang w:eastAsia="pt-BR"/>
+        </w:rPr>
+        <w:t>True</w:t>
+      </w:r>
+      <w:proofErr w:type="spellEnd"/>
+      <w:r>
+        <w:rPr>
+          <w:rFonts w:ascii="Calibri" w:eastAsia="Times New Roman" w:hAnsi="Calibri" w:cs="Calibri"/>
+          <w:color w:val="000000"/>
+          <w:lang w:eastAsia="pt-BR"/>
+        </w:rPr>
+        <w:t xml:space="preserve"> se todos os caracteres forem alfanuméricos, ou seja, letra do alfabeto (az) e números (0-9).</w:t>
+      </w:r>
+    </w:p>
+    <w:p>
+      <w:pPr>
+        <w:spacing w:line="240" w:lineRule="auto"/>
+        <w:rPr>
+          <w:rFonts w:ascii="Times New Roman" w:eastAsia="Times New Roman" w:hAnsi="Times New Roman" w:cs="Times New Roman"/>
+          <w:sz w:val="24"/>
+          <w:szCs w:val="24"/>
+          <w:lang w:eastAsia="pt-BR"/>
+        </w:rPr>
+      </w:pPr>
+      <w:r>
+        <w:rPr>
+          <w:rFonts w:ascii="Calibri" w:eastAsia="Times New Roman" w:hAnsi="Calibri" w:cs="Calibri"/>
+          <w:color w:val="000000"/>
+          <w:lang w:eastAsia="pt-BR"/>
+        </w:rPr>
+        <w:t>Exemplo de caracteres que não são alfanuméricos: (espaço)!#%&amp;? etc.</w:t>
+      </w:r>
+    </w:p>
+    <w:p>
+      <w:pPr>
+        <w:spacing w:line="240" w:lineRule="auto"/>
+        <w:rPr>
+          <w:rFonts w:ascii="Calibri" w:eastAsia="Times New Roman" w:hAnsi="Calibri" w:cs="Calibri"/>
+          <w:color w:val="000000"/>
+          <w:lang w:eastAsia="pt-BR"/>
+        </w:rPr>
+      </w:pPr>
+      <w:r>
+        <w:rPr>
+          <w:rFonts w:ascii="Calibri" w:eastAsia="Times New Roman" w:hAnsi="Calibri" w:cs="Calibri"/>
+          <w:color w:val="000000"/>
+          <w:lang w:eastAsia="pt-BR"/>
+        </w:rPr>
+        <w:t> </w:t>
+      </w:r>
+      <w:r>
+        <w:rPr>
+          <w:rFonts w:ascii="Calibri" w:eastAsia="Times New Roman" w:hAnsi="Calibri" w:cs="Calibri"/>
+          <w:color w:val="000000"/>
+          <w:lang w:eastAsia="pt-BR"/>
+        </w:rPr>
+        <w:t xml:space="preserve">Print </w:t>
+      </w:r>
+      <w:proofErr w:type="spellStart"/>
+      <w:r>
+        <w:rPr>
+          <w:rFonts w:ascii="Calibri" w:eastAsia="Times New Roman" w:hAnsi="Calibri" w:cs="Calibri"/>
+          <w:color w:val="000000"/>
+          <w:lang w:eastAsia="pt-BR"/>
+        </w:rPr>
+        <w:t>isalpha</w:t>
+      </w:r>
+      <w:proofErr w:type="spellEnd"/>
+      <w:r>
+        <w:rPr>
+          <w:rFonts w:ascii="Calibri" w:eastAsia="Times New Roman" w:hAnsi="Calibri" w:cs="Calibri"/>
+          <w:color w:val="000000"/>
+          <w:lang w:eastAsia="pt-BR"/>
+        </w:rPr>
+        <w:t xml:space="preserve">() é pra saber se é </w:t>
+      </w:r>
+      <w:proofErr w:type="spellStart"/>
+      <w:r>
+        <w:rPr>
+          <w:rFonts w:ascii="Calibri" w:eastAsia="Times New Roman" w:hAnsi="Calibri" w:cs="Calibri"/>
+          <w:color w:val="000000"/>
+          <w:lang w:eastAsia="pt-BR"/>
+        </w:rPr>
+        <w:t>string</w:t>
+      </w:r>
+      <w:proofErr w:type="spellEnd"/>
+      <w:r>
+        <w:rPr>
+          <w:rFonts w:ascii="Calibri" w:eastAsia="Times New Roman" w:hAnsi="Calibri" w:cs="Calibri"/>
+          <w:color w:val="000000"/>
+          <w:lang w:eastAsia="pt-BR"/>
+        </w:rPr>
+        <w:t xml:space="preserve"> </w:t>
+      </w:r>
+    </w:p>
+    <w:p>
+      <w:pPr>
+        <w:spacing w:line="240" w:lineRule="auto"/>
+        <w:rPr>
+          <w:rFonts w:ascii="Calibri" w:eastAsia="Times New Roman" w:hAnsi="Calibri" w:cs="Calibri"/>
+          <w:color w:val="000000"/>
+          <w:lang w:eastAsia="pt-BR"/>
+        </w:rPr>
+      </w:pPr>
       <w:r>
         <w:rPr>
           <w:rFonts w:ascii="Calibri" w:eastAsia="Times New Roman" w:hAnsi="Calibri" w:cs="Calibri"/>
@@ -111,558 +573,7 @@
         </w:rPr>
         <w:t>Print(</w:t>
       </w:r>
-      <w:proofErr w:type="gramEnd"/>
-      <w:r>
-        <w:rPr>
-          <w:rFonts w:ascii="Calibri" w:eastAsia="Times New Roman" w:hAnsi="Calibri" w:cs="Calibri"/>
-          <w:color w:val="000000"/>
-          <w:lang w:eastAsia="pt-BR"/>
-        </w:rPr>
-        <w:t>‘</w:t>
-      </w:r>
-      <w:proofErr w:type="spellStart"/>
-      <w:r>
-        <w:rPr>
-          <w:rFonts w:ascii="Calibri" w:eastAsia="Times New Roman" w:hAnsi="Calibri" w:cs="Calibri"/>
-          <w:color w:val="000000"/>
-          <w:lang w:eastAsia="pt-BR"/>
-        </w:rPr>
-        <w:t>Ola</w:t>
-      </w:r>
-      <w:proofErr w:type="spellEnd"/>
-      <w:r>
-        <w:rPr>
-          <w:rFonts w:ascii="Calibri" w:eastAsia="Times New Roman" w:hAnsi="Calibri" w:cs="Calibri"/>
-          <w:color w:val="000000"/>
-          <w:lang w:eastAsia="pt-BR"/>
-        </w:rPr>
-        <w:t xml:space="preserve"> Mundo!)</w:t>
-      </w:r>
-    </w:p>
-    <w:p>
-      <w:pPr>
-        <w:spacing w:line="240" w:lineRule="auto"/>
-        <w:rPr>
-          <w:rFonts w:ascii="Times New Roman" w:eastAsia="Times New Roman" w:hAnsi="Times New Roman" w:cs="Times New Roman"/>
-          <w:sz w:val="24"/>
-          <w:szCs w:val="24"/>
-          <w:lang w:eastAsia="pt-BR"/>
-        </w:rPr>
-      </w:pPr>
-      <w:r>
-        <w:rPr>
-          <w:rFonts w:ascii="Calibri" w:eastAsia="Times New Roman" w:hAnsi="Calibri" w:cs="Calibri"/>
-          <w:color w:val="000000"/>
-          <w:lang w:eastAsia="pt-BR"/>
-        </w:rPr>
-        <w:t>Variáveis só precisam colocar o = </w:t>
-      </w:r>
-    </w:p>
-    <w:p>
-      <w:pPr>
-        <w:spacing w:line="240" w:lineRule="auto"/>
-        <w:rPr>
-          <w:rFonts w:ascii="Times New Roman" w:eastAsia="Times New Roman" w:hAnsi="Times New Roman" w:cs="Times New Roman"/>
-          <w:sz w:val="24"/>
-          <w:szCs w:val="24"/>
-          <w:lang w:eastAsia="pt-BR"/>
-        </w:rPr>
-      </w:pPr>
-      <w:proofErr w:type="spellStart"/>
-      <w:r>
-        <w:rPr>
-          <w:rFonts w:ascii="Calibri" w:eastAsia="Times New Roman" w:hAnsi="Calibri" w:cs="Calibri"/>
-          <w:color w:val="000000"/>
-          <w:lang w:eastAsia="pt-BR"/>
-        </w:rPr>
-        <w:t>ex</w:t>
-      </w:r>
-      <w:proofErr w:type="spellEnd"/>
-      <w:r>
-        <w:rPr>
-          <w:rFonts w:ascii="Calibri" w:eastAsia="Times New Roman" w:hAnsi="Calibri" w:cs="Calibri"/>
-          <w:color w:val="000000"/>
-          <w:lang w:eastAsia="pt-BR"/>
-        </w:rPr>
-        <w:t>: a = 1</w:t>
-      </w:r>
-    </w:p>
-    <w:p>
-      <w:pPr>
-        <w:spacing w:line="240" w:lineRule="auto"/>
-        <w:rPr>
-          <w:rFonts w:ascii="Times New Roman" w:eastAsia="Times New Roman" w:hAnsi="Times New Roman" w:cs="Times New Roman"/>
-          <w:sz w:val="24"/>
-          <w:szCs w:val="24"/>
-          <w:lang w:eastAsia="pt-BR"/>
-        </w:rPr>
-      </w:pPr>
-      <w:r>
-        <w:rPr>
-          <w:rFonts w:ascii="Calibri" w:eastAsia="Times New Roman" w:hAnsi="Calibri" w:cs="Calibri"/>
-          <w:color w:val="000000"/>
-          <w:lang w:eastAsia="pt-BR"/>
-        </w:rPr>
-        <w:t xml:space="preserve">Input: serve para receber algo do usuário, </w:t>
-      </w:r>
-      <w:proofErr w:type="spellStart"/>
-      <w:r>
-        <w:rPr>
-          <w:rFonts w:ascii="Calibri" w:eastAsia="Times New Roman" w:hAnsi="Calibri" w:cs="Calibri"/>
-          <w:color w:val="000000"/>
-          <w:lang w:eastAsia="pt-BR"/>
-        </w:rPr>
-        <w:t>voce</w:t>
-      </w:r>
-      <w:proofErr w:type="spellEnd"/>
-      <w:r>
-        <w:rPr>
-          <w:rFonts w:ascii="Calibri" w:eastAsia="Times New Roman" w:hAnsi="Calibri" w:cs="Calibri"/>
-          <w:color w:val="000000"/>
-          <w:lang w:eastAsia="pt-BR"/>
-        </w:rPr>
-        <w:t xml:space="preserve"> precisa colocar o tipo que </w:t>
-      </w:r>
-      <w:proofErr w:type="spellStart"/>
-      <w:proofErr w:type="gramStart"/>
-      <w:r>
-        <w:rPr>
-          <w:rFonts w:ascii="Calibri" w:eastAsia="Times New Roman" w:hAnsi="Calibri" w:cs="Calibri"/>
-          <w:color w:val="000000"/>
-          <w:lang w:eastAsia="pt-BR"/>
-        </w:rPr>
-        <w:t>ira</w:t>
-      </w:r>
-      <w:proofErr w:type="spellEnd"/>
-      <w:proofErr w:type="gramEnd"/>
-      <w:r>
-        <w:rPr>
-          <w:rFonts w:ascii="Calibri" w:eastAsia="Times New Roman" w:hAnsi="Calibri" w:cs="Calibri"/>
-          <w:color w:val="000000"/>
-          <w:lang w:eastAsia="pt-BR"/>
-        </w:rPr>
-        <w:t xml:space="preserve"> receber do usuário:</w:t>
-      </w:r>
-    </w:p>
-    <w:p>
-      <w:pPr>
-        <w:spacing w:line="240" w:lineRule="auto"/>
-        <w:rPr>
-          <w:rFonts w:ascii="Times New Roman" w:eastAsia="Times New Roman" w:hAnsi="Times New Roman" w:cs="Times New Roman"/>
-          <w:sz w:val="24"/>
-          <w:szCs w:val="24"/>
-          <w:lang w:eastAsia="pt-BR"/>
-        </w:rPr>
-      </w:pPr>
-      <w:proofErr w:type="spellStart"/>
-      <w:r>
-        <w:rPr>
-          <w:rFonts w:ascii="Calibri" w:eastAsia="Times New Roman" w:hAnsi="Calibri" w:cs="Calibri"/>
-          <w:color w:val="000000"/>
-          <w:lang w:eastAsia="pt-BR"/>
-        </w:rPr>
-        <w:t>ex</w:t>
-      </w:r>
-      <w:proofErr w:type="spellEnd"/>
-      <w:r>
-        <w:rPr>
-          <w:rFonts w:ascii="Calibri" w:eastAsia="Times New Roman" w:hAnsi="Calibri" w:cs="Calibri"/>
-          <w:color w:val="000000"/>
-          <w:lang w:eastAsia="pt-BR"/>
-        </w:rPr>
-        <w:t xml:space="preserve">: n1 = </w:t>
-      </w:r>
-      <w:proofErr w:type="spellStart"/>
-      <w:proofErr w:type="gramStart"/>
-      <w:r>
-        <w:rPr>
-          <w:rFonts w:ascii="Calibri" w:eastAsia="Times New Roman" w:hAnsi="Calibri" w:cs="Calibri"/>
-          <w:color w:val="000000"/>
-          <w:lang w:eastAsia="pt-BR"/>
-        </w:rPr>
-        <w:t>int</w:t>
-      </w:r>
-      <w:proofErr w:type="spellEnd"/>
-      <w:r>
-        <w:rPr>
-          <w:rFonts w:ascii="Calibri" w:eastAsia="Times New Roman" w:hAnsi="Calibri" w:cs="Calibri"/>
-          <w:color w:val="000000"/>
-          <w:lang w:eastAsia="pt-BR"/>
-        </w:rPr>
-        <w:t>(input(</w:t>
-      </w:r>
-      <w:proofErr w:type="gramEnd"/>
-      <w:r>
-        <w:rPr>
-          <w:rFonts w:ascii="Calibri" w:eastAsia="Times New Roman" w:hAnsi="Calibri" w:cs="Calibri"/>
-          <w:color w:val="000000"/>
-          <w:lang w:eastAsia="pt-BR"/>
-        </w:rPr>
-        <w:t>‘Digite um número’) </w:t>
-      </w:r>
-    </w:p>
-    <w:p>
-      <w:pPr>
-        <w:spacing w:line="240" w:lineRule="auto"/>
-        <w:rPr>
-          <w:rFonts w:ascii="Times New Roman" w:eastAsia="Times New Roman" w:hAnsi="Times New Roman" w:cs="Times New Roman"/>
-          <w:sz w:val="24"/>
-          <w:szCs w:val="24"/>
-          <w:lang w:eastAsia="pt-BR"/>
-        </w:rPr>
-      </w:pPr>
-      <w:r>
-        <w:rPr>
-          <w:rFonts w:ascii="Calibri" w:eastAsia="Times New Roman" w:hAnsi="Calibri" w:cs="Calibri"/>
-          <w:color w:val="000000"/>
-          <w:lang w:eastAsia="pt-BR"/>
-        </w:rPr>
-        <w:t xml:space="preserve">Pode se criar </w:t>
-      </w:r>
-      <w:proofErr w:type="spellStart"/>
-      <w:r>
-        <w:rPr>
-          <w:rFonts w:ascii="Calibri" w:eastAsia="Times New Roman" w:hAnsi="Calibri" w:cs="Calibri"/>
-          <w:color w:val="000000"/>
-          <w:lang w:eastAsia="pt-BR"/>
-        </w:rPr>
-        <w:t>scrips</w:t>
-      </w:r>
-      <w:proofErr w:type="spellEnd"/>
-      <w:r>
-        <w:rPr>
-          <w:rFonts w:ascii="Calibri" w:eastAsia="Times New Roman" w:hAnsi="Calibri" w:cs="Calibri"/>
-          <w:color w:val="000000"/>
-          <w:lang w:eastAsia="pt-BR"/>
-        </w:rPr>
-        <w:t xml:space="preserve"> para deixar uma programação </w:t>
-      </w:r>
-      <w:proofErr w:type="spellStart"/>
-      <w:r>
-        <w:rPr>
-          <w:rFonts w:ascii="Calibri" w:eastAsia="Times New Roman" w:hAnsi="Calibri" w:cs="Calibri"/>
-          <w:color w:val="000000"/>
-          <w:lang w:eastAsia="pt-BR"/>
-        </w:rPr>
-        <w:t>pré</w:t>
-      </w:r>
-      <w:proofErr w:type="spellEnd"/>
-      <w:r>
-        <w:rPr>
-          <w:rFonts w:ascii="Calibri" w:eastAsia="Times New Roman" w:hAnsi="Calibri" w:cs="Calibri"/>
-          <w:color w:val="000000"/>
-          <w:lang w:eastAsia="pt-BR"/>
-        </w:rPr>
-        <w:t xml:space="preserve"> definida</w:t>
-      </w:r>
-    </w:p>
-    <w:p>
-      <w:pPr>
-        <w:spacing w:line="240" w:lineRule="auto"/>
-        <w:rPr>
-          <w:rFonts w:ascii="Times New Roman" w:eastAsia="Times New Roman" w:hAnsi="Times New Roman" w:cs="Times New Roman"/>
-          <w:sz w:val="24"/>
-          <w:szCs w:val="24"/>
-          <w:lang w:eastAsia="pt-BR"/>
-        </w:rPr>
-      </w:pPr>
-      <w:r>
-        <w:rPr>
-          <w:rFonts w:ascii="Calibri" w:eastAsia="Times New Roman" w:hAnsi="Calibri" w:cs="Calibri"/>
-          <w:color w:val="000000"/>
-          <w:lang w:eastAsia="pt-BR"/>
-        </w:rPr>
-        <w:t xml:space="preserve">Para descobrir o tipo de caractere pasta usar o </w:t>
-      </w:r>
-      <w:proofErr w:type="spellStart"/>
-      <w:r>
-        <w:rPr>
-          <w:rFonts w:ascii="Calibri" w:eastAsia="Times New Roman" w:hAnsi="Calibri" w:cs="Calibri"/>
-          <w:color w:val="000000"/>
-          <w:lang w:eastAsia="pt-BR"/>
-        </w:rPr>
-        <w:t>Type</w:t>
-      </w:r>
-      <w:proofErr w:type="spellEnd"/>
-    </w:p>
-    <w:p>
-      <w:pPr>
-        <w:spacing w:line="240" w:lineRule="auto"/>
-        <w:rPr>
-          <w:rFonts w:ascii="Times New Roman" w:eastAsia="Times New Roman" w:hAnsi="Times New Roman" w:cs="Times New Roman"/>
-          <w:sz w:val="24"/>
-          <w:szCs w:val="24"/>
-          <w:lang w:eastAsia="pt-BR"/>
-        </w:rPr>
-      </w:pPr>
-      <w:proofErr w:type="spellStart"/>
-      <w:r>
-        <w:rPr>
-          <w:rFonts w:ascii="Calibri" w:eastAsia="Times New Roman" w:hAnsi="Calibri" w:cs="Calibri"/>
-          <w:color w:val="000000"/>
-          <w:lang w:eastAsia="pt-BR"/>
-        </w:rPr>
-        <w:t>ex</w:t>
-      </w:r>
-      <w:proofErr w:type="spellEnd"/>
-      <w:r>
-        <w:rPr>
-          <w:rFonts w:ascii="Calibri" w:eastAsia="Times New Roman" w:hAnsi="Calibri" w:cs="Calibri"/>
-          <w:color w:val="000000"/>
-          <w:lang w:eastAsia="pt-BR"/>
-        </w:rPr>
-        <w:t xml:space="preserve">: </w:t>
-      </w:r>
-      <w:proofErr w:type="spellStart"/>
-      <w:r>
-        <w:rPr>
-          <w:rFonts w:ascii="Calibri" w:eastAsia="Times New Roman" w:hAnsi="Calibri" w:cs="Calibri"/>
-          <w:color w:val="000000"/>
-          <w:lang w:eastAsia="pt-BR"/>
-        </w:rPr>
-        <w:t>type</w:t>
-      </w:r>
-      <w:proofErr w:type="spellEnd"/>
-      <w:r>
-        <w:rPr>
-          <w:rFonts w:ascii="Calibri" w:eastAsia="Times New Roman" w:hAnsi="Calibri" w:cs="Calibri"/>
-          <w:color w:val="000000"/>
-          <w:lang w:eastAsia="pt-BR"/>
-        </w:rPr>
-        <w:t>(</w:t>
-      </w:r>
-      <w:proofErr w:type="spellStart"/>
-      <w:proofErr w:type="gramStart"/>
-      <w:r>
-        <w:rPr>
-          <w:rFonts w:ascii="Calibri" w:eastAsia="Times New Roman" w:hAnsi="Calibri" w:cs="Calibri"/>
-          <w:color w:val="000000"/>
-          <w:lang w:eastAsia="pt-BR"/>
-        </w:rPr>
-        <w:t>n.isalnum</w:t>
-      </w:r>
-      <w:proofErr w:type="spellEnd"/>
-      <w:proofErr w:type="gramEnd"/>
-      <w:r>
-        <w:rPr>
-          <w:rFonts w:ascii="Calibri" w:eastAsia="Times New Roman" w:hAnsi="Calibri" w:cs="Calibri"/>
-          <w:color w:val="000000"/>
-          <w:lang w:eastAsia="pt-BR"/>
-        </w:rPr>
-        <w:t>())</w:t>
-      </w:r>
-    </w:p>
-    <w:p>
-      <w:pPr>
-        <w:spacing w:line="240" w:lineRule="auto"/>
-        <w:rPr>
-          <w:rFonts w:ascii="Times New Roman" w:eastAsia="Times New Roman" w:hAnsi="Times New Roman" w:cs="Times New Roman"/>
-          <w:sz w:val="24"/>
-          <w:szCs w:val="24"/>
-          <w:lang w:eastAsia="pt-BR"/>
-        </w:rPr>
-      </w:pPr>
-      <w:r>
-        <w:rPr>
-          <w:rFonts w:ascii="Calibri" w:eastAsia="Times New Roman" w:hAnsi="Calibri" w:cs="Calibri"/>
-          <w:color w:val="000000"/>
-          <w:lang w:eastAsia="pt-BR"/>
-        </w:rPr>
-        <w:t xml:space="preserve">O </w:t>
-      </w:r>
-      <w:proofErr w:type="spellStart"/>
-      <w:proofErr w:type="gramStart"/>
-      <w:r>
-        <w:rPr>
-          <w:rFonts w:ascii="Calibri" w:eastAsia="Times New Roman" w:hAnsi="Calibri" w:cs="Calibri"/>
-          <w:color w:val="000000"/>
-          <w:lang w:eastAsia="pt-BR"/>
-        </w:rPr>
-        <w:t>isalnum</w:t>
-      </w:r>
-      <w:proofErr w:type="spellEnd"/>
-      <w:r>
-        <w:rPr>
-          <w:rFonts w:ascii="Calibri" w:eastAsia="Times New Roman" w:hAnsi="Calibri" w:cs="Calibri"/>
-          <w:color w:val="000000"/>
-          <w:lang w:eastAsia="pt-BR"/>
-        </w:rPr>
-        <w:t>(</w:t>
-      </w:r>
-      <w:proofErr w:type="gramEnd"/>
-      <w:r>
-        <w:rPr>
-          <w:rFonts w:ascii="Calibri" w:eastAsia="Times New Roman" w:hAnsi="Calibri" w:cs="Calibri"/>
-          <w:color w:val="000000"/>
-          <w:lang w:eastAsia="pt-BR"/>
-        </w:rPr>
-        <w:t xml:space="preserve">)método retornará </w:t>
-      </w:r>
-      <w:proofErr w:type="spellStart"/>
-      <w:r>
-        <w:rPr>
-          <w:rFonts w:ascii="Calibri" w:eastAsia="Times New Roman" w:hAnsi="Calibri" w:cs="Calibri"/>
-          <w:color w:val="000000"/>
-          <w:lang w:eastAsia="pt-BR"/>
-        </w:rPr>
-        <w:t>True</w:t>
-      </w:r>
-      <w:proofErr w:type="spellEnd"/>
-      <w:r>
-        <w:rPr>
-          <w:rFonts w:ascii="Calibri" w:eastAsia="Times New Roman" w:hAnsi="Calibri" w:cs="Calibri"/>
-          <w:color w:val="000000"/>
-          <w:lang w:eastAsia="pt-BR"/>
-        </w:rPr>
-        <w:t xml:space="preserve"> se todos os caracteres forem alfanuméricos, ou seja, letra do alfabeto (az) e números (0-9).</w:t>
-      </w:r>
-    </w:p>
-    <w:p>
-      <w:pPr>
-        <w:spacing w:line="240" w:lineRule="auto"/>
-        <w:rPr>
-          <w:rFonts w:ascii="Times New Roman" w:eastAsia="Times New Roman" w:hAnsi="Times New Roman" w:cs="Times New Roman"/>
-          <w:sz w:val="24"/>
-          <w:szCs w:val="24"/>
-          <w:lang w:eastAsia="pt-BR"/>
-        </w:rPr>
-      </w:pPr>
-      <w:r>
-        <w:rPr>
-          <w:rFonts w:ascii="Calibri" w:eastAsia="Times New Roman" w:hAnsi="Calibri" w:cs="Calibri"/>
-          <w:color w:val="000000"/>
-          <w:lang w:eastAsia="pt-BR"/>
-        </w:rPr>
-        <w:t>Exemplo de caracteres que não são alfanuméricos: (espaço</w:t>
-      </w:r>
-      <w:proofErr w:type="gramStart"/>
-      <w:r>
-        <w:rPr>
-          <w:rFonts w:ascii="Calibri" w:eastAsia="Times New Roman" w:hAnsi="Calibri" w:cs="Calibri"/>
-          <w:color w:val="000000"/>
-          <w:lang w:eastAsia="pt-BR"/>
-        </w:rPr>
-        <w:t>)!#</w:t>
-      </w:r>
-      <w:proofErr w:type="gramEnd"/>
-      <w:r>
-        <w:rPr>
-          <w:rFonts w:ascii="Calibri" w:eastAsia="Times New Roman" w:hAnsi="Calibri" w:cs="Calibri"/>
-          <w:color w:val="000000"/>
-          <w:lang w:eastAsia="pt-BR"/>
-        </w:rPr>
-        <w:t>%&amp;? etc.</w:t>
-      </w:r>
-    </w:p>
-    <w:p>
-      <w:pPr>
-        <w:spacing w:line="240" w:lineRule="auto"/>
-        <w:rPr>
-          <w:rFonts w:ascii="Calibri" w:eastAsia="Times New Roman" w:hAnsi="Calibri" w:cs="Calibri"/>
-          <w:color w:val="000000"/>
-          <w:lang w:eastAsia="pt-BR"/>
-        </w:rPr>
-      </w:pPr>
-      <w:r>
-        <w:rPr>
-          <w:rFonts w:ascii="Calibri" w:eastAsia="Times New Roman" w:hAnsi="Calibri" w:cs="Calibri"/>
-          <w:color w:val="000000"/>
-          <w:lang w:eastAsia="pt-BR"/>
-        </w:rPr>
-        <w:t> </w:t>
-      </w:r>
-      <w:r>
-        <w:rPr>
-          <w:rFonts w:ascii="Calibri" w:eastAsia="Times New Roman" w:hAnsi="Calibri" w:cs="Calibri"/>
-          <w:color w:val="000000"/>
-          <w:lang w:eastAsia="pt-BR"/>
-        </w:rPr>
-        <w:t xml:space="preserve">Print </w:t>
-      </w:r>
-      <w:proofErr w:type="spellStart"/>
-      <w:proofErr w:type="gramStart"/>
-      <w:r>
-        <w:rPr>
-          <w:rFonts w:ascii="Calibri" w:eastAsia="Times New Roman" w:hAnsi="Calibri" w:cs="Calibri"/>
-          <w:color w:val="000000"/>
-          <w:lang w:eastAsia="pt-BR"/>
-        </w:rPr>
-        <w:t>isalpha</w:t>
-      </w:r>
-      <w:proofErr w:type="spellEnd"/>
-      <w:r>
-        <w:rPr>
-          <w:rFonts w:ascii="Calibri" w:eastAsia="Times New Roman" w:hAnsi="Calibri" w:cs="Calibri"/>
-          <w:color w:val="000000"/>
-          <w:lang w:eastAsia="pt-BR"/>
-        </w:rPr>
-        <w:t>(</w:t>
-      </w:r>
-      <w:proofErr w:type="gramEnd"/>
-      <w:r>
-        <w:rPr>
-          <w:rFonts w:ascii="Calibri" w:eastAsia="Times New Roman" w:hAnsi="Calibri" w:cs="Calibri"/>
-          <w:color w:val="000000"/>
-          <w:lang w:eastAsia="pt-BR"/>
-        </w:rPr>
-        <w:t xml:space="preserve">) é </w:t>
-      </w:r>
-      <w:proofErr w:type="gramStart"/>
-      <w:r>
-        <w:rPr>
-          <w:rFonts w:ascii="Calibri" w:eastAsia="Times New Roman" w:hAnsi="Calibri" w:cs="Calibri"/>
-          <w:color w:val="000000"/>
-          <w:lang w:eastAsia="pt-BR"/>
-        </w:rPr>
-        <w:t>pra</w:t>
-      </w:r>
-      <w:proofErr w:type="gramEnd"/>
-      <w:r>
-        <w:rPr>
-          <w:rFonts w:ascii="Calibri" w:eastAsia="Times New Roman" w:hAnsi="Calibri" w:cs="Calibri"/>
-          <w:color w:val="000000"/>
-          <w:lang w:eastAsia="pt-BR"/>
-        </w:rPr>
-        <w:t xml:space="preserve"> saber se é </w:t>
-      </w:r>
-      <w:proofErr w:type="spellStart"/>
-      <w:r>
-        <w:rPr>
-          <w:rFonts w:ascii="Calibri" w:eastAsia="Times New Roman" w:hAnsi="Calibri" w:cs="Calibri"/>
-          <w:color w:val="000000"/>
-          <w:lang w:eastAsia="pt-BR"/>
-        </w:rPr>
-        <w:t>string</w:t>
-      </w:r>
-      <w:proofErr w:type="spellEnd"/>
-      <w:r>
-        <w:rPr>
-          <w:rFonts w:ascii="Calibri" w:eastAsia="Times New Roman" w:hAnsi="Calibri" w:cs="Calibri"/>
-          <w:color w:val="000000"/>
-          <w:lang w:eastAsia="pt-BR"/>
-        </w:rPr>
-        <w:t xml:space="preserve"> </w:t>
-      </w:r>
-    </w:p>
-    <w:p>
-      <w:pPr>
-        <w:spacing w:line="240" w:lineRule="auto"/>
-        <w:rPr>
-          <w:rFonts w:ascii="Calibri" w:eastAsia="Times New Roman" w:hAnsi="Calibri" w:cs="Calibri"/>
-          <w:color w:val="000000"/>
-          <w:lang w:eastAsia="pt-BR"/>
-        </w:rPr>
-      </w:pPr>
-      <w:r>
-        <w:rPr>
-          <w:rFonts w:ascii="Calibri" w:eastAsia="Times New Roman" w:hAnsi="Calibri" w:cs="Calibri"/>
-          <w:color w:val="000000"/>
-          <w:lang w:eastAsia="pt-BR"/>
-        </w:rPr>
-        <w:t>Print(</w:t>
-      </w:r>
-      <w:proofErr w:type="spellStart"/>
-      <w:proofErr w:type="gramStart"/>
+      <w:proofErr w:type="spellStart"/>
       <w:r>
         <w:rPr>
           <w:rFonts w:ascii="Calibri" w:eastAsia="Times New Roman" w:hAnsi="Calibri" w:cs="Calibri"/>
@@ -672,32 +583,13 @@
         <w:t>n.isnumeric</w:t>
       </w:r>
       <w:proofErr w:type="spellEnd"/>
-      <w:proofErr w:type="gramEnd"/>
-      <w:r>
-        <w:rPr>
-          <w:rFonts w:ascii="Calibri" w:eastAsia="Times New Roman" w:hAnsi="Calibri" w:cs="Calibri"/>
-          <w:color w:val="000000"/>
-          <w:lang w:eastAsia="pt-BR"/>
-        </w:rPr>
-        <w:t xml:space="preserve">()) é </w:t>
-      </w:r>
-      <w:proofErr w:type="gramStart"/>
-      <w:r>
-        <w:rPr>
-          <w:rFonts w:ascii="Calibri" w:eastAsia="Times New Roman" w:hAnsi="Calibri" w:cs="Calibri"/>
-          <w:color w:val="000000"/>
-          <w:lang w:eastAsia="pt-BR"/>
-        </w:rPr>
-        <w:t>pra</w:t>
-      </w:r>
-      <w:proofErr w:type="gramEnd"/>
-      <w:r>
-        <w:rPr>
-          <w:rFonts w:ascii="Calibri" w:eastAsia="Times New Roman" w:hAnsi="Calibri" w:cs="Calibri"/>
-          <w:color w:val="000000"/>
-          <w:lang w:eastAsia="pt-BR"/>
-        </w:rPr>
-        <w:t xml:space="preserve"> saber se é número</w:t>
+      <w:r>
+        <w:rPr>
+          <w:rFonts w:ascii="Calibri" w:eastAsia="Times New Roman" w:hAnsi="Calibri" w:cs="Calibri"/>
+          <w:color w:val="000000"/>
+          <w:lang w:eastAsia="pt-BR"/>
+        </w:rPr>
+        <w:t>()) é pra saber se é número</w:t>
       </w:r>
     </w:p>
     <w:p>
@@ -900,7 +792,6 @@
           <w:lang w:eastAsia="pt-BR"/>
         </w:rPr>
       </w:pPr>
-      <w:proofErr w:type="gramStart"/>
       <w:r>
         <w:rPr>
           <w:rFonts w:ascii="Calibri" w:eastAsia="Times New Roman" w:hAnsi="Calibri" w:cs="Calibri"/>
@@ -919,7 +810,6 @@
         <w:t>format</w:t>
       </w:r>
       <w:proofErr w:type="spellEnd"/>
-      <w:proofErr w:type="gramEnd"/>
       <w:r>
         <w:rPr>
           <w:rFonts w:ascii="Calibri" w:eastAsia="Times New Roman" w:hAnsi="Calibri" w:cs="Calibri"/>
@@ -929,7 +819,6 @@
         <w:t xml:space="preserve"> para mostrar o que </w:t>
       </w:r>
       <w:proofErr w:type="spellStart"/>
-      <w:proofErr w:type="gramStart"/>
       <w:r>
         <w:rPr>
           <w:rFonts w:ascii="Calibri" w:eastAsia="Times New Roman" w:hAnsi="Calibri" w:cs="Calibri"/>
@@ -939,7 +828,6 @@
         <w:t>esta</w:t>
       </w:r>
       <w:proofErr w:type="spellEnd"/>
-      <w:proofErr w:type="gramEnd"/>
       <w:r>
         <w:rPr>
           <w:rFonts w:ascii="Calibri" w:eastAsia="Times New Roman" w:hAnsi="Calibri" w:cs="Calibri"/>
@@ -1174,18 +1062,8 @@
           <w:color w:val="000000"/>
           <w:lang w:eastAsia="pt-BR"/>
         </w:rPr>
-        <w:t xml:space="preserve">1° </w:t>
-      </w:r>
-      <w:proofErr w:type="gramStart"/>
-      <w:r>
-        <w:rPr>
-          <w:rFonts w:ascii="Calibri" w:eastAsia="Times New Roman" w:hAnsi="Calibri" w:cs="Calibri"/>
-          <w:color w:val="000000"/>
-          <w:lang w:eastAsia="pt-BR"/>
-        </w:rPr>
-        <w:t>( )</w:t>
-      </w:r>
-      <w:proofErr w:type="gramEnd"/>
+        <w:t>1° ( )</w:t>
+      </w:r>
     </w:p>
     <w:p>
       <w:pPr>
@@ -1443,7 +1321,6 @@
         </w:rPr>
       </w:pPr>
       <w:proofErr w:type="spellStart"/>
-      <w:proofErr w:type="gramStart"/>
       <w:r>
         <w:rPr>
           <w:rFonts w:ascii="Calibri" w:eastAsia="Times New Roman" w:hAnsi="Calibri" w:cs="Calibri"/>
@@ -1459,16 +1336,7 @@
           <w:color w:val="000000"/>
           <w:lang w:eastAsia="pt-BR"/>
         </w:rPr>
-        <w:t xml:space="preserve"> :</w:t>
-      </w:r>
-      <w:proofErr w:type="gramEnd"/>
-      <w:r>
-        <w:rPr>
-          <w:rFonts w:ascii="Calibri" w:eastAsia="Times New Roman" w:hAnsi="Calibri" w:cs="Calibri"/>
-          <w:color w:val="000000"/>
-          <w:lang w:eastAsia="pt-BR"/>
-        </w:rPr>
-        <w:t xml:space="preserve"> faz arredondamento para cima</w:t>
+        <w:t xml:space="preserve"> : faz arredondamento para cima</w:t>
       </w:r>
     </w:p>
     <w:p>
@@ -1656,23 +1524,13 @@
         </w:rPr>
       </w:pPr>
       <w:proofErr w:type="spellStart"/>
-      <w:proofErr w:type="gramStart"/>
-      <w:r>
-        <w:rPr>
-          <w:rFonts w:ascii="Calibri" w:eastAsia="Times New Roman" w:hAnsi="Calibri" w:cs="Calibri"/>
-          <w:color w:val="000000"/>
-          <w:lang w:eastAsia="pt-BR"/>
-        </w:rPr>
-        <w:t>Cos,sin</w:t>
-      </w:r>
-      <w:proofErr w:type="gramEnd"/>
-      <w:r>
-        <w:rPr>
-          <w:rFonts w:ascii="Calibri" w:eastAsia="Times New Roman" w:hAnsi="Calibri" w:cs="Calibri"/>
-          <w:color w:val="000000"/>
-          <w:lang w:eastAsia="pt-BR"/>
-        </w:rPr>
-        <w:t>,tan</w:t>
+      <w:r>
+        <w:rPr>
+          <w:rFonts w:ascii="Calibri" w:eastAsia="Times New Roman" w:hAnsi="Calibri" w:cs="Calibri"/>
+          <w:color w:val="000000"/>
+          <w:lang w:eastAsia="pt-BR"/>
+        </w:rPr>
+        <w:t>Cos,sin,tan</w:t>
       </w:r>
       <w:proofErr w:type="spellEnd"/>
       <w:r>
@@ -1684,7 +1542,6 @@
         <w:t xml:space="preserve">: para calcular o cosseno seno e tangente, e para calcular precisa colocar o </w:t>
       </w:r>
       <w:proofErr w:type="spellStart"/>
-      <w:proofErr w:type="gramStart"/>
       <w:r>
         <w:rPr>
           <w:rFonts w:ascii="Calibri" w:eastAsia="Times New Roman" w:hAnsi="Calibri" w:cs="Calibri"/>
@@ -1700,16 +1557,7 @@
           <w:color w:val="000000"/>
           <w:lang w:eastAsia="pt-BR"/>
         </w:rPr>
-        <w:t>( )</w:t>
-      </w:r>
-      <w:proofErr w:type="gramEnd"/>
-      <w:r>
-        <w:rPr>
-          <w:rFonts w:ascii="Calibri" w:eastAsia="Times New Roman" w:hAnsi="Calibri" w:cs="Calibri"/>
-          <w:color w:val="000000"/>
-          <w:lang w:eastAsia="pt-BR"/>
-        </w:rPr>
-        <w:t xml:space="preserve"> para calcular em radiano</w:t>
+        <w:t>( ) para calcular em radiano</w:t>
       </w:r>
     </w:p>
     <w:p>
@@ -1768,7 +1616,6 @@
         <w:t xml:space="preserve">; </w:t>
       </w:r>
       <w:proofErr w:type="spellStart"/>
-      <w:proofErr w:type="gramStart"/>
       <w:r>
         <w:rPr>
           <w:rFonts w:ascii="Calibri" w:eastAsia="Times New Roman" w:hAnsi="Calibri" w:cs="Calibri"/>
@@ -1778,32 +1625,13 @@
         <w:t>text;back</w:t>
       </w:r>
       <w:proofErr w:type="spellEnd"/>
-      <w:proofErr w:type="gramEnd"/>
-      <w:r>
-        <w:rPr>
-          <w:rFonts w:ascii="Calibri" w:eastAsia="Times New Roman" w:hAnsi="Calibri" w:cs="Calibri"/>
-          <w:color w:val="000000"/>
-          <w:lang w:eastAsia="pt-BR"/>
-        </w:rPr>
-        <w:t xml:space="preserve"> </w:t>
-      </w:r>
-      <w:proofErr w:type="gramStart"/>
-      <w:r>
-        <w:rPr>
-          <w:rFonts w:ascii="Calibri" w:eastAsia="Times New Roman" w:hAnsi="Calibri" w:cs="Calibri"/>
-          <w:color w:val="000000"/>
-          <w:lang w:eastAsia="pt-BR"/>
-        </w:rPr>
-        <w:t>m ,</w:t>
-      </w:r>
-      <w:proofErr w:type="gramEnd"/>
-      <w:r>
-        <w:rPr>
-          <w:rFonts w:ascii="Calibri" w:eastAsia="Times New Roman" w:hAnsi="Calibri" w:cs="Calibri"/>
-          <w:color w:val="000000"/>
-          <w:lang w:eastAsia="pt-BR"/>
-        </w:rPr>
-        <w:t xml:space="preserve"> serve para colocar cores no </w:t>
+      <w:r>
+        <w:rPr>
+          <w:rFonts w:ascii="Calibri" w:eastAsia="Times New Roman" w:hAnsi="Calibri" w:cs="Calibri"/>
+          <w:color w:val="000000"/>
+          <w:lang w:eastAsia="pt-BR"/>
+        </w:rPr>
+        <w:t xml:space="preserve"> m , serve para colocar cores no </w:t>
       </w:r>
       <w:proofErr w:type="spellStart"/>
       <w:r>
@@ -1900,7 +1728,6 @@
               </w:rPr>
             </w:pPr>
             <w:proofErr w:type="spellStart"/>
-            <w:proofErr w:type="gramStart"/>
             <w:r>
               <w:rPr>
                 <w:rFonts w:ascii="Calibri" w:eastAsia="Times New Roman" w:hAnsi="Calibri" w:cs="Calibri"/>
@@ -1916,16 +1743,7 @@
                 <w:color w:val="000000"/>
                 <w:lang w:eastAsia="pt-BR"/>
               </w:rPr>
-              <w:t>(</w:t>
-            </w:r>
-            <w:proofErr w:type="gramEnd"/>
-            <w:r>
-              <w:rPr>
-                <w:rFonts w:ascii="Calibri" w:eastAsia="Times New Roman" w:hAnsi="Calibri" w:cs="Calibri"/>
-                <w:color w:val="000000"/>
-                <w:lang w:eastAsia="pt-BR"/>
-              </w:rPr>
-              <w:t>cor da letra)</w:t>
+              <w:t>(cor da letra)</w:t>
             </w:r>
           </w:p>
         </w:tc>
@@ -1956,23 +1774,13 @@
                 <w:lang w:eastAsia="pt-BR"/>
               </w:rPr>
             </w:pPr>
-            <w:proofErr w:type="gramStart"/>
             <w:r>
               <w:rPr>
                 <w:rFonts w:ascii="Calibri" w:eastAsia="Times New Roman" w:hAnsi="Calibri" w:cs="Calibri"/>
                 <w:color w:val="000000"/>
                 <w:lang w:eastAsia="pt-BR"/>
               </w:rPr>
-              <w:t>Back(</w:t>
-            </w:r>
-            <w:proofErr w:type="gramEnd"/>
-            <w:r>
-              <w:rPr>
-                <w:rFonts w:ascii="Calibri" w:eastAsia="Times New Roman" w:hAnsi="Calibri" w:cs="Calibri"/>
-                <w:color w:val="000000"/>
-                <w:lang w:eastAsia="pt-BR"/>
-              </w:rPr>
-              <w:t>cor de fundo)</w:t>
+              <w:t>Back(cor de fundo)</w:t>
             </w:r>
           </w:p>
         </w:tc>
@@ -2974,7 +2782,6 @@
         <w:t>x</w:t>
       </w:r>
       <w:proofErr w:type="spellEnd"/>
-      <w:proofErr w:type="gramStart"/>
       <w:r>
         <w:rPr>
           <w:rFonts w:ascii="Calibri" w:eastAsia="Times New Roman" w:hAnsi="Calibri" w:cs="Calibri"/>
@@ -2991,16 +2798,7 @@
           <w:color w:val="000000"/>
           <w:lang w:eastAsia="pt-BR"/>
         </w:rPr>
-        <w:t>  fatiamento</w:t>
-      </w:r>
-      <w:proofErr w:type="gramEnd"/>
-      <w:r>
-        <w:rPr>
-          <w:rFonts w:ascii="Calibri" w:eastAsia="Times New Roman" w:hAnsi="Calibri" w:cs="Calibri"/>
-          <w:color w:val="000000"/>
-          <w:lang w:eastAsia="pt-BR"/>
-        </w:rPr>
-        <w:t xml:space="preserve"> de </w:t>
+        <w:t xml:space="preserve">  fatiamento de </w:t>
       </w:r>
       <w:proofErr w:type="spellStart"/>
       <w:r>
@@ -3018,43 +2816,7 @@
           <w:color w:val="000000"/>
           <w:lang w:eastAsia="pt-BR"/>
         </w:rPr>
-        <w:t xml:space="preserve"> usa para pegar uma lista e terminar uma antes dela, </w:t>
-      </w:r>
-      <w:proofErr w:type="gramStart"/>
-      <w:r>
-        <w:rPr>
-          <w:rFonts w:ascii="Calibri" w:eastAsia="Times New Roman" w:hAnsi="Calibri" w:cs="Calibri"/>
-          <w:color w:val="000000"/>
-          <w:lang w:eastAsia="pt-BR"/>
-        </w:rPr>
-        <w:t>aonde</w:t>
-      </w:r>
-      <w:proofErr w:type="gramEnd"/>
-      <w:r>
-        <w:rPr>
-          <w:rFonts w:ascii="Calibri" w:eastAsia="Times New Roman" w:hAnsi="Calibri" w:cs="Calibri"/>
-          <w:color w:val="000000"/>
-          <w:lang w:eastAsia="pt-BR"/>
-        </w:rPr>
-        <w:t xml:space="preserve"> começa e </w:t>
-      </w:r>
-      <w:proofErr w:type="gramStart"/>
-      <w:r>
-        <w:rPr>
-          <w:rFonts w:ascii="Calibri" w:eastAsia="Times New Roman" w:hAnsi="Calibri" w:cs="Calibri"/>
-          <w:color w:val="000000"/>
-          <w:lang w:eastAsia="pt-BR"/>
-        </w:rPr>
-        <w:t>aonde</w:t>
-      </w:r>
-      <w:proofErr w:type="gramEnd"/>
-      <w:r>
-        <w:rPr>
-          <w:rFonts w:ascii="Calibri" w:eastAsia="Times New Roman" w:hAnsi="Calibri" w:cs="Calibri"/>
-          <w:color w:val="000000"/>
-          <w:lang w:eastAsia="pt-BR"/>
-        </w:rPr>
-        <w:t xml:space="preserve"> termina um antes</w:t>
+        <w:t xml:space="preserve"> usa para pegar uma lista e terminar uma antes dela, aonde começa e aonde termina um antes</w:t>
       </w:r>
     </w:p>
     <w:p>
@@ -3177,7 +2939,6 @@
         </w:rPr>
       </w:pPr>
       <w:proofErr w:type="spellStart"/>
-      <w:proofErr w:type="gramStart"/>
       <w:r>
         <w:rPr>
           <w:rFonts w:ascii="Calibri" w:eastAsia="Times New Roman" w:hAnsi="Calibri" w:cs="Calibri"/>
@@ -3197,9 +2958,36 @@
           <w:color w:val="000000"/>
           <w:lang w:eastAsia="pt-BR"/>
         </w:rPr>
-        <w:t>( XXX</w:t>
-      </w:r>
-      <w:proofErr w:type="gramEnd"/>
+        <w:t>( XXX ):</w:t>
+      </w:r>
+      <w:r>
+        <w:rPr>
+          <w:rFonts w:ascii="Calibri" w:eastAsia="Times New Roman" w:hAnsi="Calibri" w:cs="Calibri"/>
+          <w:color w:val="000000"/>
+          <w:lang w:eastAsia="pt-BR"/>
+        </w:rPr>
+        <w:t>é para saber o tanto de caracteres que existem.</w:t>
+      </w:r>
+    </w:p>
+    <w:p>
+      <w:pPr>
+        <w:spacing w:line="240" w:lineRule="auto"/>
+        <w:rPr>
+          <w:rFonts w:ascii="Times New Roman" w:eastAsia="Times New Roman" w:hAnsi="Times New Roman" w:cs="Times New Roman"/>
+          <w:sz w:val="24"/>
+          <w:szCs w:val="24"/>
+          <w:lang w:eastAsia="pt-BR"/>
+        </w:rPr>
+      </w:pPr>
+      <w:proofErr w:type="spellStart"/>
+      <w:r>
+        <w:rPr>
+          <w:rFonts w:ascii="Calibri" w:eastAsia="Times New Roman" w:hAnsi="Calibri" w:cs="Calibri"/>
+          <w:color w:val="000000"/>
+          <w:lang w:eastAsia="pt-BR"/>
+        </w:rPr>
+        <w:t>xx</w:t>
+      </w:r>
       <w:r>
         <w:rPr>
           <w:rFonts w:ascii="Calibri" w:eastAsia="Times New Roman" w:hAnsi="Calibri" w:cs="Calibri"/>
@@ -3208,15 +2996,109 @@
           <w:color w:val="000000"/>
           <w:lang w:eastAsia="pt-BR"/>
         </w:rPr>
-        <w:t xml:space="preserve"> ):</w:t>
-      </w:r>
-      <w:r>
-        <w:rPr>
-          <w:rFonts w:ascii="Calibri" w:eastAsia="Times New Roman" w:hAnsi="Calibri" w:cs="Calibri"/>
-          <w:color w:val="000000"/>
-          <w:lang w:eastAsia="pt-BR"/>
-        </w:rPr>
-        <w:t>é para saber o tanto de caracteres que existem.</w:t>
+        <w:t>.count</w:t>
+      </w:r>
+      <w:proofErr w:type="spellEnd"/>
+      <w:r>
+        <w:rPr>
+          <w:rFonts w:ascii="Calibri" w:eastAsia="Times New Roman" w:hAnsi="Calibri" w:cs="Calibri"/>
+          <w:color w:val="000000"/>
+          <w:lang w:eastAsia="pt-BR"/>
+        </w:rPr>
+        <w:t>(x): serve para contar o tanto de caracteres que existe na frase</w:t>
+      </w:r>
+    </w:p>
+    <w:p>
+      <w:pPr>
+        <w:spacing w:line="240" w:lineRule="auto"/>
+        <w:rPr>
+          <w:rFonts w:ascii="Times New Roman" w:eastAsia="Times New Roman" w:hAnsi="Times New Roman" w:cs="Times New Roman"/>
+          <w:sz w:val="24"/>
+          <w:szCs w:val="24"/>
+          <w:lang w:eastAsia="pt-BR"/>
+        </w:rPr>
+      </w:pPr>
+      <w:r>
+        <w:rPr>
+          <w:rFonts w:ascii="Calibri" w:eastAsia="Times New Roman" w:hAnsi="Calibri" w:cs="Calibri"/>
+          <w:color w:val="000000"/>
+          <w:lang w:eastAsia="pt-BR"/>
+        </w:rPr>
+        <w:t xml:space="preserve">frase = Curso em </w:t>
+      </w:r>
+      <w:proofErr w:type="spellStart"/>
+      <w:r>
+        <w:rPr>
+          <w:rFonts w:ascii="Calibri" w:eastAsia="Times New Roman" w:hAnsi="Calibri" w:cs="Calibri"/>
+          <w:color w:val="000000"/>
+          <w:lang w:eastAsia="pt-BR"/>
+        </w:rPr>
+        <w:t>Video</w:t>
+      </w:r>
+      <w:proofErr w:type="spellEnd"/>
+      <w:r>
+        <w:rPr>
+          <w:rFonts w:ascii="Calibri" w:eastAsia="Times New Roman" w:hAnsi="Calibri" w:cs="Calibri"/>
+          <w:color w:val="000000"/>
+          <w:lang w:eastAsia="pt-BR"/>
+        </w:rPr>
+        <w:t xml:space="preserve"> Python</w:t>
+      </w:r>
+    </w:p>
+    <w:p>
+      <w:pPr>
+        <w:spacing w:line="240" w:lineRule="auto"/>
+        <w:rPr>
+          <w:rFonts w:ascii="Times New Roman" w:eastAsia="Times New Roman" w:hAnsi="Times New Roman" w:cs="Times New Roman"/>
+          <w:sz w:val="24"/>
+          <w:szCs w:val="24"/>
+          <w:lang w:eastAsia="pt-BR"/>
+        </w:rPr>
+      </w:pPr>
+      <w:r>
+        <w:rPr>
+          <w:rFonts w:ascii="Calibri" w:eastAsia="Times New Roman" w:hAnsi="Calibri" w:cs="Calibri"/>
+          <w:color w:val="000000"/>
+          <w:lang w:eastAsia="pt-BR"/>
+        </w:rPr>
+        <w:t xml:space="preserve">ex. </w:t>
+      </w:r>
+      <w:proofErr w:type="spellStart"/>
+      <w:r>
+        <w:rPr>
+          <w:rFonts w:ascii="Calibri" w:eastAsia="Times New Roman" w:hAnsi="Calibri" w:cs="Calibri"/>
+          <w:color w:val="000000"/>
+          <w:lang w:eastAsia="pt-BR"/>
+        </w:rPr>
+        <w:t>frase.count</w:t>
+      </w:r>
+      <w:proofErr w:type="spellEnd"/>
+      <w:r>
+        <w:rPr>
+          <w:rFonts w:ascii="Calibri" w:eastAsia="Times New Roman" w:hAnsi="Calibri" w:cs="Calibri"/>
+          <w:color w:val="000000"/>
+          <w:lang w:eastAsia="pt-BR"/>
+        </w:rPr>
+        <w:t>(‘o’)</w:t>
+      </w:r>
+    </w:p>
+    <w:p>
+      <w:pPr>
+        <w:spacing w:line="240" w:lineRule="auto"/>
+        <w:rPr>
+          <w:rFonts w:ascii="Times New Roman" w:eastAsia="Times New Roman" w:hAnsi="Times New Roman" w:cs="Times New Roman"/>
+          <w:sz w:val="24"/>
+          <w:szCs w:val="24"/>
+          <w:lang w:eastAsia="pt-BR"/>
+        </w:rPr>
+      </w:pPr>
+      <w:r>
+        <w:rPr>
+          <w:rFonts w:ascii="Calibri" w:eastAsia="Times New Roman" w:hAnsi="Calibri" w:cs="Calibri"/>
+          <w:color w:val="000000"/>
+          <w:lang w:eastAsia="pt-BR"/>
+        </w:rPr>
+        <w:t>3</w:t>
       </w:r>
     </w:p>
     <w:p>
@@ -3246,132 +3128,66 @@
           <w:color w:val="000000"/>
           <w:lang w:eastAsia="pt-BR"/>
         </w:rPr>
-        <w:t>.count</w:t>
-      </w:r>
-      <w:proofErr w:type="spellEnd"/>
-      <w:r>
-        <w:rPr>
-          <w:rFonts w:ascii="Calibri" w:eastAsia="Times New Roman" w:hAnsi="Calibri" w:cs="Calibri"/>
-          <w:color w:val="000000"/>
-          <w:lang w:eastAsia="pt-BR"/>
-        </w:rPr>
-        <w:t>(x): serve para contar o tanto de caracteres que existe na frase</w:t>
-      </w:r>
-    </w:p>
-    <w:p>
-      <w:pPr>
-        <w:spacing w:line="240" w:lineRule="auto"/>
-        <w:rPr>
-          <w:rFonts w:ascii="Times New Roman" w:eastAsia="Times New Roman" w:hAnsi="Times New Roman" w:cs="Times New Roman"/>
-          <w:sz w:val="24"/>
-          <w:szCs w:val="24"/>
-          <w:lang w:eastAsia="pt-BR"/>
-        </w:rPr>
-      </w:pPr>
-      <w:r>
-        <w:rPr>
-          <w:rFonts w:ascii="Calibri" w:eastAsia="Times New Roman" w:hAnsi="Calibri" w:cs="Calibri"/>
-          <w:color w:val="000000"/>
-          <w:lang w:eastAsia="pt-BR"/>
-        </w:rPr>
-        <w:t xml:space="preserve">frase = Curso em </w:t>
-      </w:r>
-      <w:proofErr w:type="spellStart"/>
-      <w:r>
-        <w:rPr>
-          <w:rFonts w:ascii="Calibri" w:eastAsia="Times New Roman" w:hAnsi="Calibri" w:cs="Calibri"/>
-          <w:color w:val="000000"/>
-          <w:lang w:eastAsia="pt-BR"/>
-        </w:rPr>
-        <w:t>Video</w:t>
-      </w:r>
-      <w:proofErr w:type="spellEnd"/>
-      <w:r>
-        <w:rPr>
-          <w:rFonts w:ascii="Calibri" w:eastAsia="Times New Roman" w:hAnsi="Calibri" w:cs="Calibri"/>
-          <w:color w:val="000000"/>
-          <w:lang w:eastAsia="pt-BR"/>
-        </w:rPr>
-        <w:t xml:space="preserve"> Python</w:t>
-      </w:r>
-    </w:p>
-    <w:p>
-      <w:pPr>
-        <w:spacing w:line="240" w:lineRule="auto"/>
-        <w:rPr>
-          <w:rFonts w:ascii="Times New Roman" w:eastAsia="Times New Roman" w:hAnsi="Times New Roman" w:cs="Times New Roman"/>
-          <w:sz w:val="24"/>
-          <w:szCs w:val="24"/>
-          <w:lang w:eastAsia="pt-BR"/>
-        </w:rPr>
-      </w:pPr>
-      <w:r>
-        <w:rPr>
-          <w:rFonts w:ascii="Calibri" w:eastAsia="Times New Roman" w:hAnsi="Calibri" w:cs="Calibri"/>
-          <w:color w:val="000000"/>
-          <w:lang w:eastAsia="pt-BR"/>
-        </w:rPr>
-        <w:t xml:space="preserve">ex. </w:t>
-      </w:r>
-      <w:proofErr w:type="spellStart"/>
-      <w:proofErr w:type="gramStart"/>
-      <w:r>
-        <w:rPr>
-          <w:rFonts w:ascii="Calibri" w:eastAsia="Times New Roman" w:hAnsi="Calibri" w:cs="Calibri"/>
-          <w:color w:val="000000"/>
-          <w:lang w:eastAsia="pt-BR"/>
-        </w:rPr>
-        <w:t>frase.count</w:t>
-      </w:r>
-      <w:proofErr w:type="spellEnd"/>
-      <w:proofErr w:type="gramEnd"/>
-      <w:r>
-        <w:rPr>
-          <w:rFonts w:ascii="Calibri" w:eastAsia="Times New Roman" w:hAnsi="Calibri" w:cs="Calibri"/>
-          <w:color w:val="000000"/>
-          <w:lang w:eastAsia="pt-BR"/>
-        </w:rPr>
-        <w:t>(‘o’)</w:t>
-      </w:r>
-    </w:p>
-    <w:p>
-      <w:pPr>
-        <w:spacing w:line="240" w:lineRule="auto"/>
-        <w:rPr>
-          <w:rFonts w:ascii="Times New Roman" w:eastAsia="Times New Roman" w:hAnsi="Times New Roman" w:cs="Times New Roman"/>
-          <w:sz w:val="24"/>
-          <w:szCs w:val="24"/>
-          <w:lang w:eastAsia="pt-BR"/>
-        </w:rPr>
-      </w:pPr>
-      <w:r>
-        <w:rPr>
-          <w:rFonts w:ascii="Calibri" w:eastAsia="Times New Roman" w:hAnsi="Calibri" w:cs="Calibri"/>
-          <w:color w:val="000000"/>
-          <w:lang w:eastAsia="pt-BR"/>
-        </w:rPr>
-        <w:t>3</w:t>
-      </w:r>
-    </w:p>
-    <w:p>
-      <w:pPr>
-        <w:spacing w:line="240" w:lineRule="auto"/>
-        <w:rPr>
-          <w:rFonts w:ascii="Times New Roman" w:eastAsia="Times New Roman" w:hAnsi="Times New Roman" w:cs="Times New Roman"/>
-          <w:sz w:val="24"/>
-          <w:szCs w:val="24"/>
-          <w:lang w:eastAsia="pt-BR"/>
-        </w:rPr>
-      </w:pPr>
-      <w:proofErr w:type="spellStart"/>
-      <w:r>
-        <w:rPr>
-          <w:rFonts w:ascii="Calibri" w:eastAsia="Times New Roman" w:hAnsi="Calibri" w:cs="Calibri"/>
-          <w:color w:val="000000"/>
-          <w:lang w:eastAsia="pt-BR"/>
-        </w:rPr>
-        <w:t>xx</w:t>
-      </w:r>
+        <w:t>.find</w:t>
+      </w:r>
+      <w:proofErr w:type="spellEnd"/>
+      <w:r>
+        <w:rPr>
+          <w:rFonts w:ascii="Calibri" w:eastAsia="Times New Roman" w:hAnsi="Calibri" w:cs="Calibri"/>
+          <w:color w:val="000000"/>
+          <w:lang w:eastAsia="pt-BR"/>
+        </w:rPr>
+        <w:t>(‘</w:t>
+      </w:r>
+      <w:proofErr w:type="spellStart"/>
+      <w:r>
+        <w:rPr>
+          <w:rFonts w:ascii="Calibri" w:eastAsia="Times New Roman" w:hAnsi="Calibri" w:cs="Calibri"/>
+          <w:color w:val="000000"/>
+          <w:lang w:eastAsia="pt-BR"/>
+        </w:rPr>
+        <w:t>xxx</w:t>
+      </w:r>
+      <w:proofErr w:type="spellEnd"/>
+      <w:r>
+        <w:rPr>
+          <w:rFonts w:ascii="Calibri" w:eastAsia="Times New Roman" w:hAnsi="Calibri" w:cs="Calibri"/>
+          <w:color w:val="000000"/>
+          <w:lang w:eastAsia="pt-BR"/>
+        </w:rPr>
+        <w:t>’)Serve para mostrar aonde encontrou o que ele pediu</w:t>
+      </w:r>
+    </w:p>
+    <w:p>
+      <w:pPr>
+        <w:spacing w:line="240" w:lineRule="auto"/>
+        <w:rPr>
+          <w:rFonts w:ascii="Times New Roman" w:eastAsia="Times New Roman" w:hAnsi="Times New Roman" w:cs="Times New Roman"/>
+          <w:sz w:val="24"/>
+          <w:szCs w:val="24"/>
+          <w:lang w:eastAsia="pt-BR"/>
+        </w:rPr>
+      </w:pPr>
+      <w:r>
+        <w:rPr>
+          <w:rFonts w:ascii="Calibri" w:eastAsia="Times New Roman" w:hAnsi="Calibri" w:cs="Calibri"/>
+          <w:color w:val="000000"/>
+          <w:lang w:eastAsia="pt-BR"/>
+        </w:rPr>
+        <w:t>aonde não existe ele vai te mostrar -1(significa que não tem)</w:t>
+      </w:r>
+    </w:p>
+    <w:p>
+      <w:pPr>
+        <w:spacing w:line="240" w:lineRule="auto"/>
+        <w:rPr>
+          <w:rFonts w:ascii="Times New Roman" w:eastAsia="Times New Roman" w:hAnsi="Times New Roman" w:cs="Times New Roman"/>
+          <w:sz w:val="24"/>
+          <w:szCs w:val="24"/>
+          <w:lang w:eastAsia="pt-BR"/>
+        </w:rPr>
+      </w:pPr>
+      <w:proofErr w:type="spellStart"/>
       <w:r>
         <w:rPr>
           <w:rFonts w:ascii="Calibri" w:eastAsia="Times New Roman" w:hAnsi="Calibri" w:cs="Calibri"/>
@@ -3380,102 +3196,6 @@
           <w:color w:val="000000"/>
           <w:lang w:eastAsia="pt-BR"/>
         </w:rPr>
-        <w:t>.find</w:t>
-      </w:r>
-      <w:proofErr w:type="spellEnd"/>
-      <w:r>
-        <w:rPr>
-          <w:rFonts w:ascii="Calibri" w:eastAsia="Times New Roman" w:hAnsi="Calibri" w:cs="Calibri"/>
-          <w:color w:val="000000"/>
-          <w:lang w:eastAsia="pt-BR"/>
-        </w:rPr>
-        <w:t>(‘</w:t>
-      </w:r>
-      <w:proofErr w:type="spellStart"/>
-      <w:r>
-        <w:rPr>
-          <w:rFonts w:ascii="Calibri" w:eastAsia="Times New Roman" w:hAnsi="Calibri" w:cs="Calibri"/>
-          <w:color w:val="000000"/>
-          <w:lang w:eastAsia="pt-BR"/>
-        </w:rPr>
-        <w:t>xxx</w:t>
-      </w:r>
-      <w:proofErr w:type="spellEnd"/>
-      <w:proofErr w:type="gramStart"/>
-      <w:r>
-        <w:rPr>
-          <w:rFonts w:ascii="Calibri" w:eastAsia="Times New Roman" w:hAnsi="Calibri" w:cs="Calibri"/>
-          <w:color w:val="000000"/>
-          <w:lang w:eastAsia="pt-BR"/>
-        </w:rPr>
-        <w:t>’)Serve</w:t>
-      </w:r>
-      <w:proofErr w:type="gramEnd"/>
-      <w:r>
-        <w:rPr>
-          <w:rFonts w:ascii="Calibri" w:eastAsia="Times New Roman" w:hAnsi="Calibri" w:cs="Calibri"/>
-          <w:color w:val="000000"/>
-          <w:lang w:eastAsia="pt-BR"/>
-        </w:rPr>
-        <w:t xml:space="preserve"> para mostrar </w:t>
-      </w:r>
-      <w:proofErr w:type="gramStart"/>
-      <w:r>
-        <w:rPr>
-          <w:rFonts w:ascii="Calibri" w:eastAsia="Times New Roman" w:hAnsi="Calibri" w:cs="Calibri"/>
-          <w:color w:val="000000"/>
-          <w:lang w:eastAsia="pt-BR"/>
-        </w:rPr>
-        <w:t>aonde</w:t>
-      </w:r>
-      <w:proofErr w:type="gramEnd"/>
-      <w:r>
-        <w:rPr>
-          <w:rFonts w:ascii="Calibri" w:eastAsia="Times New Roman" w:hAnsi="Calibri" w:cs="Calibri"/>
-          <w:color w:val="000000"/>
-          <w:lang w:eastAsia="pt-BR"/>
-        </w:rPr>
-        <w:t xml:space="preserve"> encontrou o que ele pediu</w:t>
-      </w:r>
-    </w:p>
-    <w:p>
-      <w:pPr>
-        <w:spacing w:line="240" w:lineRule="auto"/>
-        <w:rPr>
-          <w:rFonts w:ascii="Times New Roman" w:eastAsia="Times New Roman" w:hAnsi="Times New Roman" w:cs="Times New Roman"/>
-          <w:sz w:val="24"/>
-          <w:szCs w:val="24"/>
-          <w:lang w:eastAsia="pt-BR"/>
-        </w:rPr>
-      </w:pPr>
-      <w:r>
-        <w:rPr>
-          <w:rFonts w:ascii="Calibri" w:eastAsia="Times New Roman" w:hAnsi="Calibri" w:cs="Calibri"/>
-          <w:color w:val="000000"/>
-          <w:lang w:eastAsia="pt-BR"/>
-        </w:rPr>
-        <w:t>aonde não existe ele vai te mostrar -1(significa que não tem)</w:t>
-      </w:r>
-    </w:p>
-    <w:p>
-      <w:pPr>
-        <w:spacing w:line="240" w:lineRule="auto"/>
-        <w:rPr>
-          <w:rFonts w:ascii="Times New Roman" w:eastAsia="Times New Roman" w:hAnsi="Times New Roman" w:cs="Times New Roman"/>
-          <w:sz w:val="24"/>
-          <w:szCs w:val="24"/>
-          <w:lang w:eastAsia="pt-BR"/>
-        </w:rPr>
-      </w:pPr>
-      <w:proofErr w:type="spellStart"/>
-      <w:r>
-        <w:rPr>
-          <w:rFonts w:ascii="Calibri" w:eastAsia="Times New Roman" w:hAnsi="Calibri" w:cs="Calibri"/>
-          <w:b/>
-          <w:bCs/>
-          <w:color w:val="000000"/>
-          <w:lang w:eastAsia="pt-BR"/>
-        </w:rPr>
         <w:t>in</w:t>
       </w:r>
       <w:r>
@@ -3598,25 +3318,7 @@
           <w:color w:val="000000"/>
           <w:lang w:eastAsia="pt-BR"/>
         </w:rPr>
-        <w:t xml:space="preserve">Para printar as aspas “” basta usar o \” que no print </w:t>
-      </w:r>
-      <w:proofErr w:type="gramStart"/>
-      <w:r>
-        <w:rPr>
-          <w:rFonts w:ascii="Calibri" w:eastAsia="Times New Roman" w:hAnsi="Calibri" w:cs="Calibri"/>
-          <w:color w:val="000000"/>
-          <w:lang w:eastAsia="pt-BR"/>
-        </w:rPr>
-        <w:t>ira</w:t>
-      </w:r>
-      <w:proofErr w:type="gramEnd"/>
-      <w:r>
-        <w:rPr>
-          <w:rFonts w:ascii="Calibri" w:eastAsia="Times New Roman" w:hAnsi="Calibri" w:cs="Calibri"/>
-          <w:color w:val="000000"/>
-          <w:lang w:eastAsia="pt-BR"/>
-        </w:rPr>
-        <w:t xml:space="preserve"> aparecer as aspas.</w:t>
+        <w:t>Para printar as aspas “” basta usar o \” que no print ira aparecer as aspas.</w:t>
       </w:r>
     </w:p>
     <w:p>
@@ -3683,7 +3385,6 @@
         </w:rPr>
         <w:t>xxx.</w:t>
       </w:r>
-      <w:proofErr w:type="gramStart"/>
       <w:r>
         <w:rPr>
           <w:rFonts w:ascii="Calibri" w:eastAsia="Times New Roman" w:hAnsi="Calibri" w:cs="Calibri"/>
@@ -3704,7 +3405,6 @@
         <w:t>(</w:t>
       </w:r>
       <w:proofErr w:type="spellStart"/>
-      <w:proofErr w:type="gramEnd"/>
       <w:r>
         <w:rPr>
           <w:rFonts w:ascii="Calibri" w:eastAsia="Times New Roman" w:hAnsi="Calibri" w:cs="Calibri"/>
@@ -3720,25 +3420,7 @@
           <w:color w:val="000000"/>
           <w:lang w:eastAsia="pt-BR"/>
         </w:rPr>
-        <w:t xml:space="preserve"> que você </w:t>
-      </w:r>
-      <w:proofErr w:type="gramStart"/>
-      <w:r>
-        <w:rPr>
-          <w:rFonts w:ascii="Calibri" w:eastAsia="Times New Roman" w:hAnsi="Calibri" w:cs="Calibri"/>
-          <w:color w:val="000000"/>
-          <w:lang w:eastAsia="pt-BR"/>
-        </w:rPr>
-        <w:t>quer)-</w:t>
-      </w:r>
-      <w:proofErr w:type="gramEnd"/>
-      <w:r>
-        <w:rPr>
-          <w:rFonts w:ascii="Calibri" w:eastAsia="Times New Roman" w:hAnsi="Calibri" w:cs="Calibri"/>
-          <w:color w:val="000000"/>
-          <w:lang w:eastAsia="pt-BR"/>
-        </w:rPr>
-        <w:t>: serve para substituir a palavra que você quer pela palavra que você quer.</w:t>
+        <w:t xml:space="preserve"> que você quer)-: serve para substituir a palavra que você quer pela palavra que você quer.</w:t>
       </w:r>
     </w:p>
     <w:p>
@@ -3768,9 +3450,9 @@
           <w:color w:val="000000"/>
           <w:lang w:eastAsia="pt-BR"/>
         </w:rPr>
-        <w:t>.</w:t>
-      </w:r>
-      <w:proofErr w:type="gramStart"/>
+        <w:t>.upper</w:t>
+      </w:r>
+      <w:proofErr w:type="spellEnd"/>
       <w:r>
         <w:rPr>
           <w:rFonts w:ascii="Calibri" w:eastAsia="Times New Roman" w:hAnsi="Calibri" w:cs="Calibri"/>
@@ -3779,9 +3461,36 @@
           <w:color w:val="000000"/>
           <w:lang w:eastAsia="pt-BR"/>
         </w:rPr>
-        <w:t>upper</w:t>
-      </w:r>
-      <w:proofErr w:type="spellEnd"/>
+        <w:t>()</w:t>
+      </w:r>
+      <w:r>
+        <w:rPr>
+          <w:rFonts w:ascii="Calibri" w:eastAsia="Times New Roman" w:hAnsi="Calibri" w:cs="Calibri"/>
+          <w:color w:val="000000"/>
+          <w:lang w:eastAsia="pt-BR"/>
+        </w:rPr>
+        <w:t>: ele vai transformar o que você quer em letras maiúsculas</w:t>
+      </w:r>
+    </w:p>
+    <w:p>
+      <w:pPr>
+        <w:spacing w:line="240" w:lineRule="auto"/>
+        <w:rPr>
+          <w:rFonts w:ascii="Times New Roman" w:eastAsia="Times New Roman" w:hAnsi="Times New Roman" w:cs="Times New Roman"/>
+          <w:sz w:val="24"/>
+          <w:szCs w:val="24"/>
+          <w:lang w:eastAsia="pt-BR"/>
+        </w:rPr>
+      </w:pPr>
+      <w:proofErr w:type="spellStart"/>
+      <w:r>
+        <w:rPr>
+          <w:rFonts w:ascii="Calibri" w:eastAsia="Times New Roman" w:hAnsi="Calibri" w:cs="Calibri"/>
+          <w:color w:val="000000"/>
+          <w:lang w:eastAsia="pt-BR"/>
+        </w:rPr>
+        <w:t>xxx</w:t>
+      </w:r>
       <w:r>
         <w:rPr>
           <w:rFonts w:ascii="Calibri" w:eastAsia="Times New Roman" w:hAnsi="Calibri" w:cs="Calibri"/>
@@ -3790,9 +3499,9 @@
           <w:color w:val="000000"/>
           <w:lang w:eastAsia="pt-BR"/>
         </w:rPr>
-        <w:t>(</w:t>
-      </w:r>
-      <w:proofErr w:type="gramEnd"/>
+        <w:t>.lower</w:t>
+      </w:r>
+      <w:proofErr w:type="spellEnd"/>
       <w:r>
         <w:rPr>
           <w:rFonts w:ascii="Calibri" w:eastAsia="Times New Roman" w:hAnsi="Calibri" w:cs="Calibri"/>
@@ -3801,15 +3510,15 @@
           <w:color w:val="000000"/>
           <w:lang w:eastAsia="pt-BR"/>
         </w:rPr>
-        <w:t>)</w:t>
-      </w:r>
-      <w:r>
-        <w:rPr>
-          <w:rFonts w:ascii="Calibri" w:eastAsia="Times New Roman" w:hAnsi="Calibri" w:cs="Calibri"/>
-          <w:color w:val="000000"/>
-          <w:lang w:eastAsia="pt-BR"/>
-        </w:rPr>
-        <w:t>: ele vai transformar o que você quer em letras maiúsculas</w:t>
+        <w:t>()</w:t>
+      </w:r>
+      <w:r>
+        <w:rPr>
+          <w:rFonts w:ascii="Calibri" w:eastAsia="Times New Roman" w:hAnsi="Calibri" w:cs="Calibri"/>
+          <w:color w:val="000000"/>
+          <w:lang w:eastAsia="pt-BR"/>
+        </w:rPr>
+        <w:t>: ele vai transformar o que você quer em letras minúsculas</w:t>
       </w:r>
     </w:p>
     <w:p>
@@ -3839,9 +3548,9 @@
           <w:color w:val="000000"/>
           <w:lang w:eastAsia="pt-BR"/>
         </w:rPr>
-        <w:t>.</w:t>
-      </w:r>
-      <w:proofErr w:type="gramStart"/>
+        <w:t>.capitalize</w:t>
+      </w:r>
+      <w:proofErr w:type="spellEnd"/>
       <w:r>
         <w:rPr>
           <w:rFonts w:ascii="Calibri" w:eastAsia="Times New Roman" w:hAnsi="Calibri" w:cs="Calibri"/>
@@ -3850,9 +3559,16 @@
           <w:color w:val="000000"/>
           <w:lang w:eastAsia="pt-BR"/>
         </w:rPr>
-        <w:t>lower</w:t>
-      </w:r>
-      <w:proofErr w:type="spellEnd"/>
+        <w:t xml:space="preserve">(): </w:t>
+      </w:r>
+      <w:r>
+        <w:rPr>
+          <w:rFonts w:ascii="Calibri" w:eastAsia="Times New Roman" w:hAnsi="Calibri" w:cs="Calibri"/>
+          <w:color w:val="000000"/>
+          <w:lang w:eastAsia="pt-BR"/>
+        </w:rPr>
+        <w:t xml:space="preserve">ele vai pegar toda a sua frase e transformar para minúscula , </w:t>
+      </w:r>
       <w:r>
         <w:rPr>
           <w:rFonts w:ascii="Calibri" w:eastAsia="Times New Roman" w:hAnsi="Calibri" w:cs="Calibri"/>
@@ -3861,9 +3577,28 @@
           <w:color w:val="000000"/>
           <w:lang w:eastAsia="pt-BR"/>
         </w:rPr>
-        <w:t>(</w:t>
-      </w:r>
-      <w:proofErr w:type="gramEnd"/>
+        <w:t>menos a primeira letra</w:t>
+      </w:r>
+    </w:p>
+    <w:p>
+      <w:pPr>
+        <w:spacing w:line="240" w:lineRule="auto"/>
+        <w:rPr>
+          <w:rFonts w:ascii="Times New Roman" w:eastAsia="Times New Roman" w:hAnsi="Times New Roman" w:cs="Times New Roman"/>
+          <w:sz w:val="24"/>
+          <w:szCs w:val="24"/>
+          <w:lang w:eastAsia="pt-BR"/>
+        </w:rPr>
+      </w:pPr>
+      <w:proofErr w:type="spellStart"/>
+      <w:r>
+        <w:rPr>
+          <w:rFonts w:ascii="Calibri" w:eastAsia="Times New Roman" w:hAnsi="Calibri" w:cs="Calibri"/>
+          <w:color w:val="000000"/>
+          <w:lang w:eastAsia="pt-BR"/>
+        </w:rPr>
+        <w:t>xxx</w:t>
+      </w:r>
       <w:r>
         <w:rPr>
           <w:rFonts w:ascii="Calibri" w:eastAsia="Times New Roman" w:hAnsi="Calibri" w:cs="Calibri"/>
@@ -3872,36 +3607,9 @@
           <w:color w:val="000000"/>
           <w:lang w:eastAsia="pt-BR"/>
         </w:rPr>
-        <w:t>)</w:t>
-      </w:r>
-      <w:r>
-        <w:rPr>
-          <w:rFonts w:ascii="Calibri" w:eastAsia="Times New Roman" w:hAnsi="Calibri" w:cs="Calibri"/>
-          <w:color w:val="000000"/>
-          <w:lang w:eastAsia="pt-BR"/>
-        </w:rPr>
-        <w:t>: ele vai transformar o que você quer em letras minúsculas</w:t>
-      </w:r>
-    </w:p>
-    <w:p>
-      <w:pPr>
-        <w:spacing w:line="240" w:lineRule="auto"/>
-        <w:rPr>
-          <w:rFonts w:ascii="Times New Roman" w:eastAsia="Times New Roman" w:hAnsi="Times New Roman" w:cs="Times New Roman"/>
-          <w:sz w:val="24"/>
-          <w:szCs w:val="24"/>
-          <w:lang w:eastAsia="pt-BR"/>
-        </w:rPr>
-      </w:pPr>
-      <w:proofErr w:type="spellStart"/>
-      <w:r>
-        <w:rPr>
-          <w:rFonts w:ascii="Calibri" w:eastAsia="Times New Roman" w:hAnsi="Calibri" w:cs="Calibri"/>
-          <w:color w:val="000000"/>
-          <w:lang w:eastAsia="pt-BR"/>
-        </w:rPr>
-        <w:t>xxx</w:t>
-      </w:r>
+        <w:t>.title</w:t>
+      </w:r>
+      <w:proofErr w:type="spellEnd"/>
       <w:r>
         <w:rPr>
           <w:rFonts w:ascii="Calibri" w:eastAsia="Times New Roman" w:hAnsi="Calibri" w:cs="Calibri"/>
@@ -3910,9 +3618,36 @@
           <w:color w:val="000000"/>
           <w:lang w:eastAsia="pt-BR"/>
         </w:rPr>
-        <w:t>.</w:t>
-      </w:r>
-      <w:proofErr w:type="gramStart"/>
+        <w:t xml:space="preserve">() </w:t>
+      </w:r>
+      <w:r>
+        <w:rPr>
+          <w:rFonts w:ascii="Calibri" w:eastAsia="Times New Roman" w:hAnsi="Calibri" w:cs="Calibri"/>
+          <w:color w:val="000000"/>
+          <w:lang w:eastAsia="pt-BR"/>
+        </w:rPr>
+        <w:t>: ele pega palavra por palavra e coloca com a primeira letra maiúscula.</w:t>
+      </w:r>
+    </w:p>
+    <w:p>
+      <w:pPr>
+        <w:spacing w:line="240" w:lineRule="auto"/>
+        <w:rPr>
+          <w:rFonts w:ascii="Times New Roman" w:eastAsia="Times New Roman" w:hAnsi="Times New Roman" w:cs="Times New Roman"/>
+          <w:sz w:val="24"/>
+          <w:szCs w:val="24"/>
+          <w:lang w:eastAsia="pt-BR"/>
+        </w:rPr>
+      </w:pPr>
+      <w:proofErr w:type="spellStart"/>
+      <w:r>
+        <w:rPr>
+          <w:rFonts w:ascii="Calibri" w:eastAsia="Times New Roman" w:hAnsi="Calibri" w:cs="Calibri"/>
+          <w:color w:val="000000"/>
+          <w:lang w:eastAsia="pt-BR"/>
+        </w:rPr>
+        <w:t>xxx</w:t>
+      </w:r>
       <w:r>
         <w:rPr>
           <w:rFonts w:ascii="Calibri" w:eastAsia="Times New Roman" w:hAnsi="Calibri" w:cs="Calibri"/>
@@ -3921,7 +3656,7 @@
           <w:color w:val="000000"/>
           <w:lang w:eastAsia="pt-BR"/>
         </w:rPr>
-        <w:t>capitalize</w:t>
+        <w:t>.strip</w:t>
       </w:r>
       <w:proofErr w:type="spellEnd"/>
       <w:r>
@@ -3932,9 +3667,36 @@
           <w:color w:val="000000"/>
           <w:lang w:eastAsia="pt-BR"/>
         </w:rPr>
-        <w:t>(</w:t>
-      </w:r>
-      <w:proofErr w:type="gramEnd"/>
+        <w:t>()</w:t>
+      </w:r>
+      <w:r>
+        <w:rPr>
+          <w:rFonts w:ascii="Calibri" w:eastAsia="Times New Roman" w:hAnsi="Calibri" w:cs="Calibri"/>
+          <w:color w:val="000000"/>
+          <w:lang w:eastAsia="pt-BR"/>
+        </w:rPr>
+        <w:t>: serve para remover os espaços antes e depois da sua frase</w:t>
+      </w:r>
+    </w:p>
+    <w:p>
+      <w:pPr>
+        <w:spacing w:line="240" w:lineRule="auto"/>
+        <w:rPr>
+          <w:rFonts w:ascii="Times New Roman" w:eastAsia="Times New Roman" w:hAnsi="Times New Roman" w:cs="Times New Roman"/>
+          <w:sz w:val="24"/>
+          <w:szCs w:val="24"/>
+          <w:lang w:eastAsia="pt-BR"/>
+        </w:rPr>
+      </w:pPr>
+      <w:proofErr w:type="spellStart"/>
+      <w:r>
+        <w:rPr>
+          <w:rFonts w:ascii="Calibri" w:eastAsia="Times New Roman" w:hAnsi="Calibri" w:cs="Calibri"/>
+          <w:color w:val="000000"/>
+          <w:lang w:eastAsia="pt-BR"/>
+        </w:rPr>
+        <w:t>xxx</w:t>
+      </w:r>
       <w:r>
         <w:rPr>
           <w:rFonts w:ascii="Calibri" w:eastAsia="Times New Roman" w:hAnsi="Calibri" w:cs="Calibri"/>
@@ -3943,34 +3705,9 @@
           <w:color w:val="000000"/>
           <w:lang w:eastAsia="pt-BR"/>
         </w:rPr>
-        <w:t xml:space="preserve">): </w:t>
-      </w:r>
-      <w:r>
-        <w:rPr>
-          <w:rFonts w:ascii="Calibri" w:eastAsia="Times New Roman" w:hAnsi="Calibri" w:cs="Calibri"/>
-          <w:color w:val="000000"/>
-          <w:lang w:eastAsia="pt-BR"/>
-        </w:rPr>
-        <w:t xml:space="preserve">ele vai pegar toda a sua frase e transformar para </w:t>
-      </w:r>
-      <w:proofErr w:type="gramStart"/>
-      <w:r>
-        <w:rPr>
-          <w:rFonts w:ascii="Calibri" w:eastAsia="Times New Roman" w:hAnsi="Calibri" w:cs="Calibri"/>
-          <w:color w:val="000000"/>
-          <w:lang w:eastAsia="pt-BR"/>
-        </w:rPr>
-        <w:t>minúscula ,</w:t>
-      </w:r>
-      <w:proofErr w:type="gramEnd"/>
-      <w:r>
-        <w:rPr>
-          <w:rFonts w:ascii="Calibri" w:eastAsia="Times New Roman" w:hAnsi="Calibri" w:cs="Calibri"/>
-          <w:color w:val="000000"/>
-          <w:lang w:eastAsia="pt-BR"/>
-        </w:rPr>
-        <w:t xml:space="preserve"> </w:t>
-      </w:r>
+        <w:t>.rstrip</w:t>
+      </w:r>
+      <w:proofErr w:type="spellEnd"/>
       <w:r>
         <w:rPr>
           <w:rFonts w:ascii="Calibri" w:eastAsia="Times New Roman" w:hAnsi="Calibri" w:cs="Calibri"/>
@@ -3979,7 +3716,33 @@
           <w:color w:val="000000"/>
           <w:lang w:eastAsia="pt-BR"/>
         </w:rPr>
-        <w:t>menos a primeira letra</w:t>
+        <w:t>()</w:t>
+      </w:r>
+      <w:r>
+        <w:rPr>
+          <w:rFonts w:ascii="Calibri" w:eastAsia="Times New Roman" w:hAnsi="Calibri" w:cs="Calibri"/>
+          <w:color w:val="000000"/>
+          <w:lang w:eastAsia="pt-BR"/>
+        </w:rPr>
+        <w:t>: remove todos os espaços em brancos da direita(</w:t>
+      </w:r>
+      <w:proofErr w:type="spellStart"/>
+      <w:r>
+        <w:rPr>
+          <w:rFonts w:ascii="Calibri" w:eastAsia="Times New Roman" w:hAnsi="Calibri" w:cs="Calibri"/>
+          <w:color w:val="000000"/>
+          <w:lang w:eastAsia="pt-BR"/>
+        </w:rPr>
+        <w:t>right</w:t>
+      </w:r>
+      <w:proofErr w:type="spellEnd"/>
+      <w:r>
+        <w:rPr>
+          <w:rFonts w:ascii="Calibri" w:eastAsia="Times New Roman" w:hAnsi="Calibri" w:cs="Calibri"/>
+          <w:color w:val="000000"/>
+          <w:lang w:eastAsia="pt-BR"/>
+        </w:rPr>
+        <w:t>)</w:t>
       </w:r>
     </w:p>
     <w:p>
@@ -4009,9 +3772,9 @@
           <w:color w:val="000000"/>
           <w:lang w:eastAsia="pt-BR"/>
         </w:rPr>
-        <w:t>.</w:t>
-      </w:r>
-      <w:proofErr w:type="gramStart"/>
+        <w:t>.lstrip</w:t>
+      </w:r>
+      <w:proofErr w:type="spellEnd"/>
       <w:r>
         <w:rPr>
           <w:rFonts w:ascii="Calibri" w:eastAsia="Times New Roman" w:hAnsi="Calibri" w:cs="Calibri"/>
@@ -4020,9 +3783,54 @@
           <w:color w:val="000000"/>
           <w:lang w:eastAsia="pt-BR"/>
         </w:rPr>
-        <w:t>title</w:t>
-      </w:r>
-      <w:proofErr w:type="spellEnd"/>
+        <w:t>()</w:t>
+      </w:r>
+      <w:r>
+        <w:rPr>
+          <w:rFonts w:ascii="Calibri" w:eastAsia="Times New Roman" w:hAnsi="Calibri" w:cs="Calibri"/>
+          <w:color w:val="000000"/>
+          <w:lang w:eastAsia="pt-BR"/>
+        </w:rPr>
+        <w:t>: remove todos os espaços em branco da esquerda(</w:t>
+      </w:r>
+      <w:proofErr w:type="spellStart"/>
+      <w:r>
+        <w:rPr>
+          <w:rFonts w:ascii="Calibri" w:eastAsia="Times New Roman" w:hAnsi="Calibri" w:cs="Calibri"/>
+          <w:color w:val="000000"/>
+          <w:lang w:eastAsia="pt-BR"/>
+        </w:rPr>
+        <w:t>left</w:t>
+      </w:r>
+      <w:proofErr w:type="spellEnd"/>
+      <w:r>
+        <w:rPr>
+          <w:rFonts w:ascii="Calibri" w:eastAsia="Times New Roman" w:hAnsi="Calibri" w:cs="Calibri"/>
+          <w:color w:val="000000"/>
+          <w:lang w:eastAsia="pt-BR"/>
+        </w:rPr>
+        <w:t>)</w:t>
+      </w:r>
+    </w:p>
+    <w:p>
+      <w:pPr>
+        <w:spacing w:line="240" w:lineRule="auto"/>
+        <w:rPr>
+          <w:rFonts w:ascii="Times New Roman" w:eastAsia="Times New Roman" w:hAnsi="Times New Roman" w:cs="Times New Roman"/>
+          <w:sz w:val="24"/>
+          <w:szCs w:val="24"/>
+          <w:lang w:eastAsia="pt-BR"/>
+        </w:rPr>
+      </w:pPr>
+      <w:proofErr w:type="spellStart"/>
+      <w:r>
+        <w:rPr>
+          <w:rFonts w:ascii="Calibri" w:eastAsia="Times New Roman" w:hAnsi="Calibri" w:cs="Calibri"/>
+          <w:color w:val="000000"/>
+          <w:lang w:eastAsia="pt-BR"/>
+        </w:rPr>
+        <w:t>xxx</w:t>
+      </w:r>
       <w:r>
         <w:rPr>
           <w:rFonts w:ascii="Calibri" w:eastAsia="Times New Roman" w:hAnsi="Calibri" w:cs="Calibri"/>
@@ -4031,45 +3839,9 @@
           <w:color w:val="000000"/>
           <w:lang w:eastAsia="pt-BR"/>
         </w:rPr>
-        <w:t xml:space="preserve">() </w:t>
-      </w:r>
-      <w:r>
-        <w:rPr>
-          <w:rFonts w:ascii="Calibri" w:eastAsia="Times New Roman" w:hAnsi="Calibri" w:cs="Calibri"/>
-          <w:color w:val="000000"/>
-          <w:lang w:eastAsia="pt-BR"/>
-        </w:rPr>
-        <w:t>:</w:t>
-      </w:r>
-      <w:proofErr w:type="gramEnd"/>
-      <w:r>
-        <w:rPr>
-          <w:rFonts w:ascii="Calibri" w:eastAsia="Times New Roman" w:hAnsi="Calibri" w:cs="Calibri"/>
-          <w:color w:val="000000"/>
-          <w:lang w:eastAsia="pt-BR"/>
-        </w:rPr>
-        <w:t xml:space="preserve"> ele pega palavra por palavra e coloca com a primeira letra maiúscula.</w:t>
-      </w:r>
-    </w:p>
-    <w:p>
-      <w:pPr>
-        <w:spacing w:line="240" w:lineRule="auto"/>
-        <w:rPr>
-          <w:rFonts w:ascii="Times New Roman" w:eastAsia="Times New Roman" w:hAnsi="Times New Roman" w:cs="Times New Roman"/>
-          <w:sz w:val="24"/>
-          <w:szCs w:val="24"/>
-          <w:lang w:eastAsia="pt-BR"/>
-        </w:rPr>
-      </w:pPr>
-      <w:proofErr w:type="spellStart"/>
-      <w:r>
-        <w:rPr>
-          <w:rFonts w:ascii="Calibri" w:eastAsia="Times New Roman" w:hAnsi="Calibri" w:cs="Calibri"/>
-          <w:color w:val="000000"/>
-          <w:lang w:eastAsia="pt-BR"/>
-        </w:rPr>
-        <w:t>xxx</w:t>
-      </w:r>
+        <w:t>.split</w:t>
+      </w:r>
+      <w:proofErr w:type="spellEnd"/>
       <w:r>
         <w:rPr>
           <w:rFonts w:ascii="Calibri" w:eastAsia="Times New Roman" w:hAnsi="Calibri" w:cs="Calibri"/>
@@ -4078,9 +3850,34 @@
           <w:color w:val="000000"/>
           <w:lang w:eastAsia="pt-BR"/>
         </w:rPr>
-        <w:t>.</w:t>
-      </w:r>
-      <w:proofErr w:type="gramStart"/>
+        <w:t>()</w:t>
+      </w:r>
+      <w:r>
+        <w:rPr>
+          <w:rFonts w:ascii="Calibri" w:eastAsia="Times New Roman" w:hAnsi="Calibri" w:cs="Calibri"/>
+          <w:color w:val="000000"/>
+          <w:lang w:eastAsia="pt-BR"/>
+        </w:rPr>
+        <w:t>: serve para dividir onde existem os espaços em branco.</w:t>
+      </w:r>
+    </w:p>
+    <w:p>
+      <w:pPr>
+        <w:spacing w:line="240" w:lineRule="auto"/>
+        <w:rPr>
+          <w:rFonts w:ascii="Calibri" w:eastAsia="Times New Roman" w:hAnsi="Calibri" w:cs="Calibri"/>
+          <w:color w:val="000000"/>
+          <w:lang w:eastAsia="pt-BR"/>
+        </w:rPr>
+      </w:pPr>
+      <w:r>
+        <w:rPr>
+          <w:rFonts w:ascii="Calibri" w:eastAsia="Times New Roman" w:hAnsi="Calibri" w:cs="Calibri"/>
+          <w:color w:val="000000"/>
+          <w:lang w:eastAsia="pt-BR"/>
+        </w:rPr>
+        <w:t>‘X’</w:t>
+      </w:r>
       <w:r>
         <w:rPr>
           <w:rFonts w:ascii="Calibri" w:eastAsia="Times New Roman" w:hAnsi="Calibri" w:cs="Calibri"/>
@@ -4089,9 +3886,9 @@
           <w:color w:val="000000"/>
           <w:lang w:eastAsia="pt-BR"/>
         </w:rPr>
-        <w:t>strip</w:t>
-      </w:r>
-      <w:proofErr w:type="spellEnd"/>
+        <w:t>.</w:t>
+      </w:r>
+      <w:proofErr w:type="spellStart"/>
       <w:r>
         <w:rPr>
           <w:rFonts w:ascii="Calibri" w:eastAsia="Times New Roman" w:hAnsi="Calibri" w:cs="Calibri"/>
@@ -4100,9 +3897,9 @@
           <w:color w:val="000000"/>
           <w:lang w:eastAsia="pt-BR"/>
         </w:rPr>
-        <w:t>(</w:t>
-      </w:r>
-      <w:proofErr w:type="gramEnd"/>
+        <w:t>join</w:t>
+      </w:r>
+      <w:proofErr w:type="spellEnd"/>
       <w:r>
         <w:rPr>
           <w:rFonts w:ascii="Calibri" w:eastAsia="Times New Roman" w:hAnsi="Calibri" w:cs="Calibri"/>
@@ -4111,27 +3908,8 @@
           <w:color w:val="000000"/>
           <w:lang w:eastAsia="pt-BR"/>
         </w:rPr>
-        <w:t>)</w:t>
-      </w:r>
-      <w:r>
-        <w:rPr>
-          <w:rFonts w:ascii="Calibri" w:eastAsia="Times New Roman" w:hAnsi="Calibri" w:cs="Calibri"/>
-          <w:color w:val="000000"/>
-          <w:lang w:eastAsia="pt-BR"/>
-        </w:rPr>
-        <w:t>: serve para remover os espaços antes e depois da sua frase</w:t>
-      </w:r>
-    </w:p>
-    <w:p>
-      <w:pPr>
-        <w:spacing w:line="240" w:lineRule="auto"/>
-        <w:rPr>
-          <w:rFonts w:ascii="Times New Roman" w:eastAsia="Times New Roman" w:hAnsi="Times New Roman" w:cs="Times New Roman"/>
-          <w:sz w:val="24"/>
-          <w:szCs w:val="24"/>
-          <w:lang w:eastAsia="pt-BR"/>
-        </w:rPr>
-      </w:pPr>
+        <w:t>(</w:t>
+      </w:r>
       <w:proofErr w:type="spellStart"/>
       <w:r>
         <w:rPr>
@@ -4141,6 +3919,7 @@
         </w:rPr>
         <w:t>xxx</w:t>
       </w:r>
+      <w:proofErr w:type="spellEnd"/>
       <w:r>
         <w:rPr>
           <w:rFonts w:ascii="Calibri" w:eastAsia="Times New Roman" w:hAnsi="Calibri" w:cs="Calibri"/>
@@ -4149,305 +3928,6 @@
           <w:color w:val="000000"/>
           <w:lang w:eastAsia="pt-BR"/>
         </w:rPr>
-        <w:t>.</w:t>
-      </w:r>
-      <w:proofErr w:type="gramStart"/>
-      <w:r>
-        <w:rPr>
-          <w:rFonts w:ascii="Calibri" w:eastAsia="Times New Roman" w:hAnsi="Calibri" w:cs="Calibri"/>
-          <w:b/>
-          <w:bCs/>
-          <w:color w:val="000000"/>
-          <w:lang w:eastAsia="pt-BR"/>
-        </w:rPr>
-        <w:t>rstrip</w:t>
-      </w:r>
-      <w:proofErr w:type="spellEnd"/>
-      <w:r>
-        <w:rPr>
-          <w:rFonts w:ascii="Calibri" w:eastAsia="Times New Roman" w:hAnsi="Calibri" w:cs="Calibri"/>
-          <w:b/>
-          <w:bCs/>
-          <w:color w:val="000000"/>
-          <w:lang w:eastAsia="pt-BR"/>
-        </w:rPr>
-        <w:t>(</w:t>
-      </w:r>
-      <w:proofErr w:type="gramEnd"/>
-      <w:r>
-        <w:rPr>
-          <w:rFonts w:ascii="Calibri" w:eastAsia="Times New Roman" w:hAnsi="Calibri" w:cs="Calibri"/>
-          <w:b/>
-          <w:bCs/>
-          <w:color w:val="000000"/>
-          <w:lang w:eastAsia="pt-BR"/>
-        </w:rPr>
-        <w:t>)</w:t>
-      </w:r>
-      <w:r>
-        <w:rPr>
-          <w:rFonts w:ascii="Calibri" w:eastAsia="Times New Roman" w:hAnsi="Calibri" w:cs="Calibri"/>
-          <w:color w:val="000000"/>
-          <w:lang w:eastAsia="pt-BR"/>
-        </w:rPr>
-        <w:t>: remove todos os espaços em brancos da direita(</w:t>
-      </w:r>
-      <w:proofErr w:type="spellStart"/>
-      <w:r>
-        <w:rPr>
-          <w:rFonts w:ascii="Calibri" w:eastAsia="Times New Roman" w:hAnsi="Calibri" w:cs="Calibri"/>
-          <w:color w:val="000000"/>
-          <w:lang w:eastAsia="pt-BR"/>
-        </w:rPr>
-        <w:t>right</w:t>
-      </w:r>
-      <w:proofErr w:type="spellEnd"/>
-      <w:r>
-        <w:rPr>
-          <w:rFonts w:ascii="Calibri" w:eastAsia="Times New Roman" w:hAnsi="Calibri" w:cs="Calibri"/>
-          <w:color w:val="000000"/>
-          <w:lang w:eastAsia="pt-BR"/>
-        </w:rPr>
-        <w:t>)</w:t>
-      </w:r>
-    </w:p>
-    <w:p>
-      <w:pPr>
-        <w:spacing w:line="240" w:lineRule="auto"/>
-        <w:rPr>
-          <w:rFonts w:ascii="Times New Roman" w:eastAsia="Times New Roman" w:hAnsi="Times New Roman" w:cs="Times New Roman"/>
-          <w:sz w:val="24"/>
-          <w:szCs w:val="24"/>
-          <w:lang w:eastAsia="pt-BR"/>
-        </w:rPr>
-      </w:pPr>
-      <w:proofErr w:type="spellStart"/>
-      <w:r>
-        <w:rPr>
-          <w:rFonts w:ascii="Calibri" w:eastAsia="Times New Roman" w:hAnsi="Calibri" w:cs="Calibri"/>
-          <w:color w:val="000000"/>
-          <w:lang w:eastAsia="pt-BR"/>
-        </w:rPr>
-        <w:t>xxx</w:t>
-      </w:r>
-      <w:r>
-        <w:rPr>
-          <w:rFonts w:ascii="Calibri" w:eastAsia="Times New Roman" w:hAnsi="Calibri" w:cs="Calibri"/>
-          <w:b/>
-          <w:bCs/>
-          <w:color w:val="000000"/>
-          <w:lang w:eastAsia="pt-BR"/>
-        </w:rPr>
-        <w:t>.</w:t>
-      </w:r>
-      <w:proofErr w:type="gramStart"/>
-      <w:r>
-        <w:rPr>
-          <w:rFonts w:ascii="Calibri" w:eastAsia="Times New Roman" w:hAnsi="Calibri" w:cs="Calibri"/>
-          <w:b/>
-          <w:bCs/>
-          <w:color w:val="000000"/>
-          <w:lang w:eastAsia="pt-BR"/>
-        </w:rPr>
-        <w:t>lstrip</w:t>
-      </w:r>
-      <w:proofErr w:type="spellEnd"/>
-      <w:r>
-        <w:rPr>
-          <w:rFonts w:ascii="Calibri" w:eastAsia="Times New Roman" w:hAnsi="Calibri" w:cs="Calibri"/>
-          <w:b/>
-          <w:bCs/>
-          <w:color w:val="000000"/>
-          <w:lang w:eastAsia="pt-BR"/>
-        </w:rPr>
-        <w:t>(</w:t>
-      </w:r>
-      <w:proofErr w:type="gramEnd"/>
-      <w:r>
-        <w:rPr>
-          <w:rFonts w:ascii="Calibri" w:eastAsia="Times New Roman" w:hAnsi="Calibri" w:cs="Calibri"/>
-          <w:b/>
-          <w:bCs/>
-          <w:color w:val="000000"/>
-          <w:lang w:eastAsia="pt-BR"/>
-        </w:rPr>
-        <w:t>)</w:t>
-      </w:r>
-      <w:r>
-        <w:rPr>
-          <w:rFonts w:ascii="Calibri" w:eastAsia="Times New Roman" w:hAnsi="Calibri" w:cs="Calibri"/>
-          <w:color w:val="000000"/>
-          <w:lang w:eastAsia="pt-BR"/>
-        </w:rPr>
-        <w:t>: remove todos os espaços em branco da esquerda(</w:t>
-      </w:r>
-      <w:proofErr w:type="spellStart"/>
-      <w:r>
-        <w:rPr>
-          <w:rFonts w:ascii="Calibri" w:eastAsia="Times New Roman" w:hAnsi="Calibri" w:cs="Calibri"/>
-          <w:color w:val="000000"/>
-          <w:lang w:eastAsia="pt-BR"/>
-        </w:rPr>
-        <w:t>left</w:t>
-      </w:r>
-      <w:proofErr w:type="spellEnd"/>
-      <w:r>
-        <w:rPr>
-          <w:rFonts w:ascii="Calibri" w:eastAsia="Times New Roman" w:hAnsi="Calibri" w:cs="Calibri"/>
-          <w:color w:val="000000"/>
-          <w:lang w:eastAsia="pt-BR"/>
-        </w:rPr>
-        <w:t>)</w:t>
-      </w:r>
-    </w:p>
-    <w:p>
-      <w:pPr>
-        <w:spacing w:line="240" w:lineRule="auto"/>
-        <w:rPr>
-          <w:rFonts w:ascii="Times New Roman" w:eastAsia="Times New Roman" w:hAnsi="Times New Roman" w:cs="Times New Roman"/>
-          <w:sz w:val="24"/>
-          <w:szCs w:val="24"/>
-          <w:lang w:eastAsia="pt-BR"/>
-        </w:rPr>
-      </w:pPr>
-      <w:proofErr w:type="spellStart"/>
-      <w:r>
-        <w:rPr>
-          <w:rFonts w:ascii="Calibri" w:eastAsia="Times New Roman" w:hAnsi="Calibri" w:cs="Calibri"/>
-          <w:color w:val="000000"/>
-          <w:lang w:eastAsia="pt-BR"/>
-        </w:rPr>
-        <w:t>xxx</w:t>
-      </w:r>
-      <w:r>
-        <w:rPr>
-          <w:rFonts w:ascii="Calibri" w:eastAsia="Times New Roman" w:hAnsi="Calibri" w:cs="Calibri"/>
-          <w:b/>
-          <w:bCs/>
-          <w:color w:val="000000"/>
-          <w:lang w:eastAsia="pt-BR"/>
-        </w:rPr>
-        <w:t>.</w:t>
-      </w:r>
-      <w:proofErr w:type="gramStart"/>
-      <w:r>
-        <w:rPr>
-          <w:rFonts w:ascii="Calibri" w:eastAsia="Times New Roman" w:hAnsi="Calibri" w:cs="Calibri"/>
-          <w:b/>
-          <w:bCs/>
-          <w:color w:val="000000"/>
-          <w:lang w:eastAsia="pt-BR"/>
-        </w:rPr>
-        <w:t>split</w:t>
-      </w:r>
-      <w:proofErr w:type="spellEnd"/>
-      <w:r>
-        <w:rPr>
-          <w:rFonts w:ascii="Calibri" w:eastAsia="Times New Roman" w:hAnsi="Calibri" w:cs="Calibri"/>
-          <w:b/>
-          <w:bCs/>
-          <w:color w:val="000000"/>
-          <w:lang w:eastAsia="pt-BR"/>
-        </w:rPr>
-        <w:t>(</w:t>
-      </w:r>
-      <w:proofErr w:type="gramEnd"/>
-      <w:r>
-        <w:rPr>
-          <w:rFonts w:ascii="Calibri" w:eastAsia="Times New Roman" w:hAnsi="Calibri" w:cs="Calibri"/>
-          <w:b/>
-          <w:bCs/>
-          <w:color w:val="000000"/>
-          <w:lang w:eastAsia="pt-BR"/>
-        </w:rPr>
-        <w:t>)</w:t>
-      </w:r>
-      <w:r>
-        <w:rPr>
-          <w:rFonts w:ascii="Calibri" w:eastAsia="Times New Roman" w:hAnsi="Calibri" w:cs="Calibri"/>
-          <w:color w:val="000000"/>
-          <w:lang w:eastAsia="pt-BR"/>
-        </w:rPr>
-        <w:t>: serve para dividir onde existem os espaços em branco.</w:t>
-      </w:r>
-    </w:p>
-    <w:p>
-      <w:pPr>
-        <w:spacing w:line="240" w:lineRule="auto"/>
-        <w:rPr>
-          <w:rFonts w:ascii="Calibri" w:eastAsia="Times New Roman" w:hAnsi="Calibri" w:cs="Calibri"/>
-          <w:color w:val="000000"/>
-          <w:lang w:eastAsia="pt-BR"/>
-        </w:rPr>
-      </w:pPr>
-      <w:r>
-        <w:rPr>
-          <w:rFonts w:ascii="Calibri" w:eastAsia="Times New Roman" w:hAnsi="Calibri" w:cs="Calibri"/>
-          <w:color w:val="000000"/>
-          <w:lang w:eastAsia="pt-BR"/>
-        </w:rPr>
-        <w:t>‘X</w:t>
-      </w:r>
-      <w:proofErr w:type="gramStart"/>
-      <w:r>
-        <w:rPr>
-          <w:rFonts w:ascii="Calibri" w:eastAsia="Times New Roman" w:hAnsi="Calibri" w:cs="Calibri"/>
-          <w:color w:val="000000"/>
-          <w:lang w:eastAsia="pt-BR"/>
-        </w:rPr>
-        <w:t>’</w:t>
-      </w:r>
-      <w:r>
-        <w:rPr>
-          <w:rFonts w:ascii="Calibri" w:eastAsia="Times New Roman" w:hAnsi="Calibri" w:cs="Calibri"/>
-          <w:b/>
-          <w:bCs/>
-          <w:color w:val="000000"/>
-          <w:lang w:eastAsia="pt-BR"/>
-        </w:rPr>
-        <w:t>.</w:t>
-      </w:r>
-      <w:proofErr w:type="spellStart"/>
-      <w:r>
-        <w:rPr>
-          <w:rFonts w:ascii="Calibri" w:eastAsia="Times New Roman" w:hAnsi="Calibri" w:cs="Calibri"/>
-          <w:b/>
-          <w:bCs/>
-          <w:color w:val="000000"/>
-          <w:lang w:eastAsia="pt-BR"/>
-        </w:rPr>
-        <w:t>join</w:t>
-      </w:r>
-      <w:proofErr w:type="spellEnd"/>
-      <w:proofErr w:type="gramEnd"/>
-      <w:r>
-        <w:rPr>
-          <w:rFonts w:ascii="Calibri" w:eastAsia="Times New Roman" w:hAnsi="Calibri" w:cs="Calibri"/>
-          <w:b/>
-          <w:bCs/>
-          <w:color w:val="000000"/>
-          <w:lang w:eastAsia="pt-BR"/>
-        </w:rPr>
-        <w:t>(</w:t>
-      </w:r>
-      <w:proofErr w:type="spellStart"/>
-      <w:r>
-        <w:rPr>
-          <w:rFonts w:ascii="Calibri" w:eastAsia="Times New Roman" w:hAnsi="Calibri" w:cs="Calibri"/>
-          <w:color w:val="000000"/>
-          <w:lang w:eastAsia="pt-BR"/>
-        </w:rPr>
-        <w:t>xxx</w:t>
-      </w:r>
-      <w:proofErr w:type="spellEnd"/>
-      <w:r>
-        <w:rPr>
-          <w:rFonts w:ascii="Calibri" w:eastAsia="Times New Roman" w:hAnsi="Calibri" w:cs="Calibri"/>
-          <w:b/>
-          <w:bCs/>
-          <w:color w:val="000000"/>
-          <w:lang w:eastAsia="pt-BR"/>
-        </w:rPr>
         <w:t xml:space="preserve">): </w:t>
       </w:r>
       <w:r>
@@ -4499,31 +3979,14 @@
           <w:color w:val="000000"/>
           <w:lang w:eastAsia="pt-BR"/>
         </w:rPr>
-        <w:t xml:space="preserve">e ^5 quer dizer </w:t>
-      </w:r>
-      <w:proofErr w:type="gramStart"/>
-      <w:r>
-        <w:rPr>
-          <w:rFonts w:ascii="Calibri" w:eastAsia="Times New Roman" w:hAnsi="Calibri" w:cs="Calibri"/>
-          <w:color w:val="000000"/>
-          <w:lang w:eastAsia="pt-BR"/>
-        </w:rPr>
-        <w:t xml:space="preserve">para </w:t>
+        <w:t xml:space="preserve">e ^5 quer dizer para </w:t>
       </w:r>
       <w:r>
         <w:rPr>
           <w:rFonts w:ascii="Calibri" w:hAnsi="Calibri" w:cs="Calibri"/>
           <w:color w:val="000000"/>
         </w:rPr>
-        <w:t>:</w:t>
-      </w:r>
-      <w:proofErr w:type="gramEnd"/>
-      <w:r>
-        <w:rPr>
-          <w:rFonts w:ascii="Calibri" w:hAnsi="Calibri" w:cs="Calibri"/>
-          <w:color w:val="000000"/>
-        </w:rPr>
-        <w:t xml:space="preserve"> ^5 → instrução de formatação:</w:t>
+        <w:t>: ^5 → instrução de formatação:</w:t>
       </w:r>
     </w:p>
     <w:p>
@@ -4579,7 +4042,6 @@
           <w:lang w:eastAsia="pt-BR"/>
         </w:rPr>
       </w:pPr>
-      <w:proofErr w:type="gramStart"/>
       <w:r>
         <w:rPr>
           <w:rFonts w:ascii="Calibri" w:eastAsia="Times New Roman" w:hAnsi="Calibri" w:cs="Calibri"/>
@@ -4588,18 +4050,16 @@
         </w:rPr>
         <w:t>[  1  ]</w:t>
       </w:r>
-      <w:proofErr w:type="gramEnd"/>
-    </w:p>
-    <w:p>
-      <w:pPr>
-        <w:spacing w:line="240" w:lineRule="auto"/>
-        <w:rPr>
-          <w:rFonts w:ascii="Calibri" w:eastAsia="Times New Roman" w:hAnsi="Calibri" w:cs="Calibri"/>
-          <w:color w:val="000000"/>
-          <w:lang w:eastAsia="pt-BR"/>
-        </w:rPr>
-      </w:pPr>
-      <w:proofErr w:type="gramStart"/>
+    </w:p>
+    <w:p>
+      <w:pPr>
+        <w:spacing w:line="240" w:lineRule="auto"/>
+        <w:rPr>
+          <w:rFonts w:ascii="Calibri" w:eastAsia="Times New Roman" w:hAnsi="Calibri" w:cs="Calibri"/>
+          <w:color w:val="000000"/>
+          <w:lang w:eastAsia="pt-BR"/>
+        </w:rPr>
+      </w:pPr>
       <w:r>
         <w:rPr>
           <w:rFonts w:ascii="Calibri" w:eastAsia="Times New Roman" w:hAnsi="Calibri" w:cs="Calibri"/>
@@ -4608,34 +4068,23 @@
         </w:rPr>
         <w:t>[ 22  ]</w:t>
       </w:r>
-      <w:proofErr w:type="gramEnd"/>
-    </w:p>
-    <w:p>
-      <w:pPr>
-        <w:spacing w:line="240" w:lineRule="auto"/>
-        <w:rPr>
-          <w:rFonts w:ascii="Calibri" w:eastAsia="Times New Roman" w:hAnsi="Calibri" w:cs="Calibri"/>
-          <w:color w:val="000000"/>
-          <w:lang w:eastAsia="pt-BR"/>
-        </w:rPr>
-      </w:pPr>
-      <w:proofErr w:type="gramStart"/>
-      <w:r>
-        <w:rPr>
-          <w:rFonts w:ascii="Calibri" w:eastAsia="Times New Roman" w:hAnsi="Calibri" w:cs="Calibri"/>
-          <w:color w:val="000000"/>
-          <w:lang w:eastAsia="pt-BR"/>
-        </w:rPr>
-        <w:t>[ 333</w:t>
-      </w:r>
-      <w:proofErr w:type="gramEnd"/>
-      <w:r>
-        <w:rPr>
-          <w:rFonts w:ascii="Calibri" w:eastAsia="Times New Roman" w:hAnsi="Calibri" w:cs="Calibri"/>
-          <w:color w:val="000000"/>
-          <w:lang w:eastAsia="pt-BR"/>
-        </w:rPr>
-        <w:t xml:space="preserve"> ]</w:t>
+    </w:p>
+    <w:p>
+      <w:pPr>
+        <w:spacing w:line="240" w:lineRule="auto"/>
+        <w:rPr>
+          <w:rFonts w:ascii="Calibri" w:eastAsia="Times New Roman" w:hAnsi="Calibri" w:cs="Calibri"/>
+          <w:color w:val="000000"/>
+          <w:lang w:eastAsia="pt-BR"/>
+        </w:rPr>
+      </w:pPr>
+      <w:r>
+        <w:rPr>
+          <w:rFonts w:ascii="Calibri" w:eastAsia="Times New Roman" w:hAnsi="Calibri" w:cs="Calibri"/>
+          <w:color w:val="000000"/>
+          <w:lang w:eastAsia="pt-BR"/>
+        </w:rPr>
+        <w:t>[ 333 ]</w:t>
       </w:r>
     </w:p>
     <w:p>
@@ -4717,7 +4166,6 @@
         </w:rPr>
       </w:pPr>
       <w:proofErr w:type="spellStart"/>
-      <w:proofErr w:type="gramStart"/>
       <w:r>
         <w:rPr>
           <w:rFonts w:ascii="Calibri" w:eastAsia="Times New Roman" w:hAnsi="Calibri" w:cs="Calibri"/>
@@ -4745,18 +4193,7 @@
           <w:color w:val="000000"/>
           <w:lang w:eastAsia="pt-BR"/>
         </w:rPr>
-        <w:t>(</w:t>
-      </w:r>
-      <w:proofErr w:type="gramEnd"/>
-      <w:r>
-        <w:rPr>
-          <w:rFonts w:ascii="Calibri" w:eastAsia="Times New Roman" w:hAnsi="Calibri" w:cs="Calibri"/>
-          <w:b/>
-          <w:bCs/>
-          <w:color w:val="000000"/>
-          <w:lang w:eastAsia="pt-BR"/>
-        </w:rPr>
-        <w:t>):</w:t>
+        <w:t>():</w:t>
       </w:r>
     </w:p>
     <w:p>
@@ -5193,25 +4630,7 @@
           <w:color w:val="000000"/>
           <w:lang w:eastAsia="pt-BR"/>
         </w:rPr>
-        <w:t xml:space="preserve">for c in </w:t>
-      </w:r>
-      <w:proofErr w:type="gramStart"/>
-      <w:r>
-        <w:rPr>
-          <w:rFonts w:ascii="Calibri" w:eastAsia="Times New Roman" w:hAnsi="Calibri" w:cs="Calibri"/>
-          <w:color w:val="000000"/>
-          <w:lang w:eastAsia="pt-BR"/>
-        </w:rPr>
-        <w:t>range(</w:t>
-      </w:r>
-      <w:proofErr w:type="gramEnd"/>
-      <w:r>
-        <w:rPr>
-          <w:rFonts w:ascii="Calibri" w:eastAsia="Times New Roman" w:hAnsi="Calibri" w:cs="Calibri"/>
-          <w:color w:val="000000"/>
-          <w:lang w:eastAsia="pt-BR"/>
-        </w:rPr>
-        <w:t>0,3): </w:t>
+        <w:t>for c in range(0,3): </w:t>
       </w:r>
     </w:p>
     <w:p>
@@ -5288,25 +4707,7 @@
           <w:color w:val="000000"/>
           <w:lang w:eastAsia="pt-BR"/>
         </w:rPr>
-        <w:t>Na contagem regressiva você coloca -</w:t>
-      </w:r>
-      <w:proofErr w:type="gramStart"/>
-      <w:r>
-        <w:rPr>
-          <w:rFonts w:ascii="Calibri" w:eastAsia="Times New Roman" w:hAnsi="Calibri" w:cs="Calibri"/>
-          <w:color w:val="000000"/>
-          <w:lang w:eastAsia="pt-BR"/>
-        </w:rPr>
-        <w:t>1  no</w:t>
-      </w:r>
-      <w:proofErr w:type="gramEnd"/>
-      <w:r>
-        <w:rPr>
-          <w:rFonts w:ascii="Calibri" w:eastAsia="Times New Roman" w:hAnsi="Calibri" w:cs="Calibri"/>
-          <w:color w:val="000000"/>
-          <w:lang w:eastAsia="pt-BR"/>
-        </w:rPr>
-        <w:t xml:space="preserve"> final</w:t>
+        <w:t>Na contagem regressiva você coloca -1  no final</w:t>
       </w:r>
     </w:p>
     <w:p>
@@ -5354,25 +4755,7 @@
           <w:color w:val="000000"/>
           <w:lang w:eastAsia="pt-BR"/>
         </w:rPr>
-        <w:t xml:space="preserve">for c in </w:t>
-      </w:r>
-      <w:proofErr w:type="gramStart"/>
-      <w:r>
-        <w:rPr>
-          <w:rFonts w:ascii="Calibri" w:eastAsia="Times New Roman" w:hAnsi="Calibri" w:cs="Calibri"/>
-          <w:color w:val="000000"/>
-          <w:lang w:eastAsia="pt-BR"/>
-        </w:rPr>
-        <w:t>range(</w:t>
-      </w:r>
-      <w:proofErr w:type="gramEnd"/>
-      <w:r>
-        <w:rPr>
-          <w:rFonts w:ascii="Calibri" w:eastAsia="Times New Roman" w:hAnsi="Calibri" w:cs="Calibri"/>
-          <w:color w:val="000000"/>
-          <w:lang w:eastAsia="pt-BR"/>
-        </w:rPr>
-        <w:t>0, 10, -1)</w:t>
+        <w:t>for c in range(0, 10, -1)</w:t>
       </w:r>
     </w:p>
     <w:p>
@@ -5489,7 +4872,6 @@
         <w:t xml:space="preserve">for c in </w:t>
       </w:r>
       <w:proofErr w:type="spellStart"/>
-      <w:proofErr w:type="gramStart"/>
       <w:r>
         <w:rPr>
           <w:rFonts w:ascii="Calibri" w:eastAsia="Times New Roman" w:hAnsi="Calibri" w:cs="Calibri"/>
@@ -5505,16 +4887,7 @@
           <w:color w:val="000000"/>
           <w:lang w:eastAsia="pt-BR"/>
         </w:rPr>
-        <w:t>(</w:t>
-      </w:r>
-      <w:proofErr w:type="gramEnd"/>
-      <w:r>
-        <w:rPr>
-          <w:rFonts w:ascii="Calibri" w:eastAsia="Times New Roman" w:hAnsi="Calibri" w:cs="Calibri"/>
-          <w:color w:val="000000"/>
-          <w:lang w:eastAsia="pt-BR"/>
-        </w:rPr>
-        <w:t>1, 10, 2)</w:t>
+        <w:t>(1, 10, 2)</w:t>
       </w:r>
     </w:p>
     <w:p>
@@ -5650,23 +5023,13 @@
           <w:lang w:eastAsia="pt-BR"/>
         </w:rPr>
       </w:pPr>
-      <w:proofErr w:type="gramStart"/>
-      <w:r>
-        <w:rPr>
-          <w:rFonts w:ascii="Calibri" w:eastAsia="Times New Roman" w:hAnsi="Calibri" w:cs="Calibri"/>
-          <w:color w:val="000000"/>
-          <w:lang w:eastAsia="pt-BR"/>
-        </w:rPr>
-        <w:t>condição( teste</w:t>
-      </w:r>
-      <w:proofErr w:type="gramEnd"/>
-      <w:r>
-        <w:rPr>
-          <w:rFonts w:ascii="Calibri" w:eastAsia="Times New Roman" w:hAnsi="Calibri" w:cs="Calibri"/>
-          <w:color w:val="000000"/>
-          <w:lang w:eastAsia="pt-BR"/>
-        </w:rPr>
-        <w:t xml:space="preserve"> logico)</w:t>
+      <w:r>
+        <w:rPr>
+          <w:rFonts w:ascii="Calibri" w:eastAsia="Times New Roman" w:hAnsi="Calibri" w:cs="Calibri"/>
+          <w:color w:val="000000"/>
+          <w:lang w:eastAsia="pt-BR"/>
+        </w:rPr>
+        <w:t>condição( teste logico)</w:t>
       </w:r>
     </w:p>
     <w:p>
@@ -5834,23 +5197,13 @@
           <w:lang w:eastAsia="pt-BR"/>
         </w:rPr>
       </w:pPr>
-      <w:proofErr w:type="gramStart"/>
-      <w:r>
-        <w:rPr>
-          <w:rFonts w:ascii="Calibri" w:eastAsia="Times New Roman" w:hAnsi="Calibri" w:cs="Calibri"/>
-          <w:color w:val="000000"/>
-          <w:lang w:eastAsia="pt-BR"/>
-        </w:rPr>
-        <w:t>print(</w:t>
-      </w:r>
-      <w:proofErr w:type="gramEnd"/>
-      <w:r>
-        <w:rPr>
-          <w:rFonts w:ascii="Calibri" w:eastAsia="Times New Roman" w:hAnsi="Calibri" w:cs="Calibri"/>
-          <w:color w:val="000000"/>
-          <w:lang w:eastAsia="pt-BR"/>
-        </w:rPr>
-        <w:t>"Fim do Loop")</w:t>
+      <w:r>
+        <w:rPr>
+          <w:rFonts w:ascii="Calibri" w:eastAsia="Times New Roman" w:hAnsi="Calibri" w:cs="Calibri"/>
+          <w:color w:val="000000"/>
+          <w:lang w:eastAsia="pt-BR"/>
+        </w:rPr>
+        <w:t>print("Fim do Loop")</w:t>
       </w:r>
     </w:p>
     <w:p>
@@ -6053,23 +5406,13 @@
           <w:lang w:eastAsia="pt-BR"/>
         </w:rPr>
       </w:pPr>
-      <w:proofErr w:type="gramStart"/>
-      <w:r>
-        <w:rPr>
-          <w:rFonts w:ascii="Calibri" w:eastAsia="Times New Roman" w:hAnsi="Calibri" w:cs="Calibri"/>
-          <w:color w:val="000000"/>
-          <w:lang w:eastAsia="pt-BR"/>
-        </w:rPr>
-        <w:t>print(</w:t>
-      </w:r>
-      <w:proofErr w:type="gramEnd"/>
-      <w:r>
-        <w:rPr>
-          <w:rFonts w:ascii="Calibri" w:eastAsia="Times New Roman" w:hAnsi="Calibri" w:cs="Calibri"/>
-          <w:color w:val="000000"/>
-          <w:lang w:eastAsia="pt-BR"/>
-        </w:rPr>
-        <w:t>"Fim do Loop")</w:t>
+      <w:r>
+        <w:rPr>
+          <w:rFonts w:ascii="Calibri" w:eastAsia="Times New Roman" w:hAnsi="Calibri" w:cs="Calibri"/>
+          <w:color w:val="000000"/>
+          <w:lang w:eastAsia="pt-BR"/>
+        </w:rPr>
+        <w:t>print("Fim do Loop")</w:t>
       </w:r>
     </w:p>
     <w:p>
@@ -6107,43 +5450,7 @@
           <w:color w:val="000000"/>
           <w:lang w:eastAsia="pt-BR"/>
         </w:rPr>
-        <w:t xml:space="preserve">Tuplas: as tuplas são </w:t>
-      </w:r>
-      <w:proofErr w:type="gramStart"/>
-      <w:r>
-        <w:rPr>
-          <w:rFonts w:ascii="Calibri" w:eastAsia="Times New Roman" w:hAnsi="Calibri" w:cs="Calibri"/>
-          <w:color w:val="000000"/>
-          <w:lang w:eastAsia="pt-BR"/>
-        </w:rPr>
-        <w:t>imutáveis  ou</w:t>
-      </w:r>
-      <w:proofErr w:type="gramEnd"/>
-      <w:r>
-        <w:rPr>
-          <w:rFonts w:ascii="Calibri" w:eastAsia="Times New Roman" w:hAnsi="Calibri" w:cs="Calibri"/>
-          <w:color w:val="000000"/>
-          <w:lang w:eastAsia="pt-BR"/>
-        </w:rPr>
-        <w:t xml:space="preserve"> seja, não pode ser mudada de jeito nenhum se é declarada ela fica armazenada </w:t>
-      </w:r>
-      <w:proofErr w:type="gramStart"/>
-      <w:r>
-        <w:rPr>
-          <w:rFonts w:ascii="Calibri" w:eastAsia="Times New Roman" w:hAnsi="Calibri" w:cs="Calibri"/>
-          <w:color w:val="000000"/>
-          <w:lang w:eastAsia="pt-BR"/>
-        </w:rPr>
-        <w:t>pra</w:t>
-      </w:r>
-      <w:proofErr w:type="gramEnd"/>
-      <w:r>
-        <w:rPr>
-          <w:rFonts w:ascii="Calibri" w:eastAsia="Times New Roman" w:hAnsi="Calibri" w:cs="Calibri"/>
-          <w:color w:val="000000"/>
-          <w:lang w:eastAsia="pt-BR"/>
-        </w:rPr>
-        <w:t xml:space="preserve"> sempre </w:t>
+        <w:t>Tuplas: as tuplas são imutáveis  ou seja, não pode ser mudada de jeito nenhum se é declarada ela fica armazenada pra sempre </w:t>
       </w:r>
     </w:p>
     <w:p>
@@ -6181,53 +5488,26 @@
           <w:color w:val="000000"/>
           <w:lang w:eastAsia="pt-BR"/>
         </w:rPr>
-        <w:t xml:space="preserve">A tupla pode ser </w:t>
-      </w:r>
-      <w:proofErr w:type="gramStart"/>
-      <w:r>
-        <w:rPr>
-          <w:rFonts w:ascii="Calibri" w:eastAsia="Times New Roman" w:hAnsi="Calibri" w:cs="Calibri"/>
-          <w:color w:val="000000"/>
-          <w:lang w:eastAsia="pt-BR"/>
-        </w:rPr>
-        <w:t>apagada</w:t>
-      </w:r>
-      <w:proofErr w:type="gramEnd"/>
-      <w:r>
-        <w:rPr>
-          <w:rFonts w:ascii="Calibri" w:eastAsia="Times New Roman" w:hAnsi="Calibri" w:cs="Calibri"/>
-          <w:color w:val="000000"/>
-          <w:lang w:eastAsia="pt-BR"/>
-        </w:rPr>
-        <w:t xml:space="preserve"> mas não mudada</w:t>
-      </w:r>
-    </w:p>
-    <w:p>
-      <w:pPr>
-        <w:spacing w:line="240" w:lineRule="auto"/>
-        <w:rPr>
-          <w:rFonts w:ascii="Times New Roman" w:eastAsia="Times New Roman" w:hAnsi="Times New Roman" w:cs="Times New Roman"/>
-          <w:sz w:val="24"/>
-          <w:szCs w:val="24"/>
-          <w:lang w:eastAsia="pt-BR"/>
-        </w:rPr>
-      </w:pPr>
-      <w:r>
-        <w:rPr>
-          <w:rFonts w:ascii="Calibri" w:eastAsia="Times New Roman" w:hAnsi="Calibri" w:cs="Calibri"/>
-          <w:color w:val="000000"/>
-          <w:lang w:eastAsia="pt-BR"/>
-        </w:rPr>
-        <w:t xml:space="preserve">Para apagar algo basta </w:t>
-      </w:r>
-      <w:proofErr w:type="gramStart"/>
-      <w:r>
-        <w:rPr>
-          <w:rFonts w:ascii="Calibri" w:eastAsia="Times New Roman" w:hAnsi="Calibri" w:cs="Calibri"/>
-          <w:color w:val="000000"/>
-          <w:lang w:eastAsia="pt-BR"/>
-        </w:rPr>
-        <w:t xml:space="preserve">colocar  </w:t>
+        <w:t>A tupla pode ser apagada mas não mudada</w:t>
+      </w:r>
+    </w:p>
+    <w:p>
+      <w:pPr>
+        <w:spacing w:line="240" w:lineRule="auto"/>
+        <w:rPr>
+          <w:rFonts w:ascii="Times New Roman" w:eastAsia="Times New Roman" w:hAnsi="Times New Roman" w:cs="Times New Roman"/>
+          <w:sz w:val="24"/>
+          <w:szCs w:val="24"/>
+          <w:lang w:eastAsia="pt-BR"/>
+        </w:rPr>
+      </w:pPr>
+      <w:r>
+        <w:rPr>
+          <w:rFonts w:ascii="Calibri" w:eastAsia="Times New Roman" w:hAnsi="Calibri" w:cs="Calibri"/>
+          <w:color w:val="000000"/>
+          <w:lang w:eastAsia="pt-BR"/>
+        </w:rPr>
+        <w:t xml:space="preserve">Para apagar algo basta colocar  </w:t>
       </w:r>
       <w:proofErr w:type="spellStart"/>
       <w:r>
@@ -6239,7 +5519,6 @@
         <w:t>del</w:t>
       </w:r>
       <w:proofErr w:type="spellEnd"/>
-      <w:proofErr w:type="gramEnd"/>
       <w:r>
         <w:rPr>
           <w:rFonts w:ascii="Calibri" w:eastAsia="Times New Roman" w:hAnsi="Calibri" w:cs="Calibri"/>
@@ -6309,20 +5588,8 @@
           <w:lang w:eastAsia="pt-BR"/>
         </w:rPr>
         <w:lastRenderedPageBreak/>
-        <w:t xml:space="preserve">Variáveis compostas podem armazenar </w:t>
-      </w:r>
-      <w:proofErr w:type="gramStart"/>
-      <w:r>
-        <w:rPr>
-          <w:rFonts w:ascii="Calibri" w:eastAsia="Times New Roman" w:hAnsi="Calibri" w:cs="Calibri"/>
-          <w:color w:val="000000"/>
-          <w:sz w:val="28"/>
-          <w:szCs w:val="28"/>
-          <w:lang w:eastAsia="pt-BR"/>
-        </w:rPr>
-        <w:t>varias</w:t>
-      </w:r>
-      <w:proofErr w:type="gramEnd"/>
+        <w:t>Variáveis compostas podem armazenar varias</w:t>
+      </w:r>
     </w:p>
     <w:p>
       <w:pPr>
@@ -6402,7 +5669,7 @@
                     <pic:cNvPicPr/>
                   </pic:nvPicPr>
                   <pic:blipFill>
-                    <a:blip r:embed="rId5"/>
+                    <a:blip r:embed="rId7"/>
                     <a:stretch>
                       <a:fillRect/>
                     </a:stretch>
@@ -6441,29 +5708,7 @@
           <w:szCs w:val="24"/>
           <w:lang w:eastAsia="pt-BR"/>
         </w:rPr>
-        <w:t xml:space="preserve">Pode mandar printar algo em </w:t>
-      </w:r>
-      <w:proofErr w:type="gramStart"/>
-      <w:r>
-        <w:rPr>
-          <w:rFonts w:ascii="Calibri" w:eastAsia="Times New Roman" w:hAnsi="Calibri" w:cs="Calibri"/>
-          <w:color w:val="000000"/>
-          <w:sz w:val="24"/>
-          <w:szCs w:val="24"/>
-          <w:lang w:eastAsia="pt-BR"/>
-        </w:rPr>
-        <w:t>especifico</w:t>
-      </w:r>
-      <w:proofErr w:type="gramEnd"/>
-      <w:r>
-        <w:rPr>
-          <w:rFonts w:ascii="Calibri" w:eastAsia="Times New Roman" w:hAnsi="Calibri" w:cs="Calibri"/>
-          <w:color w:val="000000"/>
-          <w:sz w:val="24"/>
-          <w:szCs w:val="24"/>
-          <w:lang w:eastAsia="pt-BR"/>
-        </w:rPr>
-        <w:t xml:space="preserve"> em uma tupla, utilizando comandos de texto</w:t>
+        <w:t>Pode mandar printar algo em especifico em uma tupla, utilizando comandos de texto</w:t>
       </w:r>
     </w:p>
     <w:p>
@@ -6641,25 +5886,7 @@
           <w:color w:val="000000"/>
           <w:lang w:eastAsia="pt-BR"/>
         </w:rPr>
-        <w:t xml:space="preserve">Para fazer listas basta colocar eles entre colchetes </w:t>
-      </w:r>
-      <w:proofErr w:type="gramStart"/>
-      <w:r>
-        <w:rPr>
-          <w:rFonts w:ascii="Calibri" w:eastAsia="Times New Roman" w:hAnsi="Calibri" w:cs="Calibri"/>
-          <w:color w:val="000000"/>
-          <w:lang w:eastAsia="pt-BR"/>
-        </w:rPr>
-        <w:t>[ ].elas</w:t>
-      </w:r>
-      <w:proofErr w:type="gramEnd"/>
-      <w:r>
-        <w:rPr>
-          <w:rFonts w:ascii="Calibri" w:eastAsia="Times New Roman" w:hAnsi="Calibri" w:cs="Calibri"/>
-          <w:color w:val="000000"/>
-          <w:lang w:eastAsia="pt-BR"/>
-        </w:rPr>
-        <w:t xml:space="preserve"> podem ser modificadas.</w:t>
+        <w:t>Para fazer listas basta colocar eles entre colchetes [ ].elas podem ser modificadas.</w:t>
       </w:r>
     </w:p>
     <w:p>
@@ -6794,7 +6021,6 @@
         </w:rPr>
       </w:pPr>
       <w:proofErr w:type="spellStart"/>
-      <w:proofErr w:type="gramStart"/>
       <w:r>
         <w:rPr>
           <w:rFonts w:ascii="Calibri" w:eastAsia="Times New Roman" w:hAnsi="Calibri" w:cs="Calibri"/>
@@ -6804,7 +6030,6 @@
         <w:t>lanche.append</w:t>
       </w:r>
       <w:proofErr w:type="spellEnd"/>
-      <w:proofErr w:type="gramEnd"/>
       <w:r>
         <w:rPr>
           <w:rFonts w:ascii="Calibri" w:eastAsia="Times New Roman" w:hAnsi="Calibri" w:cs="Calibri"/>
@@ -6894,7 +6119,6 @@
         </w:rPr>
       </w:pPr>
       <w:proofErr w:type="spellStart"/>
-      <w:proofErr w:type="gramStart"/>
       <w:r>
         <w:rPr>
           <w:rFonts w:ascii="Calibri" w:eastAsia="Times New Roman" w:hAnsi="Calibri" w:cs="Calibri"/>
@@ -6904,32 +6128,13 @@
         <w:t>lanche.insert</w:t>
       </w:r>
       <w:proofErr w:type="spellEnd"/>
-      <w:proofErr w:type="gramEnd"/>
-      <w:r>
-        <w:rPr>
-          <w:rFonts w:ascii="Calibri" w:eastAsia="Times New Roman" w:hAnsi="Calibri" w:cs="Calibri"/>
-          <w:color w:val="000000"/>
-          <w:lang w:eastAsia="pt-BR"/>
-        </w:rPr>
-        <w:t>(</w:t>
-      </w:r>
-      <w:proofErr w:type="gramStart"/>
-      <w:r>
-        <w:rPr>
-          <w:rFonts w:ascii="Calibri" w:eastAsia="Times New Roman" w:hAnsi="Calibri" w:cs="Calibri"/>
-          <w:color w:val="000000"/>
-          <w:lang w:eastAsia="pt-BR"/>
-        </w:rPr>
-        <w:t>0,cachorro</w:t>
-      </w:r>
-      <w:proofErr w:type="gramEnd"/>
-      <w:r>
-        <w:rPr>
-          <w:rFonts w:ascii="Calibri" w:eastAsia="Times New Roman" w:hAnsi="Calibri" w:cs="Calibri"/>
-          <w:color w:val="000000"/>
-          <w:lang w:eastAsia="pt-BR"/>
-        </w:rPr>
-        <w:t xml:space="preserve"> quente)</w:t>
+      <w:r>
+        <w:rPr>
+          <w:rFonts w:ascii="Calibri" w:eastAsia="Times New Roman" w:hAnsi="Calibri" w:cs="Calibri"/>
+          <w:color w:val="000000"/>
+          <w:lang w:eastAsia="pt-BR"/>
+        </w:rPr>
+        <w:t>(0,cachorro quente)</w:t>
       </w:r>
     </w:p>
     <w:p>
@@ -6985,79 +6190,7 @@
           <w:color w:val="000000"/>
           <w:lang w:eastAsia="pt-BR"/>
         </w:rPr>
-        <w:t xml:space="preserve"> ou </w:t>
-      </w:r>
-      <w:proofErr w:type="gramStart"/>
-      <w:r>
-        <w:rPr>
-          <w:rFonts w:ascii="Calibri" w:eastAsia="Times New Roman" w:hAnsi="Calibri" w:cs="Calibri"/>
-          <w:color w:val="000000"/>
-          <w:lang w:eastAsia="pt-BR"/>
-        </w:rPr>
-        <w:t>pop(</w:t>
-      </w:r>
-      <w:proofErr w:type="gramEnd"/>
-      <w:r>
-        <w:rPr>
-          <w:rFonts w:ascii="Calibri" w:eastAsia="Times New Roman" w:hAnsi="Calibri" w:cs="Calibri"/>
-          <w:color w:val="000000"/>
-          <w:lang w:eastAsia="pt-BR"/>
-        </w:rPr>
-        <w:t xml:space="preserve">normalmente ele é utilizado para eliminar o último </w:t>
-      </w:r>
-      <w:proofErr w:type="gramStart"/>
-      <w:r>
-        <w:rPr>
-          <w:rFonts w:ascii="Calibri" w:eastAsia="Times New Roman" w:hAnsi="Calibri" w:cs="Calibri"/>
-          <w:color w:val="000000"/>
-          <w:lang w:eastAsia="pt-BR"/>
-        </w:rPr>
-        <w:t>elemento</w:t>
-      </w:r>
-      <w:proofErr w:type="gramEnd"/>
-      <w:r>
-        <w:rPr>
-          <w:rFonts w:ascii="Calibri" w:eastAsia="Times New Roman" w:hAnsi="Calibri" w:cs="Calibri"/>
-          <w:color w:val="000000"/>
-          <w:lang w:eastAsia="pt-BR"/>
-        </w:rPr>
-        <w:t xml:space="preserve"> mas você pode especificar utilizando o número da posição entre parênteses (</w:t>
-      </w:r>
-      <w:proofErr w:type="gramStart"/>
-      <w:r>
-        <w:rPr>
-          <w:rFonts w:ascii="Calibri" w:eastAsia="Times New Roman" w:hAnsi="Calibri" w:cs="Calibri"/>
-          <w:color w:val="000000"/>
-          <w:lang w:eastAsia="pt-BR"/>
-        </w:rPr>
-        <w:t>) )</w:t>
-      </w:r>
-      <w:proofErr w:type="gramEnd"/>
-      <w:r>
-        <w:rPr>
-          <w:rFonts w:ascii="Calibri" w:eastAsia="Times New Roman" w:hAnsi="Calibri" w:cs="Calibri"/>
-          <w:color w:val="000000"/>
-          <w:lang w:eastAsia="pt-BR"/>
-        </w:rPr>
-        <w:t xml:space="preserve">, </w:t>
-      </w:r>
-      <w:proofErr w:type="gramStart"/>
-      <w:r>
-        <w:rPr>
-          <w:rFonts w:ascii="Calibri" w:eastAsia="Times New Roman" w:hAnsi="Calibri" w:cs="Calibri"/>
-          <w:color w:val="000000"/>
-          <w:lang w:eastAsia="pt-BR"/>
-        </w:rPr>
-        <w:t>ou .remove( você</w:t>
-      </w:r>
-      <w:proofErr w:type="gramEnd"/>
-      <w:r>
-        <w:rPr>
-          <w:rFonts w:ascii="Calibri" w:eastAsia="Times New Roman" w:hAnsi="Calibri" w:cs="Calibri"/>
-          <w:color w:val="000000"/>
-          <w:lang w:eastAsia="pt-BR"/>
-        </w:rPr>
-        <w:t xml:space="preserve"> pode especificar algo que você vai remover da lista)</w:t>
+        <w:t xml:space="preserve"> ou pop(normalmente ele é utilizado para eliminar o último elemento mas você pode especificar utilizando o número da posição entre parênteses () ), ou .remove( você pode especificar algo que você vai remover da lista)</w:t>
       </w:r>
     </w:p>
     <w:p>
@@ -7115,25 +6248,7 @@
           <w:color w:val="000000"/>
           <w:lang w:eastAsia="pt-BR"/>
         </w:rPr>
-        <w:t xml:space="preserve"> </w:t>
-      </w:r>
-      <w:proofErr w:type="gramStart"/>
-      <w:r>
-        <w:rPr>
-          <w:rFonts w:ascii="Calibri" w:eastAsia="Times New Roman" w:hAnsi="Calibri" w:cs="Calibri"/>
-          <w:color w:val="000000"/>
-          <w:lang w:eastAsia="pt-BR"/>
-        </w:rPr>
-        <w:t>lanche[</w:t>
-      </w:r>
-      <w:proofErr w:type="gramEnd"/>
-      <w:r>
-        <w:rPr>
-          <w:rFonts w:ascii="Calibri" w:eastAsia="Times New Roman" w:hAnsi="Calibri" w:cs="Calibri"/>
-          <w:color w:val="000000"/>
-          <w:lang w:eastAsia="pt-BR"/>
-        </w:rPr>
-        <w:t>3]</w:t>
+        <w:t xml:space="preserve"> lanche[3]</w:t>
       </w:r>
     </w:p>
     <w:p>
@@ -7166,7 +6281,6 @@
         </w:rPr>
       </w:pPr>
       <w:proofErr w:type="spellStart"/>
-      <w:proofErr w:type="gramStart"/>
       <w:r>
         <w:rPr>
           <w:rFonts w:ascii="Calibri" w:eastAsia="Times New Roman" w:hAnsi="Calibri" w:cs="Calibri"/>
@@ -7183,16 +6297,7 @@
           <w:color w:val="000000"/>
           <w:lang w:eastAsia="pt-BR"/>
         </w:rPr>
-        <w:t>(</w:t>
-      </w:r>
-      <w:proofErr w:type="gramEnd"/>
-      <w:r>
-        <w:rPr>
-          <w:rFonts w:ascii="Calibri" w:eastAsia="Times New Roman" w:hAnsi="Calibri" w:cs="Calibri"/>
-          <w:color w:val="000000"/>
-          <w:lang w:eastAsia="pt-BR"/>
-        </w:rPr>
-        <w:t xml:space="preserve">3) neste caso se </w:t>
+        <w:t xml:space="preserve">(3) neste caso se </w:t>
       </w:r>
       <w:proofErr w:type="spellStart"/>
       <w:r>
@@ -7231,7 +6336,6 @@
         <w:t xml:space="preserve"> ele vai remover o </w:t>
       </w:r>
       <w:proofErr w:type="spellStart"/>
-      <w:proofErr w:type="gramStart"/>
       <w:r>
         <w:rPr>
           <w:rFonts w:ascii="Calibri" w:eastAsia="Times New Roman" w:hAnsi="Calibri" w:cs="Calibri"/>
@@ -7241,7 +6345,6 @@
         <w:t>ultimo</w:t>
       </w:r>
       <w:proofErr w:type="spellEnd"/>
-      <w:proofErr w:type="gramEnd"/>
       <w:r>
         <w:rPr>
           <w:rFonts w:ascii="Calibri" w:eastAsia="Times New Roman" w:hAnsi="Calibri" w:cs="Calibri"/>
@@ -7281,7 +6384,6 @@
         </w:rPr>
       </w:pPr>
       <w:proofErr w:type="spellStart"/>
-      <w:proofErr w:type="gramStart"/>
       <w:r>
         <w:rPr>
           <w:rFonts w:ascii="Calibri" w:eastAsia="Times New Roman" w:hAnsi="Calibri" w:cs="Calibri"/>
@@ -7291,7 +6393,6 @@
         <w:t>lanche.remove</w:t>
       </w:r>
       <w:proofErr w:type="spellEnd"/>
-      <w:proofErr w:type="gramEnd"/>
       <w:r>
         <w:rPr>
           <w:rFonts w:ascii="Calibri" w:eastAsia="Times New Roman" w:hAnsi="Calibri" w:cs="Calibri"/>
@@ -7523,28 +6624,9 @@
           <w:color w:val="000000"/>
           <w:lang w:eastAsia="pt-BR"/>
         </w:rPr>
-        <w:t>(</w:t>
-      </w:r>
-      <w:proofErr w:type="gramStart"/>
-      <w:r>
-        <w:rPr>
-          <w:rFonts w:ascii="Calibri" w:eastAsia="Times New Roman" w:hAnsi="Calibri" w:cs="Calibri"/>
-          <w:color w:val="000000"/>
-          <w:lang w:eastAsia="pt-BR"/>
-        </w:rPr>
-        <w:t>range(</w:t>
-      </w:r>
-      <w:proofErr w:type="gramEnd"/>
-      <w:r>
-        <w:rPr>
-          <w:rFonts w:ascii="Calibri" w:eastAsia="Times New Roman" w:hAnsi="Calibri" w:cs="Calibri"/>
-          <w:color w:val="000000"/>
-          <w:lang w:eastAsia="pt-BR"/>
-        </w:rPr>
-        <w:t xml:space="preserve">4,11)) ele vai criar uma lista do 4 até o 10 lembrando q o </w:t>
-      </w:r>
-      <w:proofErr w:type="spellStart"/>
-      <w:proofErr w:type="gramStart"/>
+        <w:t xml:space="preserve">(range(4,11)) ele vai criar uma lista do 4 até o 10 lembrando q o </w:t>
+      </w:r>
+      <w:proofErr w:type="spellStart"/>
       <w:r>
         <w:rPr>
           <w:rFonts w:ascii="Calibri" w:eastAsia="Times New Roman" w:hAnsi="Calibri" w:cs="Calibri"/>
@@ -7554,7 +6636,6 @@
         <w:t>ultimo</w:t>
       </w:r>
       <w:proofErr w:type="spellEnd"/>
-      <w:proofErr w:type="gramEnd"/>
       <w:r>
         <w:rPr>
           <w:rFonts w:ascii="Calibri" w:eastAsia="Times New Roman" w:hAnsi="Calibri" w:cs="Calibri"/>
@@ -7583,7 +6664,6 @@
         <w:t>se quiser colocar os elementos em ordem basta usar o nome_da_</w:t>
       </w:r>
       <w:proofErr w:type="spellStart"/>
-      <w:proofErr w:type="gramStart"/>
       <w:r>
         <w:rPr>
           <w:rFonts w:ascii="Calibri" w:eastAsia="Times New Roman" w:hAnsi="Calibri" w:cs="Calibri"/>
@@ -7617,9 +6697,94 @@
           <w:color w:val="000000"/>
           <w:lang w:eastAsia="pt-BR"/>
         </w:rPr>
-        <w:t>(</w:t>
-      </w:r>
-      <w:proofErr w:type="gramEnd"/>
+        <w:t>()</w:t>
+      </w:r>
+    </w:p>
+    <w:p>
+      <w:pPr>
+        <w:spacing w:line="240" w:lineRule="auto"/>
+        <w:rPr>
+          <w:rFonts w:ascii="Times New Roman" w:eastAsia="Times New Roman" w:hAnsi="Times New Roman" w:cs="Times New Roman"/>
+          <w:sz w:val="24"/>
+          <w:szCs w:val="24"/>
+          <w:lang w:eastAsia="pt-BR"/>
+        </w:rPr>
+      </w:pPr>
+      <w:r>
+        <w:rPr>
+          <w:rFonts w:ascii="Calibri" w:eastAsia="Times New Roman" w:hAnsi="Calibri" w:cs="Calibri"/>
+          <w:color w:val="000000"/>
+          <w:lang w:eastAsia="pt-BR"/>
+        </w:rPr>
+        <w:t xml:space="preserve">se quiser em ordem ao </w:t>
+      </w:r>
+      <w:proofErr w:type="spellStart"/>
+      <w:r>
+        <w:rPr>
+          <w:rFonts w:ascii="Calibri" w:eastAsia="Times New Roman" w:hAnsi="Calibri" w:cs="Calibri"/>
+          <w:color w:val="000000"/>
+          <w:lang w:eastAsia="pt-BR"/>
+        </w:rPr>
+        <w:t>contrario</w:t>
+      </w:r>
+      <w:proofErr w:type="spellEnd"/>
+      <w:r>
+        <w:rPr>
+          <w:rFonts w:ascii="Calibri" w:eastAsia="Times New Roman" w:hAnsi="Calibri" w:cs="Calibri"/>
+          <w:color w:val="000000"/>
+          <w:lang w:eastAsia="pt-BR"/>
+        </w:rPr>
+        <w:t>, decrescente basta usar o reverse=</w:t>
+      </w:r>
+      <w:proofErr w:type="spellStart"/>
+      <w:r>
+        <w:rPr>
+          <w:rFonts w:ascii="Calibri" w:eastAsia="Times New Roman" w:hAnsi="Calibri" w:cs="Calibri"/>
+          <w:color w:val="000000"/>
+          <w:lang w:eastAsia="pt-BR"/>
+        </w:rPr>
+        <w:t>True</w:t>
+      </w:r>
+      <w:proofErr w:type="spellEnd"/>
+    </w:p>
+    <w:p>
+      <w:pPr>
+        <w:spacing w:line="240" w:lineRule="auto"/>
+        <w:rPr>
+          <w:rFonts w:ascii="Times New Roman" w:eastAsia="Times New Roman" w:hAnsi="Times New Roman" w:cs="Times New Roman"/>
+          <w:sz w:val="24"/>
+          <w:szCs w:val="24"/>
+          <w:lang w:eastAsia="pt-BR"/>
+        </w:rPr>
+      </w:pPr>
+      <w:proofErr w:type="spellStart"/>
+      <w:r>
+        <w:rPr>
+          <w:rFonts w:ascii="Calibri" w:eastAsia="Times New Roman" w:hAnsi="Calibri" w:cs="Calibri"/>
+          <w:color w:val="000000"/>
+          <w:lang w:eastAsia="pt-BR"/>
+        </w:rPr>
+        <w:t>nome_da_variavel.sort</w:t>
+      </w:r>
+      <w:proofErr w:type="spellEnd"/>
+      <w:r>
+        <w:rPr>
+          <w:rFonts w:ascii="Calibri" w:eastAsia="Times New Roman" w:hAnsi="Calibri" w:cs="Calibri"/>
+          <w:color w:val="000000"/>
+          <w:lang w:eastAsia="pt-BR"/>
+        </w:rPr>
+        <w:t>(reverse=</w:t>
+      </w:r>
+      <w:proofErr w:type="spellStart"/>
+      <w:r>
+        <w:rPr>
+          <w:rFonts w:ascii="Calibri" w:eastAsia="Times New Roman" w:hAnsi="Calibri" w:cs="Calibri"/>
+          <w:color w:val="000000"/>
+          <w:lang w:eastAsia="pt-BR"/>
+        </w:rPr>
+        <w:t>True</w:t>
+      </w:r>
+      <w:proofErr w:type="spellEnd"/>
       <w:r>
         <w:rPr>
           <w:rFonts w:ascii="Calibri" w:eastAsia="Times New Roman" w:hAnsi="Calibri" w:cs="Calibri"/>
@@ -7645,114 +6810,9 @@
           <w:color w:val="000000"/>
           <w:lang w:eastAsia="pt-BR"/>
         </w:rPr>
-        <w:t xml:space="preserve">se quiser em ordem ao </w:t>
-      </w:r>
-      <w:proofErr w:type="spellStart"/>
-      <w:r>
-        <w:rPr>
-          <w:rFonts w:ascii="Calibri" w:eastAsia="Times New Roman" w:hAnsi="Calibri" w:cs="Calibri"/>
-          <w:color w:val="000000"/>
-          <w:lang w:eastAsia="pt-BR"/>
-        </w:rPr>
-        <w:t>contrario</w:t>
-      </w:r>
-      <w:proofErr w:type="spellEnd"/>
-      <w:r>
-        <w:rPr>
-          <w:rFonts w:ascii="Calibri" w:eastAsia="Times New Roman" w:hAnsi="Calibri" w:cs="Calibri"/>
-          <w:color w:val="000000"/>
-          <w:lang w:eastAsia="pt-BR"/>
-        </w:rPr>
-        <w:t>, decrescente basta usar o reverse=</w:t>
-      </w:r>
-      <w:proofErr w:type="spellStart"/>
-      <w:r>
-        <w:rPr>
-          <w:rFonts w:ascii="Calibri" w:eastAsia="Times New Roman" w:hAnsi="Calibri" w:cs="Calibri"/>
-          <w:color w:val="000000"/>
-          <w:lang w:eastAsia="pt-BR"/>
-        </w:rPr>
-        <w:t>True</w:t>
-      </w:r>
-      <w:proofErr w:type="spellEnd"/>
-    </w:p>
-    <w:p>
-      <w:pPr>
-        <w:spacing w:line="240" w:lineRule="auto"/>
-        <w:rPr>
-          <w:rFonts w:ascii="Times New Roman" w:eastAsia="Times New Roman" w:hAnsi="Times New Roman" w:cs="Times New Roman"/>
-          <w:sz w:val="24"/>
-          <w:szCs w:val="24"/>
-          <w:lang w:eastAsia="pt-BR"/>
-        </w:rPr>
-      </w:pPr>
-      <w:proofErr w:type="spellStart"/>
-      <w:r>
-        <w:rPr>
-          <w:rFonts w:ascii="Calibri" w:eastAsia="Times New Roman" w:hAnsi="Calibri" w:cs="Calibri"/>
-          <w:color w:val="000000"/>
-          <w:lang w:eastAsia="pt-BR"/>
-        </w:rPr>
-        <w:t>nome_da_</w:t>
-      </w:r>
-      <w:proofErr w:type="gramStart"/>
-      <w:r>
-        <w:rPr>
-          <w:rFonts w:ascii="Calibri" w:eastAsia="Times New Roman" w:hAnsi="Calibri" w:cs="Calibri"/>
-          <w:color w:val="000000"/>
-          <w:lang w:eastAsia="pt-BR"/>
-        </w:rPr>
-        <w:t>variavel.sort</w:t>
-      </w:r>
-      <w:proofErr w:type="spellEnd"/>
-      <w:proofErr w:type="gramEnd"/>
-      <w:r>
-        <w:rPr>
-          <w:rFonts w:ascii="Calibri" w:eastAsia="Times New Roman" w:hAnsi="Calibri" w:cs="Calibri"/>
-          <w:color w:val="000000"/>
-          <w:lang w:eastAsia="pt-BR"/>
-        </w:rPr>
-        <w:t>(reverse=</w:t>
-      </w:r>
-      <w:proofErr w:type="spellStart"/>
-      <w:r>
-        <w:rPr>
-          <w:rFonts w:ascii="Calibri" w:eastAsia="Times New Roman" w:hAnsi="Calibri" w:cs="Calibri"/>
-          <w:color w:val="000000"/>
-          <w:lang w:eastAsia="pt-BR"/>
-        </w:rPr>
-        <w:t>True</w:t>
-      </w:r>
-      <w:proofErr w:type="spellEnd"/>
-      <w:r>
-        <w:rPr>
-          <w:rFonts w:ascii="Calibri" w:eastAsia="Times New Roman" w:hAnsi="Calibri" w:cs="Calibri"/>
-          <w:color w:val="000000"/>
-          <w:lang w:eastAsia="pt-BR"/>
-        </w:rPr>
-        <w:t>)</w:t>
-      </w:r>
-    </w:p>
-    <w:p>
-      <w:pPr>
-        <w:spacing w:line="240" w:lineRule="auto"/>
-        <w:rPr>
-          <w:rFonts w:ascii="Times New Roman" w:eastAsia="Times New Roman" w:hAnsi="Times New Roman" w:cs="Times New Roman"/>
-          <w:sz w:val="24"/>
-          <w:szCs w:val="24"/>
-          <w:lang w:eastAsia="pt-BR"/>
-        </w:rPr>
-      </w:pPr>
-      <w:r>
-        <w:rPr>
-          <w:rFonts w:ascii="Calibri" w:eastAsia="Times New Roman" w:hAnsi="Calibri" w:cs="Calibri"/>
-          <w:color w:val="000000"/>
-          <w:lang w:eastAsia="pt-BR"/>
-        </w:rPr>
         <w:t xml:space="preserve">para saber o tamanho de uma lista basta usar o </w:t>
       </w:r>
       <w:proofErr w:type="spellStart"/>
-      <w:proofErr w:type="gramStart"/>
       <w:r>
         <w:rPr>
           <w:rFonts w:ascii="Calibri" w:eastAsia="Times New Roman" w:hAnsi="Calibri" w:cs="Calibri"/>
@@ -7768,16 +6828,7 @@
           <w:color w:val="000000"/>
           <w:lang w:eastAsia="pt-BR"/>
         </w:rPr>
-        <w:t>(</w:t>
-      </w:r>
-      <w:proofErr w:type="gramEnd"/>
-      <w:r>
-        <w:rPr>
-          <w:rFonts w:ascii="Calibri" w:eastAsia="Times New Roman" w:hAnsi="Calibri" w:cs="Calibri"/>
-          <w:color w:val="000000"/>
-          <w:lang w:eastAsia="pt-BR"/>
-        </w:rPr>
-        <w:t>nome da lista)</w:t>
+        <w:t>(nome da lista)</w:t>
       </w:r>
     </w:p>
     <w:p>
@@ -7818,7 +6869,6 @@
         <w:t xml:space="preserve">nome da variável = </w:t>
       </w:r>
       <w:proofErr w:type="spellStart"/>
-      <w:proofErr w:type="gramStart"/>
       <w:r>
         <w:rPr>
           <w:rFonts w:ascii="Calibri" w:eastAsia="Times New Roman" w:hAnsi="Calibri" w:cs="Calibri"/>
@@ -7834,16 +6884,7 @@
           <w:color w:val="000000"/>
           <w:lang w:eastAsia="pt-BR"/>
         </w:rPr>
-        <w:t>(</w:t>
-      </w:r>
-      <w:proofErr w:type="gramEnd"/>
-      <w:r>
-        <w:rPr>
-          <w:rFonts w:ascii="Calibri" w:eastAsia="Times New Roman" w:hAnsi="Calibri" w:cs="Calibri"/>
-          <w:color w:val="000000"/>
-          <w:lang w:eastAsia="pt-BR"/>
-        </w:rPr>
-        <w:t>nome da lista que vai ser copiada)</w:t>
+        <w:t>(nome da lista que vai ser copiada)</w:t>
       </w:r>
     </w:p>
     <w:p>
@@ -7909,25 +6950,7 @@
           <w:color w:val="000000"/>
           <w:lang w:eastAsia="pt-BR"/>
         </w:rPr>
-        <w:t xml:space="preserve">nome da variável = lista </w:t>
-      </w:r>
-      <w:proofErr w:type="gramStart"/>
-      <w:r>
-        <w:rPr>
-          <w:rFonts w:ascii="Calibri" w:eastAsia="Times New Roman" w:hAnsi="Calibri" w:cs="Calibri"/>
-          <w:color w:val="000000"/>
-          <w:lang w:eastAsia="pt-BR"/>
-        </w:rPr>
-        <w:t>um  +</w:t>
-      </w:r>
-      <w:proofErr w:type="gramEnd"/>
-      <w:r>
-        <w:rPr>
-          <w:rFonts w:ascii="Calibri" w:eastAsia="Times New Roman" w:hAnsi="Calibri" w:cs="Calibri"/>
-          <w:color w:val="000000"/>
-          <w:lang w:eastAsia="pt-BR"/>
-        </w:rPr>
-        <w:t xml:space="preserve"> lista 2</w:t>
+        <w:t>nome da variável = lista um  + lista 2</w:t>
       </w:r>
     </w:p>
     <w:p>
@@ -7964,43 +6987,7 @@
           <w:color w:val="000000"/>
           <w:lang w:eastAsia="pt-BR"/>
         </w:rPr>
-        <w:t xml:space="preserve"> faz uma </w:t>
-      </w:r>
-      <w:proofErr w:type="gramStart"/>
-      <w:r>
-        <w:rPr>
-          <w:rFonts w:ascii="Calibri" w:eastAsia="Times New Roman" w:hAnsi="Calibri" w:cs="Calibri"/>
-          <w:color w:val="000000"/>
-          <w:lang w:eastAsia="pt-BR"/>
-        </w:rPr>
-        <w:t>ligação  entre</w:t>
-      </w:r>
-      <w:proofErr w:type="gramEnd"/>
-      <w:r>
-        <w:rPr>
-          <w:rFonts w:ascii="Calibri" w:eastAsia="Times New Roman" w:hAnsi="Calibri" w:cs="Calibri"/>
-          <w:color w:val="000000"/>
-          <w:lang w:eastAsia="pt-BR"/>
-        </w:rPr>
-        <w:t xml:space="preserve"> listas então se for mudar algo em uma lista ela automaticamente vai ser mudada na outra, para resolver isso basta fazer uma cópia usando </w:t>
-      </w:r>
-      <w:proofErr w:type="gramStart"/>
-      <w:r>
-        <w:rPr>
-          <w:rFonts w:ascii="Calibri" w:eastAsia="Times New Roman" w:hAnsi="Calibri" w:cs="Calibri"/>
-          <w:color w:val="000000"/>
-          <w:lang w:eastAsia="pt-BR"/>
-        </w:rPr>
-        <w:t>o :</w:t>
-      </w:r>
-      <w:proofErr w:type="gramEnd"/>
-      <w:r>
-        <w:rPr>
-          <w:rFonts w:ascii="Calibri" w:eastAsia="Times New Roman" w:hAnsi="Calibri" w:cs="Calibri"/>
-          <w:color w:val="000000"/>
-          <w:lang w:eastAsia="pt-BR"/>
-        </w:rPr>
-        <w:t xml:space="preserve"> fatiamento </w:t>
+        <w:t xml:space="preserve"> faz uma ligação  entre listas então se for mudar algo em uma lista ela automaticamente vai ser mudada na outra, para resolver isso basta fazer uma cópia usando o : fatiamento </w:t>
       </w:r>
       <w:proofErr w:type="spellStart"/>
       <w:r>
@@ -8048,54 +7035,26 @@
           <w:color w:val="000000"/>
           <w:lang w:eastAsia="pt-BR"/>
         </w:rPr>
-        <w:t xml:space="preserve">b = </w:t>
-      </w:r>
-      <w:proofErr w:type="gramStart"/>
-      <w:r>
-        <w:rPr>
-          <w:rFonts w:ascii="Calibri" w:eastAsia="Times New Roman" w:hAnsi="Calibri" w:cs="Calibri"/>
-          <w:color w:val="000000"/>
-          <w:lang w:eastAsia="pt-BR"/>
-        </w:rPr>
-        <w:t>a[ :</w:t>
-      </w:r>
-      <w:proofErr w:type="gramEnd"/>
-      <w:r>
-        <w:rPr>
-          <w:rFonts w:ascii="Calibri" w:eastAsia="Times New Roman" w:hAnsi="Calibri" w:cs="Calibri"/>
-          <w:color w:val="000000"/>
-          <w:lang w:eastAsia="pt-BR"/>
-        </w:rPr>
-        <w:t xml:space="preserve"> ]</w:t>
-      </w:r>
-    </w:p>
-    <w:p>
-      <w:pPr>
-        <w:spacing w:line="240" w:lineRule="auto"/>
-        <w:rPr>
-          <w:rFonts w:ascii="Times New Roman" w:eastAsia="Times New Roman" w:hAnsi="Times New Roman" w:cs="Times New Roman"/>
-          <w:sz w:val="24"/>
-          <w:szCs w:val="24"/>
-          <w:lang w:eastAsia="pt-BR"/>
-        </w:rPr>
-      </w:pPr>
-      <w:proofErr w:type="gramStart"/>
-      <w:r>
-        <w:rPr>
-          <w:rFonts w:ascii="Calibri" w:eastAsia="Times New Roman" w:hAnsi="Calibri" w:cs="Calibri"/>
-          <w:color w:val="000000"/>
-          <w:lang w:eastAsia="pt-BR"/>
-        </w:rPr>
-        <w:t>b[</w:t>
-      </w:r>
-      <w:proofErr w:type="gramEnd"/>
-      <w:r>
-        <w:rPr>
-          <w:rFonts w:ascii="Calibri" w:eastAsia="Times New Roman" w:hAnsi="Calibri" w:cs="Calibri"/>
-          <w:color w:val="000000"/>
-          <w:lang w:eastAsia="pt-BR"/>
-        </w:rPr>
-        <w:t>2] = 8</w:t>
+        <w:t>b = a[ : ]</w:t>
+      </w:r>
+    </w:p>
+    <w:p>
+      <w:pPr>
+        <w:spacing w:line="240" w:lineRule="auto"/>
+        <w:rPr>
+          <w:rFonts w:ascii="Times New Roman" w:eastAsia="Times New Roman" w:hAnsi="Times New Roman" w:cs="Times New Roman"/>
+          <w:sz w:val="24"/>
+          <w:szCs w:val="24"/>
+          <w:lang w:eastAsia="pt-BR"/>
+        </w:rPr>
+      </w:pPr>
+      <w:r>
+        <w:rPr>
+          <w:rFonts w:ascii="Calibri" w:eastAsia="Times New Roman" w:hAnsi="Calibri" w:cs="Calibri"/>
+          <w:color w:val="000000"/>
+          <w:lang w:eastAsia="pt-BR"/>
+        </w:rPr>
+        <w:t>b[2] = 8</w:t>
       </w:r>
     </w:p>
     <w:p>
@@ -8181,18 +7140,8 @@
           <w:lang w:eastAsia="pt-BR"/>
         </w:rPr>
         <w:lastRenderedPageBreak/>
-        <w:t xml:space="preserve">Outro </w:t>
-      </w:r>
-      <w:proofErr w:type="gramStart"/>
-      <w:r>
-        <w:rPr>
-          <w:rFonts w:ascii="Calibri" w:eastAsia="Times New Roman" w:hAnsi="Calibri" w:cs="Calibri"/>
-          <w:color w:val="000000"/>
-          <w:lang w:eastAsia="pt-BR"/>
-        </w:rPr>
-        <w:t>exemplo :</w:t>
-      </w:r>
-      <w:proofErr w:type="gramEnd"/>
+        <w:t>Outro exemplo :</w:t>
+      </w:r>
       <w:r>
         <w:rPr>
           <w:rFonts w:ascii="Calibri" w:eastAsia="Times New Roman" w:hAnsi="Calibri" w:cs="Calibri"/>
@@ -8204,6 +7153,7 @@
       <w:r>
         <w:rPr>
           <w:rFonts w:ascii="Times New Roman" w:eastAsia="Times New Roman" w:hAnsi="Times New Roman" w:cs="Times New Roman"/>
+          <w:noProof/>
           <w:sz w:val="24"/>
           <w:szCs w:val="24"/>
           <w:lang w:eastAsia="pt-BR"/>
@@ -8224,7 +7174,7 @@
                     <pic:cNvPicPr/>
                   </pic:nvPicPr>
                   <pic:blipFill>
-                    <a:blip r:embed="rId6"/>
+                    <a:blip r:embed="rId8"/>
                     <a:stretch>
                       <a:fillRect/>
                     </a:stretch>
@@ -8290,7 +7240,6 @@
         <w:t xml:space="preserve">Dados = </w:t>
       </w:r>
       <w:proofErr w:type="spellStart"/>
-      <w:proofErr w:type="gramStart"/>
       <w:r>
         <w:rPr>
           <w:sz w:val="24"/>
@@ -8304,15 +7253,7 @@
           <w:sz w:val="24"/>
           <w:szCs w:val="24"/>
         </w:rPr>
-        <w:t>(</w:t>
-      </w:r>
-      <w:proofErr w:type="gramEnd"/>
-      <w:r>
-        <w:rPr>
-          <w:sz w:val="24"/>
-          <w:szCs w:val="24"/>
-        </w:rPr>
-        <w:t>)</w:t>
+        <w:t>()</w:t>
       </w:r>
     </w:p>
     <w:p>
@@ -8361,13 +7302,8 @@
       </w:r>
     </w:p>
     <w:p>
-      <w:proofErr w:type="gramStart"/>
-      <w:r>
-        <w:t>Para  colocar</w:t>
-      </w:r>
-      <w:proofErr w:type="gramEnd"/>
-      <w:r>
-        <w:t xml:space="preserve"> mais um basta colocar </w:t>
+      <w:r>
+        <w:t xml:space="preserve">Para  colocar mais um basta colocar </w:t>
       </w:r>
     </w:p>
     <w:p>
@@ -8416,7 +7352,7 @@
                     <pic:cNvPicPr/>
                   </pic:nvPicPr>
                   <pic:blipFill>
-                    <a:blip r:embed="rId7"/>
+                    <a:blip r:embed="rId9"/>
                     <a:stretch>
                       <a:fillRect/>
                     </a:stretch>
@@ -8507,18 +7443,19 @@
         <w:t>Print(</w:t>
       </w:r>
       <w:proofErr w:type="spellStart"/>
-      <w:proofErr w:type="gramStart"/>
       <w:r>
         <w:t>filme.items</w:t>
       </w:r>
       <w:proofErr w:type="spellEnd"/>
-      <w:proofErr w:type="gramEnd"/>
       <w:r>
         <w:t>())</w:t>
       </w:r>
     </w:p>
     <w:p>
       <w:r>
+        <w:rPr>
+          <w:noProof/>
+        </w:rPr>
         <w:drawing>
           <wp:inline distT="0" distB="0" distL="0" distR="0" wp14:anchorId="5E6284E7" wp14:editId="3332DB9A">
             <wp:extent cx="5400040" cy="2414905"/>
@@ -8535,7 +7472,7 @@
                     <pic:cNvPicPr/>
                   </pic:nvPicPr>
                   <pic:blipFill>
-                    <a:blip r:embed="rId8"/>
+                    <a:blip r:embed="rId10"/>
                     <a:stretch>
                       <a:fillRect/>
                     </a:stretch>
@@ -8559,15 +7496,7 @@
     <w:p/>
     <w:p>
       <w:r>
-        <w:t xml:space="preserve">Você também pode adicionar coisas no dicionário </w:t>
-      </w:r>
-      <w:proofErr w:type="gramStart"/>
-      <w:r>
-        <w:t>e também</w:t>
-      </w:r>
-      <w:proofErr w:type="gramEnd"/>
-      <w:r>
-        <w:t xml:space="preserve"> mudar diretamente </w:t>
+        <w:t xml:space="preserve">Você também pode adicionar coisas no dicionário e também mudar diretamente </w:t>
       </w:r>
     </w:p>
     <w:p>
@@ -8591,12 +7520,10 @@
         <w:t xml:space="preserve">for k, v in </w:t>
       </w:r>
       <w:proofErr w:type="spellStart"/>
-      <w:proofErr w:type="gramStart"/>
       <w:r>
         <w:t>pessoas.items</w:t>
       </w:r>
       <w:proofErr w:type="spellEnd"/>
-      <w:proofErr w:type="gramEnd"/>
       <w:r>
         <w:t>():</w:t>
       </w:r>
@@ -8638,23 +7565,7 @@
     <w:p/>
     <w:p>
       <w:r>
-        <w:t xml:space="preserve">para copiar um conteúdo quando envolve dicionários utiliza-se </w:t>
-      </w:r>
-      <w:proofErr w:type="gramStart"/>
-      <w:r>
-        <w:t>o  método</w:t>
-      </w:r>
-      <w:proofErr w:type="gramEnd"/>
-      <w:r>
-        <w:t xml:space="preserve"> </w:t>
-      </w:r>
-      <w:proofErr w:type="gramStart"/>
-      <w:r>
-        <w:t>copy(</w:t>
-      </w:r>
-      <w:proofErr w:type="gramEnd"/>
-      <w:r>
-        <w:t>)</w:t>
+        <w:t>para copiar um conteúdo quando envolve dicionários utiliza-se o  método copy()</w:t>
       </w:r>
     </w:p>
     <w:p>
@@ -8675,20 +7586,23 @@
     <w:p>
       <w:r>
         <w:lastRenderedPageBreak/>
-        <w:t>Função é algo que já esta “</w:t>
-      </w:r>
-      <w:proofErr w:type="spellStart"/>
-      <w:proofErr w:type="gramStart"/>
+        <w:t xml:space="preserve">Função é algo que já </w:t>
+      </w:r>
+      <w:proofErr w:type="spellStart"/>
+      <w:r>
+        <w:t>esta</w:t>
+      </w:r>
+      <w:proofErr w:type="spellEnd"/>
+      <w:r>
+        <w:t xml:space="preserve"> “</w:t>
+      </w:r>
+      <w:proofErr w:type="spellStart"/>
       <w:r>
         <w:t>pré</w:t>
       </w:r>
       <w:proofErr w:type="spellEnd"/>
       <w:r>
-        <w:t xml:space="preserve"> programado</w:t>
-      </w:r>
-      <w:proofErr w:type="gramEnd"/>
-      <w:r>
-        <w:t>” para ser utilizado</w:t>
+        <w:t xml:space="preserve"> programado” para ser utilizado</w:t>
       </w:r>
     </w:p>
     <w:p>
@@ -8698,49 +7612,20 @@
       </w:r>
       <w:proofErr w:type="spellEnd"/>
       <w:r>
-        <w:t xml:space="preserve">: </w:t>
-      </w:r>
-      <w:proofErr w:type="gramStart"/>
-      <w:r>
-        <w:t>print(</w:t>
-      </w:r>
-      <w:proofErr w:type="gramEnd"/>
-      <w:r>
-        <w:t xml:space="preserve">), </w:t>
-      </w:r>
-      <w:proofErr w:type="spellStart"/>
-      <w:proofErr w:type="gramStart"/>
+        <w:t xml:space="preserve">: print(), </w:t>
+      </w:r>
+      <w:proofErr w:type="spellStart"/>
       <w:r>
         <w:t>len</w:t>
       </w:r>
       <w:proofErr w:type="spellEnd"/>
       <w:r>
-        <w:t>(</w:t>
-      </w:r>
-      <w:proofErr w:type="gramEnd"/>
-      <w:r>
-        <w:t xml:space="preserve">), </w:t>
-      </w:r>
-      <w:proofErr w:type="gramStart"/>
-      <w:r>
-        <w:t>input(</w:t>
-      </w:r>
-      <w:proofErr w:type="gramEnd"/>
-      <w:r>
-        <w:t>)</w:t>
-      </w:r>
-    </w:p>
-    <w:p>
-      <w:r>
-        <w:t xml:space="preserve">Normalmente termina com </w:t>
-      </w:r>
-      <w:proofErr w:type="gramStart"/>
-      <w:r>
-        <w:t>Parênteses(</w:t>
-      </w:r>
-      <w:proofErr w:type="gramEnd"/>
-      <w:r>
-        <w:t xml:space="preserve">) </w:t>
+        <w:t>(), input()</w:t>
+      </w:r>
+    </w:p>
+    <w:p>
+      <w:r>
+        <w:t xml:space="preserve">Normalmente termina com Parênteses() </w:t>
       </w:r>
     </w:p>
     <w:p>
@@ -8758,30 +7643,18 @@
         <w:t xml:space="preserve"> </w:t>
       </w:r>
       <w:proofErr w:type="spellStart"/>
-      <w:proofErr w:type="gramStart"/>
       <w:r>
         <w:t>mostraLinha</w:t>
       </w:r>
       <w:proofErr w:type="spellEnd"/>
       <w:r>
-        <w:t>(</w:t>
-      </w:r>
-      <w:proofErr w:type="gramEnd"/>
-      <w:r>
-        <w:t>):</w:t>
+        <w:t>():</w:t>
       </w:r>
     </w:p>
     <w:p>
       <w:r>
         <w:tab/>
-      </w:r>
-      <w:proofErr w:type="gramStart"/>
-      <w:r>
-        <w:t>print(</w:t>
-      </w:r>
-      <w:proofErr w:type="gramEnd"/>
-      <w:r>
-        <w:t>‘------------’)</w:t>
+        <w:t>print(‘------------’)</w:t>
       </w:r>
     </w:p>
     <w:p>
@@ -8791,17 +7664,12 @@
     </w:p>
     <w:p>
       <w:proofErr w:type="spellStart"/>
-      <w:proofErr w:type="gramStart"/>
       <w:r>
         <w:t>mostraLinha</w:t>
       </w:r>
       <w:proofErr w:type="spellEnd"/>
       <w:r>
-        <w:t>(</w:t>
-      </w:r>
-      <w:proofErr w:type="gramEnd"/>
-      <w:r>
-        <w:t>)</w:t>
+        <w:t>()</w:t>
       </w:r>
     </w:p>
     <w:p/>
@@ -8817,6 +7685,9 @@
     </w:p>
     <w:p>
       <w:r>
+        <w:rPr>
+          <w:noProof/>
+        </w:rPr>
         <w:drawing>
           <wp:inline distT="0" distB="0" distL="0" distR="0" wp14:anchorId="27FF0532" wp14:editId="170B8BE4">
             <wp:extent cx="5400040" cy="1924050"/>
@@ -8833,7 +7704,7 @@
                     <pic:cNvPicPr/>
                   </pic:nvPicPr>
                   <pic:blipFill>
-                    <a:blip r:embed="rId9"/>
+                    <a:blip r:embed="rId11"/>
                     <a:stretch>
                       <a:fillRect/>
                     </a:stretch>
@@ -8900,33 +7771,18 @@
     </w:p>
     <w:p/>
     <w:p>
-      <w:proofErr w:type="gramStart"/>
-      <w:r>
-        <w:t>contador(</w:t>
-      </w:r>
-      <w:proofErr w:type="gramEnd"/>
-      <w:r>
-        <w:t>2,1,7)</w:t>
-      </w:r>
-    </w:p>
-    <w:p>
-      <w:proofErr w:type="gramStart"/>
-      <w:r>
-        <w:t>contador(</w:t>
-      </w:r>
-      <w:proofErr w:type="gramEnd"/>
-      <w:r>
-        <w:t>9,7,2)</w:t>
-      </w:r>
-    </w:p>
-    <w:p>
-      <w:proofErr w:type="gramStart"/>
-      <w:r>
-        <w:t>contador(</w:t>
-      </w:r>
-      <w:proofErr w:type="gramEnd"/>
-      <w:r>
-        <w:t>1,5,8)</w:t>
+      <w:r>
+        <w:t>contador(2,1,7)</w:t>
+      </w:r>
+    </w:p>
+    <w:p>
+      <w:r>
+        <w:t>contador(9,7,2)</w:t>
+      </w:r>
+    </w:p>
+    <w:p>
+      <w:r>
+        <w:t>contador(1,5,8)</w:t>
       </w:r>
     </w:p>
     <w:p>
@@ -8957,6 +7813,343 @@
     <w:p>
       <w:r>
         <w:t xml:space="preserve"> E quando for utilizar lista ele também funciona </w:t>
+      </w:r>
+    </w:p>
+    <w:p>
+      <w:proofErr w:type="spellStart"/>
+      <w:r>
+        <w:rPr>
+          <w:b/>
+          <w:bCs/>
+        </w:rPr>
+        <w:lastRenderedPageBreak/>
+        <w:t>Interactive</w:t>
+      </w:r>
+      <w:proofErr w:type="spellEnd"/>
+      <w:r>
+        <w:rPr>
+          <w:b/>
+          <w:bCs/>
+        </w:rPr>
+        <w:t xml:space="preserve"> help</w:t>
+      </w:r>
+      <w:r>
+        <w:t xml:space="preserve"> (Ajuda interativa)</w:t>
+      </w:r>
+    </w:p>
+    <w:p>
+      <w:r>
+        <w:t xml:space="preserve"> Pode utilizar o help()</w:t>
+      </w:r>
+    </w:p>
+    <w:p>
+      <w:r>
+        <w:t>Pode colocar help(print) que ele ira mostrar uma ajuda sobre o print</w:t>
+      </w:r>
+    </w:p>
+    <w:p>
+      <w:pPr>
+        <w:rPr>
+          <w:b/>
+          <w:bCs/>
+        </w:rPr>
+      </w:pPr>
+      <w:proofErr w:type="spellStart"/>
+      <w:r>
+        <w:rPr>
+          <w:b/>
+          <w:bCs/>
+        </w:rPr>
+        <w:t>Docstrings</w:t>
+      </w:r>
+      <w:proofErr w:type="spellEnd"/>
+      <w:r>
+        <w:rPr>
+          <w:b/>
+          <w:bCs/>
+        </w:rPr>
+        <w:t xml:space="preserve"> </w:t>
+      </w:r>
+    </w:p>
+    <w:p>
+      <w:r>
+        <w:t xml:space="preserve">É basicamente uma </w:t>
+      </w:r>
+      <w:proofErr w:type="spellStart"/>
+      <w:r>
+        <w:t>string</w:t>
+      </w:r>
+      <w:proofErr w:type="spellEnd"/>
+      <w:r>
+        <w:t xml:space="preserve"> de documentação, é como se fosse um manual </w:t>
+      </w:r>
+    </w:p>
+    <w:p>
+      <w:r>
+        <w:t xml:space="preserve">Você pode fazer uma </w:t>
+      </w:r>
+      <w:proofErr w:type="spellStart"/>
+      <w:r>
+        <w:t>docstring</w:t>
+      </w:r>
+      <w:proofErr w:type="spellEnd"/>
+      <w:r>
+        <w:t xml:space="preserve"> própria em qualquer função, basta colocar 3 aspas duplas logo depois da </w:t>
+      </w:r>
+      <w:proofErr w:type="spellStart"/>
+      <w:r>
+        <w:t>def</w:t>
+      </w:r>
+      <w:proofErr w:type="spellEnd"/>
+    </w:p>
+    <w:p>
+      <w:proofErr w:type="spellStart"/>
+      <w:r>
+        <w:t>Def</w:t>
+      </w:r>
+      <w:proofErr w:type="spellEnd"/>
+      <w:r>
+        <w:t xml:space="preserve"> contador (</w:t>
+      </w:r>
+      <w:proofErr w:type="spellStart"/>
+      <w:r>
+        <w:t>i,f,p</w:t>
+      </w:r>
+      <w:proofErr w:type="spellEnd"/>
+      <w:r>
+        <w:t>):</w:t>
+      </w:r>
+    </w:p>
+    <w:p>
+      <w:r>
+        <w:t>“””</w:t>
+      </w:r>
+    </w:p>
+    <w:p>
+      <w:r>
+        <w:t>Asuidhq8wydgq8ywd</w:t>
+      </w:r>
+    </w:p>
+    <w:p>
+      <w:r>
+        <w:t>“””</w:t>
+      </w:r>
+    </w:p>
+    <w:p>
+      <w:r>
+        <w:t>E quando der o help(contador)</w:t>
+      </w:r>
+    </w:p>
+    <w:p>
+      <w:r>
+        <w:t xml:space="preserve">Ele aparece o que foi escrito </w:t>
+      </w:r>
+    </w:p>
+    <w:p>
+      <w:pPr>
+        <w:rPr>
+          <w:b/>
+          <w:bCs/>
+        </w:rPr>
+      </w:pPr>
+      <w:r>
+        <w:rPr>
+          <w:b/>
+          <w:bCs/>
+        </w:rPr>
+        <w:t xml:space="preserve">Parâmetros opcionais </w:t>
+      </w:r>
+      <w:r>
+        <w:rPr>
+          <w:b/>
+          <w:bCs/>
+        </w:rPr>
+        <w:t>:</w:t>
+      </w:r>
+    </w:p>
+    <w:p>
+      <w:proofErr w:type="spellStart"/>
+      <w:r>
+        <w:t>Voce</w:t>
+      </w:r>
+      <w:proofErr w:type="spellEnd"/>
+      <w:r>
+        <w:t xml:space="preserve"> pode igualar seu parâmetro a 0, que ele vai funcionar sem precisar receber todos os parâmetros, analise a baixo</w:t>
+      </w:r>
+    </w:p>
+    <w:p>
+      <w:r>
+        <w:drawing>
+          <wp:inline distT="0" distB="0" distL="0" distR="0" wp14:anchorId="2A2B2A58" wp14:editId="598CFA4E">
+            <wp:extent cx="5400040" cy="3982085"/>
+            <wp:effectExtent l="0" t="0" r="0" b="0"/>
+            <wp:docPr id="967598721" name="Imagem 1" descr="Texto&#10;&#10;O conteúdo gerado por IA pode estar incorreto."/>
+            <wp:cNvGraphicFramePr>
+              <a:graphicFrameLocks xmlns:a="http://schemas.openxmlformats.org/drawingml/2006/main" noChangeAspect="1"/>
+            </wp:cNvGraphicFramePr>
+            <a:graphic xmlns:a="http://schemas.openxmlformats.org/drawingml/2006/main">
+              <a:graphicData uri="http://schemas.openxmlformats.org/drawingml/2006/picture">
+                <pic:pic xmlns:pic="http://schemas.openxmlformats.org/drawingml/2006/picture">
+                  <pic:nvPicPr>
+                    <pic:cNvPr id="967598721" name="Imagem 1" descr="Texto&#10;&#10;O conteúdo gerado por IA pode estar incorreto."/>
+                    <pic:cNvPicPr/>
+                  </pic:nvPicPr>
+                  <pic:blipFill>
+                    <a:blip r:embed="rId12"/>
+                    <a:stretch>
+                      <a:fillRect/>
+                    </a:stretch>
+                  </pic:blipFill>
+                  <pic:spPr>
+                    <a:xfrm>
+                      <a:off x="0" y="0"/>
+                      <a:ext cx="5400040" cy="3982085"/>
+                    </a:xfrm>
+                    <a:prstGeom prst="rect">
+                      <a:avLst/>
+                    </a:prstGeom>
+                  </pic:spPr>
+                </pic:pic>
+              </a:graphicData>
+            </a:graphic>
+          </wp:inline>
+        </w:drawing>
+      </w:r>
+    </w:p>
+    <w:p>
+      <w:pPr>
+        <w:rPr>
+          <w:b/>
+          <w:bCs/>
+        </w:rPr>
+      </w:pPr>
+      <w:r>
+        <w:rPr>
+          <w:b/>
+          <w:bCs/>
+        </w:rPr>
+        <w:t xml:space="preserve">Escopo de variáveis </w:t>
+      </w:r>
+      <w:r>
+        <w:rPr>
+          <w:b/>
+          <w:bCs/>
+        </w:rPr>
+        <w:t>:</w:t>
+      </w:r>
+    </w:p>
+    <w:p>
+      <w:r>
+        <w:lastRenderedPageBreak/>
+        <w:drawing>
+          <wp:inline distT="0" distB="0" distL="0" distR="0" wp14:anchorId="6811E1F9" wp14:editId="067790F9">
+            <wp:extent cx="5400040" cy="3072130"/>
+            <wp:effectExtent l="0" t="0" r="0" b="0"/>
+            <wp:docPr id="1364266135" name="Imagem 1" descr="Diagrama&#10;&#10;O conteúdo gerado por IA pode estar incorreto."/>
+            <wp:cNvGraphicFramePr>
+              <a:graphicFrameLocks xmlns:a="http://schemas.openxmlformats.org/drawingml/2006/main" noChangeAspect="1"/>
+            </wp:cNvGraphicFramePr>
+            <a:graphic xmlns:a="http://schemas.openxmlformats.org/drawingml/2006/main">
+              <a:graphicData uri="http://schemas.openxmlformats.org/drawingml/2006/picture">
+                <pic:pic xmlns:pic="http://schemas.openxmlformats.org/drawingml/2006/picture">
+                  <pic:nvPicPr>
+                    <pic:cNvPr id="1364266135" name="Imagem 1" descr="Diagrama&#10;&#10;O conteúdo gerado por IA pode estar incorreto."/>
+                    <pic:cNvPicPr/>
+                  </pic:nvPicPr>
+                  <pic:blipFill>
+                    <a:blip r:embed="rId13"/>
+                    <a:stretch>
+                      <a:fillRect/>
+                    </a:stretch>
+                  </pic:blipFill>
+                  <pic:spPr>
+                    <a:xfrm>
+                      <a:off x="0" y="0"/>
+                      <a:ext cx="5400040" cy="3072130"/>
+                    </a:xfrm>
+                    <a:prstGeom prst="rect">
+                      <a:avLst/>
+                    </a:prstGeom>
+                  </pic:spPr>
+                </pic:pic>
+              </a:graphicData>
+            </a:graphic>
+          </wp:inline>
+        </w:drawing>
+      </w:r>
+    </w:p>
+    <w:p>
+      <w:r>
+        <w:t>No caso a variável depende de onde estiver , ela vai funcionar</w:t>
+      </w:r>
+    </w:p>
+    <w:p/>
+    <w:p>
+      <w:r>
+        <w:t xml:space="preserve">Se quiser deixar uma variável global, basta colocar </w:t>
+      </w:r>
+    </w:p>
+    <w:p>
+      <w:r>
+        <w:t>Global a por exemplo que a variável a vai ser global</w:t>
+      </w:r>
+    </w:p>
+    <w:p/>
+    <w:p>
+      <w:r>
+        <w:t>Variáveis de retorno:</w:t>
+      </w:r>
+    </w:p>
+    <w:p>
+      <w:r>
+        <w:t>Usado para alterar o a resposta e se vai precisar de algo</w:t>
+      </w:r>
+    </w:p>
+    <w:p/>
+    <w:p>
+      <w:proofErr w:type="spellStart"/>
+      <w:r>
+        <w:t>Return</w:t>
+      </w:r>
+      <w:proofErr w:type="spellEnd"/>
+    </w:p>
+    <w:p>
+      <w:r>
+        <w:drawing>
+          <wp:inline distT="0" distB="0" distL="0" distR="0" wp14:anchorId="0B9CD7CF" wp14:editId="12F76022">
+            <wp:extent cx="5400040" cy="2498090"/>
+            <wp:effectExtent l="0" t="0" r="0" b="0"/>
+            <wp:docPr id="389183317" name="Imagem 1" descr="Texto&#10;&#10;O conteúdo gerado por IA pode estar incorreto."/>
+            <wp:cNvGraphicFramePr>
+              <a:graphicFrameLocks xmlns:a="http://schemas.openxmlformats.org/drawingml/2006/main" noChangeAspect="1"/>
+            </wp:cNvGraphicFramePr>
+            <a:graphic xmlns:a="http://schemas.openxmlformats.org/drawingml/2006/main">
+              <a:graphicData uri="http://schemas.openxmlformats.org/drawingml/2006/picture">
+                <pic:pic xmlns:pic="http://schemas.openxmlformats.org/drawingml/2006/picture">
+                  <pic:nvPicPr>
+                    <pic:cNvPr id="389183317" name="Imagem 1" descr="Texto&#10;&#10;O conteúdo gerado por IA pode estar incorreto."/>
+                    <pic:cNvPicPr/>
+                  </pic:nvPicPr>
+                  <pic:blipFill>
+                    <a:blip r:embed="rId14"/>
+                    <a:stretch>
+                      <a:fillRect/>
+                    </a:stretch>
+                  </pic:blipFill>
+                  <pic:spPr>
+                    <a:xfrm>
+                      <a:off x="0" y="0"/>
+                      <a:ext cx="5400040" cy="2498090"/>
+                    </a:xfrm>
+                    <a:prstGeom prst="rect">
+                      <a:avLst/>
+                    </a:prstGeom>
+                  </pic:spPr>
+                </pic:pic>
+              </a:graphicData>
+            </a:graphic>
+          </wp:inline>
+        </w:drawing>
       </w:r>
     </w:p>
     <w:sectPr>
@@ -8967,6 +8160,56 @@
     </w:sectPr>
   </w:body>
 </w:document>
+</file>
+
+<file path=word/endnotes.xml><?xml version="1.0" encoding="utf-8"?>
+<w:endnotes xmlns:wpc="http://schemas.microsoft.com/office/word/2010/wordprocessingCanvas" xmlns:cx="http://schemas.microsoft.com/office/drawing/2014/chartex" xmlns:cx1="http://schemas.microsoft.com/office/drawing/2015/9/8/chartex" xmlns:cx2="http://schemas.microsoft.com/office/drawing/2015/10/21/chartex" xmlns:cx3="http://schemas.microsoft.com/office/drawing/2016/5/9/chartex" xmlns:cx4="http://schemas.microsoft.com/office/drawing/2016/5/10/chartex" xmlns:cx5="http://schemas.microsoft.com/office/drawing/2016/5/11/chartex" xmlns:cx6="http://schemas.microsoft.com/office/drawing/2016/5/12/chartex" xmlns:cx7="http://schemas.microsoft.com/office/drawing/2016/5/13/chartex" xmlns:cx8="http://schemas.microsoft.com/office/drawing/2016/5/14/chartex" xmlns:mc="http://schemas.openxmlformats.org/markup-compatibility/2006" xmlns:aink="http://schemas.microsoft.com/office/drawing/2016/ink" xmlns:am3d="http://schemas.microsoft.com/office/drawing/2017/model3d" xmlns:o="urn:schemas-microsoft-com:office:office" xmlns:oel="http://schemas.microsoft.com/office/2019/extlst" xmlns:r="http://schemas.openxmlformats.org/officeDocument/2006/relationships" xmlns:m="http://schemas.openxmlformats.org/officeDocument/2006/math" xmlns:v="urn:schemas-microsoft-com:vml" xmlns:wp14="http://schemas.microsoft.com/office/word/2010/wordprocessingDrawing" xmlns:wp="http://schemas.openxmlformats.org/drawingml/2006/wordprocessingDrawing" xmlns:w10="urn:schemas-microsoft-com:office:word" xmlns:w="http://schemas.openxmlformats.org/wordprocessingml/2006/main" xmlns:w14="http://schemas.microsoft.com/office/word/2010/wordml" xmlns:w15="http://schemas.microsoft.com/office/word/2012/wordml" xmlns:w16cex="http://schemas.microsoft.com/office/word/2018/wordml/cex" xmlns:w16cid="http://schemas.microsoft.com/office/word/2016/wordml/cid" xmlns:w16="http://schemas.microsoft.com/office/word/2018/wordml" xmlns:w16du="http://schemas.microsoft.com/office/word/2023/wordml/word16du" xmlns:w16sdtdh="http://schemas.microsoft.com/office/word/2020/wordml/sdtdatahash" xmlns:w16sdtfl="http://schemas.microsoft.com/office/word/2024/wordml/sdtformatlock" xmlns:w16se="http://schemas.microsoft.com/office/word/2015/wordml/symex" xmlns:wpg="http://schemas.microsoft.com/office/word/2010/wordprocessingGroup" xmlns:wpi="http://schemas.microsoft.com/office/word/2010/wordprocessingInk" xmlns:wne="http://schemas.microsoft.com/office/word/2006/wordml" xmlns:wps="http://schemas.microsoft.com/office/word/2010/wordprocessingShape" mc:Ignorable="w14 w15 w16se w16cid w16 w16cex w16sdtdh w16sdtfl w16du wp14">
+  <w:endnote w:type="separator" w:id="-1">
+    <w:p>
+      <w:pPr>
+        <w:spacing w:after="0" w:line="240" w:lineRule="auto"/>
+      </w:pPr>
+      <w:r>
+        <w:separator/>
+      </w:r>
+    </w:p>
+  </w:endnote>
+  <w:endnote w:type="continuationSeparator" w:id="0">
+    <w:p>
+      <w:pPr>
+        <w:spacing w:after="0" w:line="240" w:lineRule="auto"/>
+      </w:pPr>
+      <w:r>
+        <w:continuationSeparator/>
+      </w:r>
+    </w:p>
+  </w:endnote>
+</w:endnotes>
+</file>
+
+<file path=word/footnotes.xml><?xml version="1.0" encoding="utf-8"?>
+<w:footnotes xmlns:wpc="http://schemas.microsoft.com/office/word/2010/wordprocessingCanvas" xmlns:cx="http://schemas.microsoft.com/office/drawing/2014/chartex" xmlns:cx1="http://schemas.microsoft.com/office/drawing/2015/9/8/chartex" xmlns:cx2="http://schemas.microsoft.com/office/drawing/2015/10/21/chartex" xmlns:cx3="http://schemas.microsoft.com/office/drawing/2016/5/9/chartex" xmlns:cx4="http://schemas.microsoft.com/office/drawing/2016/5/10/chartex" xmlns:cx5="http://schemas.microsoft.com/office/drawing/2016/5/11/chartex" xmlns:cx6="http://schemas.microsoft.com/office/drawing/2016/5/12/chartex" xmlns:cx7="http://schemas.microsoft.com/office/drawing/2016/5/13/chartex" xmlns:cx8="http://schemas.microsoft.com/office/drawing/2016/5/14/chartex" xmlns:mc="http://schemas.openxmlformats.org/markup-compatibility/2006" xmlns:aink="http://schemas.microsoft.com/office/drawing/2016/ink" xmlns:am3d="http://schemas.microsoft.com/office/drawing/2017/model3d" xmlns:o="urn:schemas-microsoft-com:office:office" xmlns:oel="http://schemas.microsoft.com/office/2019/extlst" xmlns:r="http://schemas.openxmlformats.org/officeDocument/2006/relationships" xmlns:m="http://schemas.openxmlformats.org/officeDocument/2006/math" xmlns:v="urn:schemas-microsoft-com:vml" xmlns:wp14="http://schemas.microsoft.com/office/word/2010/wordprocessingDrawing" xmlns:wp="http://schemas.openxmlformats.org/drawingml/2006/wordprocessingDrawing" xmlns:w10="urn:schemas-microsoft-com:office:word" xmlns:w="http://schemas.openxmlformats.org/wordprocessingml/2006/main" xmlns:w14="http://schemas.microsoft.com/office/word/2010/wordml" xmlns:w15="http://schemas.microsoft.com/office/word/2012/wordml" xmlns:w16cex="http://schemas.microsoft.com/office/word/2018/wordml/cex" xmlns:w16cid="http://schemas.microsoft.com/office/word/2016/wordml/cid" xmlns:w16="http://schemas.microsoft.com/office/word/2018/wordml" xmlns:w16du="http://schemas.microsoft.com/office/word/2023/wordml/word16du" xmlns:w16sdtdh="http://schemas.microsoft.com/office/word/2020/wordml/sdtdatahash" xmlns:w16sdtfl="http://schemas.microsoft.com/office/word/2024/wordml/sdtformatlock" xmlns:w16se="http://schemas.microsoft.com/office/word/2015/wordml/symex" xmlns:wpg="http://schemas.microsoft.com/office/word/2010/wordprocessingGroup" xmlns:wpi="http://schemas.microsoft.com/office/word/2010/wordprocessingInk" xmlns:wne="http://schemas.microsoft.com/office/word/2006/wordml" xmlns:wps="http://schemas.microsoft.com/office/word/2010/wordprocessingShape" mc:Ignorable="w14 w15 w16se w16cid w16 w16cex w16sdtdh w16sdtfl w16du wp14">
+  <w:footnote w:type="separator" w:id="-1">
+    <w:p>
+      <w:pPr>
+        <w:spacing w:after="0" w:line="240" w:lineRule="auto"/>
+      </w:pPr>
+      <w:r>
+        <w:separator/>
+      </w:r>
+    </w:p>
+  </w:footnote>
+  <w:footnote w:type="continuationSeparator" w:id="0">
+    <w:p>
+      <w:pPr>
+        <w:spacing w:after="0" w:line="240" w:lineRule="auto"/>
+      </w:pPr>
+      <w:r>
+        <w:continuationSeparator/>
+      </w:r>
+    </w:p>
+  </w:footnote>
+</w:footnotes>
 </file>
 
 <file path=word/numbering.xml><?xml version="1.0" encoding="utf-8"?>
@@ -9571,6 +8814,7 @@
   <w:style w:type="character" w:default="1" w:styleId="Fontepargpadro">
     <w:name w:val="Default Paragraph Font"/>
     <w:uiPriority w:val="1"/>
+    <w:semiHidden/>
     <w:unhideWhenUsed/>
   </w:style>
   <w:style w:type="table" w:default="1" w:styleId="Tabelanormal">
@@ -9757,6 +9001,50 @@
     <w:name w:val="apple-tab-span"/>
     <w:basedOn w:val="Fontepargpadro"/>
     <w:rsid w:val="00D53335"/>
+  </w:style>
+  <w:style w:type="paragraph" w:styleId="Cabealho">
+    <w:name w:val="header"/>
+    <w:basedOn w:val="Normal"/>
+    <w:link w:val="CabealhoChar"/>
+    <w:uiPriority w:val="99"/>
+    <w:unhideWhenUsed/>
+    <w:rsid w:val="00E72746"/>
+    <w:pPr>
+      <w:tabs>
+        <w:tab w:val="center" w:pos="4252"/>
+        <w:tab w:val="right" w:pos="8504"/>
+      </w:tabs>
+      <w:spacing w:after="0" w:line="240" w:lineRule="auto"/>
+    </w:pPr>
+  </w:style>
+  <w:style w:type="character" w:customStyle="1" w:styleId="CabealhoChar">
+    <w:name w:val="Cabeçalho Char"/>
+    <w:basedOn w:val="Fontepargpadro"/>
+    <w:link w:val="Cabealho"/>
+    <w:uiPriority w:val="99"/>
+    <w:rsid w:val="00E72746"/>
+  </w:style>
+  <w:style w:type="paragraph" w:styleId="Rodap">
+    <w:name w:val="footer"/>
+    <w:basedOn w:val="Normal"/>
+    <w:link w:val="RodapChar"/>
+    <w:uiPriority w:val="99"/>
+    <w:unhideWhenUsed/>
+    <w:rsid w:val="00E72746"/>
+    <w:pPr>
+      <w:tabs>
+        <w:tab w:val="center" w:pos="4252"/>
+        <w:tab w:val="right" w:pos="8504"/>
+      </w:tabs>
+      <w:spacing w:after="0" w:line="240" w:lineRule="auto"/>
+    </w:pPr>
+  </w:style>
+  <w:style w:type="character" w:customStyle="1" w:styleId="RodapChar">
+    <w:name w:val="Rodapé Char"/>
+    <w:basedOn w:val="Fontepargpadro"/>
+    <w:link w:val="Rodap"/>
+    <w:uiPriority w:val="99"/>
+    <w:rsid w:val="00E72746"/>
   </w:style>
 </w:styles>
 </file>

--- a/Curso Python/Anotações sobre o Curso de Python.docx
+++ b/Curso Python/Anotações sobre o Curso de Python.docx
@@ -5495,9 +5495,8 @@
       <w:pPr>
         <w:spacing w:line="240" w:lineRule="auto"/>
         <w:rPr>
-          <w:rFonts w:ascii="Times New Roman" w:eastAsia="Times New Roman" w:hAnsi="Times New Roman" w:cs="Times New Roman"/>
-          <w:sz w:val="24"/>
-          <w:szCs w:val="24"/>
+          <w:rFonts w:ascii="Calibri" w:eastAsia="Times New Roman" w:hAnsi="Calibri" w:cs="Calibri"/>
+          <w:color w:val="000000"/>
           <w:lang w:eastAsia="pt-BR"/>
         </w:rPr>
       </w:pPr>
@@ -5779,9 +5778,8 @@
       <w:pPr>
         <w:spacing w:line="240" w:lineRule="auto"/>
         <w:rPr>
-          <w:rFonts w:ascii="Times New Roman" w:eastAsia="Times New Roman" w:hAnsi="Times New Roman" w:cs="Times New Roman"/>
-          <w:sz w:val="24"/>
-          <w:szCs w:val="24"/>
+          <w:rFonts w:ascii="Calibri" w:eastAsia="Times New Roman" w:hAnsi="Calibri" w:cs="Calibri"/>
+          <w:color w:val="000000"/>
           <w:lang w:eastAsia="pt-BR"/>
         </w:rPr>
       </w:pPr>
@@ -5828,6 +5826,72 @@
           <w:lang w:eastAsia="pt-BR"/>
         </w:rPr>
         <w:t xml:space="preserve"> do print</w:t>
+      </w:r>
+    </w:p>
+    <w:p>
+      <w:pPr>
+        <w:spacing w:line="240" w:lineRule="auto"/>
+        <w:rPr>
+          <w:rFonts w:ascii="Times New Roman" w:eastAsia="Times New Roman" w:hAnsi="Times New Roman" w:cs="Times New Roman"/>
+          <w:sz w:val="24"/>
+          <w:szCs w:val="24"/>
+          <w:lang w:eastAsia="pt-BR"/>
+        </w:rPr>
+      </w:pPr>
+      <w:r>
+        <w:rPr>
+          <w:rFonts w:ascii="Calibri" w:eastAsia="Times New Roman" w:hAnsi="Calibri" w:cs="Calibri"/>
+          <w:color w:val="000000"/>
+          <w:lang w:eastAsia="pt-BR"/>
+        </w:rPr>
+        <w:t>Saber mais de tuplas (</w:t>
+      </w:r>
+      <w:hyperlink r:id="rId8" w:history="1">
+        <w:r>
+          <w:rPr>
+            <w:rStyle w:val="Hyperlink"/>
+            <w:rFonts w:ascii="Calibri" w:eastAsia="Times New Roman" w:hAnsi="Calibri" w:cs="Calibri"/>
+            <w:lang w:eastAsia="pt-BR"/>
+          </w:rPr>
+          <w:t>https://docs.python.org/pt-br/3/tutorial/datastructures.html#tuples-and-sequences</w:t>
+        </w:r>
+      </w:hyperlink>
+      <w:r>
+        <w:rPr>
+          <w:rFonts w:ascii="Calibri" w:eastAsia="Times New Roman" w:hAnsi="Calibri" w:cs="Calibri"/>
+          <w:color w:val="000000"/>
+          <w:lang w:eastAsia="pt-BR"/>
+        </w:rPr>
+        <w:t xml:space="preserve">) </w:t>
+      </w:r>
+      <w:r>
+        <w:rPr>
+          <w:rFonts w:ascii="Calibri" w:eastAsia="Times New Roman" w:hAnsi="Calibri" w:cs="Calibri"/>
+          <w:color w:val="000000"/>
+          <w:lang w:eastAsia="pt-BR"/>
+        </w:rPr>
+        <w:br/>
+      </w:r>
+      <w:hyperlink r:id="rId9" w:history="1">
+        <w:r>
+          <w:rPr>
+            <w:rStyle w:val="Hyperlink"/>
+            <w:rFonts w:ascii="Times New Roman" w:eastAsia="Times New Roman" w:hAnsi="Times New Roman" w:cs="Times New Roman"/>
+            <w:sz w:val="24"/>
+            <w:szCs w:val="24"/>
+            <w:lang w:eastAsia="pt-BR"/>
+          </w:rPr>
+          <w:t>https://www.alura.com.br/artigos/conhecendo-as-tuplas-no-python</w:t>
+        </w:r>
+      </w:hyperlink>
+      <w:r>
+        <w:rPr>
+          <w:rFonts w:ascii="Times New Roman" w:eastAsia="Times New Roman" w:hAnsi="Times New Roman" w:cs="Times New Roman"/>
+          <w:sz w:val="24"/>
+          <w:szCs w:val="24"/>
+          <w:lang w:eastAsia="pt-BR"/>
+        </w:rPr>
+        <w:t xml:space="preserve"> </w:t>
       </w:r>
     </w:p>
     <w:p>
@@ -6239,6 +6303,7 @@
           <w:color w:val="000000"/>
           <w:lang w:eastAsia="pt-BR"/>
         </w:rPr>
+        <w:lastRenderedPageBreak/>
         <w:t>del</w:t>
       </w:r>
       <w:proofErr w:type="spellEnd"/>
@@ -6287,7 +6352,6 @@
           <w:color w:val="000000"/>
           <w:lang w:eastAsia="pt-BR"/>
         </w:rPr>
-        <w:lastRenderedPageBreak/>
         <w:t>lanche.pop</w:t>
       </w:r>
       <w:proofErr w:type="spellEnd"/>
@@ -7174,7 +7238,7 @@
                     <pic:cNvPicPr/>
                   </pic:nvPicPr>
                   <pic:blipFill>
-                    <a:blip r:embed="rId8"/>
+                    <a:blip r:embed="rId10"/>
                     <a:stretch>
                       <a:fillRect/>
                     </a:stretch>
@@ -7352,7 +7416,7 @@
                     <pic:cNvPicPr/>
                   </pic:nvPicPr>
                   <pic:blipFill>
-                    <a:blip r:embed="rId9"/>
+                    <a:blip r:embed="rId11"/>
                     <a:stretch>
                       <a:fillRect/>
                     </a:stretch>
@@ -7472,7 +7536,7 @@
                     <pic:cNvPicPr/>
                   </pic:nvPicPr>
                   <pic:blipFill>
-                    <a:blip r:embed="rId10"/>
+                    <a:blip r:embed="rId12"/>
                     <a:stretch>
                       <a:fillRect/>
                     </a:stretch>
@@ -7704,7 +7768,7 @@
                     <pic:cNvPicPr/>
                   </pic:nvPicPr>
                   <pic:blipFill>
-                    <a:blip r:embed="rId11"/>
+                    <a:blip r:embed="rId13"/>
                     <a:stretch>
                       <a:fillRect/>
                     </a:stretch>
@@ -7979,6 +8043,9 @@
     </w:p>
     <w:p>
       <w:r>
+        <w:rPr>
+          <w:noProof/>
+        </w:rPr>
         <w:drawing>
           <wp:inline distT="0" distB="0" distL="0" distR="0" wp14:anchorId="2A2B2A58" wp14:editId="598CFA4E">
             <wp:extent cx="5400040" cy="3982085"/>
@@ -7995,7 +8062,7 @@
                     <pic:cNvPicPr/>
                   </pic:nvPicPr>
                   <pic:blipFill>
-                    <a:blip r:embed="rId12"/>
+                    <a:blip r:embed="rId14"/>
                     <a:stretch>
                       <a:fillRect/>
                     </a:stretch>
@@ -8040,6 +8107,9 @@
     </w:p>
     <w:p>
       <w:r>
+        <w:rPr>
+          <w:noProof/>
+        </w:rPr>
         <w:lastRenderedPageBreak/>
         <w:drawing>
           <wp:inline distT="0" distB="0" distL="0" distR="0" wp14:anchorId="6811E1F9" wp14:editId="067790F9">
@@ -8057,7 +8127,7 @@
                     <pic:cNvPicPr/>
                   </pic:nvPicPr>
                   <pic:blipFill>
-                    <a:blip r:embed="rId13"/>
+                    <a:blip r:embed="rId15"/>
                     <a:stretch>
                       <a:fillRect/>
                     </a:stretch>
@@ -8115,6 +8185,9 @@
     </w:p>
     <w:p>
       <w:r>
+        <w:rPr>
+          <w:noProof/>
+        </w:rPr>
         <w:drawing>
           <wp:inline distT="0" distB="0" distL="0" distR="0" wp14:anchorId="0B9CD7CF" wp14:editId="12F76022">
             <wp:extent cx="5400040" cy="2498090"/>
@@ -8131,7 +8204,7 @@
                     <pic:cNvPicPr/>
                   </pic:nvPicPr>
                   <pic:blipFill>
-                    <a:blip r:embed="rId14"/>
+                    <a:blip r:embed="rId16"/>
                     <a:stretch>
                       <a:fillRect/>
                     </a:stretch>
@@ -8152,7 +8225,1464 @@
         </w:drawing>
       </w:r>
     </w:p>
+    <w:p/>
+    <w:p>
+      <w:pPr>
+        <w:rPr>
+          <w:sz w:val="52"/>
+          <w:szCs w:val="52"/>
+        </w:rPr>
+      </w:pPr>
+      <w:r>
+        <w:rPr>
+          <w:sz w:val="52"/>
+          <w:szCs w:val="52"/>
+        </w:rPr>
+        <w:lastRenderedPageBreak/>
+        <w:t xml:space="preserve">Curso </w:t>
+      </w:r>
+      <w:proofErr w:type="spellStart"/>
+      <w:r>
+        <w:rPr>
+          <w:sz w:val="52"/>
+          <w:szCs w:val="52"/>
+        </w:rPr>
+        <w:t>Alura</w:t>
+      </w:r>
+      <w:proofErr w:type="spellEnd"/>
+    </w:p>
+    <w:p>
+      <w:pPr>
+        <w:rPr>
+          <w:sz w:val="52"/>
+          <w:szCs w:val="52"/>
+        </w:rPr>
+      </w:pPr>
+    </w:p>
+    <w:p>
+      <w:r>
+        <w:t>Existe como ter uma quebra de linha dentro do Print</w:t>
+      </w:r>
+    </w:p>
+    <w:p>
+      <w:r>
+        <w:t xml:space="preserve">Basta utilizar 3 aspas duplas, então além de comentário, tem como quebrar linha EX: </w:t>
+      </w:r>
+    </w:p>
+    <w:p>
+      <w:r>
+        <w:t xml:space="preserve">Print(“”” </w:t>
+      </w:r>
+      <w:proofErr w:type="spellStart"/>
+      <w:r>
+        <w:t>Ola</w:t>
+      </w:r>
+      <w:proofErr w:type="spellEnd"/>
+      <w:r>
+        <w:t xml:space="preserve"> mundo </w:t>
+      </w:r>
+    </w:p>
+    <w:p/>
+    <w:p>
+      <w:r>
+        <w:t>“””)</w:t>
+      </w:r>
+    </w:p>
+    <w:p>
+      <w:r>
+        <w:t xml:space="preserve">Nesse caso ele vai mostrar o </w:t>
+      </w:r>
+      <w:proofErr w:type="spellStart"/>
+      <w:r>
+        <w:t>ola</w:t>
+      </w:r>
+      <w:proofErr w:type="spellEnd"/>
+      <w:r>
+        <w:t xml:space="preserve"> mundo e quebrar duas linhas pois foram 2 </w:t>
+      </w:r>
+      <w:proofErr w:type="spellStart"/>
+      <w:r>
+        <w:t>enters</w:t>
+      </w:r>
+      <w:proofErr w:type="spellEnd"/>
+      <w:r>
+        <w:t xml:space="preserve"> </w:t>
+      </w:r>
+    </w:p>
+    <w:p>
+      <w:r>
+        <w:t>Para imprimir a palavra ‘ALURA’ com cada letra em cada linha com a função print utilizando o parâmetro </w:t>
+      </w:r>
+      <w:proofErr w:type="spellStart"/>
+      <w:r>
+        <w:rPr>
+          <w:i/>
+          <w:iCs/>
+        </w:rPr>
+        <w:t>sep</w:t>
+      </w:r>
+      <w:proofErr w:type="spellEnd"/>
+      <w:r>
+        <w:t> para especificar o separador entre os argumentos da seguinte forma:</w:t>
+      </w:r>
+    </w:p>
+    <w:p>
+      <w:r>
+        <w:t>print('A','L','U','R','A',</w:t>
+      </w:r>
+      <w:proofErr w:type="spellStart"/>
+      <w:r>
+        <w:t>sep</w:t>
+      </w:r>
+      <w:proofErr w:type="spellEnd"/>
+      <w:r>
+        <w:t>='\n')</w:t>
+      </w:r>
+    </w:p>
+    <w:p>
+      <w:r>
+        <w:t xml:space="preserve">para arredondar podemos utilizar isso (para </w:t>
+      </w:r>
+      <w:proofErr w:type="spellStart"/>
+      <w:r>
+        <w:t>strings</w:t>
+      </w:r>
+      <w:proofErr w:type="spellEnd"/>
+      <w:r>
+        <w:t>)</w:t>
+      </w:r>
+    </w:p>
+    <w:p>
+      <w:r>
+        <w:t># Utilizando a função round()</w:t>
+      </w:r>
+    </w:p>
+    <w:p>
+      <w:r>
+        <w:t>print('O valor arredondado de pi é:', round(pi, 2))</w:t>
+      </w:r>
+    </w:p>
+    <w:p/>
+    <w:p/>
+    <w:p>
+      <w:r>
+        <w:t xml:space="preserve">Biblioteca OS </w:t>
+      </w:r>
+    </w:p>
+    <w:p>
+      <w:r>
+        <w:t xml:space="preserve">Ele serve para controlar o sistema do </w:t>
+      </w:r>
+      <w:proofErr w:type="spellStart"/>
+      <w:r>
+        <w:t>pc</w:t>
+      </w:r>
+      <w:proofErr w:type="spellEnd"/>
+      <w:r>
+        <w:t xml:space="preserve"> </w:t>
+      </w:r>
+    </w:p>
+    <w:p/>
+    <w:p>
+      <w:r>
+        <w:t>__</w:t>
+      </w:r>
+      <w:proofErr w:type="spellStart"/>
+      <w:r>
+        <w:t>name</w:t>
+      </w:r>
+      <w:proofErr w:type="spellEnd"/>
+      <w:r>
+        <w:t xml:space="preserve">__ </w:t>
+      </w:r>
+    </w:p>
+    <w:p>
+      <w:pPr>
+        <w:rPr>
+          <w:b/>
+          <w:bCs/>
+        </w:rPr>
+      </w:pPr>
+      <w:r>
+        <w:rPr>
+          <w:b/>
+          <w:bCs/>
+        </w:rPr>
+        <w:t>E</w:t>
+      </w:r>
+      <w:r>
+        <w:rPr>
+          <w:b/>
+          <w:bCs/>
+        </w:rPr>
+        <w:t xml:space="preserve">ntendendo o </w:t>
+      </w:r>
+      <w:proofErr w:type="spellStart"/>
+      <w:r>
+        <w:rPr>
+          <w:b/>
+          <w:bCs/>
+        </w:rPr>
+        <w:t>if</w:t>
+      </w:r>
+      <w:proofErr w:type="spellEnd"/>
+      <w:r>
+        <w:rPr>
+          <w:b/>
+          <w:bCs/>
+        </w:rPr>
+        <w:t xml:space="preserve"> __</w:t>
+      </w:r>
+      <w:proofErr w:type="spellStart"/>
+      <w:r>
+        <w:rPr>
+          <w:b/>
+          <w:bCs/>
+        </w:rPr>
+        <w:t>name</w:t>
+      </w:r>
+      <w:proofErr w:type="spellEnd"/>
+      <w:r>
+        <w:rPr>
+          <w:b/>
+          <w:bCs/>
+        </w:rPr>
+        <w:t>__ == '__</w:t>
+      </w:r>
+      <w:proofErr w:type="spellStart"/>
+      <w:r>
+        <w:rPr>
+          <w:b/>
+          <w:bCs/>
+        </w:rPr>
+        <w:t>main</w:t>
+      </w:r>
+      <w:proofErr w:type="spellEnd"/>
+      <w:r>
+        <w:rPr>
+          <w:b/>
+          <w:bCs/>
+        </w:rPr>
+        <w:t>__' em Python</w:t>
+      </w:r>
+    </w:p>
+    <w:p>
+      <w:pPr>
+        <w:rPr>
+          <w:b/>
+          <w:bCs/>
+        </w:rPr>
+      </w:pPr>
+      <w:r>
+        <w:rPr>
+          <w:b/>
+          <w:bCs/>
+        </w:rPr>
+        <w:t>O que é o __</w:t>
+      </w:r>
+      <w:proofErr w:type="spellStart"/>
+      <w:r>
+        <w:rPr>
+          <w:b/>
+          <w:bCs/>
+        </w:rPr>
+        <w:t>name</w:t>
+      </w:r>
+      <w:proofErr w:type="spellEnd"/>
+      <w:r>
+        <w:rPr>
+          <w:b/>
+          <w:bCs/>
+        </w:rPr>
+        <w:t>__?</w:t>
+      </w:r>
+    </w:p>
+    <w:p>
+      <w:pPr>
+        <w:numPr>
+          <w:ilvl w:val="0"/>
+          <w:numId w:val="2"/>
+        </w:numPr>
+      </w:pPr>
+      <w:r>
+        <w:t>Toda vez que um arquivo Python é executado, o interpretador cria algumas variáveis especiais automaticamente.</w:t>
+      </w:r>
+    </w:p>
+    <w:p>
+      <w:pPr>
+        <w:numPr>
+          <w:ilvl w:val="0"/>
+          <w:numId w:val="2"/>
+        </w:numPr>
+      </w:pPr>
+      <w:r>
+        <w:t>Uma dessas variáveis é __</w:t>
+      </w:r>
+      <w:proofErr w:type="spellStart"/>
+      <w:r>
+        <w:t>name</w:t>
+      </w:r>
+      <w:proofErr w:type="spellEnd"/>
+      <w:r>
+        <w:t>__.</w:t>
+      </w:r>
+    </w:p>
+    <w:p>
+      <w:pPr>
+        <w:numPr>
+          <w:ilvl w:val="0"/>
+          <w:numId w:val="2"/>
+        </w:numPr>
+      </w:pPr>
+      <w:r>
+        <w:t xml:space="preserve">O valor dela depende de </w:t>
+      </w:r>
+      <w:r>
+        <w:rPr>
+          <w:b/>
+          <w:bCs/>
+        </w:rPr>
+        <w:t>como o arquivo foi executado</w:t>
+      </w:r>
+      <w:r>
+        <w:t>:</w:t>
+      </w:r>
+    </w:p>
+    <w:p>
+      <w:pPr>
+        <w:numPr>
+          <w:ilvl w:val="1"/>
+          <w:numId w:val="2"/>
+        </w:numPr>
+      </w:pPr>
+      <w:r>
+        <w:t xml:space="preserve">Se o arquivo foi </w:t>
+      </w:r>
+      <w:r>
+        <w:rPr>
+          <w:b/>
+          <w:bCs/>
+        </w:rPr>
+        <w:t>executado diretamente</w:t>
+      </w:r>
+      <w:r>
+        <w:t xml:space="preserve"> (</w:t>
+      </w:r>
+      <w:proofErr w:type="spellStart"/>
+      <w:r>
+        <w:t>python</w:t>
+      </w:r>
+      <w:proofErr w:type="spellEnd"/>
+      <w:r>
+        <w:t xml:space="preserve"> meu_arquivo.py), o valor de __</w:t>
+      </w:r>
+      <w:proofErr w:type="spellStart"/>
+      <w:r>
+        <w:t>name</w:t>
+      </w:r>
+      <w:proofErr w:type="spellEnd"/>
+      <w:r>
+        <w:t>__ será '__</w:t>
+      </w:r>
+      <w:proofErr w:type="spellStart"/>
+      <w:r>
+        <w:t>main</w:t>
+      </w:r>
+      <w:proofErr w:type="spellEnd"/>
+      <w:r>
+        <w:t>__'.</w:t>
+      </w:r>
+    </w:p>
+    <w:p>
+      <w:pPr>
+        <w:numPr>
+          <w:ilvl w:val="1"/>
+          <w:numId w:val="2"/>
+        </w:numPr>
+      </w:pPr>
+      <w:r>
+        <w:t xml:space="preserve">Se o arquivo foi </w:t>
+      </w:r>
+      <w:r>
+        <w:rPr>
+          <w:b/>
+          <w:bCs/>
+        </w:rPr>
+        <w:t>importado como módulo</w:t>
+      </w:r>
+      <w:r>
+        <w:t xml:space="preserve"> em outro programa (</w:t>
+      </w:r>
+      <w:proofErr w:type="spellStart"/>
+      <w:r>
+        <w:t>import</w:t>
+      </w:r>
+      <w:proofErr w:type="spellEnd"/>
+      <w:r>
+        <w:t xml:space="preserve"> </w:t>
+      </w:r>
+      <w:proofErr w:type="spellStart"/>
+      <w:r>
+        <w:t>meu_arquivo</w:t>
+      </w:r>
+      <w:proofErr w:type="spellEnd"/>
+      <w:r>
+        <w:t>), o valor de __</w:t>
+      </w:r>
+      <w:proofErr w:type="spellStart"/>
+      <w:r>
+        <w:t>name</w:t>
+      </w:r>
+      <w:proofErr w:type="spellEnd"/>
+      <w:r>
+        <w:t xml:space="preserve">__ será o </w:t>
+      </w:r>
+      <w:r>
+        <w:rPr>
+          <w:b/>
+          <w:bCs/>
+        </w:rPr>
+        <w:t>nome do arquivo</w:t>
+      </w:r>
+      <w:r>
+        <w:t xml:space="preserve"> (sem a extensão .</w:t>
+      </w:r>
+      <w:proofErr w:type="spellStart"/>
+      <w:r>
+        <w:t>py</w:t>
+      </w:r>
+      <w:proofErr w:type="spellEnd"/>
+      <w:r>
+        <w:t>).</w:t>
+      </w:r>
+    </w:p>
+    <w:p>
+      <w:pPr>
+        <w:rPr>
+          <w:b/>
+          <w:bCs/>
+        </w:rPr>
+      </w:pPr>
+      <w:r>
+        <w:rPr>
+          <w:b/>
+          <w:bCs/>
+        </w:rPr>
+        <w:lastRenderedPageBreak/>
+        <w:t xml:space="preserve">Para que serve o </w:t>
+      </w:r>
+      <w:proofErr w:type="spellStart"/>
+      <w:r>
+        <w:rPr>
+          <w:b/>
+          <w:bCs/>
+        </w:rPr>
+        <w:t>if</w:t>
+      </w:r>
+      <w:proofErr w:type="spellEnd"/>
+      <w:r>
+        <w:rPr>
+          <w:b/>
+          <w:bCs/>
+        </w:rPr>
+        <w:t xml:space="preserve"> __</w:t>
+      </w:r>
+      <w:proofErr w:type="spellStart"/>
+      <w:r>
+        <w:rPr>
+          <w:b/>
+          <w:bCs/>
+        </w:rPr>
+        <w:t>name</w:t>
+      </w:r>
+      <w:proofErr w:type="spellEnd"/>
+      <w:r>
+        <w:rPr>
+          <w:b/>
+          <w:bCs/>
+        </w:rPr>
+        <w:t>__ == '__</w:t>
+      </w:r>
+      <w:proofErr w:type="spellStart"/>
+      <w:r>
+        <w:rPr>
+          <w:b/>
+          <w:bCs/>
+        </w:rPr>
+        <w:t>main</w:t>
+      </w:r>
+      <w:proofErr w:type="spellEnd"/>
+      <w:r>
+        <w:rPr>
+          <w:b/>
+          <w:bCs/>
+        </w:rPr>
+        <w:t>__': ?</w:t>
+      </w:r>
+    </w:p>
+    <w:p>
+      <w:r>
+        <w:t xml:space="preserve">Essa estrutura é usada para </w:t>
+      </w:r>
+      <w:r>
+        <w:rPr>
+          <w:b/>
+          <w:bCs/>
+        </w:rPr>
+        <w:t>diferenciar</w:t>
+      </w:r>
+      <w:r>
+        <w:t xml:space="preserve"> quando o arquivo está sendo:</w:t>
+      </w:r>
+    </w:p>
+    <w:p>
+      <w:pPr>
+        <w:numPr>
+          <w:ilvl w:val="0"/>
+          <w:numId w:val="3"/>
+        </w:numPr>
+      </w:pPr>
+      <w:r>
+        <w:t>Executado diretamente → roda o código dentro do bloco.</w:t>
+      </w:r>
+    </w:p>
+    <w:p>
+      <w:pPr>
+        <w:numPr>
+          <w:ilvl w:val="0"/>
+          <w:numId w:val="3"/>
+        </w:numPr>
+      </w:pPr>
+      <w:r>
+        <w:t>Importado em outro arquivo → ignora o bloco.</w:t>
+      </w:r>
+    </w:p>
+    <w:p>
+      <w:r>
+        <w:t xml:space="preserve">Ou seja, é uma </w:t>
+      </w:r>
+      <w:r>
+        <w:rPr>
+          <w:b/>
+          <w:bCs/>
+        </w:rPr>
+        <w:t>proteção</w:t>
+      </w:r>
+      <w:r>
+        <w:t xml:space="preserve"> que impede que certos trechos de código sejam executados de forma indesejada ao importar módulos.</w:t>
+      </w:r>
+    </w:p>
+    <w:p>
+      <w:pPr>
+        <w:rPr>
+          <w:b/>
+          <w:bCs/>
+        </w:rPr>
+      </w:pPr>
+      <w:r>
+        <w:rPr>
+          <w:b/>
+          <w:bCs/>
+        </w:rPr>
+        <w:t>Exemplo básico</w:t>
+      </w:r>
+    </w:p>
+    <w:p>
+      <w:r>
+        <w:t># arquivo: exemplo.py</w:t>
+      </w:r>
+    </w:p>
+    <w:p>
+      <w:proofErr w:type="spellStart"/>
+      <w:r>
+        <w:t>def</w:t>
+      </w:r>
+      <w:proofErr w:type="spellEnd"/>
+      <w:r>
+        <w:t xml:space="preserve"> </w:t>
+      </w:r>
+      <w:proofErr w:type="spellStart"/>
+      <w:r>
+        <w:t>saudacao</w:t>
+      </w:r>
+      <w:proofErr w:type="spellEnd"/>
+      <w:r>
+        <w:t>():</w:t>
+      </w:r>
+    </w:p>
+    <w:p>
+      <w:r>
+        <w:t xml:space="preserve">    print("Olá, seja bem-vindo!")</w:t>
+      </w:r>
+    </w:p>
+    <w:p>
+      <w:pPr>
+        <w:rPr>
+          <w:lang w:val="de-DE"/>
+        </w:rPr>
+      </w:pPr>
+      <w:r>
+        <w:rPr>
+          <w:lang w:val="de-DE"/>
+        </w:rPr>
+        <w:t>if __name__ == '__main__':</w:t>
+      </w:r>
+    </w:p>
+    <w:p>
+      <w:r>
+        <w:rPr>
+          <w:lang w:val="de-DE"/>
+        </w:rPr>
+        <w:t xml:space="preserve">    </w:t>
+      </w:r>
+      <w:r>
+        <w:t>print("Executando diretamente")</w:t>
+      </w:r>
+    </w:p>
+    <w:p>
+      <w:r>
+        <w:t xml:space="preserve">    </w:t>
+      </w:r>
+      <w:proofErr w:type="spellStart"/>
+      <w:r>
+        <w:t>saudacao</w:t>
+      </w:r>
+      <w:proofErr w:type="spellEnd"/>
+      <w:r>
+        <w:t>()</w:t>
+      </w:r>
+    </w:p>
+    <w:p>
+      <w:pPr>
+        <w:numPr>
+          <w:ilvl w:val="0"/>
+          <w:numId w:val="4"/>
+        </w:numPr>
+      </w:pPr>
+      <w:r>
+        <w:t xml:space="preserve">Se rodarmos </w:t>
+      </w:r>
+      <w:proofErr w:type="spellStart"/>
+      <w:r>
+        <w:t>python</w:t>
+      </w:r>
+      <w:proofErr w:type="spellEnd"/>
+      <w:r>
+        <w:t xml:space="preserve"> exemplo.py:</w:t>
+      </w:r>
+    </w:p>
+    <w:p>
+      <w:pPr>
+        <w:numPr>
+          <w:ilvl w:val="0"/>
+          <w:numId w:val="4"/>
+        </w:numPr>
+      </w:pPr>
+      <w:r>
+        <w:t>Executando diretamente</w:t>
+      </w:r>
+    </w:p>
+    <w:p>
+      <w:pPr>
+        <w:numPr>
+          <w:ilvl w:val="0"/>
+          <w:numId w:val="4"/>
+        </w:numPr>
+      </w:pPr>
+      <w:r>
+        <w:t>Olá, seja bem-vindo!</w:t>
+      </w:r>
+    </w:p>
+    <w:p>
+      <w:pPr>
+        <w:numPr>
+          <w:ilvl w:val="0"/>
+          <w:numId w:val="4"/>
+        </w:numPr>
+      </w:pPr>
+      <w:r>
+        <w:t>Se importarmos em outro arquivo:</w:t>
+      </w:r>
+    </w:p>
+    <w:p>
+      <w:pPr>
+        <w:numPr>
+          <w:ilvl w:val="0"/>
+          <w:numId w:val="4"/>
+        </w:numPr>
+      </w:pPr>
+      <w:proofErr w:type="spellStart"/>
+      <w:r>
+        <w:t>import</w:t>
+      </w:r>
+      <w:proofErr w:type="spellEnd"/>
+      <w:r>
+        <w:t xml:space="preserve"> exemplo</w:t>
+      </w:r>
+    </w:p>
+    <w:p>
+      <w:pPr>
+        <w:numPr>
+          <w:ilvl w:val="0"/>
+          <w:numId w:val="4"/>
+        </w:numPr>
+      </w:pPr>
+      <w:proofErr w:type="spellStart"/>
+      <w:r>
+        <w:t>exemplo.saudacao</w:t>
+      </w:r>
+      <w:proofErr w:type="spellEnd"/>
+      <w:r>
+        <w:t>()</w:t>
+      </w:r>
+    </w:p>
+    <w:p>
+      <w:r>
+        <w:t>Saída:</w:t>
+      </w:r>
+    </w:p>
+    <w:p>
+      <w:r>
+        <w:t>Olá, seja bem-vindo!</w:t>
+      </w:r>
+    </w:p>
+    <w:p>
+      <w:r>
+        <w:rPr>
+          <w:rFonts w:ascii="Segoe UI Symbol" w:hAnsi="Segoe UI Symbol" w:cs="Segoe UI Symbol"/>
+        </w:rPr>
+        <w:t>➝</w:t>
+      </w:r>
+      <w:r>
+        <w:t xml:space="preserve"> Note que a linha "Executando diretamente" </w:t>
+      </w:r>
+      <w:r>
+        <w:rPr>
+          <w:b/>
+          <w:bCs/>
+        </w:rPr>
+        <w:t>não aparece</w:t>
+      </w:r>
+      <w:r>
+        <w:t xml:space="preserve">, pois o bloco </w:t>
+      </w:r>
+      <w:proofErr w:type="spellStart"/>
+      <w:r>
+        <w:t>if</w:t>
+      </w:r>
+      <w:proofErr w:type="spellEnd"/>
+      <w:r>
+        <w:t xml:space="preserve"> __</w:t>
+      </w:r>
+      <w:proofErr w:type="spellStart"/>
+      <w:r>
+        <w:t>name</w:t>
+      </w:r>
+      <w:proofErr w:type="spellEnd"/>
+      <w:r>
+        <w:t>__ == '__</w:t>
+      </w:r>
+      <w:proofErr w:type="spellStart"/>
+      <w:r>
+        <w:t>main</w:t>
+      </w:r>
+      <w:proofErr w:type="spellEnd"/>
+      <w:r>
+        <w:t>__' não foi executado.</w:t>
+      </w:r>
+    </w:p>
+    <w:p>
+      <w:pPr>
+        <w:rPr>
+          <w:b/>
+          <w:bCs/>
+        </w:rPr>
+      </w:pPr>
+      <w:r>
+        <w:rPr>
+          <w:b/>
+          <w:bCs/>
+        </w:rPr>
+        <w:t>Vantagens de usar</w:t>
+      </w:r>
+    </w:p>
+    <w:p>
+      <w:pPr>
+        <w:numPr>
+          <w:ilvl w:val="0"/>
+          <w:numId w:val="5"/>
+        </w:numPr>
+      </w:pPr>
+      <w:r>
+        <w:rPr>
+          <w:b/>
+          <w:bCs/>
+        </w:rPr>
+        <w:t>Reutilização de código</w:t>
+      </w:r>
+      <w:r>
+        <w:t xml:space="preserve"> → você pode escrever funções e classes que são usadas tanto no próprio arquivo quanto em outros.</w:t>
+      </w:r>
+    </w:p>
+    <w:p>
+      <w:pPr>
+        <w:numPr>
+          <w:ilvl w:val="0"/>
+          <w:numId w:val="5"/>
+        </w:numPr>
+      </w:pPr>
+      <w:r>
+        <w:rPr>
+          <w:b/>
+          <w:bCs/>
+        </w:rPr>
+        <w:t>Organização</w:t>
+      </w:r>
+      <w:r>
+        <w:t xml:space="preserve"> → separa o “código principal” (que roda quando você executa o script) do “código reutilizável” (que pode ser importado).</w:t>
+      </w:r>
+    </w:p>
+    <w:p>
+      <w:pPr>
+        <w:numPr>
+          <w:ilvl w:val="0"/>
+          <w:numId w:val="5"/>
+        </w:numPr>
+      </w:pPr>
+      <w:r>
+        <w:rPr>
+          <w:b/>
+          <w:bCs/>
+        </w:rPr>
+        <w:t>Boas práticas</w:t>
+      </w:r>
+      <w:r>
+        <w:t xml:space="preserve"> → é um padrão recomendado em praticamente todo projeto Python.</w:t>
+      </w:r>
+    </w:p>
+    <w:p>
+      <w:r>
+        <w:pict w14:anchorId="2D0B8D83">
+          <v:rect id="_x0000_i1058" style="width:0;height:1.5pt" o:hralign="center" o:hrstd="t" o:hr="t" fillcolor="#a0a0a0" stroked="f"/>
+        </w:pict>
+      </w:r>
+    </w:p>
+    <w:p>
+      <w:pPr>
+        <w:rPr>
+          <w:b/>
+          <w:bCs/>
+        </w:rPr>
+      </w:pPr>
+      <w:r>
+        <w:rPr>
+          <w:b/>
+          <w:bCs/>
+        </w:rPr>
+        <w:t>Estrutura comum em projetos</w:t>
+      </w:r>
+    </w:p>
+    <w:p>
+      <w:r>
+        <w:t>É muito comum encontrar esse padrão em projetos Python:</w:t>
+      </w:r>
+    </w:p>
+    <w:p>
+      <w:proofErr w:type="spellStart"/>
+      <w:r>
+        <w:lastRenderedPageBreak/>
+        <w:t>def</w:t>
+      </w:r>
+      <w:proofErr w:type="spellEnd"/>
+      <w:r>
+        <w:t xml:space="preserve"> </w:t>
+      </w:r>
+      <w:proofErr w:type="spellStart"/>
+      <w:r>
+        <w:t>main</w:t>
+      </w:r>
+      <w:proofErr w:type="spellEnd"/>
+      <w:r>
+        <w:t>():</w:t>
+      </w:r>
+    </w:p>
+    <w:p>
+      <w:r>
+        <w:t xml:space="preserve">    # lógica principal do programa</w:t>
+      </w:r>
+    </w:p>
+    <w:p>
+      <w:r>
+        <w:t xml:space="preserve">    print("Rodando o programa principal...")</w:t>
+      </w:r>
+    </w:p>
+    <w:p>
+      <w:pPr>
+        <w:rPr>
+          <w:lang w:val="de-DE"/>
+        </w:rPr>
+      </w:pPr>
+      <w:r>
+        <w:rPr>
+          <w:lang w:val="de-DE"/>
+        </w:rPr>
+        <w:t>if __name__ == '__main__':</w:t>
+      </w:r>
+    </w:p>
+    <w:p>
+      <w:r>
+        <w:rPr>
+          <w:lang w:val="de-DE"/>
+        </w:rPr>
+        <w:t xml:space="preserve">    </w:t>
+      </w:r>
+      <w:proofErr w:type="spellStart"/>
+      <w:r>
+        <w:t>main</w:t>
+      </w:r>
+      <w:proofErr w:type="spellEnd"/>
+      <w:r>
+        <w:t>()</w:t>
+      </w:r>
+    </w:p>
+    <w:p>
+      <w:r>
+        <w:t>Assim, o arquivo pode ser:</w:t>
+      </w:r>
+    </w:p>
+    <w:p>
+      <w:pPr>
+        <w:numPr>
+          <w:ilvl w:val="0"/>
+          <w:numId w:val="6"/>
+        </w:numPr>
+      </w:pPr>
+      <w:r>
+        <w:t xml:space="preserve">Executado diretamente → roda a função </w:t>
+      </w:r>
+      <w:proofErr w:type="spellStart"/>
+      <w:r>
+        <w:t>main</w:t>
+      </w:r>
+      <w:proofErr w:type="spellEnd"/>
+      <w:r>
+        <w:t>().</w:t>
+      </w:r>
+    </w:p>
+    <w:p>
+      <w:pPr>
+        <w:numPr>
+          <w:ilvl w:val="0"/>
+          <w:numId w:val="6"/>
+        </w:numPr>
+      </w:pPr>
+      <w:r>
+        <w:t xml:space="preserve">Importado em outro módulo → permite chamar </w:t>
+      </w:r>
+      <w:proofErr w:type="spellStart"/>
+      <w:r>
+        <w:t>main</w:t>
+      </w:r>
+      <w:proofErr w:type="spellEnd"/>
+      <w:r>
+        <w:t>() manualmente sem executar automaticamente.</w:t>
+      </w:r>
+    </w:p>
+    <w:p>
+      <w:r>
+        <w:pict w14:anchorId="2F40AF8F">
+          <v:rect id="_x0000_i1059" style="width:0;height:1.5pt" o:hralign="center" o:hrstd="t" o:hr="t" fillcolor="#a0a0a0" stroked="f"/>
+        </w:pict>
+      </w:r>
+    </w:p>
+    <w:p>
+      <w:r>
+        <w:rPr>
+          <w:rFonts w:ascii="Segoe UI Emoji" w:hAnsi="Segoe UI Emoji" w:cs="Segoe UI Emoji"/>
+        </w:rPr>
+        <w:t>✅</w:t>
+      </w:r>
+      <w:r>
+        <w:t xml:space="preserve"> Em resumo:</w:t>
+      </w:r>
+    </w:p>
+    <w:p>
+      <w:pPr>
+        <w:numPr>
+          <w:ilvl w:val="0"/>
+          <w:numId w:val="7"/>
+        </w:numPr>
+      </w:pPr>
+      <w:r>
+        <w:t>__</w:t>
+      </w:r>
+      <w:proofErr w:type="spellStart"/>
+      <w:r>
+        <w:t>name</w:t>
+      </w:r>
+      <w:proofErr w:type="spellEnd"/>
+      <w:r>
+        <w:t xml:space="preserve">__ é uma variável especial que indica </w:t>
+      </w:r>
+      <w:r>
+        <w:rPr>
+          <w:b/>
+          <w:bCs/>
+        </w:rPr>
+        <w:t>como o arquivo foi carregado</w:t>
+      </w:r>
+      <w:r>
+        <w:t>.</w:t>
+      </w:r>
+    </w:p>
+    <w:p>
+      <w:pPr>
+        <w:numPr>
+          <w:ilvl w:val="0"/>
+          <w:numId w:val="7"/>
+        </w:numPr>
+      </w:pPr>
+      <w:r>
+        <w:t xml:space="preserve">O </w:t>
+      </w:r>
+      <w:proofErr w:type="spellStart"/>
+      <w:r>
+        <w:t>if</w:t>
+      </w:r>
+      <w:proofErr w:type="spellEnd"/>
+      <w:r>
+        <w:t xml:space="preserve"> __</w:t>
+      </w:r>
+      <w:proofErr w:type="spellStart"/>
+      <w:r>
+        <w:t>name</w:t>
+      </w:r>
+      <w:proofErr w:type="spellEnd"/>
+      <w:r>
+        <w:t>__ == '__</w:t>
+      </w:r>
+      <w:proofErr w:type="spellStart"/>
+      <w:r>
+        <w:t>main</w:t>
+      </w:r>
+      <w:proofErr w:type="spellEnd"/>
+      <w:r>
+        <w:t xml:space="preserve">__': garante que </w:t>
+      </w:r>
+      <w:r>
+        <w:rPr>
+          <w:b/>
+          <w:bCs/>
+        </w:rPr>
+        <w:t>código só rode quando o arquivo for executado diretamente</w:t>
+      </w:r>
+      <w:r>
+        <w:t>.</w:t>
+      </w:r>
+    </w:p>
+    <w:p>
+      <w:pPr>
+        <w:numPr>
+          <w:ilvl w:val="0"/>
+          <w:numId w:val="7"/>
+        </w:numPr>
+      </w:pPr>
+      <w:r>
+        <w:t xml:space="preserve">É uma forma de deixar seu código </w:t>
+      </w:r>
+      <w:r>
+        <w:rPr>
+          <w:b/>
+          <w:bCs/>
+        </w:rPr>
+        <w:t>modular, organizado e reutilizável</w:t>
+      </w:r>
+      <w:r>
+        <w:t>.</w:t>
+      </w:r>
+    </w:p>
+    <w:p>
+      <w:r>
+        <w:t>Instrução MATCH</w:t>
+      </w:r>
+    </w:p>
+    <w:p>
+      <w:pPr>
+        <w:sectPr>
+          <w:pgSz w:w="11906" w:h="16838"/>
+          <w:pgMar w:top="1417" w:right="1701" w:bottom="1417" w:left="1701" w:header="708" w:footer="708" w:gutter="0"/>
+          <w:cols w:space="708"/>
+          <w:docGrid w:linePitch="360"/>
+        </w:sectPr>
+      </w:pPr>
+      <w:r>
+        <w:t xml:space="preserve"> É uma instrução igual o switch case em outras linguagens pode ser abordado para simplificar as instruções de </w:t>
+      </w:r>
+      <w:proofErr w:type="spellStart"/>
+      <w:r>
+        <w:t>if</w:t>
+      </w:r>
+      <w:proofErr w:type="spellEnd"/>
+      <w:r>
+        <w:t xml:space="preserve"> e </w:t>
+      </w:r>
+      <w:proofErr w:type="spellStart"/>
+      <w:r>
+        <w:t>else</w:t>
+      </w:r>
+      <w:proofErr w:type="spellEnd"/>
+      <w:r>
+        <w:t xml:space="preserve"> caso precise, EXEMPLO:</w:t>
+      </w:r>
+      <w:r>
+        <w:br/>
+      </w:r>
+    </w:p>
+    <w:p>
+      <w:r>
+        <w:drawing>
+          <wp:inline distT="0" distB="0" distL="0" distR="0" wp14:anchorId="2DE0C955" wp14:editId="61243679">
+            <wp:extent cx="3757198" cy="2560320"/>
+            <wp:effectExtent l="0" t="0" r="0" b="0"/>
+            <wp:docPr id="2142410846" name="Imagem 1" descr="Texto&#10;&#10;O conteúdo gerado por IA pode estar incorreto."/>
+            <wp:cNvGraphicFramePr>
+              <a:graphicFrameLocks xmlns:a="http://schemas.openxmlformats.org/drawingml/2006/main" noChangeAspect="1"/>
+            </wp:cNvGraphicFramePr>
+            <a:graphic xmlns:a="http://schemas.openxmlformats.org/drawingml/2006/main">
+              <a:graphicData uri="http://schemas.openxmlformats.org/drawingml/2006/picture">
+                <pic:pic xmlns:pic="http://schemas.openxmlformats.org/drawingml/2006/picture">
+                  <pic:nvPicPr>
+                    <pic:cNvPr id="2142410846" name="Imagem 1" descr="Texto&#10;&#10;O conteúdo gerado por IA pode estar incorreto."/>
+                    <pic:cNvPicPr/>
+                  </pic:nvPicPr>
+                  <pic:blipFill>
+                    <a:blip r:embed="rId17"/>
+                    <a:stretch>
+                      <a:fillRect/>
+                    </a:stretch>
+                  </pic:blipFill>
+                  <pic:spPr>
+                    <a:xfrm>
+                      <a:off x="0" y="0"/>
+                      <a:ext cx="3795168" cy="2586195"/>
+                    </a:xfrm>
+                    <a:prstGeom prst="rect">
+                      <a:avLst/>
+                    </a:prstGeom>
+                  </pic:spPr>
+                </pic:pic>
+              </a:graphicData>
+            </a:graphic>
+          </wp:inline>
+        </w:drawing>
+      </w:r>
+    </w:p>
+    <w:p>
+      <w:pPr>
+        <w:sectPr>
+          <w:type w:val="continuous"/>
+          <w:pgSz w:w="11906" w:h="16838"/>
+          <w:pgMar w:top="1417" w:right="1701" w:bottom="1417" w:left="1701" w:header="708" w:footer="708" w:gutter="0"/>
+          <w:cols w:num="2" w:space="708"/>
+          <w:docGrid w:linePitch="360"/>
+        </w:sectPr>
+      </w:pPr>
+      <w:r>
+        <w:drawing>
+          <wp:inline distT="0" distB="0" distL="0" distR="0" wp14:anchorId="033F7151" wp14:editId="58045A8E">
+            <wp:extent cx="3434300" cy="2499360"/>
+            <wp:effectExtent l="0" t="0" r="0" b="0"/>
+            <wp:docPr id="29028656" name="Imagem 1" descr="Texto&#10;&#10;O conteúdo gerado por IA pode estar incorreto."/>
+            <wp:cNvGraphicFramePr>
+              <a:graphicFrameLocks xmlns:a="http://schemas.openxmlformats.org/drawingml/2006/main" noChangeAspect="1"/>
+            </wp:cNvGraphicFramePr>
+            <a:graphic xmlns:a="http://schemas.openxmlformats.org/drawingml/2006/main">
+              <a:graphicData uri="http://schemas.openxmlformats.org/drawingml/2006/picture">
+                <pic:pic xmlns:pic="http://schemas.openxmlformats.org/drawingml/2006/picture">
+                  <pic:nvPicPr>
+                    <pic:cNvPr id="29028656" name="Imagem 1" descr="Texto&#10;&#10;O conteúdo gerado por IA pode estar incorreto."/>
+                    <pic:cNvPicPr/>
+                  </pic:nvPicPr>
+                  <pic:blipFill>
+                    <a:blip r:embed="rId18"/>
+                    <a:stretch>
+                      <a:fillRect/>
+                    </a:stretch>
+                  </pic:blipFill>
+                  <pic:spPr>
+                    <a:xfrm>
+                      <a:off x="0" y="0"/>
+                      <a:ext cx="3447136" cy="2508701"/>
+                    </a:xfrm>
+                    <a:prstGeom prst="rect">
+                      <a:avLst/>
+                    </a:prstGeom>
+                  </pic:spPr>
+                </pic:pic>
+              </a:graphicData>
+            </a:graphic>
+          </wp:inline>
+        </w:drawing>
+      </w:r>
+    </w:p>
+    <w:tbl>
+      <w:tblPr>
+        <w:tblStyle w:val="Tabelacomgrade"/>
+        <w:tblW w:w="0" w:type="auto"/>
+        <w:tblInd w:w="38" w:type="dxa"/>
+        <w:tblLook w:val="04A0" w:firstRow="1" w:lastRow="0" w:firstColumn="1" w:lastColumn="0" w:noHBand="0" w:noVBand="1"/>
+      </w:tblPr>
+      <w:tblGrid>
+        <w:gridCol w:w="4322"/>
+        <w:gridCol w:w="4322"/>
+      </w:tblGrid>
+      <w:tr>
+        <w:tc>
+          <w:tcPr>
+            <w:tcW w:w="4322" w:type="dxa"/>
+            <w:vAlign w:val="center"/>
+          </w:tcPr>
+          <w:p>
+            <w:r>
+              <w:rPr>
+                <w:rStyle w:val="Forte"/>
+                <w:rFonts w:ascii="Source Serif Pro" w:hAnsi="Source Serif Pro"/>
+                <w:color w:val="222222"/>
+                <w:sz w:val="27"/>
+                <w:szCs w:val="27"/>
+              </w:rPr>
+              <w:t>Vantagens da Instrução </w:t>
+            </w:r>
+            <w:r>
+              <w:rPr>
+                <w:rStyle w:val="CdigoHTML"/>
+                <w:rFonts w:eastAsiaTheme="minorHAnsi"/>
+                <w:b/>
+                <w:bCs/>
+                <w:color w:val="FFFFFF"/>
+                <w:sz w:val="23"/>
+                <w:szCs w:val="23"/>
+                <w:shd w:val="clear" w:color="auto" w:fill="272822"/>
+              </w:rPr>
+              <w:t>match</w:t>
+            </w:r>
+          </w:p>
+        </w:tc>
+        <w:tc>
+          <w:tcPr>
+            <w:tcW w:w="4322" w:type="dxa"/>
+            <w:vAlign w:val="center"/>
+          </w:tcPr>
+          <w:p>
+            <w:r>
+              <w:rPr>
+                <w:rStyle w:val="Forte"/>
+                <w:rFonts w:ascii="Source Serif Pro" w:hAnsi="Source Serif Pro"/>
+                <w:color w:val="222222"/>
+                <w:sz w:val="27"/>
+                <w:szCs w:val="27"/>
+              </w:rPr>
+              <w:t>Vantagens da Estrutura </w:t>
+            </w:r>
+            <w:proofErr w:type="spellStart"/>
+            <w:r>
+              <w:rPr>
+                <w:rStyle w:val="CdigoHTML"/>
+                <w:rFonts w:eastAsiaTheme="minorHAnsi"/>
+                <w:b/>
+                <w:bCs/>
+                <w:color w:val="FFFFFF"/>
+                <w:sz w:val="23"/>
+                <w:szCs w:val="23"/>
+                <w:shd w:val="clear" w:color="auto" w:fill="272822"/>
+              </w:rPr>
+              <w:t>if</w:t>
+            </w:r>
+            <w:proofErr w:type="spellEnd"/>
+          </w:p>
+        </w:tc>
+      </w:tr>
+      <w:tr>
+        <w:tc>
+          <w:tcPr>
+            <w:tcW w:w="4322" w:type="dxa"/>
+            <w:vAlign w:val="center"/>
+          </w:tcPr>
+          <w:p>
+            <w:r>
+              <w:rPr>
+                <w:rFonts w:ascii="Source Serif Pro" w:hAnsi="Source Serif Pro"/>
+                <w:color w:val="222222"/>
+              </w:rPr>
+              <w:t>Lidar com condições complexas e múltiplos padrões de maneira mais intuitiva.</w:t>
+            </w:r>
+          </w:p>
+        </w:tc>
+        <w:tc>
+          <w:tcPr>
+            <w:tcW w:w="4322" w:type="dxa"/>
+            <w:vAlign w:val="center"/>
+          </w:tcPr>
+          <w:p>
+            <w:r>
+              <w:rPr>
+                <w:rFonts w:ascii="Source Serif Pro" w:hAnsi="Source Serif Pro"/>
+                <w:color w:val="222222"/>
+              </w:rPr>
+              <w:t>Implementação clássica e amplamente conhecida.</w:t>
+            </w:r>
+          </w:p>
+        </w:tc>
+      </w:tr>
+      <w:tr>
+        <w:tc>
+          <w:tcPr>
+            <w:tcW w:w="4322" w:type="dxa"/>
+            <w:vAlign w:val="center"/>
+          </w:tcPr>
+          <w:p>
+            <w:r>
+              <w:rPr>
+                <w:rFonts w:ascii="Source Serif Pro" w:hAnsi="Source Serif Pro"/>
+                <w:color w:val="222222"/>
+              </w:rPr>
+              <w:t>Sintaxe concisa melhora a legibilidade do código, especialmente em casos complexos.</w:t>
+            </w:r>
+          </w:p>
+        </w:tc>
+        <w:tc>
+          <w:tcPr>
+            <w:tcW w:w="4322" w:type="dxa"/>
+            <w:vAlign w:val="center"/>
+          </w:tcPr>
+          <w:p>
+            <w:r>
+              <w:rPr>
+                <w:rFonts w:ascii="Source Serif Pro" w:hAnsi="Source Serif Pro"/>
+                <w:color w:val="222222"/>
+              </w:rPr>
+              <w:t>Amplamente suportada em todas as versões do Python.</w:t>
+            </w:r>
+          </w:p>
+        </w:tc>
+      </w:tr>
+      <w:tr>
+        <w:tc>
+          <w:tcPr>
+            <w:tcW w:w="4322" w:type="dxa"/>
+            <w:vAlign w:val="center"/>
+          </w:tcPr>
+          <w:p>
+            <w:r>
+              <w:rPr>
+                <w:rFonts w:ascii="Source Serif Pro" w:hAnsi="Source Serif Pro"/>
+                <w:color w:val="222222"/>
+              </w:rPr>
+              <w:t xml:space="preserve">Permite desestruturação direta, evitando </w:t>
+            </w:r>
+            <w:r>
+              <w:rPr>
+                <w:rFonts w:ascii="Source Serif Pro" w:hAnsi="Source Serif Pro"/>
+                <w:color w:val="222222"/>
+              </w:rPr>
+              <w:lastRenderedPageBreak/>
+              <w:t>repetição excessiva de variáveis.</w:t>
+            </w:r>
+          </w:p>
+        </w:tc>
+        <w:tc>
+          <w:tcPr>
+            <w:tcW w:w="4322" w:type="dxa"/>
+            <w:vAlign w:val="center"/>
+          </w:tcPr>
+          <w:p>
+            <w:r>
+              <w:rPr>
+                <w:rFonts w:ascii="Source Serif Pro" w:hAnsi="Source Serif Pro"/>
+                <w:color w:val="222222"/>
+              </w:rPr>
+              <w:lastRenderedPageBreak/>
+              <w:t xml:space="preserve">Estrutura simples e direta para lógica </w:t>
+            </w:r>
+            <w:r>
+              <w:rPr>
+                <w:rFonts w:ascii="Source Serif Pro" w:hAnsi="Source Serif Pro"/>
+                <w:color w:val="222222"/>
+              </w:rPr>
+              <w:lastRenderedPageBreak/>
+              <w:t>condicional básica.</w:t>
+            </w:r>
+          </w:p>
+        </w:tc>
+      </w:tr>
+      <w:tr>
+        <w:tc>
+          <w:tcPr>
+            <w:tcW w:w="4322" w:type="dxa"/>
+            <w:vAlign w:val="center"/>
+          </w:tcPr>
+          <w:p>
+            <w:r>
+              <w:rPr>
+                <w:rFonts w:ascii="Source Serif Pro" w:hAnsi="Source Serif Pro"/>
+                <w:color w:val="222222"/>
+              </w:rPr>
+              <w:lastRenderedPageBreak/>
+              <w:t>Adiciona expressividade ao código, especialmente em situações de correspondência de padrões.</w:t>
+            </w:r>
+          </w:p>
+        </w:tc>
+        <w:tc>
+          <w:tcPr>
+            <w:tcW w:w="4322" w:type="dxa"/>
+            <w:vAlign w:val="center"/>
+          </w:tcPr>
+          <w:p>
+            <w:r>
+              <w:rPr>
+                <w:rFonts w:ascii="Source Serif Pro" w:hAnsi="Source Serif Pro"/>
+                <w:color w:val="222222"/>
+              </w:rPr>
+              <w:t xml:space="preserve">Pode ser mais intuitiva para </w:t>
+            </w:r>
+            <w:proofErr w:type="spellStart"/>
+            <w:r>
+              <w:rPr>
+                <w:rFonts w:ascii="Source Serif Pro" w:hAnsi="Source Serif Pro"/>
+                <w:color w:val="222222"/>
+              </w:rPr>
+              <w:t>devs</w:t>
+            </w:r>
+            <w:proofErr w:type="spellEnd"/>
+            <w:r>
+              <w:rPr>
+                <w:rFonts w:ascii="Source Serif Pro" w:hAnsi="Source Serif Pro"/>
+                <w:color w:val="222222"/>
+              </w:rPr>
+              <w:t xml:space="preserve"> familiarizados com estruturas de controle convencionais.</w:t>
+            </w:r>
+          </w:p>
+        </w:tc>
+      </w:tr>
+    </w:tbl>
+    <w:p>
+      <w:r>
+        <w:t xml:space="preserve"> Mais sobre match aqui { </w:t>
+      </w:r>
+      <w:hyperlink r:id="rId19" w:history="1">
+        <w:r>
+          <w:rPr>
+            <w:rStyle w:val="Hyperlink"/>
+          </w:rPr>
+          <w:t>https://docs.python.org/pt-br/3/tutorial/controlflow.html#match-statements</w:t>
+        </w:r>
+      </w:hyperlink>
+      <w:r>
+        <w:t xml:space="preserve"> }</w:t>
+      </w:r>
+    </w:p>
     <w:sectPr>
+      <w:type w:val="continuous"/>
       <w:pgSz w:w="11906" w:h="16838"/>
       <w:pgMar w:top="1417" w:right="1701" w:bottom="1417" w:left="1701" w:header="708" w:footer="708" w:gutter="0"/>
       <w:cols w:space="708"/>
@@ -8215,9 +9745,158 @@
 <file path=word/numbering.xml><?xml version="1.0" encoding="utf-8"?>
 <w:numbering xmlns:wpc="http://schemas.microsoft.com/office/word/2010/wordprocessingCanvas" xmlns:cx="http://schemas.microsoft.com/office/drawing/2014/chartex" xmlns:cx1="http://schemas.microsoft.com/office/drawing/2015/9/8/chartex" xmlns:cx2="http://schemas.microsoft.com/office/drawing/2015/10/21/chartex" xmlns:cx3="http://schemas.microsoft.com/office/drawing/2016/5/9/chartex" xmlns:cx4="http://schemas.microsoft.com/office/drawing/2016/5/10/chartex" xmlns:cx5="http://schemas.microsoft.com/office/drawing/2016/5/11/chartex" xmlns:cx6="http://schemas.microsoft.com/office/drawing/2016/5/12/chartex" xmlns:cx7="http://schemas.microsoft.com/office/drawing/2016/5/13/chartex" xmlns:cx8="http://schemas.microsoft.com/office/drawing/2016/5/14/chartex" xmlns:mc="http://schemas.openxmlformats.org/markup-compatibility/2006" xmlns:aink="http://schemas.microsoft.com/office/drawing/2016/ink" xmlns:am3d="http://schemas.microsoft.com/office/drawing/2017/model3d" xmlns:o="urn:schemas-microsoft-com:office:office" xmlns:oel="http://schemas.microsoft.com/office/2019/extlst" xmlns:r="http://schemas.openxmlformats.org/officeDocument/2006/relationships" xmlns:m="http://schemas.openxmlformats.org/officeDocument/2006/math" xmlns:v="urn:schemas-microsoft-com:vml" xmlns:wp14="http://schemas.microsoft.com/office/word/2010/wordprocessingDrawing" xmlns:wp="http://schemas.openxmlformats.org/drawingml/2006/wordprocessingDrawing" xmlns:w10="urn:schemas-microsoft-com:office:word" xmlns:w="http://schemas.openxmlformats.org/wordprocessingml/2006/main" xmlns:w14="http://schemas.microsoft.com/office/word/2010/wordml" xmlns:w15="http://schemas.microsoft.com/office/word/2012/wordml" xmlns:w16cex="http://schemas.microsoft.com/office/word/2018/wordml/cex" xmlns:w16cid="http://schemas.microsoft.com/office/word/2016/wordml/cid" xmlns:w16="http://schemas.microsoft.com/office/word/2018/wordml" xmlns:w16du="http://schemas.microsoft.com/office/word/2023/wordml/word16du" xmlns:w16sdtdh="http://schemas.microsoft.com/office/word/2020/wordml/sdtdatahash" xmlns:w16sdtfl="http://schemas.microsoft.com/office/word/2024/wordml/sdtformatlock" xmlns:w16se="http://schemas.microsoft.com/office/word/2015/wordml/symex" xmlns:wpg="http://schemas.microsoft.com/office/word/2010/wordprocessingGroup" xmlns:wpi="http://schemas.microsoft.com/office/word/2010/wordprocessingInk" xmlns:wne="http://schemas.microsoft.com/office/word/2006/wordml" xmlns:wps="http://schemas.microsoft.com/office/word/2010/wordprocessingShape" mc:Ignorable="w14 w15 w16se w16cid w16 w16cex w16sdtdh w16sdtfl w16du wp14">
   <w:abstractNum w:abstractNumId="0" w15:restartNumberingAfterBreak="0">
-    <w:nsid w:val="5EE77BF7"/>
+    <w:nsid w:val="022D21EF"/>
     <w:multiLevelType w:val="multilevel"/>
-    <w:tmpl w:val="148481A0"/>
+    <w:tmpl w:val="0F0CA9A6"/>
+    <w:lvl w:ilvl="0">
+      <w:start w:val="1"/>
+      <w:numFmt w:val="bullet"/>
+      <w:lvlText w:val=""/>
+      <w:lvlJc w:val="left"/>
+      <w:pPr>
+        <w:tabs>
+          <w:tab w:val="num" w:pos="720"/>
+        </w:tabs>
+        <w:ind w:left="720" w:hanging="360"/>
+      </w:pPr>
+      <w:rPr>
+        <w:rFonts w:ascii="Symbol" w:hAnsi="Symbol" w:hint="default"/>
+        <w:sz w:val="20"/>
+      </w:rPr>
+    </w:lvl>
+    <w:lvl w:ilvl="1">
+      <w:start w:val="1"/>
+      <w:numFmt w:val="bullet"/>
+      <w:lvlText w:val="o"/>
+      <w:lvlJc w:val="left"/>
+      <w:pPr>
+        <w:tabs>
+          <w:tab w:val="num" w:pos="1440"/>
+        </w:tabs>
+        <w:ind w:left="1440" w:hanging="360"/>
+      </w:pPr>
+      <w:rPr>
+        <w:rFonts w:ascii="Courier New" w:hAnsi="Courier New" w:hint="default"/>
+        <w:sz w:val="20"/>
+      </w:rPr>
+    </w:lvl>
+    <w:lvl w:ilvl="2" w:tentative="1">
+      <w:start w:val="1"/>
+      <w:numFmt w:val="bullet"/>
+      <w:lvlText w:val=""/>
+      <w:lvlJc w:val="left"/>
+      <w:pPr>
+        <w:tabs>
+          <w:tab w:val="num" w:pos="2160"/>
+        </w:tabs>
+        <w:ind w:left="2160" w:hanging="360"/>
+      </w:pPr>
+      <w:rPr>
+        <w:rFonts w:ascii="Wingdings" w:hAnsi="Wingdings" w:hint="default"/>
+        <w:sz w:val="20"/>
+      </w:rPr>
+    </w:lvl>
+    <w:lvl w:ilvl="3" w:tentative="1">
+      <w:start w:val="1"/>
+      <w:numFmt w:val="bullet"/>
+      <w:lvlText w:val=""/>
+      <w:lvlJc w:val="left"/>
+      <w:pPr>
+        <w:tabs>
+          <w:tab w:val="num" w:pos="2880"/>
+        </w:tabs>
+        <w:ind w:left="2880" w:hanging="360"/>
+      </w:pPr>
+      <w:rPr>
+        <w:rFonts w:ascii="Wingdings" w:hAnsi="Wingdings" w:hint="default"/>
+        <w:sz w:val="20"/>
+      </w:rPr>
+    </w:lvl>
+    <w:lvl w:ilvl="4" w:tentative="1">
+      <w:start w:val="1"/>
+      <w:numFmt w:val="bullet"/>
+      <w:lvlText w:val=""/>
+      <w:lvlJc w:val="left"/>
+      <w:pPr>
+        <w:tabs>
+          <w:tab w:val="num" w:pos="3600"/>
+        </w:tabs>
+        <w:ind w:left="3600" w:hanging="360"/>
+      </w:pPr>
+      <w:rPr>
+        <w:rFonts w:ascii="Wingdings" w:hAnsi="Wingdings" w:hint="default"/>
+        <w:sz w:val="20"/>
+      </w:rPr>
+    </w:lvl>
+    <w:lvl w:ilvl="5" w:tentative="1">
+      <w:start w:val="1"/>
+      <w:numFmt w:val="bullet"/>
+      <w:lvlText w:val=""/>
+      <w:lvlJc w:val="left"/>
+      <w:pPr>
+        <w:tabs>
+          <w:tab w:val="num" w:pos="4320"/>
+        </w:tabs>
+        <w:ind w:left="4320" w:hanging="360"/>
+      </w:pPr>
+      <w:rPr>
+        <w:rFonts w:ascii="Wingdings" w:hAnsi="Wingdings" w:hint="default"/>
+        <w:sz w:val="20"/>
+      </w:rPr>
+    </w:lvl>
+    <w:lvl w:ilvl="6" w:tentative="1">
+      <w:start w:val="1"/>
+      <w:numFmt w:val="bullet"/>
+      <w:lvlText w:val=""/>
+      <w:lvlJc w:val="left"/>
+      <w:pPr>
+        <w:tabs>
+          <w:tab w:val="num" w:pos="5040"/>
+        </w:tabs>
+        <w:ind w:left="5040" w:hanging="360"/>
+      </w:pPr>
+      <w:rPr>
+        <w:rFonts w:ascii="Wingdings" w:hAnsi="Wingdings" w:hint="default"/>
+        <w:sz w:val="20"/>
+      </w:rPr>
+    </w:lvl>
+    <w:lvl w:ilvl="7" w:tentative="1">
+      <w:start w:val="1"/>
+      <w:numFmt w:val="bullet"/>
+      <w:lvlText w:val=""/>
+      <w:lvlJc w:val="left"/>
+      <w:pPr>
+        <w:tabs>
+          <w:tab w:val="num" w:pos="5760"/>
+        </w:tabs>
+        <w:ind w:left="5760" w:hanging="360"/>
+      </w:pPr>
+      <w:rPr>
+        <w:rFonts w:ascii="Wingdings" w:hAnsi="Wingdings" w:hint="default"/>
+        <w:sz w:val="20"/>
+      </w:rPr>
+    </w:lvl>
+    <w:lvl w:ilvl="8" w:tentative="1">
+      <w:start w:val="1"/>
+      <w:numFmt w:val="bullet"/>
+      <w:lvlText w:val=""/>
+      <w:lvlJc w:val="left"/>
+      <w:pPr>
+        <w:tabs>
+          <w:tab w:val="num" w:pos="6480"/>
+        </w:tabs>
+        <w:ind w:left="6480" w:hanging="360"/>
+      </w:pPr>
+      <w:rPr>
+        <w:rFonts w:ascii="Wingdings" w:hAnsi="Wingdings" w:hint="default"/>
+        <w:sz w:val="20"/>
+      </w:rPr>
+    </w:lvl>
+  </w:abstractNum>
+  <w:abstractNum w:abstractNumId="1" w15:restartNumberingAfterBreak="0">
+    <w:nsid w:val="087F1094"/>
+    <w:multiLevelType w:val="multilevel"/>
+    <w:tmpl w:val="79286394"/>
     <w:lvl w:ilvl="0">
       <w:start w:val="1"/>
       <w:numFmt w:val="bullet"/>
@@ -8363,8 +10042,735 @@
       </w:rPr>
     </w:lvl>
   </w:abstractNum>
+  <w:abstractNum w:abstractNumId="2" w15:restartNumberingAfterBreak="0">
+    <w:nsid w:val="2BE82857"/>
+    <w:multiLevelType w:val="multilevel"/>
+    <w:tmpl w:val="B9F21F0C"/>
+    <w:lvl w:ilvl="0">
+      <w:start w:val="1"/>
+      <w:numFmt w:val="bullet"/>
+      <w:lvlText w:val=""/>
+      <w:lvlJc w:val="left"/>
+      <w:pPr>
+        <w:tabs>
+          <w:tab w:val="num" w:pos="720"/>
+        </w:tabs>
+        <w:ind w:left="720" w:hanging="360"/>
+      </w:pPr>
+      <w:rPr>
+        <w:rFonts w:ascii="Symbol" w:hAnsi="Symbol" w:hint="default"/>
+        <w:sz w:val="20"/>
+      </w:rPr>
+    </w:lvl>
+    <w:lvl w:ilvl="1" w:tentative="1">
+      <w:start w:val="1"/>
+      <w:numFmt w:val="bullet"/>
+      <w:lvlText w:val="o"/>
+      <w:lvlJc w:val="left"/>
+      <w:pPr>
+        <w:tabs>
+          <w:tab w:val="num" w:pos="1440"/>
+        </w:tabs>
+        <w:ind w:left="1440" w:hanging="360"/>
+      </w:pPr>
+      <w:rPr>
+        <w:rFonts w:ascii="Courier New" w:hAnsi="Courier New" w:hint="default"/>
+        <w:sz w:val="20"/>
+      </w:rPr>
+    </w:lvl>
+    <w:lvl w:ilvl="2" w:tentative="1">
+      <w:start w:val="1"/>
+      <w:numFmt w:val="bullet"/>
+      <w:lvlText w:val=""/>
+      <w:lvlJc w:val="left"/>
+      <w:pPr>
+        <w:tabs>
+          <w:tab w:val="num" w:pos="2160"/>
+        </w:tabs>
+        <w:ind w:left="2160" w:hanging="360"/>
+      </w:pPr>
+      <w:rPr>
+        <w:rFonts w:ascii="Wingdings" w:hAnsi="Wingdings" w:hint="default"/>
+        <w:sz w:val="20"/>
+      </w:rPr>
+    </w:lvl>
+    <w:lvl w:ilvl="3" w:tentative="1">
+      <w:start w:val="1"/>
+      <w:numFmt w:val="bullet"/>
+      <w:lvlText w:val=""/>
+      <w:lvlJc w:val="left"/>
+      <w:pPr>
+        <w:tabs>
+          <w:tab w:val="num" w:pos="2880"/>
+        </w:tabs>
+        <w:ind w:left="2880" w:hanging="360"/>
+      </w:pPr>
+      <w:rPr>
+        <w:rFonts w:ascii="Wingdings" w:hAnsi="Wingdings" w:hint="default"/>
+        <w:sz w:val="20"/>
+      </w:rPr>
+    </w:lvl>
+    <w:lvl w:ilvl="4" w:tentative="1">
+      <w:start w:val="1"/>
+      <w:numFmt w:val="bullet"/>
+      <w:lvlText w:val=""/>
+      <w:lvlJc w:val="left"/>
+      <w:pPr>
+        <w:tabs>
+          <w:tab w:val="num" w:pos="3600"/>
+        </w:tabs>
+        <w:ind w:left="3600" w:hanging="360"/>
+      </w:pPr>
+      <w:rPr>
+        <w:rFonts w:ascii="Wingdings" w:hAnsi="Wingdings" w:hint="default"/>
+        <w:sz w:val="20"/>
+      </w:rPr>
+    </w:lvl>
+    <w:lvl w:ilvl="5" w:tentative="1">
+      <w:start w:val="1"/>
+      <w:numFmt w:val="bullet"/>
+      <w:lvlText w:val=""/>
+      <w:lvlJc w:val="left"/>
+      <w:pPr>
+        <w:tabs>
+          <w:tab w:val="num" w:pos="4320"/>
+        </w:tabs>
+        <w:ind w:left="4320" w:hanging="360"/>
+      </w:pPr>
+      <w:rPr>
+        <w:rFonts w:ascii="Wingdings" w:hAnsi="Wingdings" w:hint="default"/>
+        <w:sz w:val="20"/>
+      </w:rPr>
+    </w:lvl>
+    <w:lvl w:ilvl="6" w:tentative="1">
+      <w:start w:val="1"/>
+      <w:numFmt w:val="bullet"/>
+      <w:lvlText w:val=""/>
+      <w:lvlJc w:val="left"/>
+      <w:pPr>
+        <w:tabs>
+          <w:tab w:val="num" w:pos="5040"/>
+        </w:tabs>
+        <w:ind w:left="5040" w:hanging="360"/>
+      </w:pPr>
+      <w:rPr>
+        <w:rFonts w:ascii="Wingdings" w:hAnsi="Wingdings" w:hint="default"/>
+        <w:sz w:val="20"/>
+      </w:rPr>
+    </w:lvl>
+    <w:lvl w:ilvl="7" w:tentative="1">
+      <w:start w:val="1"/>
+      <w:numFmt w:val="bullet"/>
+      <w:lvlText w:val=""/>
+      <w:lvlJc w:val="left"/>
+      <w:pPr>
+        <w:tabs>
+          <w:tab w:val="num" w:pos="5760"/>
+        </w:tabs>
+        <w:ind w:left="5760" w:hanging="360"/>
+      </w:pPr>
+      <w:rPr>
+        <w:rFonts w:ascii="Wingdings" w:hAnsi="Wingdings" w:hint="default"/>
+        <w:sz w:val="20"/>
+      </w:rPr>
+    </w:lvl>
+    <w:lvl w:ilvl="8" w:tentative="1">
+      <w:start w:val="1"/>
+      <w:numFmt w:val="bullet"/>
+      <w:lvlText w:val=""/>
+      <w:lvlJc w:val="left"/>
+      <w:pPr>
+        <w:tabs>
+          <w:tab w:val="num" w:pos="6480"/>
+        </w:tabs>
+        <w:ind w:left="6480" w:hanging="360"/>
+      </w:pPr>
+      <w:rPr>
+        <w:rFonts w:ascii="Wingdings" w:hAnsi="Wingdings" w:hint="default"/>
+        <w:sz w:val="20"/>
+      </w:rPr>
+    </w:lvl>
+  </w:abstractNum>
+  <w:abstractNum w:abstractNumId="3" w15:restartNumberingAfterBreak="0">
+    <w:nsid w:val="32B2016E"/>
+    <w:multiLevelType w:val="multilevel"/>
+    <w:tmpl w:val="1C44B038"/>
+    <w:lvl w:ilvl="0">
+      <w:start w:val="1"/>
+      <w:numFmt w:val="bullet"/>
+      <w:lvlText w:val=""/>
+      <w:lvlJc w:val="left"/>
+      <w:pPr>
+        <w:tabs>
+          <w:tab w:val="num" w:pos="720"/>
+        </w:tabs>
+        <w:ind w:left="720" w:hanging="360"/>
+      </w:pPr>
+      <w:rPr>
+        <w:rFonts w:ascii="Symbol" w:hAnsi="Symbol" w:hint="default"/>
+        <w:sz w:val="20"/>
+      </w:rPr>
+    </w:lvl>
+    <w:lvl w:ilvl="1" w:tentative="1">
+      <w:start w:val="1"/>
+      <w:numFmt w:val="bullet"/>
+      <w:lvlText w:val="o"/>
+      <w:lvlJc w:val="left"/>
+      <w:pPr>
+        <w:tabs>
+          <w:tab w:val="num" w:pos="1440"/>
+        </w:tabs>
+        <w:ind w:left="1440" w:hanging="360"/>
+      </w:pPr>
+      <w:rPr>
+        <w:rFonts w:ascii="Courier New" w:hAnsi="Courier New" w:hint="default"/>
+        <w:sz w:val="20"/>
+      </w:rPr>
+    </w:lvl>
+    <w:lvl w:ilvl="2" w:tentative="1">
+      <w:start w:val="1"/>
+      <w:numFmt w:val="bullet"/>
+      <w:lvlText w:val=""/>
+      <w:lvlJc w:val="left"/>
+      <w:pPr>
+        <w:tabs>
+          <w:tab w:val="num" w:pos="2160"/>
+        </w:tabs>
+        <w:ind w:left="2160" w:hanging="360"/>
+      </w:pPr>
+      <w:rPr>
+        <w:rFonts w:ascii="Wingdings" w:hAnsi="Wingdings" w:hint="default"/>
+        <w:sz w:val="20"/>
+      </w:rPr>
+    </w:lvl>
+    <w:lvl w:ilvl="3" w:tentative="1">
+      <w:start w:val="1"/>
+      <w:numFmt w:val="bullet"/>
+      <w:lvlText w:val=""/>
+      <w:lvlJc w:val="left"/>
+      <w:pPr>
+        <w:tabs>
+          <w:tab w:val="num" w:pos="2880"/>
+        </w:tabs>
+        <w:ind w:left="2880" w:hanging="360"/>
+      </w:pPr>
+      <w:rPr>
+        <w:rFonts w:ascii="Wingdings" w:hAnsi="Wingdings" w:hint="default"/>
+        <w:sz w:val="20"/>
+      </w:rPr>
+    </w:lvl>
+    <w:lvl w:ilvl="4" w:tentative="1">
+      <w:start w:val="1"/>
+      <w:numFmt w:val="bullet"/>
+      <w:lvlText w:val=""/>
+      <w:lvlJc w:val="left"/>
+      <w:pPr>
+        <w:tabs>
+          <w:tab w:val="num" w:pos="3600"/>
+        </w:tabs>
+        <w:ind w:left="3600" w:hanging="360"/>
+      </w:pPr>
+      <w:rPr>
+        <w:rFonts w:ascii="Wingdings" w:hAnsi="Wingdings" w:hint="default"/>
+        <w:sz w:val="20"/>
+      </w:rPr>
+    </w:lvl>
+    <w:lvl w:ilvl="5" w:tentative="1">
+      <w:start w:val="1"/>
+      <w:numFmt w:val="bullet"/>
+      <w:lvlText w:val=""/>
+      <w:lvlJc w:val="left"/>
+      <w:pPr>
+        <w:tabs>
+          <w:tab w:val="num" w:pos="4320"/>
+        </w:tabs>
+        <w:ind w:left="4320" w:hanging="360"/>
+      </w:pPr>
+      <w:rPr>
+        <w:rFonts w:ascii="Wingdings" w:hAnsi="Wingdings" w:hint="default"/>
+        <w:sz w:val="20"/>
+      </w:rPr>
+    </w:lvl>
+    <w:lvl w:ilvl="6" w:tentative="1">
+      <w:start w:val="1"/>
+      <w:numFmt w:val="bullet"/>
+      <w:lvlText w:val=""/>
+      <w:lvlJc w:val="left"/>
+      <w:pPr>
+        <w:tabs>
+          <w:tab w:val="num" w:pos="5040"/>
+        </w:tabs>
+        <w:ind w:left="5040" w:hanging="360"/>
+      </w:pPr>
+      <w:rPr>
+        <w:rFonts w:ascii="Wingdings" w:hAnsi="Wingdings" w:hint="default"/>
+        <w:sz w:val="20"/>
+      </w:rPr>
+    </w:lvl>
+    <w:lvl w:ilvl="7" w:tentative="1">
+      <w:start w:val="1"/>
+      <w:numFmt w:val="bullet"/>
+      <w:lvlText w:val=""/>
+      <w:lvlJc w:val="left"/>
+      <w:pPr>
+        <w:tabs>
+          <w:tab w:val="num" w:pos="5760"/>
+        </w:tabs>
+        <w:ind w:left="5760" w:hanging="360"/>
+      </w:pPr>
+      <w:rPr>
+        <w:rFonts w:ascii="Wingdings" w:hAnsi="Wingdings" w:hint="default"/>
+        <w:sz w:val="20"/>
+      </w:rPr>
+    </w:lvl>
+    <w:lvl w:ilvl="8" w:tentative="1">
+      <w:start w:val="1"/>
+      <w:numFmt w:val="bullet"/>
+      <w:lvlText w:val=""/>
+      <w:lvlJc w:val="left"/>
+      <w:pPr>
+        <w:tabs>
+          <w:tab w:val="num" w:pos="6480"/>
+        </w:tabs>
+        <w:ind w:left="6480" w:hanging="360"/>
+      </w:pPr>
+      <w:rPr>
+        <w:rFonts w:ascii="Wingdings" w:hAnsi="Wingdings" w:hint="default"/>
+        <w:sz w:val="20"/>
+      </w:rPr>
+    </w:lvl>
+  </w:abstractNum>
+  <w:abstractNum w:abstractNumId="4" w15:restartNumberingAfterBreak="0">
+    <w:nsid w:val="3ECF4AE2"/>
+    <w:multiLevelType w:val="multilevel"/>
+    <w:tmpl w:val="1B029BBA"/>
+    <w:lvl w:ilvl="0">
+      <w:start w:val="1"/>
+      <w:numFmt w:val="decimal"/>
+      <w:lvlText w:val="%1."/>
+      <w:lvlJc w:val="left"/>
+      <w:pPr>
+        <w:tabs>
+          <w:tab w:val="num" w:pos="720"/>
+        </w:tabs>
+        <w:ind w:left="720" w:hanging="360"/>
+      </w:pPr>
+    </w:lvl>
+    <w:lvl w:ilvl="1" w:tentative="1">
+      <w:start w:val="1"/>
+      <w:numFmt w:val="decimal"/>
+      <w:lvlText w:val="%2."/>
+      <w:lvlJc w:val="left"/>
+      <w:pPr>
+        <w:tabs>
+          <w:tab w:val="num" w:pos="1440"/>
+        </w:tabs>
+        <w:ind w:left="1440" w:hanging="360"/>
+      </w:pPr>
+    </w:lvl>
+    <w:lvl w:ilvl="2" w:tentative="1">
+      <w:start w:val="1"/>
+      <w:numFmt w:val="decimal"/>
+      <w:lvlText w:val="%3."/>
+      <w:lvlJc w:val="left"/>
+      <w:pPr>
+        <w:tabs>
+          <w:tab w:val="num" w:pos="2160"/>
+        </w:tabs>
+        <w:ind w:left="2160" w:hanging="360"/>
+      </w:pPr>
+    </w:lvl>
+    <w:lvl w:ilvl="3" w:tentative="1">
+      <w:start w:val="1"/>
+      <w:numFmt w:val="decimal"/>
+      <w:lvlText w:val="%4."/>
+      <w:lvlJc w:val="left"/>
+      <w:pPr>
+        <w:tabs>
+          <w:tab w:val="num" w:pos="2880"/>
+        </w:tabs>
+        <w:ind w:left="2880" w:hanging="360"/>
+      </w:pPr>
+    </w:lvl>
+    <w:lvl w:ilvl="4" w:tentative="1">
+      <w:start w:val="1"/>
+      <w:numFmt w:val="decimal"/>
+      <w:lvlText w:val="%5."/>
+      <w:lvlJc w:val="left"/>
+      <w:pPr>
+        <w:tabs>
+          <w:tab w:val="num" w:pos="3600"/>
+        </w:tabs>
+        <w:ind w:left="3600" w:hanging="360"/>
+      </w:pPr>
+    </w:lvl>
+    <w:lvl w:ilvl="5" w:tentative="1">
+      <w:start w:val="1"/>
+      <w:numFmt w:val="decimal"/>
+      <w:lvlText w:val="%6."/>
+      <w:lvlJc w:val="left"/>
+      <w:pPr>
+        <w:tabs>
+          <w:tab w:val="num" w:pos="4320"/>
+        </w:tabs>
+        <w:ind w:left="4320" w:hanging="360"/>
+      </w:pPr>
+    </w:lvl>
+    <w:lvl w:ilvl="6" w:tentative="1">
+      <w:start w:val="1"/>
+      <w:numFmt w:val="decimal"/>
+      <w:lvlText w:val="%7."/>
+      <w:lvlJc w:val="left"/>
+      <w:pPr>
+        <w:tabs>
+          <w:tab w:val="num" w:pos="5040"/>
+        </w:tabs>
+        <w:ind w:left="5040" w:hanging="360"/>
+      </w:pPr>
+    </w:lvl>
+    <w:lvl w:ilvl="7" w:tentative="1">
+      <w:start w:val="1"/>
+      <w:numFmt w:val="decimal"/>
+      <w:lvlText w:val="%8."/>
+      <w:lvlJc w:val="left"/>
+      <w:pPr>
+        <w:tabs>
+          <w:tab w:val="num" w:pos="5760"/>
+        </w:tabs>
+        <w:ind w:left="5760" w:hanging="360"/>
+      </w:pPr>
+    </w:lvl>
+    <w:lvl w:ilvl="8" w:tentative="1">
+      <w:start w:val="1"/>
+      <w:numFmt w:val="decimal"/>
+      <w:lvlText w:val="%9."/>
+      <w:lvlJc w:val="left"/>
+      <w:pPr>
+        <w:tabs>
+          <w:tab w:val="num" w:pos="6480"/>
+        </w:tabs>
+        <w:ind w:left="6480" w:hanging="360"/>
+      </w:pPr>
+    </w:lvl>
+  </w:abstractNum>
+  <w:abstractNum w:abstractNumId="5" w15:restartNumberingAfterBreak="0">
+    <w:nsid w:val="5EE77BF7"/>
+    <w:multiLevelType w:val="multilevel"/>
+    <w:tmpl w:val="148481A0"/>
+    <w:lvl w:ilvl="0">
+      <w:start w:val="1"/>
+      <w:numFmt w:val="bullet"/>
+      <w:lvlText w:val=""/>
+      <w:lvlJc w:val="left"/>
+      <w:pPr>
+        <w:tabs>
+          <w:tab w:val="num" w:pos="720"/>
+        </w:tabs>
+        <w:ind w:left="720" w:hanging="360"/>
+      </w:pPr>
+      <w:rPr>
+        <w:rFonts w:ascii="Symbol" w:hAnsi="Symbol" w:hint="default"/>
+        <w:sz w:val="20"/>
+      </w:rPr>
+    </w:lvl>
+    <w:lvl w:ilvl="1" w:tentative="1">
+      <w:start w:val="1"/>
+      <w:numFmt w:val="bullet"/>
+      <w:lvlText w:val="o"/>
+      <w:lvlJc w:val="left"/>
+      <w:pPr>
+        <w:tabs>
+          <w:tab w:val="num" w:pos="1440"/>
+        </w:tabs>
+        <w:ind w:left="1440" w:hanging="360"/>
+      </w:pPr>
+      <w:rPr>
+        <w:rFonts w:ascii="Courier New" w:hAnsi="Courier New" w:hint="default"/>
+        <w:sz w:val="20"/>
+      </w:rPr>
+    </w:lvl>
+    <w:lvl w:ilvl="2" w:tentative="1">
+      <w:start w:val="1"/>
+      <w:numFmt w:val="bullet"/>
+      <w:lvlText w:val=""/>
+      <w:lvlJc w:val="left"/>
+      <w:pPr>
+        <w:tabs>
+          <w:tab w:val="num" w:pos="2160"/>
+        </w:tabs>
+        <w:ind w:left="2160" w:hanging="360"/>
+      </w:pPr>
+      <w:rPr>
+        <w:rFonts w:ascii="Wingdings" w:hAnsi="Wingdings" w:hint="default"/>
+        <w:sz w:val="20"/>
+      </w:rPr>
+    </w:lvl>
+    <w:lvl w:ilvl="3" w:tentative="1">
+      <w:start w:val="1"/>
+      <w:numFmt w:val="bullet"/>
+      <w:lvlText w:val=""/>
+      <w:lvlJc w:val="left"/>
+      <w:pPr>
+        <w:tabs>
+          <w:tab w:val="num" w:pos="2880"/>
+        </w:tabs>
+        <w:ind w:left="2880" w:hanging="360"/>
+      </w:pPr>
+      <w:rPr>
+        <w:rFonts w:ascii="Wingdings" w:hAnsi="Wingdings" w:hint="default"/>
+        <w:sz w:val="20"/>
+      </w:rPr>
+    </w:lvl>
+    <w:lvl w:ilvl="4" w:tentative="1">
+      <w:start w:val="1"/>
+      <w:numFmt w:val="bullet"/>
+      <w:lvlText w:val=""/>
+      <w:lvlJc w:val="left"/>
+      <w:pPr>
+        <w:tabs>
+          <w:tab w:val="num" w:pos="3600"/>
+        </w:tabs>
+        <w:ind w:left="3600" w:hanging="360"/>
+      </w:pPr>
+      <w:rPr>
+        <w:rFonts w:ascii="Wingdings" w:hAnsi="Wingdings" w:hint="default"/>
+        <w:sz w:val="20"/>
+      </w:rPr>
+    </w:lvl>
+    <w:lvl w:ilvl="5" w:tentative="1">
+      <w:start w:val="1"/>
+      <w:numFmt w:val="bullet"/>
+      <w:lvlText w:val=""/>
+      <w:lvlJc w:val="left"/>
+      <w:pPr>
+        <w:tabs>
+          <w:tab w:val="num" w:pos="4320"/>
+        </w:tabs>
+        <w:ind w:left="4320" w:hanging="360"/>
+      </w:pPr>
+      <w:rPr>
+        <w:rFonts w:ascii="Wingdings" w:hAnsi="Wingdings" w:hint="default"/>
+        <w:sz w:val="20"/>
+      </w:rPr>
+    </w:lvl>
+    <w:lvl w:ilvl="6" w:tentative="1">
+      <w:start w:val="1"/>
+      <w:numFmt w:val="bullet"/>
+      <w:lvlText w:val=""/>
+      <w:lvlJc w:val="left"/>
+      <w:pPr>
+        <w:tabs>
+          <w:tab w:val="num" w:pos="5040"/>
+        </w:tabs>
+        <w:ind w:left="5040" w:hanging="360"/>
+      </w:pPr>
+      <w:rPr>
+        <w:rFonts w:ascii="Wingdings" w:hAnsi="Wingdings" w:hint="default"/>
+        <w:sz w:val="20"/>
+      </w:rPr>
+    </w:lvl>
+    <w:lvl w:ilvl="7" w:tentative="1">
+      <w:start w:val="1"/>
+      <w:numFmt w:val="bullet"/>
+      <w:lvlText w:val=""/>
+      <w:lvlJc w:val="left"/>
+      <w:pPr>
+        <w:tabs>
+          <w:tab w:val="num" w:pos="5760"/>
+        </w:tabs>
+        <w:ind w:left="5760" w:hanging="360"/>
+      </w:pPr>
+      <w:rPr>
+        <w:rFonts w:ascii="Wingdings" w:hAnsi="Wingdings" w:hint="default"/>
+        <w:sz w:val="20"/>
+      </w:rPr>
+    </w:lvl>
+    <w:lvl w:ilvl="8" w:tentative="1">
+      <w:start w:val="1"/>
+      <w:numFmt w:val="bullet"/>
+      <w:lvlText w:val=""/>
+      <w:lvlJc w:val="left"/>
+      <w:pPr>
+        <w:tabs>
+          <w:tab w:val="num" w:pos="6480"/>
+        </w:tabs>
+        <w:ind w:left="6480" w:hanging="360"/>
+      </w:pPr>
+      <w:rPr>
+        <w:rFonts w:ascii="Wingdings" w:hAnsi="Wingdings" w:hint="default"/>
+        <w:sz w:val="20"/>
+      </w:rPr>
+    </w:lvl>
+  </w:abstractNum>
+  <w:abstractNum w:abstractNumId="6" w15:restartNumberingAfterBreak="0">
+    <w:nsid w:val="716C7A33"/>
+    <w:multiLevelType w:val="multilevel"/>
+    <w:tmpl w:val="7F70923C"/>
+    <w:lvl w:ilvl="0">
+      <w:start w:val="1"/>
+      <w:numFmt w:val="bullet"/>
+      <w:lvlText w:val=""/>
+      <w:lvlJc w:val="left"/>
+      <w:pPr>
+        <w:tabs>
+          <w:tab w:val="num" w:pos="720"/>
+        </w:tabs>
+        <w:ind w:left="720" w:hanging="360"/>
+      </w:pPr>
+      <w:rPr>
+        <w:rFonts w:ascii="Symbol" w:hAnsi="Symbol" w:hint="default"/>
+        <w:sz w:val="20"/>
+      </w:rPr>
+    </w:lvl>
+    <w:lvl w:ilvl="1" w:tentative="1">
+      <w:start w:val="1"/>
+      <w:numFmt w:val="bullet"/>
+      <w:lvlText w:val="o"/>
+      <w:lvlJc w:val="left"/>
+      <w:pPr>
+        <w:tabs>
+          <w:tab w:val="num" w:pos="1440"/>
+        </w:tabs>
+        <w:ind w:left="1440" w:hanging="360"/>
+      </w:pPr>
+      <w:rPr>
+        <w:rFonts w:ascii="Courier New" w:hAnsi="Courier New" w:hint="default"/>
+        <w:sz w:val="20"/>
+      </w:rPr>
+    </w:lvl>
+    <w:lvl w:ilvl="2" w:tentative="1">
+      <w:start w:val="1"/>
+      <w:numFmt w:val="bullet"/>
+      <w:lvlText w:val=""/>
+      <w:lvlJc w:val="left"/>
+      <w:pPr>
+        <w:tabs>
+          <w:tab w:val="num" w:pos="2160"/>
+        </w:tabs>
+        <w:ind w:left="2160" w:hanging="360"/>
+      </w:pPr>
+      <w:rPr>
+        <w:rFonts w:ascii="Wingdings" w:hAnsi="Wingdings" w:hint="default"/>
+        <w:sz w:val="20"/>
+      </w:rPr>
+    </w:lvl>
+    <w:lvl w:ilvl="3" w:tentative="1">
+      <w:start w:val="1"/>
+      <w:numFmt w:val="bullet"/>
+      <w:lvlText w:val=""/>
+      <w:lvlJc w:val="left"/>
+      <w:pPr>
+        <w:tabs>
+          <w:tab w:val="num" w:pos="2880"/>
+        </w:tabs>
+        <w:ind w:left="2880" w:hanging="360"/>
+      </w:pPr>
+      <w:rPr>
+        <w:rFonts w:ascii="Wingdings" w:hAnsi="Wingdings" w:hint="default"/>
+        <w:sz w:val="20"/>
+      </w:rPr>
+    </w:lvl>
+    <w:lvl w:ilvl="4" w:tentative="1">
+      <w:start w:val="1"/>
+      <w:numFmt w:val="bullet"/>
+      <w:lvlText w:val=""/>
+      <w:lvlJc w:val="left"/>
+      <w:pPr>
+        <w:tabs>
+          <w:tab w:val="num" w:pos="3600"/>
+        </w:tabs>
+        <w:ind w:left="3600" w:hanging="360"/>
+      </w:pPr>
+      <w:rPr>
+        <w:rFonts w:ascii="Wingdings" w:hAnsi="Wingdings" w:hint="default"/>
+        <w:sz w:val="20"/>
+      </w:rPr>
+    </w:lvl>
+    <w:lvl w:ilvl="5" w:tentative="1">
+      <w:start w:val="1"/>
+      <w:numFmt w:val="bullet"/>
+      <w:lvlText w:val=""/>
+      <w:lvlJc w:val="left"/>
+      <w:pPr>
+        <w:tabs>
+          <w:tab w:val="num" w:pos="4320"/>
+        </w:tabs>
+        <w:ind w:left="4320" w:hanging="360"/>
+      </w:pPr>
+      <w:rPr>
+        <w:rFonts w:ascii="Wingdings" w:hAnsi="Wingdings" w:hint="default"/>
+        <w:sz w:val="20"/>
+      </w:rPr>
+    </w:lvl>
+    <w:lvl w:ilvl="6" w:tentative="1">
+      <w:start w:val="1"/>
+      <w:numFmt w:val="bullet"/>
+      <w:lvlText w:val=""/>
+      <w:lvlJc w:val="left"/>
+      <w:pPr>
+        <w:tabs>
+          <w:tab w:val="num" w:pos="5040"/>
+        </w:tabs>
+        <w:ind w:left="5040" w:hanging="360"/>
+      </w:pPr>
+      <w:rPr>
+        <w:rFonts w:ascii="Wingdings" w:hAnsi="Wingdings" w:hint="default"/>
+        <w:sz w:val="20"/>
+      </w:rPr>
+    </w:lvl>
+    <w:lvl w:ilvl="7" w:tentative="1">
+      <w:start w:val="1"/>
+      <w:numFmt w:val="bullet"/>
+      <w:lvlText w:val=""/>
+      <w:lvlJc w:val="left"/>
+      <w:pPr>
+        <w:tabs>
+          <w:tab w:val="num" w:pos="5760"/>
+        </w:tabs>
+        <w:ind w:left="5760" w:hanging="360"/>
+      </w:pPr>
+      <w:rPr>
+        <w:rFonts w:ascii="Wingdings" w:hAnsi="Wingdings" w:hint="default"/>
+        <w:sz w:val="20"/>
+      </w:rPr>
+    </w:lvl>
+    <w:lvl w:ilvl="8" w:tentative="1">
+      <w:start w:val="1"/>
+      <w:numFmt w:val="bullet"/>
+      <w:lvlText w:val=""/>
+      <w:lvlJc w:val="left"/>
+      <w:pPr>
+        <w:tabs>
+          <w:tab w:val="num" w:pos="6480"/>
+        </w:tabs>
+        <w:ind w:left="6480" w:hanging="360"/>
+      </w:pPr>
+      <w:rPr>
+        <w:rFonts w:ascii="Wingdings" w:hAnsi="Wingdings" w:hint="default"/>
+        <w:sz w:val="20"/>
+      </w:rPr>
+    </w:lvl>
+  </w:abstractNum>
   <w:num w:numId="1" w16cid:durableId="721563420">
+    <w:abstractNumId w:val="5"/>
+  </w:num>
+  <w:num w:numId="2" w16cid:durableId="1916435742">
     <w:abstractNumId w:val="0"/>
+  </w:num>
+  <w:num w:numId="3" w16cid:durableId="1807046365">
+    <w:abstractNumId w:val="4"/>
+  </w:num>
+  <w:num w:numId="4" w16cid:durableId="1785878598">
+    <w:abstractNumId w:val="3"/>
+  </w:num>
+  <w:num w:numId="5" w16cid:durableId="1069571351">
+    <w:abstractNumId w:val="2"/>
+  </w:num>
+  <w:num w:numId="6" w16cid:durableId="1130441956">
+    <w:abstractNumId w:val="1"/>
+  </w:num>
+  <w:num w:numId="7" w16cid:durableId="922684831">
+    <w:abstractNumId w:val="6"/>
   </w:num>
 </w:numbering>
 </file>
@@ -8814,7 +11220,6 @@
   <w:style w:type="character" w:default="1" w:styleId="Fontepargpadro">
     <w:name w:val="Default Paragraph Font"/>
     <w:uiPriority w:val="1"/>
-    <w:semiHidden/>
     <w:unhideWhenUsed/>
   </w:style>
   <w:style w:type="table" w:default="1" w:styleId="Tabelanormal">
@@ -9045,6 +11450,42 @@
     <w:link w:val="Rodap"/>
     <w:uiPriority w:val="99"/>
     <w:rsid w:val="00E72746"/>
+  </w:style>
+  <w:style w:type="character" w:styleId="CdigoHTML">
+    <w:name w:val="HTML Code"/>
+    <w:basedOn w:val="Fontepargpadro"/>
+    <w:uiPriority w:val="99"/>
+    <w:semiHidden/>
+    <w:unhideWhenUsed/>
+    <w:rsid w:val="007B1D7B"/>
+    <w:rPr>
+      <w:rFonts w:ascii="Courier New" w:eastAsia="Times New Roman" w:hAnsi="Courier New" w:cs="Courier New"/>
+      <w:sz w:val="20"/>
+      <w:szCs w:val="20"/>
+    </w:rPr>
+  </w:style>
+  <w:style w:type="character" w:styleId="Hyperlink">
+    <w:name w:val="Hyperlink"/>
+    <w:basedOn w:val="Fontepargpadro"/>
+    <w:uiPriority w:val="99"/>
+    <w:unhideWhenUsed/>
+    <w:rsid w:val="00B22FEF"/>
+    <w:rPr>
+      <w:color w:val="0563C1" w:themeColor="hyperlink"/>
+      <w:u w:val="single"/>
+    </w:rPr>
+  </w:style>
+  <w:style w:type="character" w:styleId="MenoPendente">
+    <w:name w:val="Unresolved Mention"/>
+    <w:basedOn w:val="Fontepargpadro"/>
+    <w:uiPriority w:val="99"/>
+    <w:semiHidden/>
+    <w:unhideWhenUsed/>
+    <w:rsid w:val="00B22FEF"/>
+    <w:rPr>
+      <w:color w:val="605E5C"/>
+      <w:shd w:val="clear" w:color="auto" w:fill="E1DFDD"/>
+    </w:rPr>
   </w:style>
 </w:styles>
 </file>

--- a/Curso Python/Anotações sobre o Curso de Python.docx
+++ b/Curso Python/Anotações sobre o Curso de Python.docx
@@ -100,7 +100,25 @@
           <w:color w:val="000000"/>
           <w:lang w:eastAsia="pt-BR"/>
         </w:rPr>
-        <w:t>: Print(‘</w:t>
+        <w:t xml:space="preserve">: </w:t>
+      </w:r>
+      <w:proofErr w:type="gramStart"/>
+      <w:r>
+        <w:rPr>
+          <w:rFonts w:ascii="Calibri" w:eastAsia="Times New Roman" w:hAnsi="Calibri" w:cs="Calibri"/>
+          <w:color w:val="000000"/>
+          <w:lang w:eastAsia="pt-BR"/>
+        </w:rPr>
+        <w:t>Print(</w:t>
+      </w:r>
+      <w:proofErr w:type="gramEnd"/>
+      <w:r>
+        <w:rPr>
+          <w:rFonts w:ascii="Calibri" w:eastAsia="Times New Roman" w:hAnsi="Calibri" w:cs="Calibri"/>
+          <w:color w:val="000000"/>
+          <w:lang w:eastAsia="pt-BR"/>
+        </w:rPr>
+        <w:t>‘</w:t>
       </w:r>
       <w:proofErr w:type="spellStart"/>
       <w:r>
@@ -206,6 +224,7 @@
         <w:t xml:space="preserve"> precisa colocar o tipo que </w:t>
       </w:r>
       <w:proofErr w:type="spellStart"/>
+      <w:proofErr w:type="gramStart"/>
       <w:r>
         <w:rPr>
           <w:rFonts w:ascii="Calibri" w:eastAsia="Times New Roman" w:hAnsi="Calibri" w:cs="Calibri"/>
@@ -215,6 +234,7 @@
         <w:t>ira</w:t>
       </w:r>
       <w:proofErr w:type="spellEnd"/>
+      <w:proofErr w:type="gramEnd"/>
       <w:r>
         <w:rPr>
           <w:rFonts w:ascii="Calibri" w:eastAsia="Times New Roman" w:hAnsi="Calibri" w:cs="Calibri"/>
@@ -253,6 +273,7 @@
         <w:t xml:space="preserve">: n1 = </w:t>
       </w:r>
       <w:proofErr w:type="spellStart"/>
+      <w:proofErr w:type="gramStart"/>
       <w:r>
         <w:rPr>
           <w:rFonts w:ascii="Calibri" w:eastAsia="Times New Roman" w:hAnsi="Calibri" w:cs="Calibri"/>
@@ -268,7 +289,16 @@
           <w:color w:val="000000"/>
           <w:lang w:eastAsia="pt-BR"/>
         </w:rPr>
-        <w:t>(input(‘Digite um número’) </w:t>
+        <w:t>(input(</w:t>
+      </w:r>
+      <w:proofErr w:type="gramEnd"/>
+      <w:r>
+        <w:rPr>
+          <w:rFonts w:ascii="Calibri" w:eastAsia="Times New Roman" w:hAnsi="Calibri" w:cs="Calibri"/>
+          <w:color w:val="000000"/>
+          <w:lang w:eastAsia="pt-BR"/>
+        </w:rPr>
+        <w:t>‘Digite um número’) </w:t>
       </w:r>
     </w:p>
     <w:p>
@@ -308,6 +338,7 @@
         <w:t xml:space="preserve"> para deixar uma programação </w:t>
       </w:r>
       <w:proofErr w:type="spellStart"/>
+      <w:proofErr w:type="gramStart"/>
       <w:r>
         <w:rPr>
           <w:rFonts w:ascii="Calibri" w:eastAsia="Times New Roman" w:hAnsi="Calibri" w:cs="Calibri"/>
@@ -325,6 +356,7 @@
         </w:rPr>
         <w:t xml:space="preserve"> definida</w:t>
       </w:r>
+      <w:proofErr w:type="gramEnd"/>
     </w:p>
     <w:p>
       <w:pPr>
@@ -402,6 +434,7 @@
         <w:t>(</w:t>
       </w:r>
       <w:proofErr w:type="spellStart"/>
+      <w:proofErr w:type="gramStart"/>
       <w:r>
         <w:rPr>
           <w:rFonts w:ascii="Calibri" w:eastAsia="Times New Roman" w:hAnsi="Calibri" w:cs="Calibri"/>
@@ -411,6 +444,7 @@
         <w:t>n.isalnum</w:t>
       </w:r>
       <w:proofErr w:type="spellEnd"/>
+      <w:proofErr w:type="gramEnd"/>
       <w:r>
         <w:rPr>
           <w:rFonts w:ascii="Calibri" w:eastAsia="Times New Roman" w:hAnsi="Calibri" w:cs="Calibri"/>
@@ -439,6 +473,7 @@
         <w:t xml:space="preserve">O </w:t>
       </w:r>
       <w:proofErr w:type="spellStart"/>
+      <w:proofErr w:type="gramStart"/>
       <w:r>
         <w:rPr>
           <w:rFonts w:ascii="Calibri" w:eastAsia="Times New Roman" w:hAnsi="Calibri" w:cs="Calibri"/>
@@ -454,7 +489,16 @@
           <w:color w:val="000000"/>
           <w:lang w:eastAsia="pt-BR"/>
         </w:rPr>
-        <w:t xml:space="preserve">()método retornará </w:t>
+        <w:t>(</w:t>
+      </w:r>
+      <w:proofErr w:type="gramEnd"/>
+      <w:r>
+        <w:rPr>
+          <w:rFonts w:ascii="Calibri" w:eastAsia="Times New Roman" w:hAnsi="Calibri" w:cs="Calibri"/>
+          <w:color w:val="000000"/>
+          <w:lang w:eastAsia="pt-BR"/>
+        </w:rPr>
+        <w:t xml:space="preserve">)método retornará </w:t>
       </w:r>
       <w:proofErr w:type="spellStart"/>
       <w:r>
@@ -491,7 +535,25 @@
           <w:color w:val="000000"/>
           <w:lang w:eastAsia="pt-BR"/>
         </w:rPr>
-        <w:t>Exemplo de caracteres que não são alfanuméricos: (espaço)!#%&amp;? etc.</w:t>
+        <w:t>Exemplo de caracteres que não são alfanuméricos: (espaço</w:t>
+      </w:r>
+      <w:proofErr w:type="gramStart"/>
+      <w:r>
+        <w:rPr>
+          <w:rFonts w:ascii="Calibri" w:eastAsia="Times New Roman" w:hAnsi="Calibri" w:cs="Calibri"/>
+          <w:color w:val="000000"/>
+          <w:lang w:eastAsia="pt-BR"/>
+        </w:rPr>
+        <w:t>)!#</w:t>
+      </w:r>
+      <w:proofErr w:type="gramEnd"/>
+      <w:r>
+        <w:rPr>
+          <w:rFonts w:ascii="Calibri" w:eastAsia="Times New Roman" w:hAnsi="Calibri" w:cs="Calibri"/>
+          <w:color w:val="000000"/>
+          <w:lang w:eastAsia="pt-BR"/>
+        </w:rPr>
+        <w:t>%&amp;? etc.</w:t>
       </w:r>
     </w:p>
     <w:p>
@@ -520,6 +582,7 @@
         <w:t xml:space="preserve">Print </w:t>
       </w:r>
       <w:proofErr w:type="spellStart"/>
+      <w:proofErr w:type="gramStart"/>
       <w:r>
         <w:rPr>
           <w:rFonts w:ascii="Calibri" w:eastAsia="Times New Roman" w:hAnsi="Calibri" w:cs="Calibri"/>
@@ -535,7 +598,34 @@
           <w:color w:val="000000"/>
           <w:lang w:eastAsia="pt-BR"/>
         </w:rPr>
-        <w:t xml:space="preserve">() é pra saber se é </w:t>
+        <w:t>(</w:t>
+      </w:r>
+      <w:proofErr w:type="gramEnd"/>
+      <w:r>
+        <w:rPr>
+          <w:rFonts w:ascii="Calibri" w:eastAsia="Times New Roman" w:hAnsi="Calibri" w:cs="Calibri"/>
+          <w:color w:val="000000"/>
+          <w:lang w:eastAsia="pt-BR"/>
+        </w:rPr>
+        <w:t xml:space="preserve">) é </w:t>
+      </w:r>
+      <w:proofErr w:type="gramStart"/>
+      <w:r>
+        <w:rPr>
+          <w:rFonts w:ascii="Calibri" w:eastAsia="Times New Roman" w:hAnsi="Calibri" w:cs="Calibri"/>
+          <w:color w:val="000000"/>
+          <w:lang w:eastAsia="pt-BR"/>
+        </w:rPr>
+        <w:t>pra</w:t>
+      </w:r>
+      <w:proofErr w:type="gramEnd"/>
+      <w:r>
+        <w:rPr>
+          <w:rFonts w:ascii="Calibri" w:eastAsia="Times New Roman" w:hAnsi="Calibri" w:cs="Calibri"/>
+          <w:color w:val="000000"/>
+          <w:lang w:eastAsia="pt-BR"/>
+        </w:rPr>
+        <w:t xml:space="preserve"> saber se é </w:t>
       </w:r>
       <w:proofErr w:type="spellStart"/>
       <w:r>
@@ -574,6 +664,7 @@
         <w:t>Print(</w:t>
       </w:r>
       <w:proofErr w:type="spellStart"/>
+      <w:proofErr w:type="gramStart"/>
       <w:r>
         <w:rPr>
           <w:rFonts w:ascii="Calibri" w:eastAsia="Times New Roman" w:hAnsi="Calibri" w:cs="Calibri"/>
@@ -583,13 +674,32 @@
         <w:t>n.isnumeric</w:t>
       </w:r>
       <w:proofErr w:type="spellEnd"/>
-      <w:r>
-        <w:rPr>
-          <w:rFonts w:ascii="Calibri" w:eastAsia="Times New Roman" w:hAnsi="Calibri" w:cs="Calibri"/>
-          <w:color w:val="000000"/>
-          <w:lang w:eastAsia="pt-BR"/>
-        </w:rPr>
-        <w:t>()) é pra saber se é número</w:t>
+      <w:proofErr w:type="gramEnd"/>
+      <w:r>
+        <w:rPr>
+          <w:rFonts w:ascii="Calibri" w:eastAsia="Times New Roman" w:hAnsi="Calibri" w:cs="Calibri"/>
+          <w:color w:val="000000"/>
+          <w:lang w:eastAsia="pt-BR"/>
+        </w:rPr>
+        <w:t xml:space="preserve">()) é </w:t>
+      </w:r>
+      <w:proofErr w:type="gramStart"/>
+      <w:r>
+        <w:rPr>
+          <w:rFonts w:ascii="Calibri" w:eastAsia="Times New Roman" w:hAnsi="Calibri" w:cs="Calibri"/>
+          <w:color w:val="000000"/>
+          <w:lang w:eastAsia="pt-BR"/>
+        </w:rPr>
+        <w:t>pra</w:t>
+      </w:r>
+      <w:proofErr w:type="gramEnd"/>
+      <w:r>
+        <w:rPr>
+          <w:rFonts w:ascii="Calibri" w:eastAsia="Times New Roman" w:hAnsi="Calibri" w:cs="Calibri"/>
+          <w:color w:val="000000"/>
+          <w:lang w:eastAsia="pt-BR"/>
+        </w:rPr>
+        <w:t xml:space="preserve"> saber se é número</w:t>
       </w:r>
     </w:p>
     <w:p>
@@ -712,9 +822,19 @@
           <w:color w:val="000000"/>
           <w:lang w:eastAsia="pt-BR"/>
         </w:rPr>
-        <w:t>Float:numero</w:t>
-      </w:r>
-      <w:proofErr w:type="spellEnd"/>
+        <w:t>Float:</w:t>
+      </w:r>
+      <w:proofErr w:type="gramStart"/>
+      <w:r>
+        <w:rPr>
+          <w:rFonts w:ascii="Calibri" w:eastAsia="Times New Roman" w:hAnsi="Calibri" w:cs="Calibri"/>
+          <w:color w:val="000000"/>
+          <w:lang w:eastAsia="pt-BR"/>
+        </w:rPr>
+        <w:t>numero</w:t>
+      </w:r>
+      <w:proofErr w:type="spellEnd"/>
+      <w:proofErr w:type="gramEnd"/>
       <w:r>
         <w:rPr>
           <w:rFonts w:ascii="Calibri" w:eastAsia="Times New Roman" w:hAnsi="Calibri" w:cs="Calibri"/>
@@ -792,6 +912,7 @@
           <w:lang w:eastAsia="pt-BR"/>
         </w:rPr>
       </w:pPr>
+      <w:proofErr w:type="gramStart"/>
       <w:r>
         <w:rPr>
           <w:rFonts w:ascii="Calibri" w:eastAsia="Times New Roman" w:hAnsi="Calibri" w:cs="Calibri"/>
@@ -810,6 +931,7 @@
         <w:t>format</w:t>
       </w:r>
       <w:proofErr w:type="spellEnd"/>
+      <w:proofErr w:type="gramEnd"/>
       <w:r>
         <w:rPr>
           <w:rFonts w:ascii="Calibri" w:eastAsia="Times New Roman" w:hAnsi="Calibri" w:cs="Calibri"/>
@@ -819,6 +941,7 @@
         <w:t xml:space="preserve"> para mostrar o que </w:t>
       </w:r>
       <w:proofErr w:type="spellStart"/>
+      <w:proofErr w:type="gramStart"/>
       <w:r>
         <w:rPr>
           <w:rFonts w:ascii="Calibri" w:eastAsia="Times New Roman" w:hAnsi="Calibri" w:cs="Calibri"/>
@@ -828,6 +951,7 @@
         <w:t>esta</w:t>
       </w:r>
       <w:proofErr w:type="spellEnd"/>
+      <w:proofErr w:type="gramEnd"/>
       <w:r>
         <w:rPr>
           <w:rFonts w:ascii="Calibri" w:eastAsia="Times New Roman" w:hAnsi="Calibri" w:cs="Calibri"/>
@@ -952,6 +1076,7 @@
         <w:t xml:space="preserve">**(potência, elevado ao </w:t>
       </w:r>
       <w:proofErr w:type="spellStart"/>
+      <w:proofErr w:type="gramStart"/>
       <w:r>
         <w:rPr>
           <w:rFonts w:ascii="Calibri" w:eastAsia="Times New Roman" w:hAnsi="Calibri" w:cs="Calibri"/>
@@ -961,6 +1086,7 @@
         <w:t>numero</w:t>
       </w:r>
       <w:proofErr w:type="spellEnd"/>
+      <w:proofErr w:type="gramEnd"/>
       <w:r>
         <w:rPr>
           <w:rFonts w:ascii="Calibri" w:eastAsia="Times New Roman" w:hAnsi="Calibri" w:cs="Calibri"/>
@@ -1062,8 +1188,18 @@
           <w:color w:val="000000"/>
           <w:lang w:eastAsia="pt-BR"/>
         </w:rPr>
-        <w:t>1° ( )</w:t>
-      </w:r>
+        <w:t xml:space="preserve">1° </w:t>
+      </w:r>
+      <w:proofErr w:type="gramStart"/>
+      <w:r>
+        <w:rPr>
+          <w:rFonts w:ascii="Calibri" w:eastAsia="Times New Roman" w:hAnsi="Calibri" w:cs="Calibri"/>
+          <w:color w:val="000000"/>
+          <w:lang w:eastAsia="pt-BR"/>
+        </w:rPr>
+        <w:t>( )</w:t>
+      </w:r>
+      <w:proofErr w:type="gramEnd"/>
     </w:p>
     <w:p>
       <w:pPr>
@@ -1233,8 +1369,18 @@
           <w:color w:val="000000"/>
           <w:lang w:eastAsia="pt-BR"/>
         </w:rPr>
-        <w:t>: e para escolher uma importação em especifico</w:t>
-      </w:r>
+        <w:t xml:space="preserve">: e para escolher uma importação em </w:t>
+      </w:r>
+      <w:proofErr w:type="gramStart"/>
+      <w:r>
+        <w:rPr>
+          <w:rFonts w:ascii="Calibri" w:eastAsia="Times New Roman" w:hAnsi="Calibri" w:cs="Calibri"/>
+          <w:color w:val="000000"/>
+          <w:lang w:eastAsia="pt-BR"/>
+        </w:rPr>
+        <w:t>especifico</w:t>
+      </w:r>
+      <w:proofErr w:type="gramEnd"/>
     </w:p>
     <w:p>
       <w:pPr>
@@ -1321,6 +1467,7 @@
         </w:rPr>
       </w:pPr>
       <w:proofErr w:type="spellStart"/>
+      <w:proofErr w:type="gramStart"/>
       <w:r>
         <w:rPr>
           <w:rFonts w:ascii="Calibri" w:eastAsia="Times New Roman" w:hAnsi="Calibri" w:cs="Calibri"/>
@@ -1336,7 +1483,16 @@
           <w:color w:val="000000"/>
           <w:lang w:eastAsia="pt-BR"/>
         </w:rPr>
-        <w:t xml:space="preserve"> : faz arredondamento para cima</w:t>
+        <w:t xml:space="preserve"> :</w:t>
+      </w:r>
+      <w:proofErr w:type="gramEnd"/>
+      <w:r>
+        <w:rPr>
+          <w:rFonts w:ascii="Calibri" w:eastAsia="Times New Roman" w:hAnsi="Calibri" w:cs="Calibri"/>
+          <w:color w:val="000000"/>
+          <w:lang w:eastAsia="pt-BR"/>
+        </w:rPr>
+        <w:t xml:space="preserve"> faz arredondamento para cima</w:t>
       </w:r>
     </w:p>
     <w:p>
@@ -1423,8 +1579,18 @@
           <w:color w:val="000000"/>
           <w:lang w:eastAsia="pt-BR"/>
         </w:rPr>
-        <w:t>: potencia</w:t>
-      </w:r>
+        <w:t xml:space="preserve">: </w:t>
+      </w:r>
+      <w:proofErr w:type="gramStart"/>
+      <w:r>
+        <w:rPr>
+          <w:rFonts w:ascii="Calibri" w:eastAsia="Times New Roman" w:hAnsi="Calibri" w:cs="Calibri"/>
+          <w:color w:val="000000"/>
+          <w:lang w:eastAsia="pt-BR"/>
+        </w:rPr>
+        <w:t>potencia</w:t>
+      </w:r>
+      <w:proofErr w:type="gramEnd"/>
     </w:p>
     <w:p>
       <w:pPr>
@@ -1524,13 +1690,23 @@
         </w:rPr>
       </w:pPr>
       <w:proofErr w:type="spellStart"/>
-      <w:r>
-        <w:rPr>
-          <w:rFonts w:ascii="Calibri" w:eastAsia="Times New Roman" w:hAnsi="Calibri" w:cs="Calibri"/>
-          <w:color w:val="000000"/>
-          <w:lang w:eastAsia="pt-BR"/>
-        </w:rPr>
-        <w:t>Cos,sin,tan</w:t>
+      <w:proofErr w:type="gramStart"/>
+      <w:r>
+        <w:rPr>
+          <w:rFonts w:ascii="Calibri" w:eastAsia="Times New Roman" w:hAnsi="Calibri" w:cs="Calibri"/>
+          <w:color w:val="000000"/>
+          <w:lang w:eastAsia="pt-BR"/>
+        </w:rPr>
+        <w:t>Cos,sin</w:t>
+      </w:r>
+      <w:proofErr w:type="gramEnd"/>
+      <w:r>
+        <w:rPr>
+          <w:rFonts w:ascii="Calibri" w:eastAsia="Times New Roman" w:hAnsi="Calibri" w:cs="Calibri"/>
+          <w:color w:val="000000"/>
+          <w:lang w:eastAsia="pt-BR"/>
+        </w:rPr>
+        <w:t>,tan</w:t>
       </w:r>
       <w:proofErr w:type="spellEnd"/>
       <w:r>
@@ -1542,6 +1718,7 @@
         <w:t xml:space="preserve">: para calcular o cosseno seno e tangente, e para calcular precisa colocar o </w:t>
       </w:r>
       <w:proofErr w:type="spellStart"/>
+      <w:proofErr w:type="gramStart"/>
       <w:r>
         <w:rPr>
           <w:rFonts w:ascii="Calibri" w:eastAsia="Times New Roman" w:hAnsi="Calibri" w:cs="Calibri"/>
@@ -1557,7 +1734,16 @@
           <w:color w:val="000000"/>
           <w:lang w:eastAsia="pt-BR"/>
         </w:rPr>
-        <w:t>( ) para calcular em radiano</w:t>
+        <w:t>( )</w:t>
+      </w:r>
+      <w:proofErr w:type="gramEnd"/>
+      <w:r>
+        <w:rPr>
+          <w:rFonts w:ascii="Calibri" w:eastAsia="Times New Roman" w:hAnsi="Calibri" w:cs="Calibri"/>
+          <w:color w:val="000000"/>
+          <w:lang w:eastAsia="pt-BR"/>
+        </w:rPr>
+        <w:t xml:space="preserve"> para calcular em radiano</w:t>
       </w:r>
     </w:p>
     <w:p>
@@ -1616,6 +1802,7 @@
         <w:t xml:space="preserve">; </w:t>
       </w:r>
       <w:proofErr w:type="spellStart"/>
+      <w:proofErr w:type="gramStart"/>
       <w:r>
         <w:rPr>
           <w:rFonts w:ascii="Calibri" w:eastAsia="Times New Roman" w:hAnsi="Calibri" w:cs="Calibri"/>
@@ -1625,13 +1812,32 @@
         <w:t>text;back</w:t>
       </w:r>
       <w:proofErr w:type="spellEnd"/>
-      <w:r>
-        <w:rPr>
-          <w:rFonts w:ascii="Calibri" w:eastAsia="Times New Roman" w:hAnsi="Calibri" w:cs="Calibri"/>
-          <w:color w:val="000000"/>
-          <w:lang w:eastAsia="pt-BR"/>
-        </w:rPr>
-        <w:t xml:space="preserve"> m , serve para colocar cores no </w:t>
+      <w:proofErr w:type="gramEnd"/>
+      <w:r>
+        <w:rPr>
+          <w:rFonts w:ascii="Calibri" w:eastAsia="Times New Roman" w:hAnsi="Calibri" w:cs="Calibri"/>
+          <w:color w:val="000000"/>
+          <w:lang w:eastAsia="pt-BR"/>
+        </w:rPr>
+        <w:t xml:space="preserve"> </w:t>
+      </w:r>
+      <w:proofErr w:type="gramStart"/>
+      <w:r>
+        <w:rPr>
+          <w:rFonts w:ascii="Calibri" w:eastAsia="Times New Roman" w:hAnsi="Calibri" w:cs="Calibri"/>
+          <w:color w:val="000000"/>
+          <w:lang w:eastAsia="pt-BR"/>
+        </w:rPr>
+        <w:t>m ,</w:t>
+      </w:r>
+      <w:proofErr w:type="gramEnd"/>
+      <w:r>
+        <w:rPr>
+          <w:rFonts w:ascii="Calibri" w:eastAsia="Times New Roman" w:hAnsi="Calibri" w:cs="Calibri"/>
+          <w:color w:val="000000"/>
+          <w:lang w:eastAsia="pt-BR"/>
+        </w:rPr>
+        <w:t xml:space="preserve"> serve para colocar cores no </w:t>
       </w:r>
       <w:proofErr w:type="spellStart"/>
       <w:r>
@@ -1728,6 +1934,7 @@
               </w:rPr>
             </w:pPr>
             <w:proofErr w:type="spellStart"/>
+            <w:proofErr w:type="gramStart"/>
             <w:r>
               <w:rPr>
                 <w:rFonts w:ascii="Calibri" w:eastAsia="Times New Roman" w:hAnsi="Calibri" w:cs="Calibri"/>
@@ -1743,7 +1950,16 @@
                 <w:color w:val="000000"/>
                 <w:lang w:eastAsia="pt-BR"/>
               </w:rPr>
-              <w:t>(cor da letra)</w:t>
+              <w:t>(</w:t>
+            </w:r>
+            <w:proofErr w:type="gramEnd"/>
+            <w:r>
+              <w:rPr>
+                <w:rFonts w:ascii="Calibri" w:eastAsia="Times New Roman" w:hAnsi="Calibri" w:cs="Calibri"/>
+                <w:color w:val="000000"/>
+                <w:lang w:eastAsia="pt-BR"/>
+              </w:rPr>
+              <w:t>cor da letra)</w:t>
             </w:r>
           </w:p>
         </w:tc>
@@ -1774,13 +1990,23 @@
                 <w:lang w:eastAsia="pt-BR"/>
               </w:rPr>
             </w:pPr>
+            <w:proofErr w:type="gramStart"/>
             <w:r>
               <w:rPr>
                 <w:rFonts w:ascii="Calibri" w:eastAsia="Times New Roman" w:hAnsi="Calibri" w:cs="Calibri"/>
                 <w:color w:val="000000"/>
                 <w:lang w:eastAsia="pt-BR"/>
               </w:rPr>
-              <w:t>Back(cor de fundo)</w:t>
+              <w:t>Back(</w:t>
+            </w:r>
+            <w:proofErr w:type="gramEnd"/>
+            <w:r>
+              <w:rPr>
+                <w:rFonts w:ascii="Calibri" w:eastAsia="Times New Roman" w:hAnsi="Calibri" w:cs="Calibri"/>
+                <w:color w:val="000000"/>
+                <w:lang w:eastAsia="pt-BR"/>
+              </w:rPr>
+              <w:t>cor de fundo)</w:t>
             </w:r>
           </w:p>
         </w:tc>
@@ -2782,6 +3008,7 @@
         <w:t>x</w:t>
       </w:r>
       <w:proofErr w:type="spellEnd"/>
+      <w:proofErr w:type="gramStart"/>
       <w:r>
         <w:rPr>
           <w:rFonts w:ascii="Calibri" w:eastAsia="Times New Roman" w:hAnsi="Calibri" w:cs="Calibri"/>
@@ -2798,7 +3025,16 @@
           <w:color w:val="000000"/>
           <w:lang w:eastAsia="pt-BR"/>
         </w:rPr>
-        <w:t xml:space="preserve">  fatiamento de </w:t>
+        <w:t>  fatiamento</w:t>
+      </w:r>
+      <w:proofErr w:type="gramEnd"/>
+      <w:r>
+        <w:rPr>
+          <w:rFonts w:ascii="Calibri" w:eastAsia="Times New Roman" w:hAnsi="Calibri" w:cs="Calibri"/>
+          <w:color w:val="000000"/>
+          <w:lang w:eastAsia="pt-BR"/>
+        </w:rPr>
+        <w:t xml:space="preserve"> de </w:t>
       </w:r>
       <w:proofErr w:type="spellStart"/>
       <w:r>
@@ -2816,7 +3052,43 @@
           <w:color w:val="000000"/>
           <w:lang w:eastAsia="pt-BR"/>
         </w:rPr>
-        <w:t xml:space="preserve"> usa para pegar uma lista e terminar uma antes dela, aonde começa e aonde termina um antes</w:t>
+        <w:t xml:space="preserve"> usa para pegar uma lista e terminar uma antes dela, </w:t>
+      </w:r>
+      <w:proofErr w:type="gramStart"/>
+      <w:r>
+        <w:rPr>
+          <w:rFonts w:ascii="Calibri" w:eastAsia="Times New Roman" w:hAnsi="Calibri" w:cs="Calibri"/>
+          <w:color w:val="000000"/>
+          <w:lang w:eastAsia="pt-BR"/>
+        </w:rPr>
+        <w:t>aonde</w:t>
+      </w:r>
+      <w:proofErr w:type="gramEnd"/>
+      <w:r>
+        <w:rPr>
+          <w:rFonts w:ascii="Calibri" w:eastAsia="Times New Roman" w:hAnsi="Calibri" w:cs="Calibri"/>
+          <w:color w:val="000000"/>
+          <w:lang w:eastAsia="pt-BR"/>
+        </w:rPr>
+        <w:t xml:space="preserve"> começa e </w:t>
+      </w:r>
+      <w:proofErr w:type="gramStart"/>
+      <w:r>
+        <w:rPr>
+          <w:rFonts w:ascii="Calibri" w:eastAsia="Times New Roman" w:hAnsi="Calibri" w:cs="Calibri"/>
+          <w:color w:val="000000"/>
+          <w:lang w:eastAsia="pt-BR"/>
+        </w:rPr>
+        <w:t>aonde</w:t>
+      </w:r>
+      <w:proofErr w:type="gramEnd"/>
+      <w:r>
+        <w:rPr>
+          <w:rFonts w:ascii="Calibri" w:eastAsia="Times New Roman" w:hAnsi="Calibri" w:cs="Calibri"/>
+          <w:color w:val="000000"/>
+          <w:lang w:eastAsia="pt-BR"/>
+        </w:rPr>
+        <w:t xml:space="preserve"> termina um antes</w:t>
       </w:r>
     </w:p>
     <w:p>
@@ -2866,6 +3138,7 @@
         <w:t xml:space="preserve"> ele pega ou do </w:t>
       </w:r>
       <w:proofErr w:type="spellStart"/>
+      <w:proofErr w:type="gramStart"/>
       <w:r>
         <w:rPr>
           <w:rFonts w:ascii="Calibri" w:eastAsia="Times New Roman" w:hAnsi="Calibri" w:cs="Calibri"/>
@@ -2875,15 +3148,71 @@
         <w:t>inicio</w:t>
       </w:r>
       <w:proofErr w:type="spellEnd"/>
-      <w:r>
-        <w:rPr>
-          <w:rFonts w:ascii="Calibri" w:eastAsia="Times New Roman" w:hAnsi="Calibri" w:cs="Calibri"/>
-          <w:color w:val="000000"/>
-          <w:lang w:eastAsia="pt-BR"/>
-        </w:rPr>
-        <w:t xml:space="preserve"> até o final (quando você coloca aonde ele vai terminar) ou ele coloca aonde você quer q ele pegue </w:t>
-      </w:r>
-      <w:proofErr w:type="spellStart"/>
+      <w:proofErr w:type="gramEnd"/>
+      <w:r>
+        <w:rPr>
+          <w:rFonts w:ascii="Calibri" w:eastAsia="Times New Roman" w:hAnsi="Calibri" w:cs="Calibri"/>
+          <w:color w:val="000000"/>
+          <w:lang w:eastAsia="pt-BR"/>
+        </w:rPr>
+        <w:t xml:space="preserve"> até o final (quando você coloca </w:t>
+      </w:r>
+      <w:proofErr w:type="gramStart"/>
+      <w:r>
+        <w:rPr>
+          <w:rFonts w:ascii="Calibri" w:eastAsia="Times New Roman" w:hAnsi="Calibri" w:cs="Calibri"/>
+          <w:color w:val="000000"/>
+          <w:lang w:eastAsia="pt-BR"/>
+        </w:rPr>
+        <w:t>aonde</w:t>
+      </w:r>
+      <w:proofErr w:type="gramEnd"/>
+      <w:r>
+        <w:rPr>
+          <w:rFonts w:ascii="Calibri" w:eastAsia="Times New Roman" w:hAnsi="Calibri" w:cs="Calibri"/>
+          <w:color w:val="000000"/>
+          <w:lang w:eastAsia="pt-BR"/>
+        </w:rPr>
+        <w:t xml:space="preserve"> ele vai terminar) ou ele coloca </w:t>
+      </w:r>
+      <w:proofErr w:type="gramStart"/>
+      <w:r>
+        <w:rPr>
+          <w:rFonts w:ascii="Calibri" w:eastAsia="Times New Roman" w:hAnsi="Calibri" w:cs="Calibri"/>
+          <w:color w:val="000000"/>
+          <w:lang w:eastAsia="pt-BR"/>
+        </w:rPr>
+        <w:t>aonde</w:t>
+      </w:r>
+      <w:proofErr w:type="gramEnd"/>
+      <w:r>
+        <w:rPr>
+          <w:rFonts w:ascii="Calibri" w:eastAsia="Times New Roman" w:hAnsi="Calibri" w:cs="Calibri"/>
+          <w:color w:val="000000"/>
+          <w:lang w:eastAsia="pt-BR"/>
+        </w:rPr>
+        <w:t xml:space="preserve"> você quer </w:t>
+      </w:r>
+      <w:proofErr w:type="gramStart"/>
+      <w:r>
+        <w:rPr>
+          <w:rFonts w:ascii="Calibri" w:eastAsia="Times New Roman" w:hAnsi="Calibri" w:cs="Calibri"/>
+          <w:color w:val="000000"/>
+          <w:lang w:eastAsia="pt-BR"/>
+        </w:rPr>
+        <w:t>q</w:t>
+      </w:r>
+      <w:proofErr w:type="gramEnd"/>
+      <w:r>
+        <w:rPr>
+          <w:rFonts w:ascii="Calibri" w:eastAsia="Times New Roman" w:hAnsi="Calibri" w:cs="Calibri"/>
+          <w:color w:val="000000"/>
+          <w:lang w:eastAsia="pt-BR"/>
+        </w:rPr>
+        <w:t xml:space="preserve"> ele pegue </w:t>
+      </w:r>
+      <w:proofErr w:type="spellStart"/>
+      <w:proofErr w:type="gramStart"/>
       <w:r>
         <w:rPr>
           <w:rFonts w:ascii="Calibri" w:eastAsia="Times New Roman" w:hAnsi="Calibri" w:cs="Calibri"/>
@@ -2893,6 +3222,7 @@
         <w:t>ate</w:t>
       </w:r>
       <w:proofErr w:type="spellEnd"/>
+      <w:proofErr w:type="gramEnd"/>
       <w:r>
         <w:rPr>
           <w:rFonts w:ascii="Calibri" w:eastAsia="Times New Roman" w:hAnsi="Calibri" w:cs="Calibri"/>
@@ -2925,20 +3255,34 @@
           <w:szCs w:val="32"/>
           <w:lang w:eastAsia="pt-BR"/>
         </w:rPr>
-        <w:t> Analise</w:t>
-      </w:r>
-    </w:p>
-    <w:p>
-      <w:pPr>
-        <w:spacing w:line="240" w:lineRule="auto"/>
-        <w:rPr>
-          <w:rFonts w:ascii="Times New Roman" w:eastAsia="Times New Roman" w:hAnsi="Times New Roman" w:cs="Times New Roman"/>
-          <w:sz w:val="24"/>
-          <w:szCs w:val="24"/>
-          <w:lang w:eastAsia="pt-BR"/>
-        </w:rPr>
-      </w:pPr>
-      <w:proofErr w:type="spellStart"/>
+        <w:t> </w:t>
+      </w:r>
+      <w:proofErr w:type="gramStart"/>
+      <w:r>
+        <w:rPr>
+          <w:rFonts w:ascii="Calibri" w:eastAsia="Times New Roman" w:hAnsi="Calibri" w:cs="Calibri"/>
+          <w:color w:val="2F5496"/>
+          <w:kern w:val="36"/>
+          <w:sz w:val="32"/>
+          <w:szCs w:val="32"/>
+          <w:lang w:eastAsia="pt-BR"/>
+        </w:rPr>
+        <w:t>Analise</w:t>
+      </w:r>
+      <w:proofErr w:type="gramEnd"/>
+    </w:p>
+    <w:p>
+      <w:pPr>
+        <w:spacing w:line="240" w:lineRule="auto"/>
+        <w:rPr>
+          <w:rFonts w:ascii="Times New Roman" w:eastAsia="Times New Roman" w:hAnsi="Times New Roman" w:cs="Times New Roman"/>
+          <w:sz w:val="24"/>
+          <w:szCs w:val="24"/>
+          <w:lang w:eastAsia="pt-BR"/>
+        </w:rPr>
+      </w:pPr>
+      <w:proofErr w:type="spellStart"/>
+      <w:proofErr w:type="gramStart"/>
       <w:r>
         <w:rPr>
           <w:rFonts w:ascii="Calibri" w:eastAsia="Times New Roman" w:hAnsi="Calibri" w:cs="Calibri"/>
@@ -2958,36 +3302,9 @@
           <w:color w:val="000000"/>
           <w:lang w:eastAsia="pt-BR"/>
         </w:rPr>
-        <w:t>( XXX ):</w:t>
-      </w:r>
-      <w:r>
-        <w:rPr>
-          <w:rFonts w:ascii="Calibri" w:eastAsia="Times New Roman" w:hAnsi="Calibri" w:cs="Calibri"/>
-          <w:color w:val="000000"/>
-          <w:lang w:eastAsia="pt-BR"/>
-        </w:rPr>
-        <w:t>é para saber o tanto de caracteres que existem.</w:t>
-      </w:r>
-    </w:p>
-    <w:p>
-      <w:pPr>
-        <w:spacing w:line="240" w:lineRule="auto"/>
-        <w:rPr>
-          <w:rFonts w:ascii="Times New Roman" w:eastAsia="Times New Roman" w:hAnsi="Times New Roman" w:cs="Times New Roman"/>
-          <w:sz w:val="24"/>
-          <w:szCs w:val="24"/>
-          <w:lang w:eastAsia="pt-BR"/>
-        </w:rPr>
-      </w:pPr>
-      <w:proofErr w:type="spellStart"/>
-      <w:r>
-        <w:rPr>
-          <w:rFonts w:ascii="Calibri" w:eastAsia="Times New Roman" w:hAnsi="Calibri" w:cs="Calibri"/>
-          <w:color w:val="000000"/>
-          <w:lang w:eastAsia="pt-BR"/>
-        </w:rPr>
-        <w:t>xx</w:t>
-      </w:r>
+        <w:t>( XXX</w:t>
+      </w:r>
+      <w:proofErr w:type="gramEnd"/>
       <w:r>
         <w:rPr>
           <w:rFonts w:ascii="Calibri" w:eastAsia="Times New Roman" w:hAnsi="Calibri" w:cs="Calibri"/>
@@ -2996,109 +3313,15 @@
           <w:color w:val="000000"/>
           <w:lang w:eastAsia="pt-BR"/>
         </w:rPr>
-        <w:t>.count</w:t>
-      </w:r>
-      <w:proofErr w:type="spellEnd"/>
-      <w:r>
-        <w:rPr>
-          <w:rFonts w:ascii="Calibri" w:eastAsia="Times New Roman" w:hAnsi="Calibri" w:cs="Calibri"/>
-          <w:color w:val="000000"/>
-          <w:lang w:eastAsia="pt-BR"/>
-        </w:rPr>
-        <w:t>(x): serve para contar o tanto de caracteres que existe na frase</w:t>
-      </w:r>
-    </w:p>
-    <w:p>
-      <w:pPr>
-        <w:spacing w:line="240" w:lineRule="auto"/>
-        <w:rPr>
-          <w:rFonts w:ascii="Times New Roman" w:eastAsia="Times New Roman" w:hAnsi="Times New Roman" w:cs="Times New Roman"/>
-          <w:sz w:val="24"/>
-          <w:szCs w:val="24"/>
-          <w:lang w:eastAsia="pt-BR"/>
-        </w:rPr>
-      </w:pPr>
-      <w:r>
-        <w:rPr>
-          <w:rFonts w:ascii="Calibri" w:eastAsia="Times New Roman" w:hAnsi="Calibri" w:cs="Calibri"/>
-          <w:color w:val="000000"/>
-          <w:lang w:eastAsia="pt-BR"/>
-        </w:rPr>
-        <w:t xml:space="preserve">frase = Curso em </w:t>
-      </w:r>
-      <w:proofErr w:type="spellStart"/>
-      <w:r>
-        <w:rPr>
-          <w:rFonts w:ascii="Calibri" w:eastAsia="Times New Roman" w:hAnsi="Calibri" w:cs="Calibri"/>
-          <w:color w:val="000000"/>
-          <w:lang w:eastAsia="pt-BR"/>
-        </w:rPr>
-        <w:t>Video</w:t>
-      </w:r>
-      <w:proofErr w:type="spellEnd"/>
-      <w:r>
-        <w:rPr>
-          <w:rFonts w:ascii="Calibri" w:eastAsia="Times New Roman" w:hAnsi="Calibri" w:cs="Calibri"/>
-          <w:color w:val="000000"/>
-          <w:lang w:eastAsia="pt-BR"/>
-        </w:rPr>
-        <w:t xml:space="preserve"> Python</w:t>
-      </w:r>
-    </w:p>
-    <w:p>
-      <w:pPr>
-        <w:spacing w:line="240" w:lineRule="auto"/>
-        <w:rPr>
-          <w:rFonts w:ascii="Times New Roman" w:eastAsia="Times New Roman" w:hAnsi="Times New Roman" w:cs="Times New Roman"/>
-          <w:sz w:val="24"/>
-          <w:szCs w:val="24"/>
-          <w:lang w:eastAsia="pt-BR"/>
-        </w:rPr>
-      </w:pPr>
-      <w:r>
-        <w:rPr>
-          <w:rFonts w:ascii="Calibri" w:eastAsia="Times New Roman" w:hAnsi="Calibri" w:cs="Calibri"/>
-          <w:color w:val="000000"/>
-          <w:lang w:eastAsia="pt-BR"/>
-        </w:rPr>
-        <w:t xml:space="preserve">ex. </w:t>
-      </w:r>
-      <w:proofErr w:type="spellStart"/>
-      <w:r>
-        <w:rPr>
-          <w:rFonts w:ascii="Calibri" w:eastAsia="Times New Roman" w:hAnsi="Calibri" w:cs="Calibri"/>
-          <w:color w:val="000000"/>
-          <w:lang w:eastAsia="pt-BR"/>
-        </w:rPr>
-        <w:t>frase.count</w:t>
-      </w:r>
-      <w:proofErr w:type="spellEnd"/>
-      <w:r>
-        <w:rPr>
-          <w:rFonts w:ascii="Calibri" w:eastAsia="Times New Roman" w:hAnsi="Calibri" w:cs="Calibri"/>
-          <w:color w:val="000000"/>
-          <w:lang w:eastAsia="pt-BR"/>
-        </w:rPr>
-        <w:t>(‘o’)</w:t>
-      </w:r>
-    </w:p>
-    <w:p>
-      <w:pPr>
-        <w:spacing w:line="240" w:lineRule="auto"/>
-        <w:rPr>
-          <w:rFonts w:ascii="Times New Roman" w:eastAsia="Times New Roman" w:hAnsi="Times New Roman" w:cs="Times New Roman"/>
-          <w:sz w:val="24"/>
-          <w:szCs w:val="24"/>
-          <w:lang w:eastAsia="pt-BR"/>
-        </w:rPr>
-      </w:pPr>
-      <w:r>
-        <w:rPr>
-          <w:rFonts w:ascii="Calibri" w:eastAsia="Times New Roman" w:hAnsi="Calibri" w:cs="Calibri"/>
-          <w:color w:val="000000"/>
-          <w:lang w:eastAsia="pt-BR"/>
-        </w:rPr>
-        <w:t>3</w:t>
+        <w:t xml:space="preserve"> ):</w:t>
+      </w:r>
+      <w:r>
+        <w:rPr>
+          <w:rFonts w:ascii="Calibri" w:eastAsia="Times New Roman" w:hAnsi="Calibri" w:cs="Calibri"/>
+          <w:color w:val="000000"/>
+          <w:lang w:eastAsia="pt-BR"/>
+        </w:rPr>
+        <w:t>é para saber o tanto de caracteres que existem.</w:t>
       </w:r>
     </w:p>
     <w:p>
@@ -3128,66 +3351,132 @@
           <w:color w:val="000000"/>
           <w:lang w:eastAsia="pt-BR"/>
         </w:rPr>
-        <w:t>.find</w:t>
-      </w:r>
-      <w:proofErr w:type="spellEnd"/>
-      <w:r>
-        <w:rPr>
-          <w:rFonts w:ascii="Calibri" w:eastAsia="Times New Roman" w:hAnsi="Calibri" w:cs="Calibri"/>
-          <w:color w:val="000000"/>
-          <w:lang w:eastAsia="pt-BR"/>
-        </w:rPr>
-        <w:t>(‘</w:t>
-      </w:r>
-      <w:proofErr w:type="spellStart"/>
-      <w:r>
-        <w:rPr>
-          <w:rFonts w:ascii="Calibri" w:eastAsia="Times New Roman" w:hAnsi="Calibri" w:cs="Calibri"/>
-          <w:color w:val="000000"/>
-          <w:lang w:eastAsia="pt-BR"/>
-        </w:rPr>
-        <w:t>xxx</w:t>
-      </w:r>
-      <w:proofErr w:type="spellEnd"/>
-      <w:r>
-        <w:rPr>
-          <w:rFonts w:ascii="Calibri" w:eastAsia="Times New Roman" w:hAnsi="Calibri" w:cs="Calibri"/>
-          <w:color w:val="000000"/>
-          <w:lang w:eastAsia="pt-BR"/>
-        </w:rPr>
-        <w:t>’)Serve para mostrar aonde encontrou o que ele pediu</w:t>
-      </w:r>
-    </w:p>
-    <w:p>
-      <w:pPr>
-        <w:spacing w:line="240" w:lineRule="auto"/>
-        <w:rPr>
-          <w:rFonts w:ascii="Times New Roman" w:eastAsia="Times New Roman" w:hAnsi="Times New Roman" w:cs="Times New Roman"/>
-          <w:sz w:val="24"/>
-          <w:szCs w:val="24"/>
-          <w:lang w:eastAsia="pt-BR"/>
-        </w:rPr>
-      </w:pPr>
-      <w:r>
-        <w:rPr>
-          <w:rFonts w:ascii="Calibri" w:eastAsia="Times New Roman" w:hAnsi="Calibri" w:cs="Calibri"/>
-          <w:color w:val="000000"/>
-          <w:lang w:eastAsia="pt-BR"/>
-        </w:rPr>
-        <w:t>aonde não existe ele vai te mostrar -1(significa que não tem)</w:t>
-      </w:r>
-    </w:p>
-    <w:p>
-      <w:pPr>
-        <w:spacing w:line="240" w:lineRule="auto"/>
-        <w:rPr>
-          <w:rFonts w:ascii="Times New Roman" w:eastAsia="Times New Roman" w:hAnsi="Times New Roman" w:cs="Times New Roman"/>
-          <w:sz w:val="24"/>
-          <w:szCs w:val="24"/>
-          <w:lang w:eastAsia="pt-BR"/>
-        </w:rPr>
-      </w:pPr>
-      <w:proofErr w:type="spellStart"/>
+        <w:t>.count</w:t>
+      </w:r>
+      <w:proofErr w:type="spellEnd"/>
+      <w:r>
+        <w:rPr>
+          <w:rFonts w:ascii="Calibri" w:eastAsia="Times New Roman" w:hAnsi="Calibri" w:cs="Calibri"/>
+          <w:color w:val="000000"/>
+          <w:lang w:eastAsia="pt-BR"/>
+        </w:rPr>
+        <w:t>(x): serve para contar o tanto de caracteres que existe na frase</w:t>
+      </w:r>
+    </w:p>
+    <w:p>
+      <w:pPr>
+        <w:spacing w:line="240" w:lineRule="auto"/>
+        <w:rPr>
+          <w:rFonts w:ascii="Times New Roman" w:eastAsia="Times New Roman" w:hAnsi="Times New Roman" w:cs="Times New Roman"/>
+          <w:sz w:val="24"/>
+          <w:szCs w:val="24"/>
+          <w:lang w:eastAsia="pt-BR"/>
+        </w:rPr>
+      </w:pPr>
+      <w:r>
+        <w:rPr>
+          <w:rFonts w:ascii="Calibri" w:eastAsia="Times New Roman" w:hAnsi="Calibri" w:cs="Calibri"/>
+          <w:color w:val="000000"/>
+          <w:lang w:eastAsia="pt-BR"/>
+        </w:rPr>
+        <w:t xml:space="preserve">frase = Curso em </w:t>
+      </w:r>
+      <w:proofErr w:type="spellStart"/>
+      <w:r>
+        <w:rPr>
+          <w:rFonts w:ascii="Calibri" w:eastAsia="Times New Roman" w:hAnsi="Calibri" w:cs="Calibri"/>
+          <w:color w:val="000000"/>
+          <w:lang w:eastAsia="pt-BR"/>
+        </w:rPr>
+        <w:t>Video</w:t>
+      </w:r>
+      <w:proofErr w:type="spellEnd"/>
+      <w:r>
+        <w:rPr>
+          <w:rFonts w:ascii="Calibri" w:eastAsia="Times New Roman" w:hAnsi="Calibri" w:cs="Calibri"/>
+          <w:color w:val="000000"/>
+          <w:lang w:eastAsia="pt-BR"/>
+        </w:rPr>
+        <w:t xml:space="preserve"> Python</w:t>
+      </w:r>
+    </w:p>
+    <w:p>
+      <w:pPr>
+        <w:spacing w:line="240" w:lineRule="auto"/>
+        <w:rPr>
+          <w:rFonts w:ascii="Times New Roman" w:eastAsia="Times New Roman" w:hAnsi="Times New Roman" w:cs="Times New Roman"/>
+          <w:sz w:val="24"/>
+          <w:szCs w:val="24"/>
+          <w:lang w:eastAsia="pt-BR"/>
+        </w:rPr>
+      </w:pPr>
+      <w:r>
+        <w:rPr>
+          <w:rFonts w:ascii="Calibri" w:eastAsia="Times New Roman" w:hAnsi="Calibri" w:cs="Calibri"/>
+          <w:color w:val="000000"/>
+          <w:lang w:eastAsia="pt-BR"/>
+        </w:rPr>
+        <w:t xml:space="preserve">ex. </w:t>
+      </w:r>
+      <w:proofErr w:type="spellStart"/>
+      <w:proofErr w:type="gramStart"/>
+      <w:r>
+        <w:rPr>
+          <w:rFonts w:ascii="Calibri" w:eastAsia="Times New Roman" w:hAnsi="Calibri" w:cs="Calibri"/>
+          <w:color w:val="000000"/>
+          <w:lang w:eastAsia="pt-BR"/>
+        </w:rPr>
+        <w:t>frase.count</w:t>
+      </w:r>
+      <w:proofErr w:type="spellEnd"/>
+      <w:proofErr w:type="gramEnd"/>
+      <w:r>
+        <w:rPr>
+          <w:rFonts w:ascii="Calibri" w:eastAsia="Times New Roman" w:hAnsi="Calibri" w:cs="Calibri"/>
+          <w:color w:val="000000"/>
+          <w:lang w:eastAsia="pt-BR"/>
+        </w:rPr>
+        <w:t>(‘o’)</w:t>
+      </w:r>
+    </w:p>
+    <w:p>
+      <w:pPr>
+        <w:spacing w:line="240" w:lineRule="auto"/>
+        <w:rPr>
+          <w:rFonts w:ascii="Times New Roman" w:eastAsia="Times New Roman" w:hAnsi="Times New Roman" w:cs="Times New Roman"/>
+          <w:sz w:val="24"/>
+          <w:szCs w:val="24"/>
+          <w:lang w:eastAsia="pt-BR"/>
+        </w:rPr>
+      </w:pPr>
+      <w:r>
+        <w:rPr>
+          <w:rFonts w:ascii="Calibri" w:eastAsia="Times New Roman" w:hAnsi="Calibri" w:cs="Calibri"/>
+          <w:color w:val="000000"/>
+          <w:lang w:eastAsia="pt-BR"/>
+        </w:rPr>
+        <w:t>3</w:t>
+      </w:r>
+    </w:p>
+    <w:p>
+      <w:pPr>
+        <w:spacing w:line="240" w:lineRule="auto"/>
+        <w:rPr>
+          <w:rFonts w:ascii="Times New Roman" w:eastAsia="Times New Roman" w:hAnsi="Times New Roman" w:cs="Times New Roman"/>
+          <w:sz w:val="24"/>
+          <w:szCs w:val="24"/>
+          <w:lang w:eastAsia="pt-BR"/>
+        </w:rPr>
+      </w:pPr>
+      <w:proofErr w:type="spellStart"/>
+      <w:r>
+        <w:rPr>
+          <w:rFonts w:ascii="Calibri" w:eastAsia="Times New Roman" w:hAnsi="Calibri" w:cs="Calibri"/>
+          <w:color w:val="000000"/>
+          <w:lang w:eastAsia="pt-BR"/>
+        </w:rPr>
+        <w:t>xx</w:t>
+      </w:r>
       <w:r>
         <w:rPr>
           <w:rFonts w:ascii="Calibri" w:eastAsia="Times New Roman" w:hAnsi="Calibri" w:cs="Calibri"/>
@@ -3196,6 +3485,112 @@
           <w:color w:val="000000"/>
           <w:lang w:eastAsia="pt-BR"/>
         </w:rPr>
+        <w:t>.find</w:t>
+      </w:r>
+      <w:proofErr w:type="spellEnd"/>
+      <w:r>
+        <w:rPr>
+          <w:rFonts w:ascii="Calibri" w:eastAsia="Times New Roman" w:hAnsi="Calibri" w:cs="Calibri"/>
+          <w:color w:val="000000"/>
+          <w:lang w:eastAsia="pt-BR"/>
+        </w:rPr>
+        <w:t>(‘</w:t>
+      </w:r>
+      <w:proofErr w:type="spellStart"/>
+      <w:r>
+        <w:rPr>
+          <w:rFonts w:ascii="Calibri" w:eastAsia="Times New Roman" w:hAnsi="Calibri" w:cs="Calibri"/>
+          <w:color w:val="000000"/>
+          <w:lang w:eastAsia="pt-BR"/>
+        </w:rPr>
+        <w:t>xxx</w:t>
+      </w:r>
+      <w:proofErr w:type="spellEnd"/>
+      <w:proofErr w:type="gramStart"/>
+      <w:r>
+        <w:rPr>
+          <w:rFonts w:ascii="Calibri" w:eastAsia="Times New Roman" w:hAnsi="Calibri" w:cs="Calibri"/>
+          <w:color w:val="000000"/>
+          <w:lang w:eastAsia="pt-BR"/>
+        </w:rPr>
+        <w:t>’)Serve</w:t>
+      </w:r>
+      <w:proofErr w:type="gramEnd"/>
+      <w:r>
+        <w:rPr>
+          <w:rFonts w:ascii="Calibri" w:eastAsia="Times New Roman" w:hAnsi="Calibri" w:cs="Calibri"/>
+          <w:color w:val="000000"/>
+          <w:lang w:eastAsia="pt-BR"/>
+        </w:rPr>
+        <w:t xml:space="preserve"> para mostrar </w:t>
+      </w:r>
+      <w:proofErr w:type="gramStart"/>
+      <w:r>
+        <w:rPr>
+          <w:rFonts w:ascii="Calibri" w:eastAsia="Times New Roman" w:hAnsi="Calibri" w:cs="Calibri"/>
+          <w:color w:val="000000"/>
+          <w:lang w:eastAsia="pt-BR"/>
+        </w:rPr>
+        <w:t>aonde</w:t>
+      </w:r>
+      <w:proofErr w:type="gramEnd"/>
+      <w:r>
+        <w:rPr>
+          <w:rFonts w:ascii="Calibri" w:eastAsia="Times New Roman" w:hAnsi="Calibri" w:cs="Calibri"/>
+          <w:color w:val="000000"/>
+          <w:lang w:eastAsia="pt-BR"/>
+        </w:rPr>
+        <w:t xml:space="preserve"> encontrou o que ele pediu</w:t>
+      </w:r>
+    </w:p>
+    <w:p>
+      <w:pPr>
+        <w:spacing w:line="240" w:lineRule="auto"/>
+        <w:rPr>
+          <w:rFonts w:ascii="Times New Roman" w:eastAsia="Times New Roman" w:hAnsi="Times New Roman" w:cs="Times New Roman"/>
+          <w:sz w:val="24"/>
+          <w:szCs w:val="24"/>
+          <w:lang w:eastAsia="pt-BR"/>
+        </w:rPr>
+      </w:pPr>
+      <w:proofErr w:type="gramStart"/>
+      <w:r>
+        <w:rPr>
+          <w:rFonts w:ascii="Calibri" w:eastAsia="Times New Roman" w:hAnsi="Calibri" w:cs="Calibri"/>
+          <w:color w:val="000000"/>
+          <w:lang w:eastAsia="pt-BR"/>
+        </w:rPr>
+        <w:t>aonde</w:t>
+      </w:r>
+      <w:proofErr w:type="gramEnd"/>
+      <w:r>
+        <w:rPr>
+          <w:rFonts w:ascii="Calibri" w:eastAsia="Times New Roman" w:hAnsi="Calibri" w:cs="Calibri"/>
+          <w:color w:val="000000"/>
+          <w:lang w:eastAsia="pt-BR"/>
+        </w:rPr>
+        <w:t xml:space="preserve"> não existe ele vai te mostrar -1(significa que não tem)</w:t>
+      </w:r>
+    </w:p>
+    <w:p>
+      <w:pPr>
+        <w:spacing w:line="240" w:lineRule="auto"/>
+        <w:rPr>
+          <w:rFonts w:ascii="Times New Roman" w:eastAsia="Times New Roman" w:hAnsi="Times New Roman" w:cs="Times New Roman"/>
+          <w:sz w:val="24"/>
+          <w:szCs w:val="24"/>
+          <w:lang w:eastAsia="pt-BR"/>
+        </w:rPr>
+      </w:pPr>
+      <w:proofErr w:type="spellStart"/>
+      <w:r>
+        <w:rPr>
+          <w:rFonts w:ascii="Calibri" w:eastAsia="Times New Roman" w:hAnsi="Calibri" w:cs="Calibri"/>
+          <w:b/>
+          <w:bCs/>
+          <w:color w:val="000000"/>
+          <w:lang w:eastAsia="pt-BR"/>
+        </w:rPr>
         <w:t>in</w:t>
       </w:r>
       <w:r>
@@ -3300,25 +3695,53 @@
           <w:color w:val="000000"/>
           <w:lang w:eastAsia="pt-BR"/>
         </w:rPr>
-        <w:t xml:space="preserve"> in e ao contrario</w:t>
-      </w:r>
-    </w:p>
-    <w:p>
-      <w:pPr>
-        <w:spacing w:line="240" w:lineRule="auto"/>
-        <w:rPr>
-          <w:rFonts w:ascii="Calibri" w:eastAsia="Times New Roman" w:hAnsi="Calibri" w:cs="Calibri"/>
-          <w:color w:val="000000"/>
-          <w:lang w:eastAsia="pt-BR"/>
-        </w:rPr>
-      </w:pPr>
-      <w:r>
-        <w:rPr>
-          <w:rFonts w:ascii="Calibri" w:eastAsia="Times New Roman" w:hAnsi="Calibri" w:cs="Calibri"/>
-          <w:color w:val="000000"/>
-          <w:lang w:eastAsia="pt-BR"/>
-        </w:rPr>
-        <w:t>Para printar as aspas “” basta usar o \” que no print ira aparecer as aspas.</w:t>
+        <w:t xml:space="preserve"> in e ao </w:t>
+      </w:r>
+      <w:proofErr w:type="gramStart"/>
+      <w:r>
+        <w:rPr>
+          <w:rFonts w:ascii="Calibri" w:eastAsia="Times New Roman" w:hAnsi="Calibri" w:cs="Calibri"/>
+          <w:color w:val="000000"/>
+          <w:lang w:eastAsia="pt-BR"/>
+        </w:rPr>
+        <w:t>contrario</w:t>
+      </w:r>
+      <w:proofErr w:type="gramEnd"/>
+    </w:p>
+    <w:p>
+      <w:pPr>
+        <w:spacing w:line="240" w:lineRule="auto"/>
+        <w:rPr>
+          <w:rFonts w:ascii="Calibri" w:eastAsia="Times New Roman" w:hAnsi="Calibri" w:cs="Calibri"/>
+          <w:color w:val="000000"/>
+          <w:lang w:eastAsia="pt-BR"/>
+        </w:rPr>
+      </w:pPr>
+      <w:r>
+        <w:rPr>
+          <w:rFonts w:ascii="Calibri" w:eastAsia="Times New Roman" w:hAnsi="Calibri" w:cs="Calibri"/>
+          <w:color w:val="000000"/>
+          <w:lang w:eastAsia="pt-BR"/>
+        </w:rPr>
+        <w:t xml:space="preserve">Para printar as aspas “” basta usar o \” que no print </w:t>
+      </w:r>
+      <w:proofErr w:type="gramStart"/>
+      <w:r>
+        <w:rPr>
+          <w:rFonts w:ascii="Calibri" w:eastAsia="Times New Roman" w:hAnsi="Calibri" w:cs="Calibri"/>
+          <w:color w:val="000000"/>
+          <w:lang w:eastAsia="pt-BR"/>
+        </w:rPr>
+        <w:t>ira</w:t>
+      </w:r>
+      <w:proofErr w:type="gramEnd"/>
+      <w:r>
+        <w:rPr>
+          <w:rFonts w:ascii="Calibri" w:eastAsia="Times New Roman" w:hAnsi="Calibri" w:cs="Calibri"/>
+          <w:color w:val="000000"/>
+          <w:lang w:eastAsia="pt-BR"/>
+        </w:rPr>
+        <w:t xml:space="preserve"> aparecer as aspas.</w:t>
       </w:r>
     </w:p>
     <w:p>
@@ -3385,6 +3808,7 @@
         </w:rPr>
         <w:t>xxx.</w:t>
       </w:r>
+      <w:proofErr w:type="gramStart"/>
       <w:r>
         <w:rPr>
           <w:rFonts w:ascii="Calibri" w:eastAsia="Times New Roman" w:hAnsi="Calibri" w:cs="Calibri"/>
@@ -3405,6 +3829,7 @@
         <w:t>(</w:t>
       </w:r>
       <w:proofErr w:type="spellStart"/>
+      <w:proofErr w:type="gramEnd"/>
       <w:r>
         <w:rPr>
           <w:rFonts w:ascii="Calibri" w:eastAsia="Times New Roman" w:hAnsi="Calibri" w:cs="Calibri"/>
@@ -3420,7 +3845,25 @@
           <w:color w:val="000000"/>
           <w:lang w:eastAsia="pt-BR"/>
         </w:rPr>
-        <w:t xml:space="preserve"> que você quer)-: serve para substituir a palavra que você quer pela palavra que você quer.</w:t>
+        <w:t xml:space="preserve"> que você </w:t>
+      </w:r>
+      <w:proofErr w:type="gramStart"/>
+      <w:r>
+        <w:rPr>
+          <w:rFonts w:ascii="Calibri" w:eastAsia="Times New Roman" w:hAnsi="Calibri" w:cs="Calibri"/>
+          <w:color w:val="000000"/>
+          <w:lang w:eastAsia="pt-BR"/>
+        </w:rPr>
+        <w:t>quer)-</w:t>
+      </w:r>
+      <w:proofErr w:type="gramEnd"/>
+      <w:r>
+        <w:rPr>
+          <w:rFonts w:ascii="Calibri" w:eastAsia="Times New Roman" w:hAnsi="Calibri" w:cs="Calibri"/>
+          <w:color w:val="000000"/>
+          <w:lang w:eastAsia="pt-BR"/>
+        </w:rPr>
+        <w:t>: serve para substituir a palavra que você quer pela palavra que você quer.</w:t>
       </w:r>
     </w:p>
     <w:p>
@@ -3450,9 +3893,9 @@
           <w:color w:val="000000"/>
           <w:lang w:eastAsia="pt-BR"/>
         </w:rPr>
-        <w:t>.upper</w:t>
-      </w:r>
-      <w:proofErr w:type="spellEnd"/>
+        <w:t>.</w:t>
+      </w:r>
+      <w:proofErr w:type="gramStart"/>
       <w:r>
         <w:rPr>
           <w:rFonts w:ascii="Calibri" w:eastAsia="Times New Roman" w:hAnsi="Calibri" w:cs="Calibri"/>
@@ -3461,36 +3904,9 @@
           <w:color w:val="000000"/>
           <w:lang w:eastAsia="pt-BR"/>
         </w:rPr>
-        <w:t>()</w:t>
-      </w:r>
-      <w:r>
-        <w:rPr>
-          <w:rFonts w:ascii="Calibri" w:eastAsia="Times New Roman" w:hAnsi="Calibri" w:cs="Calibri"/>
-          <w:color w:val="000000"/>
-          <w:lang w:eastAsia="pt-BR"/>
-        </w:rPr>
-        <w:t>: ele vai transformar o que você quer em letras maiúsculas</w:t>
-      </w:r>
-    </w:p>
-    <w:p>
-      <w:pPr>
-        <w:spacing w:line="240" w:lineRule="auto"/>
-        <w:rPr>
-          <w:rFonts w:ascii="Times New Roman" w:eastAsia="Times New Roman" w:hAnsi="Times New Roman" w:cs="Times New Roman"/>
-          <w:sz w:val="24"/>
-          <w:szCs w:val="24"/>
-          <w:lang w:eastAsia="pt-BR"/>
-        </w:rPr>
-      </w:pPr>
-      <w:proofErr w:type="spellStart"/>
-      <w:r>
-        <w:rPr>
-          <w:rFonts w:ascii="Calibri" w:eastAsia="Times New Roman" w:hAnsi="Calibri" w:cs="Calibri"/>
-          <w:color w:val="000000"/>
-          <w:lang w:eastAsia="pt-BR"/>
-        </w:rPr>
-        <w:t>xxx</w:t>
-      </w:r>
+        <w:t>upper</w:t>
+      </w:r>
+      <w:proofErr w:type="spellEnd"/>
       <w:r>
         <w:rPr>
           <w:rFonts w:ascii="Calibri" w:eastAsia="Times New Roman" w:hAnsi="Calibri" w:cs="Calibri"/>
@@ -3499,9 +3915,9 @@
           <w:color w:val="000000"/>
           <w:lang w:eastAsia="pt-BR"/>
         </w:rPr>
-        <w:t>.lower</w:t>
-      </w:r>
-      <w:proofErr w:type="spellEnd"/>
+        <w:t>(</w:t>
+      </w:r>
+      <w:proofErr w:type="gramEnd"/>
       <w:r>
         <w:rPr>
           <w:rFonts w:ascii="Calibri" w:eastAsia="Times New Roman" w:hAnsi="Calibri" w:cs="Calibri"/>
@@ -3510,15 +3926,15 @@
           <w:color w:val="000000"/>
           <w:lang w:eastAsia="pt-BR"/>
         </w:rPr>
-        <w:t>()</w:t>
-      </w:r>
-      <w:r>
-        <w:rPr>
-          <w:rFonts w:ascii="Calibri" w:eastAsia="Times New Roman" w:hAnsi="Calibri" w:cs="Calibri"/>
-          <w:color w:val="000000"/>
-          <w:lang w:eastAsia="pt-BR"/>
-        </w:rPr>
-        <w:t>: ele vai transformar o que você quer em letras minúsculas</w:t>
+        <w:t>)</w:t>
+      </w:r>
+      <w:r>
+        <w:rPr>
+          <w:rFonts w:ascii="Calibri" w:eastAsia="Times New Roman" w:hAnsi="Calibri" w:cs="Calibri"/>
+          <w:color w:val="000000"/>
+          <w:lang w:eastAsia="pt-BR"/>
+        </w:rPr>
+        <w:t>: ele vai transformar o que você quer em letras maiúsculas</w:t>
       </w:r>
     </w:p>
     <w:p>
@@ -3548,9 +3964,9 @@
           <w:color w:val="000000"/>
           <w:lang w:eastAsia="pt-BR"/>
         </w:rPr>
-        <w:t>.capitalize</w:t>
-      </w:r>
-      <w:proofErr w:type="spellEnd"/>
+        <w:t>.</w:t>
+      </w:r>
+      <w:proofErr w:type="gramStart"/>
       <w:r>
         <w:rPr>
           <w:rFonts w:ascii="Calibri" w:eastAsia="Times New Roman" w:hAnsi="Calibri" w:cs="Calibri"/>
@@ -3559,16 +3975,9 @@
           <w:color w:val="000000"/>
           <w:lang w:eastAsia="pt-BR"/>
         </w:rPr>
-        <w:t xml:space="preserve">(): </w:t>
-      </w:r>
-      <w:r>
-        <w:rPr>
-          <w:rFonts w:ascii="Calibri" w:eastAsia="Times New Roman" w:hAnsi="Calibri" w:cs="Calibri"/>
-          <w:color w:val="000000"/>
-          <w:lang w:eastAsia="pt-BR"/>
-        </w:rPr>
-        <w:t xml:space="preserve">ele vai pegar toda a sua frase e transformar para minúscula , </w:t>
-      </w:r>
+        <w:t>lower</w:t>
+      </w:r>
+      <w:proofErr w:type="spellEnd"/>
       <w:r>
         <w:rPr>
           <w:rFonts w:ascii="Calibri" w:eastAsia="Times New Roman" w:hAnsi="Calibri" w:cs="Calibri"/>
@@ -3577,28 +3986,9 @@
           <w:color w:val="000000"/>
           <w:lang w:eastAsia="pt-BR"/>
         </w:rPr>
-        <w:t>menos a primeira letra</w:t>
-      </w:r>
-    </w:p>
-    <w:p>
-      <w:pPr>
-        <w:spacing w:line="240" w:lineRule="auto"/>
-        <w:rPr>
-          <w:rFonts w:ascii="Times New Roman" w:eastAsia="Times New Roman" w:hAnsi="Times New Roman" w:cs="Times New Roman"/>
-          <w:sz w:val="24"/>
-          <w:szCs w:val="24"/>
-          <w:lang w:eastAsia="pt-BR"/>
-        </w:rPr>
-      </w:pPr>
-      <w:proofErr w:type="spellStart"/>
-      <w:r>
-        <w:rPr>
-          <w:rFonts w:ascii="Calibri" w:eastAsia="Times New Roman" w:hAnsi="Calibri" w:cs="Calibri"/>
-          <w:color w:val="000000"/>
-          <w:lang w:eastAsia="pt-BR"/>
-        </w:rPr>
-        <w:t>xxx</w:t>
-      </w:r>
+        <w:t>(</w:t>
+      </w:r>
+      <w:proofErr w:type="gramEnd"/>
       <w:r>
         <w:rPr>
           <w:rFonts w:ascii="Calibri" w:eastAsia="Times New Roman" w:hAnsi="Calibri" w:cs="Calibri"/>
@@ -3607,9 +3997,36 @@
           <w:color w:val="000000"/>
           <w:lang w:eastAsia="pt-BR"/>
         </w:rPr>
-        <w:t>.title</w:t>
-      </w:r>
-      <w:proofErr w:type="spellEnd"/>
+        <w:t>)</w:t>
+      </w:r>
+      <w:r>
+        <w:rPr>
+          <w:rFonts w:ascii="Calibri" w:eastAsia="Times New Roman" w:hAnsi="Calibri" w:cs="Calibri"/>
+          <w:color w:val="000000"/>
+          <w:lang w:eastAsia="pt-BR"/>
+        </w:rPr>
+        <w:t>: ele vai transformar o que você quer em letras minúsculas</w:t>
+      </w:r>
+    </w:p>
+    <w:p>
+      <w:pPr>
+        <w:spacing w:line="240" w:lineRule="auto"/>
+        <w:rPr>
+          <w:rFonts w:ascii="Times New Roman" w:eastAsia="Times New Roman" w:hAnsi="Times New Roman" w:cs="Times New Roman"/>
+          <w:sz w:val="24"/>
+          <w:szCs w:val="24"/>
+          <w:lang w:eastAsia="pt-BR"/>
+        </w:rPr>
+      </w:pPr>
+      <w:proofErr w:type="spellStart"/>
+      <w:r>
+        <w:rPr>
+          <w:rFonts w:ascii="Calibri" w:eastAsia="Times New Roman" w:hAnsi="Calibri" w:cs="Calibri"/>
+          <w:color w:val="000000"/>
+          <w:lang w:eastAsia="pt-BR"/>
+        </w:rPr>
+        <w:t>xxx</w:t>
+      </w:r>
       <w:r>
         <w:rPr>
           <w:rFonts w:ascii="Calibri" w:eastAsia="Times New Roman" w:hAnsi="Calibri" w:cs="Calibri"/>
@@ -3618,36 +4035,9 @@
           <w:color w:val="000000"/>
           <w:lang w:eastAsia="pt-BR"/>
         </w:rPr>
-        <w:t xml:space="preserve">() </w:t>
-      </w:r>
-      <w:r>
-        <w:rPr>
-          <w:rFonts w:ascii="Calibri" w:eastAsia="Times New Roman" w:hAnsi="Calibri" w:cs="Calibri"/>
-          <w:color w:val="000000"/>
-          <w:lang w:eastAsia="pt-BR"/>
-        </w:rPr>
-        <w:t>: ele pega palavra por palavra e coloca com a primeira letra maiúscula.</w:t>
-      </w:r>
-    </w:p>
-    <w:p>
-      <w:pPr>
-        <w:spacing w:line="240" w:lineRule="auto"/>
-        <w:rPr>
-          <w:rFonts w:ascii="Times New Roman" w:eastAsia="Times New Roman" w:hAnsi="Times New Roman" w:cs="Times New Roman"/>
-          <w:sz w:val="24"/>
-          <w:szCs w:val="24"/>
-          <w:lang w:eastAsia="pt-BR"/>
-        </w:rPr>
-      </w:pPr>
-      <w:proofErr w:type="spellStart"/>
-      <w:r>
-        <w:rPr>
-          <w:rFonts w:ascii="Calibri" w:eastAsia="Times New Roman" w:hAnsi="Calibri" w:cs="Calibri"/>
-          <w:color w:val="000000"/>
-          <w:lang w:eastAsia="pt-BR"/>
-        </w:rPr>
-        <w:t>xxx</w:t>
-      </w:r>
+        <w:t>.</w:t>
+      </w:r>
+      <w:proofErr w:type="gramStart"/>
       <w:r>
         <w:rPr>
           <w:rFonts w:ascii="Calibri" w:eastAsia="Times New Roman" w:hAnsi="Calibri" w:cs="Calibri"/>
@@ -3656,7 +4046,7 @@
           <w:color w:val="000000"/>
           <w:lang w:eastAsia="pt-BR"/>
         </w:rPr>
-        <w:t>.strip</w:t>
+        <w:t>capitalize</w:t>
       </w:r>
       <w:proofErr w:type="spellEnd"/>
       <w:r>
@@ -3667,36 +4057,9 @@
           <w:color w:val="000000"/>
           <w:lang w:eastAsia="pt-BR"/>
         </w:rPr>
-        <w:t>()</w:t>
-      </w:r>
-      <w:r>
-        <w:rPr>
-          <w:rFonts w:ascii="Calibri" w:eastAsia="Times New Roman" w:hAnsi="Calibri" w:cs="Calibri"/>
-          <w:color w:val="000000"/>
-          <w:lang w:eastAsia="pt-BR"/>
-        </w:rPr>
-        <w:t>: serve para remover os espaços antes e depois da sua frase</w:t>
-      </w:r>
-    </w:p>
-    <w:p>
-      <w:pPr>
-        <w:spacing w:line="240" w:lineRule="auto"/>
-        <w:rPr>
-          <w:rFonts w:ascii="Times New Roman" w:eastAsia="Times New Roman" w:hAnsi="Times New Roman" w:cs="Times New Roman"/>
-          <w:sz w:val="24"/>
-          <w:szCs w:val="24"/>
-          <w:lang w:eastAsia="pt-BR"/>
-        </w:rPr>
-      </w:pPr>
-      <w:proofErr w:type="spellStart"/>
-      <w:r>
-        <w:rPr>
-          <w:rFonts w:ascii="Calibri" w:eastAsia="Times New Roman" w:hAnsi="Calibri" w:cs="Calibri"/>
-          <w:color w:val="000000"/>
-          <w:lang w:eastAsia="pt-BR"/>
-        </w:rPr>
-        <w:t>xxx</w:t>
-      </w:r>
+        <w:t>(</w:t>
+      </w:r>
+      <w:proofErr w:type="gramEnd"/>
       <w:r>
         <w:rPr>
           <w:rFonts w:ascii="Calibri" w:eastAsia="Times New Roman" w:hAnsi="Calibri" w:cs="Calibri"/>
@@ -3705,9 +4068,34 @@
           <w:color w:val="000000"/>
           <w:lang w:eastAsia="pt-BR"/>
         </w:rPr>
-        <w:t>.rstrip</w:t>
-      </w:r>
-      <w:proofErr w:type="spellEnd"/>
+        <w:t xml:space="preserve">): </w:t>
+      </w:r>
+      <w:r>
+        <w:rPr>
+          <w:rFonts w:ascii="Calibri" w:eastAsia="Times New Roman" w:hAnsi="Calibri" w:cs="Calibri"/>
+          <w:color w:val="000000"/>
+          <w:lang w:eastAsia="pt-BR"/>
+        </w:rPr>
+        <w:t xml:space="preserve">ele vai pegar toda a sua frase e transformar para </w:t>
+      </w:r>
+      <w:proofErr w:type="gramStart"/>
+      <w:r>
+        <w:rPr>
+          <w:rFonts w:ascii="Calibri" w:eastAsia="Times New Roman" w:hAnsi="Calibri" w:cs="Calibri"/>
+          <w:color w:val="000000"/>
+          <w:lang w:eastAsia="pt-BR"/>
+        </w:rPr>
+        <w:t>minúscula ,</w:t>
+      </w:r>
+      <w:proofErr w:type="gramEnd"/>
+      <w:r>
+        <w:rPr>
+          <w:rFonts w:ascii="Calibri" w:eastAsia="Times New Roman" w:hAnsi="Calibri" w:cs="Calibri"/>
+          <w:color w:val="000000"/>
+          <w:lang w:eastAsia="pt-BR"/>
+        </w:rPr>
+        <w:t xml:space="preserve"> </w:t>
+      </w:r>
       <w:r>
         <w:rPr>
           <w:rFonts w:ascii="Calibri" w:eastAsia="Times New Roman" w:hAnsi="Calibri" w:cs="Calibri"/>
@@ -3716,33 +4104,7 @@
           <w:color w:val="000000"/>
           <w:lang w:eastAsia="pt-BR"/>
         </w:rPr>
-        <w:t>()</w:t>
-      </w:r>
-      <w:r>
-        <w:rPr>
-          <w:rFonts w:ascii="Calibri" w:eastAsia="Times New Roman" w:hAnsi="Calibri" w:cs="Calibri"/>
-          <w:color w:val="000000"/>
-          <w:lang w:eastAsia="pt-BR"/>
-        </w:rPr>
-        <w:t>: remove todos os espaços em brancos da direita(</w:t>
-      </w:r>
-      <w:proofErr w:type="spellStart"/>
-      <w:r>
-        <w:rPr>
-          <w:rFonts w:ascii="Calibri" w:eastAsia="Times New Roman" w:hAnsi="Calibri" w:cs="Calibri"/>
-          <w:color w:val="000000"/>
-          <w:lang w:eastAsia="pt-BR"/>
-        </w:rPr>
-        <w:t>right</w:t>
-      </w:r>
-      <w:proofErr w:type="spellEnd"/>
-      <w:r>
-        <w:rPr>
-          <w:rFonts w:ascii="Calibri" w:eastAsia="Times New Roman" w:hAnsi="Calibri" w:cs="Calibri"/>
-          <w:color w:val="000000"/>
-          <w:lang w:eastAsia="pt-BR"/>
-        </w:rPr>
-        <w:t>)</w:t>
+        <w:t>menos a primeira letra</w:t>
       </w:r>
     </w:p>
     <w:p>
@@ -3772,9 +4134,9 @@
           <w:color w:val="000000"/>
           <w:lang w:eastAsia="pt-BR"/>
         </w:rPr>
-        <w:t>.lstrip</w:t>
-      </w:r>
-      <w:proofErr w:type="spellEnd"/>
+        <w:t>.</w:t>
+      </w:r>
+      <w:proofErr w:type="gramStart"/>
       <w:r>
         <w:rPr>
           <w:rFonts w:ascii="Calibri" w:eastAsia="Times New Roman" w:hAnsi="Calibri" w:cs="Calibri"/>
@@ -3783,54 +4145,9 @@
           <w:color w:val="000000"/>
           <w:lang w:eastAsia="pt-BR"/>
         </w:rPr>
-        <w:t>()</w:t>
-      </w:r>
-      <w:r>
-        <w:rPr>
-          <w:rFonts w:ascii="Calibri" w:eastAsia="Times New Roman" w:hAnsi="Calibri" w:cs="Calibri"/>
-          <w:color w:val="000000"/>
-          <w:lang w:eastAsia="pt-BR"/>
-        </w:rPr>
-        <w:t>: remove todos os espaços em branco da esquerda(</w:t>
-      </w:r>
-      <w:proofErr w:type="spellStart"/>
-      <w:r>
-        <w:rPr>
-          <w:rFonts w:ascii="Calibri" w:eastAsia="Times New Roman" w:hAnsi="Calibri" w:cs="Calibri"/>
-          <w:color w:val="000000"/>
-          <w:lang w:eastAsia="pt-BR"/>
-        </w:rPr>
-        <w:t>left</w:t>
-      </w:r>
-      <w:proofErr w:type="spellEnd"/>
-      <w:r>
-        <w:rPr>
-          <w:rFonts w:ascii="Calibri" w:eastAsia="Times New Roman" w:hAnsi="Calibri" w:cs="Calibri"/>
-          <w:color w:val="000000"/>
-          <w:lang w:eastAsia="pt-BR"/>
-        </w:rPr>
-        <w:t>)</w:t>
-      </w:r>
-    </w:p>
-    <w:p>
-      <w:pPr>
-        <w:spacing w:line="240" w:lineRule="auto"/>
-        <w:rPr>
-          <w:rFonts w:ascii="Times New Roman" w:eastAsia="Times New Roman" w:hAnsi="Times New Roman" w:cs="Times New Roman"/>
-          <w:sz w:val="24"/>
-          <w:szCs w:val="24"/>
-          <w:lang w:eastAsia="pt-BR"/>
-        </w:rPr>
-      </w:pPr>
-      <w:proofErr w:type="spellStart"/>
-      <w:r>
-        <w:rPr>
-          <w:rFonts w:ascii="Calibri" w:eastAsia="Times New Roman" w:hAnsi="Calibri" w:cs="Calibri"/>
-          <w:color w:val="000000"/>
-          <w:lang w:eastAsia="pt-BR"/>
-        </w:rPr>
-        <w:t>xxx</w:t>
-      </w:r>
+        <w:t>title</w:t>
+      </w:r>
+      <w:proofErr w:type="spellEnd"/>
       <w:r>
         <w:rPr>
           <w:rFonts w:ascii="Calibri" w:eastAsia="Times New Roman" w:hAnsi="Calibri" w:cs="Calibri"/>
@@ -3839,9 +4156,45 @@
           <w:color w:val="000000"/>
           <w:lang w:eastAsia="pt-BR"/>
         </w:rPr>
-        <w:t>.split</w:t>
-      </w:r>
-      <w:proofErr w:type="spellEnd"/>
+        <w:t xml:space="preserve">() </w:t>
+      </w:r>
+      <w:r>
+        <w:rPr>
+          <w:rFonts w:ascii="Calibri" w:eastAsia="Times New Roman" w:hAnsi="Calibri" w:cs="Calibri"/>
+          <w:color w:val="000000"/>
+          <w:lang w:eastAsia="pt-BR"/>
+        </w:rPr>
+        <w:t>:</w:t>
+      </w:r>
+      <w:proofErr w:type="gramEnd"/>
+      <w:r>
+        <w:rPr>
+          <w:rFonts w:ascii="Calibri" w:eastAsia="Times New Roman" w:hAnsi="Calibri" w:cs="Calibri"/>
+          <w:color w:val="000000"/>
+          <w:lang w:eastAsia="pt-BR"/>
+        </w:rPr>
+        <w:t xml:space="preserve"> ele pega palavra por palavra e coloca com a primeira letra maiúscula.</w:t>
+      </w:r>
+    </w:p>
+    <w:p>
+      <w:pPr>
+        <w:spacing w:line="240" w:lineRule="auto"/>
+        <w:rPr>
+          <w:rFonts w:ascii="Times New Roman" w:eastAsia="Times New Roman" w:hAnsi="Times New Roman" w:cs="Times New Roman"/>
+          <w:sz w:val="24"/>
+          <w:szCs w:val="24"/>
+          <w:lang w:eastAsia="pt-BR"/>
+        </w:rPr>
+      </w:pPr>
+      <w:proofErr w:type="spellStart"/>
+      <w:r>
+        <w:rPr>
+          <w:rFonts w:ascii="Calibri" w:eastAsia="Times New Roman" w:hAnsi="Calibri" w:cs="Calibri"/>
+          <w:color w:val="000000"/>
+          <w:lang w:eastAsia="pt-BR"/>
+        </w:rPr>
+        <w:t>xxx</w:t>
+      </w:r>
       <w:r>
         <w:rPr>
           <w:rFonts w:ascii="Calibri" w:eastAsia="Times New Roman" w:hAnsi="Calibri" w:cs="Calibri"/>
@@ -3850,34 +4203,9 @@
           <w:color w:val="000000"/>
           <w:lang w:eastAsia="pt-BR"/>
         </w:rPr>
-        <w:t>()</w:t>
-      </w:r>
-      <w:r>
-        <w:rPr>
-          <w:rFonts w:ascii="Calibri" w:eastAsia="Times New Roman" w:hAnsi="Calibri" w:cs="Calibri"/>
-          <w:color w:val="000000"/>
-          <w:lang w:eastAsia="pt-BR"/>
-        </w:rPr>
-        <w:t>: serve para dividir onde existem os espaços em branco.</w:t>
-      </w:r>
-    </w:p>
-    <w:p>
-      <w:pPr>
-        <w:spacing w:line="240" w:lineRule="auto"/>
-        <w:rPr>
-          <w:rFonts w:ascii="Calibri" w:eastAsia="Times New Roman" w:hAnsi="Calibri" w:cs="Calibri"/>
-          <w:color w:val="000000"/>
-          <w:lang w:eastAsia="pt-BR"/>
-        </w:rPr>
-      </w:pPr>
-      <w:r>
-        <w:rPr>
-          <w:rFonts w:ascii="Calibri" w:eastAsia="Times New Roman" w:hAnsi="Calibri" w:cs="Calibri"/>
-          <w:color w:val="000000"/>
-          <w:lang w:eastAsia="pt-BR"/>
-        </w:rPr>
-        <w:t>‘X’</w:t>
-      </w:r>
+        <w:t>.</w:t>
+      </w:r>
+      <w:proofErr w:type="gramStart"/>
       <w:r>
         <w:rPr>
           <w:rFonts w:ascii="Calibri" w:eastAsia="Times New Roman" w:hAnsi="Calibri" w:cs="Calibri"/>
@@ -3886,9 +4214,9 @@
           <w:color w:val="000000"/>
           <w:lang w:eastAsia="pt-BR"/>
         </w:rPr>
-        <w:t>.</w:t>
-      </w:r>
-      <w:proofErr w:type="spellStart"/>
+        <w:t>strip</w:t>
+      </w:r>
+      <w:proofErr w:type="spellEnd"/>
       <w:r>
         <w:rPr>
           <w:rFonts w:ascii="Calibri" w:eastAsia="Times New Roman" w:hAnsi="Calibri" w:cs="Calibri"/>
@@ -3897,9 +4225,9 @@
           <w:color w:val="000000"/>
           <w:lang w:eastAsia="pt-BR"/>
         </w:rPr>
-        <w:t>join</w:t>
-      </w:r>
-      <w:proofErr w:type="spellEnd"/>
+        <w:t>(</w:t>
+      </w:r>
+      <w:proofErr w:type="gramEnd"/>
       <w:r>
         <w:rPr>
           <w:rFonts w:ascii="Calibri" w:eastAsia="Times New Roman" w:hAnsi="Calibri" w:cs="Calibri"/>
@@ -3908,8 +4236,27 @@
           <w:color w:val="000000"/>
           <w:lang w:eastAsia="pt-BR"/>
         </w:rPr>
-        <w:t>(</w:t>
-      </w:r>
+        <w:t>)</w:t>
+      </w:r>
+      <w:r>
+        <w:rPr>
+          <w:rFonts w:ascii="Calibri" w:eastAsia="Times New Roman" w:hAnsi="Calibri" w:cs="Calibri"/>
+          <w:color w:val="000000"/>
+          <w:lang w:eastAsia="pt-BR"/>
+        </w:rPr>
+        <w:t>: serve para remover os espaços antes e depois da sua frase</w:t>
+      </w:r>
+    </w:p>
+    <w:p>
+      <w:pPr>
+        <w:spacing w:line="240" w:lineRule="auto"/>
+        <w:rPr>
+          <w:rFonts w:ascii="Times New Roman" w:eastAsia="Times New Roman" w:hAnsi="Times New Roman" w:cs="Times New Roman"/>
+          <w:sz w:val="24"/>
+          <w:szCs w:val="24"/>
+          <w:lang w:eastAsia="pt-BR"/>
+        </w:rPr>
+      </w:pPr>
       <w:proofErr w:type="spellStart"/>
       <w:r>
         <w:rPr>
@@ -3919,7 +4266,6 @@
         </w:rPr>
         <w:t>xxx</w:t>
       </w:r>
-      <w:proofErr w:type="spellEnd"/>
       <w:r>
         <w:rPr>
           <w:rFonts w:ascii="Calibri" w:eastAsia="Times New Roman" w:hAnsi="Calibri" w:cs="Calibri"/>
@@ -3928,6 +4274,305 @@
           <w:color w:val="000000"/>
           <w:lang w:eastAsia="pt-BR"/>
         </w:rPr>
+        <w:t>.</w:t>
+      </w:r>
+      <w:proofErr w:type="gramStart"/>
+      <w:r>
+        <w:rPr>
+          <w:rFonts w:ascii="Calibri" w:eastAsia="Times New Roman" w:hAnsi="Calibri" w:cs="Calibri"/>
+          <w:b/>
+          <w:bCs/>
+          <w:color w:val="000000"/>
+          <w:lang w:eastAsia="pt-BR"/>
+        </w:rPr>
+        <w:t>rstrip</w:t>
+      </w:r>
+      <w:proofErr w:type="spellEnd"/>
+      <w:r>
+        <w:rPr>
+          <w:rFonts w:ascii="Calibri" w:eastAsia="Times New Roman" w:hAnsi="Calibri" w:cs="Calibri"/>
+          <w:b/>
+          <w:bCs/>
+          <w:color w:val="000000"/>
+          <w:lang w:eastAsia="pt-BR"/>
+        </w:rPr>
+        <w:t>(</w:t>
+      </w:r>
+      <w:proofErr w:type="gramEnd"/>
+      <w:r>
+        <w:rPr>
+          <w:rFonts w:ascii="Calibri" w:eastAsia="Times New Roman" w:hAnsi="Calibri" w:cs="Calibri"/>
+          <w:b/>
+          <w:bCs/>
+          <w:color w:val="000000"/>
+          <w:lang w:eastAsia="pt-BR"/>
+        </w:rPr>
+        <w:t>)</w:t>
+      </w:r>
+      <w:r>
+        <w:rPr>
+          <w:rFonts w:ascii="Calibri" w:eastAsia="Times New Roman" w:hAnsi="Calibri" w:cs="Calibri"/>
+          <w:color w:val="000000"/>
+          <w:lang w:eastAsia="pt-BR"/>
+        </w:rPr>
+        <w:t>: remove todos os espaços em brancos da direita(</w:t>
+      </w:r>
+      <w:proofErr w:type="spellStart"/>
+      <w:r>
+        <w:rPr>
+          <w:rFonts w:ascii="Calibri" w:eastAsia="Times New Roman" w:hAnsi="Calibri" w:cs="Calibri"/>
+          <w:color w:val="000000"/>
+          <w:lang w:eastAsia="pt-BR"/>
+        </w:rPr>
+        <w:t>right</w:t>
+      </w:r>
+      <w:proofErr w:type="spellEnd"/>
+      <w:r>
+        <w:rPr>
+          <w:rFonts w:ascii="Calibri" w:eastAsia="Times New Roman" w:hAnsi="Calibri" w:cs="Calibri"/>
+          <w:color w:val="000000"/>
+          <w:lang w:eastAsia="pt-BR"/>
+        </w:rPr>
+        <w:t>)</w:t>
+      </w:r>
+    </w:p>
+    <w:p>
+      <w:pPr>
+        <w:spacing w:line="240" w:lineRule="auto"/>
+        <w:rPr>
+          <w:rFonts w:ascii="Times New Roman" w:eastAsia="Times New Roman" w:hAnsi="Times New Roman" w:cs="Times New Roman"/>
+          <w:sz w:val="24"/>
+          <w:szCs w:val="24"/>
+          <w:lang w:eastAsia="pt-BR"/>
+        </w:rPr>
+      </w:pPr>
+      <w:proofErr w:type="spellStart"/>
+      <w:r>
+        <w:rPr>
+          <w:rFonts w:ascii="Calibri" w:eastAsia="Times New Roman" w:hAnsi="Calibri" w:cs="Calibri"/>
+          <w:color w:val="000000"/>
+          <w:lang w:eastAsia="pt-BR"/>
+        </w:rPr>
+        <w:t>xxx</w:t>
+      </w:r>
+      <w:r>
+        <w:rPr>
+          <w:rFonts w:ascii="Calibri" w:eastAsia="Times New Roman" w:hAnsi="Calibri" w:cs="Calibri"/>
+          <w:b/>
+          <w:bCs/>
+          <w:color w:val="000000"/>
+          <w:lang w:eastAsia="pt-BR"/>
+        </w:rPr>
+        <w:t>.</w:t>
+      </w:r>
+      <w:proofErr w:type="gramStart"/>
+      <w:r>
+        <w:rPr>
+          <w:rFonts w:ascii="Calibri" w:eastAsia="Times New Roman" w:hAnsi="Calibri" w:cs="Calibri"/>
+          <w:b/>
+          <w:bCs/>
+          <w:color w:val="000000"/>
+          <w:lang w:eastAsia="pt-BR"/>
+        </w:rPr>
+        <w:t>lstrip</w:t>
+      </w:r>
+      <w:proofErr w:type="spellEnd"/>
+      <w:r>
+        <w:rPr>
+          <w:rFonts w:ascii="Calibri" w:eastAsia="Times New Roman" w:hAnsi="Calibri" w:cs="Calibri"/>
+          <w:b/>
+          <w:bCs/>
+          <w:color w:val="000000"/>
+          <w:lang w:eastAsia="pt-BR"/>
+        </w:rPr>
+        <w:t>(</w:t>
+      </w:r>
+      <w:proofErr w:type="gramEnd"/>
+      <w:r>
+        <w:rPr>
+          <w:rFonts w:ascii="Calibri" w:eastAsia="Times New Roman" w:hAnsi="Calibri" w:cs="Calibri"/>
+          <w:b/>
+          <w:bCs/>
+          <w:color w:val="000000"/>
+          <w:lang w:eastAsia="pt-BR"/>
+        </w:rPr>
+        <w:t>)</w:t>
+      </w:r>
+      <w:r>
+        <w:rPr>
+          <w:rFonts w:ascii="Calibri" w:eastAsia="Times New Roman" w:hAnsi="Calibri" w:cs="Calibri"/>
+          <w:color w:val="000000"/>
+          <w:lang w:eastAsia="pt-BR"/>
+        </w:rPr>
+        <w:t>: remove todos os espaços em branco da esquerda(</w:t>
+      </w:r>
+      <w:proofErr w:type="spellStart"/>
+      <w:r>
+        <w:rPr>
+          <w:rFonts w:ascii="Calibri" w:eastAsia="Times New Roman" w:hAnsi="Calibri" w:cs="Calibri"/>
+          <w:color w:val="000000"/>
+          <w:lang w:eastAsia="pt-BR"/>
+        </w:rPr>
+        <w:t>left</w:t>
+      </w:r>
+      <w:proofErr w:type="spellEnd"/>
+      <w:r>
+        <w:rPr>
+          <w:rFonts w:ascii="Calibri" w:eastAsia="Times New Roman" w:hAnsi="Calibri" w:cs="Calibri"/>
+          <w:color w:val="000000"/>
+          <w:lang w:eastAsia="pt-BR"/>
+        </w:rPr>
+        <w:t>)</w:t>
+      </w:r>
+    </w:p>
+    <w:p>
+      <w:pPr>
+        <w:spacing w:line="240" w:lineRule="auto"/>
+        <w:rPr>
+          <w:rFonts w:ascii="Times New Roman" w:eastAsia="Times New Roman" w:hAnsi="Times New Roman" w:cs="Times New Roman"/>
+          <w:sz w:val="24"/>
+          <w:szCs w:val="24"/>
+          <w:lang w:eastAsia="pt-BR"/>
+        </w:rPr>
+      </w:pPr>
+      <w:proofErr w:type="spellStart"/>
+      <w:r>
+        <w:rPr>
+          <w:rFonts w:ascii="Calibri" w:eastAsia="Times New Roman" w:hAnsi="Calibri" w:cs="Calibri"/>
+          <w:color w:val="000000"/>
+          <w:lang w:eastAsia="pt-BR"/>
+        </w:rPr>
+        <w:t>xxx</w:t>
+      </w:r>
+      <w:r>
+        <w:rPr>
+          <w:rFonts w:ascii="Calibri" w:eastAsia="Times New Roman" w:hAnsi="Calibri" w:cs="Calibri"/>
+          <w:b/>
+          <w:bCs/>
+          <w:color w:val="000000"/>
+          <w:lang w:eastAsia="pt-BR"/>
+        </w:rPr>
+        <w:t>.</w:t>
+      </w:r>
+      <w:proofErr w:type="gramStart"/>
+      <w:r>
+        <w:rPr>
+          <w:rFonts w:ascii="Calibri" w:eastAsia="Times New Roman" w:hAnsi="Calibri" w:cs="Calibri"/>
+          <w:b/>
+          <w:bCs/>
+          <w:color w:val="000000"/>
+          <w:lang w:eastAsia="pt-BR"/>
+        </w:rPr>
+        <w:t>split</w:t>
+      </w:r>
+      <w:proofErr w:type="spellEnd"/>
+      <w:r>
+        <w:rPr>
+          <w:rFonts w:ascii="Calibri" w:eastAsia="Times New Roman" w:hAnsi="Calibri" w:cs="Calibri"/>
+          <w:b/>
+          <w:bCs/>
+          <w:color w:val="000000"/>
+          <w:lang w:eastAsia="pt-BR"/>
+        </w:rPr>
+        <w:t>(</w:t>
+      </w:r>
+      <w:proofErr w:type="gramEnd"/>
+      <w:r>
+        <w:rPr>
+          <w:rFonts w:ascii="Calibri" w:eastAsia="Times New Roman" w:hAnsi="Calibri" w:cs="Calibri"/>
+          <w:b/>
+          <w:bCs/>
+          <w:color w:val="000000"/>
+          <w:lang w:eastAsia="pt-BR"/>
+        </w:rPr>
+        <w:t>)</w:t>
+      </w:r>
+      <w:r>
+        <w:rPr>
+          <w:rFonts w:ascii="Calibri" w:eastAsia="Times New Roman" w:hAnsi="Calibri" w:cs="Calibri"/>
+          <w:color w:val="000000"/>
+          <w:lang w:eastAsia="pt-BR"/>
+        </w:rPr>
+        <w:t>: serve para dividir onde existem os espaços em branco.</w:t>
+      </w:r>
+    </w:p>
+    <w:p>
+      <w:pPr>
+        <w:spacing w:line="240" w:lineRule="auto"/>
+        <w:rPr>
+          <w:rFonts w:ascii="Calibri" w:eastAsia="Times New Roman" w:hAnsi="Calibri" w:cs="Calibri"/>
+          <w:color w:val="000000"/>
+          <w:lang w:eastAsia="pt-BR"/>
+        </w:rPr>
+      </w:pPr>
+      <w:r>
+        <w:rPr>
+          <w:rFonts w:ascii="Calibri" w:eastAsia="Times New Roman" w:hAnsi="Calibri" w:cs="Calibri"/>
+          <w:color w:val="000000"/>
+          <w:lang w:eastAsia="pt-BR"/>
+        </w:rPr>
+        <w:t>‘X</w:t>
+      </w:r>
+      <w:proofErr w:type="gramStart"/>
+      <w:r>
+        <w:rPr>
+          <w:rFonts w:ascii="Calibri" w:eastAsia="Times New Roman" w:hAnsi="Calibri" w:cs="Calibri"/>
+          <w:color w:val="000000"/>
+          <w:lang w:eastAsia="pt-BR"/>
+        </w:rPr>
+        <w:t>’</w:t>
+      </w:r>
+      <w:r>
+        <w:rPr>
+          <w:rFonts w:ascii="Calibri" w:eastAsia="Times New Roman" w:hAnsi="Calibri" w:cs="Calibri"/>
+          <w:b/>
+          <w:bCs/>
+          <w:color w:val="000000"/>
+          <w:lang w:eastAsia="pt-BR"/>
+        </w:rPr>
+        <w:t>.</w:t>
+      </w:r>
+      <w:proofErr w:type="spellStart"/>
+      <w:r>
+        <w:rPr>
+          <w:rFonts w:ascii="Calibri" w:eastAsia="Times New Roman" w:hAnsi="Calibri" w:cs="Calibri"/>
+          <w:b/>
+          <w:bCs/>
+          <w:color w:val="000000"/>
+          <w:lang w:eastAsia="pt-BR"/>
+        </w:rPr>
+        <w:t>join</w:t>
+      </w:r>
+      <w:proofErr w:type="spellEnd"/>
+      <w:proofErr w:type="gramEnd"/>
+      <w:r>
+        <w:rPr>
+          <w:rFonts w:ascii="Calibri" w:eastAsia="Times New Roman" w:hAnsi="Calibri" w:cs="Calibri"/>
+          <w:b/>
+          <w:bCs/>
+          <w:color w:val="000000"/>
+          <w:lang w:eastAsia="pt-BR"/>
+        </w:rPr>
+        <w:t>(</w:t>
+      </w:r>
+      <w:proofErr w:type="spellStart"/>
+      <w:r>
+        <w:rPr>
+          <w:rFonts w:ascii="Calibri" w:eastAsia="Times New Roman" w:hAnsi="Calibri" w:cs="Calibri"/>
+          <w:color w:val="000000"/>
+          <w:lang w:eastAsia="pt-BR"/>
+        </w:rPr>
+        <w:t>xxx</w:t>
+      </w:r>
+      <w:proofErr w:type="spellEnd"/>
+      <w:r>
+        <w:rPr>
+          <w:rFonts w:ascii="Calibri" w:eastAsia="Times New Roman" w:hAnsi="Calibri" w:cs="Calibri"/>
+          <w:b/>
+          <w:bCs/>
+          <w:color w:val="000000"/>
+          <w:lang w:eastAsia="pt-BR"/>
+        </w:rPr>
         <w:t xml:space="preserve">): </w:t>
       </w:r>
       <w:r>
@@ -3979,14 +4624,31 @@
           <w:color w:val="000000"/>
           <w:lang w:eastAsia="pt-BR"/>
         </w:rPr>
-        <w:t xml:space="preserve">e ^5 quer dizer para </w:t>
+        <w:t xml:space="preserve">e ^5 quer dizer </w:t>
+      </w:r>
+      <w:proofErr w:type="gramStart"/>
+      <w:r>
+        <w:rPr>
+          <w:rFonts w:ascii="Calibri" w:eastAsia="Times New Roman" w:hAnsi="Calibri" w:cs="Calibri"/>
+          <w:color w:val="000000"/>
+          <w:lang w:eastAsia="pt-BR"/>
+        </w:rPr>
+        <w:t xml:space="preserve">para </w:t>
       </w:r>
       <w:r>
         <w:rPr>
           <w:rFonts w:ascii="Calibri" w:hAnsi="Calibri" w:cs="Calibri"/>
           <w:color w:val="000000"/>
         </w:rPr>
-        <w:t>: ^5 → instrução de formatação:</w:t>
+        <w:t>:</w:t>
+      </w:r>
+      <w:proofErr w:type="gramEnd"/>
+      <w:r>
+        <w:rPr>
+          <w:rFonts w:ascii="Calibri" w:hAnsi="Calibri" w:cs="Calibri"/>
+          <w:color w:val="000000"/>
+        </w:rPr>
+        <w:t xml:space="preserve"> ^5 → instrução de formatação:</w:t>
       </w:r>
     </w:p>
     <w:p>
@@ -4042,6 +4704,7 @@
           <w:lang w:eastAsia="pt-BR"/>
         </w:rPr>
       </w:pPr>
+      <w:proofErr w:type="gramStart"/>
       <w:r>
         <w:rPr>
           <w:rFonts w:ascii="Calibri" w:eastAsia="Times New Roman" w:hAnsi="Calibri" w:cs="Calibri"/>
@@ -4050,16 +4713,18 @@
         </w:rPr>
         <w:t>[  1  ]</w:t>
       </w:r>
-    </w:p>
-    <w:p>
-      <w:pPr>
-        <w:spacing w:line="240" w:lineRule="auto"/>
-        <w:rPr>
-          <w:rFonts w:ascii="Calibri" w:eastAsia="Times New Roman" w:hAnsi="Calibri" w:cs="Calibri"/>
-          <w:color w:val="000000"/>
-          <w:lang w:eastAsia="pt-BR"/>
-        </w:rPr>
-      </w:pPr>
+      <w:proofErr w:type="gramEnd"/>
+    </w:p>
+    <w:p>
+      <w:pPr>
+        <w:spacing w:line="240" w:lineRule="auto"/>
+        <w:rPr>
+          <w:rFonts w:ascii="Calibri" w:eastAsia="Times New Roman" w:hAnsi="Calibri" w:cs="Calibri"/>
+          <w:color w:val="000000"/>
+          <w:lang w:eastAsia="pt-BR"/>
+        </w:rPr>
+      </w:pPr>
+      <w:proofErr w:type="gramStart"/>
       <w:r>
         <w:rPr>
           <w:rFonts w:ascii="Calibri" w:eastAsia="Times New Roman" w:hAnsi="Calibri" w:cs="Calibri"/>
@@ -4068,23 +4733,34 @@
         </w:rPr>
         <w:t>[ 22  ]</w:t>
       </w:r>
-    </w:p>
-    <w:p>
-      <w:pPr>
-        <w:spacing w:line="240" w:lineRule="auto"/>
-        <w:rPr>
-          <w:rFonts w:ascii="Calibri" w:eastAsia="Times New Roman" w:hAnsi="Calibri" w:cs="Calibri"/>
-          <w:color w:val="000000"/>
-          <w:lang w:eastAsia="pt-BR"/>
-        </w:rPr>
-      </w:pPr>
-      <w:r>
-        <w:rPr>
-          <w:rFonts w:ascii="Calibri" w:eastAsia="Times New Roman" w:hAnsi="Calibri" w:cs="Calibri"/>
-          <w:color w:val="000000"/>
-          <w:lang w:eastAsia="pt-BR"/>
-        </w:rPr>
-        <w:t>[ 333 ]</w:t>
+      <w:proofErr w:type="gramEnd"/>
+    </w:p>
+    <w:p>
+      <w:pPr>
+        <w:spacing w:line="240" w:lineRule="auto"/>
+        <w:rPr>
+          <w:rFonts w:ascii="Calibri" w:eastAsia="Times New Roman" w:hAnsi="Calibri" w:cs="Calibri"/>
+          <w:color w:val="000000"/>
+          <w:lang w:eastAsia="pt-BR"/>
+        </w:rPr>
+      </w:pPr>
+      <w:proofErr w:type="gramStart"/>
+      <w:r>
+        <w:rPr>
+          <w:rFonts w:ascii="Calibri" w:eastAsia="Times New Roman" w:hAnsi="Calibri" w:cs="Calibri"/>
+          <w:color w:val="000000"/>
+          <w:lang w:eastAsia="pt-BR"/>
+        </w:rPr>
+        <w:t>[ 333</w:t>
+      </w:r>
+      <w:proofErr w:type="gramEnd"/>
+      <w:r>
+        <w:rPr>
+          <w:rFonts w:ascii="Calibri" w:eastAsia="Times New Roman" w:hAnsi="Calibri" w:cs="Calibri"/>
+          <w:color w:val="000000"/>
+          <w:lang w:eastAsia="pt-BR"/>
+        </w:rPr>
+        <w:t xml:space="preserve"> ]</w:t>
       </w:r>
     </w:p>
     <w:p>
@@ -4166,6 +4842,7 @@
         </w:rPr>
       </w:pPr>
       <w:proofErr w:type="spellStart"/>
+      <w:proofErr w:type="gramStart"/>
       <w:r>
         <w:rPr>
           <w:rFonts w:ascii="Calibri" w:eastAsia="Times New Roman" w:hAnsi="Calibri" w:cs="Calibri"/>
@@ -4193,7 +4870,18 @@
           <w:color w:val="000000"/>
           <w:lang w:eastAsia="pt-BR"/>
         </w:rPr>
-        <w:t>():</w:t>
+        <w:t>(</w:t>
+      </w:r>
+      <w:proofErr w:type="gramEnd"/>
+      <w:r>
+        <w:rPr>
+          <w:rFonts w:ascii="Calibri" w:eastAsia="Times New Roman" w:hAnsi="Calibri" w:cs="Calibri"/>
+          <w:b/>
+          <w:bCs/>
+          <w:color w:val="000000"/>
+          <w:lang w:eastAsia="pt-BR"/>
+        </w:rPr>
+        <w:t>):</w:t>
       </w:r>
     </w:p>
     <w:p>
@@ -4601,7 +5289,25 @@
           <w:color w:val="000000"/>
           <w:lang w:eastAsia="pt-BR"/>
         </w:rPr>
-        <w:t xml:space="preserve">para fazer um laço com for precisa de uma estrutura para “parar” o programa </w:t>
+        <w:t xml:space="preserve">para fazer um laço com for </w:t>
+      </w:r>
+      <w:proofErr w:type="gramStart"/>
+      <w:r>
+        <w:rPr>
+          <w:rFonts w:ascii="Calibri" w:eastAsia="Times New Roman" w:hAnsi="Calibri" w:cs="Calibri"/>
+          <w:color w:val="000000"/>
+          <w:lang w:eastAsia="pt-BR"/>
+        </w:rPr>
+        <w:t>precisa</w:t>
+      </w:r>
+      <w:proofErr w:type="gramEnd"/>
+      <w:r>
+        <w:rPr>
+          <w:rFonts w:ascii="Calibri" w:eastAsia="Times New Roman" w:hAnsi="Calibri" w:cs="Calibri"/>
+          <w:color w:val="000000"/>
+          <w:lang w:eastAsia="pt-BR"/>
+        </w:rPr>
+        <w:t xml:space="preserve"> de uma estrutura para “parar” o programa </w:t>
       </w:r>
       <w:proofErr w:type="spellStart"/>
       <w:r>
@@ -4630,7 +5336,25 @@
           <w:color w:val="000000"/>
           <w:lang w:eastAsia="pt-BR"/>
         </w:rPr>
-        <w:t>for c in range(0,3): </w:t>
+        <w:t xml:space="preserve">for c in </w:t>
+      </w:r>
+      <w:proofErr w:type="gramStart"/>
+      <w:r>
+        <w:rPr>
+          <w:rFonts w:ascii="Calibri" w:eastAsia="Times New Roman" w:hAnsi="Calibri" w:cs="Calibri"/>
+          <w:color w:val="000000"/>
+          <w:lang w:eastAsia="pt-BR"/>
+        </w:rPr>
+        <w:t>range(</w:t>
+      </w:r>
+      <w:proofErr w:type="gramEnd"/>
+      <w:r>
+        <w:rPr>
+          <w:rFonts w:ascii="Calibri" w:eastAsia="Times New Roman" w:hAnsi="Calibri" w:cs="Calibri"/>
+          <w:color w:val="000000"/>
+          <w:lang w:eastAsia="pt-BR"/>
+        </w:rPr>
+        <w:t>0,3): </w:t>
       </w:r>
     </w:p>
     <w:p>
@@ -4673,6 +5397,7 @@
         <w:t xml:space="preserve">ele vai fazer isso de 0 </w:t>
       </w:r>
       <w:proofErr w:type="spellStart"/>
+      <w:proofErr w:type="gramStart"/>
       <w:r>
         <w:rPr>
           <w:rFonts w:ascii="Calibri" w:eastAsia="Times New Roman" w:hAnsi="Calibri" w:cs="Calibri"/>
@@ -4682,6 +5407,7 @@
         <w:t>ate</w:t>
       </w:r>
       <w:proofErr w:type="spellEnd"/>
+      <w:proofErr w:type="gramEnd"/>
       <w:r>
         <w:rPr>
           <w:rFonts w:ascii="Calibri" w:eastAsia="Times New Roman" w:hAnsi="Calibri" w:cs="Calibri"/>
@@ -4707,7 +5433,25 @@
           <w:color w:val="000000"/>
           <w:lang w:eastAsia="pt-BR"/>
         </w:rPr>
-        <w:t>Na contagem regressiva você coloca -1  no final</w:t>
+        <w:t>Na contagem regressiva você coloca -</w:t>
+      </w:r>
+      <w:proofErr w:type="gramStart"/>
+      <w:r>
+        <w:rPr>
+          <w:rFonts w:ascii="Calibri" w:eastAsia="Times New Roman" w:hAnsi="Calibri" w:cs="Calibri"/>
+          <w:color w:val="000000"/>
+          <w:lang w:eastAsia="pt-BR"/>
+        </w:rPr>
+        <w:t>1  no</w:t>
+      </w:r>
+      <w:proofErr w:type="gramEnd"/>
+      <w:r>
+        <w:rPr>
+          <w:rFonts w:ascii="Calibri" w:eastAsia="Times New Roman" w:hAnsi="Calibri" w:cs="Calibri"/>
+          <w:color w:val="000000"/>
+          <w:lang w:eastAsia="pt-BR"/>
+        </w:rPr>
+        <w:t xml:space="preserve"> final</w:t>
       </w:r>
     </w:p>
     <w:p>
@@ -4755,7 +5499,25 @@
           <w:color w:val="000000"/>
           <w:lang w:eastAsia="pt-BR"/>
         </w:rPr>
-        <w:t>for c in range(0, 10, -1)</w:t>
+        <w:t xml:space="preserve">for c in </w:t>
+      </w:r>
+      <w:proofErr w:type="gramStart"/>
+      <w:r>
+        <w:rPr>
+          <w:rFonts w:ascii="Calibri" w:eastAsia="Times New Roman" w:hAnsi="Calibri" w:cs="Calibri"/>
+          <w:color w:val="000000"/>
+          <w:lang w:eastAsia="pt-BR"/>
+        </w:rPr>
+        <w:t>range(</w:t>
+      </w:r>
+      <w:proofErr w:type="gramEnd"/>
+      <w:r>
+        <w:rPr>
+          <w:rFonts w:ascii="Calibri" w:eastAsia="Times New Roman" w:hAnsi="Calibri" w:cs="Calibri"/>
+          <w:color w:val="000000"/>
+          <w:lang w:eastAsia="pt-BR"/>
+        </w:rPr>
+        <w:t>0, 10, -1)</w:t>
       </w:r>
     </w:p>
     <w:p>
@@ -4777,6 +5539,7 @@
         <w:t xml:space="preserve">ele não considera o </w:t>
       </w:r>
       <w:proofErr w:type="spellStart"/>
+      <w:proofErr w:type="gramStart"/>
       <w:r>
         <w:rPr>
           <w:rFonts w:ascii="Calibri" w:eastAsia="Times New Roman" w:hAnsi="Calibri" w:cs="Calibri"/>
@@ -4786,6 +5549,7 @@
         <w:t>ultimo</w:t>
       </w:r>
       <w:proofErr w:type="spellEnd"/>
+      <w:proofErr w:type="gramEnd"/>
       <w:r>
         <w:rPr>
           <w:rFonts w:ascii="Calibri" w:eastAsia="Times New Roman" w:hAnsi="Calibri" w:cs="Calibri"/>
@@ -4872,6 +5636,7 @@
         <w:t xml:space="preserve">for c in </w:t>
       </w:r>
       <w:proofErr w:type="spellStart"/>
+      <w:proofErr w:type="gramStart"/>
       <w:r>
         <w:rPr>
           <w:rFonts w:ascii="Calibri" w:eastAsia="Times New Roman" w:hAnsi="Calibri" w:cs="Calibri"/>
@@ -4887,7 +5652,16 @@
           <w:color w:val="000000"/>
           <w:lang w:eastAsia="pt-BR"/>
         </w:rPr>
-        <w:t>(1, 10, 2)</w:t>
+        <w:t>(</w:t>
+      </w:r>
+      <w:proofErr w:type="gramEnd"/>
+      <w:r>
+        <w:rPr>
+          <w:rFonts w:ascii="Calibri" w:eastAsia="Times New Roman" w:hAnsi="Calibri" w:cs="Calibri"/>
+          <w:color w:val="000000"/>
+          <w:lang w:eastAsia="pt-BR"/>
+        </w:rPr>
+        <w:t>1, 10, 2)</w:t>
       </w:r>
     </w:p>
     <w:p>
@@ -4954,7 +5728,25 @@
           <w:color w:val="000000"/>
           <w:lang w:eastAsia="pt-BR"/>
         </w:rPr>
-        <w:t>Se usa quando não se sabe o limite q vai ser usado, então deve ter uma condição.</w:t>
+        <w:t xml:space="preserve">Se usa quando não se sabe o limite </w:t>
+      </w:r>
+      <w:proofErr w:type="gramStart"/>
+      <w:r>
+        <w:rPr>
+          <w:rFonts w:ascii="Calibri" w:eastAsia="Times New Roman" w:hAnsi="Calibri" w:cs="Calibri"/>
+          <w:color w:val="000000"/>
+          <w:lang w:eastAsia="pt-BR"/>
+        </w:rPr>
+        <w:t>q</w:t>
+      </w:r>
+      <w:proofErr w:type="gramEnd"/>
+      <w:r>
+        <w:rPr>
+          <w:rFonts w:ascii="Calibri" w:eastAsia="Times New Roman" w:hAnsi="Calibri" w:cs="Calibri"/>
+          <w:color w:val="000000"/>
+          <w:lang w:eastAsia="pt-BR"/>
+        </w:rPr>
+        <w:t xml:space="preserve"> vai ser usado, então deve ter uma condição.</w:t>
       </w:r>
     </w:p>
     <w:p>
@@ -5023,13 +5815,23 @@
           <w:lang w:eastAsia="pt-BR"/>
         </w:rPr>
       </w:pPr>
-      <w:r>
-        <w:rPr>
-          <w:rFonts w:ascii="Calibri" w:eastAsia="Times New Roman" w:hAnsi="Calibri" w:cs="Calibri"/>
-          <w:color w:val="000000"/>
-          <w:lang w:eastAsia="pt-BR"/>
-        </w:rPr>
-        <w:t>condição( teste logico)</w:t>
+      <w:proofErr w:type="gramStart"/>
+      <w:r>
+        <w:rPr>
+          <w:rFonts w:ascii="Calibri" w:eastAsia="Times New Roman" w:hAnsi="Calibri" w:cs="Calibri"/>
+          <w:color w:val="000000"/>
+          <w:lang w:eastAsia="pt-BR"/>
+        </w:rPr>
+        <w:t>condição( teste</w:t>
+      </w:r>
+      <w:proofErr w:type="gramEnd"/>
+      <w:r>
+        <w:rPr>
+          <w:rFonts w:ascii="Calibri" w:eastAsia="Times New Roman" w:hAnsi="Calibri" w:cs="Calibri"/>
+          <w:color w:val="000000"/>
+          <w:lang w:eastAsia="pt-BR"/>
+        </w:rPr>
+        <w:t xml:space="preserve"> logico)</w:t>
       </w:r>
     </w:p>
     <w:p>
@@ -5197,13 +5999,23 @@
           <w:lang w:eastAsia="pt-BR"/>
         </w:rPr>
       </w:pPr>
-      <w:r>
-        <w:rPr>
-          <w:rFonts w:ascii="Calibri" w:eastAsia="Times New Roman" w:hAnsi="Calibri" w:cs="Calibri"/>
-          <w:color w:val="000000"/>
-          <w:lang w:eastAsia="pt-BR"/>
-        </w:rPr>
-        <w:t>print("Fim do Loop")</w:t>
+      <w:proofErr w:type="gramStart"/>
+      <w:r>
+        <w:rPr>
+          <w:rFonts w:ascii="Calibri" w:eastAsia="Times New Roman" w:hAnsi="Calibri" w:cs="Calibri"/>
+          <w:color w:val="000000"/>
+          <w:lang w:eastAsia="pt-BR"/>
+        </w:rPr>
+        <w:t>print(</w:t>
+      </w:r>
+      <w:proofErr w:type="gramEnd"/>
+      <w:r>
+        <w:rPr>
+          <w:rFonts w:ascii="Calibri" w:eastAsia="Times New Roman" w:hAnsi="Calibri" w:cs="Calibri"/>
+          <w:color w:val="000000"/>
+          <w:lang w:eastAsia="pt-BR"/>
+        </w:rPr>
+        <w:t>"Fim do Loop")</w:t>
       </w:r>
     </w:p>
     <w:p>
@@ -5406,13 +6218,23 @@
           <w:lang w:eastAsia="pt-BR"/>
         </w:rPr>
       </w:pPr>
-      <w:r>
-        <w:rPr>
-          <w:rFonts w:ascii="Calibri" w:eastAsia="Times New Roman" w:hAnsi="Calibri" w:cs="Calibri"/>
-          <w:color w:val="000000"/>
-          <w:lang w:eastAsia="pt-BR"/>
-        </w:rPr>
-        <w:t>print("Fim do Loop")</w:t>
+      <w:proofErr w:type="gramStart"/>
+      <w:r>
+        <w:rPr>
+          <w:rFonts w:ascii="Calibri" w:eastAsia="Times New Roman" w:hAnsi="Calibri" w:cs="Calibri"/>
+          <w:color w:val="000000"/>
+          <w:lang w:eastAsia="pt-BR"/>
+        </w:rPr>
+        <w:t>print(</w:t>
+      </w:r>
+      <w:proofErr w:type="gramEnd"/>
+      <w:r>
+        <w:rPr>
+          <w:rFonts w:ascii="Calibri" w:eastAsia="Times New Roman" w:hAnsi="Calibri" w:cs="Calibri"/>
+          <w:color w:val="000000"/>
+          <w:lang w:eastAsia="pt-BR"/>
+        </w:rPr>
+        <w:t>"Fim do Loop")</w:t>
       </w:r>
     </w:p>
     <w:p>
@@ -5450,7 +6272,43 @@
           <w:color w:val="000000"/>
           <w:lang w:eastAsia="pt-BR"/>
         </w:rPr>
-        <w:t>Tuplas: as tuplas são imutáveis  ou seja, não pode ser mudada de jeito nenhum se é declarada ela fica armazenada pra sempre </w:t>
+        <w:t xml:space="preserve">Tuplas: as tuplas são </w:t>
+      </w:r>
+      <w:proofErr w:type="gramStart"/>
+      <w:r>
+        <w:rPr>
+          <w:rFonts w:ascii="Calibri" w:eastAsia="Times New Roman" w:hAnsi="Calibri" w:cs="Calibri"/>
+          <w:color w:val="000000"/>
+          <w:lang w:eastAsia="pt-BR"/>
+        </w:rPr>
+        <w:t>imutáveis  ou</w:t>
+      </w:r>
+      <w:proofErr w:type="gramEnd"/>
+      <w:r>
+        <w:rPr>
+          <w:rFonts w:ascii="Calibri" w:eastAsia="Times New Roman" w:hAnsi="Calibri" w:cs="Calibri"/>
+          <w:color w:val="000000"/>
+          <w:lang w:eastAsia="pt-BR"/>
+        </w:rPr>
+        <w:t xml:space="preserve"> seja, não pode ser mudada de jeito nenhum se é declarada ela fica armazenada </w:t>
+      </w:r>
+      <w:proofErr w:type="gramStart"/>
+      <w:r>
+        <w:rPr>
+          <w:rFonts w:ascii="Calibri" w:eastAsia="Times New Roman" w:hAnsi="Calibri" w:cs="Calibri"/>
+          <w:color w:val="000000"/>
+          <w:lang w:eastAsia="pt-BR"/>
+        </w:rPr>
+        <w:t>pra</w:t>
+      </w:r>
+      <w:proofErr w:type="gramEnd"/>
+      <w:r>
+        <w:rPr>
+          <w:rFonts w:ascii="Calibri" w:eastAsia="Times New Roman" w:hAnsi="Calibri" w:cs="Calibri"/>
+          <w:color w:val="000000"/>
+          <w:lang w:eastAsia="pt-BR"/>
+        </w:rPr>
+        <w:t xml:space="preserve"> sempre </w:t>
       </w:r>
     </w:p>
     <w:p>
@@ -5488,25 +6346,52 @@
           <w:color w:val="000000"/>
           <w:lang w:eastAsia="pt-BR"/>
         </w:rPr>
-        <w:t>A tupla pode ser apagada mas não mudada</w:t>
-      </w:r>
-    </w:p>
-    <w:p>
-      <w:pPr>
-        <w:spacing w:line="240" w:lineRule="auto"/>
-        <w:rPr>
-          <w:rFonts w:ascii="Calibri" w:eastAsia="Times New Roman" w:hAnsi="Calibri" w:cs="Calibri"/>
-          <w:color w:val="000000"/>
-          <w:lang w:eastAsia="pt-BR"/>
-        </w:rPr>
-      </w:pPr>
-      <w:r>
-        <w:rPr>
-          <w:rFonts w:ascii="Calibri" w:eastAsia="Times New Roman" w:hAnsi="Calibri" w:cs="Calibri"/>
-          <w:color w:val="000000"/>
-          <w:lang w:eastAsia="pt-BR"/>
-        </w:rPr>
-        <w:t xml:space="preserve">Para apagar algo basta colocar  </w:t>
+        <w:t xml:space="preserve">A tupla pode ser </w:t>
+      </w:r>
+      <w:proofErr w:type="gramStart"/>
+      <w:r>
+        <w:rPr>
+          <w:rFonts w:ascii="Calibri" w:eastAsia="Times New Roman" w:hAnsi="Calibri" w:cs="Calibri"/>
+          <w:color w:val="000000"/>
+          <w:lang w:eastAsia="pt-BR"/>
+        </w:rPr>
+        <w:t>apagada</w:t>
+      </w:r>
+      <w:proofErr w:type="gramEnd"/>
+      <w:r>
+        <w:rPr>
+          <w:rFonts w:ascii="Calibri" w:eastAsia="Times New Roman" w:hAnsi="Calibri" w:cs="Calibri"/>
+          <w:color w:val="000000"/>
+          <w:lang w:eastAsia="pt-BR"/>
+        </w:rPr>
+        <w:t xml:space="preserve"> mas não mudada</w:t>
+      </w:r>
+    </w:p>
+    <w:p>
+      <w:pPr>
+        <w:spacing w:line="240" w:lineRule="auto"/>
+        <w:rPr>
+          <w:rFonts w:ascii="Calibri" w:eastAsia="Times New Roman" w:hAnsi="Calibri" w:cs="Calibri"/>
+          <w:color w:val="000000"/>
+          <w:lang w:eastAsia="pt-BR"/>
+        </w:rPr>
+      </w:pPr>
+      <w:r>
+        <w:rPr>
+          <w:rFonts w:ascii="Calibri" w:eastAsia="Times New Roman" w:hAnsi="Calibri" w:cs="Calibri"/>
+          <w:color w:val="000000"/>
+          <w:lang w:eastAsia="pt-BR"/>
+        </w:rPr>
+        <w:t xml:space="preserve">Para apagar algo basta </w:t>
+      </w:r>
+      <w:proofErr w:type="gramStart"/>
+      <w:r>
+        <w:rPr>
+          <w:rFonts w:ascii="Calibri" w:eastAsia="Times New Roman" w:hAnsi="Calibri" w:cs="Calibri"/>
+          <w:color w:val="000000"/>
+          <w:lang w:eastAsia="pt-BR"/>
+        </w:rPr>
+        <w:t xml:space="preserve">colocar  </w:t>
       </w:r>
       <w:proofErr w:type="spellStart"/>
       <w:r>
@@ -5518,6 +6403,7 @@
         <w:t>del</w:t>
       </w:r>
       <w:proofErr w:type="spellEnd"/>
+      <w:proofErr w:type="gramEnd"/>
       <w:r>
         <w:rPr>
           <w:rFonts w:ascii="Calibri" w:eastAsia="Times New Roman" w:hAnsi="Calibri" w:cs="Calibri"/>
@@ -5587,8 +6473,20 @@
           <w:lang w:eastAsia="pt-BR"/>
         </w:rPr>
         <w:lastRenderedPageBreak/>
-        <w:t>Variáveis compostas podem armazenar varias</w:t>
-      </w:r>
+        <w:t xml:space="preserve">Variáveis compostas podem armazenar </w:t>
+      </w:r>
+      <w:proofErr w:type="gramStart"/>
+      <w:r>
+        <w:rPr>
+          <w:rFonts w:ascii="Calibri" w:eastAsia="Times New Roman" w:hAnsi="Calibri" w:cs="Calibri"/>
+          <w:color w:val="000000"/>
+          <w:sz w:val="28"/>
+          <w:szCs w:val="28"/>
+          <w:lang w:eastAsia="pt-BR"/>
+        </w:rPr>
+        <w:t>varias</w:t>
+      </w:r>
+      <w:proofErr w:type="gramEnd"/>
     </w:p>
     <w:p>
       <w:pPr>
@@ -5707,7 +6605,29 @@
           <w:szCs w:val="24"/>
           <w:lang w:eastAsia="pt-BR"/>
         </w:rPr>
-        <w:t>Pode mandar printar algo em especifico em uma tupla, utilizando comandos de texto</w:t>
+        <w:t xml:space="preserve">Pode mandar printar algo em </w:t>
+      </w:r>
+      <w:proofErr w:type="gramStart"/>
+      <w:r>
+        <w:rPr>
+          <w:rFonts w:ascii="Calibri" w:eastAsia="Times New Roman" w:hAnsi="Calibri" w:cs="Calibri"/>
+          <w:color w:val="000000"/>
+          <w:sz w:val="24"/>
+          <w:szCs w:val="24"/>
+          <w:lang w:eastAsia="pt-BR"/>
+        </w:rPr>
+        <w:t>especifico</w:t>
+      </w:r>
+      <w:proofErr w:type="gramEnd"/>
+      <w:r>
+        <w:rPr>
+          <w:rFonts w:ascii="Calibri" w:eastAsia="Times New Roman" w:hAnsi="Calibri" w:cs="Calibri"/>
+          <w:color w:val="000000"/>
+          <w:sz w:val="24"/>
+          <w:szCs w:val="24"/>
+          <w:lang w:eastAsia="pt-BR"/>
+        </w:rPr>
+        <w:t xml:space="preserve"> em uma tupla, utilizando comandos de texto</w:t>
       </w:r>
     </w:p>
     <w:p>
@@ -5846,7 +6766,7 @@
         </w:rPr>
         <w:t>Saber mais de tuplas (</w:t>
       </w:r>
-      <w:hyperlink r:id="rId8" w:history="1">
+      <w:hyperlink r:id="rId8" w:anchor="tuples-and-sequences" w:history="1">
         <w:r>
           <w:rPr>
             <w:rStyle w:val="Hyperlink"/>
@@ -5950,7 +6870,25 @@
           <w:color w:val="000000"/>
           <w:lang w:eastAsia="pt-BR"/>
         </w:rPr>
-        <w:t>Para fazer listas basta colocar eles entre colchetes [ ].elas podem ser modificadas.</w:t>
+        <w:t xml:space="preserve">Para fazer listas basta colocar eles entre colchetes </w:t>
+      </w:r>
+      <w:proofErr w:type="gramStart"/>
+      <w:r>
+        <w:rPr>
+          <w:rFonts w:ascii="Calibri" w:eastAsia="Times New Roman" w:hAnsi="Calibri" w:cs="Calibri"/>
+          <w:color w:val="000000"/>
+          <w:lang w:eastAsia="pt-BR"/>
+        </w:rPr>
+        <w:t>[ ].elas</w:t>
+      </w:r>
+      <w:proofErr w:type="gramEnd"/>
+      <w:r>
+        <w:rPr>
+          <w:rFonts w:ascii="Calibri" w:eastAsia="Times New Roman" w:hAnsi="Calibri" w:cs="Calibri"/>
+          <w:color w:val="000000"/>
+          <w:lang w:eastAsia="pt-BR"/>
+        </w:rPr>
+        <w:t xml:space="preserve"> podem ser modificadas.</w:t>
       </w:r>
     </w:p>
     <w:p>
@@ -6085,6 +7023,7 @@
         </w:rPr>
       </w:pPr>
       <w:proofErr w:type="spellStart"/>
+      <w:proofErr w:type="gramStart"/>
       <w:r>
         <w:rPr>
           <w:rFonts w:ascii="Calibri" w:eastAsia="Times New Roman" w:hAnsi="Calibri" w:cs="Calibri"/>
@@ -6094,6 +7033,7 @@
         <w:t>lanche.append</w:t>
       </w:r>
       <w:proofErr w:type="spellEnd"/>
+      <w:proofErr w:type="gramEnd"/>
       <w:r>
         <w:rPr>
           <w:rFonts w:ascii="Calibri" w:eastAsia="Times New Roman" w:hAnsi="Calibri" w:cs="Calibri"/>
@@ -6183,6 +7123,7 @@
         </w:rPr>
       </w:pPr>
       <w:proofErr w:type="spellStart"/>
+      <w:proofErr w:type="gramStart"/>
       <w:r>
         <w:rPr>
           <w:rFonts w:ascii="Calibri" w:eastAsia="Times New Roman" w:hAnsi="Calibri" w:cs="Calibri"/>
@@ -6192,32 +7133,69 @@
         <w:t>lanche.insert</w:t>
       </w:r>
       <w:proofErr w:type="spellEnd"/>
-      <w:r>
-        <w:rPr>
-          <w:rFonts w:ascii="Calibri" w:eastAsia="Times New Roman" w:hAnsi="Calibri" w:cs="Calibri"/>
-          <w:color w:val="000000"/>
-          <w:lang w:eastAsia="pt-BR"/>
-        </w:rPr>
-        <w:t>(0,cachorro quente)</w:t>
-      </w:r>
-    </w:p>
-    <w:p>
-      <w:pPr>
-        <w:spacing w:line="240" w:lineRule="auto"/>
-        <w:rPr>
-          <w:rFonts w:ascii="Times New Roman" w:eastAsia="Times New Roman" w:hAnsi="Times New Roman" w:cs="Times New Roman"/>
-          <w:sz w:val="24"/>
-          <w:szCs w:val="24"/>
-          <w:lang w:eastAsia="pt-BR"/>
-        </w:rPr>
-      </w:pPr>
-      <w:r>
-        <w:rPr>
-          <w:rFonts w:ascii="Calibri" w:eastAsia="Times New Roman" w:hAnsi="Calibri" w:cs="Calibri"/>
-          <w:color w:val="000000"/>
-          <w:lang w:eastAsia="pt-BR"/>
-        </w:rPr>
-        <w:t>ele vai adicionar o cachorro quente na posição 0 e vai “empurrar” o restante da lista</w:t>
+      <w:proofErr w:type="gramEnd"/>
+      <w:r>
+        <w:rPr>
+          <w:rFonts w:ascii="Calibri" w:eastAsia="Times New Roman" w:hAnsi="Calibri" w:cs="Calibri"/>
+          <w:color w:val="000000"/>
+          <w:lang w:eastAsia="pt-BR"/>
+        </w:rPr>
+        <w:t>(</w:t>
+      </w:r>
+      <w:proofErr w:type="gramStart"/>
+      <w:r>
+        <w:rPr>
+          <w:rFonts w:ascii="Calibri" w:eastAsia="Times New Roman" w:hAnsi="Calibri" w:cs="Calibri"/>
+          <w:color w:val="000000"/>
+          <w:lang w:eastAsia="pt-BR"/>
+        </w:rPr>
+        <w:t>0,cachorro</w:t>
+      </w:r>
+      <w:proofErr w:type="gramEnd"/>
+      <w:r>
+        <w:rPr>
+          <w:rFonts w:ascii="Calibri" w:eastAsia="Times New Roman" w:hAnsi="Calibri" w:cs="Calibri"/>
+          <w:color w:val="000000"/>
+          <w:lang w:eastAsia="pt-BR"/>
+        </w:rPr>
+        <w:t xml:space="preserve"> quente)</w:t>
+      </w:r>
+    </w:p>
+    <w:p>
+      <w:pPr>
+        <w:spacing w:line="240" w:lineRule="auto"/>
+        <w:rPr>
+          <w:rFonts w:ascii="Times New Roman" w:eastAsia="Times New Roman" w:hAnsi="Times New Roman" w:cs="Times New Roman"/>
+          <w:sz w:val="24"/>
+          <w:szCs w:val="24"/>
+          <w:lang w:eastAsia="pt-BR"/>
+        </w:rPr>
+      </w:pPr>
+      <w:r>
+        <w:rPr>
+          <w:rFonts w:ascii="Calibri" w:eastAsia="Times New Roman" w:hAnsi="Calibri" w:cs="Calibri"/>
+          <w:color w:val="000000"/>
+          <w:lang w:eastAsia="pt-BR"/>
+        </w:rPr>
+        <w:t xml:space="preserve">ele vai adicionar o </w:t>
+      </w:r>
+      <w:proofErr w:type="gramStart"/>
+      <w:r>
+        <w:rPr>
+          <w:rFonts w:ascii="Calibri" w:eastAsia="Times New Roman" w:hAnsi="Calibri" w:cs="Calibri"/>
+          <w:color w:val="000000"/>
+          <w:lang w:eastAsia="pt-BR"/>
+        </w:rPr>
+        <w:t>cachorro quente</w:t>
+      </w:r>
+      <w:proofErr w:type="gramEnd"/>
+      <w:r>
+        <w:rPr>
+          <w:rFonts w:ascii="Calibri" w:eastAsia="Times New Roman" w:hAnsi="Calibri" w:cs="Calibri"/>
+          <w:color w:val="000000"/>
+          <w:lang w:eastAsia="pt-BR"/>
+        </w:rPr>
+        <w:t xml:space="preserve"> na posição 0 e vai “empurrar” o restante da lista</w:t>
       </w:r>
     </w:p>
     <w:p>
@@ -6254,7 +7232,79 @@
           <w:color w:val="000000"/>
           <w:lang w:eastAsia="pt-BR"/>
         </w:rPr>
-        <w:t xml:space="preserve"> ou pop(normalmente ele é utilizado para eliminar o último elemento mas você pode especificar utilizando o número da posição entre parênteses () ), ou .remove( você pode especificar algo que você vai remover da lista)</w:t>
+        <w:t xml:space="preserve"> ou </w:t>
+      </w:r>
+      <w:proofErr w:type="gramStart"/>
+      <w:r>
+        <w:rPr>
+          <w:rFonts w:ascii="Calibri" w:eastAsia="Times New Roman" w:hAnsi="Calibri" w:cs="Calibri"/>
+          <w:color w:val="000000"/>
+          <w:lang w:eastAsia="pt-BR"/>
+        </w:rPr>
+        <w:t>pop(</w:t>
+      </w:r>
+      <w:proofErr w:type="gramEnd"/>
+      <w:r>
+        <w:rPr>
+          <w:rFonts w:ascii="Calibri" w:eastAsia="Times New Roman" w:hAnsi="Calibri" w:cs="Calibri"/>
+          <w:color w:val="000000"/>
+          <w:lang w:eastAsia="pt-BR"/>
+        </w:rPr>
+        <w:t xml:space="preserve">normalmente ele é utilizado para eliminar o último </w:t>
+      </w:r>
+      <w:proofErr w:type="gramStart"/>
+      <w:r>
+        <w:rPr>
+          <w:rFonts w:ascii="Calibri" w:eastAsia="Times New Roman" w:hAnsi="Calibri" w:cs="Calibri"/>
+          <w:color w:val="000000"/>
+          <w:lang w:eastAsia="pt-BR"/>
+        </w:rPr>
+        <w:t>elemento</w:t>
+      </w:r>
+      <w:proofErr w:type="gramEnd"/>
+      <w:r>
+        <w:rPr>
+          <w:rFonts w:ascii="Calibri" w:eastAsia="Times New Roman" w:hAnsi="Calibri" w:cs="Calibri"/>
+          <w:color w:val="000000"/>
+          <w:lang w:eastAsia="pt-BR"/>
+        </w:rPr>
+        <w:t xml:space="preserve"> mas você pode especificar utilizando o número da posição entre parênteses (</w:t>
+      </w:r>
+      <w:proofErr w:type="gramStart"/>
+      <w:r>
+        <w:rPr>
+          <w:rFonts w:ascii="Calibri" w:eastAsia="Times New Roman" w:hAnsi="Calibri" w:cs="Calibri"/>
+          <w:color w:val="000000"/>
+          <w:lang w:eastAsia="pt-BR"/>
+        </w:rPr>
+        <w:t>) )</w:t>
+      </w:r>
+      <w:proofErr w:type="gramEnd"/>
+      <w:r>
+        <w:rPr>
+          <w:rFonts w:ascii="Calibri" w:eastAsia="Times New Roman" w:hAnsi="Calibri" w:cs="Calibri"/>
+          <w:color w:val="000000"/>
+          <w:lang w:eastAsia="pt-BR"/>
+        </w:rPr>
+        <w:t xml:space="preserve">, </w:t>
+      </w:r>
+      <w:proofErr w:type="gramStart"/>
+      <w:r>
+        <w:rPr>
+          <w:rFonts w:ascii="Calibri" w:eastAsia="Times New Roman" w:hAnsi="Calibri" w:cs="Calibri"/>
+          <w:color w:val="000000"/>
+          <w:lang w:eastAsia="pt-BR"/>
+        </w:rPr>
+        <w:t>ou .remove( você</w:t>
+      </w:r>
+      <w:proofErr w:type="gramEnd"/>
+      <w:r>
+        <w:rPr>
+          <w:rFonts w:ascii="Calibri" w:eastAsia="Times New Roman" w:hAnsi="Calibri" w:cs="Calibri"/>
+          <w:color w:val="000000"/>
+          <w:lang w:eastAsia="pt-BR"/>
+        </w:rPr>
+        <w:t xml:space="preserve"> pode especificar algo que você vai remover da lista)</w:t>
       </w:r>
     </w:p>
     <w:p>
@@ -6313,7 +7363,25 @@
           <w:color w:val="000000"/>
           <w:lang w:eastAsia="pt-BR"/>
         </w:rPr>
-        <w:t xml:space="preserve"> lanche[3]</w:t>
+        <w:t xml:space="preserve"> </w:t>
+      </w:r>
+      <w:proofErr w:type="gramStart"/>
+      <w:r>
+        <w:rPr>
+          <w:rFonts w:ascii="Calibri" w:eastAsia="Times New Roman" w:hAnsi="Calibri" w:cs="Calibri"/>
+          <w:color w:val="000000"/>
+          <w:lang w:eastAsia="pt-BR"/>
+        </w:rPr>
+        <w:t>lanche[</w:t>
+      </w:r>
+      <w:proofErr w:type="gramEnd"/>
+      <w:r>
+        <w:rPr>
+          <w:rFonts w:ascii="Calibri" w:eastAsia="Times New Roman" w:hAnsi="Calibri" w:cs="Calibri"/>
+          <w:color w:val="000000"/>
+          <w:lang w:eastAsia="pt-BR"/>
+        </w:rPr>
+        <w:t>3]</w:t>
       </w:r>
     </w:p>
     <w:p>
@@ -6346,6 +7414,7 @@
         </w:rPr>
       </w:pPr>
       <w:proofErr w:type="spellStart"/>
+      <w:proofErr w:type="gramStart"/>
       <w:r>
         <w:rPr>
           <w:rFonts w:ascii="Calibri" w:eastAsia="Times New Roman" w:hAnsi="Calibri" w:cs="Calibri"/>
@@ -6361,7 +7430,16 @@
           <w:color w:val="000000"/>
           <w:lang w:eastAsia="pt-BR"/>
         </w:rPr>
-        <w:t xml:space="preserve">(3) neste caso se </w:t>
+        <w:t>(</w:t>
+      </w:r>
+      <w:proofErr w:type="gramEnd"/>
+      <w:r>
+        <w:rPr>
+          <w:rFonts w:ascii="Calibri" w:eastAsia="Times New Roman" w:hAnsi="Calibri" w:cs="Calibri"/>
+          <w:color w:val="000000"/>
+          <w:lang w:eastAsia="pt-BR"/>
+        </w:rPr>
+        <w:t xml:space="preserve">3) neste caso se </w:t>
       </w:r>
       <w:proofErr w:type="spellStart"/>
       <w:r>
@@ -6400,6 +7478,7 @@
         <w:t xml:space="preserve"> ele vai remover o </w:t>
       </w:r>
       <w:proofErr w:type="spellStart"/>
+      <w:proofErr w:type="gramStart"/>
       <w:r>
         <w:rPr>
           <w:rFonts w:ascii="Calibri" w:eastAsia="Times New Roman" w:hAnsi="Calibri" w:cs="Calibri"/>
@@ -6409,6 +7488,7 @@
         <w:t>ultimo</w:t>
       </w:r>
       <w:proofErr w:type="spellEnd"/>
+      <w:proofErr w:type="gramEnd"/>
       <w:r>
         <w:rPr>
           <w:rFonts w:ascii="Calibri" w:eastAsia="Times New Roman" w:hAnsi="Calibri" w:cs="Calibri"/>
@@ -6448,6 +7528,7 @@
         </w:rPr>
       </w:pPr>
       <w:proofErr w:type="spellStart"/>
+      <w:proofErr w:type="gramStart"/>
       <w:r>
         <w:rPr>
           <w:rFonts w:ascii="Calibri" w:eastAsia="Times New Roman" w:hAnsi="Calibri" w:cs="Calibri"/>
@@ -6457,6 +7538,7 @@
         <w:t>lanche.remove</w:t>
       </w:r>
       <w:proofErr w:type="spellEnd"/>
+      <w:proofErr w:type="gramEnd"/>
       <w:r>
         <w:rPr>
           <w:rFonts w:ascii="Calibri" w:eastAsia="Times New Roman" w:hAnsi="Calibri" w:cs="Calibri"/>
@@ -6688,9 +7770,28 @@
           <w:color w:val="000000"/>
           <w:lang w:eastAsia="pt-BR"/>
         </w:rPr>
-        <w:t xml:space="preserve">(range(4,11)) ele vai criar uma lista do 4 até o 10 lembrando q o </w:t>
-      </w:r>
-      <w:proofErr w:type="spellStart"/>
+        <w:t>(</w:t>
+      </w:r>
+      <w:proofErr w:type="gramStart"/>
+      <w:r>
+        <w:rPr>
+          <w:rFonts w:ascii="Calibri" w:eastAsia="Times New Roman" w:hAnsi="Calibri" w:cs="Calibri"/>
+          <w:color w:val="000000"/>
+          <w:lang w:eastAsia="pt-BR"/>
+        </w:rPr>
+        <w:t>range(</w:t>
+      </w:r>
+      <w:proofErr w:type="gramEnd"/>
+      <w:r>
+        <w:rPr>
+          <w:rFonts w:ascii="Calibri" w:eastAsia="Times New Roman" w:hAnsi="Calibri" w:cs="Calibri"/>
+          <w:color w:val="000000"/>
+          <w:lang w:eastAsia="pt-BR"/>
+        </w:rPr>
+        <w:t xml:space="preserve">4,11)) ele vai criar uma lista do 4 até o 10 lembrando q o </w:t>
+      </w:r>
+      <w:proofErr w:type="spellStart"/>
+      <w:proofErr w:type="gramStart"/>
       <w:r>
         <w:rPr>
           <w:rFonts w:ascii="Calibri" w:eastAsia="Times New Roman" w:hAnsi="Calibri" w:cs="Calibri"/>
@@ -6700,6 +7801,7 @@
         <w:t>ultimo</w:t>
       </w:r>
       <w:proofErr w:type="spellEnd"/>
+      <w:proofErr w:type="gramEnd"/>
       <w:r>
         <w:rPr>
           <w:rFonts w:ascii="Calibri" w:eastAsia="Times New Roman" w:hAnsi="Calibri" w:cs="Calibri"/>
@@ -6728,6 +7830,7 @@
         <w:t>se quiser colocar os elementos em ordem basta usar o nome_da_</w:t>
       </w:r>
       <w:proofErr w:type="spellStart"/>
+      <w:proofErr w:type="gramStart"/>
       <w:r>
         <w:rPr>
           <w:rFonts w:ascii="Calibri" w:eastAsia="Times New Roman" w:hAnsi="Calibri" w:cs="Calibri"/>
@@ -6761,7 +7864,16 @@
           <w:color w:val="000000"/>
           <w:lang w:eastAsia="pt-BR"/>
         </w:rPr>
-        <w:t>()</w:t>
+        <w:t>(</w:t>
+      </w:r>
+      <w:proofErr w:type="gramEnd"/>
+      <w:r>
+        <w:rPr>
+          <w:rFonts w:ascii="Calibri" w:eastAsia="Times New Roman" w:hAnsi="Calibri" w:cs="Calibri"/>
+          <w:color w:val="000000"/>
+          <w:lang w:eastAsia="pt-BR"/>
+        </w:rPr>
+        <w:t>)</w:t>
       </w:r>
     </w:p>
     <w:p>
@@ -6783,6 +7895,7 @@
         <w:t xml:space="preserve">se quiser em ordem ao </w:t>
       </w:r>
       <w:proofErr w:type="spellStart"/>
+      <w:proofErr w:type="gramStart"/>
       <w:r>
         <w:rPr>
           <w:rFonts w:ascii="Calibri" w:eastAsia="Times New Roman" w:hAnsi="Calibri" w:cs="Calibri"/>
@@ -6792,6 +7905,7 @@
         <w:t>contrario</w:t>
       </w:r>
       <w:proofErr w:type="spellEnd"/>
+      <w:proofErr w:type="gramEnd"/>
       <w:r>
         <w:rPr>
           <w:rFonts w:ascii="Calibri" w:eastAsia="Times New Roman" w:hAnsi="Calibri" w:cs="Calibri"/>
@@ -6828,9 +7942,19 @@
           <w:color w:val="000000"/>
           <w:lang w:eastAsia="pt-BR"/>
         </w:rPr>
-        <w:t>nome_da_variavel.sort</w:t>
-      </w:r>
-      <w:proofErr w:type="spellEnd"/>
+        <w:t>nome_da_</w:t>
+      </w:r>
+      <w:proofErr w:type="gramStart"/>
+      <w:r>
+        <w:rPr>
+          <w:rFonts w:ascii="Calibri" w:eastAsia="Times New Roman" w:hAnsi="Calibri" w:cs="Calibri"/>
+          <w:color w:val="000000"/>
+          <w:lang w:eastAsia="pt-BR"/>
+        </w:rPr>
+        <w:t>variavel.sort</w:t>
+      </w:r>
+      <w:proofErr w:type="spellEnd"/>
+      <w:proofErr w:type="gramEnd"/>
       <w:r>
         <w:rPr>
           <w:rFonts w:ascii="Calibri" w:eastAsia="Times New Roman" w:hAnsi="Calibri" w:cs="Calibri"/>
@@ -6877,6 +8001,7 @@
         <w:t xml:space="preserve">para saber o tamanho de uma lista basta usar o </w:t>
       </w:r>
       <w:proofErr w:type="spellStart"/>
+      <w:proofErr w:type="gramStart"/>
       <w:r>
         <w:rPr>
           <w:rFonts w:ascii="Calibri" w:eastAsia="Times New Roman" w:hAnsi="Calibri" w:cs="Calibri"/>
@@ -6892,7 +8017,16 @@
           <w:color w:val="000000"/>
           <w:lang w:eastAsia="pt-BR"/>
         </w:rPr>
-        <w:t>(nome da lista)</w:t>
+        <w:t>(</w:t>
+      </w:r>
+      <w:proofErr w:type="gramEnd"/>
+      <w:r>
+        <w:rPr>
+          <w:rFonts w:ascii="Calibri" w:eastAsia="Times New Roman" w:hAnsi="Calibri" w:cs="Calibri"/>
+          <w:color w:val="000000"/>
+          <w:lang w:eastAsia="pt-BR"/>
+        </w:rPr>
+        <w:t>nome da lista)</w:t>
       </w:r>
     </w:p>
     <w:p>
@@ -6933,6 +8067,7 @@
         <w:t xml:space="preserve">nome da variável = </w:t>
       </w:r>
       <w:proofErr w:type="spellStart"/>
+      <w:proofErr w:type="gramStart"/>
       <w:r>
         <w:rPr>
           <w:rFonts w:ascii="Calibri" w:eastAsia="Times New Roman" w:hAnsi="Calibri" w:cs="Calibri"/>
@@ -6948,7 +8083,16 @@
           <w:color w:val="000000"/>
           <w:lang w:eastAsia="pt-BR"/>
         </w:rPr>
-        <w:t>(nome da lista que vai ser copiada)</w:t>
+        <w:t>(</w:t>
+      </w:r>
+      <w:proofErr w:type="gramEnd"/>
+      <w:r>
+        <w:rPr>
+          <w:rFonts w:ascii="Calibri" w:eastAsia="Times New Roman" w:hAnsi="Calibri" w:cs="Calibri"/>
+          <w:color w:val="000000"/>
+          <w:lang w:eastAsia="pt-BR"/>
+        </w:rPr>
+        <w:t>nome da lista que vai ser copiada)</w:t>
       </w:r>
     </w:p>
     <w:p>
@@ -7014,7 +8158,25 @@
           <w:color w:val="000000"/>
           <w:lang w:eastAsia="pt-BR"/>
         </w:rPr>
-        <w:t>nome da variável = lista um  + lista 2</w:t>
+        <w:t xml:space="preserve">nome da variável = lista </w:t>
+      </w:r>
+      <w:proofErr w:type="gramStart"/>
+      <w:r>
+        <w:rPr>
+          <w:rFonts w:ascii="Calibri" w:eastAsia="Times New Roman" w:hAnsi="Calibri" w:cs="Calibri"/>
+          <w:color w:val="000000"/>
+          <w:lang w:eastAsia="pt-BR"/>
+        </w:rPr>
+        <w:t>um  +</w:t>
+      </w:r>
+      <w:proofErr w:type="gramEnd"/>
+      <w:r>
+        <w:rPr>
+          <w:rFonts w:ascii="Calibri" w:eastAsia="Times New Roman" w:hAnsi="Calibri" w:cs="Calibri"/>
+          <w:color w:val="000000"/>
+          <w:lang w:eastAsia="pt-BR"/>
+        </w:rPr>
+        <w:t xml:space="preserve"> lista 2</w:t>
       </w:r>
     </w:p>
     <w:p>
@@ -7051,7 +8213,43 @@
           <w:color w:val="000000"/>
           <w:lang w:eastAsia="pt-BR"/>
         </w:rPr>
-        <w:t xml:space="preserve"> faz uma ligação  entre listas então se for mudar algo em uma lista ela automaticamente vai ser mudada na outra, para resolver isso basta fazer uma cópia usando o : fatiamento </w:t>
+        <w:t xml:space="preserve"> faz uma </w:t>
+      </w:r>
+      <w:proofErr w:type="gramStart"/>
+      <w:r>
+        <w:rPr>
+          <w:rFonts w:ascii="Calibri" w:eastAsia="Times New Roman" w:hAnsi="Calibri" w:cs="Calibri"/>
+          <w:color w:val="000000"/>
+          <w:lang w:eastAsia="pt-BR"/>
+        </w:rPr>
+        <w:t>ligação  entre</w:t>
+      </w:r>
+      <w:proofErr w:type="gramEnd"/>
+      <w:r>
+        <w:rPr>
+          <w:rFonts w:ascii="Calibri" w:eastAsia="Times New Roman" w:hAnsi="Calibri" w:cs="Calibri"/>
+          <w:color w:val="000000"/>
+          <w:lang w:eastAsia="pt-BR"/>
+        </w:rPr>
+        <w:t xml:space="preserve"> listas então se for mudar algo em uma lista ela automaticamente vai ser mudada na outra, para resolver isso basta fazer uma cópia usando </w:t>
+      </w:r>
+      <w:proofErr w:type="gramStart"/>
+      <w:r>
+        <w:rPr>
+          <w:rFonts w:ascii="Calibri" w:eastAsia="Times New Roman" w:hAnsi="Calibri" w:cs="Calibri"/>
+          <w:color w:val="000000"/>
+          <w:lang w:eastAsia="pt-BR"/>
+        </w:rPr>
+        <w:t>o :</w:t>
+      </w:r>
+      <w:proofErr w:type="gramEnd"/>
+      <w:r>
+        <w:rPr>
+          <w:rFonts w:ascii="Calibri" w:eastAsia="Times New Roman" w:hAnsi="Calibri" w:cs="Calibri"/>
+          <w:color w:val="000000"/>
+          <w:lang w:eastAsia="pt-BR"/>
+        </w:rPr>
+        <w:t xml:space="preserve"> fatiamento </w:t>
       </w:r>
       <w:proofErr w:type="spellStart"/>
       <w:r>
@@ -7099,26 +8297,54 @@
           <w:color w:val="000000"/>
           <w:lang w:eastAsia="pt-BR"/>
         </w:rPr>
-        <w:t>b = a[ : ]</w:t>
-      </w:r>
-    </w:p>
-    <w:p>
-      <w:pPr>
-        <w:spacing w:line="240" w:lineRule="auto"/>
-        <w:rPr>
-          <w:rFonts w:ascii="Times New Roman" w:eastAsia="Times New Roman" w:hAnsi="Times New Roman" w:cs="Times New Roman"/>
-          <w:sz w:val="24"/>
-          <w:szCs w:val="24"/>
-          <w:lang w:eastAsia="pt-BR"/>
-        </w:rPr>
-      </w:pPr>
-      <w:r>
-        <w:rPr>
-          <w:rFonts w:ascii="Calibri" w:eastAsia="Times New Roman" w:hAnsi="Calibri" w:cs="Calibri"/>
-          <w:color w:val="000000"/>
-          <w:lang w:eastAsia="pt-BR"/>
-        </w:rPr>
-        <w:t>b[2] = 8</w:t>
+        <w:t xml:space="preserve">b = </w:t>
+      </w:r>
+      <w:proofErr w:type="gramStart"/>
+      <w:r>
+        <w:rPr>
+          <w:rFonts w:ascii="Calibri" w:eastAsia="Times New Roman" w:hAnsi="Calibri" w:cs="Calibri"/>
+          <w:color w:val="000000"/>
+          <w:lang w:eastAsia="pt-BR"/>
+        </w:rPr>
+        <w:t>a[ :</w:t>
+      </w:r>
+      <w:proofErr w:type="gramEnd"/>
+      <w:r>
+        <w:rPr>
+          <w:rFonts w:ascii="Calibri" w:eastAsia="Times New Roman" w:hAnsi="Calibri" w:cs="Calibri"/>
+          <w:color w:val="000000"/>
+          <w:lang w:eastAsia="pt-BR"/>
+        </w:rPr>
+        <w:t xml:space="preserve"> ]</w:t>
+      </w:r>
+    </w:p>
+    <w:p>
+      <w:pPr>
+        <w:spacing w:line="240" w:lineRule="auto"/>
+        <w:rPr>
+          <w:rFonts w:ascii="Times New Roman" w:eastAsia="Times New Roman" w:hAnsi="Times New Roman" w:cs="Times New Roman"/>
+          <w:sz w:val="24"/>
+          <w:szCs w:val="24"/>
+          <w:lang w:eastAsia="pt-BR"/>
+        </w:rPr>
+      </w:pPr>
+      <w:proofErr w:type="gramStart"/>
+      <w:r>
+        <w:rPr>
+          <w:rFonts w:ascii="Calibri" w:eastAsia="Times New Roman" w:hAnsi="Calibri" w:cs="Calibri"/>
+          <w:color w:val="000000"/>
+          <w:lang w:eastAsia="pt-BR"/>
+        </w:rPr>
+        <w:t>b[</w:t>
+      </w:r>
+      <w:proofErr w:type="gramEnd"/>
+      <w:r>
+        <w:rPr>
+          <w:rFonts w:ascii="Calibri" w:eastAsia="Times New Roman" w:hAnsi="Calibri" w:cs="Calibri"/>
+          <w:color w:val="000000"/>
+          <w:lang w:eastAsia="pt-BR"/>
+        </w:rPr>
+        <w:t>2] = 8</w:t>
       </w:r>
     </w:p>
     <w:p>
@@ -7204,8 +8430,18 @@
           <w:lang w:eastAsia="pt-BR"/>
         </w:rPr>
         <w:lastRenderedPageBreak/>
-        <w:t>Outro exemplo :</w:t>
-      </w:r>
+        <w:t xml:space="preserve">Outro </w:t>
+      </w:r>
+      <w:proofErr w:type="gramStart"/>
+      <w:r>
+        <w:rPr>
+          <w:rFonts w:ascii="Calibri" w:eastAsia="Times New Roman" w:hAnsi="Calibri" w:cs="Calibri"/>
+          <w:color w:val="000000"/>
+          <w:lang w:eastAsia="pt-BR"/>
+        </w:rPr>
+        <w:t>exemplo :</w:t>
+      </w:r>
+      <w:proofErr w:type="gramEnd"/>
       <w:r>
         <w:rPr>
           <w:rFonts w:ascii="Calibri" w:eastAsia="Times New Roman" w:hAnsi="Calibri" w:cs="Calibri"/>
@@ -7304,6 +8540,7 @@
         <w:t xml:space="preserve">Dados = </w:t>
       </w:r>
       <w:proofErr w:type="spellStart"/>
+      <w:proofErr w:type="gramStart"/>
       <w:r>
         <w:rPr>
           <w:sz w:val="24"/>
@@ -7317,7 +8554,15 @@
           <w:sz w:val="24"/>
           <w:szCs w:val="24"/>
         </w:rPr>
-        <w:t>()</w:t>
+        <w:t>(</w:t>
+      </w:r>
+      <w:proofErr w:type="gramEnd"/>
+      <w:r>
+        <w:rPr>
+          <w:sz w:val="24"/>
+          <w:szCs w:val="24"/>
+        </w:rPr>
+        <w:t>)</w:t>
       </w:r>
     </w:p>
     <w:p>
@@ -7366,8 +8611,13 @@
       </w:r>
     </w:p>
     <w:p>
-      <w:r>
-        <w:t xml:space="preserve">Para  colocar mais um basta colocar </w:t>
+      <w:proofErr w:type="gramStart"/>
+      <w:r>
+        <w:t>Para  colocar</w:t>
+      </w:r>
+      <w:proofErr w:type="gramEnd"/>
+      <w:r>
+        <w:t xml:space="preserve"> mais um basta colocar </w:t>
       </w:r>
     </w:p>
     <w:p>
@@ -7507,10 +8757,12 @@
         <w:t>Print(</w:t>
       </w:r>
       <w:proofErr w:type="spellStart"/>
+      <w:proofErr w:type="gramStart"/>
       <w:r>
         <w:t>filme.items</w:t>
       </w:r>
       <w:proofErr w:type="spellEnd"/>
+      <w:proofErr w:type="gramEnd"/>
       <w:r>
         <w:t>())</w:t>
       </w:r>
@@ -7560,7 +8812,15 @@
     <w:p/>
     <w:p>
       <w:r>
-        <w:t xml:space="preserve">Você também pode adicionar coisas no dicionário e também mudar diretamente </w:t>
+        <w:t xml:space="preserve">Você também pode adicionar coisas no dicionário </w:t>
+      </w:r>
+      <w:proofErr w:type="gramStart"/>
+      <w:r>
+        <w:t>e também</w:t>
+      </w:r>
+      <w:proofErr w:type="gramEnd"/>
+      <w:r>
+        <w:t xml:space="preserve"> mudar diretamente </w:t>
       </w:r>
     </w:p>
     <w:p>
@@ -7584,10 +8844,12 @@
         <w:t xml:space="preserve">for k, v in </w:t>
       </w:r>
       <w:proofErr w:type="spellStart"/>
+      <w:proofErr w:type="gramStart"/>
       <w:r>
         <w:t>pessoas.items</w:t>
       </w:r>
       <w:proofErr w:type="spellEnd"/>
+      <w:proofErr w:type="gramEnd"/>
       <w:r>
         <w:t>():</w:t>
       </w:r>
@@ -7629,7 +8891,23 @@
     <w:p/>
     <w:p>
       <w:r>
-        <w:t>para copiar um conteúdo quando envolve dicionários utiliza-se o  método copy()</w:t>
+        <w:t xml:space="preserve">para copiar um conteúdo quando envolve dicionários utiliza-se </w:t>
+      </w:r>
+      <w:proofErr w:type="gramStart"/>
+      <w:r>
+        <w:t>o  método</w:t>
+      </w:r>
+      <w:proofErr w:type="gramEnd"/>
+      <w:r>
+        <w:t xml:space="preserve"> </w:t>
+      </w:r>
+      <w:proofErr w:type="gramStart"/>
+      <w:r>
+        <w:t>copy(</w:t>
+      </w:r>
+      <w:proofErr w:type="gramEnd"/>
+      <w:r>
+        <w:t>)</w:t>
       </w:r>
     </w:p>
     <w:p>
@@ -7661,12 +8939,17 @@
         <w:t xml:space="preserve"> “</w:t>
       </w:r>
       <w:proofErr w:type="spellStart"/>
+      <w:proofErr w:type="gramStart"/>
       <w:r>
         <w:t>pré</w:t>
       </w:r>
       <w:proofErr w:type="spellEnd"/>
       <w:r>
-        <w:t xml:space="preserve"> programado” para ser utilizado</w:t>
+        <w:t xml:space="preserve"> programado</w:t>
+      </w:r>
+      <w:proofErr w:type="gramEnd"/>
+      <w:r>
+        <w:t>” para ser utilizado</w:t>
       </w:r>
     </w:p>
     <w:p>
@@ -7676,20 +8959,49 @@
       </w:r>
       <w:proofErr w:type="spellEnd"/>
       <w:r>
-        <w:t xml:space="preserve">: print(), </w:t>
-      </w:r>
-      <w:proofErr w:type="spellStart"/>
+        <w:t xml:space="preserve">: </w:t>
+      </w:r>
+      <w:proofErr w:type="gramStart"/>
+      <w:r>
+        <w:t>print(</w:t>
+      </w:r>
+      <w:proofErr w:type="gramEnd"/>
+      <w:r>
+        <w:t xml:space="preserve">), </w:t>
+      </w:r>
+      <w:proofErr w:type="spellStart"/>
+      <w:proofErr w:type="gramStart"/>
       <w:r>
         <w:t>len</w:t>
       </w:r>
       <w:proofErr w:type="spellEnd"/>
       <w:r>
-        <w:t>(), input()</w:t>
-      </w:r>
-    </w:p>
-    <w:p>
-      <w:r>
-        <w:t xml:space="preserve">Normalmente termina com Parênteses() </w:t>
+        <w:t>(</w:t>
+      </w:r>
+      <w:proofErr w:type="gramEnd"/>
+      <w:r>
+        <w:t xml:space="preserve">), </w:t>
+      </w:r>
+      <w:proofErr w:type="gramStart"/>
+      <w:r>
+        <w:t>input(</w:t>
+      </w:r>
+      <w:proofErr w:type="gramEnd"/>
+      <w:r>
+        <w:t>)</w:t>
+      </w:r>
+    </w:p>
+    <w:p>
+      <w:r>
+        <w:t xml:space="preserve">Normalmente termina com </w:t>
+      </w:r>
+      <w:proofErr w:type="gramStart"/>
+      <w:r>
+        <w:t>Parênteses(</w:t>
+      </w:r>
+      <w:proofErr w:type="gramEnd"/>
+      <w:r>
+        <w:t xml:space="preserve">) </w:t>
       </w:r>
     </w:p>
     <w:p>
@@ -7707,18 +9019,30 @@
         <w:t xml:space="preserve"> </w:t>
       </w:r>
       <w:proofErr w:type="spellStart"/>
+      <w:proofErr w:type="gramStart"/>
       <w:r>
         <w:t>mostraLinha</w:t>
       </w:r>
       <w:proofErr w:type="spellEnd"/>
       <w:r>
-        <w:t>():</w:t>
+        <w:t>(</w:t>
+      </w:r>
+      <w:proofErr w:type="gramEnd"/>
+      <w:r>
+        <w:t>):</w:t>
       </w:r>
     </w:p>
     <w:p>
       <w:r>
         <w:tab/>
-        <w:t>print(‘------------’)</w:t>
+      </w:r>
+      <w:proofErr w:type="gramStart"/>
+      <w:r>
+        <w:t>print(</w:t>
+      </w:r>
+      <w:proofErr w:type="gramEnd"/>
+      <w:r>
+        <w:t>‘------------’)</w:t>
       </w:r>
     </w:p>
     <w:p>
@@ -7728,12 +9052,17 @@
     </w:p>
     <w:p>
       <w:proofErr w:type="spellStart"/>
+      <w:proofErr w:type="gramStart"/>
       <w:r>
         <w:t>mostraLinha</w:t>
       </w:r>
       <w:proofErr w:type="spellEnd"/>
       <w:r>
-        <w:t>()</w:t>
+        <w:t>(</w:t>
+      </w:r>
+      <w:proofErr w:type="gramEnd"/>
+      <w:r>
+        <w:t>)</w:t>
       </w:r>
     </w:p>
     <w:p/>
@@ -7835,18 +9164,33 @@
     </w:p>
     <w:p/>
     <w:p>
-      <w:r>
-        <w:t>contador(2,1,7)</w:t>
-      </w:r>
-    </w:p>
-    <w:p>
-      <w:r>
-        <w:t>contador(9,7,2)</w:t>
-      </w:r>
-    </w:p>
-    <w:p>
-      <w:r>
-        <w:t>contador(1,5,8)</w:t>
+      <w:proofErr w:type="gramStart"/>
+      <w:r>
+        <w:t>contador(</w:t>
+      </w:r>
+      <w:proofErr w:type="gramEnd"/>
+      <w:r>
+        <w:t>2,1,7)</w:t>
+      </w:r>
+    </w:p>
+    <w:p>
+      <w:proofErr w:type="gramStart"/>
+      <w:r>
+        <w:t>contador(</w:t>
+      </w:r>
+      <w:proofErr w:type="gramEnd"/>
+      <w:r>
+        <w:t>9,7,2)</w:t>
+      </w:r>
+    </w:p>
+    <w:p>
+      <w:proofErr w:type="gramStart"/>
+      <w:r>
+        <w:t>contador(</w:t>
+      </w:r>
+      <w:proofErr w:type="gramEnd"/>
+      <w:r>
+        <w:t>1,5,8)</w:t>
       </w:r>
     </w:p>
     <w:p>
@@ -7903,12 +9247,28 @@
     </w:p>
     <w:p>
       <w:r>
-        <w:t xml:space="preserve"> Pode utilizar o help()</w:t>
-      </w:r>
-    </w:p>
-    <w:p>
-      <w:r>
-        <w:t>Pode colocar help(print) que ele ira mostrar uma ajuda sobre o print</w:t>
+        <w:t xml:space="preserve"> Pode utilizar o </w:t>
+      </w:r>
+      <w:proofErr w:type="gramStart"/>
+      <w:r>
+        <w:t>help(</w:t>
+      </w:r>
+      <w:proofErr w:type="gramEnd"/>
+      <w:r>
+        <w:t>)</w:t>
+      </w:r>
+    </w:p>
+    <w:p>
+      <w:r>
+        <w:t xml:space="preserve">Pode colocar help(print) que ele </w:t>
+      </w:r>
+      <w:proofErr w:type="gramStart"/>
+      <w:r>
+        <w:t>ira</w:t>
+      </w:r>
+      <w:proofErr w:type="gramEnd"/>
+      <w:r>
+        <w:t xml:space="preserve"> mostrar uma ajuda sobre o print</w:t>
       </w:r>
     </w:p>
     <w:p>
@@ -7976,8 +9336,13 @@
         <w:t xml:space="preserve"> contador (</w:t>
       </w:r>
       <w:proofErr w:type="spellStart"/>
-      <w:r>
-        <w:t>i,f,p</w:t>
+      <w:proofErr w:type="gramStart"/>
+      <w:r>
+        <w:t>i,f</w:t>
+      </w:r>
+      <w:proofErr w:type="gramEnd"/>
+      <w:r>
+        <w:t>,p</w:t>
       </w:r>
       <w:proofErr w:type="spellEnd"/>
       <w:r>
@@ -8021,15 +9386,24 @@
           <w:b/>
           <w:bCs/>
         </w:rPr>
-        <w:t xml:space="preserve">Parâmetros opcionais </w:t>
-      </w:r>
+        <w:t xml:space="preserve">Parâmetros </w:t>
+      </w:r>
+      <w:proofErr w:type="gramStart"/>
       <w:r>
         <w:rPr>
           <w:b/>
           <w:bCs/>
         </w:rPr>
+        <w:t xml:space="preserve">opcionais </w:t>
+      </w:r>
+      <w:r>
+        <w:rPr>
+          <w:b/>
+          <w:bCs/>
+        </w:rPr>
         <w:t>:</w:t>
       </w:r>
+      <w:proofErr w:type="gramEnd"/>
     </w:p>
     <w:p>
       <w:proofErr w:type="spellStart"/>
@@ -8038,8 +9412,13 @@
       </w:r>
       <w:proofErr w:type="spellEnd"/>
       <w:r>
-        <w:t xml:space="preserve"> pode igualar seu parâmetro a 0, que ele vai funcionar sem precisar receber todos os parâmetros, analise a baixo</w:t>
-      </w:r>
+        <w:t xml:space="preserve"> pode igualar seu parâmetro a 0, que ele vai funcionar sem precisar receber todos os parâmetros, analise </w:t>
+      </w:r>
+      <w:proofErr w:type="gramStart"/>
+      <w:r>
+        <w:t>a baixo</w:t>
+      </w:r>
+      <w:proofErr w:type="gramEnd"/>
     </w:p>
     <w:p>
       <w:r>
@@ -8095,15 +9474,24 @@
           <w:b/>
           <w:bCs/>
         </w:rPr>
-        <w:t xml:space="preserve">Escopo de variáveis </w:t>
-      </w:r>
+        <w:t xml:space="preserve">Escopo de </w:t>
+      </w:r>
+      <w:proofErr w:type="gramStart"/>
       <w:r>
         <w:rPr>
           <w:b/>
           <w:bCs/>
         </w:rPr>
+        <w:t xml:space="preserve">variáveis </w:t>
+      </w:r>
+      <w:r>
+        <w:rPr>
+          <w:b/>
+          <w:bCs/>
+        </w:rPr>
         <w:t>:</w:t>
       </w:r>
+      <w:proofErr w:type="gramEnd"/>
     </w:p>
     <w:p>
       <w:r>
@@ -8150,7 +9538,15 @@
     </w:p>
     <w:p>
       <w:r>
-        <w:t>No caso a variável depende de onde estiver , ela vai funcionar</w:t>
+        <w:t xml:space="preserve">No caso a variável depende de onde </w:t>
+      </w:r>
+      <w:proofErr w:type="gramStart"/>
+      <w:r>
+        <w:t>estiver ,</w:t>
+      </w:r>
+      <w:proofErr w:type="gramEnd"/>
+      <w:r>
+        <w:t xml:space="preserve"> ela vai funcionar</w:t>
       </w:r>
     </w:p>
     <w:p/>
@@ -8270,8 +9666,13 @@
       </w:r>
     </w:p>
     <w:p>
-      <w:r>
-        <w:t xml:space="preserve">Print(“”” </w:t>
+      <w:proofErr w:type="gramStart"/>
+      <w:r>
+        <w:t>Print(</w:t>
+      </w:r>
+      <w:proofErr w:type="gramEnd"/>
+      <w:r>
+        <w:t xml:space="preserve">“”” </w:t>
       </w:r>
       <w:proofErr w:type="spellStart"/>
       <w:r>
@@ -8328,13 +9729,18 @@
     </w:p>
     <w:p>
       <w:r>
-        <w:t>print('A','L','U','R','A',</w:t>
+        <w:t>print('A','L','U','R','A</w:t>
+      </w:r>
+      <w:proofErr w:type="gramStart"/>
+      <w:r>
+        <w:t>',</w:t>
       </w:r>
       <w:proofErr w:type="spellStart"/>
       <w:r>
         <w:t>sep</w:t>
       </w:r>
       <w:proofErr w:type="spellEnd"/>
+      <w:proofErr w:type="gramEnd"/>
       <w:r>
         <w:t>='\n')</w:t>
       </w:r>
@@ -8354,12 +9760,33 @@
     </w:p>
     <w:p>
       <w:r>
-        <w:t># Utilizando a função round()</w:t>
-      </w:r>
-    </w:p>
-    <w:p>
-      <w:r>
-        <w:t>print('O valor arredondado de pi é:', round(pi, 2))</w:t>
+        <w:t xml:space="preserve"># Utilizando a função </w:t>
+      </w:r>
+      <w:proofErr w:type="gramStart"/>
+      <w:r>
+        <w:t>round(</w:t>
+      </w:r>
+      <w:proofErr w:type="gramEnd"/>
+      <w:r>
+        <w:t>)</w:t>
+      </w:r>
+    </w:p>
+    <w:p>
+      <w:proofErr w:type="gramStart"/>
+      <w:r>
+        <w:t>print(</w:t>
+      </w:r>
+      <w:proofErr w:type="gramEnd"/>
+      <w:r>
+        <w:t xml:space="preserve">'O valor arredondado de pi é:', </w:t>
+      </w:r>
+      <w:proofErr w:type="gramStart"/>
+      <w:r>
+        <w:t>round(</w:t>
+      </w:r>
+      <w:proofErr w:type="gramEnd"/>
+      <w:r>
+        <w:t>pi, 2))</w:t>
       </w:r>
     </w:p>
     <w:p/>
@@ -8717,8 +10144,17 @@
           <w:b/>
           <w:bCs/>
         </w:rPr>
-        <w:t>__': ?</w:t>
-      </w:r>
+        <w:t>__'</w:t>
+      </w:r>
+      <w:proofErr w:type="gramStart"/>
+      <w:r>
+        <w:rPr>
+          <w:b/>
+          <w:bCs/>
+        </w:rPr>
+        <w:t>: ?</w:t>
+      </w:r>
+      <w:proofErr w:type="gramEnd"/>
     </w:p>
     <w:p>
       <w:r>
@@ -8802,17 +10238,30 @@
         <w:t xml:space="preserve"> </w:t>
       </w:r>
       <w:proofErr w:type="spellStart"/>
+      <w:proofErr w:type="gramStart"/>
       <w:r>
         <w:t>saudacao</w:t>
       </w:r>
       <w:proofErr w:type="spellEnd"/>
       <w:r>
-        <w:t>():</w:t>
-      </w:r>
-    </w:p>
-    <w:p>
-      <w:r>
-        <w:t xml:space="preserve">    print("Olá, seja bem-vindo!")</w:t>
+        <w:t>(</w:t>
+      </w:r>
+      <w:proofErr w:type="gramEnd"/>
+      <w:r>
+        <w:t>):</w:t>
+      </w:r>
+    </w:p>
+    <w:p>
+      <w:r>
+        <w:t xml:space="preserve">    </w:t>
+      </w:r>
+      <w:proofErr w:type="gramStart"/>
+      <w:r>
+        <w:t>print(</w:t>
+      </w:r>
+      <w:proofErr w:type="gramEnd"/>
+      <w:r>
+        <w:t>"Olá, seja bem-vindo!")</w:t>
       </w:r>
     </w:p>
     <w:p>
@@ -8835,8 +10284,13 @@
         </w:rPr>
         <w:t xml:space="preserve">    </w:t>
       </w:r>
-      <w:r>
-        <w:t>print("Executando diretamente")</w:t>
+      <w:proofErr w:type="gramStart"/>
+      <w:r>
+        <w:t>print(</w:t>
+      </w:r>
+      <w:proofErr w:type="gramEnd"/>
+      <w:r>
+        <w:t>"Executando diretamente")</w:t>
       </w:r>
     </w:p>
     <w:p>
@@ -8844,12 +10298,17 @@
         <w:t xml:space="preserve">    </w:t>
       </w:r>
       <w:proofErr w:type="spellStart"/>
+      <w:proofErr w:type="gramStart"/>
       <w:r>
         <w:t>saudacao</w:t>
       </w:r>
       <w:proofErr w:type="spellEnd"/>
       <w:r>
-        <w:t>()</w:t>
+        <w:t>(</w:t>
+      </w:r>
+      <w:proofErr w:type="gramEnd"/>
+      <w:r>
+        <w:t>)</w:t>
       </w:r>
     </w:p>
     <w:p>
@@ -8928,10 +10387,12 @@
         </w:numPr>
       </w:pPr>
       <w:proofErr w:type="spellStart"/>
+      <w:proofErr w:type="gramStart"/>
       <w:r>
         <w:t>exemplo.saudacao</w:t>
       </w:r>
       <w:proofErr w:type="spellEnd"/>
+      <w:proofErr w:type="gramEnd"/>
       <w:r>
         <w:t>()</w:t>
       </w:r>
@@ -9063,7 +10524,7 @@
     <w:p>
       <w:r>
         <w:pict w14:anchorId="2D0B8D83">
-          <v:rect id="_x0000_i1058" style="width:0;height:1.5pt" o:hralign="center" o:hrstd="t" o:hr="t" fillcolor="#a0a0a0" stroked="f"/>
+          <v:rect id="_x0000_i1025" style="width:0;height:1.5pt" o:hralign="center" o:hrstd="t" o:hr="t" fillcolor="#a0a0a0" stroked="f"/>
         </w:pict>
       </w:r>
     </w:p>
@@ -9098,12 +10559,17 @@
         <w:t xml:space="preserve"> </w:t>
       </w:r>
       <w:proofErr w:type="spellStart"/>
+      <w:proofErr w:type="gramStart"/>
       <w:r>
         <w:t>main</w:t>
       </w:r>
       <w:proofErr w:type="spellEnd"/>
       <w:r>
-        <w:t>():</w:t>
+        <w:t>(</w:t>
+      </w:r>
+      <w:proofErr w:type="gramEnd"/>
+      <w:r>
+        <w:t>):</w:t>
       </w:r>
     </w:p>
     <w:p>
@@ -9113,7 +10579,15 @@
     </w:p>
     <w:p>
       <w:r>
-        <w:t xml:space="preserve">    print("Rodando o programa principal...")</w:t>
+        <w:t xml:space="preserve">    </w:t>
+      </w:r>
+      <w:proofErr w:type="gramStart"/>
+      <w:r>
+        <w:t>print(</w:t>
+      </w:r>
+      <w:proofErr w:type="gramEnd"/>
+      <w:r>
+        <w:t>"Rodando o programa principal...")</w:t>
       </w:r>
     </w:p>
     <w:p>
@@ -9137,12 +10611,17 @@
         <w:t xml:space="preserve">    </w:t>
       </w:r>
       <w:proofErr w:type="spellStart"/>
+      <w:proofErr w:type="gramStart"/>
       <w:r>
         <w:t>main</w:t>
       </w:r>
       <w:proofErr w:type="spellEnd"/>
       <w:r>
-        <w:t>()</w:t>
+        <w:t>(</w:t>
+      </w:r>
+      <w:proofErr w:type="gramEnd"/>
+      <w:r>
+        <w:t>)</w:t>
       </w:r>
     </w:p>
     <w:p>
@@ -9161,12 +10640,17 @@
         <w:t xml:space="preserve">Executado diretamente → roda a função </w:t>
       </w:r>
       <w:proofErr w:type="spellStart"/>
+      <w:proofErr w:type="gramStart"/>
       <w:r>
         <w:t>main</w:t>
       </w:r>
       <w:proofErr w:type="spellEnd"/>
       <w:r>
-        <w:t>().</w:t>
+        <w:t>(</w:t>
+      </w:r>
+      <w:proofErr w:type="gramEnd"/>
+      <w:r>
+        <w:t>).</w:t>
       </w:r>
     </w:p>
     <w:p>
@@ -9180,18 +10664,23 @@
         <w:t xml:space="preserve">Importado em outro módulo → permite chamar </w:t>
       </w:r>
       <w:proofErr w:type="spellStart"/>
+      <w:proofErr w:type="gramStart"/>
       <w:r>
         <w:t>main</w:t>
       </w:r>
       <w:proofErr w:type="spellEnd"/>
       <w:r>
-        <w:t>() manualmente sem executar automaticamente.</w:t>
+        <w:t>(</w:t>
+      </w:r>
+      <w:proofErr w:type="gramEnd"/>
+      <w:r>
+        <w:t>) manualmente sem executar automaticamente.</w:t>
       </w:r>
     </w:p>
     <w:p>
       <w:r>
         <w:pict w14:anchorId="2F40AF8F">
-          <v:rect id="_x0000_i1059" style="width:0;height:1.5pt" o:hralign="center" o:hrstd="t" o:hr="t" fillcolor="#a0a0a0" stroked="f"/>
+          <v:rect id="_x0000_i1026" style="width:0;height:1.5pt" o:hralign="center" o:hrstd="t" o:hr="t" fillcolor="#a0a0a0" stroked="f"/>
         </w:pict>
       </w:r>
     </w:p>
@@ -9316,7 +10805,15 @@
         </w:sectPr>
       </w:pPr>
       <w:r>
-        <w:t xml:space="preserve"> É uma instrução igual o switch case em outras linguagens pode ser abordado para simplificar as instruções de </w:t>
+        <w:t xml:space="preserve"> É uma instrução igual o switch case em outras </w:t>
+      </w:r>
+      <w:proofErr w:type="gramStart"/>
+      <w:r>
+        <w:t>linguagens pode</w:t>
+      </w:r>
+      <w:proofErr w:type="gramEnd"/>
+      <w:r>
+        <w:t xml:space="preserve"> ser abordado para simplificar as instruções de </w:t>
       </w:r>
       <w:proofErr w:type="spellStart"/>
       <w:r>
@@ -9340,6 +10837,9 @@
     </w:p>
     <w:p>
       <w:r>
+        <w:rPr>
+          <w:noProof/>
+        </w:rPr>
         <w:drawing>
           <wp:inline distT="0" distB="0" distL="0" distR="0" wp14:anchorId="2DE0C955" wp14:editId="61243679">
             <wp:extent cx="3757198" cy="2560320"/>
@@ -9388,6 +10888,9 @@
         </w:sectPr>
       </w:pPr>
       <w:r>
+        <w:rPr>
+          <w:noProof/>
+        </w:rPr>
         <w:drawing>
           <wp:inline distT="0" distB="0" distL="0" distR="0" wp14:anchorId="033F7151" wp14:editId="58045A8E">
             <wp:extent cx="3434300" cy="2499360"/>
@@ -9669,7 +11172,7 @@
       <w:r>
         <w:t xml:space="preserve"> Mais sobre match aqui { </w:t>
       </w:r>
-      <w:hyperlink r:id="rId19" w:history="1">
+      <w:hyperlink r:id="rId19" w:anchor="match-statements" w:history="1">
         <w:r>
           <w:rPr>
             <w:rStyle w:val="Hyperlink"/>
@@ -9679,6 +11182,271 @@
       </w:hyperlink>
       <w:r>
         <w:t xml:space="preserve"> }</w:t>
+      </w:r>
+    </w:p>
+    <w:p/>
+    <w:p>
+      <w:r>
+        <w:t xml:space="preserve">O operador ternário em Python é uma forma curta de escrever um </w:t>
+      </w:r>
+      <w:proofErr w:type="spellStart"/>
+      <w:r>
+        <w:t>if</w:t>
+      </w:r>
+      <w:proofErr w:type="spellEnd"/>
+      <w:r>
+        <w:t>...</w:t>
+      </w:r>
+      <w:proofErr w:type="spellStart"/>
+      <w:r>
+        <w:t>else</w:t>
+      </w:r>
+      <w:proofErr w:type="spellEnd"/>
+      <w:r>
+        <w:t xml:space="preserve"> em uma única linha.</w:t>
+      </w:r>
+    </w:p>
+    <w:p>
+      <w:r>
+        <w:t>A estrutura é assim:</w:t>
+      </w:r>
+    </w:p>
+    <w:p>
+      <w:proofErr w:type="spellStart"/>
+      <w:r>
+        <w:t>valor_se_verdadeiro</w:t>
+      </w:r>
+      <w:proofErr w:type="spellEnd"/>
+      <w:r>
+        <w:t xml:space="preserve"> </w:t>
+      </w:r>
+      <w:proofErr w:type="spellStart"/>
+      <w:r>
+        <w:t>if</w:t>
+      </w:r>
+      <w:proofErr w:type="spellEnd"/>
+      <w:r>
+        <w:t xml:space="preserve"> condição </w:t>
+      </w:r>
+      <w:proofErr w:type="spellStart"/>
+      <w:r>
+        <w:t>else</w:t>
+      </w:r>
+      <w:proofErr w:type="spellEnd"/>
+      <w:r>
+        <w:t xml:space="preserve"> </w:t>
+      </w:r>
+      <w:proofErr w:type="spellStart"/>
+      <w:r>
+        <w:t>valor_se_falso</w:t>
+      </w:r>
+      <w:proofErr w:type="spellEnd"/>
+    </w:p>
+    <w:p>
+      <w:r>
+        <w:rPr>
+          <w:rFonts w:ascii="Segoe UI Emoji" w:hAnsi="Segoe UI Emoji" w:cs="Segoe UI Emoji"/>
+        </w:rPr>
+        <w:t>🔍</w:t>
+      </w:r>
+      <w:r>
+        <w:t xml:space="preserve"> Exemplo simples:</w:t>
+      </w:r>
+    </w:p>
+    <w:p>
+      <w:r>
+        <w:t>idade = 20</w:t>
+      </w:r>
+    </w:p>
+    <w:p>
+      <w:r>
+        <w:t xml:space="preserve">mensagem = "Maior de idade" </w:t>
+      </w:r>
+      <w:proofErr w:type="spellStart"/>
+      <w:r>
+        <w:t>if</w:t>
+      </w:r>
+      <w:proofErr w:type="spellEnd"/>
+      <w:r>
+        <w:t xml:space="preserve"> idade &gt;= 18 </w:t>
+      </w:r>
+      <w:proofErr w:type="spellStart"/>
+      <w:r>
+        <w:t>else</w:t>
+      </w:r>
+      <w:proofErr w:type="spellEnd"/>
+      <w:r>
+        <w:t xml:space="preserve"> "Menor de idade"</w:t>
+      </w:r>
+    </w:p>
+    <w:p>
+      <w:r>
+        <w:t>print(mensagem)</w:t>
+      </w:r>
+    </w:p>
+    <w:p>
+      <w:r>
+        <w:rPr>
+          <w:rFonts w:ascii="Segoe UI Emoji" w:hAnsi="Segoe UI Emoji" w:cs="Segoe UI Emoji"/>
+        </w:rPr>
+        <w:t>✅</w:t>
+      </w:r>
+      <w:r>
+        <w:t xml:space="preserve"> Saída:</w:t>
+      </w:r>
+    </w:p>
+    <w:p>
+      <w:r>
+        <w:t>Maior de idade</w:t>
+      </w:r>
+    </w:p>
+    <w:p>
+      <w:r>
+        <w:rPr>
+          <w:rFonts w:ascii="Segoe UI Symbol" w:hAnsi="Segoe UI Symbol" w:cs="Segoe UI Symbol"/>
+        </w:rPr>
+        <w:t>🛠</w:t>
+      </w:r>
+      <w:r>
+        <w:t xml:space="preserve"> Comparando com </w:t>
+      </w:r>
+      <w:proofErr w:type="spellStart"/>
+      <w:r>
+        <w:t>if</w:t>
+      </w:r>
+      <w:proofErr w:type="spellEnd"/>
+      <w:r>
+        <w:t>...</w:t>
+      </w:r>
+      <w:proofErr w:type="spellStart"/>
+      <w:r>
+        <w:t>else</w:t>
+      </w:r>
+      <w:proofErr w:type="spellEnd"/>
+      <w:r>
+        <w:t xml:space="preserve"> normal:</w:t>
+      </w:r>
+    </w:p>
+    <w:p>
+      <w:r>
+        <w:t>idade = 20</w:t>
+      </w:r>
+    </w:p>
+    <w:p>
+      <w:r>
+        <w:t># Forma tradicional</w:t>
+      </w:r>
+    </w:p>
+    <w:p>
+      <w:proofErr w:type="spellStart"/>
+      <w:r>
+        <w:t>if</w:t>
+      </w:r>
+      <w:proofErr w:type="spellEnd"/>
+      <w:r>
+        <w:t xml:space="preserve"> idade &gt;= 18:</w:t>
+      </w:r>
+    </w:p>
+    <w:p>
+      <w:r>
+        <w:t xml:space="preserve">    mensagem = "Maior de idade"</w:t>
+      </w:r>
+    </w:p>
+    <w:p>
+      <w:proofErr w:type="spellStart"/>
+      <w:r>
+        <w:t>else</w:t>
+      </w:r>
+      <w:proofErr w:type="spellEnd"/>
+      <w:r>
+        <w:t>:</w:t>
+      </w:r>
+    </w:p>
+    <w:p>
+      <w:r>
+        <w:t xml:space="preserve">    mensagem = "Menor de idade"</w:t>
+      </w:r>
+    </w:p>
+    <w:p>
+      <w:r>
+        <w:t># Forma com operador ternário (mesmo resultado)</w:t>
+      </w:r>
+    </w:p>
+    <w:p>
+      <w:r>
+        <w:t xml:space="preserve">mensagem = "Maior de idade" </w:t>
+      </w:r>
+      <w:proofErr w:type="spellStart"/>
+      <w:r>
+        <w:t>if</w:t>
+      </w:r>
+      <w:proofErr w:type="spellEnd"/>
+      <w:r>
+        <w:t xml:space="preserve"> idade &gt;= 18 </w:t>
+      </w:r>
+      <w:proofErr w:type="spellStart"/>
+      <w:r>
+        <w:t>else</w:t>
+      </w:r>
+      <w:proofErr w:type="spellEnd"/>
+      <w:r>
+        <w:t xml:space="preserve"> "Menor de idade"</w:t>
+      </w:r>
+    </w:p>
+    <w:p>
+      <w:r>
+        <w:rPr>
+          <w:rFonts w:ascii="Segoe UI Emoji" w:hAnsi="Segoe UI Emoji" w:cs="Segoe UI Emoji"/>
+        </w:rPr>
+        <w:t>📌</w:t>
+      </w:r>
+      <w:r>
+        <w:t xml:space="preserve"> Onde usar?</w:t>
+      </w:r>
+    </w:p>
+    <w:p>
+      <w:r>
+        <w:t>Para atribuir valores a uma variável dependendo de uma condição.</w:t>
+      </w:r>
+    </w:p>
+    <w:p>
+      <w:r>
+        <w:t>Para simplificar código curto e direto.</w:t>
+      </w:r>
+    </w:p>
+    <w:p>
+      <w:r>
+        <w:rPr>
+          <w:rFonts w:ascii="Segoe UI Emoji" w:hAnsi="Segoe UI Emoji" w:cs="Segoe UI Emoji"/>
+        </w:rPr>
+        <w:t>⚠</w:t>
+      </w:r>
+      <w:proofErr w:type="gramStart"/>
+      <w:r>
+        <w:rPr>
+          <w:rFonts w:ascii="Segoe UI Emoji" w:hAnsi="Segoe UI Emoji" w:cs="Segoe UI Emoji"/>
+        </w:rPr>
+        <w:t>️</w:t>
+      </w:r>
+      <w:proofErr w:type="gramEnd"/>
+      <w:r>
+        <w:t xml:space="preserve"> Mas cuidado: se a lógica ficar muito complexa, é melhor usar </w:t>
+      </w:r>
+      <w:proofErr w:type="spellStart"/>
+      <w:r>
+        <w:t>if</w:t>
+      </w:r>
+      <w:proofErr w:type="spellEnd"/>
+      <w:r>
+        <w:t>...</w:t>
+      </w:r>
+      <w:proofErr w:type="spellStart"/>
+      <w:r>
+        <w:t>else</w:t>
+      </w:r>
+      <w:proofErr w:type="spellEnd"/>
+      <w:r>
+        <w:t xml:space="preserve"> normal para não perder legibilidade.</w:t>
       </w:r>
     </w:p>
     <w:sectPr>
@@ -11217,9 +12985,33 @@
       <w:szCs w:val="26"/>
     </w:rPr>
   </w:style>
+  <w:style w:type="paragraph" w:styleId="Ttulo3">
+    <w:name w:val="heading 3"/>
+    <w:basedOn w:val="Normal"/>
+    <w:next w:val="Normal"/>
+    <w:link w:val="Ttulo3Char"/>
+    <w:uiPriority w:val="9"/>
+    <w:semiHidden/>
+    <w:unhideWhenUsed/>
+    <w:qFormat/>
+    <w:rsid w:val="00941407"/>
+    <w:pPr>
+      <w:keepNext/>
+      <w:keepLines/>
+      <w:spacing w:before="40" w:after="0"/>
+      <w:outlineLvl w:val="2"/>
+    </w:pPr>
+    <w:rPr>
+      <w:rFonts w:asciiTheme="majorHAnsi" w:eastAsiaTheme="majorEastAsia" w:hAnsiTheme="majorHAnsi" w:cstheme="majorBidi"/>
+      <w:color w:val="1F3763" w:themeColor="accent1" w:themeShade="7F"/>
+      <w:sz w:val="24"/>
+      <w:szCs w:val="24"/>
+    </w:rPr>
+  </w:style>
   <w:style w:type="character" w:default="1" w:styleId="Fontepargpadro">
     <w:name w:val="Default Paragraph Font"/>
     <w:uiPriority w:val="1"/>
+    <w:semiHidden/>
     <w:unhideWhenUsed/>
   </w:style>
   <w:style w:type="table" w:default="1" w:styleId="Tabelanormal">
@@ -11485,6 +13277,20 @@
     <w:rPr>
       <w:color w:val="605E5C"/>
       <w:shd w:val="clear" w:color="auto" w:fill="E1DFDD"/>
+    </w:rPr>
+  </w:style>
+  <w:style w:type="character" w:customStyle="1" w:styleId="Ttulo3Char">
+    <w:name w:val="Título 3 Char"/>
+    <w:basedOn w:val="Fontepargpadro"/>
+    <w:link w:val="Ttulo3"/>
+    <w:uiPriority w:val="9"/>
+    <w:semiHidden/>
+    <w:rsid w:val="00941407"/>
+    <w:rPr>
+      <w:rFonts w:asciiTheme="majorHAnsi" w:eastAsiaTheme="majorEastAsia" w:hAnsiTheme="majorHAnsi" w:cstheme="majorBidi"/>
+      <w:color w:val="1F3763" w:themeColor="accent1" w:themeShade="7F"/>
+      <w:sz w:val="24"/>
+      <w:szCs w:val="24"/>
     </w:rPr>
   </w:style>
 </w:styles>

--- a/Curso Python/Anotações sobre o Curso de Python.docx
+++ b/Curso Python/Anotações sobre o Curso de Python.docx
@@ -84,59 +84,13 @@
           <w:lang w:eastAsia="pt-BR"/>
         </w:rPr>
       </w:pPr>
-      <w:proofErr w:type="spellStart"/>
-      <w:r>
-        <w:rPr>
-          <w:rFonts w:ascii="Calibri" w:eastAsia="Times New Roman" w:hAnsi="Calibri" w:cs="Calibri"/>
-          <w:color w:val="000000"/>
-          <w:lang w:eastAsia="pt-BR"/>
-        </w:rPr>
-        <w:t>ex</w:t>
-      </w:r>
-      <w:proofErr w:type="spellEnd"/>
-      <w:r>
-        <w:rPr>
-          <w:rFonts w:ascii="Calibri" w:eastAsia="Times New Roman" w:hAnsi="Calibri" w:cs="Calibri"/>
-          <w:color w:val="000000"/>
-          <w:lang w:eastAsia="pt-BR"/>
-        </w:rPr>
-        <w:t xml:space="preserve">: </w:t>
-      </w:r>
-      <w:proofErr w:type="gramStart"/>
-      <w:r>
-        <w:rPr>
-          <w:rFonts w:ascii="Calibri" w:eastAsia="Times New Roman" w:hAnsi="Calibri" w:cs="Calibri"/>
-          <w:color w:val="000000"/>
-          <w:lang w:eastAsia="pt-BR"/>
-        </w:rPr>
-        <w:t>Print(</w:t>
-      </w:r>
-      <w:proofErr w:type="gramEnd"/>
-      <w:r>
-        <w:rPr>
-          <w:rFonts w:ascii="Calibri" w:eastAsia="Times New Roman" w:hAnsi="Calibri" w:cs="Calibri"/>
-          <w:color w:val="000000"/>
-          <w:lang w:eastAsia="pt-BR"/>
-        </w:rPr>
-        <w:t>‘</w:t>
-      </w:r>
-      <w:proofErr w:type="spellStart"/>
-      <w:r>
-        <w:rPr>
-          <w:rFonts w:ascii="Calibri" w:eastAsia="Times New Roman" w:hAnsi="Calibri" w:cs="Calibri"/>
-          <w:color w:val="000000"/>
-          <w:lang w:eastAsia="pt-BR"/>
-        </w:rPr>
-        <w:t>Ola</w:t>
-      </w:r>
-      <w:proofErr w:type="spellEnd"/>
-      <w:r>
-        <w:rPr>
-          <w:rFonts w:ascii="Calibri" w:eastAsia="Times New Roman" w:hAnsi="Calibri" w:cs="Calibri"/>
-          <w:color w:val="000000"/>
-          <w:lang w:eastAsia="pt-BR"/>
-        </w:rPr>
-        <w:t xml:space="preserve"> Mundo!)</w:t>
+      <w:r>
+        <w:rPr>
+          <w:rFonts w:ascii="Calibri" w:eastAsia="Times New Roman" w:hAnsi="Calibri" w:cs="Calibri"/>
+          <w:color w:val="000000"/>
+          <w:lang w:eastAsia="pt-BR"/>
+        </w:rPr>
+        <w:t>ex: Print(‘Ola Mundo!)</w:t>
       </w:r>
     </w:p>
     <w:p>
@@ -168,392 +122,146 @@
           <w:lang w:eastAsia="pt-BR"/>
         </w:rPr>
       </w:pPr>
-      <w:proofErr w:type="spellStart"/>
-      <w:r>
-        <w:rPr>
-          <w:rFonts w:ascii="Calibri" w:eastAsia="Times New Roman" w:hAnsi="Calibri" w:cs="Calibri"/>
-          <w:color w:val="000000"/>
-          <w:lang w:eastAsia="pt-BR"/>
-        </w:rPr>
-        <w:t>ex</w:t>
-      </w:r>
-      <w:proofErr w:type="spellEnd"/>
-      <w:r>
-        <w:rPr>
-          <w:rFonts w:ascii="Calibri" w:eastAsia="Times New Roman" w:hAnsi="Calibri" w:cs="Calibri"/>
-          <w:color w:val="000000"/>
-          <w:lang w:eastAsia="pt-BR"/>
-        </w:rPr>
-        <w:t>: a = 1</w:t>
-      </w:r>
-    </w:p>
-    <w:p>
-      <w:pPr>
-        <w:spacing w:line="240" w:lineRule="auto"/>
-        <w:rPr>
-          <w:rFonts w:ascii="Times New Roman" w:eastAsia="Times New Roman" w:hAnsi="Times New Roman" w:cs="Times New Roman"/>
-          <w:sz w:val="24"/>
-          <w:szCs w:val="24"/>
-          <w:lang w:eastAsia="pt-BR"/>
-        </w:rPr>
-      </w:pPr>
-      <w:r>
-        <w:rPr>
-          <w:rFonts w:ascii="Calibri" w:eastAsia="Times New Roman" w:hAnsi="Calibri" w:cs="Calibri"/>
-          <w:color w:val="000000"/>
-          <w:lang w:eastAsia="pt-BR"/>
-        </w:rPr>
-        <w:t xml:space="preserve">Input: serve para receber algo do usuário, </w:t>
-      </w:r>
-      <w:proofErr w:type="spellStart"/>
-      <w:r>
-        <w:rPr>
-          <w:rFonts w:ascii="Calibri" w:eastAsia="Times New Roman" w:hAnsi="Calibri" w:cs="Calibri"/>
-          <w:color w:val="000000"/>
-          <w:lang w:eastAsia="pt-BR"/>
-        </w:rPr>
-        <w:t>voce</w:t>
-      </w:r>
-      <w:proofErr w:type="spellEnd"/>
-      <w:r>
-        <w:rPr>
-          <w:rFonts w:ascii="Calibri" w:eastAsia="Times New Roman" w:hAnsi="Calibri" w:cs="Calibri"/>
-          <w:color w:val="000000"/>
-          <w:lang w:eastAsia="pt-BR"/>
-        </w:rPr>
-        <w:t xml:space="preserve"> precisa colocar o tipo que </w:t>
-      </w:r>
-      <w:proofErr w:type="spellStart"/>
-      <w:proofErr w:type="gramStart"/>
-      <w:r>
-        <w:rPr>
-          <w:rFonts w:ascii="Calibri" w:eastAsia="Times New Roman" w:hAnsi="Calibri" w:cs="Calibri"/>
-          <w:color w:val="000000"/>
-          <w:lang w:eastAsia="pt-BR"/>
-        </w:rPr>
-        <w:t>ira</w:t>
-      </w:r>
-      <w:proofErr w:type="spellEnd"/>
-      <w:proofErr w:type="gramEnd"/>
-      <w:r>
-        <w:rPr>
-          <w:rFonts w:ascii="Calibri" w:eastAsia="Times New Roman" w:hAnsi="Calibri" w:cs="Calibri"/>
-          <w:color w:val="000000"/>
-          <w:lang w:eastAsia="pt-BR"/>
-        </w:rPr>
-        <w:t xml:space="preserve"> receber do usuário:</w:t>
-      </w:r>
-    </w:p>
-    <w:p>
-      <w:pPr>
-        <w:spacing w:line="240" w:lineRule="auto"/>
-        <w:rPr>
-          <w:rFonts w:ascii="Times New Roman" w:eastAsia="Times New Roman" w:hAnsi="Times New Roman" w:cs="Times New Roman"/>
-          <w:sz w:val="24"/>
-          <w:szCs w:val="24"/>
-          <w:lang w:eastAsia="pt-BR"/>
-        </w:rPr>
-      </w:pPr>
-      <w:proofErr w:type="spellStart"/>
-      <w:r>
-        <w:rPr>
-          <w:rFonts w:ascii="Calibri" w:eastAsia="Times New Roman" w:hAnsi="Calibri" w:cs="Calibri"/>
-          <w:color w:val="000000"/>
-          <w:lang w:eastAsia="pt-BR"/>
-        </w:rPr>
-        <w:t>ex</w:t>
-      </w:r>
-      <w:proofErr w:type="spellEnd"/>
-      <w:r>
-        <w:rPr>
-          <w:rFonts w:ascii="Calibri" w:eastAsia="Times New Roman" w:hAnsi="Calibri" w:cs="Calibri"/>
-          <w:color w:val="000000"/>
-          <w:lang w:eastAsia="pt-BR"/>
-        </w:rPr>
-        <w:t xml:space="preserve">: n1 = </w:t>
-      </w:r>
-      <w:proofErr w:type="spellStart"/>
-      <w:proofErr w:type="gramStart"/>
-      <w:r>
-        <w:rPr>
-          <w:rFonts w:ascii="Calibri" w:eastAsia="Times New Roman" w:hAnsi="Calibri" w:cs="Calibri"/>
-          <w:color w:val="000000"/>
-          <w:lang w:eastAsia="pt-BR"/>
-        </w:rPr>
-        <w:t>int</w:t>
-      </w:r>
-      <w:proofErr w:type="spellEnd"/>
-      <w:r>
-        <w:rPr>
-          <w:rFonts w:ascii="Calibri" w:eastAsia="Times New Roman" w:hAnsi="Calibri" w:cs="Calibri"/>
-          <w:color w:val="000000"/>
-          <w:lang w:eastAsia="pt-BR"/>
-        </w:rPr>
-        <w:t>(input(</w:t>
-      </w:r>
-      <w:proofErr w:type="gramEnd"/>
-      <w:r>
-        <w:rPr>
-          <w:rFonts w:ascii="Calibri" w:eastAsia="Times New Roman" w:hAnsi="Calibri" w:cs="Calibri"/>
-          <w:color w:val="000000"/>
-          <w:lang w:eastAsia="pt-BR"/>
-        </w:rPr>
-        <w:t>‘Digite um número’) </w:t>
-      </w:r>
-    </w:p>
-    <w:p>
-      <w:pPr>
-        <w:spacing w:line="240" w:lineRule="auto"/>
-        <w:rPr>
-          <w:rFonts w:ascii="Times New Roman" w:eastAsia="Times New Roman" w:hAnsi="Times New Roman" w:cs="Times New Roman"/>
-          <w:sz w:val="24"/>
-          <w:szCs w:val="24"/>
-          <w:lang w:eastAsia="pt-BR"/>
-        </w:rPr>
-      </w:pPr>
-      <w:r>
-        <w:rPr>
-          <w:rFonts w:ascii="Calibri" w:eastAsia="Times New Roman" w:hAnsi="Calibri" w:cs="Calibri"/>
-          <w:color w:val="000000"/>
-          <w:lang w:eastAsia="pt-BR"/>
-        </w:rPr>
-        <w:t xml:space="preserve">Pode se criar </w:t>
-      </w:r>
-      <w:proofErr w:type="spellStart"/>
-      <w:r>
-        <w:rPr>
-          <w:rFonts w:ascii="Calibri" w:eastAsia="Times New Roman" w:hAnsi="Calibri" w:cs="Calibri"/>
-          <w:color w:val="000000"/>
-          <w:lang w:eastAsia="pt-BR"/>
-        </w:rPr>
-        <w:t>scrips</w:t>
-      </w:r>
-      <w:proofErr w:type="spellEnd"/>
-      <w:r>
-        <w:rPr>
-          <w:rFonts w:ascii="Calibri" w:eastAsia="Times New Roman" w:hAnsi="Calibri" w:cs="Calibri"/>
-          <w:color w:val="000000"/>
-          <w:lang w:eastAsia="pt-BR"/>
-        </w:rPr>
-        <w:t xml:space="preserve"> para deixar uma programação </w:t>
-      </w:r>
-      <w:proofErr w:type="spellStart"/>
-      <w:proofErr w:type="gramStart"/>
-      <w:r>
-        <w:rPr>
-          <w:rFonts w:ascii="Calibri" w:eastAsia="Times New Roman" w:hAnsi="Calibri" w:cs="Calibri"/>
-          <w:color w:val="000000"/>
-          <w:lang w:eastAsia="pt-BR"/>
-        </w:rPr>
-        <w:t>pré</w:t>
-      </w:r>
-      <w:proofErr w:type="spellEnd"/>
-      <w:r>
-        <w:rPr>
-          <w:rFonts w:ascii="Calibri" w:eastAsia="Times New Roman" w:hAnsi="Calibri" w:cs="Calibri"/>
-          <w:color w:val="000000"/>
-          <w:lang w:eastAsia="pt-BR"/>
-        </w:rPr>
-        <w:t xml:space="preserve"> definida</w:t>
-      </w:r>
-      <w:proofErr w:type="gramEnd"/>
-    </w:p>
-    <w:p>
-      <w:pPr>
-        <w:spacing w:line="240" w:lineRule="auto"/>
-        <w:rPr>
-          <w:rFonts w:ascii="Times New Roman" w:eastAsia="Times New Roman" w:hAnsi="Times New Roman" w:cs="Times New Roman"/>
-          <w:sz w:val="24"/>
-          <w:szCs w:val="24"/>
-          <w:lang w:eastAsia="pt-BR"/>
-        </w:rPr>
-      </w:pPr>
-      <w:r>
-        <w:rPr>
-          <w:rFonts w:ascii="Calibri" w:eastAsia="Times New Roman" w:hAnsi="Calibri" w:cs="Calibri"/>
-          <w:color w:val="000000"/>
-          <w:lang w:eastAsia="pt-BR"/>
-        </w:rPr>
-        <w:t xml:space="preserve">Para descobrir o tipo de caractere pasta usar o </w:t>
-      </w:r>
-      <w:proofErr w:type="spellStart"/>
-      <w:r>
-        <w:rPr>
-          <w:rFonts w:ascii="Calibri" w:eastAsia="Times New Roman" w:hAnsi="Calibri" w:cs="Calibri"/>
-          <w:color w:val="000000"/>
-          <w:lang w:eastAsia="pt-BR"/>
-        </w:rPr>
-        <w:t>Type</w:t>
-      </w:r>
-      <w:proofErr w:type="spellEnd"/>
-    </w:p>
-    <w:p>
-      <w:pPr>
-        <w:spacing w:line="240" w:lineRule="auto"/>
-        <w:rPr>
-          <w:rFonts w:ascii="Times New Roman" w:eastAsia="Times New Roman" w:hAnsi="Times New Roman" w:cs="Times New Roman"/>
-          <w:sz w:val="24"/>
-          <w:szCs w:val="24"/>
-          <w:lang w:eastAsia="pt-BR"/>
-        </w:rPr>
-      </w:pPr>
-      <w:proofErr w:type="spellStart"/>
-      <w:r>
-        <w:rPr>
-          <w:rFonts w:ascii="Calibri" w:eastAsia="Times New Roman" w:hAnsi="Calibri" w:cs="Calibri"/>
-          <w:color w:val="000000"/>
-          <w:lang w:eastAsia="pt-BR"/>
-        </w:rPr>
-        <w:t>ex</w:t>
-      </w:r>
-      <w:proofErr w:type="spellEnd"/>
-      <w:r>
-        <w:rPr>
-          <w:rFonts w:ascii="Calibri" w:eastAsia="Times New Roman" w:hAnsi="Calibri" w:cs="Calibri"/>
-          <w:color w:val="000000"/>
-          <w:lang w:eastAsia="pt-BR"/>
-        </w:rPr>
-        <w:t xml:space="preserve">: </w:t>
-      </w:r>
-      <w:proofErr w:type="spellStart"/>
-      <w:r>
-        <w:rPr>
-          <w:rFonts w:ascii="Calibri" w:eastAsia="Times New Roman" w:hAnsi="Calibri" w:cs="Calibri"/>
-          <w:color w:val="000000"/>
-          <w:lang w:eastAsia="pt-BR"/>
-        </w:rPr>
-        <w:t>type</w:t>
-      </w:r>
-      <w:proofErr w:type="spellEnd"/>
-      <w:r>
-        <w:rPr>
-          <w:rFonts w:ascii="Calibri" w:eastAsia="Times New Roman" w:hAnsi="Calibri" w:cs="Calibri"/>
-          <w:color w:val="000000"/>
-          <w:lang w:eastAsia="pt-BR"/>
-        </w:rPr>
-        <w:t>(</w:t>
-      </w:r>
-      <w:proofErr w:type="spellStart"/>
-      <w:proofErr w:type="gramStart"/>
-      <w:r>
-        <w:rPr>
-          <w:rFonts w:ascii="Calibri" w:eastAsia="Times New Roman" w:hAnsi="Calibri" w:cs="Calibri"/>
-          <w:color w:val="000000"/>
-          <w:lang w:eastAsia="pt-BR"/>
-        </w:rPr>
-        <w:t>n.isalnum</w:t>
-      </w:r>
-      <w:proofErr w:type="spellEnd"/>
-      <w:proofErr w:type="gramEnd"/>
-      <w:r>
-        <w:rPr>
-          <w:rFonts w:ascii="Calibri" w:eastAsia="Times New Roman" w:hAnsi="Calibri" w:cs="Calibri"/>
-          <w:color w:val="000000"/>
-          <w:lang w:eastAsia="pt-BR"/>
-        </w:rPr>
-        <w:t>())</w:t>
-      </w:r>
-    </w:p>
-    <w:p>
-      <w:pPr>
-        <w:spacing w:line="240" w:lineRule="auto"/>
-        <w:rPr>
-          <w:rFonts w:ascii="Times New Roman" w:eastAsia="Times New Roman" w:hAnsi="Times New Roman" w:cs="Times New Roman"/>
-          <w:sz w:val="24"/>
-          <w:szCs w:val="24"/>
-          <w:lang w:eastAsia="pt-BR"/>
-        </w:rPr>
-      </w:pPr>
-      <w:r>
-        <w:rPr>
-          <w:rFonts w:ascii="Calibri" w:eastAsia="Times New Roman" w:hAnsi="Calibri" w:cs="Calibri"/>
-          <w:color w:val="000000"/>
-          <w:lang w:eastAsia="pt-BR"/>
-        </w:rPr>
-        <w:t xml:space="preserve">O </w:t>
-      </w:r>
-      <w:proofErr w:type="spellStart"/>
-      <w:proofErr w:type="gramStart"/>
-      <w:r>
-        <w:rPr>
-          <w:rFonts w:ascii="Calibri" w:eastAsia="Times New Roman" w:hAnsi="Calibri" w:cs="Calibri"/>
-          <w:color w:val="000000"/>
-          <w:lang w:eastAsia="pt-BR"/>
-        </w:rPr>
-        <w:t>isalnum</w:t>
-      </w:r>
-      <w:proofErr w:type="spellEnd"/>
-      <w:r>
-        <w:rPr>
-          <w:rFonts w:ascii="Calibri" w:eastAsia="Times New Roman" w:hAnsi="Calibri" w:cs="Calibri"/>
-          <w:color w:val="000000"/>
-          <w:lang w:eastAsia="pt-BR"/>
-        </w:rPr>
-        <w:t>(</w:t>
-      </w:r>
-      <w:proofErr w:type="gramEnd"/>
-      <w:r>
-        <w:rPr>
-          <w:rFonts w:ascii="Calibri" w:eastAsia="Times New Roman" w:hAnsi="Calibri" w:cs="Calibri"/>
-          <w:color w:val="000000"/>
-          <w:lang w:eastAsia="pt-BR"/>
-        </w:rPr>
-        <w:t xml:space="preserve">)método retornará </w:t>
-      </w:r>
-      <w:proofErr w:type="spellStart"/>
-      <w:r>
-        <w:rPr>
-          <w:rFonts w:ascii="Calibri" w:eastAsia="Times New Roman" w:hAnsi="Calibri" w:cs="Calibri"/>
-          <w:color w:val="000000"/>
-          <w:lang w:eastAsia="pt-BR"/>
-        </w:rPr>
-        <w:t>True</w:t>
-      </w:r>
-      <w:proofErr w:type="spellEnd"/>
-      <w:r>
-        <w:rPr>
-          <w:rFonts w:ascii="Calibri" w:eastAsia="Times New Roman" w:hAnsi="Calibri" w:cs="Calibri"/>
-          <w:color w:val="000000"/>
-          <w:lang w:eastAsia="pt-BR"/>
-        </w:rPr>
-        <w:t xml:space="preserve"> se todos os caracteres forem alfanuméricos, ou seja, letra do alfabeto (az) e números (0-9).</w:t>
-      </w:r>
-    </w:p>
-    <w:p>
-      <w:pPr>
-        <w:spacing w:line="240" w:lineRule="auto"/>
-        <w:rPr>
-          <w:rFonts w:ascii="Times New Roman" w:eastAsia="Times New Roman" w:hAnsi="Times New Roman" w:cs="Times New Roman"/>
-          <w:sz w:val="24"/>
-          <w:szCs w:val="24"/>
-          <w:lang w:eastAsia="pt-BR"/>
-        </w:rPr>
-      </w:pPr>
-      <w:r>
-        <w:rPr>
-          <w:rFonts w:ascii="Calibri" w:eastAsia="Times New Roman" w:hAnsi="Calibri" w:cs="Calibri"/>
-          <w:color w:val="000000"/>
-          <w:lang w:eastAsia="pt-BR"/>
-        </w:rPr>
-        <w:t>Exemplo de caracteres que não são alfanuméricos: (espaço</w:t>
-      </w:r>
-      <w:proofErr w:type="gramStart"/>
-      <w:r>
-        <w:rPr>
-          <w:rFonts w:ascii="Calibri" w:eastAsia="Times New Roman" w:hAnsi="Calibri" w:cs="Calibri"/>
-          <w:color w:val="000000"/>
-          <w:lang w:eastAsia="pt-BR"/>
-        </w:rPr>
-        <w:t>)!#</w:t>
-      </w:r>
-      <w:proofErr w:type="gramEnd"/>
-      <w:r>
-        <w:rPr>
-          <w:rFonts w:ascii="Calibri" w:eastAsia="Times New Roman" w:hAnsi="Calibri" w:cs="Calibri"/>
-          <w:color w:val="000000"/>
-          <w:lang w:eastAsia="pt-BR"/>
-        </w:rPr>
-        <w:t>%&amp;? etc.</w:t>
+      <w:r>
+        <w:rPr>
+          <w:rFonts w:ascii="Calibri" w:eastAsia="Times New Roman" w:hAnsi="Calibri" w:cs="Calibri"/>
+          <w:color w:val="000000"/>
+          <w:lang w:eastAsia="pt-BR"/>
+        </w:rPr>
+        <w:t>ex: a = 1</w:t>
+      </w:r>
+    </w:p>
+    <w:p>
+      <w:pPr>
+        <w:spacing w:line="240" w:lineRule="auto"/>
+        <w:rPr>
+          <w:rFonts w:ascii="Times New Roman" w:eastAsia="Times New Roman" w:hAnsi="Times New Roman" w:cs="Times New Roman"/>
+          <w:sz w:val="24"/>
+          <w:szCs w:val="24"/>
+          <w:lang w:eastAsia="pt-BR"/>
+        </w:rPr>
+      </w:pPr>
+      <w:r>
+        <w:rPr>
+          <w:rFonts w:ascii="Calibri" w:eastAsia="Times New Roman" w:hAnsi="Calibri" w:cs="Calibri"/>
+          <w:color w:val="000000"/>
+          <w:lang w:eastAsia="pt-BR"/>
+        </w:rPr>
+        <w:t>Input: serve para receber algo do usuário, voce precisa colocar o tipo que ira receber do usuário:</w:t>
+      </w:r>
+    </w:p>
+    <w:p>
+      <w:pPr>
+        <w:spacing w:line="240" w:lineRule="auto"/>
+        <w:rPr>
+          <w:rFonts w:ascii="Times New Roman" w:eastAsia="Times New Roman" w:hAnsi="Times New Roman" w:cs="Times New Roman"/>
+          <w:sz w:val="24"/>
+          <w:szCs w:val="24"/>
+          <w:lang w:eastAsia="pt-BR"/>
+        </w:rPr>
+      </w:pPr>
+      <w:r>
+        <w:rPr>
+          <w:rFonts w:ascii="Calibri" w:eastAsia="Times New Roman" w:hAnsi="Calibri" w:cs="Calibri"/>
+          <w:color w:val="000000"/>
+          <w:lang w:eastAsia="pt-BR"/>
+        </w:rPr>
+        <w:t>ex: n1 = int(input(‘Digite um número’) </w:t>
+      </w:r>
+    </w:p>
+    <w:p>
+      <w:pPr>
+        <w:spacing w:line="240" w:lineRule="auto"/>
+        <w:rPr>
+          <w:rFonts w:ascii="Times New Roman" w:eastAsia="Times New Roman" w:hAnsi="Times New Roman" w:cs="Times New Roman"/>
+          <w:sz w:val="24"/>
+          <w:szCs w:val="24"/>
+          <w:lang w:eastAsia="pt-BR"/>
+        </w:rPr>
+      </w:pPr>
+      <w:r>
+        <w:rPr>
+          <w:rFonts w:ascii="Calibri" w:eastAsia="Times New Roman" w:hAnsi="Calibri" w:cs="Calibri"/>
+          <w:color w:val="000000"/>
+          <w:lang w:eastAsia="pt-BR"/>
+        </w:rPr>
+        <w:t>Pode se criar scrips para deixar uma programação pré definida</w:t>
+      </w:r>
+    </w:p>
+    <w:p>
+      <w:pPr>
+        <w:spacing w:line="240" w:lineRule="auto"/>
+        <w:rPr>
+          <w:rFonts w:ascii="Times New Roman" w:eastAsia="Times New Roman" w:hAnsi="Times New Roman" w:cs="Times New Roman"/>
+          <w:sz w:val="24"/>
+          <w:szCs w:val="24"/>
+          <w:lang w:eastAsia="pt-BR"/>
+        </w:rPr>
+      </w:pPr>
+      <w:r>
+        <w:rPr>
+          <w:rFonts w:ascii="Calibri" w:eastAsia="Times New Roman" w:hAnsi="Calibri" w:cs="Calibri"/>
+          <w:color w:val="000000"/>
+          <w:lang w:eastAsia="pt-BR"/>
+        </w:rPr>
+        <w:t>Para descobrir o tipo de caractere pasta usar o Type</w:t>
+      </w:r>
+    </w:p>
+    <w:p>
+      <w:pPr>
+        <w:spacing w:line="240" w:lineRule="auto"/>
+        <w:rPr>
+          <w:rFonts w:ascii="Times New Roman" w:eastAsia="Times New Roman" w:hAnsi="Times New Roman" w:cs="Times New Roman"/>
+          <w:sz w:val="24"/>
+          <w:szCs w:val="24"/>
+          <w:lang w:eastAsia="pt-BR"/>
+        </w:rPr>
+      </w:pPr>
+      <w:r>
+        <w:rPr>
+          <w:rFonts w:ascii="Calibri" w:eastAsia="Times New Roman" w:hAnsi="Calibri" w:cs="Calibri"/>
+          <w:color w:val="000000"/>
+          <w:lang w:eastAsia="pt-BR"/>
+        </w:rPr>
+        <w:t>ex: type(n.isalnum())</w:t>
+      </w:r>
+    </w:p>
+    <w:p>
+      <w:pPr>
+        <w:spacing w:line="240" w:lineRule="auto"/>
+        <w:rPr>
+          <w:rFonts w:ascii="Times New Roman" w:eastAsia="Times New Roman" w:hAnsi="Times New Roman" w:cs="Times New Roman"/>
+          <w:sz w:val="24"/>
+          <w:szCs w:val="24"/>
+          <w:lang w:eastAsia="pt-BR"/>
+        </w:rPr>
+      </w:pPr>
+      <w:r>
+        <w:rPr>
+          <w:rFonts w:ascii="Calibri" w:eastAsia="Times New Roman" w:hAnsi="Calibri" w:cs="Calibri"/>
+          <w:color w:val="000000"/>
+          <w:lang w:eastAsia="pt-BR"/>
+        </w:rPr>
+        <w:t>O isalnum()método retornará True se todos os caracteres forem alfanuméricos, ou seja, letra do alfabeto (az) e números (0-9).</w:t>
+      </w:r>
+    </w:p>
+    <w:p>
+      <w:pPr>
+        <w:spacing w:line="240" w:lineRule="auto"/>
+        <w:rPr>
+          <w:rFonts w:ascii="Times New Roman" w:eastAsia="Times New Roman" w:hAnsi="Times New Roman" w:cs="Times New Roman"/>
+          <w:sz w:val="24"/>
+          <w:szCs w:val="24"/>
+          <w:lang w:eastAsia="pt-BR"/>
+        </w:rPr>
+      </w:pPr>
+      <w:r>
+        <w:rPr>
+          <w:rFonts w:ascii="Calibri" w:eastAsia="Times New Roman" w:hAnsi="Calibri" w:cs="Calibri"/>
+          <w:color w:val="000000"/>
+          <w:lang w:eastAsia="pt-BR"/>
+        </w:rPr>
+        <w:t>Exemplo de caracteres que não são alfanuméricos: (espaço)!#%&amp;? etc.</w:t>
       </w:r>
     </w:p>
     <w:p>
@@ -579,163 +287,43 @@
           <w:color w:val="000000"/>
           <w:lang w:eastAsia="pt-BR"/>
         </w:rPr>
-        <w:t xml:space="preserve">Print </w:t>
-      </w:r>
-      <w:proofErr w:type="spellStart"/>
-      <w:proofErr w:type="gramStart"/>
-      <w:r>
-        <w:rPr>
-          <w:rFonts w:ascii="Calibri" w:eastAsia="Times New Roman" w:hAnsi="Calibri" w:cs="Calibri"/>
-          <w:color w:val="000000"/>
-          <w:lang w:eastAsia="pt-BR"/>
-        </w:rPr>
-        <w:t>isalpha</w:t>
-      </w:r>
-      <w:proofErr w:type="spellEnd"/>
-      <w:r>
-        <w:rPr>
-          <w:rFonts w:ascii="Calibri" w:eastAsia="Times New Roman" w:hAnsi="Calibri" w:cs="Calibri"/>
-          <w:color w:val="000000"/>
-          <w:lang w:eastAsia="pt-BR"/>
-        </w:rPr>
-        <w:t>(</w:t>
-      </w:r>
-      <w:proofErr w:type="gramEnd"/>
-      <w:r>
-        <w:rPr>
-          <w:rFonts w:ascii="Calibri" w:eastAsia="Times New Roman" w:hAnsi="Calibri" w:cs="Calibri"/>
-          <w:color w:val="000000"/>
-          <w:lang w:eastAsia="pt-BR"/>
-        </w:rPr>
-        <w:t xml:space="preserve">) é </w:t>
-      </w:r>
-      <w:proofErr w:type="gramStart"/>
-      <w:r>
-        <w:rPr>
-          <w:rFonts w:ascii="Calibri" w:eastAsia="Times New Roman" w:hAnsi="Calibri" w:cs="Calibri"/>
-          <w:color w:val="000000"/>
-          <w:lang w:eastAsia="pt-BR"/>
-        </w:rPr>
-        <w:t>pra</w:t>
-      </w:r>
-      <w:proofErr w:type="gramEnd"/>
-      <w:r>
-        <w:rPr>
-          <w:rFonts w:ascii="Calibri" w:eastAsia="Times New Roman" w:hAnsi="Calibri" w:cs="Calibri"/>
-          <w:color w:val="000000"/>
-          <w:lang w:eastAsia="pt-BR"/>
-        </w:rPr>
-        <w:t xml:space="preserve"> saber se é </w:t>
-      </w:r>
-      <w:proofErr w:type="spellStart"/>
-      <w:r>
-        <w:rPr>
-          <w:rFonts w:ascii="Calibri" w:eastAsia="Times New Roman" w:hAnsi="Calibri" w:cs="Calibri"/>
-          <w:color w:val="000000"/>
-          <w:lang w:eastAsia="pt-BR"/>
-        </w:rPr>
-        <w:t>string</w:t>
-      </w:r>
-      <w:proofErr w:type="spellEnd"/>
-      <w:r>
-        <w:rPr>
-          <w:rFonts w:ascii="Calibri" w:eastAsia="Times New Roman" w:hAnsi="Calibri" w:cs="Calibri"/>
-          <w:color w:val="000000"/>
-          <w:lang w:eastAsia="pt-BR"/>
-        </w:rPr>
-        <w:t xml:space="preserve"> </w:t>
-      </w:r>
-    </w:p>
-    <w:p>
-      <w:pPr>
-        <w:spacing w:line="240" w:lineRule="auto"/>
-        <w:rPr>
-          <w:rFonts w:ascii="Calibri" w:eastAsia="Times New Roman" w:hAnsi="Calibri" w:cs="Calibri"/>
-          <w:color w:val="000000"/>
-          <w:lang w:eastAsia="pt-BR"/>
-        </w:rPr>
-      </w:pPr>
-      <w:r>
-        <w:rPr>
-          <w:rFonts w:ascii="Calibri" w:eastAsia="Times New Roman" w:hAnsi="Calibri" w:cs="Calibri"/>
-          <w:color w:val="000000"/>
-          <w:lang w:eastAsia="pt-BR"/>
-        </w:rPr>
-        <w:t>Print(</w:t>
-      </w:r>
-      <w:proofErr w:type="spellStart"/>
-      <w:proofErr w:type="gramStart"/>
-      <w:r>
-        <w:rPr>
-          <w:rFonts w:ascii="Calibri" w:eastAsia="Times New Roman" w:hAnsi="Calibri" w:cs="Calibri"/>
-          <w:color w:val="000000"/>
-          <w:lang w:eastAsia="pt-BR"/>
-        </w:rPr>
-        <w:t>n.isnumeric</w:t>
-      </w:r>
-      <w:proofErr w:type="spellEnd"/>
-      <w:proofErr w:type="gramEnd"/>
-      <w:r>
-        <w:rPr>
-          <w:rFonts w:ascii="Calibri" w:eastAsia="Times New Roman" w:hAnsi="Calibri" w:cs="Calibri"/>
-          <w:color w:val="000000"/>
-          <w:lang w:eastAsia="pt-BR"/>
-        </w:rPr>
-        <w:t xml:space="preserve">()) é </w:t>
-      </w:r>
-      <w:proofErr w:type="gramStart"/>
-      <w:r>
-        <w:rPr>
-          <w:rFonts w:ascii="Calibri" w:eastAsia="Times New Roman" w:hAnsi="Calibri" w:cs="Calibri"/>
-          <w:color w:val="000000"/>
-          <w:lang w:eastAsia="pt-BR"/>
-        </w:rPr>
-        <w:t>pra</w:t>
-      </w:r>
-      <w:proofErr w:type="gramEnd"/>
-      <w:r>
-        <w:rPr>
-          <w:rFonts w:ascii="Calibri" w:eastAsia="Times New Roman" w:hAnsi="Calibri" w:cs="Calibri"/>
-          <w:color w:val="000000"/>
-          <w:lang w:eastAsia="pt-BR"/>
-        </w:rPr>
-        <w:t xml:space="preserve"> saber se é número</w:t>
-      </w:r>
-    </w:p>
-    <w:p>
-      <w:pPr>
-        <w:spacing w:line="240" w:lineRule="auto"/>
-        <w:rPr>
-          <w:rFonts w:ascii="Calibri" w:eastAsia="Times New Roman" w:hAnsi="Calibri" w:cs="Calibri"/>
-          <w:color w:val="000000"/>
-          <w:lang w:eastAsia="pt-BR"/>
-        </w:rPr>
-      </w:pPr>
-      <w:r>
-        <w:rPr>
-          <w:rFonts w:ascii="Calibri" w:eastAsia="Times New Roman" w:hAnsi="Calibri" w:cs="Calibri"/>
-          <w:color w:val="000000"/>
-          <w:lang w:eastAsia="pt-BR"/>
-        </w:rPr>
-        <w:t xml:space="preserve">Eles retornam </w:t>
-      </w:r>
-      <w:proofErr w:type="spellStart"/>
-      <w:r>
-        <w:rPr>
-          <w:rFonts w:ascii="Calibri" w:eastAsia="Times New Roman" w:hAnsi="Calibri" w:cs="Calibri"/>
-          <w:color w:val="000000"/>
-          <w:lang w:eastAsia="pt-BR"/>
-        </w:rPr>
-        <w:t>true</w:t>
-      </w:r>
-      <w:proofErr w:type="spellEnd"/>
-      <w:r>
-        <w:rPr>
-          <w:rFonts w:ascii="Calibri" w:eastAsia="Times New Roman" w:hAnsi="Calibri" w:cs="Calibri"/>
-          <w:color w:val="000000"/>
-          <w:lang w:eastAsia="pt-BR"/>
-        </w:rPr>
-        <w:t xml:space="preserve"> ou false</w:t>
+        <w:t xml:space="preserve">Print isalpha() é pra saber se é string </w:t>
+      </w:r>
+    </w:p>
+    <w:p>
+      <w:pPr>
+        <w:spacing w:line="240" w:lineRule="auto"/>
+        <w:rPr>
+          <w:rFonts w:ascii="Calibri" w:eastAsia="Times New Roman" w:hAnsi="Calibri" w:cs="Calibri"/>
+          <w:color w:val="000000"/>
+          <w:lang w:eastAsia="pt-BR"/>
+        </w:rPr>
+      </w:pPr>
+      <w:r>
+        <w:rPr>
+          <w:rFonts w:ascii="Calibri" w:eastAsia="Times New Roman" w:hAnsi="Calibri" w:cs="Calibri"/>
+          <w:color w:val="000000"/>
+          <w:lang w:eastAsia="pt-BR"/>
+        </w:rPr>
+        <w:t>Print(n.isnumeric()) é pra saber se é número</w:t>
+      </w:r>
+    </w:p>
+    <w:p>
+      <w:pPr>
+        <w:spacing w:line="240" w:lineRule="auto"/>
+        <w:rPr>
+          <w:rFonts w:ascii="Calibri" w:eastAsia="Times New Roman" w:hAnsi="Calibri" w:cs="Calibri"/>
+          <w:color w:val="000000"/>
+          <w:lang w:eastAsia="pt-BR"/>
+        </w:rPr>
+      </w:pPr>
+      <w:r>
+        <w:rPr>
+          <w:rFonts w:ascii="Calibri" w:eastAsia="Times New Roman" w:hAnsi="Calibri" w:cs="Calibri"/>
+          <w:color w:val="000000"/>
+          <w:lang w:eastAsia="pt-BR"/>
+        </w:rPr>
+        <w:t>Eles retornam true ou false</w:t>
       </w:r>
     </w:p>
     <w:p>
@@ -786,179 +374,89 @@
           <w:lang w:eastAsia="pt-BR"/>
         </w:rPr>
       </w:pPr>
-      <w:proofErr w:type="spellStart"/>
-      <w:r>
-        <w:rPr>
-          <w:rFonts w:ascii="Calibri" w:eastAsia="Times New Roman" w:hAnsi="Calibri" w:cs="Calibri"/>
-          <w:color w:val="000000"/>
-          <w:lang w:eastAsia="pt-BR"/>
-        </w:rPr>
-        <w:t>Int:Número</w:t>
-      </w:r>
-      <w:proofErr w:type="spellEnd"/>
-      <w:r>
-        <w:rPr>
-          <w:rFonts w:ascii="Calibri" w:eastAsia="Times New Roman" w:hAnsi="Calibri" w:cs="Calibri"/>
-          <w:color w:val="000000"/>
-          <w:lang w:eastAsia="pt-BR"/>
-        </w:rPr>
-        <w:t xml:space="preserve"> inteiro</w:t>
-      </w:r>
-    </w:p>
-    <w:p>
-      <w:pPr>
-        <w:spacing w:line="240" w:lineRule="auto"/>
-        <w:rPr>
-          <w:rFonts w:ascii="Times New Roman" w:eastAsia="Times New Roman" w:hAnsi="Times New Roman" w:cs="Times New Roman"/>
-          <w:sz w:val="24"/>
-          <w:szCs w:val="24"/>
-          <w:lang w:eastAsia="pt-BR"/>
-        </w:rPr>
-      </w:pPr>
-      <w:proofErr w:type="spellStart"/>
-      <w:r>
-        <w:rPr>
-          <w:rFonts w:ascii="Calibri" w:eastAsia="Times New Roman" w:hAnsi="Calibri" w:cs="Calibri"/>
-          <w:color w:val="000000"/>
-          <w:lang w:eastAsia="pt-BR"/>
-        </w:rPr>
-        <w:t>Float:</w:t>
-      </w:r>
-      <w:proofErr w:type="gramStart"/>
-      <w:r>
-        <w:rPr>
-          <w:rFonts w:ascii="Calibri" w:eastAsia="Times New Roman" w:hAnsi="Calibri" w:cs="Calibri"/>
-          <w:color w:val="000000"/>
-          <w:lang w:eastAsia="pt-BR"/>
-        </w:rPr>
-        <w:t>numero</w:t>
-      </w:r>
-      <w:proofErr w:type="spellEnd"/>
-      <w:proofErr w:type="gramEnd"/>
-      <w:r>
-        <w:rPr>
-          <w:rFonts w:ascii="Calibri" w:eastAsia="Times New Roman" w:hAnsi="Calibri" w:cs="Calibri"/>
-          <w:color w:val="000000"/>
-          <w:lang w:eastAsia="pt-BR"/>
-        </w:rPr>
-        <w:t xml:space="preserve"> com virgula</w:t>
-      </w:r>
-    </w:p>
-    <w:p>
-      <w:pPr>
-        <w:spacing w:line="240" w:lineRule="auto"/>
-        <w:rPr>
-          <w:rFonts w:ascii="Times New Roman" w:eastAsia="Times New Roman" w:hAnsi="Times New Roman" w:cs="Times New Roman"/>
-          <w:sz w:val="24"/>
-          <w:szCs w:val="24"/>
-          <w:lang w:eastAsia="pt-BR"/>
-        </w:rPr>
-      </w:pPr>
-      <w:proofErr w:type="spellStart"/>
-      <w:r>
-        <w:rPr>
-          <w:rFonts w:ascii="Calibri" w:eastAsia="Times New Roman" w:hAnsi="Calibri" w:cs="Calibri"/>
-          <w:color w:val="000000"/>
-          <w:lang w:eastAsia="pt-BR"/>
-        </w:rPr>
-        <w:t>Bool</w:t>
-      </w:r>
-      <w:proofErr w:type="spellEnd"/>
-      <w:r>
-        <w:rPr>
-          <w:rFonts w:ascii="Calibri" w:eastAsia="Times New Roman" w:hAnsi="Calibri" w:cs="Calibri"/>
-          <w:color w:val="000000"/>
-          <w:lang w:eastAsia="pt-BR"/>
-        </w:rPr>
-        <w:t>: e valor verdadeiro e valor falso</w:t>
-      </w:r>
-    </w:p>
-    <w:p>
-      <w:pPr>
-        <w:spacing w:line="240" w:lineRule="auto"/>
-        <w:rPr>
-          <w:rFonts w:ascii="Times New Roman" w:eastAsia="Times New Roman" w:hAnsi="Times New Roman" w:cs="Times New Roman"/>
-          <w:sz w:val="24"/>
-          <w:szCs w:val="24"/>
-          <w:lang w:eastAsia="pt-BR"/>
-        </w:rPr>
-      </w:pPr>
-      <w:proofErr w:type="spellStart"/>
-      <w:r>
-        <w:rPr>
-          <w:rFonts w:ascii="Calibri" w:eastAsia="Times New Roman" w:hAnsi="Calibri" w:cs="Calibri"/>
-          <w:color w:val="000000"/>
-          <w:lang w:eastAsia="pt-BR"/>
-        </w:rPr>
-        <w:t>Str</w:t>
-      </w:r>
-      <w:proofErr w:type="spellEnd"/>
-      <w:r>
-        <w:rPr>
-          <w:rFonts w:ascii="Calibri" w:eastAsia="Times New Roman" w:hAnsi="Calibri" w:cs="Calibri"/>
-          <w:color w:val="000000"/>
-          <w:lang w:eastAsia="pt-BR"/>
-        </w:rPr>
-        <w:t>: Palavra</w:t>
-      </w:r>
-    </w:p>
-    <w:p>
-      <w:pPr>
-        <w:spacing w:line="240" w:lineRule="auto"/>
-        <w:rPr>
-          <w:rFonts w:ascii="Times New Roman" w:eastAsia="Times New Roman" w:hAnsi="Times New Roman" w:cs="Times New Roman"/>
-          <w:sz w:val="24"/>
-          <w:szCs w:val="24"/>
-          <w:lang w:eastAsia="pt-BR"/>
-        </w:rPr>
-      </w:pPr>
-      <w:proofErr w:type="gramStart"/>
-      <w:r>
-        <w:rPr>
-          <w:rFonts w:ascii="Calibri" w:eastAsia="Times New Roman" w:hAnsi="Calibri" w:cs="Calibri"/>
-          <w:color w:val="000000"/>
-          <w:lang w:eastAsia="pt-BR"/>
-        </w:rPr>
-        <w:t>.</w:t>
-      </w:r>
-      <w:proofErr w:type="spellStart"/>
-      <w:r>
-        <w:rPr>
-          <w:rFonts w:ascii="Calibri" w:eastAsia="Times New Roman" w:hAnsi="Calibri" w:cs="Calibri"/>
-          <w:color w:val="000000"/>
-          <w:lang w:eastAsia="pt-BR"/>
-        </w:rPr>
-        <w:t>format</w:t>
-      </w:r>
-      <w:proofErr w:type="spellEnd"/>
-      <w:proofErr w:type="gramEnd"/>
-      <w:r>
-        <w:rPr>
-          <w:rFonts w:ascii="Calibri" w:eastAsia="Times New Roman" w:hAnsi="Calibri" w:cs="Calibri"/>
-          <w:color w:val="000000"/>
-          <w:lang w:eastAsia="pt-BR"/>
-        </w:rPr>
-        <w:t xml:space="preserve"> para mostrar o que </w:t>
-      </w:r>
-      <w:proofErr w:type="spellStart"/>
-      <w:proofErr w:type="gramStart"/>
-      <w:r>
-        <w:rPr>
-          <w:rFonts w:ascii="Calibri" w:eastAsia="Times New Roman" w:hAnsi="Calibri" w:cs="Calibri"/>
-          <w:color w:val="000000"/>
-          <w:lang w:eastAsia="pt-BR"/>
-        </w:rPr>
-        <w:t>esta</w:t>
-      </w:r>
-      <w:proofErr w:type="spellEnd"/>
-      <w:proofErr w:type="gramEnd"/>
-      <w:r>
-        <w:rPr>
-          <w:rFonts w:ascii="Calibri" w:eastAsia="Times New Roman" w:hAnsi="Calibri" w:cs="Calibri"/>
-          <w:color w:val="000000"/>
-          <w:lang w:eastAsia="pt-BR"/>
-        </w:rPr>
-        <w:t xml:space="preserve"> entre chaves</w:t>
+      <w:r>
+        <w:rPr>
+          <w:rFonts w:ascii="Calibri" w:eastAsia="Times New Roman" w:hAnsi="Calibri" w:cs="Calibri"/>
+          <w:color w:val="000000"/>
+          <w:lang w:eastAsia="pt-BR"/>
+        </w:rPr>
+        <w:t>Int:Número inteiro</w:t>
+      </w:r>
+    </w:p>
+    <w:p>
+      <w:pPr>
+        <w:spacing w:line="240" w:lineRule="auto"/>
+        <w:rPr>
+          <w:rFonts w:ascii="Times New Roman" w:eastAsia="Times New Roman" w:hAnsi="Times New Roman" w:cs="Times New Roman"/>
+          <w:sz w:val="24"/>
+          <w:szCs w:val="24"/>
+          <w:lang w:eastAsia="pt-BR"/>
+        </w:rPr>
+      </w:pPr>
+      <w:r>
+        <w:rPr>
+          <w:rFonts w:ascii="Calibri" w:eastAsia="Times New Roman" w:hAnsi="Calibri" w:cs="Calibri"/>
+          <w:color w:val="000000"/>
+          <w:lang w:eastAsia="pt-BR"/>
+        </w:rPr>
+        <w:t>Float:numero com virgula</w:t>
+      </w:r>
+    </w:p>
+    <w:p>
+      <w:pPr>
+        <w:spacing w:line="240" w:lineRule="auto"/>
+        <w:rPr>
+          <w:rFonts w:ascii="Times New Roman" w:eastAsia="Times New Roman" w:hAnsi="Times New Roman" w:cs="Times New Roman"/>
+          <w:sz w:val="24"/>
+          <w:szCs w:val="24"/>
+          <w:lang w:eastAsia="pt-BR"/>
+        </w:rPr>
+      </w:pPr>
+      <w:r>
+        <w:rPr>
+          <w:rFonts w:ascii="Calibri" w:eastAsia="Times New Roman" w:hAnsi="Calibri" w:cs="Calibri"/>
+          <w:color w:val="000000"/>
+          <w:lang w:eastAsia="pt-BR"/>
+        </w:rPr>
+        <w:t>Bool: e valor verdadeiro e valor falso</w:t>
+      </w:r>
+    </w:p>
+    <w:p>
+      <w:pPr>
+        <w:spacing w:line="240" w:lineRule="auto"/>
+        <w:rPr>
+          <w:rFonts w:ascii="Times New Roman" w:eastAsia="Times New Roman" w:hAnsi="Times New Roman" w:cs="Times New Roman"/>
+          <w:sz w:val="24"/>
+          <w:szCs w:val="24"/>
+          <w:lang w:eastAsia="pt-BR"/>
+        </w:rPr>
+      </w:pPr>
+      <w:r>
+        <w:rPr>
+          <w:rFonts w:ascii="Calibri" w:eastAsia="Times New Roman" w:hAnsi="Calibri" w:cs="Calibri"/>
+          <w:color w:val="000000"/>
+          <w:lang w:eastAsia="pt-BR"/>
+        </w:rPr>
+        <w:t>Str: Palavra</w:t>
+      </w:r>
+    </w:p>
+    <w:p>
+      <w:pPr>
+        <w:spacing w:line="240" w:lineRule="auto"/>
+        <w:rPr>
+          <w:rFonts w:ascii="Times New Roman" w:eastAsia="Times New Roman" w:hAnsi="Times New Roman" w:cs="Times New Roman"/>
+          <w:sz w:val="24"/>
+          <w:szCs w:val="24"/>
+          <w:lang w:eastAsia="pt-BR"/>
+        </w:rPr>
+      </w:pPr>
+      <w:r>
+        <w:rPr>
+          <w:rFonts w:ascii="Calibri" w:eastAsia="Times New Roman" w:hAnsi="Calibri" w:cs="Calibri"/>
+          <w:color w:val="000000"/>
+          <w:lang w:eastAsia="pt-BR"/>
+        </w:rPr>
+        <w:t>.format para mostrar o que esta entre chaves</w:t>
       </w:r>
     </w:p>
     <w:p>
@@ -1073,27 +571,7 @@
           <w:lang w:eastAsia="pt-BR"/>
         </w:rPr>
         <w:lastRenderedPageBreak/>
-        <w:t xml:space="preserve">**(potência, elevado ao </w:t>
-      </w:r>
-      <w:proofErr w:type="spellStart"/>
-      <w:proofErr w:type="gramStart"/>
-      <w:r>
-        <w:rPr>
-          <w:rFonts w:ascii="Calibri" w:eastAsia="Times New Roman" w:hAnsi="Calibri" w:cs="Calibri"/>
-          <w:color w:val="000000"/>
-          <w:lang w:eastAsia="pt-BR"/>
-        </w:rPr>
-        <w:t>numero</w:t>
-      </w:r>
-      <w:proofErr w:type="spellEnd"/>
-      <w:proofErr w:type="gramEnd"/>
-      <w:r>
-        <w:rPr>
-          <w:rFonts w:ascii="Calibri" w:eastAsia="Times New Roman" w:hAnsi="Calibri" w:cs="Calibri"/>
-          <w:color w:val="000000"/>
-          <w:lang w:eastAsia="pt-BR"/>
-        </w:rPr>
-        <w:t>)</w:t>
+        <w:t>**(potência, elevado ao numero)</w:t>
       </w:r>
     </w:p>
     <w:p>
@@ -1188,18 +666,8 @@
           <w:color w:val="000000"/>
           <w:lang w:eastAsia="pt-BR"/>
         </w:rPr>
-        <w:t xml:space="preserve">1° </w:t>
-      </w:r>
-      <w:proofErr w:type="gramStart"/>
-      <w:r>
-        <w:rPr>
-          <w:rFonts w:ascii="Calibri" w:eastAsia="Times New Roman" w:hAnsi="Calibri" w:cs="Calibri"/>
-          <w:color w:val="000000"/>
-          <w:lang w:eastAsia="pt-BR"/>
-        </w:rPr>
-        <w:t>( )</w:t>
-      </w:r>
-      <w:proofErr w:type="gramEnd"/>
+        <w:t>1° ( )</w:t>
+      </w:r>
     </w:p>
     <w:p>
       <w:pPr>
@@ -1274,25 +742,7 @@
           <w:color w:val="000000"/>
           <w:lang w:eastAsia="pt-BR"/>
         </w:rPr>
-        <w:t xml:space="preserve">Para juntar ‘prints’ na mesma linha basta colocar </w:t>
-      </w:r>
-      <w:proofErr w:type="spellStart"/>
-      <w:r>
-        <w:rPr>
-          <w:rFonts w:ascii="Calibri" w:eastAsia="Times New Roman" w:hAnsi="Calibri" w:cs="Calibri"/>
-          <w:color w:val="000000"/>
-          <w:lang w:eastAsia="pt-BR"/>
-        </w:rPr>
-        <w:t>end</w:t>
-      </w:r>
-      <w:proofErr w:type="spellEnd"/>
-      <w:r>
-        <w:rPr>
-          <w:rFonts w:ascii="Calibri" w:eastAsia="Times New Roman" w:hAnsi="Calibri" w:cs="Calibri"/>
-          <w:color w:val="000000"/>
-          <w:lang w:eastAsia="pt-BR"/>
-        </w:rPr>
-        <w:t>=’’</w:t>
+        <w:t>Para juntar ‘prints’ na mesma linha basta colocar end=’’</w:t>
       </w:r>
     </w:p>
     <w:p>
@@ -1324,91 +774,51 @@
           <w:lang w:eastAsia="pt-BR"/>
         </w:rPr>
       </w:pPr>
-      <w:proofErr w:type="spellStart"/>
-      <w:r>
-        <w:rPr>
-          <w:rFonts w:ascii="Calibri" w:eastAsia="Times New Roman" w:hAnsi="Calibri" w:cs="Calibri"/>
-          <w:color w:val="000000"/>
-          <w:lang w:eastAsia="pt-BR"/>
-        </w:rPr>
-        <w:t>Import</w:t>
-      </w:r>
-      <w:proofErr w:type="spellEnd"/>
-      <w:r>
-        <w:rPr>
-          <w:rFonts w:ascii="Calibri" w:eastAsia="Times New Roman" w:hAnsi="Calibri" w:cs="Calibri"/>
-          <w:color w:val="000000"/>
-          <w:lang w:eastAsia="pt-BR"/>
-        </w:rPr>
-        <w:t>: E para importar bibliotecas para usar no código</w:t>
-      </w:r>
-    </w:p>
-    <w:p>
-      <w:pPr>
-        <w:spacing w:line="240" w:lineRule="auto"/>
-        <w:rPr>
-          <w:rFonts w:ascii="Times New Roman" w:eastAsia="Times New Roman" w:hAnsi="Times New Roman" w:cs="Times New Roman"/>
-          <w:sz w:val="24"/>
-          <w:szCs w:val="24"/>
-          <w:lang w:eastAsia="pt-BR"/>
-        </w:rPr>
-      </w:pPr>
-      <w:proofErr w:type="spellStart"/>
-      <w:r>
-        <w:rPr>
-          <w:rFonts w:ascii="Calibri" w:eastAsia="Times New Roman" w:hAnsi="Calibri" w:cs="Calibri"/>
-          <w:color w:val="000000"/>
-          <w:lang w:eastAsia="pt-BR"/>
-        </w:rPr>
-        <w:t>From</w:t>
-      </w:r>
-      <w:proofErr w:type="spellEnd"/>
-      <w:r>
-        <w:rPr>
-          <w:rFonts w:ascii="Calibri" w:eastAsia="Times New Roman" w:hAnsi="Calibri" w:cs="Calibri"/>
-          <w:color w:val="000000"/>
-          <w:lang w:eastAsia="pt-BR"/>
-        </w:rPr>
-        <w:t xml:space="preserve">: e para escolher uma importação em </w:t>
-      </w:r>
-      <w:proofErr w:type="gramStart"/>
-      <w:r>
-        <w:rPr>
-          <w:rFonts w:ascii="Calibri" w:eastAsia="Times New Roman" w:hAnsi="Calibri" w:cs="Calibri"/>
-          <w:color w:val="000000"/>
-          <w:lang w:eastAsia="pt-BR"/>
-        </w:rPr>
-        <w:t>especifico</w:t>
-      </w:r>
-      <w:proofErr w:type="gramEnd"/>
-    </w:p>
-    <w:p>
-      <w:pPr>
-        <w:spacing w:line="240" w:lineRule="auto"/>
-        <w:rPr>
-          <w:rFonts w:ascii="Times New Roman" w:eastAsia="Times New Roman" w:hAnsi="Times New Roman" w:cs="Times New Roman"/>
-          <w:sz w:val="24"/>
-          <w:szCs w:val="24"/>
-          <w:lang w:eastAsia="pt-BR"/>
-        </w:rPr>
-      </w:pPr>
-      <w:proofErr w:type="spellStart"/>
-      <w:r>
-        <w:rPr>
-          <w:rFonts w:ascii="Calibri" w:eastAsia="Times New Roman" w:hAnsi="Calibri" w:cs="Calibri"/>
-          <w:color w:val="000000"/>
-          <w:lang w:eastAsia="pt-BR"/>
-        </w:rPr>
-        <w:t>Math</w:t>
-      </w:r>
-      <w:proofErr w:type="spellEnd"/>
-      <w:r>
-        <w:rPr>
-          <w:rFonts w:ascii="Calibri" w:eastAsia="Times New Roman" w:hAnsi="Calibri" w:cs="Calibri"/>
-          <w:color w:val="000000"/>
-          <w:lang w:eastAsia="pt-BR"/>
-        </w:rPr>
-        <w:t>: e a biblioteca para usar matemática</w:t>
+      <w:r>
+        <w:rPr>
+          <w:rFonts w:ascii="Calibri" w:eastAsia="Times New Roman" w:hAnsi="Calibri" w:cs="Calibri"/>
+          <w:color w:val="000000"/>
+          <w:lang w:eastAsia="pt-BR"/>
+        </w:rPr>
+        <w:t>Import: E para importar bibliotecas para usar no código</w:t>
+      </w:r>
+    </w:p>
+    <w:p>
+      <w:pPr>
+        <w:spacing w:line="240" w:lineRule="auto"/>
+        <w:rPr>
+          <w:rFonts w:ascii="Times New Roman" w:eastAsia="Times New Roman" w:hAnsi="Times New Roman" w:cs="Times New Roman"/>
+          <w:sz w:val="24"/>
+          <w:szCs w:val="24"/>
+          <w:lang w:eastAsia="pt-BR"/>
+        </w:rPr>
+      </w:pPr>
+      <w:r>
+        <w:rPr>
+          <w:rFonts w:ascii="Calibri" w:eastAsia="Times New Roman" w:hAnsi="Calibri" w:cs="Calibri"/>
+          <w:color w:val="000000"/>
+          <w:lang w:eastAsia="pt-BR"/>
+        </w:rPr>
+        <w:t>From: e para escolher uma importação em especifico</w:t>
+      </w:r>
+    </w:p>
+    <w:p>
+      <w:pPr>
+        <w:spacing w:line="240" w:lineRule="auto"/>
+        <w:rPr>
+          <w:rFonts w:ascii="Times New Roman" w:eastAsia="Times New Roman" w:hAnsi="Times New Roman" w:cs="Times New Roman"/>
+          <w:sz w:val="24"/>
+          <w:szCs w:val="24"/>
+          <w:lang w:eastAsia="pt-BR"/>
+        </w:rPr>
+      </w:pPr>
+      <w:r>
+        <w:rPr>
+          <w:rFonts w:ascii="Calibri" w:eastAsia="Times New Roman" w:hAnsi="Calibri" w:cs="Calibri"/>
+          <w:color w:val="000000"/>
+          <w:lang w:eastAsia="pt-BR"/>
+        </w:rPr>
+        <w:t>Math: e a biblioteca para usar matemática</w:t>
       </w:r>
     </w:p>
     <w:p>
@@ -1431,7 +841,6 @@
         </w:rPr>
         <w:t xml:space="preserve">Funcionalidades da biblioteca </w:t>
       </w:r>
-      <w:proofErr w:type="spellStart"/>
       <w:r>
         <w:rPr>
           <w:rFonts w:ascii="Calibri" w:eastAsia="Times New Roman" w:hAnsi="Calibri" w:cs="Calibri"/>
@@ -1444,7 +853,6 @@
         </w:rPr>
         <w:t>math</w:t>
       </w:r>
-      <w:proofErr w:type="spellEnd"/>
       <w:r>
         <w:rPr>
           <w:rFonts w:ascii="Calibri" w:eastAsia="Times New Roman" w:hAnsi="Calibri" w:cs="Calibri"/>
@@ -1466,284 +874,146 @@
           <w:lang w:eastAsia="pt-BR"/>
         </w:rPr>
       </w:pPr>
-      <w:proofErr w:type="spellStart"/>
-      <w:proofErr w:type="gramStart"/>
-      <w:r>
-        <w:rPr>
-          <w:rFonts w:ascii="Calibri" w:eastAsia="Times New Roman" w:hAnsi="Calibri" w:cs="Calibri"/>
-          <w:color w:val="000000"/>
-          <w:lang w:eastAsia="pt-BR"/>
-        </w:rPr>
-        <w:t>Ceil</w:t>
-      </w:r>
-      <w:proofErr w:type="spellEnd"/>
-      <w:r>
-        <w:rPr>
-          <w:rFonts w:ascii="Calibri" w:eastAsia="Times New Roman" w:hAnsi="Calibri" w:cs="Calibri"/>
-          <w:color w:val="000000"/>
-          <w:lang w:eastAsia="pt-BR"/>
-        </w:rPr>
-        <w:t xml:space="preserve"> :</w:t>
-      </w:r>
-      <w:proofErr w:type="gramEnd"/>
-      <w:r>
-        <w:rPr>
-          <w:rFonts w:ascii="Calibri" w:eastAsia="Times New Roman" w:hAnsi="Calibri" w:cs="Calibri"/>
-          <w:color w:val="000000"/>
-          <w:lang w:eastAsia="pt-BR"/>
-        </w:rPr>
-        <w:t xml:space="preserve"> faz arredondamento para cima</w:t>
-      </w:r>
-    </w:p>
-    <w:p>
-      <w:pPr>
-        <w:spacing w:line="240" w:lineRule="auto"/>
-        <w:rPr>
-          <w:rFonts w:ascii="Times New Roman" w:eastAsia="Times New Roman" w:hAnsi="Times New Roman" w:cs="Times New Roman"/>
-          <w:sz w:val="24"/>
-          <w:szCs w:val="24"/>
-          <w:lang w:eastAsia="pt-BR"/>
-        </w:rPr>
-      </w:pPr>
-      <w:proofErr w:type="spellStart"/>
-      <w:r>
-        <w:rPr>
-          <w:rFonts w:ascii="Calibri" w:eastAsia="Times New Roman" w:hAnsi="Calibri" w:cs="Calibri"/>
-          <w:color w:val="000000"/>
-          <w:lang w:eastAsia="pt-BR"/>
-        </w:rPr>
-        <w:t>Floor</w:t>
-      </w:r>
-      <w:proofErr w:type="spellEnd"/>
-      <w:r>
-        <w:rPr>
-          <w:rFonts w:ascii="Calibri" w:eastAsia="Times New Roman" w:hAnsi="Calibri" w:cs="Calibri"/>
-          <w:color w:val="000000"/>
-          <w:lang w:eastAsia="pt-BR"/>
-        </w:rPr>
-        <w:t>: faz arredondamento para baixo</w:t>
-      </w:r>
-    </w:p>
-    <w:p>
-      <w:pPr>
-        <w:spacing w:line="240" w:lineRule="auto"/>
-        <w:rPr>
-          <w:rFonts w:ascii="Times New Roman" w:eastAsia="Times New Roman" w:hAnsi="Times New Roman" w:cs="Times New Roman"/>
-          <w:sz w:val="24"/>
-          <w:szCs w:val="24"/>
-          <w:lang w:eastAsia="pt-BR"/>
-        </w:rPr>
-      </w:pPr>
-      <w:proofErr w:type="spellStart"/>
-      <w:r>
-        <w:rPr>
-          <w:rFonts w:ascii="Calibri" w:eastAsia="Times New Roman" w:hAnsi="Calibri" w:cs="Calibri"/>
-          <w:color w:val="000000"/>
-          <w:lang w:eastAsia="pt-BR"/>
-        </w:rPr>
-        <w:t>Trunc</w:t>
-      </w:r>
-      <w:proofErr w:type="spellEnd"/>
-      <w:r>
-        <w:rPr>
-          <w:rFonts w:ascii="Calibri" w:eastAsia="Times New Roman" w:hAnsi="Calibri" w:cs="Calibri"/>
-          <w:color w:val="000000"/>
-          <w:lang w:eastAsia="pt-BR"/>
-        </w:rPr>
-        <w:t>: ele elimina o que vem depois da virgula</w:t>
-      </w:r>
-    </w:p>
-    <w:p>
-      <w:pPr>
-        <w:spacing w:line="240" w:lineRule="auto"/>
-        <w:rPr>
-          <w:rFonts w:ascii="Times New Roman" w:eastAsia="Times New Roman" w:hAnsi="Times New Roman" w:cs="Times New Roman"/>
-          <w:sz w:val="24"/>
-          <w:szCs w:val="24"/>
-          <w:lang w:eastAsia="pt-BR"/>
-        </w:rPr>
-      </w:pPr>
-      <w:proofErr w:type="spellStart"/>
-      <w:r>
-        <w:rPr>
-          <w:rFonts w:ascii="Calibri" w:eastAsia="Times New Roman" w:hAnsi="Calibri" w:cs="Calibri"/>
-          <w:color w:val="000000"/>
-          <w:lang w:eastAsia="pt-BR"/>
-        </w:rPr>
-        <w:t>Pow</w:t>
-      </w:r>
-      <w:proofErr w:type="spellEnd"/>
-      <w:r>
-        <w:rPr>
-          <w:rFonts w:ascii="Calibri" w:eastAsia="Times New Roman" w:hAnsi="Calibri" w:cs="Calibri"/>
-          <w:color w:val="000000"/>
-          <w:lang w:eastAsia="pt-BR"/>
-        </w:rPr>
-        <w:t xml:space="preserve">: </w:t>
-      </w:r>
-      <w:proofErr w:type="gramStart"/>
-      <w:r>
-        <w:rPr>
-          <w:rFonts w:ascii="Calibri" w:eastAsia="Times New Roman" w:hAnsi="Calibri" w:cs="Calibri"/>
-          <w:color w:val="000000"/>
-          <w:lang w:eastAsia="pt-BR"/>
-        </w:rPr>
-        <w:t>potencia</w:t>
-      </w:r>
-      <w:proofErr w:type="gramEnd"/>
-    </w:p>
-    <w:p>
-      <w:pPr>
-        <w:spacing w:line="240" w:lineRule="auto"/>
-        <w:rPr>
-          <w:rFonts w:ascii="Times New Roman" w:eastAsia="Times New Roman" w:hAnsi="Times New Roman" w:cs="Times New Roman"/>
-          <w:sz w:val="24"/>
-          <w:szCs w:val="24"/>
-          <w:lang w:eastAsia="pt-BR"/>
-        </w:rPr>
-      </w:pPr>
-      <w:proofErr w:type="spellStart"/>
-      <w:r>
-        <w:rPr>
-          <w:rFonts w:ascii="Calibri" w:eastAsia="Times New Roman" w:hAnsi="Calibri" w:cs="Calibri"/>
-          <w:color w:val="000000"/>
-          <w:lang w:eastAsia="pt-BR"/>
-        </w:rPr>
-        <w:t>Sqrt</w:t>
-      </w:r>
-      <w:proofErr w:type="spellEnd"/>
-      <w:r>
-        <w:rPr>
-          <w:rFonts w:ascii="Calibri" w:eastAsia="Times New Roman" w:hAnsi="Calibri" w:cs="Calibri"/>
-          <w:color w:val="000000"/>
-          <w:lang w:eastAsia="pt-BR"/>
-        </w:rPr>
-        <w:t>: para calcular a raiz quadrada</w:t>
-      </w:r>
-    </w:p>
-    <w:p>
-      <w:pPr>
-        <w:spacing w:line="240" w:lineRule="auto"/>
-        <w:rPr>
-          <w:rFonts w:ascii="Times New Roman" w:eastAsia="Times New Roman" w:hAnsi="Times New Roman" w:cs="Times New Roman"/>
-          <w:sz w:val="24"/>
-          <w:szCs w:val="24"/>
-          <w:lang w:eastAsia="pt-BR"/>
-        </w:rPr>
-      </w:pPr>
-      <w:proofErr w:type="spellStart"/>
-      <w:r>
-        <w:rPr>
-          <w:rFonts w:ascii="Calibri" w:eastAsia="Times New Roman" w:hAnsi="Calibri" w:cs="Calibri"/>
-          <w:color w:val="000000"/>
-          <w:lang w:eastAsia="pt-BR"/>
-        </w:rPr>
-        <w:t>Factorial</w:t>
-      </w:r>
-      <w:proofErr w:type="spellEnd"/>
-      <w:r>
-        <w:rPr>
-          <w:rFonts w:ascii="Calibri" w:eastAsia="Times New Roman" w:hAnsi="Calibri" w:cs="Calibri"/>
-          <w:color w:val="000000"/>
-          <w:lang w:eastAsia="pt-BR"/>
-        </w:rPr>
-        <w:t>: para calcular o fatorial</w:t>
-      </w:r>
-    </w:p>
-    <w:p>
-      <w:pPr>
-        <w:spacing w:line="240" w:lineRule="auto"/>
-        <w:rPr>
-          <w:rFonts w:ascii="Times New Roman" w:eastAsia="Times New Roman" w:hAnsi="Times New Roman" w:cs="Times New Roman"/>
-          <w:sz w:val="24"/>
-          <w:szCs w:val="24"/>
-          <w:lang w:eastAsia="pt-BR"/>
-        </w:rPr>
-      </w:pPr>
-      <w:proofErr w:type="spellStart"/>
-      <w:r>
-        <w:rPr>
-          <w:rFonts w:ascii="Calibri" w:eastAsia="Times New Roman" w:hAnsi="Calibri" w:cs="Calibri"/>
-          <w:color w:val="000000"/>
-          <w:lang w:eastAsia="pt-BR"/>
-        </w:rPr>
-        <w:t>Hypot</w:t>
-      </w:r>
-      <w:proofErr w:type="spellEnd"/>
-      <w:r>
-        <w:rPr>
-          <w:rFonts w:ascii="Calibri" w:eastAsia="Times New Roman" w:hAnsi="Calibri" w:cs="Calibri"/>
-          <w:color w:val="000000"/>
-          <w:lang w:eastAsia="pt-BR"/>
-        </w:rPr>
-        <w:t xml:space="preserve"> calcular o valor da hipotenusa</w:t>
-      </w:r>
-    </w:p>
-    <w:p>
-      <w:pPr>
-        <w:spacing w:line="240" w:lineRule="auto"/>
-        <w:rPr>
-          <w:rFonts w:ascii="Times New Roman" w:eastAsia="Times New Roman" w:hAnsi="Times New Roman" w:cs="Times New Roman"/>
-          <w:sz w:val="24"/>
-          <w:szCs w:val="24"/>
-          <w:lang w:eastAsia="pt-BR"/>
-        </w:rPr>
-      </w:pPr>
-      <w:proofErr w:type="spellStart"/>
-      <w:proofErr w:type="gramStart"/>
-      <w:r>
-        <w:rPr>
-          <w:rFonts w:ascii="Calibri" w:eastAsia="Times New Roman" w:hAnsi="Calibri" w:cs="Calibri"/>
-          <w:color w:val="000000"/>
-          <w:lang w:eastAsia="pt-BR"/>
-        </w:rPr>
-        <w:t>Cos,sin</w:t>
-      </w:r>
-      <w:proofErr w:type="gramEnd"/>
-      <w:r>
-        <w:rPr>
-          <w:rFonts w:ascii="Calibri" w:eastAsia="Times New Roman" w:hAnsi="Calibri" w:cs="Calibri"/>
-          <w:color w:val="000000"/>
-          <w:lang w:eastAsia="pt-BR"/>
-        </w:rPr>
-        <w:t>,tan</w:t>
-      </w:r>
-      <w:proofErr w:type="spellEnd"/>
-      <w:r>
-        <w:rPr>
-          <w:rFonts w:ascii="Calibri" w:eastAsia="Times New Roman" w:hAnsi="Calibri" w:cs="Calibri"/>
-          <w:color w:val="000000"/>
-          <w:lang w:eastAsia="pt-BR"/>
-        </w:rPr>
-        <w:t xml:space="preserve">: para calcular o cosseno seno e tangente, e para calcular precisa colocar o </w:t>
-      </w:r>
-      <w:proofErr w:type="spellStart"/>
-      <w:proofErr w:type="gramStart"/>
-      <w:r>
-        <w:rPr>
-          <w:rFonts w:ascii="Calibri" w:eastAsia="Times New Roman" w:hAnsi="Calibri" w:cs="Calibri"/>
-          <w:color w:val="000000"/>
-          <w:lang w:eastAsia="pt-BR"/>
-        </w:rPr>
-        <w:t>math.radians</w:t>
-      </w:r>
-      <w:proofErr w:type="spellEnd"/>
-      <w:r>
-        <w:rPr>
-          <w:rFonts w:ascii="Calibri" w:eastAsia="Times New Roman" w:hAnsi="Calibri" w:cs="Calibri"/>
-          <w:color w:val="000000"/>
-          <w:lang w:eastAsia="pt-BR"/>
-        </w:rPr>
-        <w:t>( )</w:t>
-      </w:r>
-      <w:proofErr w:type="gramEnd"/>
-      <w:r>
-        <w:rPr>
-          <w:rFonts w:ascii="Calibri" w:eastAsia="Times New Roman" w:hAnsi="Calibri" w:cs="Calibri"/>
-          <w:color w:val="000000"/>
-          <w:lang w:eastAsia="pt-BR"/>
-        </w:rPr>
-        <w:t xml:space="preserve"> para calcular em radiano</w:t>
+      <w:r>
+        <w:rPr>
+          <w:rFonts w:ascii="Calibri" w:eastAsia="Times New Roman" w:hAnsi="Calibri" w:cs="Calibri"/>
+          <w:color w:val="000000"/>
+          <w:lang w:eastAsia="pt-BR"/>
+        </w:rPr>
+        <w:t>Ceil : faz arredondamento para cima</w:t>
+      </w:r>
+    </w:p>
+    <w:p>
+      <w:pPr>
+        <w:spacing w:line="240" w:lineRule="auto"/>
+        <w:rPr>
+          <w:rFonts w:ascii="Times New Roman" w:eastAsia="Times New Roman" w:hAnsi="Times New Roman" w:cs="Times New Roman"/>
+          <w:sz w:val="24"/>
+          <w:szCs w:val="24"/>
+          <w:lang w:eastAsia="pt-BR"/>
+        </w:rPr>
+      </w:pPr>
+      <w:r>
+        <w:rPr>
+          <w:rFonts w:ascii="Calibri" w:eastAsia="Times New Roman" w:hAnsi="Calibri" w:cs="Calibri"/>
+          <w:color w:val="000000"/>
+          <w:lang w:eastAsia="pt-BR"/>
+        </w:rPr>
+        <w:t>Floor: faz arredondamento para baixo</w:t>
+      </w:r>
+    </w:p>
+    <w:p>
+      <w:pPr>
+        <w:spacing w:line="240" w:lineRule="auto"/>
+        <w:rPr>
+          <w:rFonts w:ascii="Times New Roman" w:eastAsia="Times New Roman" w:hAnsi="Times New Roman" w:cs="Times New Roman"/>
+          <w:sz w:val="24"/>
+          <w:szCs w:val="24"/>
+          <w:lang w:eastAsia="pt-BR"/>
+        </w:rPr>
+      </w:pPr>
+      <w:r>
+        <w:rPr>
+          <w:rFonts w:ascii="Calibri" w:eastAsia="Times New Roman" w:hAnsi="Calibri" w:cs="Calibri"/>
+          <w:color w:val="000000"/>
+          <w:lang w:eastAsia="pt-BR"/>
+        </w:rPr>
+        <w:t>Trunc: ele elimina o que vem depois da virgula</w:t>
+      </w:r>
+    </w:p>
+    <w:p>
+      <w:pPr>
+        <w:spacing w:line="240" w:lineRule="auto"/>
+        <w:rPr>
+          <w:rFonts w:ascii="Times New Roman" w:eastAsia="Times New Roman" w:hAnsi="Times New Roman" w:cs="Times New Roman"/>
+          <w:sz w:val="24"/>
+          <w:szCs w:val="24"/>
+          <w:lang w:eastAsia="pt-BR"/>
+        </w:rPr>
+      </w:pPr>
+      <w:r>
+        <w:rPr>
+          <w:rFonts w:ascii="Calibri" w:eastAsia="Times New Roman" w:hAnsi="Calibri" w:cs="Calibri"/>
+          <w:color w:val="000000"/>
+          <w:lang w:eastAsia="pt-BR"/>
+        </w:rPr>
+        <w:t>Pow: potencia</w:t>
+      </w:r>
+    </w:p>
+    <w:p>
+      <w:pPr>
+        <w:spacing w:line="240" w:lineRule="auto"/>
+        <w:rPr>
+          <w:rFonts w:ascii="Times New Roman" w:eastAsia="Times New Roman" w:hAnsi="Times New Roman" w:cs="Times New Roman"/>
+          <w:sz w:val="24"/>
+          <w:szCs w:val="24"/>
+          <w:lang w:eastAsia="pt-BR"/>
+        </w:rPr>
+      </w:pPr>
+      <w:r>
+        <w:rPr>
+          <w:rFonts w:ascii="Calibri" w:eastAsia="Times New Roman" w:hAnsi="Calibri" w:cs="Calibri"/>
+          <w:color w:val="000000"/>
+          <w:lang w:eastAsia="pt-BR"/>
+        </w:rPr>
+        <w:t>Sqrt: para calcular a raiz quadrada</w:t>
+      </w:r>
+    </w:p>
+    <w:p>
+      <w:pPr>
+        <w:spacing w:line="240" w:lineRule="auto"/>
+        <w:rPr>
+          <w:rFonts w:ascii="Times New Roman" w:eastAsia="Times New Roman" w:hAnsi="Times New Roman" w:cs="Times New Roman"/>
+          <w:sz w:val="24"/>
+          <w:szCs w:val="24"/>
+          <w:lang w:eastAsia="pt-BR"/>
+        </w:rPr>
+      </w:pPr>
+      <w:r>
+        <w:rPr>
+          <w:rFonts w:ascii="Calibri" w:eastAsia="Times New Roman" w:hAnsi="Calibri" w:cs="Calibri"/>
+          <w:color w:val="000000"/>
+          <w:lang w:eastAsia="pt-BR"/>
+        </w:rPr>
+        <w:t>Factorial: para calcular o fatorial</w:t>
+      </w:r>
+    </w:p>
+    <w:p>
+      <w:pPr>
+        <w:spacing w:line="240" w:lineRule="auto"/>
+        <w:rPr>
+          <w:rFonts w:ascii="Times New Roman" w:eastAsia="Times New Roman" w:hAnsi="Times New Roman" w:cs="Times New Roman"/>
+          <w:sz w:val="24"/>
+          <w:szCs w:val="24"/>
+          <w:lang w:eastAsia="pt-BR"/>
+        </w:rPr>
+      </w:pPr>
+      <w:r>
+        <w:rPr>
+          <w:rFonts w:ascii="Calibri" w:eastAsia="Times New Roman" w:hAnsi="Calibri" w:cs="Calibri"/>
+          <w:color w:val="000000"/>
+          <w:lang w:eastAsia="pt-BR"/>
+        </w:rPr>
+        <w:t>Hypot calcular o valor da hipotenusa</w:t>
+      </w:r>
+    </w:p>
+    <w:p>
+      <w:pPr>
+        <w:spacing w:line="240" w:lineRule="auto"/>
+        <w:rPr>
+          <w:rFonts w:ascii="Times New Roman" w:eastAsia="Times New Roman" w:hAnsi="Times New Roman" w:cs="Times New Roman"/>
+          <w:sz w:val="24"/>
+          <w:szCs w:val="24"/>
+          <w:lang w:eastAsia="pt-BR"/>
+        </w:rPr>
+      </w:pPr>
+      <w:r>
+        <w:rPr>
+          <w:rFonts w:ascii="Calibri" w:eastAsia="Times New Roman" w:hAnsi="Calibri" w:cs="Calibri"/>
+          <w:color w:val="000000"/>
+          <w:lang w:eastAsia="pt-BR"/>
+        </w:rPr>
+        <w:t>Cos,sin,tan: para calcular o cosseno seno e tangente, e para calcular precisa colocar o math.radians( ) para calcular em radiano</w:t>
       </w:r>
     </w:p>
     <w:p>
@@ -1781,74 +1051,8 @@
           <w:color w:val="000000"/>
           <w:lang w:eastAsia="pt-BR"/>
         </w:rPr>
-        <w:t>\033[</w:t>
-      </w:r>
-      <w:proofErr w:type="spellStart"/>
-      <w:r>
-        <w:rPr>
-          <w:rFonts w:ascii="Calibri" w:eastAsia="Times New Roman" w:hAnsi="Calibri" w:cs="Calibri"/>
-          <w:color w:val="000000"/>
-          <w:lang w:eastAsia="pt-BR"/>
-        </w:rPr>
-        <w:t>style</w:t>
-      </w:r>
-      <w:proofErr w:type="spellEnd"/>
-      <w:r>
-        <w:rPr>
-          <w:rFonts w:ascii="Calibri" w:eastAsia="Times New Roman" w:hAnsi="Calibri" w:cs="Calibri"/>
-          <w:color w:val="000000"/>
-          <w:lang w:eastAsia="pt-BR"/>
-        </w:rPr>
-        <w:t xml:space="preserve">; </w:t>
-      </w:r>
-      <w:proofErr w:type="spellStart"/>
-      <w:proofErr w:type="gramStart"/>
-      <w:r>
-        <w:rPr>
-          <w:rFonts w:ascii="Calibri" w:eastAsia="Times New Roman" w:hAnsi="Calibri" w:cs="Calibri"/>
-          <w:color w:val="000000"/>
-          <w:lang w:eastAsia="pt-BR"/>
-        </w:rPr>
-        <w:t>text;back</w:t>
-      </w:r>
-      <w:proofErr w:type="spellEnd"/>
-      <w:proofErr w:type="gramEnd"/>
-      <w:r>
-        <w:rPr>
-          <w:rFonts w:ascii="Calibri" w:eastAsia="Times New Roman" w:hAnsi="Calibri" w:cs="Calibri"/>
-          <w:color w:val="000000"/>
-          <w:lang w:eastAsia="pt-BR"/>
-        </w:rPr>
-        <w:t xml:space="preserve"> </w:t>
-      </w:r>
-      <w:proofErr w:type="gramStart"/>
-      <w:r>
-        <w:rPr>
-          <w:rFonts w:ascii="Calibri" w:eastAsia="Times New Roman" w:hAnsi="Calibri" w:cs="Calibri"/>
-          <w:color w:val="000000"/>
-          <w:lang w:eastAsia="pt-BR"/>
-        </w:rPr>
-        <w:t>m ,</w:t>
-      </w:r>
-      <w:proofErr w:type="gramEnd"/>
-      <w:r>
-        <w:rPr>
-          <w:rFonts w:ascii="Calibri" w:eastAsia="Times New Roman" w:hAnsi="Calibri" w:cs="Calibri"/>
-          <w:color w:val="000000"/>
-          <w:lang w:eastAsia="pt-BR"/>
-        </w:rPr>
-        <w:t xml:space="preserve"> serve para colocar cores no </w:t>
-      </w:r>
-      <w:proofErr w:type="spellStart"/>
-      <w:r>
-        <w:rPr>
-          <w:rFonts w:ascii="Calibri" w:eastAsia="Times New Roman" w:hAnsi="Calibri" w:cs="Calibri"/>
-          <w:color w:val="000000"/>
-          <w:lang w:eastAsia="pt-BR"/>
-        </w:rPr>
-        <w:t>python</w:t>
-      </w:r>
-      <w:proofErr w:type="spellEnd"/>
+        <w:t>\033[style; text;back m , serve para colocar cores no python</w:t>
+      </w:r>
     </w:p>
     <w:tbl>
       <w:tblPr>
@@ -1894,7 +1098,6 @@
                 <w:lang w:eastAsia="pt-BR"/>
               </w:rPr>
             </w:pPr>
-            <w:proofErr w:type="spellStart"/>
             <w:r>
               <w:rPr>
                 <w:rFonts w:ascii="Calibri" w:eastAsia="Times New Roman" w:hAnsi="Calibri" w:cs="Calibri"/>
@@ -1902,64 +1105,6 @@
                 <w:lang w:eastAsia="pt-BR"/>
               </w:rPr>
               <w:t>style</w:t>
-            </w:r>
-            <w:proofErr w:type="spellEnd"/>
-          </w:p>
-        </w:tc>
-        <w:tc>
-          <w:tcPr>
-            <w:tcW w:w="0" w:type="auto"/>
-            <w:tcBorders>
-              <w:top w:val="single" w:sz="4" w:space="0" w:color="000000"/>
-              <w:left w:val="single" w:sz="4" w:space="0" w:color="000000"/>
-              <w:bottom w:val="single" w:sz="4" w:space="0" w:color="000000"/>
-              <w:right w:val="single" w:sz="4" w:space="0" w:color="000000"/>
-            </w:tcBorders>
-            <w:tcMar>
-              <w:top w:w="0" w:type="dxa"/>
-              <w:left w:w="108" w:type="dxa"/>
-              <w:bottom w:w="0" w:type="dxa"/>
-              <w:right w:w="108" w:type="dxa"/>
-            </w:tcMar>
-            <w:hideMark/>
-          </w:tcPr>
-          <w:p>
-            <w:pPr>
-              <w:spacing w:after="0" w:line="240" w:lineRule="auto"/>
-              <w:rPr>
-                <w:rFonts w:ascii="Times New Roman" w:eastAsia="Times New Roman" w:hAnsi="Times New Roman" w:cs="Times New Roman"/>
-                <w:sz w:val="24"/>
-                <w:szCs w:val="24"/>
-                <w:lang w:eastAsia="pt-BR"/>
-              </w:rPr>
-            </w:pPr>
-            <w:proofErr w:type="spellStart"/>
-            <w:proofErr w:type="gramStart"/>
-            <w:r>
-              <w:rPr>
-                <w:rFonts w:ascii="Calibri" w:eastAsia="Times New Roman" w:hAnsi="Calibri" w:cs="Calibri"/>
-                <w:color w:val="000000"/>
-                <w:lang w:eastAsia="pt-BR"/>
-              </w:rPr>
-              <w:t>Text</w:t>
-            </w:r>
-            <w:proofErr w:type="spellEnd"/>
-            <w:r>
-              <w:rPr>
-                <w:rFonts w:ascii="Calibri" w:eastAsia="Times New Roman" w:hAnsi="Calibri" w:cs="Calibri"/>
-                <w:color w:val="000000"/>
-                <w:lang w:eastAsia="pt-BR"/>
-              </w:rPr>
-              <w:t>(</w:t>
-            </w:r>
-            <w:proofErr w:type="gramEnd"/>
-            <w:r>
-              <w:rPr>
-                <w:rFonts w:ascii="Calibri" w:eastAsia="Times New Roman" w:hAnsi="Calibri" w:cs="Calibri"/>
-                <w:color w:val="000000"/>
-                <w:lang w:eastAsia="pt-BR"/>
-              </w:rPr>
-              <w:t>cor da letra)</w:t>
             </w:r>
           </w:p>
         </w:tc>
@@ -1990,23 +1135,50 @@
                 <w:lang w:eastAsia="pt-BR"/>
               </w:rPr>
             </w:pPr>
-            <w:proofErr w:type="gramStart"/>
             <w:r>
               <w:rPr>
                 <w:rFonts w:ascii="Calibri" w:eastAsia="Times New Roman" w:hAnsi="Calibri" w:cs="Calibri"/>
                 <w:color w:val="000000"/>
                 <w:lang w:eastAsia="pt-BR"/>
               </w:rPr>
-              <w:t>Back(</w:t>
+              <w:t>Text(cor da letra)</w:t>
             </w:r>
-            <w:proofErr w:type="gramEnd"/>
+          </w:p>
+        </w:tc>
+        <w:tc>
+          <w:tcPr>
+            <w:tcW w:w="0" w:type="auto"/>
+            <w:tcBorders>
+              <w:top w:val="single" w:sz="4" w:space="0" w:color="000000"/>
+              <w:left w:val="single" w:sz="4" w:space="0" w:color="000000"/>
+              <w:bottom w:val="single" w:sz="4" w:space="0" w:color="000000"/>
+              <w:right w:val="single" w:sz="4" w:space="0" w:color="000000"/>
+            </w:tcBorders>
+            <w:tcMar>
+              <w:top w:w="0" w:type="dxa"/>
+              <w:left w:w="108" w:type="dxa"/>
+              <w:bottom w:w="0" w:type="dxa"/>
+              <w:right w:w="108" w:type="dxa"/>
+            </w:tcMar>
+            <w:hideMark/>
+          </w:tcPr>
+          <w:p>
+            <w:pPr>
+              <w:spacing w:after="0" w:line="240" w:lineRule="auto"/>
+              <w:rPr>
+                <w:rFonts w:ascii="Times New Roman" w:eastAsia="Times New Roman" w:hAnsi="Times New Roman" w:cs="Times New Roman"/>
+                <w:sz w:val="24"/>
+                <w:szCs w:val="24"/>
+                <w:lang w:eastAsia="pt-BR"/>
+              </w:rPr>
+            </w:pPr>
             <w:r>
               <w:rPr>
                 <w:rFonts w:ascii="Calibri" w:eastAsia="Times New Roman" w:hAnsi="Calibri" w:cs="Calibri"/>
                 <w:color w:val="000000"/>
                 <w:lang w:eastAsia="pt-BR"/>
               </w:rPr>
-              <w:t>cor de fundo)</w:t>
+              <w:t>Back(cor de fundo)</w:t>
             </w:r>
           </w:p>
         </w:tc>
@@ -2384,18 +1556,8 @@
                 <w:color w:val="000000"/>
                 <w:lang w:eastAsia="pt-BR"/>
               </w:rPr>
-              <w:t xml:space="preserve">7 = inverte as </w:t>
+              <w:t>7 = inverte as condiçoes</w:t>
             </w:r>
-            <w:proofErr w:type="spellStart"/>
-            <w:r>
-              <w:rPr>
-                <w:rFonts w:ascii="Calibri" w:eastAsia="Times New Roman" w:hAnsi="Calibri" w:cs="Calibri"/>
-                <w:color w:val="000000"/>
-                <w:lang w:eastAsia="pt-BR"/>
-              </w:rPr>
-              <w:t>condiçoes</w:t>
-            </w:r>
-            <w:proofErr w:type="spellEnd"/>
           </w:p>
         </w:tc>
         <w:tc>
@@ -2851,18 +2013,8 @@
                 <w:color w:val="000000"/>
                 <w:lang w:eastAsia="pt-BR"/>
               </w:rPr>
-              <w:t xml:space="preserve">37 = </w:t>
+              <w:t>37 = cinça</w:t>
             </w:r>
-            <w:proofErr w:type="spellStart"/>
-            <w:r>
-              <w:rPr>
-                <w:rFonts w:ascii="Calibri" w:eastAsia="Times New Roman" w:hAnsi="Calibri" w:cs="Calibri"/>
-                <w:color w:val="000000"/>
-                <w:lang w:eastAsia="pt-BR"/>
-              </w:rPr>
-              <w:t>cinça</w:t>
-            </w:r>
-            <w:proofErr w:type="spellEnd"/>
           </w:p>
         </w:tc>
         <w:tc>
@@ -2980,7 +2132,6 @@
         </w:rPr>
         <w:t>[</w:t>
       </w:r>
-      <w:proofErr w:type="spellStart"/>
       <w:r>
         <w:rPr>
           <w:rFonts w:ascii="Calibri" w:eastAsia="Times New Roman" w:hAnsi="Calibri" w:cs="Calibri"/>
@@ -3007,8 +2158,6 @@
         </w:rPr>
         <w:t>x</w:t>
       </w:r>
-      <w:proofErr w:type="spellEnd"/>
-      <w:proofErr w:type="gramStart"/>
       <w:r>
         <w:rPr>
           <w:rFonts w:ascii="Calibri" w:eastAsia="Times New Roman" w:hAnsi="Calibri" w:cs="Calibri"/>
@@ -3025,70 +2174,7 @@
           <w:color w:val="000000"/>
           <w:lang w:eastAsia="pt-BR"/>
         </w:rPr>
-        <w:t>  fatiamento</w:t>
-      </w:r>
-      <w:proofErr w:type="gramEnd"/>
-      <w:r>
-        <w:rPr>
-          <w:rFonts w:ascii="Calibri" w:eastAsia="Times New Roman" w:hAnsi="Calibri" w:cs="Calibri"/>
-          <w:color w:val="000000"/>
-          <w:lang w:eastAsia="pt-BR"/>
-        </w:rPr>
-        <w:t xml:space="preserve"> de </w:t>
-      </w:r>
-      <w:proofErr w:type="spellStart"/>
-      <w:r>
-        <w:rPr>
-          <w:rFonts w:ascii="Calibri" w:eastAsia="Times New Roman" w:hAnsi="Calibri" w:cs="Calibri"/>
-          <w:color w:val="000000"/>
-          <w:lang w:eastAsia="pt-BR"/>
-        </w:rPr>
-        <w:t>string</w:t>
-      </w:r>
-      <w:proofErr w:type="spellEnd"/>
-      <w:r>
-        <w:rPr>
-          <w:rFonts w:ascii="Calibri" w:eastAsia="Times New Roman" w:hAnsi="Calibri" w:cs="Calibri"/>
-          <w:color w:val="000000"/>
-          <w:lang w:eastAsia="pt-BR"/>
-        </w:rPr>
-        <w:t xml:space="preserve"> usa para pegar uma lista e terminar uma antes dela, </w:t>
-      </w:r>
-      <w:proofErr w:type="gramStart"/>
-      <w:r>
-        <w:rPr>
-          <w:rFonts w:ascii="Calibri" w:eastAsia="Times New Roman" w:hAnsi="Calibri" w:cs="Calibri"/>
-          <w:color w:val="000000"/>
-          <w:lang w:eastAsia="pt-BR"/>
-        </w:rPr>
-        <w:t>aonde</w:t>
-      </w:r>
-      <w:proofErr w:type="gramEnd"/>
-      <w:r>
-        <w:rPr>
-          <w:rFonts w:ascii="Calibri" w:eastAsia="Times New Roman" w:hAnsi="Calibri" w:cs="Calibri"/>
-          <w:color w:val="000000"/>
-          <w:lang w:eastAsia="pt-BR"/>
-        </w:rPr>
-        <w:t xml:space="preserve"> começa e </w:t>
-      </w:r>
-      <w:proofErr w:type="gramStart"/>
-      <w:r>
-        <w:rPr>
-          <w:rFonts w:ascii="Calibri" w:eastAsia="Times New Roman" w:hAnsi="Calibri" w:cs="Calibri"/>
-          <w:color w:val="000000"/>
-          <w:lang w:eastAsia="pt-BR"/>
-        </w:rPr>
-        <w:t>aonde</w:t>
-      </w:r>
-      <w:proofErr w:type="gramEnd"/>
-      <w:r>
-        <w:rPr>
-          <w:rFonts w:ascii="Calibri" w:eastAsia="Times New Roman" w:hAnsi="Calibri" w:cs="Calibri"/>
-          <w:color w:val="000000"/>
-          <w:lang w:eastAsia="pt-BR"/>
-        </w:rPr>
-        <w:t xml:space="preserve"> termina um antes</w:t>
+        <w:t>  fatiamento de string usa para pegar uma lista e terminar uma antes dela, aonde começa e aonde termina um antes</w:t>
       </w:r>
     </w:p>
     <w:p>
@@ -3135,101 +2221,7 @@
           <w:color w:val="000000"/>
           <w:lang w:eastAsia="pt-BR"/>
         </w:rPr>
-        <w:t xml:space="preserve"> ele pega ou do </w:t>
-      </w:r>
-      <w:proofErr w:type="spellStart"/>
-      <w:proofErr w:type="gramStart"/>
-      <w:r>
-        <w:rPr>
-          <w:rFonts w:ascii="Calibri" w:eastAsia="Times New Roman" w:hAnsi="Calibri" w:cs="Calibri"/>
-          <w:color w:val="000000"/>
-          <w:lang w:eastAsia="pt-BR"/>
-        </w:rPr>
-        <w:t>inicio</w:t>
-      </w:r>
-      <w:proofErr w:type="spellEnd"/>
-      <w:proofErr w:type="gramEnd"/>
-      <w:r>
-        <w:rPr>
-          <w:rFonts w:ascii="Calibri" w:eastAsia="Times New Roman" w:hAnsi="Calibri" w:cs="Calibri"/>
-          <w:color w:val="000000"/>
-          <w:lang w:eastAsia="pt-BR"/>
-        </w:rPr>
-        <w:t xml:space="preserve"> até o final (quando você coloca </w:t>
-      </w:r>
-      <w:proofErr w:type="gramStart"/>
-      <w:r>
-        <w:rPr>
-          <w:rFonts w:ascii="Calibri" w:eastAsia="Times New Roman" w:hAnsi="Calibri" w:cs="Calibri"/>
-          <w:color w:val="000000"/>
-          <w:lang w:eastAsia="pt-BR"/>
-        </w:rPr>
-        <w:t>aonde</w:t>
-      </w:r>
-      <w:proofErr w:type="gramEnd"/>
-      <w:r>
-        <w:rPr>
-          <w:rFonts w:ascii="Calibri" w:eastAsia="Times New Roman" w:hAnsi="Calibri" w:cs="Calibri"/>
-          <w:color w:val="000000"/>
-          <w:lang w:eastAsia="pt-BR"/>
-        </w:rPr>
-        <w:t xml:space="preserve"> ele vai terminar) ou ele coloca </w:t>
-      </w:r>
-      <w:proofErr w:type="gramStart"/>
-      <w:r>
-        <w:rPr>
-          <w:rFonts w:ascii="Calibri" w:eastAsia="Times New Roman" w:hAnsi="Calibri" w:cs="Calibri"/>
-          <w:color w:val="000000"/>
-          <w:lang w:eastAsia="pt-BR"/>
-        </w:rPr>
-        <w:t>aonde</w:t>
-      </w:r>
-      <w:proofErr w:type="gramEnd"/>
-      <w:r>
-        <w:rPr>
-          <w:rFonts w:ascii="Calibri" w:eastAsia="Times New Roman" w:hAnsi="Calibri" w:cs="Calibri"/>
-          <w:color w:val="000000"/>
-          <w:lang w:eastAsia="pt-BR"/>
-        </w:rPr>
-        <w:t xml:space="preserve"> você quer </w:t>
-      </w:r>
-      <w:proofErr w:type="gramStart"/>
-      <w:r>
-        <w:rPr>
-          <w:rFonts w:ascii="Calibri" w:eastAsia="Times New Roman" w:hAnsi="Calibri" w:cs="Calibri"/>
-          <w:color w:val="000000"/>
-          <w:lang w:eastAsia="pt-BR"/>
-        </w:rPr>
-        <w:t>q</w:t>
-      </w:r>
-      <w:proofErr w:type="gramEnd"/>
-      <w:r>
-        <w:rPr>
-          <w:rFonts w:ascii="Calibri" w:eastAsia="Times New Roman" w:hAnsi="Calibri" w:cs="Calibri"/>
-          <w:color w:val="000000"/>
-          <w:lang w:eastAsia="pt-BR"/>
-        </w:rPr>
-        <w:t xml:space="preserve"> ele pegue </w:t>
-      </w:r>
-      <w:proofErr w:type="spellStart"/>
-      <w:proofErr w:type="gramStart"/>
-      <w:r>
-        <w:rPr>
-          <w:rFonts w:ascii="Calibri" w:eastAsia="Times New Roman" w:hAnsi="Calibri" w:cs="Calibri"/>
-          <w:color w:val="000000"/>
-          <w:lang w:eastAsia="pt-BR"/>
-        </w:rPr>
-        <w:t>ate</w:t>
-      </w:r>
-      <w:proofErr w:type="spellEnd"/>
-      <w:proofErr w:type="gramEnd"/>
-      <w:r>
-        <w:rPr>
-          <w:rFonts w:ascii="Calibri" w:eastAsia="Times New Roman" w:hAnsi="Calibri" w:cs="Calibri"/>
-          <w:color w:val="000000"/>
-          <w:lang w:eastAsia="pt-BR"/>
-        </w:rPr>
-        <w:t xml:space="preserve"> o final.</w:t>
+        <w:t xml:space="preserve"> ele pega ou do inicio até o final (quando você coloca aonde ele vai terminar) ou ele coloca aonde você quer q ele pegue ate o final.</w:t>
       </w:r>
     </w:p>
     <w:p>
@@ -3255,34 +2247,19 @@
           <w:szCs w:val="32"/>
           <w:lang w:eastAsia="pt-BR"/>
         </w:rPr>
-        <w:t> </w:t>
-      </w:r>
-      <w:proofErr w:type="gramStart"/>
-      <w:r>
-        <w:rPr>
-          <w:rFonts w:ascii="Calibri" w:eastAsia="Times New Roman" w:hAnsi="Calibri" w:cs="Calibri"/>
-          <w:color w:val="2F5496"/>
-          <w:kern w:val="36"/>
-          <w:sz w:val="32"/>
-          <w:szCs w:val="32"/>
-          <w:lang w:eastAsia="pt-BR"/>
-        </w:rPr>
-        <w:t>Analise</w:t>
-      </w:r>
-      <w:proofErr w:type="gramEnd"/>
-    </w:p>
-    <w:p>
-      <w:pPr>
-        <w:spacing w:line="240" w:lineRule="auto"/>
-        <w:rPr>
-          <w:rFonts w:ascii="Times New Roman" w:eastAsia="Times New Roman" w:hAnsi="Times New Roman" w:cs="Times New Roman"/>
-          <w:sz w:val="24"/>
-          <w:szCs w:val="24"/>
-          <w:lang w:eastAsia="pt-BR"/>
-        </w:rPr>
-      </w:pPr>
-      <w:proofErr w:type="spellStart"/>
-      <w:proofErr w:type="gramStart"/>
+        <w:t> Analise</w:t>
+      </w:r>
+    </w:p>
+    <w:p>
+      <w:pPr>
+        <w:spacing w:line="240" w:lineRule="auto"/>
+        <w:rPr>
+          <w:rFonts w:ascii="Times New Roman" w:eastAsia="Times New Roman" w:hAnsi="Times New Roman" w:cs="Times New Roman"/>
+          <w:sz w:val="24"/>
+          <w:szCs w:val="24"/>
+          <w:lang w:eastAsia="pt-BR"/>
+        </w:rPr>
+      </w:pPr>
       <w:r>
         <w:rPr>
           <w:rFonts w:ascii="Calibri" w:eastAsia="Times New Roman" w:hAnsi="Calibri" w:cs="Calibri"/>
@@ -3291,9 +2268,35 @@
           <w:color w:val="000000"/>
           <w:lang w:eastAsia="pt-BR"/>
         </w:rPr>
-        <w:t>Len</w:t>
-      </w:r>
-      <w:proofErr w:type="spellEnd"/>
+        <w:t>Len( XXX ):</w:t>
+      </w:r>
+      <w:r>
+        <w:rPr>
+          <w:rFonts w:ascii="Calibri" w:eastAsia="Times New Roman" w:hAnsi="Calibri" w:cs="Calibri"/>
+          <w:color w:val="000000"/>
+          <w:lang w:eastAsia="pt-BR"/>
+        </w:rPr>
+        <w:t>é para saber o tanto de caracteres que existem.</w:t>
+      </w:r>
+    </w:p>
+    <w:p>
+      <w:pPr>
+        <w:spacing w:line="240" w:lineRule="auto"/>
+        <w:rPr>
+          <w:rFonts w:ascii="Times New Roman" w:eastAsia="Times New Roman" w:hAnsi="Times New Roman" w:cs="Times New Roman"/>
+          <w:sz w:val="24"/>
+          <w:szCs w:val="24"/>
+          <w:lang w:eastAsia="pt-BR"/>
+        </w:rPr>
+      </w:pPr>
+      <w:r>
+        <w:rPr>
+          <w:rFonts w:ascii="Calibri" w:eastAsia="Times New Roman" w:hAnsi="Calibri" w:cs="Calibri"/>
+          <w:color w:val="000000"/>
+          <w:lang w:eastAsia="pt-BR"/>
+        </w:rPr>
+        <w:t>xx</w:t>
+      </w:r>
       <w:r>
         <w:rPr>
           <w:rFonts w:ascii="Calibri" w:eastAsia="Times New Roman" w:hAnsi="Calibri" w:cs="Calibri"/>
@@ -3302,9 +2305,92 @@
           <w:color w:val="000000"/>
           <w:lang w:eastAsia="pt-BR"/>
         </w:rPr>
-        <w:t>( XXX</w:t>
-      </w:r>
-      <w:proofErr w:type="gramEnd"/>
+        <w:t>.count</w:t>
+      </w:r>
+      <w:r>
+        <w:rPr>
+          <w:rFonts w:ascii="Calibri" w:eastAsia="Times New Roman" w:hAnsi="Calibri" w:cs="Calibri"/>
+          <w:color w:val="000000"/>
+          <w:lang w:eastAsia="pt-BR"/>
+        </w:rPr>
+        <w:t>(x): serve para contar o tanto de caracteres que existe na frase</w:t>
+      </w:r>
+    </w:p>
+    <w:p>
+      <w:pPr>
+        <w:spacing w:line="240" w:lineRule="auto"/>
+        <w:rPr>
+          <w:rFonts w:ascii="Times New Roman" w:eastAsia="Times New Roman" w:hAnsi="Times New Roman" w:cs="Times New Roman"/>
+          <w:sz w:val="24"/>
+          <w:szCs w:val="24"/>
+          <w:lang w:eastAsia="pt-BR"/>
+        </w:rPr>
+      </w:pPr>
+      <w:r>
+        <w:rPr>
+          <w:rFonts w:ascii="Calibri" w:eastAsia="Times New Roman" w:hAnsi="Calibri" w:cs="Calibri"/>
+          <w:color w:val="000000"/>
+          <w:lang w:eastAsia="pt-BR"/>
+        </w:rPr>
+        <w:t>frase = Curso em Video Python</w:t>
+      </w:r>
+    </w:p>
+    <w:p>
+      <w:pPr>
+        <w:spacing w:line="240" w:lineRule="auto"/>
+        <w:rPr>
+          <w:rFonts w:ascii="Times New Roman" w:eastAsia="Times New Roman" w:hAnsi="Times New Roman" w:cs="Times New Roman"/>
+          <w:sz w:val="24"/>
+          <w:szCs w:val="24"/>
+          <w:lang w:eastAsia="pt-BR"/>
+        </w:rPr>
+      </w:pPr>
+      <w:r>
+        <w:rPr>
+          <w:rFonts w:ascii="Calibri" w:eastAsia="Times New Roman" w:hAnsi="Calibri" w:cs="Calibri"/>
+          <w:color w:val="000000"/>
+          <w:lang w:eastAsia="pt-BR"/>
+        </w:rPr>
+        <w:t>ex. frase.count(‘o’)</w:t>
+      </w:r>
+    </w:p>
+    <w:p>
+      <w:pPr>
+        <w:spacing w:line="240" w:lineRule="auto"/>
+        <w:rPr>
+          <w:rFonts w:ascii="Times New Roman" w:eastAsia="Times New Roman" w:hAnsi="Times New Roman" w:cs="Times New Roman"/>
+          <w:sz w:val="24"/>
+          <w:szCs w:val="24"/>
+          <w:lang w:eastAsia="pt-BR"/>
+        </w:rPr>
+      </w:pPr>
+      <w:r>
+        <w:rPr>
+          <w:rFonts w:ascii="Calibri" w:eastAsia="Times New Roman" w:hAnsi="Calibri" w:cs="Calibri"/>
+          <w:color w:val="000000"/>
+          <w:lang w:eastAsia="pt-BR"/>
+        </w:rPr>
+        <w:t>3</w:t>
+      </w:r>
+    </w:p>
+    <w:p>
+      <w:pPr>
+        <w:spacing w:line="240" w:lineRule="auto"/>
+        <w:rPr>
+          <w:rFonts w:ascii="Times New Roman" w:eastAsia="Times New Roman" w:hAnsi="Times New Roman" w:cs="Times New Roman"/>
+          <w:sz w:val="24"/>
+          <w:szCs w:val="24"/>
+          <w:lang w:eastAsia="pt-BR"/>
+        </w:rPr>
+      </w:pPr>
+      <w:r>
+        <w:rPr>
+          <w:rFonts w:ascii="Calibri" w:eastAsia="Times New Roman" w:hAnsi="Calibri" w:cs="Calibri"/>
+          <w:color w:val="000000"/>
+          <w:lang w:eastAsia="pt-BR"/>
+        </w:rPr>
+        <w:t>xx</w:t>
+      </w:r>
       <w:r>
         <w:rPr>
           <w:rFonts w:ascii="Calibri" w:eastAsia="Times New Roman" w:hAnsi="Calibri" w:cs="Calibri"/>
@@ -3313,36 +2399,46 @@
           <w:color w:val="000000"/>
           <w:lang w:eastAsia="pt-BR"/>
         </w:rPr>
-        <w:t xml:space="preserve"> ):</w:t>
-      </w:r>
-      <w:r>
-        <w:rPr>
-          <w:rFonts w:ascii="Calibri" w:eastAsia="Times New Roman" w:hAnsi="Calibri" w:cs="Calibri"/>
-          <w:color w:val="000000"/>
-          <w:lang w:eastAsia="pt-BR"/>
-        </w:rPr>
-        <w:t>é para saber o tanto de caracteres que existem.</w:t>
-      </w:r>
-    </w:p>
-    <w:p>
-      <w:pPr>
-        <w:spacing w:line="240" w:lineRule="auto"/>
-        <w:rPr>
-          <w:rFonts w:ascii="Times New Roman" w:eastAsia="Times New Roman" w:hAnsi="Times New Roman" w:cs="Times New Roman"/>
-          <w:sz w:val="24"/>
-          <w:szCs w:val="24"/>
-          <w:lang w:eastAsia="pt-BR"/>
-        </w:rPr>
-      </w:pPr>
-      <w:proofErr w:type="spellStart"/>
-      <w:r>
-        <w:rPr>
-          <w:rFonts w:ascii="Calibri" w:eastAsia="Times New Roman" w:hAnsi="Calibri" w:cs="Calibri"/>
-          <w:color w:val="000000"/>
-          <w:lang w:eastAsia="pt-BR"/>
-        </w:rPr>
-        <w:t>xx</w:t>
-      </w:r>
+        <w:t>.find</w:t>
+      </w:r>
+      <w:r>
+        <w:rPr>
+          <w:rFonts w:ascii="Calibri" w:eastAsia="Times New Roman" w:hAnsi="Calibri" w:cs="Calibri"/>
+          <w:color w:val="000000"/>
+          <w:lang w:eastAsia="pt-BR"/>
+        </w:rPr>
+        <w:t>(‘xxx’)Serve para mostrar aonde encontrou o que ele pediu</w:t>
+      </w:r>
+    </w:p>
+    <w:p>
+      <w:pPr>
+        <w:spacing w:line="240" w:lineRule="auto"/>
+        <w:rPr>
+          <w:rFonts w:ascii="Times New Roman" w:eastAsia="Times New Roman" w:hAnsi="Times New Roman" w:cs="Times New Roman"/>
+          <w:sz w:val="24"/>
+          <w:szCs w:val="24"/>
+          <w:lang w:eastAsia="pt-BR"/>
+        </w:rPr>
+      </w:pPr>
+      <w:r>
+        <w:rPr>
+          <w:rFonts w:ascii="Calibri" w:eastAsia="Times New Roman" w:hAnsi="Calibri" w:cs="Calibri"/>
+          <w:color w:val="000000"/>
+          <w:lang w:eastAsia="pt-BR"/>
+        </w:rPr>
+        <w:t>aonde não existe ele vai te mostrar -1(significa que não tem)</w:t>
+      </w:r>
+    </w:p>
+    <w:p>
+      <w:pPr>
+        <w:spacing w:line="240" w:lineRule="auto"/>
+        <w:rPr>
+          <w:rFonts w:ascii="Times New Roman" w:eastAsia="Times New Roman" w:hAnsi="Times New Roman" w:cs="Times New Roman"/>
+          <w:sz w:val="24"/>
+          <w:szCs w:val="24"/>
+          <w:lang w:eastAsia="pt-BR"/>
+        </w:rPr>
+      </w:pPr>
       <w:r>
         <w:rPr>
           <w:rFonts w:ascii="Calibri" w:eastAsia="Times New Roman" w:hAnsi="Calibri" w:cs="Calibri"/>
@@ -3351,246 +2447,6 @@
           <w:color w:val="000000"/>
           <w:lang w:eastAsia="pt-BR"/>
         </w:rPr>
-        <w:t>.count</w:t>
-      </w:r>
-      <w:proofErr w:type="spellEnd"/>
-      <w:r>
-        <w:rPr>
-          <w:rFonts w:ascii="Calibri" w:eastAsia="Times New Roman" w:hAnsi="Calibri" w:cs="Calibri"/>
-          <w:color w:val="000000"/>
-          <w:lang w:eastAsia="pt-BR"/>
-        </w:rPr>
-        <w:t>(x): serve para contar o tanto de caracteres que existe na frase</w:t>
-      </w:r>
-    </w:p>
-    <w:p>
-      <w:pPr>
-        <w:spacing w:line="240" w:lineRule="auto"/>
-        <w:rPr>
-          <w:rFonts w:ascii="Times New Roman" w:eastAsia="Times New Roman" w:hAnsi="Times New Roman" w:cs="Times New Roman"/>
-          <w:sz w:val="24"/>
-          <w:szCs w:val="24"/>
-          <w:lang w:eastAsia="pt-BR"/>
-        </w:rPr>
-      </w:pPr>
-      <w:r>
-        <w:rPr>
-          <w:rFonts w:ascii="Calibri" w:eastAsia="Times New Roman" w:hAnsi="Calibri" w:cs="Calibri"/>
-          <w:color w:val="000000"/>
-          <w:lang w:eastAsia="pt-BR"/>
-        </w:rPr>
-        <w:t xml:space="preserve">frase = Curso em </w:t>
-      </w:r>
-      <w:proofErr w:type="spellStart"/>
-      <w:r>
-        <w:rPr>
-          <w:rFonts w:ascii="Calibri" w:eastAsia="Times New Roman" w:hAnsi="Calibri" w:cs="Calibri"/>
-          <w:color w:val="000000"/>
-          <w:lang w:eastAsia="pt-BR"/>
-        </w:rPr>
-        <w:t>Video</w:t>
-      </w:r>
-      <w:proofErr w:type="spellEnd"/>
-      <w:r>
-        <w:rPr>
-          <w:rFonts w:ascii="Calibri" w:eastAsia="Times New Roman" w:hAnsi="Calibri" w:cs="Calibri"/>
-          <w:color w:val="000000"/>
-          <w:lang w:eastAsia="pt-BR"/>
-        </w:rPr>
-        <w:t xml:space="preserve"> Python</w:t>
-      </w:r>
-    </w:p>
-    <w:p>
-      <w:pPr>
-        <w:spacing w:line="240" w:lineRule="auto"/>
-        <w:rPr>
-          <w:rFonts w:ascii="Times New Roman" w:eastAsia="Times New Roman" w:hAnsi="Times New Roman" w:cs="Times New Roman"/>
-          <w:sz w:val="24"/>
-          <w:szCs w:val="24"/>
-          <w:lang w:eastAsia="pt-BR"/>
-        </w:rPr>
-      </w:pPr>
-      <w:r>
-        <w:rPr>
-          <w:rFonts w:ascii="Calibri" w:eastAsia="Times New Roman" w:hAnsi="Calibri" w:cs="Calibri"/>
-          <w:color w:val="000000"/>
-          <w:lang w:eastAsia="pt-BR"/>
-        </w:rPr>
-        <w:t xml:space="preserve">ex. </w:t>
-      </w:r>
-      <w:proofErr w:type="spellStart"/>
-      <w:proofErr w:type="gramStart"/>
-      <w:r>
-        <w:rPr>
-          <w:rFonts w:ascii="Calibri" w:eastAsia="Times New Roman" w:hAnsi="Calibri" w:cs="Calibri"/>
-          <w:color w:val="000000"/>
-          <w:lang w:eastAsia="pt-BR"/>
-        </w:rPr>
-        <w:t>frase.count</w:t>
-      </w:r>
-      <w:proofErr w:type="spellEnd"/>
-      <w:proofErr w:type="gramEnd"/>
-      <w:r>
-        <w:rPr>
-          <w:rFonts w:ascii="Calibri" w:eastAsia="Times New Roman" w:hAnsi="Calibri" w:cs="Calibri"/>
-          <w:color w:val="000000"/>
-          <w:lang w:eastAsia="pt-BR"/>
-        </w:rPr>
-        <w:t>(‘o’)</w:t>
-      </w:r>
-    </w:p>
-    <w:p>
-      <w:pPr>
-        <w:spacing w:line="240" w:lineRule="auto"/>
-        <w:rPr>
-          <w:rFonts w:ascii="Times New Roman" w:eastAsia="Times New Roman" w:hAnsi="Times New Roman" w:cs="Times New Roman"/>
-          <w:sz w:val="24"/>
-          <w:szCs w:val="24"/>
-          <w:lang w:eastAsia="pt-BR"/>
-        </w:rPr>
-      </w:pPr>
-      <w:r>
-        <w:rPr>
-          <w:rFonts w:ascii="Calibri" w:eastAsia="Times New Roman" w:hAnsi="Calibri" w:cs="Calibri"/>
-          <w:color w:val="000000"/>
-          <w:lang w:eastAsia="pt-BR"/>
-        </w:rPr>
-        <w:t>3</w:t>
-      </w:r>
-    </w:p>
-    <w:p>
-      <w:pPr>
-        <w:spacing w:line="240" w:lineRule="auto"/>
-        <w:rPr>
-          <w:rFonts w:ascii="Times New Roman" w:eastAsia="Times New Roman" w:hAnsi="Times New Roman" w:cs="Times New Roman"/>
-          <w:sz w:val="24"/>
-          <w:szCs w:val="24"/>
-          <w:lang w:eastAsia="pt-BR"/>
-        </w:rPr>
-      </w:pPr>
-      <w:proofErr w:type="spellStart"/>
-      <w:r>
-        <w:rPr>
-          <w:rFonts w:ascii="Calibri" w:eastAsia="Times New Roman" w:hAnsi="Calibri" w:cs="Calibri"/>
-          <w:color w:val="000000"/>
-          <w:lang w:eastAsia="pt-BR"/>
-        </w:rPr>
-        <w:t>xx</w:t>
-      </w:r>
-      <w:r>
-        <w:rPr>
-          <w:rFonts w:ascii="Calibri" w:eastAsia="Times New Roman" w:hAnsi="Calibri" w:cs="Calibri"/>
-          <w:b/>
-          <w:bCs/>
-          <w:color w:val="000000"/>
-          <w:lang w:eastAsia="pt-BR"/>
-        </w:rPr>
-        <w:t>.find</w:t>
-      </w:r>
-      <w:proofErr w:type="spellEnd"/>
-      <w:r>
-        <w:rPr>
-          <w:rFonts w:ascii="Calibri" w:eastAsia="Times New Roman" w:hAnsi="Calibri" w:cs="Calibri"/>
-          <w:color w:val="000000"/>
-          <w:lang w:eastAsia="pt-BR"/>
-        </w:rPr>
-        <w:t>(‘</w:t>
-      </w:r>
-      <w:proofErr w:type="spellStart"/>
-      <w:r>
-        <w:rPr>
-          <w:rFonts w:ascii="Calibri" w:eastAsia="Times New Roman" w:hAnsi="Calibri" w:cs="Calibri"/>
-          <w:color w:val="000000"/>
-          <w:lang w:eastAsia="pt-BR"/>
-        </w:rPr>
-        <w:t>xxx</w:t>
-      </w:r>
-      <w:proofErr w:type="spellEnd"/>
-      <w:proofErr w:type="gramStart"/>
-      <w:r>
-        <w:rPr>
-          <w:rFonts w:ascii="Calibri" w:eastAsia="Times New Roman" w:hAnsi="Calibri" w:cs="Calibri"/>
-          <w:color w:val="000000"/>
-          <w:lang w:eastAsia="pt-BR"/>
-        </w:rPr>
-        <w:t>’)Serve</w:t>
-      </w:r>
-      <w:proofErr w:type="gramEnd"/>
-      <w:r>
-        <w:rPr>
-          <w:rFonts w:ascii="Calibri" w:eastAsia="Times New Roman" w:hAnsi="Calibri" w:cs="Calibri"/>
-          <w:color w:val="000000"/>
-          <w:lang w:eastAsia="pt-BR"/>
-        </w:rPr>
-        <w:t xml:space="preserve"> para mostrar </w:t>
-      </w:r>
-      <w:proofErr w:type="gramStart"/>
-      <w:r>
-        <w:rPr>
-          <w:rFonts w:ascii="Calibri" w:eastAsia="Times New Roman" w:hAnsi="Calibri" w:cs="Calibri"/>
-          <w:color w:val="000000"/>
-          <w:lang w:eastAsia="pt-BR"/>
-        </w:rPr>
-        <w:t>aonde</w:t>
-      </w:r>
-      <w:proofErr w:type="gramEnd"/>
-      <w:r>
-        <w:rPr>
-          <w:rFonts w:ascii="Calibri" w:eastAsia="Times New Roman" w:hAnsi="Calibri" w:cs="Calibri"/>
-          <w:color w:val="000000"/>
-          <w:lang w:eastAsia="pt-BR"/>
-        </w:rPr>
-        <w:t xml:space="preserve"> encontrou o que ele pediu</w:t>
-      </w:r>
-    </w:p>
-    <w:p>
-      <w:pPr>
-        <w:spacing w:line="240" w:lineRule="auto"/>
-        <w:rPr>
-          <w:rFonts w:ascii="Times New Roman" w:eastAsia="Times New Roman" w:hAnsi="Times New Roman" w:cs="Times New Roman"/>
-          <w:sz w:val="24"/>
-          <w:szCs w:val="24"/>
-          <w:lang w:eastAsia="pt-BR"/>
-        </w:rPr>
-      </w:pPr>
-      <w:proofErr w:type="gramStart"/>
-      <w:r>
-        <w:rPr>
-          <w:rFonts w:ascii="Calibri" w:eastAsia="Times New Roman" w:hAnsi="Calibri" w:cs="Calibri"/>
-          <w:color w:val="000000"/>
-          <w:lang w:eastAsia="pt-BR"/>
-        </w:rPr>
-        <w:t>aonde</w:t>
-      </w:r>
-      <w:proofErr w:type="gramEnd"/>
-      <w:r>
-        <w:rPr>
-          <w:rFonts w:ascii="Calibri" w:eastAsia="Times New Roman" w:hAnsi="Calibri" w:cs="Calibri"/>
-          <w:color w:val="000000"/>
-          <w:lang w:eastAsia="pt-BR"/>
-        </w:rPr>
-        <w:t xml:space="preserve"> não existe ele vai te mostrar -1(significa que não tem)</w:t>
-      </w:r>
-    </w:p>
-    <w:p>
-      <w:pPr>
-        <w:spacing w:line="240" w:lineRule="auto"/>
-        <w:rPr>
-          <w:rFonts w:ascii="Times New Roman" w:eastAsia="Times New Roman" w:hAnsi="Times New Roman" w:cs="Times New Roman"/>
-          <w:sz w:val="24"/>
-          <w:szCs w:val="24"/>
-          <w:lang w:eastAsia="pt-BR"/>
-        </w:rPr>
-      </w:pPr>
-      <w:proofErr w:type="spellStart"/>
-      <w:r>
-        <w:rPr>
-          <w:rFonts w:ascii="Calibri" w:eastAsia="Times New Roman" w:hAnsi="Calibri" w:cs="Calibri"/>
-          <w:b/>
-          <w:bCs/>
-          <w:color w:val="000000"/>
-          <w:lang w:eastAsia="pt-BR"/>
-        </w:rPr>
         <w:t>in</w:t>
       </w:r>
       <w:r>
@@ -3599,58 +2455,38 @@
           <w:color w:val="000000"/>
           <w:lang w:eastAsia="pt-BR"/>
         </w:rPr>
-        <w:t>:e</w:t>
-      </w:r>
-      <w:proofErr w:type="spellEnd"/>
-      <w:r>
-        <w:rPr>
-          <w:rFonts w:ascii="Calibri" w:eastAsia="Times New Roman" w:hAnsi="Calibri" w:cs="Calibri"/>
-          <w:color w:val="000000"/>
-          <w:lang w:eastAsia="pt-BR"/>
-        </w:rPr>
-        <w:t xml:space="preserve"> para saber se existe algo na frase</w:t>
-      </w:r>
-    </w:p>
-    <w:p>
-      <w:pPr>
-        <w:spacing w:line="240" w:lineRule="auto"/>
-        <w:rPr>
-          <w:rFonts w:ascii="Times New Roman" w:eastAsia="Times New Roman" w:hAnsi="Times New Roman" w:cs="Times New Roman"/>
-          <w:sz w:val="24"/>
-          <w:szCs w:val="24"/>
-          <w:lang w:eastAsia="pt-BR"/>
-        </w:rPr>
-      </w:pPr>
-      <w:proofErr w:type="spellStart"/>
-      <w:r>
-        <w:rPr>
-          <w:rFonts w:ascii="Calibri" w:eastAsia="Times New Roman" w:hAnsi="Calibri" w:cs="Calibri"/>
-          <w:color w:val="000000"/>
-          <w:lang w:eastAsia="pt-BR"/>
-        </w:rPr>
-        <w:t>ex</w:t>
-      </w:r>
-      <w:proofErr w:type="spellEnd"/>
-      <w:r>
-        <w:rPr>
-          <w:rFonts w:ascii="Calibri" w:eastAsia="Times New Roman" w:hAnsi="Calibri" w:cs="Calibri"/>
-          <w:color w:val="000000"/>
-          <w:lang w:eastAsia="pt-BR"/>
-        </w:rPr>
-        <w:t>.’Curso’ in frase</w:t>
-      </w:r>
-    </w:p>
-    <w:p>
-      <w:pPr>
-        <w:spacing w:line="240" w:lineRule="auto"/>
-        <w:rPr>
-          <w:rFonts w:ascii="Times New Roman" w:eastAsia="Times New Roman" w:hAnsi="Times New Roman" w:cs="Times New Roman"/>
-          <w:sz w:val="24"/>
-          <w:szCs w:val="24"/>
-          <w:lang w:eastAsia="pt-BR"/>
-        </w:rPr>
-      </w:pPr>
-      <w:proofErr w:type="spellStart"/>
+        <w:t>:e para saber se existe algo na frase</w:t>
+      </w:r>
+    </w:p>
+    <w:p>
+      <w:pPr>
+        <w:spacing w:line="240" w:lineRule="auto"/>
+        <w:rPr>
+          <w:rFonts w:ascii="Times New Roman" w:eastAsia="Times New Roman" w:hAnsi="Times New Roman" w:cs="Times New Roman"/>
+          <w:sz w:val="24"/>
+          <w:szCs w:val="24"/>
+          <w:lang w:eastAsia="pt-BR"/>
+        </w:rPr>
+      </w:pPr>
+      <w:r>
+        <w:rPr>
+          <w:rFonts w:ascii="Calibri" w:eastAsia="Times New Roman" w:hAnsi="Calibri" w:cs="Calibri"/>
+          <w:color w:val="000000"/>
+          <w:lang w:eastAsia="pt-BR"/>
+        </w:rPr>
+        <w:t>ex.’Curso’ in frase</w:t>
+      </w:r>
+    </w:p>
+    <w:p>
+      <w:pPr>
+        <w:spacing w:line="240" w:lineRule="auto"/>
+        <w:rPr>
+          <w:rFonts w:ascii="Times New Roman" w:eastAsia="Times New Roman" w:hAnsi="Times New Roman" w:cs="Times New Roman"/>
+          <w:sz w:val="24"/>
+          <w:szCs w:val="24"/>
+          <w:lang w:eastAsia="pt-BR"/>
+        </w:rPr>
+      </w:pPr>
       <w:r>
         <w:rPr>
           <w:rFonts w:ascii="Calibri" w:eastAsia="Times New Roman" w:hAnsi="Calibri" w:cs="Calibri"/>
@@ -3659,89 +2495,42 @@
         </w:rPr>
         <w:t>true</w:t>
       </w:r>
-      <w:proofErr w:type="spellEnd"/>
-    </w:p>
-    <w:p>
-      <w:pPr>
-        <w:spacing w:line="240" w:lineRule="auto"/>
-        <w:rPr>
-          <w:rFonts w:ascii="Times New Roman" w:eastAsia="Times New Roman" w:hAnsi="Times New Roman" w:cs="Times New Roman"/>
-          <w:sz w:val="24"/>
-          <w:szCs w:val="24"/>
-          <w:lang w:eastAsia="pt-BR"/>
-        </w:rPr>
-      </w:pPr>
-      <w:r>
-        <w:rPr>
-          <w:rFonts w:ascii="Calibri" w:eastAsia="Times New Roman" w:hAnsi="Calibri" w:cs="Calibri"/>
-          <w:color w:val="000000"/>
-          <w:lang w:eastAsia="pt-BR"/>
-        </w:rPr>
-        <w:t xml:space="preserve">e o </w:t>
-      </w:r>
-      <w:proofErr w:type="spellStart"/>
-      <w:r>
-        <w:rPr>
-          <w:rFonts w:ascii="Calibri" w:eastAsia="Times New Roman" w:hAnsi="Calibri" w:cs="Calibri"/>
-          <w:color w:val="000000"/>
-          <w:lang w:eastAsia="pt-BR"/>
-        </w:rPr>
-        <w:t>not</w:t>
-      </w:r>
-      <w:proofErr w:type="spellEnd"/>
-      <w:r>
-        <w:rPr>
-          <w:rFonts w:ascii="Calibri" w:eastAsia="Times New Roman" w:hAnsi="Calibri" w:cs="Calibri"/>
-          <w:color w:val="000000"/>
-          <w:lang w:eastAsia="pt-BR"/>
-        </w:rPr>
-        <w:t xml:space="preserve"> in e ao </w:t>
-      </w:r>
-      <w:proofErr w:type="gramStart"/>
-      <w:r>
-        <w:rPr>
-          <w:rFonts w:ascii="Calibri" w:eastAsia="Times New Roman" w:hAnsi="Calibri" w:cs="Calibri"/>
-          <w:color w:val="000000"/>
-          <w:lang w:eastAsia="pt-BR"/>
-        </w:rPr>
-        <w:t>contrario</w:t>
-      </w:r>
-      <w:proofErr w:type="gramEnd"/>
-    </w:p>
-    <w:p>
-      <w:pPr>
-        <w:spacing w:line="240" w:lineRule="auto"/>
-        <w:rPr>
-          <w:rFonts w:ascii="Calibri" w:eastAsia="Times New Roman" w:hAnsi="Calibri" w:cs="Calibri"/>
-          <w:color w:val="000000"/>
-          <w:lang w:eastAsia="pt-BR"/>
-        </w:rPr>
-      </w:pPr>
-      <w:r>
-        <w:rPr>
-          <w:rFonts w:ascii="Calibri" w:eastAsia="Times New Roman" w:hAnsi="Calibri" w:cs="Calibri"/>
-          <w:color w:val="000000"/>
-          <w:lang w:eastAsia="pt-BR"/>
-        </w:rPr>
-        <w:t xml:space="preserve">Para printar as aspas “” basta usar o \” que no print </w:t>
-      </w:r>
-      <w:proofErr w:type="gramStart"/>
-      <w:r>
-        <w:rPr>
-          <w:rFonts w:ascii="Calibri" w:eastAsia="Times New Roman" w:hAnsi="Calibri" w:cs="Calibri"/>
-          <w:color w:val="000000"/>
-          <w:lang w:eastAsia="pt-BR"/>
-        </w:rPr>
-        <w:t>ira</w:t>
-      </w:r>
-      <w:proofErr w:type="gramEnd"/>
-      <w:r>
-        <w:rPr>
-          <w:rFonts w:ascii="Calibri" w:eastAsia="Times New Roman" w:hAnsi="Calibri" w:cs="Calibri"/>
-          <w:color w:val="000000"/>
-          <w:lang w:eastAsia="pt-BR"/>
-        </w:rPr>
-        <w:t xml:space="preserve"> aparecer as aspas.</w:t>
+    </w:p>
+    <w:p>
+      <w:pPr>
+        <w:spacing w:line="240" w:lineRule="auto"/>
+        <w:rPr>
+          <w:rFonts w:ascii="Times New Roman" w:eastAsia="Times New Roman" w:hAnsi="Times New Roman" w:cs="Times New Roman"/>
+          <w:sz w:val="24"/>
+          <w:szCs w:val="24"/>
+          <w:lang w:eastAsia="pt-BR"/>
+        </w:rPr>
+      </w:pPr>
+      <w:r>
+        <w:rPr>
+          <w:rFonts w:ascii="Calibri" w:eastAsia="Times New Roman" w:hAnsi="Calibri" w:cs="Calibri"/>
+          <w:color w:val="000000"/>
+          <w:lang w:eastAsia="pt-BR"/>
+        </w:rPr>
+        <w:t>e o not in e ao contrario</w:t>
+      </w:r>
+    </w:p>
+    <w:p>
+      <w:pPr>
+        <w:spacing w:line="240" w:lineRule="auto"/>
+        <w:rPr>
+          <w:rFonts w:ascii="Calibri" w:eastAsia="Times New Roman" w:hAnsi="Calibri" w:cs="Calibri"/>
+          <w:color w:val="000000"/>
+          <w:lang w:eastAsia="pt-BR"/>
+        </w:rPr>
+      </w:pPr>
+      <w:r>
+        <w:rPr>
+          <w:rFonts w:ascii="Calibri" w:eastAsia="Times New Roman" w:hAnsi="Calibri" w:cs="Calibri"/>
+          <w:color w:val="000000"/>
+          <w:lang w:eastAsia="pt-BR"/>
+        </w:rPr>
+        <w:t>Para printar as aspas “” basta usar o \” que no print ira aparecer as aspas.</w:t>
       </w:r>
     </w:p>
     <w:p>
@@ -3799,7 +2588,6 @@
           <w:lang w:eastAsia="pt-BR"/>
         </w:rPr>
       </w:pPr>
-      <w:proofErr w:type="spellStart"/>
       <w:r>
         <w:rPr>
           <w:rFonts w:ascii="Calibri" w:eastAsia="Times New Roman" w:hAnsi="Calibri" w:cs="Calibri"/>
@@ -3808,7 +2596,6 @@
         </w:rPr>
         <w:t>xxx.</w:t>
       </w:r>
-      <w:proofErr w:type="gramStart"/>
       <w:r>
         <w:rPr>
           <w:rFonts w:ascii="Calibri" w:eastAsia="Times New Roman" w:hAnsi="Calibri" w:cs="Calibri"/>
@@ -3819,64 +2606,25 @@
         </w:rPr>
         <w:t>replace</w:t>
       </w:r>
-      <w:proofErr w:type="spellEnd"/>
-      <w:r>
-        <w:rPr>
-          <w:rFonts w:ascii="Calibri" w:eastAsia="Times New Roman" w:hAnsi="Calibri" w:cs="Calibri"/>
-          <w:color w:val="000000"/>
-          <w:lang w:eastAsia="pt-BR"/>
-        </w:rPr>
-        <w:t>(</w:t>
-      </w:r>
-      <w:proofErr w:type="spellStart"/>
-      <w:proofErr w:type="gramEnd"/>
-      <w:r>
-        <w:rPr>
-          <w:rFonts w:ascii="Calibri" w:eastAsia="Times New Roman" w:hAnsi="Calibri" w:cs="Calibri"/>
-          <w:color w:val="000000"/>
-          <w:lang w:eastAsia="pt-BR"/>
-        </w:rPr>
-        <w:t>xxx.o</w:t>
-      </w:r>
-      <w:proofErr w:type="spellEnd"/>
-      <w:r>
-        <w:rPr>
-          <w:rFonts w:ascii="Calibri" w:eastAsia="Times New Roman" w:hAnsi="Calibri" w:cs="Calibri"/>
-          <w:color w:val="000000"/>
-          <w:lang w:eastAsia="pt-BR"/>
-        </w:rPr>
-        <w:t xml:space="preserve"> que você </w:t>
-      </w:r>
-      <w:proofErr w:type="gramStart"/>
-      <w:r>
-        <w:rPr>
-          <w:rFonts w:ascii="Calibri" w:eastAsia="Times New Roman" w:hAnsi="Calibri" w:cs="Calibri"/>
-          <w:color w:val="000000"/>
-          <w:lang w:eastAsia="pt-BR"/>
-        </w:rPr>
-        <w:t>quer)-</w:t>
-      </w:r>
-      <w:proofErr w:type="gramEnd"/>
-      <w:r>
-        <w:rPr>
-          <w:rFonts w:ascii="Calibri" w:eastAsia="Times New Roman" w:hAnsi="Calibri" w:cs="Calibri"/>
-          <w:color w:val="000000"/>
-          <w:lang w:eastAsia="pt-BR"/>
-        </w:rPr>
-        <w:t>: serve para substituir a palavra que você quer pela palavra que você quer.</w:t>
-      </w:r>
-    </w:p>
-    <w:p>
-      <w:pPr>
-        <w:spacing w:line="240" w:lineRule="auto"/>
-        <w:rPr>
-          <w:rFonts w:ascii="Times New Roman" w:eastAsia="Times New Roman" w:hAnsi="Times New Roman" w:cs="Times New Roman"/>
-          <w:sz w:val="24"/>
-          <w:szCs w:val="24"/>
-          <w:lang w:eastAsia="pt-BR"/>
-        </w:rPr>
-      </w:pPr>
-      <w:proofErr w:type="spellStart"/>
+      <w:r>
+        <w:rPr>
+          <w:rFonts w:ascii="Calibri" w:eastAsia="Times New Roman" w:hAnsi="Calibri" w:cs="Calibri"/>
+          <w:color w:val="000000"/>
+          <w:lang w:eastAsia="pt-BR"/>
+        </w:rPr>
+        <w:t>(xxx.o que você quer)-: serve para substituir a palavra que você quer pela palavra que você quer.</w:t>
+      </w:r>
+    </w:p>
+    <w:p>
+      <w:pPr>
+        <w:spacing w:line="240" w:lineRule="auto"/>
+        <w:rPr>
+          <w:rFonts w:ascii="Times New Roman" w:eastAsia="Times New Roman" w:hAnsi="Times New Roman" w:cs="Times New Roman"/>
+          <w:sz w:val="24"/>
+          <w:szCs w:val="24"/>
+          <w:lang w:eastAsia="pt-BR"/>
+        </w:rPr>
+      </w:pPr>
       <w:r>
         <w:rPr>
           <w:rFonts w:ascii="Calibri" w:eastAsia="Times New Roman" w:hAnsi="Calibri" w:cs="Calibri"/>
@@ -3893,9 +2641,35 @@
           <w:color w:val="000000"/>
           <w:lang w:eastAsia="pt-BR"/>
         </w:rPr>
-        <w:t>.</w:t>
-      </w:r>
-      <w:proofErr w:type="gramStart"/>
+        <w:t>.upper()</w:t>
+      </w:r>
+      <w:r>
+        <w:rPr>
+          <w:rFonts w:ascii="Calibri" w:eastAsia="Times New Roman" w:hAnsi="Calibri" w:cs="Calibri"/>
+          <w:color w:val="000000"/>
+          <w:lang w:eastAsia="pt-BR"/>
+        </w:rPr>
+        <w:t>: ele vai transformar o que você quer em letras maiúsculas</w:t>
+      </w:r>
+    </w:p>
+    <w:p>
+      <w:pPr>
+        <w:spacing w:line="240" w:lineRule="auto"/>
+        <w:rPr>
+          <w:rFonts w:ascii="Times New Roman" w:eastAsia="Times New Roman" w:hAnsi="Times New Roman" w:cs="Times New Roman"/>
+          <w:sz w:val="24"/>
+          <w:szCs w:val="24"/>
+          <w:lang w:eastAsia="pt-BR"/>
+        </w:rPr>
+      </w:pPr>
+      <w:r>
+        <w:rPr>
+          <w:rFonts w:ascii="Calibri" w:eastAsia="Times New Roman" w:hAnsi="Calibri" w:cs="Calibri"/>
+          <w:color w:val="000000"/>
+          <w:lang w:eastAsia="pt-BR"/>
+        </w:rPr>
+        <w:t>xxx</w:t>
+      </w:r>
       <w:r>
         <w:rPr>
           <w:rFonts w:ascii="Calibri" w:eastAsia="Times New Roman" w:hAnsi="Calibri" w:cs="Calibri"/>
@@ -3904,9 +2678,35 @@
           <w:color w:val="000000"/>
           <w:lang w:eastAsia="pt-BR"/>
         </w:rPr>
-        <w:t>upper</w:t>
-      </w:r>
-      <w:proofErr w:type="spellEnd"/>
+        <w:t>.lower()</w:t>
+      </w:r>
+      <w:r>
+        <w:rPr>
+          <w:rFonts w:ascii="Calibri" w:eastAsia="Times New Roman" w:hAnsi="Calibri" w:cs="Calibri"/>
+          <w:color w:val="000000"/>
+          <w:lang w:eastAsia="pt-BR"/>
+        </w:rPr>
+        <w:t>: ele vai transformar o que você quer em letras minúsculas</w:t>
+      </w:r>
+    </w:p>
+    <w:p>
+      <w:pPr>
+        <w:spacing w:line="240" w:lineRule="auto"/>
+        <w:rPr>
+          <w:rFonts w:ascii="Times New Roman" w:eastAsia="Times New Roman" w:hAnsi="Times New Roman" w:cs="Times New Roman"/>
+          <w:sz w:val="24"/>
+          <w:szCs w:val="24"/>
+          <w:lang w:eastAsia="pt-BR"/>
+        </w:rPr>
+      </w:pPr>
+      <w:r>
+        <w:rPr>
+          <w:rFonts w:ascii="Calibri" w:eastAsia="Times New Roman" w:hAnsi="Calibri" w:cs="Calibri"/>
+          <w:color w:val="000000"/>
+          <w:lang w:eastAsia="pt-BR"/>
+        </w:rPr>
+        <w:t>xxx</w:t>
+      </w:r>
       <w:r>
         <w:rPr>
           <w:rFonts w:ascii="Calibri" w:eastAsia="Times New Roman" w:hAnsi="Calibri" w:cs="Calibri"/>
@@ -3915,9 +2715,16 @@
           <w:color w:val="000000"/>
           <w:lang w:eastAsia="pt-BR"/>
         </w:rPr>
-        <w:t>(</w:t>
-      </w:r>
-      <w:proofErr w:type="gramEnd"/>
+        <w:t xml:space="preserve">.capitalize(): </w:t>
+      </w:r>
+      <w:r>
+        <w:rPr>
+          <w:rFonts w:ascii="Calibri" w:eastAsia="Times New Roman" w:hAnsi="Calibri" w:cs="Calibri"/>
+          <w:color w:val="000000"/>
+          <w:lang w:eastAsia="pt-BR"/>
+        </w:rPr>
+        <w:t xml:space="preserve">ele vai pegar toda a sua frase e transformar para minúscula , </w:t>
+      </w:r>
       <w:r>
         <w:rPr>
           <w:rFonts w:ascii="Calibri" w:eastAsia="Times New Roman" w:hAnsi="Calibri" w:cs="Calibri"/>
@@ -3926,28 +2733,19 @@
           <w:color w:val="000000"/>
           <w:lang w:eastAsia="pt-BR"/>
         </w:rPr>
-        <w:t>)</w:t>
-      </w:r>
-      <w:r>
-        <w:rPr>
-          <w:rFonts w:ascii="Calibri" w:eastAsia="Times New Roman" w:hAnsi="Calibri" w:cs="Calibri"/>
-          <w:color w:val="000000"/>
-          <w:lang w:eastAsia="pt-BR"/>
-        </w:rPr>
-        <w:t>: ele vai transformar o que você quer em letras maiúsculas</w:t>
-      </w:r>
-    </w:p>
-    <w:p>
-      <w:pPr>
-        <w:spacing w:line="240" w:lineRule="auto"/>
-        <w:rPr>
-          <w:rFonts w:ascii="Times New Roman" w:eastAsia="Times New Roman" w:hAnsi="Times New Roman" w:cs="Times New Roman"/>
-          <w:sz w:val="24"/>
-          <w:szCs w:val="24"/>
-          <w:lang w:eastAsia="pt-BR"/>
-        </w:rPr>
-      </w:pPr>
-      <w:proofErr w:type="spellStart"/>
+        <w:t>menos a primeira letra</w:t>
+      </w:r>
+    </w:p>
+    <w:p>
+      <w:pPr>
+        <w:spacing w:line="240" w:lineRule="auto"/>
+        <w:rPr>
+          <w:rFonts w:ascii="Times New Roman" w:eastAsia="Times New Roman" w:hAnsi="Times New Roman" w:cs="Times New Roman"/>
+          <w:sz w:val="24"/>
+          <w:szCs w:val="24"/>
+          <w:lang w:eastAsia="pt-BR"/>
+        </w:rPr>
+      </w:pPr>
       <w:r>
         <w:rPr>
           <w:rFonts w:ascii="Calibri" w:eastAsia="Times New Roman" w:hAnsi="Calibri" w:cs="Calibri"/>
@@ -3964,9 +2762,35 @@
           <w:color w:val="000000"/>
           <w:lang w:eastAsia="pt-BR"/>
         </w:rPr>
-        <w:t>.</w:t>
-      </w:r>
-      <w:proofErr w:type="gramStart"/>
+        <w:t xml:space="preserve">.title() </w:t>
+      </w:r>
+      <w:r>
+        <w:rPr>
+          <w:rFonts w:ascii="Calibri" w:eastAsia="Times New Roman" w:hAnsi="Calibri" w:cs="Calibri"/>
+          <w:color w:val="000000"/>
+          <w:lang w:eastAsia="pt-BR"/>
+        </w:rPr>
+        <w:t>: ele pega palavra por palavra e coloca com a primeira letra maiúscula.</w:t>
+      </w:r>
+    </w:p>
+    <w:p>
+      <w:pPr>
+        <w:spacing w:line="240" w:lineRule="auto"/>
+        <w:rPr>
+          <w:rFonts w:ascii="Times New Roman" w:eastAsia="Times New Roman" w:hAnsi="Times New Roman" w:cs="Times New Roman"/>
+          <w:sz w:val="24"/>
+          <w:szCs w:val="24"/>
+          <w:lang w:eastAsia="pt-BR"/>
+        </w:rPr>
+      </w:pPr>
+      <w:r>
+        <w:rPr>
+          <w:rFonts w:ascii="Calibri" w:eastAsia="Times New Roman" w:hAnsi="Calibri" w:cs="Calibri"/>
+          <w:color w:val="000000"/>
+          <w:lang w:eastAsia="pt-BR"/>
+        </w:rPr>
+        <w:t>xxx</w:t>
+      </w:r>
       <w:r>
         <w:rPr>
           <w:rFonts w:ascii="Calibri" w:eastAsia="Times New Roman" w:hAnsi="Calibri" w:cs="Calibri"/>
@@ -3975,9 +2799,35 @@
           <w:color w:val="000000"/>
           <w:lang w:eastAsia="pt-BR"/>
         </w:rPr>
-        <w:t>lower</w:t>
-      </w:r>
-      <w:proofErr w:type="spellEnd"/>
+        <w:t>.strip()</w:t>
+      </w:r>
+      <w:r>
+        <w:rPr>
+          <w:rFonts w:ascii="Calibri" w:eastAsia="Times New Roman" w:hAnsi="Calibri" w:cs="Calibri"/>
+          <w:color w:val="000000"/>
+          <w:lang w:eastAsia="pt-BR"/>
+        </w:rPr>
+        <w:t>: serve para remover os espaços antes e depois da sua frase</w:t>
+      </w:r>
+    </w:p>
+    <w:p>
+      <w:pPr>
+        <w:spacing w:line="240" w:lineRule="auto"/>
+        <w:rPr>
+          <w:rFonts w:ascii="Times New Roman" w:eastAsia="Times New Roman" w:hAnsi="Times New Roman" w:cs="Times New Roman"/>
+          <w:sz w:val="24"/>
+          <w:szCs w:val="24"/>
+          <w:lang w:eastAsia="pt-BR"/>
+        </w:rPr>
+      </w:pPr>
+      <w:r>
+        <w:rPr>
+          <w:rFonts w:ascii="Calibri" w:eastAsia="Times New Roman" w:hAnsi="Calibri" w:cs="Calibri"/>
+          <w:color w:val="000000"/>
+          <w:lang w:eastAsia="pt-BR"/>
+        </w:rPr>
+        <w:t>xxx</w:t>
+      </w:r>
       <w:r>
         <w:rPr>
           <w:rFonts w:ascii="Calibri" w:eastAsia="Times New Roman" w:hAnsi="Calibri" w:cs="Calibri"/>
@@ -3986,9 +2836,35 @@
           <w:color w:val="000000"/>
           <w:lang w:eastAsia="pt-BR"/>
         </w:rPr>
-        <w:t>(</w:t>
-      </w:r>
-      <w:proofErr w:type="gramEnd"/>
+        <w:t>.rstrip()</w:t>
+      </w:r>
+      <w:r>
+        <w:rPr>
+          <w:rFonts w:ascii="Calibri" w:eastAsia="Times New Roman" w:hAnsi="Calibri" w:cs="Calibri"/>
+          <w:color w:val="000000"/>
+          <w:lang w:eastAsia="pt-BR"/>
+        </w:rPr>
+        <w:t>: remove todos os espaços em brancos da direita(right)</w:t>
+      </w:r>
+    </w:p>
+    <w:p>
+      <w:pPr>
+        <w:spacing w:line="240" w:lineRule="auto"/>
+        <w:rPr>
+          <w:rFonts w:ascii="Times New Roman" w:eastAsia="Times New Roman" w:hAnsi="Times New Roman" w:cs="Times New Roman"/>
+          <w:sz w:val="24"/>
+          <w:szCs w:val="24"/>
+          <w:lang w:eastAsia="pt-BR"/>
+        </w:rPr>
+      </w:pPr>
+      <w:r>
+        <w:rPr>
+          <w:rFonts w:ascii="Calibri" w:eastAsia="Times New Roman" w:hAnsi="Calibri" w:cs="Calibri"/>
+          <w:color w:val="000000"/>
+          <w:lang w:eastAsia="pt-BR"/>
+        </w:rPr>
+        <w:t>xxx</w:t>
+      </w:r>
       <w:r>
         <w:rPr>
           <w:rFonts w:ascii="Calibri" w:eastAsia="Times New Roman" w:hAnsi="Calibri" w:cs="Calibri"/>
@@ -3997,28 +2873,27 @@
           <w:color w:val="000000"/>
           <w:lang w:eastAsia="pt-BR"/>
         </w:rPr>
-        <w:t>)</w:t>
-      </w:r>
-      <w:r>
-        <w:rPr>
-          <w:rFonts w:ascii="Calibri" w:eastAsia="Times New Roman" w:hAnsi="Calibri" w:cs="Calibri"/>
-          <w:color w:val="000000"/>
-          <w:lang w:eastAsia="pt-BR"/>
-        </w:rPr>
-        <w:t>: ele vai transformar o que você quer em letras minúsculas</w:t>
-      </w:r>
-    </w:p>
-    <w:p>
-      <w:pPr>
-        <w:spacing w:line="240" w:lineRule="auto"/>
-        <w:rPr>
-          <w:rFonts w:ascii="Times New Roman" w:eastAsia="Times New Roman" w:hAnsi="Times New Roman" w:cs="Times New Roman"/>
-          <w:sz w:val="24"/>
-          <w:szCs w:val="24"/>
-          <w:lang w:eastAsia="pt-BR"/>
-        </w:rPr>
-      </w:pPr>
-      <w:proofErr w:type="spellStart"/>
+        <w:t>.lstrip()</w:t>
+      </w:r>
+      <w:r>
+        <w:rPr>
+          <w:rFonts w:ascii="Calibri" w:eastAsia="Times New Roman" w:hAnsi="Calibri" w:cs="Calibri"/>
+          <w:color w:val="000000"/>
+          <w:lang w:eastAsia="pt-BR"/>
+        </w:rPr>
+        <w:t>: remove todos os espaços em branco da esquerda(left)</w:t>
+      </w:r>
+    </w:p>
+    <w:p>
+      <w:pPr>
+        <w:spacing w:line="240" w:lineRule="auto"/>
+        <w:rPr>
+          <w:rFonts w:ascii="Times New Roman" w:eastAsia="Times New Roman" w:hAnsi="Times New Roman" w:cs="Times New Roman"/>
+          <w:sz w:val="24"/>
+          <w:szCs w:val="24"/>
+          <w:lang w:eastAsia="pt-BR"/>
+        </w:rPr>
+      </w:pPr>
       <w:r>
         <w:rPr>
           <w:rFonts w:ascii="Calibri" w:eastAsia="Times New Roman" w:hAnsi="Calibri" w:cs="Calibri"/>
@@ -4035,9 +2910,34 @@
           <w:color w:val="000000"/>
           <w:lang w:eastAsia="pt-BR"/>
         </w:rPr>
-        <w:t>.</w:t>
-      </w:r>
-      <w:proofErr w:type="gramStart"/>
+        <w:t>.split()</w:t>
+      </w:r>
+      <w:r>
+        <w:rPr>
+          <w:rFonts w:ascii="Calibri" w:eastAsia="Times New Roman" w:hAnsi="Calibri" w:cs="Calibri"/>
+          <w:color w:val="000000"/>
+          <w:lang w:eastAsia="pt-BR"/>
+        </w:rPr>
+        <w:t>: serve para dividir onde existem os espaços em branco.</w:t>
+      </w:r>
+    </w:p>
+    <w:p>
+      <w:pPr>
+        <w:spacing w:line="240" w:lineRule="auto"/>
+        <w:rPr>
+          <w:rFonts w:ascii="Calibri" w:eastAsia="Times New Roman" w:hAnsi="Calibri" w:cs="Calibri"/>
+          <w:color w:val="000000"/>
+          <w:lang w:eastAsia="pt-BR"/>
+        </w:rPr>
+      </w:pPr>
+      <w:r>
+        <w:rPr>
+          <w:rFonts w:ascii="Calibri" w:eastAsia="Times New Roman" w:hAnsi="Calibri" w:cs="Calibri"/>
+          <w:color w:val="000000"/>
+          <w:lang w:eastAsia="pt-BR"/>
+        </w:rPr>
+        <w:t>‘X’</w:t>
+      </w:r>
       <w:r>
         <w:rPr>
           <w:rFonts w:ascii="Calibri" w:eastAsia="Times New Roman" w:hAnsi="Calibri" w:cs="Calibri"/>
@@ -4046,9 +2946,16 @@
           <w:color w:val="000000"/>
           <w:lang w:eastAsia="pt-BR"/>
         </w:rPr>
-        <w:t>capitalize</w:t>
-      </w:r>
-      <w:proofErr w:type="spellEnd"/>
+        <w:t>.join(</w:t>
+      </w:r>
+      <w:r>
+        <w:rPr>
+          <w:rFonts w:ascii="Calibri" w:eastAsia="Times New Roman" w:hAnsi="Calibri" w:cs="Calibri"/>
+          <w:color w:val="000000"/>
+          <w:lang w:eastAsia="pt-BR"/>
+        </w:rPr>
+        <w:t>xxx</w:t>
+      </w:r>
       <w:r>
         <w:rPr>
           <w:rFonts w:ascii="Calibri" w:eastAsia="Times New Roman" w:hAnsi="Calibri" w:cs="Calibri"/>
@@ -4057,17 +2964,6 @@
           <w:color w:val="000000"/>
           <w:lang w:eastAsia="pt-BR"/>
         </w:rPr>
-        <w:t>(</w:t>
-      </w:r>
-      <w:proofErr w:type="gramEnd"/>
-      <w:r>
-        <w:rPr>
-          <w:rFonts w:ascii="Calibri" w:eastAsia="Times New Roman" w:hAnsi="Calibri" w:cs="Calibri"/>
-          <w:b/>
-          <w:bCs/>
-          <w:color w:val="000000"/>
-          <w:lang w:eastAsia="pt-BR"/>
-        </w:rPr>
         <w:t xml:space="preserve">): </w:t>
       </w:r>
       <w:r>
@@ -4076,530 +2972,7 @@
           <w:color w:val="000000"/>
           <w:lang w:eastAsia="pt-BR"/>
         </w:rPr>
-        <w:t xml:space="preserve">ele vai pegar toda a sua frase e transformar para </w:t>
-      </w:r>
-      <w:proofErr w:type="gramStart"/>
-      <w:r>
-        <w:rPr>
-          <w:rFonts w:ascii="Calibri" w:eastAsia="Times New Roman" w:hAnsi="Calibri" w:cs="Calibri"/>
-          <w:color w:val="000000"/>
-          <w:lang w:eastAsia="pt-BR"/>
-        </w:rPr>
-        <w:t>minúscula ,</w:t>
-      </w:r>
-      <w:proofErr w:type="gramEnd"/>
-      <w:r>
-        <w:rPr>
-          <w:rFonts w:ascii="Calibri" w:eastAsia="Times New Roman" w:hAnsi="Calibri" w:cs="Calibri"/>
-          <w:color w:val="000000"/>
-          <w:lang w:eastAsia="pt-BR"/>
-        </w:rPr>
-        <w:t xml:space="preserve"> </w:t>
-      </w:r>
-      <w:r>
-        <w:rPr>
-          <w:rFonts w:ascii="Calibri" w:eastAsia="Times New Roman" w:hAnsi="Calibri" w:cs="Calibri"/>
-          <w:b/>
-          <w:bCs/>
-          <w:color w:val="000000"/>
-          <w:lang w:eastAsia="pt-BR"/>
-        </w:rPr>
-        <w:t>menos a primeira letra</w:t>
-      </w:r>
-    </w:p>
-    <w:p>
-      <w:pPr>
-        <w:spacing w:line="240" w:lineRule="auto"/>
-        <w:rPr>
-          <w:rFonts w:ascii="Times New Roman" w:eastAsia="Times New Roman" w:hAnsi="Times New Roman" w:cs="Times New Roman"/>
-          <w:sz w:val="24"/>
-          <w:szCs w:val="24"/>
-          <w:lang w:eastAsia="pt-BR"/>
-        </w:rPr>
-      </w:pPr>
-      <w:proofErr w:type="spellStart"/>
-      <w:r>
-        <w:rPr>
-          <w:rFonts w:ascii="Calibri" w:eastAsia="Times New Roman" w:hAnsi="Calibri" w:cs="Calibri"/>
-          <w:color w:val="000000"/>
-          <w:lang w:eastAsia="pt-BR"/>
-        </w:rPr>
-        <w:t>xxx</w:t>
-      </w:r>
-      <w:r>
-        <w:rPr>
-          <w:rFonts w:ascii="Calibri" w:eastAsia="Times New Roman" w:hAnsi="Calibri" w:cs="Calibri"/>
-          <w:b/>
-          <w:bCs/>
-          <w:color w:val="000000"/>
-          <w:lang w:eastAsia="pt-BR"/>
-        </w:rPr>
-        <w:t>.</w:t>
-      </w:r>
-      <w:proofErr w:type="gramStart"/>
-      <w:r>
-        <w:rPr>
-          <w:rFonts w:ascii="Calibri" w:eastAsia="Times New Roman" w:hAnsi="Calibri" w:cs="Calibri"/>
-          <w:b/>
-          <w:bCs/>
-          <w:color w:val="000000"/>
-          <w:lang w:eastAsia="pt-BR"/>
-        </w:rPr>
-        <w:t>title</w:t>
-      </w:r>
-      <w:proofErr w:type="spellEnd"/>
-      <w:r>
-        <w:rPr>
-          <w:rFonts w:ascii="Calibri" w:eastAsia="Times New Roman" w:hAnsi="Calibri" w:cs="Calibri"/>
-          <w:b/>
-          <w:bCs/>
-          <w:color w:val="000000"/>
-          <w:lang w:eastAsia="pt-BR"/>
-        </w:rPr>
-        <w:t xml:space="preserve">() </w:t>
-      </w:r>
-      <w:r>
-        <w:rPr>
-          <w:rFonts w:ascii="Calibri" w:eastAsia="Times New Roman" w:hAnsi="Calibri" w:cs="Calibri"/>
-          <w:color w:val="000000"/>
-          <w:lang w:eastAsia="pt-BR"/>
-        </w:rPr>
-        <w:t>:</w:t>
-      </w:r>
-      <w:proofErr w:type="gramEnd"/>
-      <w:r>
-        <w:rPr>
-          <w:rFonts w:ascii="Calibri" w:eastAsia="Times New Roman" w:hAnsi="Calibri" w:cs="Calibri"/>
-          <w:color w:val="000000"/>
-          <w:lang w:eastAsia="pt-BR"/>
-        </w:rPr>
-        <w:t xml:space="preserve"> ele pega palavra por palavra e coloca com a primeira letra maiúscula.</w:t>
-      </w:r>
-    </w:p>
-    <w:p>
-      <w:pPr>
-        <w:spacing w:line="240" w:lineRule="auto"/>
-        <w:rPr>
-          <w:rFonts w:ascii="Times New Roman" w:eastAsia="Times New Roman" w:hAnsi="Times New Roman" w:cs="Times New Roman"/>
-          <w:sz w:val="24"/>
-          <w:szCs w:val="24"/>
-          <w:lang w:eastAsia="pt-BR"/>
-        </w:rPr>
-      </w:pPr>
-      <w:proofErr w:type="spellStart"/>
-      <w:r>
-        <w:rPr>
-          <w:rFonts w:ascii="Calibri" w:eastAsia="Times New Roman" w:hAnsi="Calibri" w:cs="Calibri"/>
-          <w:color w:val="000000"/>
-          <w:lang w:eastAsia="pt-BR"/>
-        </w:rPr>
-        <w:t>xxx</w:t>
-      </w:r>
-      <w:r>
-        <w:rPr>
-          <w:rFonts w:ascii="Calibri" w:eastAsia="Times New Roman" w:hAnsi="Calibri" w:cs="Calibri"/>
-          <w:b/>
-          <w:bCs/>
-          <w:color w:val="000000"/>
-          <w:lang w:eastAsia="pt-BR"/>
-        </w:rPr>
-        <w:t>.</w:t>
-      </w:r>
-      <w:proofErr w:type="gramStart"/>
-      <w:r>
-        <w:rPr>
-          <w:rFonts w:ascii="Calibri" w:eastAsia="Times New Roman" w:hAnsi="Calibri" w:cs="Calibri"/>
-          <w:b/>
-          <w:bCs/>
-          <w:color w:val="000000"/>
-          <w:lang w:eastAsia="pt-BR"/>
-        </w:rPr>
-        <w:t>strip</w:t>
-      </w:r>
-      <w:proofErr w:type="spellEnd"/>
-      <w:r>
-        <w:rPr>
-          <w:rFonts w:ascii="Calibri" w:eastAsia="Times New Roman" w:hAnsi="Calibri" w:cs="Calibri"/>
-          <w:b/>
-          <w:bCs/>
-          <w:color w:val="000000"/>
-          <w:lang w:eastAsia="pt-BR"/>
-        </w:rPr>
-        <w:t>(</w:t>
-      </w:r>
-      <w:proofErr w:type="gramEnd"/>
-      <w:r>
-        <w:rPr>
-          <w:rFonts w:ascii="Calibri" w:eastAsia="Times New Roman" w:hAnsi="Calibri" w:cs="Calibri"/>
-          <w:b/>
-          <w:bCs/>
-          <w:color w:val="000000"/>
-          <w:lang w:eastAsia="pt-BR"/>
-        </w:rPr>
-        <w:t>)</w:t>
-      </w:r>
-      <w:r>
-        <w:rPr>
-          <w:rFonts w:ascii="Calibri" w:eastAsia="Times New Roman" w:hAnsi="Calibri" w:cs="Calibri"/>
-          <w:color w:val="000000"/>
-          <w:lang w:eastAsia="pt-BR"/>
-        </w:rPr>
-        <w:t>: serve para remover os espaços antes e depois da sua frase</w:t>
-      </w:r>
-    </w:p>
-    <w:p>
-      <w:pPr>
-        <w:spacing w:line="240" w:lineRule="auto"/>
-        <w:rPr>
-          <w:rFonts w:ascii="Times New Roman" w:eastAsia="Times New Roman" w:hAnsi="Times New Roman" w:cs="Times New Roman"/>
-          <w:sz w:val="24"/>
-          <w:szCs w:val="24"/>
-          <w:lang w:eastAsia="pt-BR"/>
-        </w:rPr>
-      </w:pPr>
-      <w:proofErr w:type="spellStart"/>
-      <w:r>
-        <w:rPr>
-          <w:rFonts w:ascii="Calibri" w:eastAsia="Times New Roman" w:hAnsi="Calibri" w:cs="Calibri"/>
-          <w:color w:val="000000"/>
-          <w:lang w:eastAsia="pt-BR"/>
-        </w:rPr>
-        <w:t>xxx</w:t>
-      </w:r>
-      <w:r>
-        <w:rPr>
-          <w:rFonts w:ascii="Calibri" w:eastAsia="Times New Roman" w:hAnsi="Calibri" w:cs="Calibri"/>
-          <w:b/>
-          <w:bCs/>
-          <w:color w:val="000000"/>
-          <w:lang w:eastAsia="pt-BR"/>
-        </w:rPr>
-        <w:t>.</w:t>
-      </w:r>
-      <w:proofErr w:type="gramStart"/>
-      <w:r>
-        <w:rPr>
-          <w:rFonts w:ascii="Calibri" w:eastAsia="Times New Roman" w:hAnsi="Calibri" w:cs="Calibri"/>
-          <w:b/>
-          <w:bCs/>
-          <w:color w:val="000000"/>
-          <w:lang w:eastAsia="pt-BR"/>
-        </w:rPr>
-        <w:t>rstrip</w:t>
-      </w:r>
-      <w:proofErr w:type="spellEnd"/>
-      <w:r>
-        <w:rPr>
-          <w:rFonts w:ascii="Calibri" w:eastAsia="Times New Roman" w:hAnsi="Calibri" w:cs="Calibri"/>
-          <w:b/>
-          <w:bCs/>
-          <w:color w:val="000000"/>
-          <w:lang w:eastAsia="pt-BR"/>
-        </w:rPr>
-        <w:t>(</w:t>
-      </w:r>
-      <w:proofErr w:type="gramEnd"/>
-      <w:r>
-        <w:rPr>
-          <w:rFonts w:ascii="Calibri" w:eastAsia="Times New Roman" w:hAnsi="Calibri" w:cs="Calibri"/>
-          <w:b/>
-          <w:bCs/>
-          <w:color w:val="000000"/>
-          <w:lang w:eastAsia="pt-BR"/>
-        </w:rPr>
-        <w:t>)</w:t>
-      </w:r>
-      <w:r>
-        <w:rPr>
-          <w:rFonts w:ascii="Calibri" w:eastAsia="Times New Roman" w:hAnsi="Calibri" w:cs="Calibri"/>
-          <w:color w:val="000000"/>
-          <w:lang w:eastAsia="pt-BR"/>
-        </w:rPr>
-        <w:t>: remove todos os espaços em brancos da direita(</w:t>
-      </w:r>
-      <w:proofErr w:type="spellStart"/>
-      <w:r>
-        <w:rPr>
-          <w:rFonts w:ascii="Calibri" w:eastAsia="Times New Roman" w:hAnsi="Calibri" w:cs="Calibri"/>
-          <w:color w:val="000000"/>
-          <w:lang w:eastAsia="pt-BR"/>
-        </w:rPr>
-        <w:t>right</w:t>
-      </w:r>
-      <w:proofErr w:type="spellEnd"/>
-      <w:r>
-        <w:rPr>
-          <w:rFonts w:ascii="Calibri" w:eastAsia="Times New Roman" w:hAnsi="Calibri" w:cs="Calibri"/>
-          <w:color w:val="000000"/>
-          <w:lang w:eastAsia="pt-BR"/>
-        </w:rPr>
-        <w:t>)</w:t>
-      </w:r>
-    </w:p>
-    <w:p>
-      <w:pPr>
-        <w:spacing w:line="240" w:lineRule="auto"/>
-        <w:rPr>
-          <w:rFonts w:ascii="Times New Roman" w:eastAsia="Times New Roman" w:hAnsi="Times New Roman" w:cs="Times New Roman"/>
-          <w:sz w:val="24"/>
-          <w:szCs w:val="24"/>
-          <w:lang w:eastAsia="pt-BR"/>
-        </w:rPr>
-      </w:pPr>
-      <w:proofErr w:type="spellStart"/>
-      <w:r>
-        <w:rPr>
-          <w:rFonts w:ascii="Calibri" w:eastAsia="Times New Roman" w:hAnsi="Calibri" w:cs="Calibri"/>
-          <w:color w:val="000000"/>
-          <w:lang w:eastAsia="pt-BR"/>
-        </w:rPr>
-        <w:t>xxx</w:t>
-      </w:r>
-      <w:r>
-        <w:rPr>
-          <w:rFonts w:ascii="Calibri" w:eastAsia="Times New Roman" w:hAnsi="Calibri" w:cs="Calibri"/>
-          <w:b/>
-          <w:bCs/>
-          <w:color w:val="000000"/>
-          <w:lang w:eastAsia="pt-BR"/>
-        </w:rPr>
-        <w:t>.</w:t>
-      </w:r>
-      <w:proofErr w:type="gramStart"/>
-      <w:r>
-        <w:rPr>
-          <w:rFonts w:ascii="Calibri" w:eastAsia="Times New Roman" w:hAnsi="Calibri" w:cs="Calibri"/>
-          <w:b/>
-          <w:bCs/>
-          <w:color w:val="000000"/>
-          <w:lang w:eastAsia="pt-BR"/>
-        </w:rPr>
-        <w:t>lstrip</w:t>
-      </w:r>
-      <w:proofErr w:type="spellEnd"/>
-      <w:r>
-        <w:rPr>
-          <w:rFonts w:ascii="Calibri" w:eastAsia="Times New Roman" w:hAnsi="Calibri" w:cs="Calibri"/>
-          <w:b/>
-          <w:bCs/>
-          <w:color w:val="000000"/>
-          <w:lang w:eastAsia="pt-BR"/>
-        </w:rPr>
-        <w:t>(</w:t>
-      </w:r>
-      <w:proofErr w:type="gramEnd"/>
-      <w:r>
-        <w:rPr>
-          <w:rFonts w:ascii="Calibri" w:eastAsia="Times New Roman" w:hAnsi="Calibri" w:cs="Calibri"/>
-          <w:b/>
-          <w:bCs/>
-          <w:color w:val="000000"/>
-          <w:lang w:eastAsia="pt-BR"/>
-        </w:rPr>
-        <w:t>)</w:t>
-      </w:r>
-      <w:r>
-        <w:rPr>
-          <w:rFonts w:ascii="Calibri" w:eastAsia="Times New Roman" w:hAnsi="Calibri" w:cs="Calibri"/>
-          <w:color w:val="000000"/>
-          <w:lang w:eastAsia="pt-BR"/>
-        </w:rPr>
-        <w:t>: remove todos os espaços em branco da esquerda(</w:t>
-      </w:r>
-      <w:proofErr w:type="spellStart"/>
-      <w:r>
-        <w:rPr>
-          <w:rFonts w:ascii="Calibri" w:eastAsia="Times New Roman" w:hAnsi="Calibri" w:cs="Calibri"/>
-          <w:color w:val="000000"/>
-          <w:lang w:eastAsia="pt-BR"/>
-        </w:rPr>
-        <w:t>left</w:t>
-      </w:r>
-      <w:proofErr w:type="spellEnd"/>
-      <w:r>
-        <w:rPr>
-          <w:rFonts w:ascii="Calibri" w:eastAsia="Times New Roman" w:hAnsi="Calibri" w:cs="Calibri"/>
-          <w:color w:val="000000"/>
-          <w:lang w:eastAsia="pt-BR"/>
-        </w:rPr>
-        <w:t>)</w:t>
-      </w:r>
-    </w:p>
-    <w:p>
-      <w:pPr>
-        <w:spacing w:line="240" w:lineRule="auto"/>
-        <w:rPr>
-          <w:rFonts w:ascii="Times New Roman" w:eastAsia="Times New Roman" w:hAnsi="Times New Roman" w:cs="Times New Roman"/>
-          <w:sz w:val="24"/>
-          <w:szCs w:val="24"/>
-          <w:lang w:eastAsia="pt-BR"/>
-        </w:rPr>
-      </w:pPr>
-      <w:proofErr w:type="spellStart"/>
-      <w:r>
-        <w:rPr>
-          <w:rFonts w:ascii="Calibri" w:eastAsia="Times New Roman" w:hAnsi="Calibri" w:cs="Calibri"/>
-          <w:color w:val="000000"/>
-          <w:lang w:eastAsia="pt-BR"/>
-        </w:rPr>
-        <w:t>xxx</w:t>
-      </w:r>
-      <w:r>
-        <w:rPr>
-          <w:rFonts w:ascii="Calibri" w:eastAsia="Times New Roman" w:hAnsi="Calibri" w:cs="Calibri"/>
-          <w:b/>
-          <w:bCs/>
-          <w:color w:val="000000"/>
-          <w:lang w:eastAsia="pt-BR"/>
-        </w:rPr>
-        <w:t>.</w:t>
-      </w:r>
-      <w:proofErr w:type="gramStart"/>
-      <w:r>
-        <w:rPr>
-          <w:rFonts w:ascii="Calibri" w:eastAsia="Times New Roman" w:hAnsi="Calibri" w:cs="Calibri"/>
-          <w:b/>
-          <w:bCs/>
-          <w:color w:val="000000"/>
-          <w:lang w:eastAsia="pt-BR"/>
-        </w:rPr>
-        <w:t>split</w:t>
-      </w:r>
-      <w:proofErr w:type="spellEnd"/>
-      <w:r>
-        <w:rPr>
-          <w:rFonts w:ascii="Calibri" w:eastAsia="Times New Roman" w:hAnsi="Calibri" w:cs="Calibri"/>
-          <w:b/>
-          <w:bCs/>
-          <w:color w:val="000000"/>
-          <w:lang w:eastAsia="pt-BR"/>
-        </w:rPr>
-        <w:t>(</w:t>
-      </w:r>
-      <w:proofErr w:type="gramEnd"/>
-      <w:r>
-        <w:rPr>
-          <w:rFonts w:ascii="Calibri" w:eastAsia="Times New Roman" w:hAnsi="Calibri" w:cs="Calibri"/>
-          <w:b/>
-          <w:bCs/>
-          <w:color w:val="000000"/>
-          <w:lang w:eastAsia="pt-BR"/>
-        </w:rPr>
-        <w:t>)</w:t>
-      </w:r>
-      <w:r>
-        <w:rPr>
-          <w:rFonts w:ascii="Calibri" w:eastAsia="Times New Roman" w:hAnsi="Calibri" w:cs="Calibri"/>
-          <w:color w:val="000000"/>
-          <w:lang w:eastAsia="pt-BR"/>
-        </w:rPr>
-        <w:t>: serve para dividir onde existem os espaços em branco.</w:t>
-      </w:r>
-    </w:p>
-    <w:p>
-      <w:pPr>
-        <w:spacing w:line="240" w:lineRule="auto"/>
-        <w:rPr>
-          <w:rFonts w:ascii="Calibri" w:eastAsia="Times New Roman" w:hAnsi="Calibri" w:cs="Calibri"/>
-          <w:color w:val="000000"/>
-          <w:lang w:eastAsia="pt-BR"/>
-        </w:rPr>
-      </w:pPr>
-      <w:r>
-        <w:rPr>
-          <w:rFonts w:ascii="Calibri" w:eastAsia="Times New Roman" w:hAnsi="Calibri" w:cs="Calibri"/>
-          <w:color w:val="000000"/>
-          <w:lang w:eastAsia="pt-BR"/>
-        </w:rPr>
-        <w:t>‘X</w:t>
-      </w:r>
-      <w:proofErr w:type="gramStart"/>
-      <w:r>
-        <w:rPr>
-          <w:rFonts w:ascii="Calibri" w:eastAsia="Times New Roman" w:hAnsi="Calibri" w:cs="Calibri"/>
-          <w:color w:val="000000"/>
-          <w:lang w:eastAsia="pt-BR"/>
-        </w:rPr>
-        <w:t>’</w:t>
-      </w:r>
-      <w:r>
-        <w:rPr>
-          <w:rFonts w:ascii="Calibri" w:eastAsia="Times New Roman" w:hAnsi="Calibri" w:cs="Calibri"/>
-          <w:b/>
-          <w:bCs/>
-          <w:color w:val="000000"/>
-          <w:lang w:eastAsia="pt-BR"/>
-        </w:rPr>
-        <w:t>.</w:t>
-      </w:r>
-      <w:proofErr w:type="spellStart"/>
-      <w:r>
-        <w:rPr>
-          <w:rFonts w:ascii="Calibri" w:eastAsia="Times New Roman" w:hAnsi="Calibri" w:cs="Calibri"/>
-          <w:b/>
-          <w:bCs/>
-          <w:color w:val="000000"/>
-          <w:lang w:eastAsia="pt-BR"/>
-        </w:rPr>
-        <w:t>join</w:t>
-      </w:r>
-      <w:proofErr w:type="spellEnd"/>
-      <w:proofErr w:type="gramEnd"/>
-      <w:r>
-        <w:rPr>
-          <w:rFonts w:ascii="Calibri" w:eastAsia="Times New Roman" w:hAnsi="Calibri" w:cs="Calibri"/>
-          <w:b/>
-          <w:bCs/>
-          <w:color w:val="000000"/>
-          <w:lang w:eastAsia="pt-BR"/>
-        </w:rPr>
-        <w:t>(</w:t>
-      </w:r>
-      <w:proofErr w:type="spellStart"/>
-      <w:r>
-        <w:rPr>
-          <w:rFonts w:ascii="Calibri" w:eastAsia="Times New Roman" w:hAnsi="Calibri" w:cs="Calibri"/>
-          <w:color w:val="000000"/>
-          <w:lang w:eastAsia="pt-BR"/>
-        </w:rPr>
-        <w:t>xxx</w:t>
-      </w:r>
-      <w:proofErr w:type="spellEnd"/>
-      <w:r>
-        <w:rPr>
-          <w:rFonts w:ascii="Calibri" w:eastAsia="Times New Roman" w:hAnsi="Calibri" w:cs="Calibri"/>
-          <w:b/>
-          <w:bCs/>
-          <w:color w:val="000000"/>
-          <w:lang w:eastAsia="pt-BR"/>
-        </w:rPr>
-        <w:t xml:space="preserve">): </w:t>
-      </w:r>
-      <w:r>
-        <w:rPr>
-          <w:rFonts w:ascii="Calibri" w:eastAsia="Times New Roman" w:hAnsi="Calibri" w:cs="Calibri"/>
-          <w:color w:val="000000"/>
-          <w:lang w:eastAsia="pt-BR"/>
-        </w:rPr>
-        <w:t xml:space="preserve">serve para adicionar (juntar) as palavras que estão separadas com o </w:t>
-      </w:r>
-      <w:proofErr w:type="spellStart"/>
-      <w:r>
-        <w:rPr>
-          <w:rFonts w:ascii="Calibri" w:eastAsia="Times New Roman" w:hAnsi="Calibri" w:cs="Calibri"/>
-          <w:color w:val="000000"/>
-          <w:lang w:eastAsia="pt-BR"/>
-        </w:rPr>
-        <w:t>caracter</w:t>
-      </w:r>
-      <w:proofErr w:type="spellEnd"/>
-      <w:r>
-        <w:rPr>
-          <w:rFonts w:ascii="Calibri" w:eastAsia="Times New Roman" w:hAnsi="Calibri" w:cs="Calibri"/>
-          <w:color w:val="000000"/>
-          <w:lang w:eastAsia="pt-BR"/>
-        </w:rPr>
-        <w:t xml:space="preserve"> que a pessoa escolher.</w:t>
+        <w:t>serve para adicionar (juntar) as palavras que estão separadas com o caracter que a pessoa escolher.</w:t>
       </w:r>
     </w:p>
     <w:p>
@@ -4624,31 +2997,14 @@
           <w:color w:val="000000"/>
           <w:lang w:eastAsia="pt-BR"/>
         </w:rPr>
-        <w:t xml:space="preserve">e ^5 quer dizer </w:t>
-      </w:r>
-      <w:proofErr w:type="gramStart"/>
-      <w:r>
-        <w:rPr>
-          <w:rFonts w:ascii="Calibri" w:eastAsia="Times New Roman" w:hAnsi="Calibri" w:cs="Calibri"/>
-          <w:color w:val="000000"/>
-          <w:lang w:eastAsia="pt-BR"/>
-        </w:rPr>
-        <w:t xml:space="preserve">para </w:t>
+        <w:t xml:space="preserve">e ^5 quer dizer para </w:t>
       </w:r>
       <w:r>
         <w:rPr>
           <w:rFonts w:ascii="Calibri" w:hAnsi="Calibri" w:cs="Calibri"/>
           <w:color w:val="000000"/>
         </w:rPr>
-        <w:t>:</w:t>
-      </w:r>
-      <w:proofErr w:type="gramEnd"/>
-      <w:r>
-        <w:rPr>
-          <w:rFonts w:ascii="Calibri" w:hAnsi="Calibri" w:cs="Calibri"/>
-          <w:color w:val="000000"/>
-        </w:rPr>
-        <w:t xml:space="preserve"> ^5 → instrução de formatação:</w:t>
+        <w:t>: ^5 → instrução de formatação:</w:t>
       </w:r>
     </w:p>
     <w:p>
@@ -4704,7 +3060,6 @@
           <w:lang w:eastAsia="pt-BR"/>
         </w:rPr>
       </w:pPr>
-      <w:proofErr w:type="gramStart"/>
       <w:r>
         <w:rPr>
           <w:rFonts w:ascii="Calibri" w:eastAsia="Times New Roman" w:hAnsi="Calibri" w:cs="Calibri"/>
@@ -4713,18 +3068,16 @@
         </w:rPr>
         <w:t>[  1  ]</w:t>
       </w:r>
-      <w:proofErr w:type="gramEnd"/>
-    </w:p>
-    <w:p>
-      <w:pPr>
-        <w:spacing w:line="240" w:lineRule="auto"/>
-        <w:rPr>
-          <w:rFonts w:ascii="Calibri" w:eastAsia="Times New Roman" w:hAnsi="Calibri" w:cs="Calibri"/>
-          <w:color w:val="000000"/>
-          <w:lang w:eastAsia="pt-BR"/>
-        </w:rPr>
-      </w:pPr>
-      <w:proofErr w:type="gramStart"/>
+    </w:p>
+    <w:p>
+      <w:pPr>
+        <w:spacing w:line="240" w:lineRule="auto"/>
+        <w:rPr>
+          <w:rFonts w:ascii="Calibri" w:eastAsia="Times New Roman" w:hAnsi="Calibri" w:cs="Calibri"/>
+          <w:color w:val="000000"/>
+          <w:lang w:eastAsia="pt-BR"/>
+        </w:rPr>
+      </w:pPr>
       <w:r>
         <w:rPr>
           <w:rFonts w:ascii="Calibri" w:eastAsia="Times New Roman" w:hAnsi="Calibri" w:cs="Calibri"/>
@@ -4733,34 +3086,23 @@
         </w:rPr>
         <w:t>[ 22  ]</w:t>
       </w:r>
-      <w:proofErr w:type="gramEnd"/>
-    </w:p>
-    <w:p>
-      <w:pPr>
-        <w:spacing w:line="240" w:lineRule="auto"/>
-        <w:rPr>
-          <w:rFonts w:ascii="Calibri" w:eastAsia="Times New Roman" w:hAnsi="Calibri" w:cs="Calibri"/>
-          <w:color w:val="000000"/>
-          <w:lang w:eastAsia="pt-BR"/>
-        </w:rPr>
-      </w:pPr>
-      <w:proofErr w:type="gramStart"/>
-      <w:r>
-        <w:rPr>
-          <w:rFonts w:ascii="Calibri" w:eastAsia="Times New Roman" w:hAnsi="Calibri" w:cs="Calibri"/>
-          <w:color w:val="000000"/>
-          <w:lang w:eastAsia="pt-BR"/>
-        </w:rPr>
-        <w:t>[ 333</w:t>
-      </w:r>
-      <w:proofErr w:type="gramEnd"/>
-      <w:r>
-        <w:rPr>
-          <w:rFonts w:ascii="Calibri" w:eastAsia="Times New Roman" w:hAnsi="Calibri" w:cs="Calibri"/>
-          <w:color w:val="000000"/>
-          <w:lang w:eastAsia="pt-BR"/>
-        </w:rPr>
-        <w:t xml:space="preserve"> ]</w:t>
+    </w:p>
+    <w:p>
+      <w:pPr>
+        <w:spacing w:line="240" w:lineRule="auto"/>
+        <w:rPr>
+          <w:rFonts w:ascii="Calibri" w:eastAsia="Times New Roman" w:hAnsi="Calibri" w:cs="Calibri"/>
+          <w:color w:val="000000"/>
+          <w:lang w:eastAsia="pt-BR"/>
+        </w:rPr>
+      </w:pPr>
+      <w:r>
+        <w:rPr>
+          <w:rFonts w:ascii="Calibri" w:eastAsia="Times New Roman" w:hAnsi="Calibri" w:cs="Calibri"/>
+          <w:color w:val="000000"/>
+          <w:lang w:eastAsia="pt-BR"/>
+        </w:rPr>
+        <w:t>[ 333 ]</w:t>
       </w:r>
     </w:p>
     <w:p>
@@ -4794,32 +3136,13 @@
           <w:lang w:eastAsia="pt-BR"/>
         </w:rPr>
       </w:pPr>
-      <w:proofErr w:type="spellStart"/>
-      <w:r>
-        <w:rPr>
-          <w:rFonts w:ascii="Calibri" w:eastAsia="Times New Roman" w:hAnsi="Calibri" w:cs="Calibri"/>
-          <w:color w:val="000000"/>
-          <w:lang w:eastAsia="pt-BR"/>
-        </w:rPr>
-        <w:t>If</w:t>
-      </w:r>
-      <w:proofErr w:type="spellEnd"/>
-      <w:r>
-        <w:rPr>
-          <w:rFonts w:ascii="Calibri" w:eastAsia="Times New Roman" w:hAnsi="Calibri" w:cs="Calibri"/>
-          <w:color w:val="000000"/>
-          <w:lang w:eastAsia="pt-BR"/>
-        </w:rPr>
-        <w:t xml:space="preserve"> e </w:t>
-      </w:r>
-      <w:proofErr w:type="spellStart"/>
-      <w:r>
-        <w:rPr>
-          <w:rFonts w:ascii="Calibri" w:eastAsia="Times New Roman" w:hAnsi="Calibri" w:cs="Calibri"/>
-          <w:color w:val="000000"/>
-          <w:lang w:eastAsia="pt-BR"/>
-        </w:rPr>
-        <w:t>els</w:t>
+      <w:r>
+        <w:rPr>
+          <w:rFonts w:ascii="Calibri" w:eastAsia="Times New Roman" w:hAnsi="Calibri" w:cs="Calibri"/>
+          <w:color w:val="000000"/>
+          <w:lang w:eastAsia="pt-BR"/>
+        </w:rPr>
+        <w:t>If e els</w:t>
       </w:r>
       <w:r>
         <w:rPr>
@@ -4829,20 +3152,17 @@
         </w:rPr>
         <w:t>e</w:t>
       </w:r>
-      <w:proofErr w:type="spellEnd"/>
-    </w:p>
-    <w:p>
-      <w:pPr>
-        <w:spacing w:line="240" w:lineRule="auto"/>
-        <w:rPr>
-          <w:rFonts w:ascii="Times New Roman" w:eastAsia="Times New Roman" w:hAnsi="Times New Roman" w:cs="Times New Roman"/>
-          <w:sz w:val="24"/>
-          <w:szCs w:val="24"/>
-          <w:lang w:eastAsia="pt-BR"/>
-        </w:rPr>
-      </w:pPr>
-      <w:proofErr w:type="spellStart"/>
-      <w:proofErr w:type="gramStart"/>
+    </w:p>
+    <w:p>
+      <w:pPr>
+        <w:spacing w:line="240" w:lineRule="auto"/>
+        <w:rPr>
+          <w:rFonts w:ascii="Times New Roman" w:eastAsia="Times New Roman" w:hAnsi="Times New Roman" w:cs="Times New Roman"/>
+          <w:sz w:val="24"/>
+          <w:szCs w:val="24"/>
+          <w:lang w:eastAsia="pt-BR"/>
+        </w:rPr>
+      </w:pPr>
       <w:r>
         <w:rPr>
           <w:rFonts w:ascii="Calibri" w:eastAsia="Times New Roman" w:hAnsi="Calibri" w:cs="Calibri"/>
@@ -4861,7 +3181,6 @@
         </w:rPr>
         <w:t>xxx.xxx</w:t>
       </w:r>
-      <w:proofErr w:type="spellEnd"/>
       <w:r>
         <w:rPr>
           <w:rFonts w:ascii="Calibri" w:eastAsia="Times New Roman" w:hAnsi="Calibri" w:cs="Calibri"/>
@@ -4870,9 +3189,19 @@
           <w:color w:val="000000"/>
           <w:lang w:eastAsia="pt-BR"/>
         </w:rPr>
-        <w:t>(</w:t>
-      </w:r>
-      <w:proofErr w:type="gramEnd"/>
+        <w:t>():</w:t>
+      </w:r>
+    </w:p>
+    <w:p>
+      <w:pPr>
+        <w:spacing w:line="240" w:lineRule="auto"/>
+        <w:rPr>
+          <w:rFonts w:ascii="Times New Roman" w:eastAsia="Times New Roman" w:hAnsi="Times New Roman" w:cs="Times New Roman"/>
+          <w:sz w:val="24"/>
+          <w:szCs w:val="24"/>
+          <w:lang w:eastAsia="pt-BR"/>
+        </w:rPr>
+      </w:pPr>
       <w:r>
         <w:rPr>
           <w:rFonts w:ascii="Calibri" w:eastAsia="Times New Roman" w:hAnsi="Calibri" w:cs="Calibri"/>
@@ -4881,7 +3210,8 @@
           <w:color w:val="000000"/>
           <w:lang w:eastAsia="pt-BR"/>
         </w:rPr>
-        <w:t>):</w:t>
+        <w:tab/>
+        <w:t>Xxxxxx</w:t>
       </w:r>
     </w:p>
     <w:p>
@@ -4903,8 +3233,8 @@
           <w:lang w:eastAsia="pt-BR"/>
         </w:rPr>
         <w:tab/>
-      </w:r>
-      <w:proofErr w:type="spellStart"/>
+        <w:t>Xxxxxx</w:t>
+      </w:r>
       <w:r>
         <w:rPr>
           <w:rFonts w:ascii="Calibri" w:eastAsia="Times New Roman" w:hAnsi="Calibri" w:cs="Calibri"/>
@@ -4913,9 +3243,8 @@
           <w:color w:val="000000"/>
           <w:lang w:eastAsia="pt-BR"/>
         </w:rPr>
-        <w:t>Xxxxxx</w:t>
-      </w:r>
-      <w:proofErr w:type="spellEnd"/>
+        <w:tab/>
+      </w:r>
     </w:p>
     <w:p>
       <w:pPr>
@@ -4935,9 +3264,19 @@
           <w:color w:val="000000"/>
           <w:lang w:eastAsia="pt-BR"/>
         </w:rPr>
-        <w:tab/>
-      </w:r>
-      <w:proofErr w:type="spellStart"/>
+        <w:t>Else:</w:t>
+      </w:r>
+    </w:p>
+    <w:p>
+      <w:pPr>
+        <w:spacing w:line="240" w:lineRule="auto"/>
+        <w:rPr>
+          <w:rFonts w:ascii="Times New Roman" w:eastAsia="Times New Roman" w:hAnsi="Times New Roman" w:cs="Times New Roman"/>
+          <w:sz w:val="24"/>
+          <w:szCs w:val="24"/>
+          <w:lang w:eastAsia="pt-BR"/>
+        </w:rPr>
+      </w:pPr>
       <w:r>
         <w:rPr>
           <w:rFonts w:ascii="Calibri" w:eastAsia="Times New Roman" w:hAnsi="Calibri" w:cs="Calibri"/>
@@ -4946,9 +3285,9 @@
           <w:color w:val="000000"/>
           <w:lang w:eastAsia="pt-BR"/>
         </w:rPr>
-        <w:t>Xxxxxx</w:t>
-      </w:r>
-      <w:proofErr w:type="spellEnd"/>
+        <w:tab/>
+        <w:t>Xxxxx</w:t>
+      </w:r>
       <w:r>
         <w:rPr>
           <w:rFonts w:ascii="Calibri" w:eastAsia="Times New Roman" w:hAnsi="Calibri" w:cs="Calibri"/>
@@ -4978,84 +3317,9 @@
           <w:color w:val="000000"/>
           <w:lang w:eastAsia="pt-BR"/>
         </w:rPr>
-        <w:t>Else:</w:t>
-      </w:r>
-    </w:p>
-    <w:p>
-      <w:pPr>
-        <w:spacing w:line="240" w:lineRule="auto"/>
-        <w:rPr>
-          <w:rFonts w:ascii="Times New Roman" w:eastAsia="Times New Roman" w:hAnsi="Times New Roman" w:cs="Times New Roman"/>
-          <w:sz w:val="24"/>
-          <w:szCs w:val="24"/>
-          <w:lang w:eastAsia="pt-BR"/>
-        </w:rPr>
-      </w:pPr>
-      <w:r>
-        <w:rPr>
-          <w:rFonts w:ascii="Calibri" w:eastAsia="Times New Roman" w:hAnsi="Calibri" w:cs="Calibri"/>
-          <w:b/>
-          <w:bCs/>
-          <w:color w:val="000000"/>
-          <w:lang w:eastAsia="pt-BR"/>
-        </w:rPr>
         <w:tab/>
-      </w:r>
-      <w:proofErr w:type="spellStart"/>
-      <w:r>
-        <w:rPr>
-          <w:rFonts w:ascii="Calibri" w:eastAsia="Times New Roman" w:hAnsi="Calibri" w:cs="Calibri"/>
-          <w:b/>
-          <w:bCs/>
-          <w:color w:val="000000"/>
-          <w:lang w:eastAsia="pt-BR"/>
-        </w:rPr>
         <w:t>Xxxxx</w:t>
       </w:r>
-      <w:proofErr w:type="spellEnd"/>
-      <w:r>
-        <w:rPr>
-          <w:rFonts w:ascii="Calibri" w:eastAsia="Times New Roman" w:hAnsi="Calibri" w:cs="Calibri"/>
-          <w:b/>
-          <w:bCs/>
-          <w:color w:val="000000"/>
-          <w:lang w:eastAsia="pt-BR"/>
-        </w:rPr>
-        <w:tab/>
-      </w:r>
-    </w:p>
-    <w:p>
-      <w:pPr>
-        <w:spacing w:line="240" w:lineRule="auto"/>
-        <w:rPr>
-          <w:rFonts w:ascii="Times New Roman" w:eastAsia="Times New Roman" w:hAnsi="Times New Roman" w:cs="Times New Roman"/>
-          <w:sz w:val="24"/>
-          <w:szCs w:val="24"/>
-          <w:lang w:eastAsia="pt-BR"/>
-        </w:rPr>
-      </w:pPr>
-      <w:r>
-        <w:rPr>
-          <w:rFonts w:ascii="Calibri" w:eastAsia="Times New Roman" w:hAnsi="Calibri" w:cs="Calibri"/>
-          <w:b/>
-          <w:bCs/>
-          <w:color w:val="000000"/>
-          <w:lang w:eastAsia="pt-BR"/>
-        </w:rPr>
-        <w:tab/>
-      </w:r>
-      <w:proofErr w:type="spellStart"/>
-      <w:r>
-        <w:rPr>
-          <w:rFonts w:ascii="Calibri" w:eastAsia="Times New Roman" w:hAnsi="Calibri" w:cs="Calibri"/>
-          <w:b/>
-          <w:bCs/>
-          <w:color w:val="000000"/>
-          <w:lang w:eastAsia="pt-BR"/>
-        </w:rPr>
-        <w:t>Xxxxx</w:t>
-      </w:r>
-      <w:proofErr w:type="spellEnd"/>
     </w:p>
     <w:p>
       <w:pPr>
@@ -5289,85 +3553,38 @@
           <w:color w:val="000000"/>
           <w:lang w:eastAsia="pt-BR"/>
         </w:rPr>
-        <w:t xml:space="preserve">para fazer um laço com for </w:t>
-      </w:r>
-      <w:proofErr w:type="gramStart"/>
-      <w:r>
-        <w:rPr>
-          <w:rFonts w:ascii="Calibri" w:eastAsia="Times New Roman" w:hAnsi="Calibri" w:cs="Calibri"/>
-          <w:color w:val="000000"/>
-          <w:lang w:eastAsia="pt-BR"/>
-        </w:rPr>
-        <w:t>precisa</w:t>
-      </w:r>
-      <w:proofErr w:type="gramEnd"/>
-      <w:r>
-        <w:rPr>
-          <w:rFonts w:ascii="Calibri" w:eastAsia="Times New Roman" w:hAnsi="Calibri" w:cs="Calibri"/>
-          <w:color w:val="000000"/>
-          <w:lang w:eastAsia="pt-BR"/>
-        </w:rPr>
-        <w:t xml:space="preserve"> de uma estrutura para “parar” o programa </w:t>
-      </w:r>
-      <w:proofErr w:type="spellStart"/>
-      <w:r>
-        <w:rPr>
-          <w:rFonts w:ascii="Calibri" w:eastAsia="Times New Roman" w:hAnsi="Calibri" w:cs="Calibri"/>
-          <w:color w:val="000000"/>
-          <w:lang w:eastAsia="pt-BR"/>
-        </w:rPr>
-        <w:t>ex</w:t>
-      </w:r>
-      <w:proofErr w:type="spellEnd"/>
-    </w:p>
-    <w:p>
-      <w:pPr>
-        <w:spacing w:line="240" w:lineRule="auto"/>
-        <w:rPr>
-          <w:rFonts w:ascii="Times New Roman" w:eastAsia="Times New Roman" w:hAnsi="Times New Roman" w:cs="Times New Roman"/>
-          <w:sz w:val="24"/>
-          <w:szCs w:val="24"/>
-          <w:lang w:eastAsia="pt-BR"/>
-        </w:rPr>
-      </w:pPr>
-      <w:r>
-        <w:rPr>
-          <w:rFonts w:ascii="Calibri" w:eastAsia="Times New Roman" w:hAnsi="Calibri" w:cs="Calibri"/>
-          <w:color w:val="000000"/>
-          <w:lang w:eastAsia="pt-BR"/>
-        </w:rPr>
-        <w:t xml:space="preserve">for c in </w:t>
-      </w:r>
-      <w:proofErr w:type="gramStart"/>
-      <w:r>
-        <w:rPr>
-          <w:rFonts w:ascii="Calibri" w:eastAsia="Times New Roman" w:hAnsi="Calibri" w:cs="Calibri"/>
-          <w:color w:val="000000"/>
-          <w:lang w:eastAsia="pt-BR"/>
-        </w:rPr>
-        <w:t>range(</w:t>
-      </w:r>
-      <w:proofErr w:type="gramEnd"/>
-      <w:r>
-        <w:rPr>
-          <w:rFonts w:ascii="Calibri" w:eastAsia="Times New Roman" w:hAnsi="Calibri" w:cs="Calibri"/>
-          <w:color w:val="000000"/>
-          <w:lang w:eastAsia="pt-BR"/>
-        </w:rPr>
-        <w:t>0,3): </w:t>
-      </w:r>
-    </w:p>
-    <w:p>
-      <w:pPr>
-        <w:spacing w:line="240" w:lineRule="auto"/>
-        <w:rPr>
-          <w:rFonts w:ascii="Times New Roman" w:eastAsia="Times New Roman" w:hAnsi="Times New Roman" w:cs="Times New Roman"/>
-          <w:sz w:val="24"/>
-          <w:szCs w:val="24"/>
-          <w:lang w:eastAsia="pt-BR"/>
-        </w:rPr>
-      </w:pPr>
-      <w:proofErr w:type="spellStart"/>
+        <w:t>para fazer um laço com for precisa de uma estrutura para “parar” o programa ex</w:t>
+      </w:r>
+    </w:p>
+    <w:p>
+      <w:pPr>
+        <w:spacing w:line="240" w:lineRule="auto"/>
+        <w:rPr>
+          <w:rFonts w:ascii="Times New Roman" w:eastAsia="Times New Roman" w:hAnsi="Times New Roman" w:cs="Times New Roman"/>
+          <w:sz w:val="24"/>
+          <w:szCs w:val="24"/>
+          <w:lang w:eastAsia="pt-BR"/>
+        </w:rPr>
+      </w:pPr>
+      <w:r>
+        <w:rPr>
+          <w:rFonts w:ascii="Calibri" w:eastAsia="Times New Roman" w:hAnsi="Calibri" w:cs="Calibri"/>
+          <w:color w:val="000000"/>
+          <w:lang w:eastAsia="pt-BR"/>
+        </w:rPr>
+        <w:t>for c in range(0,3): </w:t>
+      </w:r>
+    </w:p>
+    <w:p>
+      <w:pPr>
+        <w:spacing w:line="240" w:lineRule="auto"/>
+        <w:rPr>
+          <w:rFonts w:ascii="Times New Roman" w:eastAsia="Times New Roman" w:hAnsi="Times New Roman" w:cs="Times New Roman"/>
+          <w:sz w:val="24"/>
+          <w:szCs w:val="24"/>
+          <w:lang w:eastAsia="pt-BR"/>
+        </w:rPr>
+      </w:pPr>
       <w:r>
         <w:rPr>
           <w:rFonts w:ascii="Calibri" w:eastAsia="Times New Roman" w:hAnsi="Calibri" w:cs="Calibri"/>
@@ -5376,200 +3593,112 @@
         </w:rPr>
         <w:t>xxxx</w:t>
       </w:r>
-      <w:proofErr w:type="spellEnd"/>
-    </w:p>
-    <w:p>
-      <w:pPr>
-        <w:spacing w:line="240" w:lineRule="auto"/>
-        <w:rPr>
-          <w:rFonts w:ascii="Times New Roman" w:eastAsia="Times New Roman" w:hAnsi="Times New Roman" w:cs="Times New Roman"/>
-          <w:sz w:val="24"/>
-          <w:szCs w:val="24"/>
-          <w:lang w:eastAsia="pt-BR"/>
-        </w:rPr>
-      </w:pPr>
-      <w:r>
-        <w:rPr>
-          <w:rFonts w:ascii="Calibri" w:eastAsia="Times New Roman" w:hAnsi="Calibri" w:cs="Calibri"/>
-          <w:color w:val="000000"/>
-          <w:lang w:eastAsia="pt-BR"/>
-        </w:rPr>
-        <w:t xml:space="preserve">ele vai fazer isso de 0 </w:t>
-      </w:r>
-      <w:proofErr w:type="spellStart"/>
-      <w:proofErr w:type="gramStart"/>
-      <w:r>
-        <w:rPr>
-          <w:rFonts w:ascii="Calibri" w:eastAsia="Times New Roman" w:hAnsi="Calibri" w:cs="Calibri"/>
-          <w:color w:val="000000"/>
-          <w:lang w:eastAsia="pt-BR"/>
-        </w:rPr>
-        <w:t>ate</w:t>
-      </w:r>
-      <w:proofErr w:type="spellEnd"/>
-      <w:proofErr w:type="gramEnd"/>
-      <w:r>
-        <w:rPr>
-          <w:rFonts w:ascii="Calibri" w:eastAsia="Times New Roman" w:hAnsi="Calibri" w:cs="Calibri"/>
-          <w:color w:val="000000"/>
-          <w:lang w:eastAsia="pt-BR"/>
-        </w:rPr>
-        <w:t xml:space="preserve"> 3 </w:t>
-      </w:r>
-    </w:p>
-    <w:p>
-      <w:pPr>
-        <w:spacing w:line="240" w:lineRule="auto"/>
-        <w:rPr>
-          <w:rFonts w:ascii="Times New Roman" w:eastAsia="Times New Roman" w:hAnsi="Times New Roman" w:cs="Times New Roman"/>
-          <w:sz w:val="24"/>
-          <w:szCs w:val="24"/>
-          <w:lang w:eastAsia="pt-BR"/>
-        </w:rPr>
-      </w:pPr>
-      <w:r>
-        <w:rPr>
-          <w:rFonts w:ascii="Calibri" w:eastAsia="Times New Roman" w:hAnsi="Calibri" w:cs="Calibri"/>
-          <w:color w:val="000000"/>
-          <w:lang w:eastAsia="pt-BR"/>
-        </w:rPr>
-        <w:t>Na contagem regressiva você coloca -</w:t>
-      </w:r>
-      <w:proofErr w:type="gramStart"/>
-      <w:r>
-        <w:rPr>
-          <w:rFonts w:ascii="Calibri" w:eastAsia="Times New Roman" w:hAnsi="Calibri" w:cs="Calibri"/>
-          <w:color w:val="000000"/>
-          <w:lang w:eastAsia="pt-BR"/>
-        </w:rPr>
-        <w:t>1  no</w:t>
-      </w:r>
-      <w:proofErr w:type="gramEnd"/>
-      <w:r>
-        <w:rPr>
-          <w:rFonts w:ascii="Calibri" w:eastAsia="Times New Roman" w:hAnsi="Calibri" w:cs="Calibri"/>
-          <w:color w:val="000000"/>
-          <w:lang w:eastAsia="pt-BR"/>
-        </w:rPr>
-        <w:t xml:space="preserve"> final</w:t>
-      </w:r>
-    </w:p>
-    <w:p>
-      <w:pPr>
-        <w:spacing w:line="240" w:lineRule="auto"/>
-        <w:rPr>
-          <w:rFonts w:ascii="Times New Roman" w:eastAsia="Times New Roman" w:hAnsi="Times New Roman" w:cs="Times New Roman"/>
-          <w:sz w:val="24"/>
-          <w:szCs w:val="24"/>
-          <w:lang w:eastAsia="pt-BR"/>
-        </w:rPr>
-      </w:pPr>
-      <w:proofErr w:type="spellStart"/>
-      <w:r>
-        <w:rPr>
-          <w:rFonts w:ascii="Calibri" w:eastAsia="Times New Roman" w:hAnsi="Calibri" w:cs="Calibri"/>
-          <w:color w:val="000000"/>
-          <w:lang w:eastAsia="pt-BR"/>
-        </w:rPr>
-        <w:t>Ex</w:t>
-      </w:r>
-      <w:proofErr w:type="spellEnd"/>
-      <w:r>
-        <w:rPr>
-          <w:rFonts w:ascii="Calibri" w:eastAsia="Times New Roman" w:hAnsi="Calibri" w:cs="Calibri"/>
-          <w:color w:val="000000"/>
-          <w:lang w:eastAsia="pt-BR"/>
-        </w:rPr>
-        <w:t>:</w:t>
-      </w:r>
-    </w:p>
-    <w:p>
-      <w:pPr>
-        <w:spacing w:line="240" w:lineRule="auto"/>
-        <w:rPr>
-          <w:rFonts w:ascii="Times New Roman" w:eastAsia="Times New Roman" w:hAnsi="Times New Roman" w:cs="Times New Roman"/>
-          <w:sz w:val="24"/>
-          <w:szCs w:val="24"/>
-          <w:lang w:eastAsia="pt-BR"/>
-        </w:rPr>
-      </w:pPr>
-      <w:r>
-        <w:rPr>
-          <w:rFonts w:ascii="Calibri" w:eastAsia="Times New Roman" w:hAnsi="Calibri" w:cs="Calibri"/>
-          <w:color w:val="000000"/>
-          <w:lang w:eastAsia="pt-BR"/>
-        </w:rPr>
-        <w:t xml:space="preserve">for c in </w:t>
-      </w:r>
-      <w:proofErr w:type="gramStart"/>
-      <w:r>
-        <w:rPr>
-          <w:rFonts w:ascii="Calibri" w:eastAsia="Times New Roman" w:hAnsi="Calibri" w:cs="Calibri"/>
-          <w:color w:val="000000"/>
-          <w:lang w:eastAsia="pt-BR"/>
-        </w:rPr>
-        <w:t>range(</w:t>
-      </w:r>
-      <w:proofErr w:type="gramEnd"/>
-      <w:r>
-        <w:rPr>
-          <w:rFonts w:ascii="Calibri" w:eastAsia="Times New Roman" w:hAnsi="Calibri" w:cs="Calibri"/>
-          <w:color w:val="000000"/>
-          <w:lang w:eastAsia="pt-BR"/>
-        </w:rPr>
-        <w:t>0, 10, -1)</w:t>
-      </w:r>
-    </w:p>
-    <w:p>
-      <w:pPr>
-        <w:spacing w:line="240" w:lineRule="auto"/>
-        <w:rPr>
-          <w:rFonts w:ascii="Times New Roman" w:eastAsia="Times New Roman" w:hAnsi="Times New Roman" w:cs="Times New Roman"/>
-          <w:sz w:val="24"/>
-          <w:szCs w:val="24"/>
-          <w:lang w:eastAsia="pt-BR"/>
-        </w:rPr>
-      </w:pPr>
-      <w:r>
-        <w:rPr>
-          <w:rFonts w:ascii="Calibri" w:eastAsia="Times New Roman" w:hAnsi="Calibri" w:cs="Calibri"/>
-          <w:color w:val="000000"/>
-          <w:lang w:eastAsia="pt-BR"/>
-        </w:rPr>
-        <w:t xml:space="preserve">ele não considera o </w:t>
-      </w:r>
-      <w:proofErr w:type="spellStart"/>
-      <w:proofErr w:type="gramStart"/>
-      <w:r>
-        <w:rPr>
-          <w:rFonts w:ascii="Calibri" w:eastAsia="Times New Roman" w:hAnsi="Calibri" w:cs="Calibri"/>
-          <w:color w:val="000000"/>
-          <w:lang w:eastAsia="pt-BR"/>
-        </w:rPr>
-        <w:t>ultimo</w:t>
-      </w:r>
-      <w:proofErr w:type="spellEnd"/>
-      <w:proofErr w:type="gramEnd"/>
-      <w:r>
-        <w:rPr>
-          <w:rFonts w:ascii="Calibri" w:eastAsia="Times New Roman" w:hAnsi="Calibri" w:cs="Calibri"/>
-          <w:color w:val="000000"/>
-          <w:lang w:eastAsia="pt-BR"/>
-        </w:rPr>
-        <w:t xml:space="preserve"> número.</w:t>
-      </w:r>
-    </w:p>
-    <w:p>
-      <w:pPr>
-        <w:spacing w:line="240" w:lineRule="auto"/>
-        <w:rPr>
-          <w:rFonts w:ascii="Times New Roman" w:eastAsia="Times New Roman" w:hAnsi="Times New Roman" w:cs="Times New Roman"/>
-          <w:sz w:val="24"/>
-          <w:szCs w:val="24"/>
-          <w:lang w:eastAsia="pt-BR"/>
-        </w:rPr>
-      </w:pPr>
-      <w:proofErr w:type="spellStart"/>
+    </w:p>
+    <w:p>
+      <w:pPr>
+        <w:spacing w:line="240" w:lineRule="auto"/>
+        <w:rPr>
+          <w:rFonts w:ascii="Times New Roman" w:eastAsia="Times New Roman" w:hAnsi="Times New Roman" w:cs="Times New Roman"/>
+          <w:sz w:val="24"/>
+          <w:szCs w:val="24"/>
+          <w:lang w:eastAsia="pt-BR"/>
+        </w:rPr>
+      </w:pPr>
+      <w:r>
+        <w:rPr>
+          <w:rFonts w:ascii="Calibri" w:eastAsia="Times New Roman" w:hAnsi="Calibri" w:cs="Calibri"/>
+          <w:color w:val="000000"/>
+          <w:lang w:eastAsia="pt-BR"/>
+        </w:rPr>
+        <w:t>ele vai fazer isso de 0 ate 3 </w:t>
+      </w:r>
+    </w:p>
+    <w:p>
+      <w:pPr>
+        <w:spacing w:line="240" w:lineRule="auto"/>
+        <w:rPr>
+          <w:rFonts w:ascii="Times New Roman" w:eastAsia="Times New Roman" w:hAnsi="Times New Roman" w:cs="Times New Roman"/>
+          <w:sz w:val="24"/>
+          <w:szCs w:val="24"/>
+          <w:lang w:eastAsia="pt-BR"/>
+        </w:rPr>
+      </w:pPr>
+      <w:r>
+        <w:rPr>
+          <w:rFonts w:ascii="Calibri" w:eastAsia="Times New Roman" w:hAnsi="Calibri" w:cs="Calibri"/>
+          <w:color w:val="000000"/>
+          <w:lang w:eastAsia="pt-BR"/>
+        </w:rPr>
+        <w:t>Na contagem regressiva você coloca -1  no final</w:t>
+      </w:r>
+    </w:p>
+    <w:p>
+      <w:pPr>
+        <w:spacing w:line="240" w:lineRule="auto"/>
+        <w:rPr>
+          <w:rFonts w:ascii="Times New Roman" w:eastAsia="Times New Roman" w:hAnsi="Times New Roman" w:cs="Times New Roman"/>
+          <w:sz w:val="24"/>
+          <w:szCs w:val="24"/>
+          <w:lang w:eastAsia="pt-BR"/>
+        </w:rPr>
+      </w:pPr>
+      <w:r>
+        <w:rPr>
+          <w:rFonts w:ascii="Calibri" w:eastAsia="Times New Roman" w:hAnsi="Calibri" w:cs="Calibri"/>
+          <w:color w:val="000000"/>
+          <w:lang w:eastAsia="pt-BR"/>
+        </w:rPr>
+        <w:t>Ex:</w:t>
+      </w:r>
+    </w:p>
+    <w:p>
+      <w:pPr>
+        <w:spacing w:line="240" w:lineRule="auto"/>
+        <w:rPr>
+          <w:rFonts w:ascii="Times New Roman" w:eastAsia="Times New Roman" w:hAnsi="Times New Roman" w:cs="Times New Roman"/>
+          <w:sz w:val="24"/>
+          <w:szCs w:val="24"/>
+          <w:lang w:eastAsia="pt-BR"/>
+        </w:rPr>
+      </w:pPr>
+      <w:r>
+        <w:rPr>
+          <w:rFonts w:ascii="Calibri" w:eastAsia="Times New Roman" w:hAnsi="Calibri" w:cs="Calibri"/>
+          <w:color w:val="000000"/>
+          <w:lang w:eastAsia="pt-BR"/>
+        </w:rPr>
+        <w:t>for c in range(0, 10, -1)</w:t>
+      </w:r>
+    </w:p>
+    <w:p>
+      <w:pPr>
+        <w:spacing w:line="240" w:lineRule="auto"/>
+        <w:rPr>
+          <w:rFonts w:ascii="Times New Roman" w:eastAsia="Times New Roman" w:hAnsi="Times New Roman" w:cs="Times New Roman"/>
+          <w:sz w:val="24"/>
+          <w:szCs w:val="24"/>
+          <w:lang w:eastAsia="pt-BR"/>
+        </w:rPr>
+      </w:pPr>
+      <w:r>
+        <w:rPr>
+          <w:rFonts w:ascii="Calibri" w:eastAsia="Times New Roman" w:hAnsi="Calibri" w:cs="Calibri"/>
+          <w:color w:val="000000"/>
+          <w:lang w:eastAsia="pt-BR"/>
+        </w:rPr>
+        <w:t>ele não considera o ultimo número.</w:t>
+      </w:r>
+    </w:p>
+    <w:p>
+      <w:pPr>
+        <w:spacing w:line="240" w:lineRule="auto"/>
+        <w:rPr>
+          <w:rFonts w:ascii="Times New Roman" w:eastAsia="Times New Roman" w:hAnsi="Times New Roman" w:cs="Times New Roman"/>
+          <w:sz w:val="24"/>
+          <w:szCs w:val="24"/>
+          <w:lang w:eastAsia="pt-BR"/>
+        </w:rPr>
+      </w:pPr>
       <w:r>
         <w:rPr>
           <w:rFonts w:ascii="Calibri" w:eastAsia="Times New Roman" w:hAnsi="Calibri" w:cs="Calibri"/>
@@ -5577,91 +3706,26 @@
           <w:lang w:eastAsia="pt-BR"/>
         </w:rPr>
         <w:lastRenderedPageBreak/>
-        <w:t>voce</w:t>
-      </w:r>
-      <w:proofErr w:type="spellEnd"/>
-      <w:r>
-        <w:rPr>
-          <w:rFonts w:ascii="Calibri" w:eastAsia="Times New Roman" w:hAnsi="Calibri" w:cs="Calibri"/>
-          <w:color w:val="000000"/>
-          <w:lang w:eastAsia="pt-BR"/>
-        </w:rPr>
-        <w:t xml:space="preserve"> pode utilizar </w:t>
-      </w:r>
-      <w:proofErr w:type="spellStart"/>
-      <w:r>
-        <w:rPr>
-          <w:rFonts w:ascii="Calibri" w:eastAsia="Times New Roman" w:hAnsi="Calibri" w:cs="Calibri"/>
-          <w:color w:val="000000"/>
-          <w:lang w:eastAsia="pt-BR"/>
-        </w:rPr>
-        <w:t>tambem</w:t>
-      </w:r>
-      <w:proofErr w:type="spellEnd"/>
-      <w:r>
-        <w:rPr>
-          <w:rFonts w:ascii="Calibri" w:eastAsia="Times New Roman" w:hAnsi="Calibri" w:cs="Calibri"/>
-          <w:color w:val="000000"/>
-          <w:lang w:eastAsia="pt-BR"/>
-        </w:rPr>
-        <w:t xml:space="preserve"> a contagem por passo </w:t>
-      </w:r>
-      <w:proofErr w:type="spellStart"/>
-      <w:r>
-        <w:rPr>
-          <w:rFonts w:ascii="Calibri" w:eastAsia="Times New Roman" w:hAnsi="Calibri" w:cs="Calibri"/>
-          <w:color w:val="000000"/>
-          <w:lang w:eastAsia="pt-BR"/>
-        </w:rPr>
-        <w:t>ex</w:t>
-      </w:r>
-      <w:proofErr w:type="spellEnd"/>
-    </w:p>
-    <w:p>
-      <w:pPr>
-        <w:spacing w:line="240" w:lineRule="auto"/>
-        <w:rPr>
-          <w:rFonts w:ascii="Times New Roman" w:eastAsia="Times New Roman" w:hAnsi="Times New Roman" w:cs="Times New Roman"/>
-          <w:sz w:val="24"/>
-          <w:szCs w:val="24"/>
-          <w:lang w:eastAsia="pt-BR"/>
-        </w:rPr>
-      </w:pPr>
-      <w:r>
-        <w:rPr>
-          <w:rFonts w:ascii="Calibri" w:eastAsia="Times New Roman" w:hAnsi="Calibri" w:cs="Calibri"/>
-          <w:color w:val="000000"/>
-          <w:lang w:eastAsia="pt-BR"/>
-        </w:rPr>
-        <w:t xml:space="preserve">for c in </w:t>
-      </w:r>
-      <w:proofErr w:type="spellStart"/>
-      <w:proofErr w:type="gramStart"/>
-      <w:r>
-        <w:rPr>
-          <w:rFonts w:ascii="Calibri" w:eastAsia="Times New Roman" w:hAnsi="Calibri" w:cs="Calibri"/>
-          <w:color w:val="000000"/>
-          <w:lang w:eastAsia="pt-BR"/>
-        </w:rPr>
-        <w:t>ragne</w:t>
-      </w:r>
-      <w:proofErr w:type="spellEnd"/>
-      <w:r>
-        <w:rPr>
-          <w:rFonts w:ascii="Calibri" w:eastAsia="Times New Roman" w:hAnsi="Calibri" w:cs="Calibri"/>
-          <w:color w:val="000000"/>
-          <w:lang w:eastAsia="pt-BR"/>
-        </w:rPr>
-        <w:t>(</w:t>
-      </w:r>
-      <w:proofErr w:type="gramEnd"/>
-      <w:r>
-        <w:rPr>
-          <w:rFonts w:ascii="Calibri" w:eastAsia="Times New Roman" w:hAnsi="Calibri" w:cs="Calibri"/>
-          <w:color w:val="000000"/>
-          <w:lang w:eastAsia="pt-BR"/>
-        </w:rPr>
-        <w:t>1, 10, 2)</w:t>
+        <w:t>voce pode utilizar tambem a contagem por passo ex</w:t>
+      </w:r>
+    </w:p>
+    <w:p>
+      <w:pPr>
+        <w:spacing w:line="240" w:lineRule="auto"/>
+        <w:rPr>
+          <w:rFonts w:ascii="Times New Roman" w:eastAsia="Times New Roman" w:hAnsi="Times New Roman" w:cs="Times New Roman"/>
+          <w:sz w:val="24"/>
+          <w:szCs w:val="24"/>
+          <w:lang w:eastAsia="pt-BR"/>
+        </w:rPr>
+      </w:pPr>
+      <w:r>
+        <w:rPr>
+          <w:rFonts w:ascii="Calibri" w:eastAsia="Times New Roman" w:hAnsi="Calibri" w:cs="Calibri"/>
+          <w:color w:val="000000"/>
+          <w:lang w:eastAsia="pt-BR"/>
+        </w:rPr>
+        <w:t>for c in ragne(1, 10, 2)</w:t>
       </w:r>
     </w:p>
     <w:p>
@@ -5693,60 +3757,32 @@
           <w:lang w:eastAsia="pt-BR"/>
         </w:rPr>
       </w:pPr>
-      <w:proofErr w:type="spellStart"/>
-      <w:r>
-        <w:rPr>
-          <w:rFonts w:ascii="Calibri" w:eastAsia="Times New Roman" w:hAnsi="Calibri" w:cs="Calibri"/>
-          <w:color w:val="000000"/>
-          <w:lang w:eastAsia="pt-BR"/>
-        </w:rPr>
-        <w:t>While</w:t>
-      </w:r>
-      <w:proofErr w:type="spellEnd"/>
-      <w:r>
-        <w:rPr>
-          <w:rFonts w:ascii="Calibri" w:eastAsia="Times New Roman" w:hAnsi="Calibri" w:cs="Calibri"/>
-          <w:color w:val="000000"/>
-          <w:lang w:eastAsia="pt-BR"/>
-        </w:rPr>
-        <w:t xml:space="preserve"> pode ser referido como um ‘enquanto’</w:t>
-      </w:r>
-    </w:p>
-    <w:p>
-      <w:pPr>
-        <w:spacing w:line="240" w:lineRule="auto"/>
-        <w:rPr>
-          <w:rFonts w:ascii="Times New Roman" w:eastAsia="Times New Roman" w:hAnsi="Times New Roman" w:cs="Times New Roman"/>
-          <w:sz w:val="24"/>
-          <w:szCs w:val="24"/>
-          <w:lang w:eastAsia="pt-BR"/>
-        </w:rPr>
-      </w:pPr>
-      <w:r>
-        <w:rPr>
-          <w:rFonts w:ascii="Calibri" w:eastAsia="Times New Roman" w:hAnsi="Calibri" w:cs="Calibri"/>
-          <w:color w:val="000000"/>
-          <w:lang w:eastAsia="pt-BR"/>
-        </w:rPr>
-        <w:t xml:space="preserve">Se usa quando não se sabe o limite </w:t>
-      </w:r>
-      <w:proofErr w:type="gramStart"/>
-      <w:r>
-        <w:rPr>
-          <w:rFonts w:ascii="Calibri" w:eastAsia="Times New Roman" w:hAnsi="Calibri" w:cs="Calibri"/>
-          <w:color w:val="000000"/>
-          <w:lang w:eastAsia="pt-BR"/>
-        </w:rPr>
-        <w:t>q</w:t>
-      </w:r>
-      <w:proofErr w:type="gramEnd"/>
-      <w:r>
-        <w:rPr>
-          <w:rFonts w:ascii="Calibri" w:eastAsia="Times New Roman" w:hAnsi="Calibri" w:cs="Calibri"/>
-          <w:color w:val="000000"/>
-          <w:lang w:eastAsia="pt-BR"/>
-        </w:rPr>
-        <w:t xml:space="preserve"> vai ser usado, então deve ter uma condição.</w:t>
+      <w:r>
+        <w:rPr>
+          <w:rFonts w:ascii="Calibri" w:eastAsia="Times New Roman" w:hAnsi="Calibri" w:cs="Calibri"/>
+          <w:color w:val="000000"/>
+          <w:lang w:eastAsia="pt-BR"/>
+        </w:rPr>
+        <w:t>While pode ser referido como um ‘enquanto’</w:t>
+      </w:r>
+    </w:p>
+    <w:p>
+      <w:pPr>
+        <w:spacing w:line="240" w:lineRule="auto"/>
+        <w:rPr>
+          <w:rFonts w:ascii="Times New Roman" w:eastAsia="Times New Roman" w:hAnsi="Times New Roman" w:cs="Times New Roman"/>
+          <w:sz w:val="24"/>
+          <w:szCs w:val="24"/>
+          <w:lang w:eastAsia="pt-BR"/>
+        </w:rPr>
+      </w:pPr>
+      <w:r>
+        <w:rPr>
+          <w:rFonts w:ascii="Calibri" w:eastAsia="Times New Roman" w:hAnsi="Calibri" w:cs="Calibri"/>
+          <w:color w:val="000000"/>
+          <w:lang w:eastAsia="pt-BR"/>
+        </w:rPr>
+        <w:t>Se usa quando não se sabe o limite q vai ser usado, então deve ter uma condição.</w:t>
       </w:r>
     </w:p>
     <w:p>
@@ -5784,84 +3820,46 @@
           <w:color w:val="000000"/>
           <w:lang w:eastAsia="pt-BR"/>
         </w:rPr>
-        <w:t xml:space="preserve">inicialização de </w:t>
-      </w:r>
-      <w:proofErr w:type="spellStart"/>
-      <w:r>
-        <w:rPr>
-          <w:rFonts w:ascii="Calibri" w:eastAsia="Times New Roman" w:hAnsi="Calibri" w:cs="Calibri"/>
-          <w:color w:val="000000"/>
-          <w:lang w:eastAsia="pt-BR"/>
-        </w:rPr>
-        <w:t>variavel</w:t>
-      </w:r>
-      <w:proofErr w:type="spellEnd"/>
-      <w:r>
-        <w:rPr>
-          <w:rFonts w:ascii="Calibri" w:eastAsia="Times New Roman" w:hAnsi="Calibri" w:cs="Calibri"/>
-          <w:color w:val="000000"/>
-          <w:lang w:eastAsia="pt-BR"/>
-        </w:rPr>
-        <w:t xml:space="preserve"> de controle</w:t>
-      </w:r>
-    </w:p>
-    <w:p>
-      <w:pPr>
-        <w:spacing w:line="240" w:lineRule="auto"/>
-        <w:rPr>
-          <w:rFonts w:ascii="Times New Roman" w:eastAsia="Times New Roman" w:hAnsi="Times New Roman" w:cs="Times New Roman"/>
-          <w:sz w:val="24"/>
-          <w:szCs w:val="24"/>
-          <w:lang w:eastAsia="pt-BR"/>
-        </w:rPr>
-      </w:pPr>
-      <w:proofErr w:type="gramStart"/>
-      <w:r>
-        <w:rPr>
-          <w:rFonts w:ascii="Calibri" w:eastAsia="Times New Roman" w:hAnsi="Calibri" w:cs="Calibri"/>
-          <w:color w:val="000000"/>
-          <w:lang w:eastAsia="pt-BR"/>
-        </w:rPr>
-        <w:t>condição( teste</w:t>
-      </w:r>
-      <w:proofErr w:type="gramEnd"/>
-      <w:r>
-        <w:rPr>
-          <w:rFonts w:ascii="Calibri" w:eastAsia="Times New Roman" w:hAnsi="Calibri" w:cs="Calibri"/>
-          <w:color w:val="000000"/>
-          <w:lang w:eastAsia="pt-BR"/>
-        </w:rPr>
-        <w:t xml:space="preserve"> logico)</w:t>
-      </w:r>
-    </w:p>
-    <w:p>
-      <w:pPr>
-        <w:spacing w:line="240" w:lineRule="auto"/>
-        <w:rPr>
-          <w:rFonts w:ascii="Times New Roman" w:eastAsia="Times New Roman" w:hAnsi="Times New Roman" w:cs="Times New Roman"/>
-          <w:sz w:val="24"/>
-          <w:szCs w:val="24"/>
-          <w:lang w:eastAsia="pt-BR"/>
-        </w:rPr>
-      </w:pPr>
-      <w:r>
-        <w:rPr>
-          <w:rFonts w:ascii="Calibri" w:eastAsia="Times New Roman" w:hAnsi="Calibri" w:cs="Calibri"/>
-          <w:color w:val="000000"/>
-          <w:lang w:eastAsia="pt-BR"/>
-        </w:rPr>
-        <w:t xml:space="preserve">e os comandos dentro do </w:t>
-      </w:r>
-      <w:proofErr w:type="spellStart"/>
-      <w:r>
-        <w:rPr>
-          <w:rFonts w:ascii="Calibri" w:eastAsia="Times New Roman" w:hAnsi="Calibri" w:cs="Calibri"/>
-          <w:color w:val="000000"/>
-          <w:lang w:eastAsia="pt-BR"/>
-        </w:rPr>
-        <w:t>while</w:t>
-      </w:r>
-      <w:proofErr w:type="spellEnd"/>
+        <w:t>inicialização de variavel de controle</w:t>
+      </w:r>
+    </w:p>
+    <w:p>
+      <w:pPr>
+        <w:spacing w:line="240" w:lineRule="auto"/>
+        <w:rPr>
+          <w:rFonts w:ascii="Times New Roman" w:eastAsia="Times New Roman" w:hAnsi="Times New Roman" w:cs="Times New Roman"/>
+          <w:sz w:val="24"/>
+          <w:szCs w:val="24"/>
+          <w:lang w:eastAsia="pt-BR"/>
+        </w:rPr>
+      </w:pPr>
+      <w:r>
+        <w:rPr>
+          <w:rFonts w:ascii="Calibri" w:eastAsia="Times New Roman" w:hAnsi="Calibri" w:cs="Calibri"/>
+          <w:color w:val="000000"/>
+          <w:lang w:eastAsia="pt-BR"/>
+        </w:rPr>
+        <w:t>condição( teste logico)</w:t>
+      </w:r>
+    </w:p>
+    <w:p>
+      <w:pPr>
+        <w:spacing w:line="240" w:lineRule="auto"/>
+        <w:rPr>
+          <w:rFonts w:ascii="Times New Roman" w:eastAsia="Times New Roman" w:hAnsi="Times New Roman" w:cs="Times New Roman"/>
+          <w:sz w:val="24"/>
+          <w:szCs w:val="24"/>
+          <w:lang w:eastAsia="pt-BR"/>
+        </w:rPr>
+      </w:pPr>
+      <w:r>
+        <w:rPr>
+          <w:rFonts w:ascii="Calibri" w:eastAsia="Times New Roman" w:hAnsi="Calibri" w:cs="Calibri"/>
+          <w:color w:val="000000"/>
+          <w:lang w:eastAsia="pt-BR"/>
+        </w:rPr>
+        <w:t>e os comandos dentro do while</w:t>
+      </w:r>
     </w:p>
     <w:p>
       <w:pPr>
@@ -5884,23 +3882,13 @@
           <w:lang w:eastAsia="pt-BR"/>
         </w:rPr>
       </w:pPr>
-      <w:proofErr w:type="spellStart"/>
-      <w:r>
-        <w:rPr>
-          <w:rFonts w:ascii="Calibri" w:eastAsia="Times New Roman" w:hAnsi="Calibri" w:cs="Calibri"/>
-          <w:color w:val="000000"/>
-          <w:lang w:eastAsia="pt-BR"/>
-        </w:rPr>
-        <w:t>ex</w:t>
-      </w:r>
-      <w:proofErr w:type="spellEnd"/>
-      <w:r>
-        <w:rPr>
-          <w:rFonts w:ascii="Calibri" w:eastAsia="Times New Roman" w:hAnsi="Calibri" w:cs="Calibri"/>
-          <w:color w:val="000000"/>
-          <w:lang w:eastAsia="pt-BR"/>
-        </w:rPr>
-        <w:t>: </w:t>
+      <w:r>
+        <w:rPr>
+          <w:rFonts w:ascii="Calibri" w:eastAsia="Times New Roman" w:hAnsi="Calibri" w:cs="Calibri"/>
+          <w:color w:val="000000"/>
+          <w:lang w:eastAsia="pt-BR"/>
+        </w:rPr>
+        <w:t>ex: </w:t>
       </w:r>
     </w:p>
     <w:p>
@@ -5932,23 +3920,13 @@
           <w:lang w:eastAsia="pt-BR"/>
         </w:rPr>
       </w:pPr>
-      <w:proofErr w:type="spellStart"/>
-      <w:r>
-        <w:rPr>
-          <w:rFonts w:ascii="Calibri" w:eastAsia="Times New Roman" w:hAnsi="Calibri" w:cs="Calibri"/>
-          <w:color w:val="000000"/>
-          <w:lang w:eastAsia="pt-BR"/>
-        </w:rPr>
-        <w:t>while</w:t>
-      </w:r>
-      <w:proofErr w:type="spellEnd"/>
-      <w:r>
-        <w:rPr>
-          <w:rFonts w:ascii="Calibri" w:eastAsia="Times New Roman" w:hAnsi="Calibri" w:cs="Calibri"/>
-          <w:color w:val="000000"/>
-          <w:lang w:eastAsia="pt-BR"/>
-        </w:rPr>
-        <w:t xml:space="preserve"> i &lt; 10:</w:t>
+      <w:r>
+        <w:rPr>
+          <w:rFonts w:ascii="Calibri" w:eastAsia="Times New Roman" w:hAnsi="Calibri" w:cs="Calibri"/>
+          <w:color w:val="000000"/>
+          <w:lang w:eastAsia="pt-BR"/>
+        </w:rPr>
+        <w:t>while i &lt; 10:</w:t>
       </w:r>
     </w:p>
     <w:p>
@@ -5999,23 +3977,13 @@
           <w:lang w:eastAsia="pt-BR"/>
         </w:rPr>
       </w:pPr>
-      <w:proofErr w:type="gramStart"/>
-      <w:r>
-        <w:rPr>
-          <w:rFonts w:ascii="Calibri" w:eastAsia="Times New Roman" w:hAnsi="Calibri" w:cs="Calibri"/>
-          <w:color w:val="000000"/>
-          <w:lang w:eastAsia="pt-BR"/>
-        </w:rPr>
-        <w:t>print(</w:t>
-      </w:r>
-      <w:proofErr w:type="gramEnd"/>
-      <w:r>
-        <w:rPr>
-          <w:rFonts w:ascii="Calibri" w:eastAsia="Times New Roman" w:hAnsi="Calibri" w:cs="Calibri"/>
-          <w:color w:val="000000"/>
-          <w:lang w:eastAsia="pt-BR"/>
-        </w:rPr>
-        <w:t>"Fim do Loop")</w:t>
+      <w:r>
+        <w:rPr>
+          <w:rFonts w:ascii="Calibri" w:eastAsia="Times New Roman" w:hAnsi="Calibri" w:cs="Calibri"/>
+          <w:color w:val="000000"/>
+          <w:lang w:eastAsia="pt-BR"/>
+        </w:rPr>
+        <w:t>print("Fim do Loop")</w:t>
       </w:r>
     </w:p>
     <w:p>
@@ -6047,23 +4015,13 @@
           <w:lang w:eastAsia="pt-BR"/>
         </w:rPr>
       </w:pPr>
-      <w:proofErr w:type="spellStart"/>
-      <w:r>
-        <w:rPr>
-          <w:rFonts w:ascii="Calibri" w:eastAsia="Times New Roman" w:hAnsi="Calibri" w:cs="Calibri"/>
-          <w:color w:val="000000"/>
-          <w:lang w:eastAsia="pt-BR"/>
-        </w:rPr>
-        <w:t>ex</w:t>
-      </w:r>
-      <w:proofErr w:type="spellEnd"/>
-      <w:r>
-        <w:rPr>
-          <w:rFonts w:ascii="Calibri" w:eastAsia="Times New Roman" w:hAnsi="Calibri" w:cs="Calibri"/>
-          <w:color w:val="000000"/>
-          <w:lang w:eastAsia="pt-BR"/>
-        </w:rPr>
-        <w:t>:</w:t>
+      <w:r>
+        <w:rPr>
+          <w:rFonts w:ascii="Calibri" w:eastAsia="Times New Roman" w:hAnsi="Calibri" w:cs="Calibri"/>
+          <w:color w:val="000000"/>
+          <w:lang w:eastAsia="pt-BR"/>
+        </w:rPr>
+        <w:t>ex:</w:t>
       </w:r>
     </w:p>
     <w:p>
@@ -6095,23 +4053,13 @@
           <w:lang w:eastAsia="pt-BR"/>
         </w:rPr>
       </w:pPr>
-      <w:proofErr w:type="spellStart"/>
-      <w:r>
-        <w:rPr>
-          <w:rFonts w:ascii="Calibri" w:eastAsia="Times New Roman" w:hAnsi="Calibri" w:cs="Calibri"/>
-          <w:color w:val="000000"/>
-          <w:lang w:eastAsia="pt-BR"/>
-        </w:rPr>
-        <w:t>while</w:t>
-      </w:r>
-      <w:proofErr w:type="spellEnd"/>
-      <w:r>
-        <w:rPr>
-          <w:rFonts w:ascii="Calibri" w:eastAsia="Times New Roman" w:hAnsi="Calibri" w:cs="Calibri"/>
-          <w:color w:val="000000"/>
-          <w:lang w:eastAsia="pt-BR"/>
-        </w:rPr>
-        <w:t xml:space="preserve"> i &lt; 10:</w:t>
+      <w:r>
+        <w:rPr>
+          <w:rFonts w:ascii="Calibri" w:eastAsia="Times New Roman" w:hAnsi="Calibri" w:cs="Calibri"/>
+          <w:color w:val="000000"/>
+          <w:lang w:eastAsia="pt-BR"/>
+        </w:rPr>
+        <w:t>while i &lt; 10:</w:t>
       </w:r>
     </w:p>
     <w:p>
@@ -6168,25 +4116,7 @@
           <w:color w:val="000000"/>
           <w:lang w:eastAsia="pt-BR"/>
         </w:rPr>
-        <w:t>  </w:t>
-      </w:r>
-      <w:proofErr w:type="spellStart"/>
-      <w:r>
-        <w:rPr>
-          <w:rFonts w:ascii="Calibri" w:eastAsia="Times New Roman" w:hAnsi="Calibri" w:cs="Calibri"/>
-          <w:color w:val="000000"/>
-          <w:lang w:eastAsia="pt-BR"/>
-        </w:rPr>
-        <w:t>if</w:t>
-      </w:r>
-      <w:proofErr w:type="spellEnd"/>
-      <w:r>
-        <w:rPr>
-          <w:rFonts w:ascii="Calibri" w:eastAsia="Times New Roman" w:hAnsi="Calibri" w:cs="Calibri"/>
-          <w:color w:val="000000"/>
-          <w:lang w:eastAsia="pt-BR"/>
-        </w:rPr>
-        <w:t xml:space="preserve"> (i&gt;=5):</w:t>
+        <w:t>  if (i&gt;=5):</w:t>
       </w:r>
     </w:p>
     <w:p>
@@ -6218,23 +4148,13 @@
           <w:lang w:eastAsia="pt-BR"/>
         </w:rPr>
       </w:pPr>
-      <w:proofErr w:type="gramStart"/>
-      <w:r>
-        <w:rPr>
-          <w:rFonts w:ascii="Calibri" w:eastAsia="Times New Roman" w:hAnsi="Calibri" w:cs="Calibri"/>
-          <w:color w:val="000000"/>
-          <w:lang w:eastAsia="pt-BR"/>
-        </w:rPr>
-        <w:t>print(</w:t>
-      </w:r>
-      <w:proofErr w:type="gramEnd"/>
-      <w:r>
-        <w:rPr>
-          <w:rFonts w:ascii="Calibri" w:eastAsia="Times New Roman" w:hAnsi="Calibri" w:cs="Calibri"/>
-          <w:color w:val="000000"/>
-          <w:lang w:eastAsia="pt-BR"/>
-        </w:rPr>
-        <w:t>"Fim do Loop")</w:t>
+      <w:r>
+        <w:rPr>
+          <w:rFonts w:ascii="Calibri" w:eastAsia="Times New Roman" w:hAnsi="Calibri" w:cs="Calibri"/>
+          <w:color w:val="000000"/>
+          <w:lang w:eastAsia="pt-BR"/>
+        </w:rPr>
+        <w:t>print("Fim do Loop")</w:t>
       </w:r>
     </w:p>
     <w:p>
@@ -6272,43 +4192,7 @@
           <w:color w:val="000000"/>
           <w:lang w:eastAsia="pt-BR"/>
         </w:rPr>
-        <w:t xml:space="preserve">Tuplas: as tuplas são </w:t>
-      </w:r>
-      <w:proofErr w:type="gramStart"/>
-      <w:r>
-        <w:rPr>
-          <w:rFonts w:ascii="Calibri" w:eastAsia="Times New Roman" w:hAnsi="Calibri" w:cs="Calibri"/>
-          <w:color w:val="000000"/>
-          <w:lang w:eastAsia="pt-BR"/>
-        </w:rPr>
-        <w:t>imutáveis  ou</w:t>
-      </w:r>
-      <w:proofErr w:type="gramEnd"/>
-      <w:r>
-        <w:rPr>
-          <w:rFonts w:ascii="Calibri" w:eastAsia="Times New Roman" w:hAnsi="Calibri" w:cs="Calibri"/>
-          <w:color w:val="000000"/>
-          <w:lang w:eastAsia="pt-BR"/>
-        </w:rPr>
-        <w:t xml:space="preserve"> seja, não pode ser mudada de jeito nenhum se é declarada ela fica armazenada </w:t>
-      </w:r>
-      <w:proofErr w:type="gramStart"/>
-      <w:r>
-        <w:rPr>
-          <w:rFonts w:ascii="Calibri" w:eastAsia="Times New Roman" w:hAnsi="Calibri" w:cs="Calibri"/>
-          <w:color w:val="000000"/>
-          <w:lang w:eastAsia="pt-BR"/>
-        </w:rPr>
-        <w:t>pra</w:t>
-      </w:r>
-      <w:proofErr w:type="gramEnd"/>
-      <w:r>
-        <w:rPr>
-          <w:rFonts w:ascii="Calibri" w:eastAsia="Times New Roman" w:hAnsi="Calibri" w:cs="Calibri"/>
-          <w:color w:val="000000"/>
-          <w:lang w:eastAsia="pt-BR"/>
-        </w:rPr>
-        <w:t xml:space="preserve"> sempre </w:t>
+        <w:t>Tuplas: as tuplas são imutáveis  ou seja, não pode ser mudada de jeito nenhum se é declarada ela fica armazenada pra sempre </w:t>
       </w:r>
     </w:p>
     <w:p>
@@ -6346,89 +4230,25 @@
           <w:color w:val="000000"/>
           <w:lang w:eastAsia="pt-BR"/>
         </w:rPr>
-        <w:t xml:space="preserve">A tupla pode ser </w:t>
-      </w:r>
-      <w:proofErr w:type="gramStart"/>
-      <w:r>
-        <w:rPr>
-          <w:rFonts w:ascii="Calibri" w:eastAsia="Times New Roman" w:hAnsi="Calibri" w:cs="Calibri"/>
-          <w:color w:val="000000"/>
-          <w:lang w:eastAsia="pt-BR"/>
-        </w:rPr>
-        <w:t>apagada</w:t>
-      </w:r>
-      <w:proofErr w:type="gramEnd"/>
-      <w:r>
-        <w:rPr>
-          <w:rFonts w:ascii="Calibri" w:eastAsia="Times New Roman" w:hAnsi="Calibri" w:cs="Calibri"/>
-          <w:color w:val="000000"/>
-          <w:lang w:eastAsia="pt-BR"/>
-        </w:rPr>
-        <w:t xml:space="preserve"> mas não mudada</w:t>
-      </w:r>
-    </w:p>
-    <w:p>
-      <w:pPr>
-        <w:spacing w:line="240" w:lineRule="auto"/>
-        <w:rPr>
-          <w:rFonts w:ascii="Calibri" w:eastAsia="Times New Roman" w:hAnsi="Calibri" w:cs="Calibri"/>
-          <w:color w:val="000000"/>
-          <w:lang w:eastAsia="pt-BR"/>
-        </w:rPr>
-      </w:pPr>
-      <w:r>
-        <w:rPr>
-          <w:rFonts w:ascii="Calibri" w:eastAsia="Times New Roman" w:hAnsi="Calibri" w:cs="Calibri"/>
-          <w:color w:val="000000"/>
-          <w:lang w:eastAsia="pt-BR"/>
-        </w:rPr>
-        <w:t xml:space="preserve">Para apagar algo basta </w:t>
-      </w:r>
-      <w:proofErr w:type="gramStart"/>
-      <w:r>
-        <w:rPr>
-          <w:rFonts w:ascii="Calibri" w:eastAsia="Times New Roman" w:hAnsi="Calibri" w:cs="Calibri"/>
-          <w:color w:val="000000"/>
-          <w:lang w:eastAsia="pt-BR"/>
-        </w:rPr>
-        <w:t xml:space="preserve">colocar  </w:t>
-      </w:r>
-      <w:proofErr w:type="spellStart"/>
-      <w:r>
-        <w:rPr>
-          <w:rFonts w:ascii="Calibri" w:eastAsia="Times New Roman" w:hAnsi="Calibri" w:cs="Calibri"/>
-          <w:color w:val="000000"/>
-          <w:lang w:eastAsia="pt-BR"/>
-        </w:rPr>
-        <w:t>del</w:t>
-      </w:r>
-      <w:proofErr w:type="spellEnd"/>
-      <w:proofErr w:type="gramEnd"/>
-      <w:r>
-        <w:rPr>
-          <w:rFonts w:ascii="Calibri" w:eastAsia="Times New Roman" w:hAnsi="Calibri" w:cs="Calibri"/>
-          <w:color w:val="000000"/>
-          <w:lang w:eastAsia="pt-BR"/>
-        </w:rPr>
-        <w:t>(</w:t>
-      </w:r>
-      <w:proofErr w:type="spellStart"/>
-      <w:r>
-        <w:rPr>
-          <w:rFonts w:ascii="Calibri" w:eastAsia="Times New Roman" w:hAnsi="Calibri" w:cs="Calibri"/>
-          <w:color w:val="000000"/>
-          <w:lang w:eastAsia="pt-BR"/>
-        </w:rPr>
-        <w:t>xxx</w:t>
-      </w:r>
-      <w:proofErr w:type="spellEnd"/>
-      <w:r>
-        <w:rPr>
-          <w:rFonts w:ascii="Calibri" w:eastAsia="Times New Roman" w:hAnsi="Calibri" w:cs="Calibri"/>
-          <w:color w:val="000000"/>
-          <w:lang w:eastAsia="pt-BR"/>
-        </w:rPr>
-        <w:t>)</w:t>
+        <w:t>A tupla pode ser apagada mas não mudada</w:t>
+      </w:r>
+    </w:p>
+    <w:p>
+      <w:pPr>
+        <w:spacing w:line="240" w:lineRule="auto"/>
+        <w:rPr>
+          <w:rFonts w:ascii="Calibri" w:eastAsia="Times New Roman" w:hAnsi="Calibri" w:cs="Calibri"/>
+          <w:color w:val="000000"/>
+          <w:lang w:eastAsia="pt-BR"/>
+        </w:rPr>
+      </w:pPr>
+      <w:r>
+        <w:rPr>
+          <w:rFonts w:ascii="Calibri" w:eastAsia="Times New Roman" w:hAnsi="Calibri" w:cs="Calibri"/>
+          <w:color w:val="000000"/>
+          <w:lang w:eastAsia="pt-BR"/>
+        </w:rPr>
+        <w:t>Para apagar algo basta colocar  del(xxx)</w:t>
       </w:r>
     </w:p>
     <w:p>
@@ -6473,20 +4293,8 @@
           <w:lang w:eastAsia="pt-BR"/>
         </w:rPr>
         <w:lastRenderedPageBreak/>
-        <w:t xml:space="preserve">Variáveis compostas podem armazenar </w:t>
-      </w:r>
-      <w:proofErr w:type="gramStart"/>
-      <w:r>
-        <w:rPr>
-          <w:rFonts w:ascii="Calibri" w:eastAsia="Times New Roman" w:hAnsi="Calibri" w:cs="Calibri"/>
-          <w:color w:val="000000"/>
-          <w:sz w:val="28"/>
-          <w:szCs w:val="28"/>
-          <w:lang w:eastAsia="pt-BR"/>
-        </w:rPr>
-        <w:t>varias</w:t>
-      </w:r>
-      <w:proofErr w:type="gramEnd"/>
+        <w:t>Variáveis compostas podem armazenar varias</w:t>
+      </w:r>
     </w:p>
     <w:p>
       <w:pPr>
@@ -6605,72 +4413,28 @@
           <w:szCs w:val="24"/>
           <w:lang w:eastAsia="pt-BR"/>
         </w:rPr>
-        <w:t xml:space="preserve">Pode mandar printar algo em </w:t>
-      </w:r>
-      <w:proofErr w:type="gramStart"/>
-      <w:r>
-        <w:rPr>
-          <w:rFonts w:ascii="Calibri" w:eastAsia="Times New Roman" w:hAnsi="Calibri" w:cs="Calibri"/>
-          <w:color w:val="000000"/>
-          <w:sz w:val="24"/>
-          <w:szCs w:val="24"/>
-          <w:lang w:eastAsia="pt-BR"/>
-        </w:rPr>
-        <w:t>especifico</w:t>
-      </w:r>
-      <w:proofErr w:type="gramEnd"/>
-      <w:r>
-        <w:rPr>
-          <w:rFonts w:ascii="Calibri" w:eastAsia="Times New Roman" w:hAnsi="Calibri" w:cs="Calibri"/>
-          <w:color w:val="000000"/>
-          <w:sz w:val="24"/>
-          <w:szCs w:val="24"/>
-          <w:lang w:eastAsia="pt-BR"/>
-        </w:rPr>
-        <w:t xml:space="preserve"> em uma tupla, utilizando comandos de texto</w:t>
-      </w:r>
-    </w:p>
-    <w:p>
-      <w:pPr>
-        <w:spacing w:line="240" w:lineRule="auto"/>
-        <w:rPr>
-          <w:rFonts w:ascii="Times New Roman" w:eastAsia="Times New Roman" w:hAnsi="Times New Roman" w:cs="Times New Roman"/>
-          <w:sz w:val="24"/>
-          <w:szCs w:val="24"/>
-          <w:lang w:eastAsia="pt-BR"/>
-        </w:rPr>
-      </w:pPr>
-      <w:r>
-        <w:rPr>
-          <w:rFonts w:ascii="Calibri" w:eastAsia="Times New Roman" w:hAnsi="Calibri" w:cs="Calibri"/>
-          <w:color w:val="000000"/>
-          <w:sz w:val="24"/>
-          <w:szCs w:val="24"/>
-          <w:lang w:eastAsia="pt-BR"/>
-        </w:rPr>
-        <w:t>pode se mostrar a quantidade de uma tupla utilizando o ‘</w:t>
-      </w:r>
-      <w:proofErr w:type="spellStart"/>
-      <w:r>
-        <w:rPr>
-          <w:rFonts w:ascii="Calibri" w:eastAsia="Times New Roman" w:hAnsi="Calibri" w:cs="Calibri"/>
-          <w:color w:val="000000"/>
-          <w:sz w:val="24"/>
-          <w:szCs w:val="24"/>
-          <w:lang w:eastAsia="pt-BR"/>
-        </w:rPr>
-        <w:t>len</w:t>
-      </w:r>
-      <w:proofErr w:type="spellEnd"/>
-      <w:r>
-        <w:rPr>
-          <w:rFonts w:ascii="Calibri" w:eastAsia="Times New Roman" w:hAnsi="Calibri" w:cs="Calibri"/>
-          <w:color w:val="000000"/>
-          <w:sz w:val="24"/>
-          <w:szCs w:val="24"/>
-          <w:lang w:eastAsia="pt-BR"/>
-        </w:rPr>
-        <w:t>’</w:t>
+        <w:t>Pode mandar printar algo em especifico em uma tupla, utilizando comandos de texto</w:t>
+      </w:r>
+    </w:p>
+    <w:p>
+      <w:pPr>
+        <w:spacing w:line="240" w:lineRule="auto"/>
+        <w:rPr>
+          <w:rFonts w:ascii="Times New Roman" w:eastAsia="Times New Roman" w:hAnsi="Times New Roman" w:cs="Times New Roman"/>
+          <w:sz w:val="24"/>
+          <w:szCs w:val="24"/>
+          <w:lang w:eastAsia="pt-BR"/>
+        </w:rPr>
+      </w:pPr>
+      <w:r>
+        <w:rPr>
+          <w:rFonts w:ascii="Calibri" w:eastAsia="Times New Roman" w:hAnsi="Calibri" w:cs="Calibri"/>
+          <w:color w:val="000000"/>
+          <w:sz w:val="24"/>
+          <w:szCs w:val="24"/>
+          <w:lang w:eastAsia="pt-BR"/>
+        </w:rPr>
+        <w:t>pode se mostrar a quantidade de uma tupla utilizando o ‘len’</w:t>
       </w:r>
     </w:p>
     <w:p>
@@ -6709,43 +4473,7 @@
           <w:color w:val="000000"/>
           <w:lang w:eastAsia="pt-BR"/>
         </w:rPr>
-        <w:t xml:space="preserve">Se você quiser mostrar a variável em ordem alfabética basta colocar </w:t>
-      </w:r>
-      <w:proofErr w:type="spellStart"/>
-      <w:r>
-        <w:rPr>
-          <w:rFonts w:ascii="Calibri" w:eastAsia="Times New Roman" w:hAnsi="Calibri" w:cs="Calibri"/>
-          <w:color w:val="000000"/>
-          <w:lang w:eastAsia="pt-BR"/>
-        </w:rPr>
-        <w:t>sorted</w:t>
-      </w:r>
-      <w:proofErr w:type="spellEnd"/>
-      <w:r>
-        <w:rPr>
-          <w:rFonts w:ascii="Calibri" w:eastAsia="Times New Roman" w:hAnsi="Calibri" w:cs="Calibri"/>
-          <w:color w:val="000000"/>
-          <w:lang w:eastAsia="pt-BR"/>
-        </w:rPr>
-        <w:t xml:space="preserve"> </w:t>
-      </w:r>
-      <w:proofErr w:type="spellStart"/>
-      <w:r>
-        <w:rPr>
-          <w:rFonts w:ascii="Calibri" w:eastAsia="Times New Roman" w:hAnsi="Calibri" w:cs="Calibri"/>
-          <w:color w:val="000000"/>
-          <w:lang w:eastAsia="pt-BR"/>
-        </w:rPr>
-        <w:t>dps</w:t>
-      </w:r>
-      <w:proofErr w:type="spellEnd"/>
-      <w:r>
-        <w:rPr>
-          <w:rFonts w:ascii="Calibri" w:eastAsia="Times New Roman" w:hAnsi="Calibri" w:cs="Calibri"/>
-          <w:color w:val="000000"/>
-          <w:lang w:eastAsia="pt-BR"/>
-        </w:rPr>
-        <w:t xml:space="preserve"> do print</w:t>
+        <w:t>Se você quiser mostrar a variável em ordem alfabética basta colocar sorted dps do print</w:t>
       </w:r>
     </w:p>
     <w:p>
@@ -6870,111 +4598,133 @@
           <w:color w:val="000000"/>
           <w:lang w:eastAsia="pt-BR"/>
         </w:rPr>
-        <w:t xml:space="preserve">Para fazer listas basta colocar eles entre colchetes </w:t>
-      </w:r>
-      <w:proofErr w:type="gramStart"/>
-      <w:r>
-        <w:rPr>
-          <w:rFonts w:ascii="Calibri" w:eastAsia="Times New Roman" w:hAnsi="Calibri" w:cs="Calibri"/>
-          <w:color w:val="000000"/>
-          <w:lang w:eastAsia="pt-BR"/>
-        </w:rPr>
-        <w:t>[ ].elas</w:t>
-      </w:r>
-      <w:proofErr w:type="gramEnd"/>
-      <w:r>
-        <w:rPr>
-          <w:rFonts w:ascii="Calibri" w:eastAsia="Times New Roman" w:hAnsi="Calibri" w:cs="Calibri"/>
-          <w:color w:val="000000"/>
-          <w:lang w:eastAsia="pt-BR"/>
-        </w:rPr>
-        <w:t xml:space="preserve"> podem ser modificadas.</w:t>
-      </w:r>
-    </w:p>
-    <w:p>
-      <w:pPr>
-        <w:spacing w:line="240" w:lineRule="auto"/>
-        <w:rPr>
-          <w:rFonts w:ascii="Times New Roman" w:eastAsia="Times New Roman" w:hAnsi="Times New Roman" w:cs="Times New Roman"/>
-          <w:sz w:val="24"/>
-          <w:szCs w:val="24"/>
-          <w:lang w:eastAsia="pt-BR"/>
-        </w:rPr>
-      </w:pPr>
-      <w:r>
-        <w:rPr>
-          <w:rFonts w:ascii="Calibri" w:eastAsia="Times New Roman" w:hAnsi="Calibri" w:cs="Calibri"/>
-          <w:color w:val="000000"/>
-          <w:lang w:eastAsia="pt-BR"/>
-        </w:rPr>
-        <w:t xml:space="preserve">para adicionar itens na lista precisa se </w:t>
-      </w:r>
-      <w:proofErr w:type="spellStart"/>
-      <w:r>
-        <w:rPr>
-          <w:rFonts w:ascii="Calibri" w:eastAsia="Times New Roman" w:hAnsi="Calibri" w:cs="Calibri"/>
-          <w:color w:val="000000"/>
-          <w:lang w:eastAsia="pt-BR"/>
-        </w:rPr>
-        <w:t>user</w:t>
-      </w:r>
-      <w:proofErr w:type="spellEnd"/>
-      <w:r>
-        <w:rPr>
-          <w:rFonts w:ascii="Calibri" w:eastAsia="Times New Roman" w:hAnsi="Calibri" w:cs="Calibri"/>
-          <w:color w:val="000000"/>
-          <w:lang w:eastAsia="pt-BR"/>
-        </w:rPr>
-        <w:t xml:space="preserve"> o comando </w:t>
-      </w:r>
-      <w:proofErr w:type="spellStart"/>
-      <w:r>
-        <w:rPr>
-          <w:rFonts w:ascii="Calibri" w:eastAsia="Times New Roman" w:hAnsi="Calibri" w:cs="Calibri"/>
-          <w:color w:val="000000"/>
-          <w:lang w:eastAsia="pt-BR"/>
-        </w:rPr>
-        <w:t>append</w:t>
-      </w:r>
-      <w:proofErr w:type="spellEnd"/>
-      <w:r>
-        <w:rPr>
-          <w:rFonts w:ascii="Calibri" w:eastAsia="Times New Roman" w:hAnsi="Calibri" w:cs="Calibri"/>
-          <w:color w:val="000000"/>
-          <w:lang w:eastAsia="pt-BR"/>
-        </w:rPr>
-        <w:t>(</w:t>
-      </w:r>
-      <w:proofErr w:type="spellStart"/>
-      <w:r>
-        <w:rPr>
-          <w:rFonts w:ascii="Calibri" w:eastAsia="Times New Roman" w:hAnsi="Calibri" w:cs="Calibri"/>
-          <w:color w:val="000000"/>
-          <w:lang w:eastAsia="pt-BR"/>
-        </w:rPr>
-        <w:t>xxx</w:t>
-      </w:r>
-      <w:proofErr w:type="spellEnd"/>
-      <w:r>
-        <w:rPr>
-          <w:rFonts w:ascii="Calibri" w:eastAsia="Times New Roman" w:hAnsi="Calibri" w:cs="Calibri"/>
-          <w:color w:val="000000"/>
-          <w:lang w:eastAsia="pt-BR"/>
-        </w:rPr>
-        <w:t>)</w:t>
-      </w:r>
-    </w:p>
-    <w:p>
-      <w:pPr>
-        <w:spacing w:line="240" w:lineRule="auto"/>
-        <w:rPr>
-          <w:rFonts w:ascii="Times New Roman" w:eastAsia="Times New Roman" w:hAnsi="Times New Roman" w:cs="Times New Roman"/>
-          <w:sz w:val="24"/>
-          <w:szCs w:val="24"/>
-          <w:lang w:eastAsia="pt-BR"/>
-        </w:rPr>
-      </w:pPr>
-      <w:proofErr w:type="spellStart"/>
+        <w:t>Para fazer listas basta colocar eles entre colchetes [ ].elas podem ser modificadas.</w:t>
+      </w:r>
+    </w:p>
+    <w:p>
+      <w:pPr>
+        <w:spacing w:line="240" w:lineRule="auto"/>
+        <w:rPr>
+          <w:rFonts w:ascii="Times New Roman" w:eastAsia="Times New Roman" w:hAnsi="Times New Roman" w:cs="Times New Roman"/>
+          <w:sz w:val="24"/>
+          <w:szCs w:val="24"/>
+          <w:lang w:eastAsia="pt-BR"/>
+        </w:rPr>
+      </w:pPr>
+      <w:r>
+        <w:rPr>
+          <w:rFonts w:ascii="Calibri" w:eastAsia="Times New Roman" w:hAnsi="Calibri" w:cs="Calibri"/>
+          <w:color w:val="000000"/>
+          <w:lang w:eastAsia="pt-BR"/>
+        </w:rPr>
+        <w:t>para adicionar itens na lista precisa se user o comando append(xxx)</w:t>
+      </w:r>
+    </w:p>
+    <w:p>
+      <w:pPr>
+        <w:spacing w:line="240" w:lineRule="auto"/>
+        <w:rPr>
+          <w:rFonts w:ascii="Times New Roman" w:eastAsia="Times New Roman" w:hAnsi="Times New Roman" w:cs="Times New Roman"/>
+          <w:sz w:val="24"/>
+          <w:szCs w:val="24"/>
+          <w:lang w:eastAsia="pt-BR"/>
+        </w:rPr>
+      </w:pPr>
+      <w:r>
+        <w:rPr>
+          <w:rFonts w:ascii="Calibri" w:eastAsia="Times New Roman" w:hAnsi="Calibri" w:cs="Calibri"/>
+          <w:color w:val="000000"/>
+          <w:lang w:eastAsia="pt-BR"/>
+        </w:rPr>
+        <w:t>ex:</w:t>
+      </w:r>
+    </w:p>
+    <w:p>
+      <w:pPr>
+        <w:spacing w:line="240" w:lineRule="auto"/>
+        <w:rPr>
+          <w:rFonts w:ascii="Times New Roman" w:eastAsia="Times New Roman" w:hAnsi="Times New Roman" w:cs="Times New Roman"/>
+          <w:sz w:val="24"/>
+          <w:szCs w:val="24"/>
+          <w:lang w:eastAsia="pt-BR"/>
+        </w:rPr>
+      </w:pPr>
+      <w:r>
+        <w:rPr>
+          <w:rFonts w:ascii="Calibri" w:eastAsia="Times New Roman" w:hAnsi="Calibri" w:cs="Calibri"/>
+          <w:color w:val="000000"/>
+          <w:lang w:eastAsia="pt-BR"/>
+        </w:rPr>
+        <w:t>lanche = [hambúrguer, suco, pizza, picolé]</w:t>
+      </w:r>
+    </w:p>
+    <w:p>
+      <w:pPr>
+        <w:spacing w:line="240" w:lineRule="auto"/>
+        <w:rPr>
+          <w:rFonts w:ascii="Times New Roman" w:eastAsia="Times New Roman" w:hAnsi="Times New Roman" w:cs="Times New Roman"/>
+          <w:sz w:val="24"/>
+          <w:szCs w:val="24"/>
+          <w:lang w:eastAsia="pt-BR"/>
+        </w:rPr>
+      </w:pPr>
+      <w:r>
+        <w:rPr>
+          <w:rFonts w:ascii="Calibri" w:eastAsia="Times New Roman" w:hAnsi="Calibri" w:cs="Calibri"/>
+          <w:color w:val="000000"/>
+          <w:lang w:eastAsia="pt-BR"/>
+        </w:rPr>
+        <w:t>lanche.append(cookie)</w:t>
+      </w:r>
+    </w:p>
+    <w:p>
+      <w:pPr>
+        <w:spacing w:line="240" w:lineRule="auto"/>
+        <w:rPr>
+          <w:rFonts w:ascii="Times New Roman" w:eastAsia="Times New Roman" w:hAnsi="Times New Roman" w:cs="Times New Roman"/>
+          <w:sz w:val="24"/>
+          <w:szCs w:val="24"/>
+          <w:lang w:eastAsia="pt-BR"/>
+        </w:rPr>
+      </w:pPr>
+      <w:r>
+        <w:rPr>
+          <w:rFonts w:ascii="Calibri" w:eastAsia="Times New Roman" w:hAnsi="Calibri" w:cs="Calibri"/>
+          <w:color w:val="000000"/>
+          <w:lang w:eastAsia="pt-BR"/>
+        </w:rPr>
+        <w:t>aqui ele vai adicionar o cookie no FINAL da lista</w:t>
+      </w:r>
+    </w:p>
+    <w:p>
+      <w:pPr>
+        <w:spacing w:line="240" w:lineRule="auto"/>
+        <w:rPr>
+          <w:rFonts w:ascii="Times New Roman" w:eastAsia="Times New Roman" w:hAnsi="Times New Roman" w:cs="Times New Roman"/>
+          <w:sz w:val="24"/>
+          <w:szCs w:val="24"/>
+          <w:lang w:eastAsia="pt-BR"/>
+        </w:rPr>
+      </w:pPr>
+      <w:r>
+        <w:rPr>
+          <w:rFonts w:ascii="Calibri" w:eastAsia="Times New Roman" w:hAnsi="Calibri" w:cs="Calibri"/>
+          <w:color w:val="000000"/>
+          <w:lang w:eastAsia="pt-BR"/>
+        </w:rPr>
+        <w:t>se você quiser adicionar algo em um local específico basta usar o insert</w:t>
+      </w:r>
+    </w:p>
+    <w:p>
+      <w:pPr>
+        <w:spacing w:line="240" w:lineRule="auto"/>
+        <w:rPr>
+          <w:rFonts w:ascii="Times New Roman" w:eastAsia="Times New Roman" w:hAnsi="Times New Roman" w:cs="Times New Roman"/>
+          <w:sz w:val="24"/>
+          <w:szCs w:val="24"/>
+          <w:lang w:eastAsia="pt-BR"/>
+        </w:rPr>
+      </w:pPr>
       <w:r>
         <w:rPr>
           <w:rFonts w:ascii="Calibri" w:eastAsia="Times New Roman" w:hAnsi="Calibri" w:cs="Calibri"/>
@@ -6983,370 +4733,93 @@
         </w:rPr>
         <w:t>ex</w:t>
       </w:r>
-      <w:proofErr w:type="spellEnd"/>
-      <w:r>
-        <w:rPr>
-          <w:rFonts w:ascii="Calibri" w:eastAsia="Times New Roman" w:hAnsi="Calibri" w:cs="Calibri"/>
-          <w:color w:val="000000"/>
-          <w:lang w:eastAsia="pt-BR"/>
-        </w:rPr>
-        <w:t>:</w:t>
-      </w:r>
-    </w:p>
-    <w:p>
-      <w:pPr>
-        <w:spacing w:line="240" w:lineRule="auto"/>
-        <w:rPr>
-          <w:rFonts w:ascii="Times New Roman" w:eastAsia="Times New Roman" w:hAnsi="Times New Roman" w:cs="Times New Roman"/>
-          <w:sz w:val="24"/>
-          <w:szCs w:val="24"/>
-          <w:lang w:eastAsia="pt-BR"/>
-        </w:rPr>
-      </w:pPr>
-      <w:r>
-        <w:rPr>
-          <w:rFonts w:ascii="Calibri" w:eastAsia="Times New Roman" w:hAnsi="Calibri" w:cs="Calibri"/>
-          <w:color w:val="000000"/>
-          <w:lang w:eastAsia="pt-BR"/>
-        </w:rPr>
-        <w:t>lanche = [hambúrguer, suco, pizza, picolé]</w:t>
-      </w:r>
-    </w:p>
-    <w:p>
-      <w:pPr>
-        <w:spacing w:line="240" w:lineRule="auto"/>
-        <w:rPr>
-          <w:rFonts w:ascii="Times New Roman" w:eastAsia="Times New Roman" w:hAnsi="Times New Roman" w:cs="Times New Roman"/>
-          <w:sz w:val="24"/>
-          <w:szCs w:val="24"/>
-          <w:lang w:eastAsia="pt-BR"/>
-        </w:rPr>
-      </w:pPr>
-      <w:proofErr w:type="spellStart"/>
-      <w:proofErr w:type="gramStart"/>
-      <w:r>
-        <w:rPr>
-          <w:rFonts w:ascii="Calibri" w:eastAsia="Times New Roman" w:hAnsi="Calibri" w:cs="Calibri"/>
-          <w:color w:val="000000"/>
-          <w:lang w:eastAsia="pt-BR"/>
-        </w:rPr>
-        <w:t>lanche.append</w:t>
-      </w:r>
-      <w:proofErr w:type="spellEnd"/>
-      <w:proofErr w:type="gramEnd"/>
-      <w:r>
-        <w:rPr>
-          <w:rFonts w:ascii="Calibri" w:eastAsia="Times New Roman" w:hAnsi="Calibri" w:cs="Calibri"/>
-          <w:color w:val="000000"/>
-          <w:lang w:eastAsia="pt-BR"/>
-        </w:rPr>
-        <w:t>(cookie)</w:t>
-      </w:r>
-    </w:p>
-    <w:p>
-      <w:pPr>
-        <w:spacing w:line="240" w:lineRule="auto"/>
-        <w:rPr>
-          <w:rFonts w:ascii="Times New Roman" w:eastAsia="Times New Roman" w:hAnsi="Times New Roman" w:cs="Times New Roman"/>
-          <w:sz w:val="24"/>
-          <w:szCs w:val="24"/>
-          <w:lang w:eastAsia="pt-BR"/>
-        </w:rPr>
-      </w:pPr>
-      <w:r>
-        <w:rPr>
-          <w:rFonts w:ascii="Calibri" w:eastAsia="Times New Roman" w:hAnsi="Calibri" w:cs="Calibri"/>
-          <w:color w:val="000000"/>
-          <w:lang w:eastAsia="pt-BR"/>
-        </w:rPr>
-        <w:t>aqui ele vai adicionar o cookie no FINAL da lista</w:t>
-      </w:r>
-    </w:p>
-    <w:p>
-      <w:pPr>
-        <w:spacing w:line="240" w:lineRule="auto"/>
-        <w:rPr>
-          <w:rFonts w:ascii="Times New Roman" w:eastAsia="Times New Roman" w:hAnsi="Times New Roman" w:cs="Times New Roman"/>
-          <w:sz w:val="24"/>
-          <w:szCs w:val="24"/>
-          <w:lang w:eastAsia="pt-BR"/>
-        </w:rPr>
-      </w:pPr>
-      <w:r>
-        <w:rPr>
-          <w:rFonts w:ascii="Calibri" w:eastAsia="Times New Roman" w:hAnsi="Calibri" w:cs="Calibri"/>
-          <w:color w:val="000000"/>
-          <w:lang w:eastAsia="pt-BR"/>
-        </w:rPr>
-        <w:t xml:space="preserve">se você quiser adicionar algo em um local específico basta usar o </w:t>
-      </w:r>
-      <w:proofErr w:type="spellStart"/>
-      <w:r>
-        <w:rPr>
-          <w:rFonts w:ascii="Calibri" w:eastAsia="Times New Roman" w:hAnsi="Calibri" w:cs="Calibri"/>
-          <w:color w:val="000000"/>
-          <w:lang w:eastAsia="pt-BR"/>
-        </w:rPr>
-        <w:t>insert</w:t>
-      </w:r>
-      <w:proofErr w:type="spellEnd"/>
-    </w:p>
-    <w:p>
-      <w:pPr>
-        <w:spacing w:line="240" w:lineRule="auto"/>
-        <w:rPr>
-          <w:rFonts w:ascii="Times New Roman" w:eastAsia="Times New Roman" w:hAnsi="Times New Roman" w:cs="Times New Roman"/>
-          <w:sz w:val="24"/>
-          <w:szCs w:val="24"/>
-          <w:lang w:eastAsia="pt-BR"/>
-        </w:rPr>
-      </w:pPr>
-      <w:proofErr w:type="spellStart"/>
-      <w:r>
-        <w:rPr>
-          <w:rFonts w:ascii="Calibri" w:eastAsia="Times New Roman" w:hAnsi="Calibri" w:cs="Calibri"/>
-          <w:color w:val="000000"/>
-          <w:lang w:eastAsia="pt-BR"/>
-        </w:rPr>
-        <w:t>ex</w:t>
-      </w:r>
-      <w:proofErr w:type="spellEnd"/>
-    </w:p>
-    <w:p>
-      <w:pPr>
-        <w:spacing w:line="240" w:lineRule="auto"/>
-        <w:rPr>
-          <w:rFonts w:ascii="Times New Roman" w:eastAsia="Times New Roman" w:hAnsi="Times New Roman" w:cs="Times New Roman"/>
-          <w:sz w:val="24"/>
-          <w:szCs w:val="24"/>
-          <w:lang w:eastAsia="pt-BR"/>
-        </w:rPr>
-      </w:pPr>
-      <w:proofErr w:type="spellStart"/>
-      <w:proofErr w:type="gramStart"/>
-      <w:r>
-        <w:rPr>
-          <w:rFonts w:ascii="Calibri" w:eastAsia="Times New Roman" w:hAnsi="Calibri" w:cs="Calibri"/>
-          <w:color w:val="000000"/>
-          <w:lang w:eastAsia="pt-BR"/>
-        </w:rPr>
-        <w:t>lanche.insert</w:t>
-      </w:r>
-      <w:proofErr w:type="spellEnd"/>
-      <w:proofErr w:type="gramEnd"/>
-      <w:r>
-        <w:rPr>
-          <w:rFonts w:ascii="Calibri" w:eastAsia="Times New Roman" w:hAnsi="Calibri" w:cs="Calibri"/>
-          <w:color w:val="000000"/>
-          <w:lang w:eastAsia="pt-BR"/>
-        </w:rPr>
-        <w:t>(</w:t>
-      </w:r>
-      <w:proofErr w:type="gramStart"/>
-      <w:r>
-        <w:rPr>
-          <w:rFonts w:ascii="Calibri" w:eastAsia="Times New Roman" w:hAnsi="Calibri" w:cs="Calibri"/>
-          <w:color w:val="000000"/>
-          <w:lang w:eastAsia="pt-BR"/>
-        </w:rPr>
-        <w:t>0,cachorro</w:t>
-      </w:r>
-      <w:proofErr w:type="gramEnd"/>
-      <w:r>
-        <w:rPr>
-          <w:rFonts w:ascii="Calibri" w:eastAsia="Times New Roman" w:hAnsi="Calibri" w:cs="Calibri"/>
-          <w:color w:val="000000"/>
-          <w:lang w:eastAsia="pt-BR"/>
-        </w:rPr>
-        <w:t xml:space="preserve"> quente)</w:t>
-      </w:r>
-    </w:p>
-    <w:p>
-      <w:pPr>
-        <w:spacing w:line="240" w:lineRule="auto"/>
-        <w:rPr>
-          <w:rFonts w:ascii="Times New Roman" w:eastAsia="Times New Roman" w:hAnsi="Times New Roman" w:cs="Times New Roman"/>
-          <w:sz w:val="24"/>
-          <w:szCs w:val="24"/>
-          <w:lang w:eastAsia="pt-BR"/>
-        </w:rPr>
-      </w:pPr>
-      <w:r>
-        <w:rPr>
-          <w:rFonts w:ascii="Calibri" w:eastAsia="Times New Roman" w:hAnsi="Calibri" w:cs="Calibri"/>
-          <w:color w:val="000000"/>
-          <w:lang w:eastAsia="pt-BR"/>
-        </w:rPr>
-        <w:t xml:space="preserve">ele vai adicionar o </w:t>
-      </w:r>
-      <w:proofErr w:type="gramStart"/>
-      <w:r>
-        <w:rPr>
-          <w:rFonts w:ascii="Calibri" w:eastAsia="Times New Roman" w:hAnsi="Calibri" w:cs="Calibri"/>
-          <w:color w:val="000000"/>
-          <w:lang w:eastAsia="pt-BR"/>
-        </w:rPr>
-        <w:t>cachorro quente</w:t>
-      </w:r>
-      <w:proofErr w:type="gramEnd"/>
-      <w:r>
-        <w:rPr>
-          <w:rFonts w:ascii="Calibri" w:eastAsia="Times New Roman" w:hAnsi="Calibri" w:cs="Calibri"/>
-          <w:color w:val="000000"/>
-          <w:lang w:eastAsia="pt-BR"/>
-        </w:rPr>
-        <w:t xml:space="preserve"> na posição 0 e vai “empurrar” o restante da lista</w:t>
-      </w:r>
-    </w:p>
-    <w:p>
-      <w:pPr>
-        <w:spacing w:line="240" w:lineRule="auto"/>
-        <w:rPr>
-          <w:rFonts w:ascii="Times New Roman" w:eastAsia="Times New Roman" w:hAnsi="Times New Roman" w:cs="Times New Roman"/>
-          <w:sz w:val="24"/>
-          <w:szCs w:val="24"/>
-          <w:lang w:eastAsia="pt-BR"/>
-        </w:rPr>
-      </w:pPr>
-      <w:r>
-        <w:rPr>
-          <w:rFonts w:ascii="Calibri" w:eastAsia="Times New Roman" w:hAnsi="Calibri" w:cs="Calibri"/>
-          <w:color w:val="000000"/>
-          <w:lang w:eastAsia="pt-BR"/>
-        </w:rPr>
-        <w:t xml:space="preserve">para apagar elementos na lista basta usar o </w:t>
-      </w:r>
-      <w:proofErr w:type="spellStart"/>
-      <w:r>
-        <w:rPr>
-          <w:rFonts w:ascii="Calibri" w:eastAsia="Times New Roman" w:hAnsi="Calibri" w:cs="Calibri"/>
-          <w:color w:val="000000"/>
-          <w:lang w:eastAsia="pt-BR"/>
-        </w:rPr>
-        <w:t>del</w:t>
-      </w:r>
-      <w:proofErr w:type="spellEnd"/>
-      <w:r>
-        <w:rPr>
-          <w:rFonts w:ascii="Calibri" w:eastAsia="Times New Roman" w:hAnsi="Calibri" w:cs="Calibri"/>
-          <w:color w:val="000000"/>
-          <w:lang w:eastAsia="pt-BR"/>
-        </w:rPr>
-        <w:t xml:space="preserve"> ou </w:t>
-      </w:r>
-      <w:proofErr w:type="gramStart"/>
-      <w:r>
-        <w:rPr>
-          <w:rFonts w:ascii="Calibri" w:eastAsia="Times New Roman" w:hAnsi="Calibri" w:cs="Calibri"/>
-          <w:color w:val="000000"/>
-          <w:lang w:eastAsia="pt-BR"/>
-        </w:rPr>
-        <w:t>pop(</w:t>
-      </w:r>
-      <w:proofErr w:type="gramEnd"/>
-      <w:r>
-        <w:rPr>
-          <w:rFonts w:ascii="Calibri" w:eastAsia="Times New Roman" w:hAnsi="Calibri" w:cs="Calibri"/>
-          <w:color w:val="000000"/>
-          <w:lang w:eastAsia="pt-BR"/>
-        </w:rPr>
-        <w:t xml:space="preserve">normalmente ele é utilizado para eliminar o último </w:t>
-      </w:r>
-      <w:proofErr w:type="gramStart"/>
-      <w:r>
-        <w:rPr>
-          <w:rFonts w:ascii="Calibri" w:eastAsia="Times New Roman" w:hAnsi="Calibri" w:cs="Calibri"/>
-          <w:color w:val="000000"/>
-          <w:lang w:eastAsia="pt-BR"/>
-        </w:rPr>
-        <w:t>elemento</w:t>
-      </w:r>
-      <w:proofErr w:type="gramEnd"/>
-      <w:r>
-        <w:rPr>
-          <w:rFonts w:ascii="Calibri" w:eastAsia="Times New Roman" w:hAnsi="Calibri" w:cs="Calibri"/>
-          <w:color w:val="000000"/>
-          <w:lang w:eastAsia="pt-BR"/>
-        </w:rPr>
-        <w:t xml:space="preserve"> mas você pode especificar utilizando o número da posição entre parênteses (</w:t>
-      </w:r>
-      <w:proofErr w:type="gramStart"/>
-      <w:r>
-        <w:rPr>
-          <w:rFonts w:ascii="Calibri" w:eastAsia="Times New Roman" w:hAnsi="Calibri" w:cs="Calibri"/>
-          <w:color w:val="000000"/>
-          <w:lang w:eastAsia="pt-BR"/>
-        </w:rPr>
-        <w:t>) )</w:t>
-      </w:r>
-      <w:proofErr w:type="gramEnd"/>
-      <w:r>
-        <w:rPr>
-          <w:rFonts w:ascii="Calibri" w:eastAsia="Times New Roman" w:hAnsi="Calibri" w:cs="Calibri"/>
-          <w:color w:val="000000"/>
-          <w:lang w:eastAsia="pt-BR"/>
-        </w:rPr>
-        <w:t xml:space="preserve">, </w:t>
-      </w:r>
-      <w:proofErr w:type="gramStart"/>
-      <w:r>
-        <w:rPr>
-          <w:rFonts w:ascii="Calibri" w:eastAsia="Times New Roman" w:hAnsi="Calibri" w:cs="Calibri"/>
-          <w:color w:val="000000"/>
-          <w:lang w:eastAsia="pt-BR"/>
-        </w:rPr>
-        <w:t>ou .remove( você</w:t>
-      </w:r>
-      <w:proofErr w:type="gramEnd"/>
-      <w:r>
-        <w:rPr>
-          <w:rFonts w:ascii="Calibri" w:eastAsia="Times New Roman" w:hAnsi="Calibri" w:cs="Calibri"/>
-          <w:color w:val="000000"/>
-          <w:lang w:eastAsia="pt-BR"/>
-        </w:rPr>
-        <w:t xml:space="preserve"> pode especificar algo que você vai remover da lista)</w:t>
-      </w:r>
-    </w:p>
-    <w:p>
-      <w:pPr>
-        <w:spacing w:line="240" w:lineRule="auto"/>
-        <w:rPr>
-          <w:rFonts w:ascii="Times New Roman" w:eastAsia="Times New Roman" w:hAnsi="Times New Roman" w:cs="Times New Roman"/>
-          <w:sz w:val="24"/>
-          <w:szCs w:val="24"/>
-          <w:lang w:eastAsia="pt-BR"/>
-        </w:rPr>
-      </w:pPr>
-      <w:proofErr w:type="spellStart"/>
-      <w:r>
-        <w:rPr>
-          <w:rFonts w:ascii="Calibri" w:eastAsia="Times New Roman" w:hAnsi="Calibri" w:cs="Calibri"/>
-          <w:color w:val="000000"/>
-          <w:lang w:eastAsia="pt-BR"/>
-        </w:rPr>
-        <w:t>ex</w:t>
-      </w:r>
-      <w:proofErr w:type="spellEnd"/>
-      <w:r>
-        <w:rPr>
-          <w:rFonts w:ascii="Calibri" w:eastAsia="Times New Roman" w:hAnsi="Calibri" w:cs="Calibri"/>
-          <w:color w:val="000000"/>
-          <w:lang w:eastAsia="pt-BR"/>
-        </w:rPr>
-        <w:t>:</w:t>
-      </w:r>
-    </w:p>
-    <w:p>
-      <w:pPr>
-        <w:spacing w:line="240" w:lineRule="auto"/>
-        <w:rPr>
-          <w:rFonts w:ascii="Times New Roman" w:eastAsia="Times New Roman" w:hAnsi="Times New Roman" w:cs="Times New Roman"/>
-          <w:sz w:val="24"/>
-          <w:szCs w:val="24"/>
-          <w:lang w:eastAsia="pt-BR"/>
-        </w:rPr>
-      </w:pPr>
-      <w:proofErr w:type="spellStart"/>
+    </w:p>
+    <w:p>
+      <w:pPr>
+        <w:spacing w:line="240" w:lineRule="auto"/>
+        <w:rPr>
+          <w:rFonts w:ascii="Times New Roman" w:eastAsia="Times New Roman" w:hAnsi="Times New Roman" w:cs="Times New Roman"/>
+          <w:sz w:val="24"/>
+          <w:szCs w:val="24"/>
+          <w:lang w:eastAsia="pt-BR"/>
+        </w:rPr>
+      </w:pPr>
+      <w:r>
+        <w:rPr>
+          <w:rFonts w:ascii="Calibri" w:eastAsia="Times New Roman" w:hAnsi="Calibri" w:cs="Calibri"/>
+          <w:color w:val="000000"/>
+          <w:lang w:eastAsia="pt-BR"/>
+        </w:rPr>
+        <w:t>lanche.insert(0,cachorro quente)</w:t>
+      </w:r>
+    </w:p>
+    <w:p>
+      <w:pPr>
+        <w:spacing w:line="240" w:lineRule="auto"/>
+        <w:rPr>
+          <w:rFonts w:ascii="Times New Roman" w:eastAsia="Times New Roman" w:hAnsi="Times New Roman" w:cs="Times New Roman"/>
+          <w:sz w:val="24"/>
+          <w:szCs w:val="24"/>
+          <w:lang w:eastAsia="pt-BR"/>
+        </w:rPr>
+      </w:pPr>
+      <w:r>
+        <w:rPr>
+          <w:rFonts w:ascii="Calibri" w:eastAsia="Times New Roman" w:hAnsi="Calibri" w:cs="Calibri"/>
+          <w:color w:val="000000"/>
+          <w:lang w:eastAsia="pt-BR"/>
+        </w:rPr>
+        <w:t>ele vai adicionar o cachorro quente na posição 0 e vai “empurrar” o restante da lista</w:t>
+      </w:r>
+    </w:p>
+    <w:p>
+      <w:pPr>
+        <w:spacing w:line="240" w:lineRule="auto"/>
+        <w:rPr>
+          <w:rFonts w:ascii="Times New Roman" w:eastAsia="Times New Roman" w:hAnsi="Times New Roman" w:cs="Times New Roman"/>
+          <w:sz w:val="24"/>
+          <w:szCs w:val="24"/>
+          <w:lang w:eastAsia="pt-BR"/>
+        </w:rPr>
+      </w:pPr>
+      <w:r>
+        <w:rPr>
+          <w:rFonts w:ascii="Calibri" w:eastAsia="Times New Roman" w:hAnsi="Calibri" w:cs="Calibri"/>
+          <w:color w:val="000000"/>
+          <w:lang w:eastAsia="pt-BR"/>
+        </w:rPr>
+        <w:t>para apagar elementos na lista basta usar o del ou pop(normalmente ele é utilizado para eliminar o último elemento mas você pode especificar utilizando o número da posição entre parênteses () ), ou .remove( você pode especificar algo que você vai remover da lista)</w:t>
+      </w:r>
+    </w:p>
+    <w:p>
+      <w:pPr>
+        <w:spacing w:line="240" w:lineRule="auto"/>
+        <w:rPr>
+          <w:rFonts w:ascii="Times New Roman" w:eastAsia="Times New Roman" w:hAnsi="Times New Roman" w:cs="Times New Roman"/>
+          <w:sz w:val="24"/>
+          <w:szCs w:val="24"/>
+          <w:lang w:eastAsia="pt-BR"/>
+        </w:rPr>
+      </w:pPr>
+      <w:r>
+        <w:rPr>
+          <w:rFonts w:ascii="Calibri" w:eastAsia="Times New Roman" w:hAnsi="Calibri" w:cs="Calibri"/>
+          <w:color w:val="000000"/>
+          <w:lang w:eastAsia="pt-BR"/>
+        </w:rPr>
+        <w:t>ex:</w:t>
+      </w:r>
+    </w:p>
+    <w:p>
+      <w:pPr>
+        <w:spacing w:line="240" w:lineRule="auto"/>
+        <w:rPr>
+          <w:rFonts w:ascii="Times New Roman" w:eastAsia="Times New Roman" w:hAnsi="Times New Roman" w:cs="Times New Roman"/>
+          <w:sz w:val="24"/>
+          <w:szCs w:val="24"/>
+          <w:lang w:eastAsia="pt-BR"/>
+        </w:rPr>
+      </w:pPr>
       <w:r>
         <w:rPr>
           <w:rFonts w:ascii="Calibri" w:eastAsia="Times New Roman" w:hAnsi="Calibri" w:cs="Calibri"/>
@@ -7354,34 +4827,7 @@
           <w:lang w:eastAsia="pt-BR"/>
         </w:rPr>
         <w:lastRenderedPageBreak/>
-        <w:t>del</w:t>
-      </w:r>
-      <w:proofErr w:type="spellEnd"/>
-      <w:r>
-        <w:rPr>
-          <w:rFonts w:ascii="Calibri" w:eastAsia="Times New Roman" w:hAnsi="Calibri" w:cs="Calibri"/>
-          <w:color w:val="000000"/>
-          <w:lang w:eastAsia="pt-BR"/>
-        </w:rPr>
-        <w:t xml:space="preserve"> </w:t>
-      </w:r>
-      <w:proofErr w:type="gramStart"/>
-      <w:r>
-        <w:rPr>
-          <w:rFonts w:ascii="Calibri" w:eastAsia="Times New Roman" w:hAnsi="Calibri" w:cs="Calibri"/>
-          <w:color w:val="000000"/>
-          <w:lang w:eastAsia="pt-BR"/>
-        </w:rPr>
-        <w:t>lanche[</w:t>
-      </w:r>
-      <w:proofErr w:type="gramEnd"/>
-      <w:r>
-        <w:rPr>
-          <w:rFonts w:ascii="Calibri" w:eastAsia="Times New Roman" w:hAnsi="Calibri" w:cs="Calibri"/>
-          <w:color w:val="000000"/>
-          <w:lang w:eastAsia="pt-BR"/>
-        </w:rPr>
-        <w:t>3]</w:t>
+        <w:t>del lanche[3]</w:t>
       </w:r>
     </w:p>
     <w:p>
@@ -7413,89 +4859,13 @@
           <w:lang w:eastAsia="pt-BR"/>
         </w:rPr>
       </w:pPr>
-      <w:proofErr w:type="spellStart"/>
-      <w:proofErr w:type="gramStart"/>
-      <w:r>
-        <w:rPr>
-          <w:rFonts w:ascii="Calibri" w:eastAsia="Times New Roman" w:hAnsi="Calibri" w:cs="Calibri"/>
-          <w:color w:val="000000"/>
-          <w:lang w:eastAsia="pt-BR"/>
-        </w:rPr>
-        <w:t>lanche.pop</w:t>
-      </w:r>
-      <w:proofErr w:type="spellEnd"/>
-      <w:r>
-        <w:rPr>
-          <w:rFonts w:ascii="Calibri" w:eastAsia="Times New Roman" w:hAnsi="Calibri" w:cs="Calibri"/>
-          <w:color w:val="000000"/>
-          <w:lang w:eastAsia="pt-BR"/>
-        </w:rPr>
-        <w:t>(</w:t>
-      </w:r>
-      <w:proofErr w:type="gramEnd"/>
-      <w:r>
-        <w:rPr>
-          <w:rFonts w:ascii="Calibri" w:eastAsia="Times New Roman" w:hAnsi="Calibri" w:cs="Calibri"/>
-          <w:color w:val="000000"/>
-          <w:lang w:eastAsia="pt-BR"/>
-        </w:rPr>
-        <w:t xml:space="preserve">3) neste caso se </w:t>
-      </w:r>
-      <w:proofErr w:type="spellStart"/>
-      <w:r>
-        <w:rPr>
-          <w:rFonts w:ascii="Calibri" w:eastAsia="Times New Roman" w:hAnsi="Calibri" w:cs="Calibri"/>
-          <w:color w:val="000000"/>
-          <w:lang w:eastAsia="pt-BR"/>
-        </w:rPr>
-        <w:t>voce</w:t>
-      </w:r>
-      <w:proofErr w:type="spellEnd"/>
-      <w:r>
-        <w:rPr>
-          <w:rFonts w:ascii="Calibri" w:eastAsia="Times New Roman" w:hAnsi="Calibri" w:cs="Calibri"/>
-          <w:color w:val="000000"/>
-          <w:lang w:eastAsia="pt-BR"/>
-        </w:rPr>
-        <w:t xml:space="preserve"> não colocar nada dentro do </w:t>
-      </w:r>
-      <w:proofErr w:type="spellStart"/>
-      <w:r>
-        <w:rPr>
-          <w:rFonts w:ascii="Calibri" w:eastAsia="Times New Roman" w:hAnsi="Calibri" w:cs="Calibri"/>
-          <w:color w:val="000000"/>
-          <w:lang w:eastAsia="pt-BR"/>
-        </w:rPr>
-        <w:t>parenteses</w:t>
-      </w:r>
-      <w:proofErr w:type="spellEnd"/>
-      <w:r>
-        <w:rPr>
-          <w:rFonts w:ascii="Calibri" w:eastAsia="Times New Roman" w:hAnsi="Calibri" w:cs="Calibri"/>
-          <w:color w:val="000000"/>
-          <w:lang w:eastAsia="pt-BR"/>
-        </w:rPr>
-        <w:t xml:space="preserve"> ele vai remover o </w:t>
-      </w:r>
-      <w:proofErr w:type="spellStart"/>
-      <w:proofErr w:type="gramStart"/>
-      <w:r>
-        <w:rPr>
-          <w:rFonts w:ascii="Calibri" w:eastAsia="Times New Roman" w:hAnsi="Calibri" w:cs="Calibri"/>
-          <w:color w:val="000000"/>
-          <w:lang w:eastAsia="pt-BR"/>
-        </w:rPr>
-        <w:t>ultimo</w:t>
-      </w:r>
-      <w:proofErr w:type="spellEnd"/>
-      <w:proofErr w:type="gramEnd"/>
-      <w:r>
-        <w:rPr>
-          <w:rFonts w:ascii="Calibri" w:eastAsia="Times New Roman" w:hAnsi="Calibri" w:cs="Calibri"/>
-          <w:color w:val="000000"/>
-          <w:lang w:eastAsia="pt-BR"/>
-        </w:rPr>
-        <w:t xml:space="preserve"> elemento da lista</w:t>
+      <w:r>
+        <w:rPr>
+          <w:rFonts w:ascii="Calibri" w:eastAsia="Times New Roman" w:hAnsi="Calibri" w:cs="Calibri"/>
+          <w:color w:val="000000"/>
+          <w:lang w:eastAsia="pt-BR"/>
+        </w:rPr>
+        <w:t>lanche.pop(3) neste caso se voce não colocar nada dentro do parenteses ele vai remover o ultimo elemento da lista</w:t>
       </w:r>
     </w:p>
     <w:p>
@@ -7527,25 +4897,13 @@
           <w:lang w:eastAsia="pt-BR"/>
         </w:rPr>
       </w:pPr>
-      <w:proofErr w:type="spellStart"/>
-      <w:proofErr w:type="gramStart"/>
-      <w:r>
-        <w:rPr>
-          <w:rFonts w:ascii="Calibri" w:eastAsia="Times New Roman" w:hAnsi="Calibri" w:cs="Calibri"/>
-          <w:color w:val="000000"/>
-          <w:lang w:eastAsia="pt-BR"/>
-        </w:rPr>
-        <w:t>lanche.remove</w:t>
-      </w:r>
-      <w:proofErr w:type="spellEnd"/>
-      <w:proofErr w:type="gramEnd"/>
-      <w:r>
-        <w:rPr>
-          <w:rFonts w:ascii="Calibri" w:eastAsia="Times New Roman" w:hAnsi="Calibri" w:cs="Calibri"/>
-          <w:color w:val="000000"/>
-          <w:lang w:eastAsia="pt-BR"/>
-        </w:rPr>
-        <w:t>(‘pizza’)</w:t>
+      <w:r>
+        <w:rPr>
+          <w:rFonts w:ascii="Calibri" w:eastAsia="Times New Roman" w:hAnsi="Calibri" w:cs="Calibri"/>
+          <w:color w:val="000000"/>
+          <w:lang w:eastAsia="pt-BR"/>
+        </w:rPr>
+        <w:t>lanche.remove(‘pizza’)</w:t>
       </w:r>
     </w:p>
     <w:p>
@@ -7583,83 +4941,45 @@
           <w:color w:val="000000"/>
           <w:lang w:eastAsia="pt-BR"/>
         </w:rPr>
-        <w:t xml:space="preserve">o recomendado é utilizar o </w:t>
-      </w:r>
-      <w:proofErr w:type="spellStart"/>
-      <w:r>
-        <w:rPr>
-          <w:rFonts w:ascii="Calibri" w:eastAsia="Times New Roman" w:hAnsi="Calibri" w:cs="Calibri"/>
-          <w:color w:val="000000"/>
-          <w:lang w:eastAsia="pt-BR"/>
-        </w:rPr>
-        <w:t>if</w:t>
-      </w:r>
-      <w:proofErr w:type="spellEnd"/>
-      <w:r>
-        <w:rPr>
-          <w:rFonts w:ascii="Calibri" w:eastAsia="Times New Roman" w:hAnsi="Calibri" w:cs="Calibri"/>
-          <w:color w:val="000000"/>
-          <w:lang w:eastAsia="pt-BR"/>
-        </w:rPr>
-        <w:t xml:space="preserve"> porque caso não exista ele vai dar erro</w:t>
-      </w:r>
-    </w:p>
-    <w:p>
-      <w:pPr>
-        <w:spacing w:line="240" w:lineRule="auto"/>
-        <w:rPr>
-          <w:rFonts w:ascii="Times New Roman" w:eastAsia="Times New Roman" w:hAnsi="Times New Roman" w:cs="Times New Roman"/>
-          <w:sz w:val="24"/>
-          <w:szCs w:val="24"/>
-          <w:lang w:eastAsia="pt-BR"/>
-        </w:rPr>
-      </w:pPr>
-      <w:proofErr w:type="spellStart"/>
-      <w:r>
-        <w:rPr>
-          <w:rFonts w:ascii="Calibri" w:eastAsia="Times New Roman" w:hAnsi="Calibri" w:cs="Calibri"/>
-          <w:color w:val="000000"/>
-          <w:lang w:eastAsia="pt-BR"/>
-        </w:rPr>
-        <w:t>ex</w:t>
-      </w:r>
-      <w:proofErr w:type="spellEnd"/>
-      <w:r>
-        <w:rPr>
-          <w:rFonts w:ascii="Calibri" w:eastAsia="Times New Roman" w:hAnsi="Calibri" w:cs="Calibri"/>
-          <w:color w:val="000000"/>
-          <w:lang w:eastAsia="pt-BR"/>
-        </w:rPr>
-        <w:t>: </w:t>
-      </w:r>
-    </w:p>
-    <w:p>
-      <w:pPr>
-        <w:spacing w:line="240" w:lineRule="auto"/>
-        <w:rPr>
-          <w:rFonts w:ascii="Times New Roman" w:eastAsia="Times New Roman" w:hAnsi="Times New Roman" w:cs="Times New Roman"/>
-          <w:sz w:val="24"/>
-          <w:szCs w:val="24"/>
-          <w:lang w:eastAsia="pt-BR"/>
-        </w:rPr>
-      </w:pPr>
-      <w:proofErr w:type="spellStart"/>
-      <w:r>
-        <w:rPr>
-          <w:rFonts w:ascii="Calibri" w:eastAsia="Times New Roman" w:hAnsi="Calibri" w:cs="Calibri"/>
-          <w:color w:val="000000"/>
-          <w:lang w:eastAsia="pt-BR"/>
-        </w:rPr>
-        <w:t>if</w:t>
-      </w:r>
-      <w:proofErr w:type="spellEnd"/>
-      <w:r>
-        <w:rPr>
-          <w:rFonts w:ascii="Calibri" w:eastAsia="Times New Roman" w:hAnsi="Calibri" w:cs="Calibri"/>
-          <w:color w:val="000000"/>
-          <w:lang w:eastAsia="pt-BR"/>
-        </w:rPr>
-        <w:t xml:space="preserve"> ‘ELEMENTO’ in ‘nome da lista’:</w:t>
+        <w:t>o recomendado é utilizar o if porque caso não exista ele vai dar erro</w:t>
+      </w:r>
+    </w:p>
+    <w:p>
+      <w:pPr>
+        <w:spacing w:line="240" w:lineRule="auto"/>
+        <w:rPr>
+          <w:rFonts w:ascii="Times New Roman" w:eastAsia="Times New Roman" w:hAnsi="Times New Roman" w:cs="Times New Roman"/>
+          <w:sz w:val="24"/>
+          <w:szCs w:val="24"/>
+          <w:lang w:eastAsia="pt-BR"/>
+        </w:rPr>
+      </w:pPr>
+      <w:r>
+        <w:rPr>
+          <w:rFonts w:ascii="Calibri" w:eastAsia="Times New Roman" w:hAnsi="Calibri" w:cs="Calibri"/>
+          <w:color w:val="000000"/>
+          <w:lang w:eastAsia="pt-BR"/>
+        </w:rPr>
+        <w:t>ex: </w:t>
+      </w:r>
+    </w:p>
+    <w:p>
+      <w:pPr>
+        <w:spacing w:line="240" w:lineRule="auto"/>
+        <w:rPr>
+          <w:rFonts w:ascii="Times New Roman" w:eastAsia="Times New Roman" w:hAnsi="Times New Roman" w:cs="Times New Roman"/>
+          <w:sz w:val="24"/>
+          <w:szCs w:val="24"/>
+          <w:lang w:eastAsia="pt-BR"/>
+        </w:rPr>
+      </w:pPr>
+      <w:r>
+        <w:rPr>
+          <w:rFonts w:ascii="Calibri" w:eastAsia="Times New Roman" w:hAnsi="Calibri" w:cs="Calibri"/>
+          <w:color w:val="000000"/>
+          <w:lang w:eastAsia="pt-BR"/>
+        </w:rPr>
+        <w:t>if ‘ELEMENTO’ in ‘nome da lista’:</w:t>
       </w:r>
     </w:p>
     <w:p>
@@ -7679,354 +4999,121 @@
           <w:lang w:eastAsia="pt-BR"/>
         </w:rPr>
         <w:tab/>
-      </w:r>
-      <w:proofErr w:type="spellStart"/>
-      <w:r>
-        <w:rPr>
-          <w:rFonts w:ascii="Calibri" w:eastAsia="Times New Roman" w:hAnsi="Calibri" w:cs="Calibri"/>
-          <w:color w:val="000000"/>
-          <w:lang w:eastAsia="pt-BR"/>
-        </w:rPr>
-        <w:t>xxx.remove</w:t>
-      </w:r>
-      <w:proofErr w:type="spellEnd"/>
-      <w:r>
-        <w:rPr>
-          <w:rFonts w:ascii="Calibri" w:eastAsia="Times New Roman" w:hAnsi="Calibri" w:cs="Calibri"/>
-          <w:color w:val="000000"/>
-          <w:lang w:eastAsia="pt-BR"/>
-        </w:rPr>
-        <w:t>(‘elemento’)</w:t>
-      </w:r>
-    </w:p>
-    <w:p>
-      <w:pPr>
-        <w:spacing w:line="240" w:lineRule="auto"/>
-        <w:rPr>
-          <w:rFonts w:ascii="Times New Roman" w:eastAsia="Times New Roman" w:hAnsi="Times New Roman" w:cs="Times New Roman"/>
-          <w:sz w:val="24"/>
-          <w:szCs w:val="24"/>
-          <w:lang w:eastAsia="pt-BR"/>
-        </w:rPr>
-      </w:pPr>
-      <w:r>
-        <w:rPr>
-          <w:rFonts w:ascii="Calibri" w:eastAsia="Times New Roman" w:hAnsi="Calibri" w:cs="Calibri"/>
-          <w:color w:val="000000"/>
-          <w:lang w:eastAsia="pt-BR"/>
-        </w:rPr>
-        <w:t xml:space="preserve">Você pode criar listas com range </w:t>
-      </w:r>
-      <w:proofErr w:type="spellStart"/>
-      <w:r>
-        <w:rPr>
-          <w:rFonts w:ascii="Calibri" w:eastAsia="Times New Roman" w:hAnsi="Calibri" w:cs="Calibri"/>
-          <w:color w:val="000000"/>
-          <w:lang w:eastAsia="pt-BR"/>
-        </w:rPr>
-        <w:t>ex</w:t>
-      </w:r>
-      <w:proofErr w:type="spellEnd"/>
-      <w:r>
-        <w:rPr>
-          <w:rFonts w:ascii="Calibri" w:eastAsia="Times New Roman" w:hAnsi="Calibri" w:cs="Calibri"/>
-          <w:color w:val="000000"/>
-          <w:lang w:eastAsia="pt-BR"/>
-        </w:rPr>
-        <w:t>:</w:t>
-      </w:r>
-    </w:p>
-    <w:p>
-      <w:pPr>
-        <w:spacing w:line="240" w:lineRule="auto"/>
-        <w:rPr>
-          <w:rFonts w:ascii="Times New Roman" w:eastAsia="Times New Roman" w:hAnsi="Times New Roman" w:cs="Times New Roman"/>
-          <w:sz w:val="24"/>
-          <w:szCs w:val="24"/>
-          <w:lang w:eastAsia="pt-BR"/>
-        </w:rPr>
-      </w:pPr>
-      <w:r>
-        <w:rPr>
-          <w:rFonts w:ascii="Calibri" w:eastAsia="Times New Roman" w:hAnsi="Calibri" w:cs="Calibri"/>
-          <w:color w:val="000000"/>
-          <w:lang w:eastAsia="pt-BR"/>
-        </w:rPr>
-        <w:t xml:space="preserve">valores = </w:t>
-      </w:r>
-      <w:proofErr w:type="spellStart"/>
-      <w:r>
-        <w:rPr>
-          <w:rFonts w:ascii="Calibri" w:eastAsia="Times New Roman" w:hAnsi="Calibri" w:cs="Calibri"/>
-          <w:color w:val="000000"/>
-          <w:lang w:eastAsia="pt-BR"/>
-        </w:rPr>
-        <w:t>list</w:t>
-      </w:r>
-      <w:proofErr w:type="spellEnd"/>
-      <w:r>
-        <w:rPr>
-          <w:rFonts w:ascii="Calibri" w:eastAsia="Times New Roman" w:hAnsi="Calibri" w:cs="Calibri"/>
-          <w:color w:val="000000"/>
-          <w:lang w:eastAsia="pt-BR"/>
-        </w:rPr>
-        <w:t>(</w:t>
-      </w:r>
-      <w:proofErr w:type="gramStart"/>
-      <w:r>
-        <w:rPr>
-          <w:rFonts w:ascii="Calibri" w:eastAsia="Times New Roman" w:hAnsi="Calibri" w:cs="Calibri"/>
-          <w:color w:val="000000"/>
-          <w:lang w:eastAsia="pt-BR"/>
-        </w:rPr>
-        <w:t>range(</w:t>
-      </w:r>
-      <w:proofErr w:type="gramEnd"/>
-      <w:r>
-        <w:rPr>
-          <w:rFonts w:ascii="Calibri" w:eastAsia="Times New Roman" w:hAnsi="Calibri" w:cs="Calibri"/>
-          <w:color w:val="000000"/>
-          <w:lang w:eastAsia="pt-BR"/>
-        </w:rPr>
-        <w:t xml:space="preserve">4,11)) ele vai criar uma lista do 4 até o 10 lembrando q o </w:t>
-      </w:r>
-      <w:proofErr w:type="spellStart"/>
-      <w:proofErr w:type="gramStart"/>
-      <w:r>
-        <w:rPr>
-          <w:rFonts w:ascii="Calibri" w:eastAsia="Times New Roman" w:hAnsi="Calibri" w:cs="Calibri"/>
-          <w:color w:val="000000"/>
-          <w:lang w:eastAsia="pt-BR"/>
-        </w:rPr>
-        <w:t>ultimo</w:t>
-      </w:r>
-      <w:proofErr w:type="spellEnd"/>
-      <w:proofErr w:type="gramEnd"/>
-      <w:r>
-        <w:rPr>
-          <w:rFonts w:ascii="Calibri" w:eastAsia="Times New Roman" w:hAnsi="Calibri" w:cs="Calibri"/>
-          <w:color w:val="000000"/>
-          <w:lang w:eastAsia="pt-BR"/>
-        </w:rPr>
-        <w:t xml:space="preserve"> elemento é eliminado</w:t>
-      </w:r>
-    </w:p>
-    <w:p>
-      <w:pPr>
-        <w:spacing w:line="240" w:lineRule="auto"/>
-        <w:rPr>
-          <w:rFonts w:ascii="Times New Roman" w:eastAsia="Times New Roman" w:hAnsi="Times New Roman" w:cs="Times New Roman"/>
-          <w:sz w:val="24"/>
-          <w:szCs w:val="24"/>
-          <w:lang w:eastAsia="pt-BR"/>
-        </w:rPr>
-      </w:pPr>
-      <w:r>
-        <w:rPr>
-          <w:rFonts w:ascii="Calibri" w:eastAsia="Times New Roman" w:hAnsi="Calibri" w:cs="Calibri"/>
-          <w:color w:val="000000"/>
-          <w:lang w:eastAsia="pt-BR"/>
-        </w:rPr>
-        <w:t>se quiser colocar os elementos em ordem basta usar o nome_da_</w:t>
-      </w:r>
-      <w:proofErr w:type="spellStart"/>
-      <w:proofErr w:type="gramStart"/>
-      <w:r>
-        <w:rPr>
-          <w:rFonts w:ascii="Calibri" w:eastAsia="Times New Roman" w:hAnsi="Calibri" w:cs="Calibri"/>
-          <w:color w:val="000000"/>
-          <w:lang w:eastAsia="pt-BR"/>
-        </w:rPr>
-        <w:t>variavel</w:t>
-      </w:r>
-      <w:proofErr w:type="spellEnd"/>
-      <w:r>
-        <w:rPr>
-          <w:rFonts w:ascii="Calibri" w:eastAsia="Times New Roman" w:hAnsi="Calibri" w:cs="Calibri"/>
-          <w:color w:val="000000"/>
-          <w:lang w:eastAsia="pt-BR"/>
-        </w:rPr>
-        <w:t>..</w:t>
-      </w:r>
-      <w:proofErr w:type="spellStart"/>
-      <w:r>
-        <w:rPr>
-          <w:rFonts w:ascii="Calibri" w:eastAsia="Times New Roman" w:hAnsi="Calibri" w:cs="Calibri"/>
-          <w:color w:val="000000"/>
-          <w:lang w:eastAsia="pt-BR"/>
-        </w:rPr>
-        <w:t>sort</w:t>
-      </w:r>
-      <w:proofErr w:type="spellEnd"/>
-      <w:r>
-        <w:rPr>
-          <w:rFonts w:ascii="Calibri" w:eastAsia="Times New Roman" w:hAnsi="Calibri" w:cs="Calibri"/>
-          <w:color w:val="000000"/>
-          <w:lang w:eastAsia="pt-BR"/>
-        </w:rPr>
-        <w:t>(</w:t>
-      </w:r>
-      <w:proofErr w:type="gramEnd"/>
-      <w:r>
-        <w:rPr>
-          <w:rFonts w:ascii="Calibri" w:eastAsia="Times New Roman" w:hAnsi="Calibri" w:cs="Calibri"/>
-          <w:color w:val="000000"/>
-          <w:lang w:eastAsia="pt-BR"/>
-        </w:rPr>
-        <w:t>)</w:t>
-      </w:r>
-    </w:p>
-    <w:p>
-      <w:pPr>
-        <w:spacing w:line="240" w:lineRule="auto"/>
-        <w:rPr>
-          <w:rFonts w:ascii="Times New Roman" w:eastAsia="Times New Roman" w:hAnsi="Times New Roman" w:cs="Times New Roman"/>
-          <w:sz w:val="24"/>
-          <w:szCs w:val="24"/>
-          <w:lang w:eastAsia="pt-BR"/>
-        </w:rPr>
-      </w:pPr>
-      <w:r>
-        <w:rPr>
-          <w:rFonts w:ascii="Calibri" w:eastAsia="Times New Roman" w:hAnsi="Calibri" w:cs="Calibri"/>
-          <w:color w:val="000000"/>
-          <w:lang w:eastAsia="pt-BR"/>
-        </w:rPr>
-        <w:t xml:space="preserve">se quiser em ordem ao </w:t>
-      </w:r>
-      <w:proofErr w:type="spellStart"/>
-      <w:proofErr w:type="gramStart"/>
-      <w:r>
-        <w:rPr>
-          <w:rFonts w:ascii="Calibri" w:eastAsia="Times New Roman" w:hAnsi="Calibri" w:cs="Calibri"/>
-          <w:color w:val="000000"/>
-          <w:lang w:eastAsia="pt-BR"/>
-        </w:rPr>
-        <w:t>contrario</w:t>
-      </w:r>
-      <w:proofErr w:type="spellEnd"/>
-      <w:proofErr w:type="gramEnd"/>
-      <w:r>
-        <w:rPr>
-          <w:rFonts w:ascii="Calibri" w:eastAsia="Times New Roman" w:hAnsi="Calibri" w:cs="Calibri"/>
-          <w:color w:val="000000"/>
-          <w:lang w:eastAsia="pt-BR"/>
-        </w:rPr>
-        <w:t>, decrescente basta usar o reverse=</w:t>
-      </w:r>
-      <w:proofErr w:type="spellStart"/>
-      <w:r>
-        <w:rPr>
-          <w:rFonts w:ascii="Calibri" w:eastAsia="Times New Roman" w:hAnsi="Calibri" w:cs="Calibri"/>
-          <w:color w:val="000000"/>
-          <w:lang w:eastAsia="pt-BR"/>
-        </w:rPr>
-        <w:t>True</w:t>
-      </w:r>
-      <w:proofErr w:type="spellEnd"/>
-    </w:p>
-    <w:p>
-      <w:pPr>
-        <w:spacing w:line="240" w:lineRule="auto"/>
-        <w:rPr>
-          <w:rFonts w:ascii="Times New Roman" w:eastAsia="Times New Roman" w:hAnsi="Times New Roman" w:cs="Times New Roman"/>
-          <w:sz w:val="24"/>
-          <w:szCs w:val="24"/>
-          <w:lang w:eastAsia="pt-BR"/>
-        </w:rPr>
-      </w:pPr>
-      <w:proofErr w:type="spellStart"/>
-      <w:r>
-        <w:rPr>
-          <w:rFonts w:ascii="Calibri" w:eastAsia="Times New Roman" w:hAnsi="Calibri" w:cs="Calibri"/>
-          <w:color w:val="000000"/>
-          <w:lang w:eastAsia="pt-BR"/>
-        </w:rPr>
-        <w:t>nome_da_</w:t>
-      </w:r>
-      <w:proofErr w:type="gramStart"/>
-      <w:r>
-        <w:rPr>
-          <w:rFonts w:ascii="Calibri" w:eastAsia="Times New Roman" w:hAnsi="Calibri" w:cs="Calibri"/>
-          <w:color w:val="000000"/>
-          <w:lang w:eastAsia="pt-BR"/>
-        </w:rPr>
-        <w:t>variavel.sort</w:t>
-      </w:r>
-      <w:proofErr w:type="spellEnd"/>
-      <w:proofErr w:type="gramEnd"/>
-      <w:r>
-        <w:rPr>
-          <w:rFonts w:ascii="Calibri" w:eastAsia="Times New Roman" w:hAnsi="Calibri" w:cs="Calibri"/>
-          <w:color w:val="000000"/>
-          <w:lang w:eastAsia="pt-BR"/>
-        </w:rPr>
-        <w:t>(reverse=</w:t>
-      </w:r>
-      <w:proofErr w:type="spellStart"/>
-      <w:r>
-        <w:rPr>
-          <w:rFonts w:ascii="Calibri" w:eastAsia="Times New Roman" w:hAnsi="Calibri" w:cs="Calibri"/>
-          <w:color w:val="000000"/>
-          <w:lang w:eastAsia="pt-BR"/>
-        </w:rPr>
-        <w:t>True</w:t>
-      </w:r>
-      <w:proofErr w:type="spellEnd"/>
-      <w:r>
-        <w:rPr>
-          <w:rFonts w:ascii="Calibri" w:eastAsia="Times New Roman" w:hAnsi="Calibri" w:cs="Calibri"/>
-          <w:color w:val="000000"/>
-          <w:lang w:eastAsia="pt-BR"/>
-        </w:rPr>
-        <w:t>)</w:t>
-      </w:r>
-    </w:p>
-    <w:p>
-      <w:pPr>
-        <w:spacing w:line="240" w:lineRule="auto"/>
-        <w:rPr>
-          <w:rFonts w:ascii="Times New Roman" w:eastAsia="Times New Roman" w:hAnsi="Times New Roman" w:cs="Times New Roman"/>
-          <w:sz w:val="24"/>
-          <w:szCs w:val="24"/>
-          <w:lang w:eastAsia="pt-BR"/>
-        </w:rPr>
-      </w:pPr>
-      <w:r>
-        <w:rPr>
-          <w:rFonts w:ascii="Calibri" w:eastAsia="Times New Roman" w:hAnsi="Calibri" w:cs="Calibri"/>
-          <w:color w:val="000000"/>
-          <w:lang w:eastAsia="pt-BR"/>
-        </w:rPr>
-        <w:t xml:space="preserve">para saber o tamanho de uma lista basta usar o </w:t>
-      </w:r>
-      <w:proofErr w:type="spellStart"/>
-      <w:proofErr w:type="gramStart"/>
-      <w:r>
-        <w:rPr>
-          <w:rFonts w:ascii="Calibri" w:eastAsia="Times New Roman" w:hAnsi="Calibri" w:cs="Calibri"/>
-          <w:color w:val="000000"/>
-          <w:lang w:eastAsia="pt-BR"/>
-        </w:rPr>
-        <w:t>len</w:t>
-      </w:r>
-      <w:proofErr w:type="spellEnd"/>
-      <w:r>
-        <w:rPr>
-          <w:rFonts w:ascii="Calibri" w:eastAsia="Times New Roman" w:hAnsi="Calibri" w:cs="Calibri"/>
-          <w:color w:val="000000"/>
-          <w:lang w:eastAsia="pt-BR"/>
-        </w:rPr>
-        <w:t>(</w:t>
-      </w:r>
-      <w:proofErr w:type="gramEnd"/>
-      <w:r>
-        <w:rPr>
-          <w:rFonts w:ascii="Calibri" w:eastAsia="Times New Roman" w:hAnsi="Calibri" w:cs="Calibri"/>
-          <w:color w:val="000000"/>
-          <w:lang w:eastAsia="pt-BR"/>
-        </w:rPr>
-        <w:t>nome da lista)</w:t>
+        <w:t>xxx.remove(‘elemento’)</w:t>
+      </w:r>
+    </w:p>
+    <w:p>
+      <w:pPr>
+        <w:spacing w:line="240" w:lineRule="auto"/>
+        <w:rPr>
+          <w:rFonts w:ascii="Times New Roman" w:eastAsia="Times New Roman" w:hAnsi="Times New Roman" w:cs="Times New Roman"/>
+          <w:sz w:val="24"/>
+          <w:szCs w:val="24"/>
+          <w:lang w:eastAsia="pt-BR"/>
+        </w:rPr>
+      </w:pPr>
+      <w:r>
+        <w:rPr>
+          <w:rFonts w:ascii="Calibri" w:eastAsia="Times New Roman" w:hAnsi="Calibri" w:cs="Calibri"/>
+          <w:color w:val="000000"/>
+          <w:lang w:eastAsia="pt-BR"/>
+        </w:rPr>
+        <w:t>Você pode criar listas com range ex:</w:t>
+      </w:r>
+    </w:p>
+    <w:p>
+      <w:pPr>
+        <w:spacing w:line="240" w:lineRule="auto"/>
+        <w:rPr>
+          <w:rFonts w:ascii="Times New Roman" w:eastAsia="Times New Roman" w:hAnsi="Times New Roman" w:cs="Times New Roman"/>
+          <w:sz w:val="24"/>
+          <w:szCs w:val="24"/>
+          <w:lang w:eastAsia="pt-BR"/>
+        </w:rPr>
+      </w:pPr>
+      <w:r>
+        <w:rPr>
+          <w:rFonts w:ascii="Calibri" w:eastAsia="Times New Roman" w:hAnsi="Calibri" w:cs="Calibri"/>
+          <w:color w:val="000000"/>
+          <w:lang w:eastAsia="pt-BR"/>
+        </w:rPr>
+        <w:t>valores = list(range(4,11)) ele vai criar uma lista do 4 até o 10 lembrando q o ultimo elemento é eliminado</w:t>
+      </w:r>
+    </w:p>
+    <w:p>
+      <w:pPr>
+        <w:spacing w:line="240" w:lineRule="auto"/>
+        <w:rPr>
+          <w:rFonts w:ascii="Times New Roman" w:eastAsia="Times New Roman" w:hAnsi="Times New Roman" w:cs="Times New Roman"/>
+          <w:sz w:val="24"/>
+          <w:szCs w:val="24"/>
+          <w:lang w:eastAsia="pt-BR"/>
+        </w:rPr>
+      </w:pPr>
+      <w:r>
+        <w:rPr>
+          <w:rFonts w:ascii="Calibri" w:eastAsia="Times New Roman" w:hAnsi="Calibri" w:cs="Calibri"/>
+          <w:color w:val="000000"/>
+          <w:lang w:eastAsia="pt-BR"/>
+        </w:rPr>
+        <w:t>se quiser colocar os elementos em ordem basta usar o nome_da_variavel..sort()</w:t>
+      </w:r>
+    </w:p>
+    <w:p>
+      <w:pPr>
+        <w:spacing w:line="240" w:lineRule="auto"/>
+        <w:rPr>
+          <w:rFonts w:ascii="Times New Roman" w:eastAsia="Times New Roman" w:hAnsi="Times New Roman" w:cs="Times New Roman"/>
+          <w:sz w:val="24"/>
+          <w:szCs w:val="24"/>
+          <w:lang w:eastAsia="pt-BR"/>
+        </w:rPr>
+      </w:pPr>
+      <w:r>
+        <w:rPr>
+          <w:rFonts w:ascii="Calibri" w:eastAsia="Times New Roman" w:hAnsi="Calibri" w:cs="Calibri"/>
+          <w:color w:val="000000"/>
+          <w:lang w:eastAsia="pt-BR"/>
+        </w:rPr>
+        <w:t>se quiser em ordem ao contrario, decrescente basta usar o reverse=True</w:t>
+      </w:r>
+    </w:p>
+    <w:p>
+      <w:pPr>
+        <w:spacing w:line="240" w:lineRule="auto"/>
+        <w:rPr>
+          <w:rFonts w:ascii="Times New Roman" w:eastAsia="Times New Roman" w:hAnsi="Times New Roman" w:cs="Times New Roman"/>
+          <w:sz w:val="24"/>
+          <w:szCs w:val="24"/>
+          <w:lang w:eastAsia="pt-BR"/>
+        </w:rPr>
+      </w:pPr>
+      <w:r>
+        <w:rPr>
+          <w:rFonts w:ascii="Calibri" w:eastAsia="Times New Roman" w:hAnsi="Calibri" w:cs="Calibri"/>
+          <w:color w:val="000000"/>
+          <w:lang w:eastAsia="pt-BR"/>
+        </w:rPr>
+        <w:t>nome_da_variavel.sort(reverse=True)</w:t>
+      </w:r>
+    </w:p>
+    <w:p>
+      <w:pPr>
+        <w:spacing w:line="240" w:lineRule="auto"/>
+        <w:rPr>
+          <w:rFonts w:ascii="Times New Roman" w:eastAsia="Times New Roman" w:hAnsi="Times New Roman" w:cs="Times New Roman"/>
+          <w:sz w:val="24"/>
+          <w:szCs w:val="24"/>
+          <w:lang w:eastAsia="pt-BR"/>
+        </w:rPr>
+      </w:pPr>
+      <w:r>
+        <w:rPr>
+          <w:rFonts w:ascii="Calibri" w:eastAsia="Times New Roman" w:hAnsi="Calibri" w:cs="Calibri"/>
+          <w:color w:val="000000"/>
+          <w:lang w:eastAsia="pt-BR"/>
+        </w:rPr>
+        <w:t>para saber o tamanho de uma lista basta usar o len(nome da lista)</w:t>
       </w:r>
     </w:p>
     <w:p>
@@ -8064,203 +5151,65 @@
           <w:color w:val="000000"/>
           <w:lang w:eastAsia="pt-BR"/>
         </w:rPr>
-        <w:t xml:space="preserve">nome da variável = </w:t>
-      </w:r>
-      <w:proofErr w:type="spellStart"/>
-      <w:proofErr w:type="gramStart"/>
-      <w:r>
-        <w:rPr>
-          <w:rFonts w:ascii="Calibri" w:eastAsia="Times New Roman" w:hAnsi="Calibri" w:cs="Calibri"/>
-          <w:color w:val="000000"/>
-          <w:lang w:eastAsia="pt-BR"/>
-        </w:rPr>
-        <w:t>list</w:t>
-      </w:r>
-      <w:proofErr w:type="spellEnd"/>
-      <w:r>
-        <w:rPr>
-          <w:rFonts w:ascii="Calibri" w:eastAsia="Times New Roman" w:hAnsi="Calibri" w:cs="Calibri"/>
-          <w:color w:val="000000"/>
-          <w:lang w:eastAsia="pt-BR"/>
-        </w:rPr>
-        <w:t>(</w:t>
-      </w:r>
-      <w:proofErr w:type="gramEnd"/>
-      <w:r>
-        <w:rPr>
-          <w:rFonts w:ascii="Calibri" w:eastAsia="Times New Roman" w:hAnsi="Calibri" w:cs="Calibri"/>
-          <w:color w:val="000000"/>
-          <w:lang w:eastAsia="pt-BR"/>
-        </w:rPr>
-        <w:t>nome da lista que vai ser copiada)</w:t>
-      </w:r>
-    </w:p>
-    <w:p>
-      <w:pPr>
-        <w:spacing w:line="240" w:lineRule="auto"/>
-        <w:rPr>
-          <w:rFonts w:ascii="Times New Roman" w:eastAsia="Times New Roman" w:hAnsi="Times New Roman" w:cs="Times New Roman"/>
-          <w:sz w:val="24"/>
-          <w:szCs w:val="24"/>
-          <w:lang w:eastAsia="pt-BR"/>
-        </w:rPr>
-      </w:pPr>
-      <w:proofErr w:type="spellStart"/>
-      <w:r>
-        <w:rPr>
-          <w:rFonts w:ascii="Calibri" w:eastAsia="Times New Roman" w:hAnsi="Calibri" w:cs="Calibri"/>
-          <w:color w:val="000000"/>
-          <w:lang w:eastAsia="pt-BR"/>
-        </w:rPr>
-        <w:t>Voce</w:t>
-      </w:r>
-      <w:proofErr w:type="spellEnd"/>
-      <w:r>
-        <w:rPr>
-          <w:rFonts w:ascii="Calibri" w:eastAsia="Times New Roman" w:hAnsi="Calibri" w:cs="Calibri"/>
-          <w:color w:val="000000"/>
-          <w:lang w:eastAsia="pt-BR"/>
-        </w:rPr>
-        <w:t xml:space="preserve"> também pode juntar listas, basta usar o + e criar outra variável </w:t>
-      </w:r>
-      <w:proofErr w:type="spellStart"/>
-      <w:r>
-        <w:rPr>
-          <w:rFonts w:ascii="Calibri" w:eastAsia="Times New Roman" w:hAnsi="Calibri" w:cs="Calibri"/>
-          <w:color w:val="000000"/>
-          <w:lang w:eastAsia="pt-BR"/>
-        </w:rPr>
-        <w:t>ex</w:t>
-      </w:r>
-      <w:proofErr w:type="spellEnd"/>
-      <w:r>
-        <w:rPr>
-          <w:rFonts w:ascii="Calibri" w:eastAsia="Times New Roman" w:hAnsi="Calibri" w:cs="Calibri"/>
-          <w:color w:val="000000"/>
-          <w:lang w:eastAsia="pt-BR"/>
-        </w:rPr>
-        <w:t>:</w:t>
-      </w:r>
-    </w:p>
-    <w:p>
-      <w:pPr>
-        <w:spacing w:line="240" w:lineRule="auto"/>
-        <w:rPr>
-          <w:rFonts w:ascii="Times New Roman" w:eastAsia="Times New Roman" w:hAnsi="Times New Roman" w:cs="Times New Roman"/>
-          <w:sz w:val="24"/>
-          <w:szCs w:val="24"/>
-          <w:lang w:eastAsia="pt-BR"/>
-        </w:rPr>
-      </w:pPr>
-      <w:r>
-        <w:rPr>
-          <w:rFonts w:ascii="Calibri" w:eastAsia="Times New Roman" w:hAnsi="Calibri" w:cs="Calibri"/>
-          <w:color w:val="000000"/>
-          <w:lang w:eastAsia="pt-BR"/>
-        </w:rPr>
-        <w:t xml:space="preserve">nome da variável = lista </w:t>
-      </w:r>
-      <w:proofErr w:type="gramStart"/>
-      <w:r>
-        <w:rPr>
-          <w:rFonts w:ascii="Calibri" w:eastAsia="Times New Roman" w:hAnsi="Calibri" w:cs="Calibri"/>
-          <w:color w:val="000000"/>
-          <w:lang w:eastAsia="pt-BR"/>
-        </w:rPr>
-        <w:t>um  +</w:t>
-      </w:r>
-      <w:proofErr w:type="gramEnd"/>
-      <w:r>
-        <w:rPr>
-          <w:rFonts w:ascii="Calibri" w:eastAsia="Times New Roman" w:hAnsi="Calibri" w:cs="Calibri"/>
-          <w:color w:val="000000"/>
-          <w:lang w:eastAsia="pt-BR"/>
-        </w:rPr>
-        <w:t xml:space="preserve"> lista 2</w:t>
-      </w:r>
-    </w:p>
-    <w:p>
-      <w:pPr>
-        <w:spacing w:line="240" w:lineRule="auto"/>
-        <w:rPr>
-          <w:rFonts w:ascii="Times New Roman" w:eastAsia="Times New Roman" w:hAnsi="Times New Roman" w:cs="Times New Roman"/>
-          <w:sz w:val="24"/>
-          <w:szCs w:val="24"/>
-          <w:lang w:eastAsia="pt-BR"/>
-        </w:rPr>
-      </w:pPr>
-      <w:r>
-        <w:rPr>
-          <w:rFonts w:ascii="Calibri" w:eastAsia="Times New Roman" w:hAnsi="Calibri" w:cs="Calibri"/>
-          <w:color w:val="000000"/>
-          <w:lang w:eastAsia="pt-BR"/>
-        </w:rPr>
-        <w:t xml:space="preserve">o </w:t>
-      </w:r>
-      <w:proofErr w:type="spellStart"/>
-      <w:r>
-        <w:rPr>
-          <w:rFonts w:ascii="Calibri" w:eastAsia="Times New Roman" w:hAnsi="Calibri" w:cs="Calibri"/>
-          <w:color w:val="000000"/>
-          <w:lang w:eastAsia="pt-BR"/>
-        </w:rPr>
-        <w:t>python</w:t>
-      </w:r>
-      <w:proofErr w:type="spellEnd"/>
-      <w:r>
-        <w:rPr>
-          <w:rFonts w:ascii="Calibri" w:eastAsia="Times New Roman" w:hAnsi="Calibri" w:cs="Calibri"/>
-          <w:color w:val="000000"/>
-          <w:lang w:eastAsia="pt-BR"/>
-        </w:rPr>
-        <w:t xml:space="preserve"> faz uma </w:t>
-      </w:r>
-      <w:proofErr w:type="gramStart"/>
-      <w:r>
-        <w:rPr>
-          <w:rFonts w:ascii="Calibri" w:eastAsia="Times New Roman" w:hAnsi="Calibri" w:cs="Calibri"/>
-          <w:color w:val="000000"/>
-          <w:lang w:eastAsia="pt-BR"/>
-        </w:rPr>
-        <w:t>ligação  entre</w:t>
-      </w:r>
-      <w:proofErr w:type="gramEnd"/>
-      <w:r>
-        <w:rPr>
-          <w:rFonts w:ascii="Calibri" w:eastAsia="Times New Roman" w:hAnsi="Calibri" w:cs="Calibri"/>
-          <w:color w:val="000000"/>
-          <w:lang w:eastAsia="pt-BR"/>
-        </w:rPr>
-        <w:t xml:space="preserve"> listas então se for mudar algo em uma lista ela automaticamente vai ser mudada na outra, para resolver isso basta fazer uma cópia usando </w:t>
-      </w:r>
-      <w:proofErr w:type="gramStart"/>
-      <w:r>
-        <w:rPr>
-          <w:rFonts w:ascii="Calibri" w:eastAsia="Times New Roman" w:hAnsi="Calibri" w:cs="Calibri"/>
-          <w:color w:val="000000"/>
-          <w:lang w:eastAsia="pt-BR"/>
-        </w:rPr>
-        <w:t>o :</w:t>
-      </w:r>
-      <w:proofErr w:type="gramEnd"/>
-      <w:r>
-        <w:rPr>
-          <w:rFonts w:ascii="Calibri" w:eastAsia="Times New Roman" w:hAnsi="Calibri" w:cs="Calibri"/>
-          <w:color w:val="000000"/>
-          <w:lang w:eastAsia="pt-BR"/>
-        </w:rPr>
-        <w:t xml:space="preserve"> fatiamento </w:t>
-      </w:r>
-      <w:proofErr w:type="spellStart"/>
-      <w:r>
-        <w:rPr>
-          <w:rFonts w:ascii="Calibri" w:eastAsia="Times New Roman" w:hAnsi="Calibri" w:cs="Calibri"/>
-          <w:color w:val="000000"/>
-          <w:lang w:eastAsia="pt-BR"/>
-        </w:rPr>
-        <w:t>ex</w:t>
-      </w:r>
-      <w:proofErr w:type="spellEnd"/>
+        <w:t>nome da variável = list(nome da lista que vai ser copiada)</w:t>
+      </w:r>
+    </w:p>
+    <w:p>
+      <w:pPr>
+        <w:spacing w:line="240" w:lineRule="auto"/>
+        <w:rPr>
+          <w:rFonts w:ascii="Times New Roman" w:eastAsia="Times New Roman" w:hAnsi="Times New Roman" w:cs="Times New Roman"/>
+          <w:sz w:val="24"/>
+          <w:szCs w:val="24"/>
+          <w:lang w:eastAsia="pt-BR"/>
+        </w:rPr>
+      </w:pPr>
+      <w:r>
+        <w:rPr>
+          <w:rFonts w:ascii="Calibri" w:eastAsia="Times New Roman" w:hAnsi="Calibri" w:cs="Calibri"/>
+          <w:color w:val="000000"/>
+          <w:lang w:eastAsia="pt-BR"/>
+        </w:rPr>
+        <w:t>Voce também pode juntar listas, basta usar o + e criar outra variável ex:</w:t>
+      </w:r>
+    </w:p>
+    <w:p>
+      <w:pPr>
+        <w:spacing w:line="240" w:lineRule="auto"/>
+        <w:rPr>
+          <w:rFonts w:ascii="Times New Roman" w:eastAsia="Times New Roman" w:hAnsi="Times New Roman" w:cs="Times New Roman"/>
+          <w:sz w:val="24"/>
+          <w:szCs w:val="24"/>
+          <w:lang w:eastAsia="pt-BR"/>
+        </w:rPr>
+      </w:pPr>
+      <w:r>
+        <w:rPr>
+          <w:rFonts w:ascii="Calibri" w:eastAsia="Times New Roman" w:hAnsi="Calibri" w:cs="Calibri"/>
+          <w:color w:val="000000"/>
+          <w:lang w:eastAsia="pt-BR"/>
+        </w:rPr>
+        <w:t>nome da variável = lista um  + lista 2</w:t>
+      </w:r>
+    </w:p>
+    <w:p>
+      <w:pPr>
+        <w:spacing w:line="240" w:lineRule="auto"/>
+        <w:rPr>
+          <w:rFonts w:ascii="Times New Roman" w:eastAsia="Times New Roman" w:hAnsi="Times New Roman" w:cs="Times New Roman"/>
+          <w:sz w:val="24"/>
+          <w:szCs w:val="24"/>
+          <w:lang w:eastAsia="pt-BR"/>
+        </w:rPr>
+      </w:pPr>
+      <w:r>
+        <w:rPr>
+          <w:rFonts w:ascii="Calibri" w:eastAsia="Times New Roman" w:hAnsi="Calibri" w:cs="Calibri"/>
+          <w:color w:val="000000"/>
+          <w:lang w:eastAsia="pt-BR"/>
+        </w:rPr>
+        <w:t>o python faz uma ligação  entre listas então se for mudar algo em uma lista ela automaticamente vai ser mudada na outra, para resolver isso basta fazer uma cópia usando o : fatiamento ex</w:t>
+      </w:r>
     </w:p>
     <w:p>
       <w:pPr>
@@ -8297,83 +5246,45 @@
           <w:color w:val="000000"/>
           <w:lang w:eastAsia="pt-BR"/>
         </w:rPr>
-        <w:t xml:space="preserve">b = </w:t>
-      </w:r>
-      <w:proofErr w:type="gramStart"/>
-      <w:r>
-        <w:rPr>
-          <w:rFonts w:ascii="Calibri" w:eastAsia="Times New Roman" w:hAnsi="Calibri" w:cs="Calibri"/>
-          <w:color w:val="000000"/>
-          <w:lang w:eastAsia="pt-BR"/>
-        </w:rPr>
-        <w:t>a[ :</w:t>
-      </w:r>
-      <w:proofErr w:type="gramEnd"/>
-      <w:r>
-        <w:rPr>
-          <w:rFonts w:ascii="Calibri" w:eastAsia="Times New Roman" w:hAnsi="Calibri" w:cs="Calibri"/>
-          <w:color w:val="000000"/>
-          <w:lang w:eastAsia="pt-BR"/>
-        </w:rPr>
-        <w:t xml:space="preserve"> ]</w:t>
-      </w:r>
-    </w:p>
-    <w:p>
-      <w:pPr>
-        <w:spacing w:line="240" w:lineRule="auto"/>
-        <w:rPr>
-          <w:rFonts w:ascii="Times New Roman" w:eastAsia="Times New Roman" w:hAnsi="Times New Roman" w:cs="Times New Roman"/>
-          <w:sz w:val="24"/>
-          <w:szCs w:val="24"/>
-          <w:lang w:eastAsia="pt-BR"/>
-        </w:rPr>
-      </w:pPr>
-      <w:proofErr w:type="gramStart"/>
-      <w:r>
-        <w:rPr>
-          <w:rFonts w:ascii="Calibri" w:eastAsia="Times New Roman" w:hAnsi="Calibri" w:cs="Calibri"/>
-          <w:color w:val="000000"/>
-          <w:lang w:eastAsia="pt-BR"/>
-        </w:rPr>
-        <w:t>b[</w:t>
-      </w:r>
-      <w:proofErr w:type="gramEnd"/>
-      <w:r>
-        <w:rPr>
-          <w:rFonts w:ascii="Calibri" w:eastAsia="Times New Roman" w:hAnsi="Calibri" w:cs="Calibri"/>
-          <w:color w:val="000000"/>
-          <w:lang w:eastAsia="pt-BR"/>
-        </w:rPr>
-        <w:t>2] = 8</w:t>
-      </w:r>
-    </w:p>
-    <w:p>
-      <w:pPr>
-        <w:spacing w:line="240" w:lineRule="auto"/>
-        <w:rPr>
-          <w:rFonts w:ascii="Times New Roman" w:eastAsia="Times New Roman" w:hAnsi="Times New Roman" w:cs="Times New Roman"/>
-          <w:sz w:val="24"/>
-          <w:szCs w:val="24"/>
-          <w:lang w:eastAsia="pt-BR"/>
-        </w:rPr>
-      </w:pPr>
-      <w:proofErr w:type="spellStart"/>
-      <w:r>
-        <w:rPr>
-          <w:rFonts w:ascii="Calibri" w:eastAsia="Times New Roman" w:hAnsi="Calibri" w:cs="Calibri"/>
-          <w:color w:val="000000"/>
-          <w:lang w:eastAsia="pt-BR"/>
-        </w:rPr>
-        <w:t>result</w:t>
-      </w:r>
-      <w:proofErr w:type="spellEnd"/>
-      <w:r>
-        <w:rPr>
-          <w:rFonts w:ascii="Calibri" w:eastAsia="Times New Roman" w:hAnsi="Calibri" w:cs="Calibri"/>
-          <w:color w:val="000000"/>
-          <w:lang w:eastAsia="pt-BR"/>
-        </w:rPr>
-        <w:t> </w:t>
+        <w:t>b = a[ : ]</w:t>
+      </w:r>
+    </w:p>
+    <w:p>
+      <w:pPr>
+        <w:spacing w:line="240" w:lineRule="auto"/>
+        <w:rPr>
+          <w:rFonts w:ascii="Times New Roman" w:eastAsia="Times New Roman" w:hAnsi="Times New Roman" w:cs="Times New Roman"/>
+          <w:sz w:val="24"/>
+          <w:szCs w:val="24"/>
+          <w:lang w:eastAsia="pt-BR"/>
+        </w:rPr>
+      </w:pPr>
+      <w:r>
+        <w:rPr>
+          <w:rFonts w:ascii="Calibri" w:eastAsia="Times New Roman" w:hAnsi="Calibri" w:cs="Calibri"/>
+          <w:color w:val="000000"/>
+          <w:lang w:eastAsia="pt-BR"/>
+        </w:rPr>
+        <w:t>b[2] = 8</w:t>
+      </w:r>
+    </w:p>
+    <w:p>
+      <w:pPr>
+        <w:spacing w:line="240" w:lineRule="auto"/>
+        <w:rPr>
+          <w:rFonts w:ascii="Times New Roman" w:eastAsia="Times New Roman" w:hAnsi="Times New Roman" w:cs="Times New Roman"/>
+          <w:sz w:val="24"/>
+          <w:szCs w:val="24"/>
+          <w:lang w:eastAsia="pt-BR"/>
+        </w:rPr>
+      </w:pPr>
+      <w:r>
+        <w:rPr>
+          <w:rFonts w:ascii="Calibri" w:eastAsia="Times New Roman" w:hAnsi="Calibri" w:cs="Calibri"/>
+          <w:color w:val="000000"/>
+          <w:lang w:eastAsia="pt-BR"/>
+        </w:rPr>
+        <w:t>result </w:t>
       </w:r>
     </w:p>
     <w:p>
@@ -8430,18 +5341,8 @@
           <w:lang w:eastAsia="pt-BR"/>
         </w:rPr>
         <w:lastRenderedPageBreak/>
-        <w:t xml:space="preserve">Outro </w:t>
-      </w:r>
-      <w:proofErr w:type="gramStart"/>
-      <w:r>
-        <w:rPr>
-          <w:rFonts w:ascii="Calibri" w:eastAsia="Times New Roman" w:hAnsi="Calibri" w:cs="Calibri"/>
-          <w:color w:val="000000"/>
-          <w:lang w:eastAsia="pt-BR"/>
-        </w:rPr>
-        <w:t>exemplo :</w:t>
-      </w:r>
-      <w:proofErr w:type="gramEnd"/>
+        <w:t>Outro exemplo :</w:t>
+      </w:r>
       <w:r>
         <w:rPr>
           <w:rFonts w:ascii="Calibri" w:eastAsia="Times New Roman" w:hAnsi="Calibri" w:cs="Calibri"/>
@@ -8537,57 +5438,32 @@
           <w:sz w:val="24"/>
           <w:szCs w:val="24"/>
         </w:rPr>
+        <w:t>Dados = dict()</w:t>
+      </w:r>
+    </w:p>
+    <w:p>
+      <w:pPr>
+        <w:rPr>
+          <w:sz w:val="24"/>
+          <w:szCs w:val="24"/>
+        </w:rPr>
+      </w:pPr>
+      <w:r>
+        <w:rPr>
+          <w:sz w:val="24"/>
+          <w:szCs w:val="24"/>
+        </w:rPr>
+        <w:t>Ou</w:t>
+      </w:r>
+    </w:p>
+    <w:p>
+      <w:r>
+        <w:rPr>
+          <w:sz w:val="24"/>
+          <w:szCs w:val="24"/>
+        </w:rPr>
         <w:t xml:space="preserve">Dados = </w:t>
       </w:r>
-      <w:proofErr w:type="spellStart"/>
-      <w:proofErr w:type="gramStart"/>
-      <w:r>
-        <w:rPr>
-          <w:sz w:val="24"/>
-          <w:szCs w:val="24"/>
-        </w:rPr>
-        <w:t>dict</w:t>
-      </w:r>
-      <w:proofErr w:type="spellEnd"/>
-      <w:r>
-        <w:rPr>
-          <w:sz w:val="24"/>
-          <w:szCs w:val="24"/>
-        </w:rPr>
-        <w:t>(</w:t>
-      </w:r>
-      <w:proofErr w:type="gramEnd"/>
-      <w:r>
-        <w:rPr>
-          <w:sz w:val="24"/>
-          <w:szCs w:val="24"/>
-        </w:rPr>
-        <w:t>)</w:t>
-      </w:r>
-    </w:p>
-    <w:p>
-      <w:pPr>
-        <w:rPr>
-          <w:sz w:val="24"/>
-          <w:szCs w:val="24"/>
-        </w:rPr>
-      </w:pPr>
-      <w:r>
-        <w:rPr>
-          <w:sz w:val="24"/>
-          <w:szCs w:val="24"/>
-        </w:rPr>
-        <w:t>Ou</w:t>
-      </w:r>
-    </w:p>
-    <w:p>
-      <w:r>
-        <w:rPr>
-          <w:sz w:val="24"/>
-          <w:szCs w:val="24"/>
-        </w:rPr>
-        <w:t xml:space="preserve">Dados = </w:t>
-      </w:r>
       <w:r>
         <w:t>{}</w:t>
       </w:r>
@@ -8599,25 +5475,12 @@
     </w:p>
     <w:p>
       <w:r>
-        <w:t>Dados = {‘</w:t>
-      </w:r>
-      <w:proofErr w:type="spellStart"/>
-      <w:r>
-        <w:t>nome’:’Pedro</w:t>
-      </w:r>
-      <w:proofErr w:type="spellEnd"/>
-      <w:r>
-        <w:t>’, ‘idade:25’}</w:t>
-      </w:r>
-    </w:p>
-    <w:p>
-      <w:proofErr w:type="gramStart"/>
-      <w:r>
-        <w:t>Para  colocar</w:t>
-      </w:r>
-      <w:proofErr w:type="gramEnd"/>
-      <w:r>
-        <w:t xml:space="preserve"> mais um basta colocar </w:t>
+        <w:t>Dados = {‘nome’:’Pedro’, ‘idade:25’}</w:t>
+      </w:r>
+    </w:p>
+    <w:p>
+      <w:r>
+        <w:t xml:space="preserve">Para  colocar mais um basta colocar </w:t>
       </w:r>
     </w:p>
     <w:p>
@@ -8632,13 +5495,8 @@
     </w:p>
     <w:p>
       <w:r>
-        <w:t xml:space="preserve">Para remover pode utilizar </w:t>
-      </w:r>
-      <w:proofErr w:type="spellStart"/>
-      <w:r>
-        <w:t>del</w:t>
-      </w:r>
-      <w:proofErr w:type="spellEnd"/>
+        <w:t>Para remover pode utilizar del</w:t>
+      </w:r>
     </w:p>
     <w:p>
       <w:r>
@@ -8689,56 +5547,34 @@
     </w:p>
     <w:p/>
     <w:p>
-      <w:proofErr w:type="spellStart"/>
       <w:r>
         <w:rPr>
           <w:sz w:val="40"/>
           <w:szCs w:val="40"/>
         </w:rPr>
         <w:lastRenderedPageBreak/>
-        <w:t>Values</w:t>
-      </w:r>
-      <w:proofErr w:type="spellEnd"/>
+        <w:t xml:space="preserve">Values </w:t>
+      </w:r>
+      <w:r>
+        <w:t>são para pegar os valores de dentro do dicionário, nesse caso Star wars, 1977 e George Lucas</w:t>
+      </w:r>
+    </w:p>
+    <w:p>
+      <w:r>
+        <w:t xml:space="preserve">Para pegar as </w:t>
+      </w:r>
       <w:r>
         <w:rPr>
           <w:sz w:val="40"/>
           <w:szCs w:val="40"/>
         </w:rPr>
-        <w:t xml:space="preserve"> </w:t>
-      </w:r>
-      <w:r>
-        <w:t xml:space="preserve">são para pegar os valores de dentro do dicionário, nesse caso Star </w:t>
-      </w:r>
-      <w:proofErr w:type="spellStart"/>
-      <w:r>
-        <w:t>wars</w:t>
-      </w:r>
-      <w:proofErr w:type="spellEnd"/>
-      <w:r>
-        <w:t>, 1977 e George Lucas</w:t>
-      </w:r>
-    </w:p>
-    <w:p>
-      <w:r>
-        <w:t xml:space="preserve">Para pegar as </w:t>
-      </w:r>
-      <w:r>
-        <w:rPr>
-          <w:sz w:val="40"/>
-          <w:szCs w:val="40"/>
-        </w:rPr>
         <w:t>chaves</w:t>
       </w:r>
       <w:r>
         <w:t xml:space="preserve"> são esses que estão </w:t>
       </w:r>
-      <w:proofErr w:type="spellStart"/>
-      <w:r>
-        <w:t>representrados</w:t>
-      </w:r>
-      <w:proofErr w:type="spellEnd"/>
-      <w:r>
-        <w:t>, ou seja,</w:t>
+      <w:r>
+        <w:t>representrados, ou seja,</w:t>
       </w:r>
       <w:r>
         <w:t xml:space="preserve"> Título ano e diretor</w:t>
@@ -8754,17 +5590,7 @@
     </w:p>
     <w:p>
       <w:r>
-        <w:t>Print(</w:t>
-      </w:r>
-      <w:proofErr w:type="spellStart"/>
-      <w:proofErr w:type="gramStart"/>
-      <w:r>
-        <w:t>filme.items</w:t>
-      </w:r>
-      <w:proofErr w:type="spellEnd"/>
-      <w:proofErr w:type="gramEnd"/>
-      <w:r>
-        <w:t>())</w:t>
+        <w:t>Print(filme.items())</w:t>
       </w:r>
     </w:p>
     <w:p>
@@ -8812,15 +5638,7 @@
     <w:p/>
     <w:p>
       <w:r>
-        <w:t xml:space="preserve">Você também pode adicionar coisas no dicionário </w:t>
-      </w:r>
-      <w:proofErr w:type="gramStart"/>
-      <w:r>
-        <w:t>e também</w:t>
-      </w:r>
-      <w:proofErr w:type="gramEnd"/>
-      <w:r>
-        <w:t xml:space="preserve"> mudar diretamente </w:t>
+        <w:t xml:space="preserve">Você também pode adicionar coisas no dicionário e também mudar diretamente </w:t>
       </w:r>
     </w:p>
     <w:p>
@@ -8841,17 +5659,7 @@
     <w:p/>
     <w:p>
       <w:r>
-        <w:t xml:space="preserve">for k, v in </w:t>
-      </w:r>
-      <w:proofErr w:type="spellStart"/>
-      <w:proofErr w:type="gramStart"/>
-      <w:r>
-        <w:t>pessoas.items</w:t>
-      </w:r>
-      <w:proofErr w:type="spellEnd"/>
-      <w:proofErr w:type="gramEnd"/>
-      <w:r>
-        <w:t>():</w:t>
+        <w:t>for k, v in pessoas.items():</w:t>
       </w:r>
     </w:p>
     <w:p>
@@ -8862,15 +5670,7 @@
     <w:p/>
     <w:p>
       <w:r>
-        <w:t xml:space="preserve">nome = </w:t>
-      </w:r>
-      <w:proofErr w:type="spellStart"/>
-      <w:r>
-        <w:t>Macos</w:t>
-      </w:r>
-      <w:proofErr w:type="spellEnd"/>
-      <w:r>
-        <w:t xml:space="preserve"> </w:t>
+        <w:t xml:space="preserve">nome = Macos </w:t>
       </w:r>
     </w:p>
     <w:p>
@@ -8891,23 +5691,7 @@
     <w:p/>
     <w:p>
       <w:r>
-        <w:t xml:space="preserve">para copiar um conteúdo quando envolve dicionários utiliza-se </w:t>
-      </w:r>
-      <w:proofErr w:type="gramStart"/>
-      <w:r>
-        <w:t>o  método</w:t>
-      </w:r>
-      <w:proofErr w:type="gramEnd"/>
-      <w:r>
-        <w:t xml:space="preserve"> </w:t>
-      </w:r>
-      <w:proofErr w:type="gramStart"/>
-      <w:r>
-        <w:t>copy(</w:t>
-      </w:r>
-      <w:proofErr w:type="gramEnd"/>
-      <w:r>
-        <w:t>)</w:t>
+        <w:t>para copiar um conteúdo quando envolve dicionários utiliza-se o  método copy()</w:t>
       </w:r>
     </w:p>
     <w:p>
@@ -8928,80 +5712,17 @@
     <w:p>
       <w:r>
         <w:lastRenderedPageBreak/>
-        <w:t xml:space="preserve">Função é algo que já </w:t>
-      </w:r>
-      <w:proofErr w:type="spellStart"/>
-      <w:r>
-        <w:t>esta</w:t>
-      </w:r>
-      <w:proofErr w:type="spellEnd"/>
-      <w:r>
-        <w:t xml:space="preserve"> “</w:t>
-      </w:r>
-      <w:proofErr w:type="spellStart"/>
-      <w:proofErr w:type="gramStart"/>
-      <w:r>
-        <w:t>pré</w:t>
-      </w:r>
-      <w:proofErr w:type="spellEnd"/>
-      <w:r>
-        <w:t xml:space="preserve"> programado</w:t>
-      </w:r>
-      <w:proofErr w:type="gramEnd"/>
-      <w:r>
-        <w:t>” para ser utilizado</w:t>
-      </w:r>
-    </w:p>
-    <w:p>
-      <w:proofErr w:type="spellStart"/>
-      <w:r>
-        <w:t>Ex</w:t>
-      </w:r>
-      <w:proofErr w:type="spellEnd"/>
-      <w:r>
-        <w:t xml:space="preserve">: </w:t>
-      </w:r>
-      <w:proofErr w:type="gramStart"/>
-      <w:r>
-        <w:t>print(</w:t>
-      </w:r>
-      <w:proofErr w:type="gramEnd"/>
-      <w:r>
-        <w:t xml:space="preserve">), </w:t>
-      </w:r>
-      <w:proofErr w:type="spellStart"/>
-      <w:proofErr w:type="gramStart"/>
-      <w:r>
-        <w:t>len</w:t>
-      </w:r>
-      <w:proofErr w:type="spellEnd"/>
-      <w:r>
-        <w:t>(</w:t>
-      </w:r>
-      <w:proofErr w:type="gramEnd"/>
-      <w:r>
-        <w:t xml:space="preserve">), </w:t>
-      </w:r>
-      <w:proofErr w:type="gramStart"/>
-      <w:r>
-        <w:t>input(</w:t>
-      </w:r>
-      <w:proofErr w:type="gramEnd"/>
-      <w:r>
-        <w:t>)</w:t>
-      </w:r>
-    </w:p>
-    <w:p>
-      <w:r>
-        <w:t xml:space="preserve">Normalmente termina com </w:t>
-      </w:r>
-      <w:proofErr w:type="gramStart"/>
-      <w:r>
-        <w:t>Parênteses(</w:t>
-      </w:r>
-      <w:proofErr w:type="gramEnd"/>
-      <w:r>
-        <w:t xml:space="preserve">) </w:t>
+        <w:t>Função é algo que já esta “pré programado” para ser utilizado</w:t>
+      </w:r>
+    </w:p>
+    <w:p>
+      <w:r>
+        <w:t>Ex: print(), len(), input()</w:t>
+      </w:r>
+    </w:p>
+    <w:p>
+      <w:r>
+        <w:t xml:space="preserve">Normalmente termina com Parênteses() </w:t>
       </w:r>
     </w:p>
     <w:p>
@@ -9010,39 +5731,14 @@
       </w:r>
     </w:p>
     <w:p>
-      <w:proofErr w:type="spellStart"/>
-      <w:r>
-        <w:t>def</w:t>
-      </w:r>
-      <w:proofErr w:type="spellEnd"/>
-      <w:r>
-        <w:t xml:space="preserve"> </w:t>
-      </w:r>
-      <w:proofErr w:type="spellStart"/>
-      <w:proofErr w:type="gramStart"/>
-      <w:r>
-        <w:t>mostraLinha</w:t>
-      </w:r>
-      <w:proofErr w:type="spellEnd"/>
-      <w:r>
-        <w:t>(</w:t>
-      </w:r>
-      <w:proofErr w:type="gramEnd"/>
-      <w:r>
-        <w:t>):</w:t>
+      <w:r>
+        <w:t>def mostraLinha():</w:t>
       </w:r>
     </w:p>
     <w:p>
       <w:r>
         <w:tab/>
-      </w:r>
-      <w:proofErr w:type="gramStart"/>
-      <w:r>
-        <w:t>print(</w:t>
-      </w:r>
-      <w:proofErr w:type="gramEnd"/>
-      <w:r>
-        <w:t>‘------------’)</w:t>
+        <w:t>print(‘------------’)</w:t>
       </w:r>
     </w:p>
     <w:p>
@@ -9051,30 +5747,15 @@
       </w:r>
     </w:p>
     <w:p>
-      <w:proofErr w:type="spellStart"/>
-      <w:proofErr w:type="gramStart"/>
-      <w:r>
-        <w:t>mostraLinha</w:t>
-      </w:r>
-      <w:proofErr w:type="spellEnd"/>
-      <w:r>
-        <w:t>(</w:t>
-      </w:r>
-      <w:proofErr w:type="gramEnd"/>
-      <w:r>
-        <w:t>)</w:t>
+      <w:r>
+        <w:t>mostraLinha()</w:t>
       </w:r>
     </w:p>
     <w:p/>
     <w:p>
       <w:r>
-        <w:t xml:space="preserve">parâmetros dentro da </w:t>
-      </w:r>
-      <w:proofErr w:type="spellStart"/>
-      <w:r>
-        <w:t>def</w:t>
-      </w:r>
-      <w:proofErr w:type="spellEnd"/>
+        <w:t>parâmetros dentro da def</w:t>
+      </w:r>
     </w:p>
     <w:p>
       <w:r>
@@ -9122,26 +5803,13 @@
     <w:p/>
     <w:p>
       <w:r>
-        <w:t xml:space="preserve">Você pode trabalhar com uma definição sem saber o tanto de argumentos que vai ser passado, basta colocar o * e o nome da variável, </w:t>
-      </w:r>
-      <w:proofErr w:type="spellStart"/>
-      <w:r>
-        <w:t>ex</w:t>
-      </w:r>
-      <w:proofErr w:type="spellEnd"/>
-      <w:r>
-        <w:t>:</w:t>
+        <w:t>Você pode trabalhar com uma definição sem saber o tanto de argumentos que vai ser passado, basta colocar o * e o nome da variável, ex:</w:t>
       </w:r>
       <w:r>
         <w:br/>
       </w:r>
-      <w:proofErr w:type="spellStart"/>
-      <w:r>
-        <w:t>def</w:t>
-      </w:r>
-      <w:proofErr w:type="spellEnd"/>
-      <w:r>
-        <w:t xml:space="preserve"> contador(*num):</w:t>
+      <w:r>
+        <w:t>def contador(*num):</w:t>
       </w:r>
     </w:p>
     <w:p>
@@ -9151,46 +5819,23 @@
     </w:p>
     <w:p>
       <w:r>
-        <w:t xml:space="preserve">        print(f'{valor}', </w:t>
-      </w:r>
-      <w:proofErr w:type="spellStart"/>
-      <w:r>
-        <w:t>end</w:t>
-      </w:r>
-      <w:proofErr w:type="spellEnd"/>
-      <w:r>
-        <w:t>=' ')</w:t>
+        <w:t>        print(f'{valor}', end=' ')</w:t>
       </w:r>
     </w:p>
     <w:p/>
     <w:p>
-      <w:proofErr w:type="gramStart"/>
-      <w:r>
-        <w:t>contador(</w:t>
-      </w:r>
-      <w:proofErr w:type="gramEnd"/>
-      <w:r>
-        <w:t>2,1,7)</w:t>
-      </w:r>
-    </w:p>
-    <w:p>
-      <w:proofErr w:type="gramStart"/>
-      <w:r>
-        <w:t>contador(</w:t>
-      </w:r>
-      <w:proofErr w:type="gramEnd"/>
-      <w:r>
-        <w:t>9,7,2)</w:t>
-      </w:r>
-    </w:p>
-    <w:p>
-      <w:proofErr w:type="gramStart"/>
-      <w:r>
-        <w:t>contador(</w:t>
-      </w:r>
-      <w:proofErr w:type="gramEnd"/>
-      <w:r>
-        <w:t>1,5,8)</w:t>
+      <w:r>
+        <w:t>contador(2,1,7)</w:t>
+      </w:r>
+    </w:p>
+    <w:p>
+      <w:r>
+        <w:t>contador(9,7,2)</w:t>
+      </w:r>
+    </w:p>
+    <w:p>
+      <w:r>
+        <w:t>contador(1,5,8)</w:t>
       </w:r>
     </w:p>
     <w:p>
@@ -9224,201 +5869,109 @@
       </w:r>
     </w:p>
     <w:p>
-      <w:proofErr w:type="spellStart"/>
       <w:r>
         <w:rPr>
           <w:b/>
           <w:bCs/>
         </w:rPr>
         <w:lastRenderedPageBreak/>
-        <w:t>Interactive</w:t>
-      </w:r>
-      <w:proofErr w:type="spellEnd"/>
-      <w:r>
+        <w:t>Interactive help</w:t>
+      </w:r>
+      <w:r>
+        <w:t xml:space="preserve"> (Ajuda interativa)</w:t>
+      </w:r>
+    </w:p>
+    <w:p>
+      <w:r>
+        <w:t xml:space="preserve"> Pode utilizar o help()</w:t>
+      </w:r>
+    </w:p>
+    <w:p>
+      <w:r>
+        <w:t>Pode colocar help(print) que ele ira mostrar uma ajuda sobre o print</w:t>
+      </w:r>
+    </w:p>
+    <w:p>
+      <w:pPr>
         <w:rPr>
           <w:b/>
           <w:bCs/>
         </w:rPr>
-        <w:t xml:space="preserve"> help</w:t>
-      </w:r>
-      <w:r>
-        <w:t xml:space="preserve"> (Ajuda interativa)</w:t>
-      </w:r>
-    </w:p>
-    <w:p>
-      <w:r>
-        <w:t xml:space="preserve"> Pode utilizar o </w:t>
-      </w:r>
-      <w:proofErr w:type="gramStart"/>
-      <w:r>
-        <w:t>help(</w:t>
-      </w:r>
-      <w:proofErr w:type="gramEnd"/>
-      <w:r>
-        <w:t>)</w:t>
-      </w:r>
-    </w:p>
-    <w:p>
-      <w:r>
-        <w:t xml:space="preserve">Pode colocar help(print) que ele </w:t>
-      </w:r>
-      <w:proofErr w:type="gramStart"/>
-      <w:r>
-        <w:t>ira</w:t>
-      </w:r>
-      <w:proofErr w:type="gramEnd"/>
-      <w:r>
-        <w:t xml:space="preserve"> mostrar uma ajuda sobre o print</w:t>
-      </w:r>
-    </w:p>
-    <w:p>
-      <w:pPr>
+      </w:pPr>
+      <w:r>
         <w:rPr>
           <w:b/>
           <w:bCs/>
         </w:rPr>
-      </w:pPr>
-      <w:proofErr w:type="spellStart"/>
-      <w:r>
+        <w:t xml:space="preserve">Docstrings </w:t>
+      </w:r>
+    </w:p>
+    <w:p>
+      <w:r>
+        <w:t xml:space="preserve">É basicamente uma string de documentação, é como se fosse um manual </w:t>
+      </w:r>
+    </w:p>
+    <w:p>
+      <w:r>
+        <w:t>Você pode fazer uma docstring própria em qualquer função, basta colocar 3 aspas duplas logo depois da def</w:t>
+      </w:r>
+    </w:p>
+    <w:p>
+      <w:r>
+        <w:t>Def contador (i,f,p):</w:t>
+      </w:r>
+    </w:p>
+    <w:p>
+      <w:r>
+        <w:t>“””</w:t>
+      </w:r>
+    </w:p>
+    <w:p>
+      <w:r>
+        <w:t>Asuidhq8wydgq8ywd</w:t>
+      </w:r>
+    </w:p>
+    <w:p>
+      <w:r>
+        <w:t>“””</w:t>
+      </w:r>
+    </w:p>
+    <w:p>
+      <w:r>
+        <w:t>E quando der o help(contador)</w:t>
+      </w:r>
+    </w:p>
+    <w:p>
+      <w:r>
+        <w:t xml:space="preserve">Ele aparece o que foi escrito </w:t>
+      </w:r>
+    </w:p>
+    <w:p>
+      <w:pPr>
         <w:rPr>
           <w:b/>
           <w:bCs/>
         </w:rPr>
-        <w:t>Docstrings</w:t>
-      </w:r>
-      <w:proofErr w:type="spellEnd"/>
+      </w:pPr>
       <w:r>
         <w:rPr>
           <w:b/>
           <w:bCs/>
         </w:rPr>
-        <w:t xml:space="preserve"> </w:t>
-      </w:r>
-    </w:p>
-    <w:p>
-      <w:r>
-        <w:t xml:space="preserve">É basicamente uma </w:t>
-      </w:r>
-      <w:proofErr w:type="spellStart"/>
-      <w:r>
-        <w:t>string</w:t>
-      </w:r>
-      <w:proofErr w:type="spellEnd"/>
-      <w:r>
-        <w:t xml:space="preserve"> de documentação, é como se fosse um manual </w:t>
-      </w:r>
-    </w:p>
-    <w:p>
-      <w:r>
-        <w:t xml:space="preserve">Você pode fazer uma </w:t>
-      </w:r>
-      <w:proofErr w:type="spellStart"/>
-      <w:r>
-        <w:t>docstring</w:t>
-      </w:r>
-      <w:proofErr w:type="spellEnd"/>
-      <w:r>
-        <w:t xml:space="preserve"> própria em qualquer função, basta colocar 3 aspas duplas logo depois da </w:t>
-      </w:r>
-      <w:proofErr w:type="spellStart"/>
-      <w:r>
-        <w:t>def</w:t>
-      </w:r>
-      <w:proofErr w:type="spellEnd"/>
-    </w:p>
-    <w:p>
-      <w:proofErr w:type="spellStart"/>
-      <w:r>
-        <w:t>Def</w:t>
-      </w:r>
-      <w:proofErr w:type="spellEnd"/>
-      <w:r>
-        <w:t xml:space="preserve"> contador (</w:t>
-      </w:r>
-      <w:proofErr w:type="spellStart"/>
-      <w:proofErr w:type="gramStart"/>
-      <w:r>
-        <w:t>i,f</w:t>
-      </w:r>
-      <w:proofErr w:type="gramEnd"/>
-      <w:r>
-        <w:t>,p</w:t>
-      </w:r>
-      <w:proofErr w:type="spellEnd"/>
-      <w:r>
-        <w:t>):</w:t>
-      </w:r>
-    </w:p>
-    <w:p>
-      <w:r>
-        <w:t>“””</w:t>
-      </w:r>
-    </w:p>
-    <w:p>
-      <w:r>
-        <w:t>Asuidhq8wydgq8ywd</w:t>
-      </w:r>
-    </w:p>
-    <w:p>
-      <w:r>
-        <w:t>“””</w:t>
-      </w:r>
-    </w:p>
-    <w:p>
-      <w:r>
-        <w:t>E quando der o help(contador)</w:t>
-      </w:r>
-    </w:p>
-    <w:p>
-      <w:r>
-        <w:t xml:space="preserve">Ele aparece o que foi escrito </w:t>
-      </w:r>
-    </w:p>
-    <w:p>
-      <w:pPr>
+        <w:t xml:space="preserve">Parâmetros opcionais </w:t>
+      </w:r>
+      <w:r>
         <w:rPr>
           <w:b/>
           <w:bCs/>
         </w:rPr>
-      </w:pPr>
-      <w:r>
-        <w:rPr>
-          <w:b/>
-          <w:bCs/>
-        </w:rPr>
-        <w:t xml:space="preserve">Parâmetros </w:t>
-      </w:r>
-      <w:proofErr w:type="gramStart"/>
-      <w:r>
-        <w:rPr>
-          <w:b/>
-          <w:bCs/>
-        </w:rPr>
-        <w:t xml:space="preserve">opcionais </w:t>
-      </w:r>
-      <w:r>
-        <w:rPr>
-          <w:b/>
-          <w:bCs/>
-        </w:rPr>
         <w:t>:</w:t>
       </w:r>
-      <w:proofErr w:type="gramEnd"/>
-    </w:p>
-    <w:p>
-      <w:proofErr w:type="spellStart"/>
-      <w:r>
-        <w:t>Voce</w:t>
-      </w:r>
-      <w:proofErr w:type="spellEnd"/>
-      <w:r>
-        <w:t xml:space="preserve"> pode igualar seu parâmetro a 0, que ele vai funcionar sem precisar receber todos os parâmetros, analise </w:t>
-      </w:r>
-      <w:proofErr w:type="gramStart"/>
-      <w:r>
-        <w:t>a baixo</w:t>
-      </w:r>
-      <w:proofErr w:type="gramEnd"/>
+    </w:p>
+    <w:p>
+      <w:r>
+        <w:t>Voce pode igualar seu parâmetro a 0, que ele vai funcionar sem precisar receber todos os parâmetros, analise a baixo</w:t>
+      </w:r>
     </w:p>
     <w:p>
       <w:r>
@@ -9474,24 +6027,15 @@
           <w:b/>
           <w:bCs/>
         </w:rPr>
-        <w:t xml:space="preserve">Escopo de </w:t>
-      </w:r>
-      <w:proofErr w:type="gramStart"/>
+        <w:t xml:space="preserve">Escopo de variáveis </w:t>
+      </w:r>
       <w:r>
         <w:rPr>
           <w:b/>
           <w:bCs/>
         </w:rPr>
-        <w:t xml:space="preserve">variáveis </w:t>
-      </w:r>
-      <w:r>
-        <w:rPr>
-          <w:b/>
-          <w:bCs/>
-        </w:rPr>
         <w:t>:</w:t>
       </w:r>
-      <w:proofErr w:type="gramEnd"/>
     </w:p>
     <w:p>
       <w:r>
@@ -9538,15 +6082,7 @@
     </w:p>
     <w:p>
       <w:r>
-        <w:t xml:space="preserve">No caso a variável depende de onde </w:t>
-      </w:r>
-      <w:proofErr w:type="gramStart"/>
-      <w:r>
-        <w:t>estiver ,</w:t>
-      </w:r>
-      <w:proofErr w:type="gramEnd"/>
-      <w:r>
-        <w:t xml:space="preserve"> ela vai funcionar</w:t>
+        <w:t>No caso a variável depende de onde estiver , ela vai funcionar</w:t>
       </w:r>
     </w:p>
     <w:p/>
@@ -9573,11 +6109,9 @@
     </w:p>
     <w:p/>
     <w:p>
-      <w:proofErr w:type="spellStart"/>
       <w:r>
         <w:t>Return</w:t>
       </w:r>
-      <w:proofErr w:type="spellEnd"/>
     </w:p>
     <w:p>
       <w:r>
@@ -9635,24 +6169,15 @@
           <w:szCs w:val="52"/>
         </w:rPr>
         <w:lastRenderedPageBreak/>
-        <w:t xml:space="preserve">Curso </w:t>
-      </w:r>
-      <w:proofErr w:type="spellStart"/>
-      <w:r>
+        <w:t>Curso Alura</w:t>
+      </w:r>
+    </w:p>
+    <w:p>
+      <w:pPr>
         <w:rPr>
           <w:sz w:val="52"/>
           <w:szCs w:val="52"/>
         </w:rPr>
-        <w:t>Alura</w:t>
-      </w:r>
-      <w:proofErr w:type="spellEnd"/>
-    </w:p>
-    <w:p>
-      <w:pPr>
-        <w:rPr>
-          <w:sz w:val="52"/>
-          <w:szCs w:val="52"/>
-        </w:rPr>
       </w:pPr>
     </w:p>
     <w:p>
@@ -9666,21 +6191,8 @@
       </w:r>
     </w:p>
     <w:p>
-      <w:proofErr w:type="gramStart"/>
-      <w:r>
-        <w:t>Print(</w:t>
-      </w:r>
-      <w:proofErr w:type="gramEnd"/>
-      <w:r>
-        <w:t xml:space="preserve">“”” </w:t>
-      </w:r>
-      <w:proofErr w:type="spellStart"/>
-      <w:r>
-        <w:t>Ola</w:t>
-      </w:r>
-      <w:proofErr w:type="spellEnd"/>
-      <w:r>
-        <w:t xml:space="preserve"> mundo </w:t>
+      <w:r>
+        <w:t xml:space="preserve">Print(“”” Ola mundo </w:t>
       </w:r>
     </w:p>
     <w:p/>
@@ -9691,30 +6203,13 @@
     </w:p>
     <w:p>
       <w:r>
-        <w:t xml:space="preserve">Nesse caso ele vai mostrar o </w:t>
-      </w:r>
-      <w:proofErr w:type="spellStart"/>
-      <w:r>
-        <w:t>ola</w:t>
-      </w:r>
-      <w:proofErr w:type="spellEnd"/>
-      <w:r>
-        <w:t xml:space="preserve"> mundo e quebrar duas linhas pois foram 2 </w:t>
-      </w:r>
-      <w:proofErr w:type="spellStart"/>
-      <w:r>
-        <w:t>enters</w:t>
-      </w:r>
-      <w:proofErr w:type="spellEnd"/>
-      <w:r>
-        <w:t xml:space="preserve"> </w:t>
+        <w:t xml:space="preserve">Nesse caso ele vai mostrar o ola mundo e quebrar duas linhas pois foram 2 enters </w:t>
       </w:r>
     </w:p>
     <w:p>
       <w:r>
         <w:t>Para imprimir a palavra ‘ALURA’ com cada letra em cada linha com a função print utilizando o parâmetro </w:t>
       </w:r>
-      <w:proofErr w:type="spellStart"/>
       <w:r>
         <w:rPr>
           <w:i/>
@@ -9722,71 +6217,28 @@
         </w:rPr>
         <w:t>sep</w:t>
       </w:r>
-      <w:proofErr w:type="spellEnd"/>
       <w:r>
         <w:t> para especificar o separador entre os argumentos da seguinte forma:</w:t>
       </w:r>
     </w:p>
     <w:p>
       <w:r>
-        <w:t>print('A','L','U','R','A</w:t>
-      </w:r>
-      <w:proofErr w:type="gramStart"/>
-      <w:r>
-        <w:t>',</w:t>
-      </w:r>
-      <w:proofErr w:type="spellStart"/>
-      <w:r>
-        <w:t>sep</w:t>
-      </w:r>
-      <w:proofErr w:type="spellEnd"/>
-      <w:proofErr w:type="gramEnd"/>
-      <w:r>
-        <w:t>='\n')</w:t>
-      </w:r>
-    </w:p>
-    <w:p>
-      <w:r>
-        <w:t xml:space="preserve">para arredondar podemos utilizar isso (para </w:t>
-      </w:r>
-      <w:proofErr w:type="spellStart"/>
-      <w:r>
-        <w:t>strings</w:t>
-      </w:r>
-      <w:proofErr w:type="spellEnd"/>
-      <w:r>
-        <w:t>)</w:t>
-      </w:r>
-    </w:p>
-    <w:p>
-      <w:r>
-        <w:t xml:space="preserve"># Utilizando a função </w:t>
-      </w:r>
-      <w:proofErr w:type="gramStart"/>
-      <w:r>
-        <w:t>round(</w:t>
-      </w:r>
-      <w:proofErr w:type="gramEnd"/>
-      <w:r>
-        <w:t>)</w:t>
-      </w:r>
-    </w:p>
-    <w:p>
-      <w:proofErr w:type="gramStart"/>
-      <w:r>
-        <w:t>print(</w:t>
-      </w:r>
-      <w:proofErr w:type="gramEnd"/>
-      <w:r>
-        <w:t xml:space="preserve">'O valor arredondado de pi é:', </w:t>
-      </w:r>
-      <w:proofErr w:type="gramStart"/>
-      <w:r>
-        <w:t>round(</w:t>
-      </w:r>
-      <w:proofErr w:type="gramEnd"/>
-      <w:r>
-        <w:t>pi, 2))</w:t>
+        <w:t>print('A','L','U','R','A',sep='\n')</w:t>
+      </w:r>
+    </w:p>
+    <w:p>
+      <w:r>
+        <w:t>para arredondar podemos utilizar isso (para strings)</w:t>
+      </w:r>
+    </w:p>
+    <w:p>
+      <w:r>
+        <w:t># Utilizando a função round()</w:t>
+      </w:r>
+    </w:p>
+    <w:p>
+      <w:r>
+        <w:t>print('O valor arredondado de pi é:', round(pi, 2))</w:t>
       </w:r>
     </w:p>
     <w:p/>
@@ -9798,29 +6250,13 @@
     </w:p>
     <w:p>
       <w:r>
-        <w:t xml:space="preserve">Ele serve para controlar o sistema do </w:t>
-      </w:r>
-      <w:proofErr w:type="spellStart"/>
-      <w:r>
-        <w:t>pc</w:t>
-      </w:r>
-      <w:proofErr w:type="spellEnd"/>
-      <w:r>
-        <w:t xml:space="preserve"> </w:t>
+        <w:t xml:space="preserve">Ele serve para controlar o sistema do pc </w:t>
       </w:r>
     </w:p>
     <w:p/>
     <w:p>
       <w:r>
-        <w:t>__</w:t>
-      </w:r>
-      <w:proofErr w:type="spellStart"/>
-      <w:r>
-        <w:t>name</w:t>
-      </w:r>
-      <w:proofErr w:type="spellEnd"/>
-      <w:r>
-        <w:t xml:space="preserve">__ </w:t>
+        <w:t xml:space="preserve">__name__ </w:t>
       </w:r>
     </w:p>
     <w:p>
@@ -9842,86 +6278,22 @@
           <w:b/>
           <w:bCs/>
         </w:rPr>
-        <w:t xml:space="preserve">ntendendo o </w:t>
-      </w:r>
-      <w:proofErr w:type="spellStart"/>
-      <w:r>
+        <w:t>ntendendo o if __name__ == '__main__' em Python</w:t>
+      </w:r>
+    </w:p>
+    <w:p>
+      <w:pPr>
         <w:rPr>
           <w:b/>
           <w:bCs/>
         </w:rPr>
-        <w:t>if</w:t>
-      </w:r>
-      <w:proofErr w:type="spellEnd"/>
+      </w:pPr>
       <w:r>
         <w:rPr>
           <w:b/>
           <w:bCs/>
         </w:rPr>
-        <w:t xml:space="preserve"> __</w:t>
-      </w:r>
-      <w:proofErr w:type="spellStart"/>
-      <w:r>
-        <w:rPr>
-          <w:b/>
-          <w:bCs/>
-        </w:rPr>
-        <w:t>name</w:t>
-      </w:r>
-      <w:proofErr w:type="spellEnd"/>
-      <w:r>
-        <w:rPr>
-          <w:b/>
-          <w:bCs/>
-        </w:rPr>
-        <w:t>__ == '__</w:t>
-      </w:r>
-      <w:proofErr w:type="spellStart"/>
-      <w:r>
-        <w:rPr>
-          <w:b/>
-          <w:bCs/>
-        </w:rPr>
-        <w:t>main</w:t>
-      </w:r>
-      <w:proofErr w:type="spellEnd"/>
-      <w:r>
-        <w:rPr>
-          <w:b/>
-          <w:bCs/>
-        </w:rPr>
-        <w:t>__' em Python</w:t>
-      </w:r>
-    </w:p>
-    <w:p>
-      <w:pPr>
-        <w:rPr>
-          <w:b/>
-          <w:bCs/>
-        </w:rPr>
-      </w:pPr>
-      <w:r>
-        <w:rPr>
-          <w:b/>
-          <w:bCs/>
-        </w:rPr>
-        <w:t>O que é o __</w:t>
-      </w:r>
-      <w:proofErr w:type="spellStart"/>
-      <w:r>
-        <w:rPr>
-          <w:b/>
-          <w:bCs/>
-        </w:rPr>
-        <w:t>name</w:t>
-      </w:r>
-      <w:proofErr w:type="spellEnd"/>
-      <w:r>
-        <w:rPr>
-          <w:b/>
-          <w:bCs/>
-        </w:rPr>
-        <w:t>__?</w:t>
+        <w:t>O que é o __name__?</w:t>
       </w:r>
     </w:p>
     <w:p>
@@ -9943,15 +6315,7 @@
         </w:numPr>
       </w:pPr>
       <w:r>
-        <w:t>Uma dessas variáveis é __</w:t>
-      </w:r>
-      <w:proofErr w:type="spellStart"/>
-      <w:r>
-        <w:t>name</w:t>
-      </w:r>
-      <w:proofErr w:type="spellEnd"/>
-      <w:r>
-        <w:t>__.</w:t>
+        <w:t>Uma dessas variáveis é __name__.</w:t>
       </w:r>
     </w:p>
     <w:p>
@@ -9993,31 +6357,7 @@
         <w:t>executado diretamente</w:t>
       </w:r>
       <w:r>
-        <w:t xml:space="preserve"> (</w:t>
-      </w:r>
-      <w:proofErr w:type="spellStart"/>
-      <w:r>
-        <w:t>python</w:t>
-      </w:r>
-      <w:proofErr w:type="spellEnd"/>
-      <w:r>
-        <w:t xml:space="preserve"> meu_arquivo.py), o valor de __</w:t>
-      </w:r>
-      <w:proofErr w:type="spellStart"/>
-      <w:r>
-        <w:t>name</w:t>
-      </w:r>
-      <w:proofErr w:type="spellEnd"/>
-      <w:r>
-        <w:t>__ será '__</w:t>
-      </w:r>
-      <w:proofErr w:type="spellStart"/>
-      <w:r>
-        <w:t>main</w:t>
-      </w:r>
-      <w:proofErr w:type="spellEnd"/>
-      <w:r>
-        <w:t>__'.</w:t>
+        <w:t xml:space="preserve"> (python meu_arquivo.py), o valor de __name__ será '__main__'.</w:t>
       </w:r>
     </w:p>
     <w:p>
@@ -10038,31 +6378,7 @@
         <w:t>importado como módulo</w:t>
       </w:r>
       <w:r>
-        <w:t xml:space="preserve"> em outro programa (</w:t>
-      </w:r>
-      <w:proofErr w:type="spellStart"/>
-      <w:r>
-        <w:t>import</w:t>
-      </w:r>
-      <w:proofErr w:type="spellEnd"/>
-      <w:r>
-        <w:t xml:space="preserve"> </w:t>
-      </w:r>
-      <w:proofErr w:type="spellStart"/>
-      <w:r>
-        <w:t>meu_arquivo</w:t>
-      </w:r>
-      <w:proofErr w:type="spellEnd"/>
-      <w:r>
-        <w:t>), o valor de __</w:t>
-      </w:r>
-      <w:proofErr w:type="spellStart"/>
-      <w:r>
-        <w:t>name</w:t>
-      </w:r>
-      <w:proofErr w:type="spellEnd"/>
-      <w:r>
-        <w:t xml:space="preserve">__ será o </w:t>
+        <w:t xml:space="preserve"> em outro programa (import meu_arquivo), o valor de __name__ será o </w:t>
       </w:r>
       <w:r>
         <w:rPr>
@@ -10072,15 +6388,7 @@
         <w:t>nome do arquivo</w:t>
       </w:r>
       <w:r>
-        <w:t xml:space="preserve"> (sem a extensão .</w:t>
-      </w:r>
-      <w:proofErr w:type="spellStart"/>
-      <w:r>
-        <w:t>py</w:t>
-      </w:r>
-      <w:proofErr w:type="spellEnd"/>
-      <w:r>
-        <w:t>).</w:t>
+        <w:t xml:space="preserve"> (sem a extensão .py).</w:t>
       </w:r>
     </w:p>
     <w:p>
@@ -10096,65 +6404,8 @@
           <w:bCs/>
         </w:rPr>
         <w:lastRenderedPageBreak/>
-        <w:t xml:space="preserve">Para que serve o </w:t>
-      </w:r>
-      <w:proofErr w:type="spellStart"/>
-      <w:r>
-        <w:rPr>
-          <w:b/>
-          <w:bCs/>
-        </w:rPr>
-        <w:t>if</w:t>
-      </w:r>
-      <w:proofErr w:type="spellEnd"/>
-      <w:r>
-        <w:rPr>
-          <w:b/>
-          <w:bCs/>
-        </w:rPr>
-        <w:t xml:space="preserve"> __</w:t>
-      </w:r>
-      <w:proofErr w:type="spellStart"/>
-      <w:r>
-        <w:rPr>
-          <w:b/>
-          <w:bCs/>
-        </w:rPr>
-        <w:t>name</w:t>
-      </w:r>
-      <w:proofErr w:type="spellEnd"/>
-      <w:r>
-        <w:rPr>
-          <w:b/>
-          <w:bCs/>
-        </w:rPr>
-        <w:t>__ == '__</w:t>
-      </w:r>
-      <w:proofErr w:type="spellStart"/>
-      <w:r>
-        <w:rPr>
-          <w:b/>
-          <w:bCs/>
-        </w:rPr>
-        <w:t>main</w:t>
-      </w:r>
-      <w:proofErr w:type="spellEnd"/>
-      <w:r>
-        <w:rPr>
-          <w:b/>
-          <w:bCs/>
-        </w:rPr>
-        <w:t>__'</w:t>
-      </w:r>
-      <w:proofErr w:type="gramStart"/>
-      <w:r>
-        <w:rPr>
-          <w:b/>
-          <w:bCs/>
-        </w:rPr>
-        <w:t>: ?</w:t>
-      </w:r>
-      <w:proofErr w:type="gramEnd"/>
+        <w:t>Para que serve o if __name__ == '__main__': ?</w:t>
+      </w:r>
     </w:p>
     <w:p>
       <w:r>
@@ -10229,86 +6480,42 @@
       </w:r>
     </w:p>
     <w:p>
-      <w:proofErr w:type="spellStart"/>
-      <w:r>
-        <w:t>def</w:t>
-      </w:r>
-      <w:proofErr w:type="spellEnd"/>
-      <w:r>
-        <w:t xml:space="preserve"> </w:t>
-      </w:r>
-      <w:proofErr w:type="spellStart"/>
-      <w:proofErr w:type="gramStart"/>
-      <w:r>
-        <w:t>saudacao</w:t>
-      </w:r>
-      <w:proofErr w:type="spellEnd"/>
-      <w:r>
-        <w:t>(</w:t>
-      </w:r>
-      <w:proofErr w:type="gramEnd"/>
-      <w:r>
-        <w:t>):</w:t>
-      </w:r>
-    </w:p>
-    <w:p>
-      <w:r>
+      <w:r>
+        <w:t>def saudacao():</w:t>
+      </w:r>
+    </w:p>
+    <w:p>
+      <w:r>
+        <w:t xml:space="preserve">    print("Olá, seja bem-vindo!")</w:t>
+      </w:r>
+    </w:p>
+    <w:p>
+      <w:pPr>
+        <w:rPr>
+          <w:lang w:val="de-DE"/>
+        </w:rPr>
+      </w:pPr>
+      <w:r>
+        <w:rPr>
+          <w:lang w:val="de-DE"/>
+        </w:rPr>
+        <w:t>if __name__ == '__main__':</w:t>
+      </w:r>
+    </w:p>
+    <w:p>
+      <w:r>
+        <w:rPr>
+          <w:lang w:val="de-DE"/>
+        </w:rPr>
         <w:t xml:space="preserve">    </w:t>
       </w:r>
-      <w:proofErr w:type="gramStart"/>
-      <w:r>
-        <w:t>print(</w:t>
-      </w:r>
-      <w:proofErr w:type="gramEnd"/>
-      <w:r>
-        <w:t>"Olá, seja bem-vindo!")</w:t>
-      </w:r>
-    </w:p>
-    <w:p>
-      <w:pPr>
-        <w:rPr>
-          <w:lang w:val="de-DE"/>
-        </w:rPr>
-      </w:pPr>
-      <w:r>
-        <w:rPr>
-          <w:lang w:val="de-DE"/>
-        </w:rPr>
-        <w:t>if __name__ == '__main__':</w:t>
-      </w:r>
-    </w:p>
-    <w:p>
-      <w:r>
-        <w:rPr>
-          <w:lang w:val="de-DE"/>
-        </w:rPr>
-        <w:t xml:space="preserve">    </w:t>
-      </w:r>
-      <w:proofErr w:type="gramStart"/>
-      <w:r>
-        <w:t>print(</w:t>
-      </w:r>
-      <w:proofErr w:type="gramEnd"/>
-      <w:r>
-        <w:t>"Executando diretamente")</w:t>
-      </w:r>
-    </w:p>
-    <w:p>
-      <w:r>
-        <w:t xml:space="preserve">    </w:t>
-      </w:r>
-      <w:proofErr w:type="spellStart"/>
-      <w:proofErr w:type="gramStart"/>
-      <w:r>
-        <w:t>saudacao</w:t>
-      </w:r>
-      <w:proofErr w:type="spellEnd"/>
-      <w:r>
-        <w:t>(</w:t>
-      </w:r>
-      <w:proofErr w:type="gramEnd"/>
-      <w:r>
-        <w:t>)</w:t>
+      <w:r>
+        <w:t>print("Executando diretamente")</w:t>
+      </w:r>
+    </w:p>
+    <w:p>
+      <w:r>
+        <w:t xml:space="preserve">    saudacao()</w:t>
       </w:r>
     </w:p>
     <w:p>
@@ -10319,15 +6526,7 @@
         </w:numPr>
       </w:pPr>
       <w:r>
-        <w:t xml:space="preserve">Se rodarmos </w:t>
-      </w:r>
-      <w:proofErr w:type="spellStart"/>
-      <w:r>
-        <w:t>python</w:t>
-      </w:r>
-      <w:proofErr w:type="spellEnd"/>
-      <w:r>
-        <w:t xml:space="preserve"> exemplo.py:</w:t>
+        <w:t>Se rodarmos python exemplo.py:</w:t>
       </w:r>
     </w:p>
     <w:p>
@@ -10370,13 +6569,8 @@
           <w:numId w:val="4"/>
         </w:numPr>
       </w:pPr>
-      <w:proofErr w:type="spellStart"/>
-      <w:r>
-        <w:t>import</w:t>
-      </w:r>
-      <w:proofErr w:type="spellEnd"/>
-      <w:r>
-        <w:t xml:space="preserve"> exemplo</w:t>
+      <w:r>
+        <w:t>import exemplo</w:t>
       </w:r>
     </w:p>
     <w:p>
@@ -10386,15 +6580,8 @@
           <w:numId w:val="4"/>
         </w:numPr>
       </w:pPr>
-      <w:proofErr w:type="spellStart"/>
-      <w:proofErr w:type="gramStart"/>
-      <w:r>
-        <w:t>exemplo.saudacao</w:t>
-      </w:r>
-      <w:proofErr w:type="spellEnd"/>
-      <w:proofErr w:type="gramEnd"/>
-      <w:r>
-        <w:t>()</w:t>
+      <w:r>
+        <w:t>exemplo.saudacao()</w:t>
       </w:r>
     </w:p>
     <w:p>
@@ -10425,31 +6612,7 @@
         <w:t>não aparece</w:t>
       </w:r>
       <w:r>
-        <w:t xml:space="preserve">, pois o bloco </w:t>
-      </w:r>
-      <w:proofErr w:type="spellStart"/>
-      <w:r>
-        <w:t>if</w:t>
-      </w:r>
-      <w:proofErr w:type="spellEnd"/>
-      <w:r>
-        <w:t xml:space="preserve"> __</w:t>
-      </w:r>
-      <w:proofErr w:type="spellStart"/>
-      <w:r>
-        <w:t>name</w:t>
-      </w:r>
-      <w:proofErr w:type="spellEnd"/>
-      <w:r>
-        <w:t>__ == '__</w:t>
-      </w:r>
-      <w:proofErr w:type="spellStart"/>
-      <w:r>
-        <w:t>main</w:t>
-      </w:r>
-      <w:proofErr w:type="spellEnd"/>
-      <w:r>
-        <w:t>__' não foi executado.</w:t>
+        <w:t>, pois o bloco if __name__ == '__main__' não foi executado.</w:t>
       </w:r>
     </w:p>
     <w:p>
@@ -10549,27 +6712,9 @@
       </w:r>
     </w:p>
     <w:p>
-      <w:proofErr w:type="spellStart"/>
       <w:r>
         <w:lastRenderedPageBreak/>
-        <w:t>def</w:t>
-      </w:r>
-      <w:proofErr w:type="spellEnd"/>
-      <w:r>
-        <w:t xml:space="preserve"> </w:t>
-      </w:r>
-      <w:proofErr w:type="spellStart"/>
-      <w:proofErr w:type="gramStart"/>
-      <w:r>
-        <w:t>main</w:t>
-      </w:r>
-      <w:proofErr w:type="spellEnd"/>
-      <w:r>
-        <w:t>(</w:t>
-      </w:r>
-      <w:proofErr w:type="gramEnd"/>
-      <w:r>
-        <w:t>):</w:t>
+        <w:t>def main():</w:t>
       </w:r>
     </w:p>
     <w:p>
@@ -10579,49 +6724,31 @@
     </w:p>
     <w:p>
       <w:r>
+        <w:t xml:space="preserve">    print("Rodando o programa principal...")</w:t>
+      </w:r>
+    </w:p>
+    <w:p>
+      <w:pPr>
+        <w:rPr>
+          <w:lang w:val="de-DE"/>
+        </w:rPr>
+      </w:pPr>
+      <w:r>
+        <w:rPr>
+          <w:lang w:val="de-DE"/>
+        </w:rPr>
+        <w:t>if __name__ == '__main__':</w:t>
+      </w:r>
+    </w:p>
+    <w:p>
+      <w:r>
+        <w:rPr>
+          <w:lang w:val="de-DE"/>
+        </w:rPr>
         <w:t xml:space="preserve">    </w:t>
       </w:r>
-      <w:proofErr w:type="gramStart"/>
-      <w:r>
-        <w:t>print(</w:t>
-      </w:r>
-      <w:proofErr w:type="gramEnd"/>
-      <w:r>
-        <w:t>"Rodando o programa principal...")</w:t>
-      </w:r>
-    </w:p>
-    <w:p>
-      <w:pPr>
-        <w:rPr>
-          <w:lang w:val="de-DE"/>
-        </w:rPr>
-      </w:pPr>
-      <w:r>
-        <w:rPr>
-          <w:lang w:val="de-DE"/>
-        </w:rPr>
-        <w:t>if __name__ == '__main__':</w:t>
-      </w:r>
-    </w:p>
-    <w:p>
-      <w:r>
-        <w:rPr>
-          <w:lang w:val="de-DE"/>
-        </w:rPr>
-        <w:t xml:space="preserve">    </w:t>
-      </w:r>
-      <w:proofErr w:type="spellStart"/>
-      <w:proofErr w:type="gramStart"/>
-      <w:r>
-        <w:t>main</w:t>
-      </w:r>
-      <w:proofErr w:type="spellEnd"/>
-      <w:r>
-        <w:t>(</w:t>
-      </w:r>
-      <w:proofErr w:type="gramEnd"/>
-      <w:r>
-        <w:t>)</w:t>
+      <w:r>
+        <w:t>main()</w:t>
       </w:r>
     </w:p>
     <w:p>
@@ -10637,20 +6764,7 @@
         </w:numPr>
       </w:pPr>
       <w:r>
-        <w:t xml:space="preserve">Executado diretamente → roda a função </w:t>
-      </w:r>
-      <w:proofErr w:type="spellStart"/>
-      <w:proofErr w:type="gramStart"/>
-      <w:r>
-        <w:t>main</w:t>
-      </w:r>
-      <w:proofErr w:type="spellEnd"/>
-      <w:r>
-        <w:t>(</w:t>
-      </w:r>
-      <w:proofErr w:type="gramEnd"/>
-      <w:r>
-        <w:t>).</w:t>
+        <w:t>Executado diretamente → roda a função main().</w:t>
       </w:r>
     </w:p>
     <w:p>
@@ -10661,20 +6775,7 @@
         </w:numPr>
       </w:pPr>
       <w:r>
-        <w:t xml:space="preserve">Importado em outro módulo → permite chamar </w:t>
-      </w:r>
-      <w:proofErr w:type="spellStart"/>
-      <w:proofErr w:type="gramStart"/>
-      <w:r>
-        <w:t>main</w:t>
-      </w:r>
-      <w:proofErr w:type="spellEnd"/>
-      <w:r>
-        <w:t>(</w:t>
-      </w:r>
-      <w:proofErr w:type="gramEnd"/>
-      <w:r>
-        <w:t>) manualmente sem executar automaticamente.</w:t>
+        <w:t>Importado em outro módulo → permite chamar main() manualmente sem executar automaticamente.</w:t>
       </w:r>
     </w:p>
     <w:p>
@@ -10703,15 +6804,7 @@
         </w:numPr>
       </w:pPr>
       <w:r>
-        <w:t>__</w:t>
-      </w:r>
-      <w:proofErr w:type="spellStart"/>
-      <w:r>
-        <w:t>name</w:t>
-      </w:r>
-      <w:proofErr w:type="spellEnd"/>
-      <w:r>
-        <w:t xml:space="preserve">__ é uma variável especial que indica </w:t>
+        <w:t xml:space="preserve">__name__ é uma variável especial que indica </w:t>
       </w:r>
       <w:r>
         <w:rPr>
@@ -10732,31 +6825,7 @@
         </w:numPr>
       </w:pPr>
       <w:r>
-        <w:t xml:space="preserve">O </w:t>
-      </w:r>
-      <w:proofErr w:type="spellStart"/>
-      <w:r>
-        <w:t>if</w:t>
-      </w:r>
-      <w:proofErr w:type="spellEnd"/>
-      <w:r>
-        <w:t xml:space="preserve"> __</w:t>
-      </w:r>
-      <w:proofErr w:type="spellStart"/>
-      <w:r>
-        <w:t>name</w:t>
-      </w:r>
-      <w:proofErr w:type="spellEnd"/>
-      <w:r>
-        <w:t>__ == '__</w:t>
-      </w:r>
-      <w:proofErr w:type="spellStart"/>
-      <w:r>
-        <w:t>main</w:t>
-      </w:r>
-      <w:proofErr w:type="spellEnd"/>
-      <w:r>
-        <w:t xml:space="preserve">__': garante que </w:t>
+        <w:t xml:space="preserve">O if __name__ == '__main__': garante que </w:t>
       </w:r>
       <w:r>
         <w:rPr>
@@ -10805,31 +6874,7 @@
         </w:sectPr>
       </w:pPr>
       <w:r>
-        <w:t xml:space="preserve"> É uma instrução igual o switch case em outras </w:t>
-      </w:r>
-      <w:proofErr w:type="gramStart"/>
-      <w:r>
-        <w:t>linguagens pode</w:t>
-      </w:r>
-      <w:proofErr w:type="gramEnd"/>
-      <w:r>
-        <w:t xml:space="preserve"> ser abordado para simplificar as instruções de </w:t>
-      </w:r>
-      <w:proofErr w:type="spellStart"/>
-      <w:r>
-        <w:t>if</w:t>
-      </w:r>
-      <w:proofErr w:type="spellEnd"/>
-      <w:r>
-        <w:t xml:space="preserve"> e </w:t>
-      </w:r>
-      <w:proofErr w:type="spellStart"/>
-      <w:r>
-        <w:t>else</w:t>
-      </w:r>
-      <w:proofErr w:type="spellEnd"/>
-      <w:r>
-        <w:t xml:space="preserve"> caso precise, EXEMPLO:</w:t>
+        <w:t xml:space="preserve"> É uma instrução igual o switch case em outras linguagens pode ser abordado para simplificar as instruções de if e else caso precise, EXEMPLO:</w:t>
       </w:r>
       <w:r>
         <w:br/>
@@ -10987,7 +7032,6 @@
               </w:rPr>
               <w:t>Vantagens da Estrutura </w:t>
             </w:r>
-            <w:proofErr w:type="spellStart"/>
             <w:r>
               <w:rPr>
                 <w:rStyle w:val="CdigoHTML"/>
@@ -11001,7 +7045,6 @@
               </w:rPr>
               <w:t>if</w:t>
             </w:r>
-            <w:proofErr w:type="spellEnd"/>
           </w:p>
         </w:tc>
       </w:tr>
@@ -11146,23 +7189,7 @@
                 <w:rFonts w:ascii="Source Serif Pro" w:hAnsi="Source Serif Pro"/>
                 <w:color w:val="222222"/>
               </w:rPr>
-              <w:t xml:space="preserve">Pode ser mais intuitiva para </w:t>
-            </w:r>
-            <w:proofErr w:type="spellStart"/>
-            <w:r>
-              <w:rPr>
-                <w:rFonts w:ascii="Source Serif Pro" w:hAnsi="Source Serif Pro"/>
-                <w:color w:val="222222"/>
-              </w:rPr>
-              <w:t>devs</w:t>
-            </w:r>
-            <w:proofErr w:type="spellEnd"/>
-            <w:r>
-              <w:rPr>
-                <w:rFonts w:ascii="Source Serif Pro" w:hAnsi="Source Serif Pro"/>
-                <w:color w:val="222222"/>
-              </w:rPr>
-              <w:t xml:space="preserve"> familiarizados com estruturas de controle convencionais.</w:t>
+              <w:t>Pode ser mais intuitiva para devs familiarizados com estruturas de controle convencionais.</w:t>
             </w:r>
           </w:p>
         </w:tc>
@@ -11187,23 +7214,7 @@
     <w:p/>
     <w:p>
       <w:r>
-        <w:t xml:space="preserve">O operador ternário em Python é uma forma curta de escrever um </w:t>
-      </w:r>
-      <w:proofErr w:type="spellStart"/>
-      <w:r>
-        <w:t>if</w:t>
-      </w:r>
-      <w:proofErr w:type="spellEnd"/>
-      <w:r>
-        <w:t>...</w:t>
-      </w:r>
-      <w:proofErr w:type="spellStart"/>
-      <w:r>
-        <w:t>else</w:t>
-      </w:r>
-      <w:proofErr w:type="spellEnd"/>
-      <w:r>
-        <w:t xml:space="preserve"> em uma única linha.</w:t>
+        <w:t>O operador ternário em Python é uma forma curta de escrever um if...else em uma única linha.</w:t>
       </w:r>
     </w:p>
     <w:p>
@@ -11212,35 +7223,9 @@
       </w:r>
     </w:p>
     <w:p>
-      <w:proofErr w:type="spellStart"/>
-      <w:r>
-        <w:t>valor_se_verdadeiro</w:t>
-      </w:r>
-      <w:proofErr w:type="spellEnd"/>
-      <w:r>
-        <w:t xml:space="preserve"> </w:t>
-      </w:r>
-      <w:proofErr w:type="spellStart"/>
-      <w:r>
-        <w:t>if</w:t>
-      </w:r>
-      <w:proofErr w:type="spellEnd"/>
-      <w:r>
-        <w:t xml:space="preserve"> condição </w:t>
-      </w:r>
-      <w:proofErr w:type="spellStart"/>
-      <w:r>
-        <w:t>else</w:t>
-      </w:r>
-      <w:proofErr w:type="spellEnd"/>
-      <w:r>
-        <w:t xml:space="preserve"> </w:t>
-      </w:r>
-      <w:proofErr w:type="spellStart"/>
-      <w:r>
-        <w:t>valor_se_falso</w:t>
-      </w:r>
-      <w:proofErr w:type="spellEnd"/>
+      <w:r>
+        <w:t>valor_se_verdadeiro if condição else valor_se_falso</w:t>
+      </w:r>
     </w:p>
     <w:p>
       <w:r>
@@ -11260,23 +7245,7 @@
     </w:p>
     <w:p>
       <w:r>
-        <w:t xml:space="preserve">mensagem = "Maior de idade" </w:t>
-      </w:r>
-      <w:proofErr w:type="spellStart"/>
-      <w:r>
-        <w:t>if</w:t>
-      </w:r>
-      <w:proofErr w:type="spellEnd"/>
-      <w:r>
-        <w:t xml:space="preserve"> idade &gt;= 18 </w:t>
-      </w:r>
-      <w:proofErr w:type="spellStart"/>
-      <w:r>
-        <w:t>else</w:t>
-      </w:r>
-      <w:proofErr w:type="spellEnd"/>
-      <w:r>
-        <w:t xml:space="preserve"> "Menor de idade"</w:t>
+        <w:t>mensagem = "Maior de idade" if idade &gt;= 18 else "Menor de idade"</w:t>
       </w:r>
     </w:p>
     <w:p>
@@ -11308,23 +7277,7 @@
         <w:t>🛠</w:t>
       </w:r>
       <w:r>
-        <w:t xml:space="preserve"> Comparando com </w:t>
-      </w:r>
-      <w:proofErr w:type="spellStart"/>
-      <w:r>
-        <w:t>if</w:t>
-      </w:r>
-      <w:proofErr w:type="spellEnd"/>
-      <w:r>
-        <w:t>...</w:t>
-      </w:r>
-      <w:proofErr w:type="spellStart"/>
-      <w:r>
-        <w:t>else</w:t>
-      </w:r>
-      <w:proofErr w:type="spellEnd"/>
-      <w:r>
-        <w:t xml:space="preserve"> normal:</w:t>
+        <w:t xml:space="preserve"> Comparando com if...else normal:</w:t>
       </w:r>
     </w:p>
     <w:p>
@@ -11338,13 +7291,8 @@
       </w:r>
     </w:p>
     <w:p>
-      <w:proofErr w:type="spellStart"/>
-      <w:r>
-        <w:t>if</w:t>
-      </w:r>
-      <w:proofErr w:type="spellEnd"/>
-      <w:r>
-        <w:t xml:space="preserve"> idade &gt;= 18:</w:t>
+      <w:r>
+        <w:t>if idade &gt;= 18:</w:t>
       </w:r>
     </w:p>
     <w:p>
@@ -11353,13 +7301,8 @@
       </w:r>
     </w:p>
     <w:p>
-      <w:proofErr w:type="spellStart"/>
-      <w:r>
-        <w:t>else</w:t>
-      </w:r>
-      <w:proofErr w:type="spellEnd"/>
-      <w:r>
-        <w:t>:</w:t>
+      <w:r>
+        <w:t>else:</w:t>
       </w:r>
     </w:p>
     <w:p>
@@ -11374,23 +7317,7 @@
     </w:p>
     <w:p>
       <w:r>
-        <w:t xml:space="preserve">mensagem = "Maior de idade" </w:t>
-      </w:r>
-      <w:proofErr w:type="spellStart"/>
-      <w:r>
-        <w:t>if</w:t>
-      </w:r>
-      <w:proofErr w:type="spellEnd"/>
-      <w:r>
-        <w:t xml:space="preserve"> idade &gt;= 18 </w:t>
-      </w:r>
-      <w:proofErr w:type="spellStart"/>
-      <w:r>
-        <w:t>else</w:t>
-      </w:r>
-      <w:proofErr w:type="spellEnd"/>
-      <w:r>
-        <w:t xml:space="preserve"> "Menor de idade"</w:t>
+        <w:t>mensagem = "Maior de idade" if idade &gt;= 18 else "Menor de idade"</w:t>
       </w:r>
     </w:p>
     <w:p>
@@ -11419,34 +7346,96 @@
         <w:rPr>
           <w:rFonts w:ascii="Segoe UI Emoji" w:hAnsi="Segoe UI Emoji" w:cs="Segoe UI Emoji"/>
         </w:rPr>
-        <w:t>⚠</w:t>
-      </w:r>
-      <w:proofErr w:type="gramStart"/>
-      <w:r>
-        <w:rPr>
-          <w:rFonts w:ascii="Segoe UI Emoji" w:hAnsi="Segoe UI Emoji" w:cs="Segoe UI Emoji"/>
-        </w:rPr>
-        <w:t>️</w:t>
-      </w:r>
-      <w:proofErr w:type="gramEnd"/>
-      <w:r>
-        <w:t xml:space="preserve"> Mas cuidado: se a lógica ficar muito complexa, é melhor usar </w:t>
-      </w:r>
-      <w:proofErr w:type="spellStart"/>
-      <w:r>
-        <w:t>if</w:t>
-      </w:r>
-      <w:proofErr w:type="spellEnd"/>
-      <w:r>
-        <w:t>...</w:t>
-      </w:r>
-      <w:proofErr w:type="spellStart"/>
-      <w:r>
-        <w:t>else</w:t>
-      </w:r>
-      <w:proofErr w:type="spellEnd"/>
-      <w:r>
-        <w:t xml:space="preserve"> normal para não perder legibilidade.</w:t>
+        <w:t>⚠️</w:t>
+      </w:r>
+      <w:r>
+        <w:t xml:space="preserve"> Mas cuidado: se a lógica ficar muito complexa, é melhor usar if...else normal para não perder legibilidade.</w:t>
+      </w:r>
+    </w:p>
+    <w:p/>
+    <w:p>
+      <w:r>
+        <w:lastRenderedPageBreak/>
+        <w:t xml:space="preserve">Condicionais : </w:t>
+      </w:r>
+      <w:r>
+        <w:br/>
+      </w:r>
+      <w:r>
+        <w:drawing>
+          <wp:inline distT="0" distB="0" distL="0" distR="0" wp14:anchorId="28A890EA" wp14:editId="55FCF7AB">
+            <wp:extent cx="4991100" cy="2793114"/>
+            <wp:effectExtent l="0" t="0" r="0" b="0"/>
+            <wp:docPr id="1986914954" name="Imagem 1" descr="Tela de computador com texto preto sobre fundo branco&#10;&#10;O conteúdo gerado por IA pode estar incorreto."/>
+            <wp:cNvGraphicFramePr>
+              <a:graphicFrameLocks xmlns:a="http://schemas.openxmlformats.org/drawingml/2006/main" noChangeAspect="1"/>
+            </wp:cNvGraphicFramePr>
+            <a:graphic xmlns:a="http://schemas.openxmlformats.org/drawingml/2006/main">
+              <a:graphicData uri="http://schemas.openxmlformats.org/drawingml/2006/picture">
+                <pic:pic xmlns:pic="http://schemas.openxmlformats.org/drawingml/2006/picture">
+                  <pic:nvPicPr>
+                    <pic:cNvPr id="1986914954" name="Imagem 1" descr="Tela de computador com texto preto sobre fundo branco&#10;&#10;O conteúdo gerado por IA pode estar incorreto."/>
+                    <pic:cNvPicPr/>
+                  </pic:nvPicPr>
+                  <pic:blipFill>
+                    <a:blip r:embed="rId20"/>
+                    <a:stretch>
+                      <a:fillRect/>
+                    </a:stretch>
+                  </pic:blipFill>
+                  <pic:spPr>
+                    <a:xfrm>
+                      <a:off x="0" y="0"/>
+                      <a:ext cx="4995091" cy="2795347"/>
+                    </a:xfrm>
+                    <a:prstGeom prst="rect">
+                      <a:avLst/>
+                    </a:prstGeom>
+                  </pic:spPr>
+                </pic:pic>
+              </a:graphicData>
+            </a:graphic>
+          </wp:inline>
+        </w:drawing>
+      </w:r>
+    </w:p>
+    <w:p>
+      <w:r>
+        <w:drawing>
+          <wp:inline distT="0" distB="0" distL="0" distR="0" wp14:anchorId="03E947E0" wp14:editId="5C51D58F">
+            <wp:extent cx="4907280" cy="2467489"/>
+            <wp:effectExtent l="0" t="0" r="0" b="0"/>
+            <wp:docPr id="907636232" name="Imagem 1" descr="Tabela&#10;&#10;O conteúdo gerado por IA pode estar incorreto."/>
+            <wp:cNvGraphicFramePr>
+              <a:graphicFrameLocks xmlns:a="http://schemas.openxmlformats.org/drawingml/2006/main" noChangeAspect="1"/>
+            </wp:cNvGraphicFramePr>
+            <a:graphic xmlns:a="http://schemas.openxmlformats.org/drawingml/2006/main">
+              <a:graphicData uri="http://schemas.openxmlformats.org/drawingml/2006/picture">
+                <pic:pic xmlns:pic="http://schemas.openxmlformats.org/drawingml/2006/picture">
+                  <pic:nvPicPr>
+                    <pic:cNvPr id="907636232" name="Imagem 1" descr="Tabela&#10;&#10;O conteúdo gerado por IA pode estar incorreto."/>
+                    <pic:cNvPicPr/>
+                  </pic:nvPicPr>
+                  <pic:blipFill>
+                    <a:blip r:embed="rId21"/>
+                    <a:stretch>
+                      <a:fillRect/>
+                    </a:stretch>
+                  </pic:blipFill>
+                  <pic:spPr>
+                    <a:xfrm>
+                      <a:off x="0" y="0"/>
+                      <a:ext cx="4911139" cy="2469429"/>
+                    </a:xfrm>
+                    <a:prstGeom prst="rect">
+                      <a:avLst/>
+                    </a:prstGeom>
+                  </pic:spPr>
+                </pic:pic>
+              </a:graphicData>
+            </a:graphic>
+          </wp:inline>
+        </w:drawing>
       </w:r>
     </w:p>
     <w:sectPr>

--- a/Curso Python/Anotações sobre o Curso de Python.docx
+++ b/Curso Python/Anotações sobre o Curso de Python.docx
@@ -7362,6 +7362,9 @@
         <w:br/>
       </w:r>
       <w:r>
+        <w:rPr>
+          <w:noProof/>
+        </w:rPr>
         <w:drawing>
           <wp:inline distT="0" distB="0" distL="0" distR="0" wp14:anchorId="28A890EA" wp14:editId="55FCF7AB">
             <wp:extent cx="4991100" cy="2793114"/>
@@ -7401,6 +7404,9 @@
     </w:p>
     <w:p>
       <w:r>
+        <w:rPr>
+          <w:noProof/>
+        </w:rPr>
         <w:drawing>
           <wp:inline distT="0" distB="0" distL="0" distR="0" wp14:anchorId="03E947E0" wp14:editId="5C51D58F">
             <wp:extent cx="4907280" cy="2467489"/>
@@ -7438,6 +7444,3039 @@
         </w:drawing>
       </w:r>
     </w:p>
+    <w:p/>
+    <w:p>
+      <w:pPr>
+        <w:rPr>
+          <w:sz w:val="40"/>
+          <w:szCs w:val="40"/>
+        </w:rPr>
+      </w:pPr>
+      <w:r>
+        <w:rPr>
+          <w:sz w:val="40"/>
+          <w:szCs w:val="40"/>
+        </w:rPr>
+        <w:t>Orientação a objeto</w:t>
+      </w:r>
+    </w:p>
+    <w:p>
+      <w:pPr>
+        <w:rPr>
+          <w:b/>
+          <w:bCs/>
+        </w:rPr>
+      </w:pPr>
+      <w:r>
+        <w:rPr>
+          <w:b/>
+          <w:bCs/>
+        </w:rPr>
+        <w:t>O que é Python Orientado a Objetos (POO)?</w:t>
+      </w:r>
+    </w:p>
+    <w:p>
+      <w:r>
+        <w:t xml:space="preserve">Python é uma </w:t>
+      </w:r>
+      <w:r>
+        <w:rPr>
+          <w:b/>
+          <w:bCs/>
+        </w:rPr>
+        <w:t xml:space="preserve">linguagem </w:t>
+      </w:r>
+      <w:proofErr w:type="spellStart"/>
+      <w:r>
+        <w:rPr>
+          <w:b/>
+          <w:bCs/>
+        </w:rPr>
+        <w:t>multiparadigma</w:t>
+      </w:r>
+      <w:proofErr w:type="spellEnd"/>
+      <w:r>
+        <w:t xml:space="preserve">, ou seja, dá </w:t>
+      </w:r>
+      <w:proofErr w:type="gramStart"/>
+      <w:r>
+        <w:t>pra</w:t>
+      </w:r>
+      <w:proofErr w:type="gramEnd"/>
+      <w:r>
+        <w:t xml:space="preserve"> programar de forma </w:t>
+      </w:r>
+      <w:r>
+        <w:rPr>
+          <w:b/>
+          <w:bCs/>
+        </w:rPr>
+        <w:t>estruturada</w:t>
+      </w:r>
+      <w:r>
+        <w:t xml:space="preserve"> (com funções) </w:t>
+      </w:r>
+      <w:proofErr w:type="gramStart"/>
+      <w:r>
+        <w:t>e também</w:t>
+      </w:r>
+      <w:proofErr w:type="gramEnd"/>
+      <w:r>
+        <w:t xml:space="preserve"> </w:t>
+      </w:r>
+      <w:r>
+        <w:rPr>
+          <w:b/>
+          <w:bCs/>
+        </w:rPr>
+        <w:t>orientada a objetos</w:t>
+      </w:r>
+      <w:r>
+        <w:t>.</w:t>
+      </w:r>
+      <w:r>
+        <w:br/>
+        <w:t xml:space="preserve">A </w:t>
+      </w:r>
+      <w:r>
+        <w:rPr>
+          <w:b/>
+          <w:bCs/>
+        </w:rPr>
+        <w:t>POO</w:t>
+      </w:r>
+      <w:r>
+        <w:t xml:space="preserve"> é um jeito de organizar o código baseado em </w:t>
+      </w:r>
+      <w:r>
+        <w:rPr>
+          <w:b/>
+          <w:bCs/>
+        </w:rPr>
+        <w:t>objetos</w:t>
+      </w:r>
+      <w:r>
+        <w:t>, que são como "entidades" do mundo real.</w:t>
+      </w:r>
+    </w:p>
+    <w:p>
+      <w:r>
+        <w:t>Por exemplo:</w:t>
+      </w:r>
+    </w:p>
+    <w:p>
+      <w:pPr>
+        <w:numPr>
+          <w:ilvl w:val="0"/>
+          <w:numId w:val="8"/>
+        </w:numPr>
+      </w:pPr>
+      <w:r>
+        <w:t xml:space="preserve">Um </w:t>
+      </w:r>
+      <w:r>
+        <w:rPr>
+          <w:b/>
+          <w:bCs/>
+        </w:rPr>
+        <w:t>carro</w:t>
+      </w:r>
+      <w:r>
+        <w:t xml:space="preserve"> pode ser um objeto.</w:t>
+      </w:r>
+    </w:p>
+    <w:p>
+      <w:pPr>
+        <w:numPr>
+          <w:ilvl w:val="0"/>
+          <w:numId w:val="8"/>
+        </w:numPr>
+      </w:pPr>
+      <w:r>
+        <w:t xml:space="preserve">Ele tem </w:t>
+      </w:r>
+      <w:r>
+        <w:rPr>
+          <w:b/>
+          <w:bCs/>
+        </w:rPr>
+        <w:t>atributos</w:t>
+      </w:r>
+      <w:r>
+        <w:t xml:space="preserve"> (cor, modelo, ano).</w:t>
+      </w:r>
+    </w:p>
+    <w:p>
+      <w:pPr>
+        <w:numPr>
+          <w:ilvl w:val="0"/>
+          <w:numId w:val="8"/>
+        </w:numPr>
+      </w:pPr>
+      <w:r>
+        <w:t xml:space="preserve">E tem </w:t>
+      </w:r>
+      <w:r>
+        <w:rPr>
+          <w:b/>
+          <w:bCs/>
+        </w:rPr>
+        <w:t>métodos</w:t>
+      </w:r>
+      <w:r>
+        <w:t xml:space="preserve"> (acelerar, frear, buzinar).</w:t>
+      </w:r>
+    </w:p>
+    <w:p>
+      <w:r>
+        <w:t xml:space="preserve">Na programação, a gente modela isso com </w:t>
+      </w:r>
+      <w:r>
+        <w:rPr>
+          <w:b/>
+          <w:bCs/>
+        </w:rPr>
+        <w:t>classes</w:t>
+      </w:r>
+      <w:r>
+        <w:t xml:space="preserve"> e </w:t>
+      </w:r>
+      <w:r>
+        <w:rPr>
+          <w:b/>
+          <w:bCs/>
+        </w:rPr>
+        <w:t>objetos</w:t>
+      </w:r>
+      <w:r>
+        <w:t>.</w:t>
+      </w:r>
+    </w:p>
+    <w:p>
+      <w:pPr>
+        <w:rPr>
+          <w:b/>
+          <w:bCs/>
+        </w:rPr>
+      </w:pPr>
+      <w:r>
+        <w:rPr>
+          <w:rFonts w:ascii="Segoe UI Emoji" w:hAnsi="Segoe UI Emoji" w:cs="Segoe UI Emoji"/>
+          <w:b/>
+          <w:bCs/>
+        </w:rPr>
+        <w:lastRenderedPageBreak/>
+        <w:t>🔹</w:t>
+      </w:r>
+      <w:r>
+        <w:rPr>
+          <w:b/>
+          <w:bCs/>
+        </w:rPr>
+        <w:t xml:space="preserve"> Conceitos principais</w:t>
+      </w:r>
+    </w:p>
+    <w:tbl>
+      <w:tblPr>
+        <w:tblW w:w="0" w:type="auto"/>
+        <w:tblCellSpacing w:w="15" w:type="dxa"/>
+        <w:tblCellMar>
+          <w:top w:w="15" w:type="dxa"/>
+          <w:left w:w="15" w:type="dxa"/>
+          <w:bottom w:w="15" w:type="dxa"/>
+          <w:right w:w="15" w:type="dxa"/>
+        </w:tblCellMar>
+        <w:tblLook w:val="04A0" w:firstRow="1" w:lastRow="0" w:firstColumn="1" w:lastColumn="0" w:noHBand="0" w:noVBand="1"/>
+      </w:tblPr>
+      <w:tblGrid>
+        <w:gridCol w:w="2175"/>
+        <w:gridCol w:w="3096"/>
+        <w:gridCol w:w="3323"/>
+      </w:tblGrid>
+      <w:tr>
+        <w:trPr>
+          <w:tblHeader/>
+          <w:tblCellSpacing w:w="15" w:type="dxa"/>
+        </w:trPr>
+        <w:tc>
+          <w:tcPr>
+            <w:tcW w:w="0" w:type="auto"/>
+            <w:vAlign w:val="center"/>
+            <w:hideMark/>
+          </w:tcPr>
+          <w:p>
+            <w:pPr>
+              <w:rPr>
+                <w:b/>
+                <w:bCs/>
+              </w:rPr>
+            </w:pPr>
+            <w:r>
+              <w:rPr>
+                <w:b/>
+                <w:bCs/>
+              </w:rPr>
+              <w:t>Termo</w:t>
+            </w:r>
+          </w:p>
+        </w:tc>
+        <w:tc>
+          <w:tcPr>
+            <w:tcW w:w="0" w:type="auto"/>
+            <w:vAlign w:val="center"/>
+            <w:hideMark/>
+          </w:tcPr>
+          <w:p>
+            <w:pPr>
+              <w:rPr>
+                <w:b/>
+                <w:bCs/>
+              </w:rPr>
+            </w:pPr>
+            <w:r>
+              <w:rPr>
+                <w:b/>
+                <w:bCs/>
+              </w:rPr>
+              <w:t>O que é</w:t>
+            </w:r>
+          </w:p>
+        </w:tc>
+        <w:tc>
+          <w:tcPr>
+            <w:tcW w:w="0" w:type="auto"/>
+            <w:vAlign w:val="center"/>
+            <w:hideMark/>
+          </w:tcPr>
+          <w:p>
+            <w:pPr>
+              <w:rPr>
+                <w:b/>
+                <w:bCs/>
+              </w:rPr>
+            </w:pPr>
+            <w:r>
+              <w:rPr>
+                <w:b/>
+                <w:bCs/>
+              </w:rPr>
+              <w:t>Função</w:t>
+            </w:r>
+          </w:p>
+        </w:tc>
+      </w:tr>
+      <w:tr>
+        <w:trPr>
+          <w:tblCellSpacing w:w="15" w:type="dxa"/>
+        </w:trPr>
+        <w:tc>
+          <w:tcPr>
+            <w:tcW w:w="0" w:type="auto"/>
+            <w:vAlign w:val="center"/>
+            <w:hideMark/>
+          </w:tcPr>
+          <w:p>
+            <w:pPr>
+              <w:rPr>
+                <w:b/>
+                <w:bCs/>
+              </w:rPr>
+            </w:pPr>
+            <w:r>
+              <w:rPr>
+                <w:b/>
+                <w:bCs/>
+              </w:rPr>
+              <w:t>Classe</w:t>
+            </w:r>
+          </w:p>
+        </w:tc>
+        <w:tc>
+          <w:tcPr>
+            <w:tcW w:w="0" w:type="auto"/>
+            <w:vAlign w:val="center"/>
+            <w:hideMark/>
+          </w:tcPr>
+          <w:p>
+            <w:pPr>
+              <w:rPr>
+                <w:b/>
+                <w:bCs/>
+              </w:rPr>
+            </w:pPr>
+            <w:r>
+              <w:rPr>
+                <w:b/>
+                <w:bCs/>
+              </w:rPr>
+              <w:t>O molde ou modelo.</w:t>
+            </w:r>
+          </w:p>
+        </w:tc>
+        <w:tc>
+          <w:tcPr>
+            <w:tcW w:w="0" w:type="auto"/>
+            <w:vAlign w:val="center"/>
+            <w:hideMark/>
+          </w:tcPr>
+          <w:p>
+            <w:pPr>
+              <w:rPr>
+                <w:b/>
+                <w:bCs/>
+              </w:rPr>
+            </w:pPr>
+            <w:r>
+              <w:rPr>
+                <w:b/>
+                <w:bCs/>
+              </w:rPr>
+              <w:t>Define atributos e métodos.</w:t>
+            </w:r>
+          </w:p>
+        </w:tc>
+      </w:tr>
+      <w:tr>
+        <w:trPr>
+          <w:tblCellSpacing w:w="15" w:type="dxa"/>
+        </w:trPr>
+        <w:tc>
+          <w:tcPr>
+            <w:tcW w:w="0" w:type="auto"/>
+            <w:vAlign w:val="center"/>
+            <w:hideMark/>
+          </w:tcPr>
+          <w:p>
+            <w:pPr>
+              <w:rPr>
+                <w:b/>
+                <w:bCs/>
+              </w:rPr>
+            </w:pPr>
+            <w:r>
+              <w:rPr>
+                <w:b/>
+                <w:bCs/>
+              </w:rPr>
+              <w:t>Objeto</w:t>
+            </w:r>
+          </w:p>
+        </w:tc>
+        <w:tc>
+          <w:tcPr>
+            <w:tcW w:w="0" w:type="auto"/>
+            <w:vAlign w:val="center"/>
+            <w:hideMark/>
+          </w:tcPr>
+          <w:p>
+            <w:pPr>
+              <w:rPr>
+                <w:b/>
+                <w:bCs/>
+              </w:rPr>
+            </w:pPr>
+            <w:r>
+              <w:rPr>
+                <w:b/>
+                <w:bCs/>
+              </w:rPr>
+              <w:t>Instância da classe.</w:t>
+            </w:r>
+          </w:p>
+        </w:tc>
+        <w:tc>
+          <w:tcPr>
+            <w:tcW w:w="0" w:type="auto"/>
+            <w:vAlign w:val="center"/>
+            <w:hideMark/>
+          </w:tcPr>
+          <w:p>
+            <w:pPr>
+              <w:rPr>
+                <w:b/>
+                <w:bCs/>
+              </w:rPr>
+            </w:pPr>
+            <w:r>
+              <w:rPr>
+                <w:b/>
+                <w:bCs/>
+              </w:rPr>
+              <w:t>É o resultado da classe em uso.</w:t>
+            </w:r>
+          </w:p>
+        </w:tc>
+      </w:tr>
+      <w:tr>
+        <w:trPr>
+          <w:tblCellSpacing w:w="15" w:type="dxa"/>
+        </w:trPr>
+        <w:tc>
+          <w:tcPr>
+            <w:tcW w:w="0" w:type="auto"/>
+            <w:vAlign w:val="center"/>
+            <w:hideMark/>
+          </w:tcPr>
+          <w:p>
+            <w:pPr>
+              <w:rPr>
+                <w:b/>
+                <w:bCs/>
+              </w:rPr>
+            </w:pPr>
+            <w:r>
+              <w:rPr>
+                <w:b/>
+                <w:bCs/>
+              </w:rPr>
+              <w:t>Atributo</w:t>
+            </w:r>
+          </w:p>
+        </w:tc>
+        <w:tc>
+          <w:tcPr>
+            <w:tcW w:w="0" w:type="auto"/>
+            <w:vAlign w:val="center"/>
+            <w:hideMark/>
+          </w:tcPr>
+          <w:p>
+            <w:pPr>
+              <w:rPr>
+                <w:b/>
+                <w:bCs/>
+              </w:rPr>
+            </w:pPr>
+            <w:r>
+              <w:rPr>
+                <w:b/>
+                <w:bCs/>
+              </w:rPr>
+              <w:t>Características do objeto.</w:t>
+            </w:r>
+          </w:p>
+        </w:tc>
+        <w:tc>
+          <w:tcPr>
+            <w:tcW w:w="0" w:type="auto"/>
+            <w:vAlign w:val="center"/>
+            <w:hideMark/>
+          </w:tcPr>
+          <w:p>
+            <w:pPr>
+              <w:rPr>
+                <w:b/>
+                <w:bCs/>
+              </w:rPr>
+            </w:pPr>
+            <w:r>
+              <w:rPr>
+                <w:b/>
+                <w:bCs/>
+              </w:rPr>
+              <w:t>Guarda dados (</w:t>
+            </w:r>
+            <w:proofErr w:type="spellStart"/>
+            <w:r>
+              <w:rPr>
+                <w:b/>
+                <w:bCs/>
+              </w:rPr>
+              <w:t>ex</w:t>
+            </w:r>
+            <w:proofErr w:type="spellEnd"/>
+            <w:r>
+              <w:rPr>
+                <w:b/>
+                <w:bCs/>
+              </w:rPr>
+              <w:t>: nome, idade, cor).</w:t>
+            </w:r>
+          </w:p>
+        </w:tc>
+      </w:tr>
+      <w:tr>
+        <w:trPr>
+          <w:tblCellSpacing w:w="15" w:type="dxa"/>
+        </w:trPr>
+        <w:tc>
+          <w:tcPr>
+            <w:tcW w:w="0" w:type="auto"/>
+            <w:vAlign w:val="center"/>
+            <w:hideMark/>
+          </w:tcPr>
+          <w:p>
+            <w:pPr>
+              <w:rPr>
+                <w:b/>
+                <w:bCs/>
+              </w:rPr>
+            </w:pPr>
+            <w:r>
+              <w:rPr>
+                <w:b/>
+                <w:bCs/>
+              </w:rPr>
+              <w:t>Método</w:t>
+            </w:r>
+          </w:p>
+        </w:tc>
+        <w:tc>
+          <w:tcPr>
+            <w:tcW w:w="0" w:type="auto"/>
+            <w:vAlign w:val="center"/>
+            <w:hideMark/>
+          </w:tcPr>
+          <w:p>
+            <w:pPr>
+              <w:rPr>
+                <w:b/>
+                <w:bCs/>
+              </w:rPr>
+            </w:pPr>
+            <w:r>
+              <w:rPr>
+                <w:b/>
+                <w:bCs/>
+              </w:rPr>
+              <w:t>Funções dentro da classe.</w:t>
+            </w:r>
+          </w:p>
+        </w:tc>
+        <w:tc>
+          <w:tcPr>
+            <w:tcW w:w="0" w:type="auto"/>
+            <w:vAlign w:val="center"/>
+            <w:hideMark/>
+          </w:tcPr>
+          <w:p>
+            <w:pPr>
+              <w:rPr>
+                <w:b/>
+                <w:bCs/>
+              </w:rPr>
+            </w:pPr>
+            <w:r>
+              <w:rPr>
+                <w:b/>
+                <w:bCs/>
+              </w:rPr>
+              <w:t>Definem ações do objeto (</w:t>
+            </w:r>
+            <w:proofErr w:type="spellStart"/>
+            <w:r>
+              <w:rPr>
+                <w:b/>
+                <w:bCs/>
+              </w:rPr>
+              <w:t>ex</w:t>
+            </w:r>
+            <w:proofErr w:type="spellEnd"/>
+            <w:r>
+              <w:rPr>
+                <w:b/>
+                <w:bCs/>
+              </w:rPr>
+              <w:t>: andar, falar).</w:t>
+            </w:r>
+          </w:p>
+        </w:tc>
+      </w:tr>
+      <w:tr>
+        <w:trPr>
+          <w:tblCellSpacing w:w="15" w:type="dxa"/>
+        </w:trPr>
+        <w:tc>
+          <w:tcPr>
+            <w:tcW w:w="0" w:type="auto"/>
+            <w:vAlign w:val="center"/>
+            <w:hideMark/>
+          </w:tcPr>
+          <w:p>
+            <w:pPr>
+              <w:rPr>
+                <w:b/>
+                <w:bCs/>
+              </w:rPr>
+            </w:pPr>
+            <w:r>
+              <w:rPr>
+                <w:b/>
+                <w:bCs/>
+              </w:rPr>
+              <w:t>__</w:t>
+            </w:r>
+            <w:proofErr w:type="spellStart"/>
+            <w:r>
+              <w:rPr>
+                <w:b/>
+                <w:bCs/>
+              </w:rPr>
+              <w:t>init</w:t>
+            </w:r>
+            <w:proofErr w:type="spellEnd"/>
+            <w:r>
+              <w:rPr>
+                <w:b/>
+                <w:bCs/>
+              </w:rPr>
+              <w:t>__</w:t>
+            </w:r>
+          </w:p>
+        </w:tc>
+        <w:tc>
+          <w:tcPr>
+            <w:tcW w:w="0" w:type="auto"/>
+            <w:vAlign w:val="center"/>
+            <w:hideMark/>
+          </w:tcPr>
+          <w:p>
+            <w:pPr>
+              <w:rPr>
+                <w:b/>
+                <w:bCs/>
+              </w:rPr>
+            </w:pPr>
+            <w:r>
+              <w:rPr>
+                <w:b/>
+                <w:bCs/>
+              </w:rPr>
+              <w:t>Método especial (construtor).</w:t>
+            </w:r>
+          </w:p>
+        </w:tc>
+        <w:tc>
+          <w:tcPr>
+            <w:tcW w:w="0" w:type="auto"/>
+            <w:vAlign w:val="center"/>
+            <w:hideMark/>
+          </w:tcPr>
+          <w:p>
+            <w:pPr>
+              <w:rPr>
+                <w:b/>
+                <w:bCs/>
+              </w:rPr>
+            </w:pPr>
+            <w:r>
+              <w:rPr>
+                <w:b/>
+                <w:bCs/>
+              </w:rPr>
+              <w:t>Inicializa os atributos do objeto.</w:t>
+            </w:r>
+          </w:p>
+        </w:tc>
+      </w:tr>
+      <w:tr>
+        <w:trPr>
+          <w:tblCellSpacing w:w="15" w:type="dxa"/>
+        </w:trPr>
+        <w:tc>
+          <w:tcPr>
+            <w:tcW w:w="0" w:type="auto"/>
+            <w:vAlign w:val="center"/>
+            <w:hideMark/>
+          </w:tcPr>
+          <w:p>
+            <w:pPr>
+              <w:rPr>
+                <w:b/>
+                <w:bCs/>
+              </w:rPr>
+            </w:pPr>
+            <w:r>
+              <w:rPr>
+                <w:b/>
+                <w:bCs/>
+              </w:rPr>
+              <w:t>self</w:t>
+            </w:r>
+          </w:p>
+        </w:tc>
+        <w:tc>
+          <w:tcPr>
+            <w:tcW w:w="0" w:type="auto"/>
+            <w:vAlign w:val="center"/>
+            <w:hideMark/>
+          </w:tcPr>
+          <w:p>
+            <w:pPr>
+              <w:rPr>
+                <w:b/>
+                <w:bCs/>
+              </w:rPr>
+            </w:pPr>
+            <w:r>
+              <w:rPr>
+                <w:b/>
+                <w:bCs/>
+              </w:rPr>
+              <w:t>Referência ao próprio objeto.</w:t>
+            </w:r>
+          </w:p>
+        </w:tc>
+        <w:tc>
+          <w:tcPr>
+            <w:tcW w:w="0" w:type="auto"/>
+            <w:vAlign w:val="center"/>
+            <w:hideMark/>
+          </w:tcPr>
+          <w:p>
+            <w:pPr>
+              <w:rPr>
+                <w:b/>
+                <w:bCs/>
+              </w:rPr>
+            </w:pPr>
+            <w:r>
+              <w:rPr>
+                <w:b/>
+                <w:bCs/>
+              </w:rPr>
+              <w:t>Necessário para acessar atributos e métodos dentro da classe.</w:t>
+            </w:r>
+          </w:p>
+        </w:tc>
+      </w:tr>
+      <w:tr>
+        <w:trPr>
+          <w:tblCellSpacing w:w="15" w:type="dxa"/>
+        </w:trPr>
+        <w:tc>
+          <w:tcPr>
+            <w:tcW w:w="0" w:type="auto"/>
+            <w:gridSpan w:val="3"/>
+            <w:vAlign w:val="center"/>
+            <w:hideMark/>
+          </w:tcPr>
+          <w:p>
+            <w:pPr>
+              <w:rPr>
+                <w:b/>
+                <w:bCs/>
+              </w:rPr>
+            </w:pPr>
+            <w:r>
+              <w:rPr>
+                <w:b/>
+                <w:bCs/>
+              </w:rPr>
+              <w:t>CONCEITOS INTERMEDIÁRIOS</w:t>
+            </w:r>
+          </w:p>
+        </w:tc>
+      </w:tr>
+      <w:tr>
+        <w:trPr>
+          <w:tblCellSpacing w:w="15" w:type="dxa"/>
+        </w:trPr>
+        <w:tc>
+          <w:tcPr>
+            <w:tcW w:w="0" w:type="auto"/>
+            <w:vAlign w:val="center"/>
+            <w:hideMark/>
+          </w:tcPr>
+          <w:p>
+            <w:pPr>
+              <w:rPr>
+                <w:b/>
+                <w:bCs/>
+              </w:rPr>
+            </w:pPr>
+            <w:r>
+              <w:rPr>
+                <w:b/>
+                <w:bCs/>
+              </w:rPr>
+              <w:t>Encapsulamento</w:t>
+            </w:r>
+          </w:p>
+        </w:tc>
+        <w:tc>
+          <w:tcPr>
+            <w:tcW w:w="0" w:type="auto"/>
+            <w:vAlign w:val="center"/>
+            <w:hideMark/>
+          </w:tcPr>
+          <w:p>
+            <w:pPr>
+              <w:rPr>
+                <w:b/>
+                <w:bCs/>
+              </w:rPr>
+            </w:pPr>
+            <w:r>
+              <w:rPr>
+                <w:b/>
+                <w:bCs/>
+              </w:rPr>
+              <w:t>Técnica de proteger dados internos.</w:t>
+            </w:r>
+          </w:p>
+        </w:tc>
+        <w:tc>
+          <w:tcPr>
+            <w:tcW w:w="0" w:type="auto"/>
+            <w:vAlign w:val="center"/>
+            <w:hideMark/>
+          </w:tcPr>
+          <w:p>
+            <w:pPr>
+              <w:rPr>
+                <w:b/>
+                <w:bCs/>
+              </w:rPr>
+            </w:pPr>
+            <w:r>
+              <w:rPr>
+                <w:b/>
+                <w:bCs/>
+              </w:rPr>
+              <w:t>Controla quem pode acessar ou alterar atributos.</w:t>
+            </w:r>
+          </w:p>
+        </w:tc>
+      </w:tr>
+      <w:tr>
+        <w:trPr>
+          <w:tblCellSpacing w:w="15" w:type="dxa"/>
+        </w:trPr>
+        <w:tc>
+          <w:tcPr>
+            <w:tcW w:w="0" w:type="auto"/>
+            <w:vAlign w:val="center"/>
+            <w:hideMark/>
+          </w:tcPr>
+          <w:p>
+            <w:pPr>
+              <w:rPr>
+                <w:b/>
+                <w:bCs/>
+              </w:rPr>
+            </w:pPr>
+            <w:r>
+              <w:rPr>
+                <w:b/>
+                <w:bCs/>
+              </w:rPr>
+              <w:t>Herança</w:t>
+            </w:r>
+          </w:p>
+        </w:tc>
+        <w:tc>
+          <w:tcPr>
+            <w:tcW w:w="0" w:type="auto"/>
+            <w:vAlign w:val="center"/>
+            <w:hideMark/>
+          </w:tcPr>
+          <w:p>
+            <w:pPr>
+              <w:rPr>
+                <w:b/>
+                <w:bCs/>
+              </w:rPr>
+            </w:pPr>
+            <w:r>
+              <w:rPr>
+                <w:b/>
+                <w:bCs/>
+              </w:rPr>
+              <w:t>Uma classe "filha" herda de uma classe "pai".</w:t>
+            </w:r>
+          </w:p>
+        </w:tc>
+        <w:tc>
+          <w:tcPr>
+            <w:tcW w:w="0" w:type="auto"/>
+            <w:vAlign w:val="center"/>
+            <w:hideMark/>
+          </w:tcPr>
+          <w:p>
+            <w:pPr>
+              <w:rPr>
+                <w:b/>
+                <w:bCs/>
+              </w:rPr>
+            </w:pPr>
+            <w:r>
+              <w:rPr>
+                <w:b/>
+                <w:bCs/>
+              </w:rPr>
+              <w:t>Reaproveita código e cria hierarquias.</w:t>
+            </w:r>
+          </w:p>
+        </w:tc>
+      </w:tr>
+      <w:tr>
+        <w:trPr>
+          <w:tblCellSpacing w:w="15" w:type="dxa"/>
+        </w:trPr>
+        <w:tc>
+          <w:tcPr>
+            <w:tcW w:w="0" w:type="auto"/>
+            <w:vAlign w:val="center"/>
+            <w:hideMark/>
+          </w:tcPr>
+          <w:p>
+            <w:pPr>
+              <w:rPr>
+                <w:b/>
+                <w:bCs/>
+              </w:rPr>
+            </w:pPr>
+            <w:r>
+              <w:rPr>
+                <w:b/>
+                <w:bCs/>
+              </w:rPr>
+              <w:t>Polimorfismo</w:t>
+            </w:r>
+          </w:p>
+        </w:tc>
+        <w:tc>
+          <w:tcPr>
+            <w:tcW w:w="0" w:type="auto"/>
+            <w:vAlign w:val="center"/>
+            <w:hideMark/>
+          </w:tcPr>
+          <w:p>
+            <w:pPr>
+              <w:rPr>
+                <w:b/>
+                <w:bCs/>
+              </w:rPr>
+            </w:pPr>
+            <w:r>
+              <w:rPr>
+                <w:b/>
+                <w:bCs/>
+              </w:rPr>
+              <w:t>Objetos diferentes usam o mesmo método de formas distintas.</w:t>
+            </w:r>
+          </w:p>
+        </w:tc>
+        <w:tc>
+          <w:tcPr>
+            <w:tcW w:w="0" w:type="auto"/>
+            <w:vAlign w:val="center"/>
+            <w:hideMark/>
+          </w:tcPr>
+          <w:p>
+            <w:pPr>
+              <w:rPr>
+                <w:b/>
+                <w:bCs/>
+              </w:rPr>
+            </w:pPr>
+            <w:r>
+              <w:rPr>
+                <w:b/>
+                <w:bCs/>
+              </w:rPr>
+              <w:t>Permite flexibilidade no código.</w:t>
+            </w:r>
+          </w:p>
+        </w:tc>
+      </w:tr>
+      <w:tr>
+        <w:trPr>
+          <w:tblCellSpacing w:w="15" w:type="dxa"/>
+        </w:trPr>
+        <w:tc>
+          <w:tcPr>
+            <w:tcW w:w="0" w:type="auto"/>
+            <w:vAlign w:val="center"/>
+            <w:hideMark/>
+          </w:tcPr>
+          <w:p>
+            <w:pPr>
+              <w:rPr>
+                <w:b/>
+                <w:bCs/>
+              </w:rPr>
+            </w:pPr>
+            <w:r>
+              <w:rPr>
+                <w:b/>
+                <w:bCs/>
+              </w:rPr>
+              <w:t>Sobrescrita de métodos</w:t>
+            </w:r>
+          </w:p>
+        </w:tc>
+        <w:tc>
+          <w:tcPr>
+            <w:tcW w:w="0" w:type="auto"/>
+            <w:vAlign w:val="center"/>
+            <w:hideMark/>
+          </w:tcPr>
+          <w:p>
+            <w:pPr>
+              <w:rPr>
+                <w:b/>
+                <w:bCs/>
+              </w:rPr>
+            </w:pPr>
+            <w:r>
+              <w:rPr>
+                <w:b/>
+                <w:bCs/>
+              </w:rPr>
+              <w:t>Quando a classe filha redefine um método da classe pai.</w:t>
+            </w:r>
+          </w:p>
+        </w:tc>
+        <w:tc>
+          <w:tcPr>
+            <w:tcW w:w="0" w:type="auto"/>
+            <w:vAlign w:val="center"/>
+            <w:hideMark/>
+          </w:tcPr>
+          <w:p>
+            <w:pPr>
+              <w:rPr>
+                <w:b/>
+                <w:bCs/>
+              </w:rPr>
+            </w:pPr>
+            <w:r>
+              <w:rPr>
+                <w:b/>
+                <w:bCs/>
+              </w:rPr>
+              <w:t>Ajusta o comportamento herdado.</w:t>
+            </w:r>
+          </w:p>
+        </w:tc>
+      </w:tr>
+      <w:tr>
+        <w:trPr>
+          <w:tblCellSpacing w:w="15" w:type="dxa"/>
+        </w:trPr>
+        <w:tc>
+          <w:tcPr>
+            <w:tcW w:w="0" w:type="auto"/>
+            <w:gridSpan w:val="3"/>
+            <w:vAlign w:val="center"/>
+            <w:hideMark/>
+          </w:tcPr>
+          <w:p>
+            <w:pPr>
+              <w:rPr>
+                <w:b/>
+                <w:bCs/>
+              </w:rPr>
+            </w:pPr>
+            <w:r>
+              <w:rPr>
+                <w:b/>
+                <w:bCs/>
+              </w:rPr>
+              <w:t xml:space="preserve">CONCEITOS </w:t>
+            </w:r>
+            <w:r>
+              <w:rPr>
+                <w:b/>
+                <w:bCs/>
+              </w:rPr>
+              <w:t>AVANÇADOS</w:t>
+            </w:r>
+          </w:p>
+        </w:tc>
+      </w:tr>
+      <w:tr>
+        <w:trPr>
+          <w:tblCellSpacing w:w="15" w:type="dxa"/>
+        </w:trPr>
+        <w:tc>
+          <w:tcPr>
+            <w:tcW w:w="0" w:type="auto"/>
+            <w:vAlign w:val="center"/>
+            <w:hideMark/>
+          </w:tcPr>
+          <w:p>
+            <w:pPr>
+              <w:rPr>
+                <w:b/>
+                <w:bCs/>
+              </w:rPr>
+            </w:pPr>
+            <w:r>
+              <w:rPr>
+                <w:b/>
+                <w:bCs/>
+              </w:rPr>
+              <w:t>Métodos mágicos (</w:t>
+            </w:r>
+            <w:proofErr w:type="spellStart"/>
+            <w:r>
+              <w:rPr>
+                <w:b/>
+                <w:bCs/>
+              </w:rPr>
+              <w:t>dunder</w:t>
+            </w:r>
+            <w:proofErr w:type="spellEnd"/>
+            <w:r>
+              <w:rPr>
+                <w:b/>
+                <w:bCs/>
+              </w:rPr>
+              <w:t xml:space="preserve"> </w:t>
+            </w:r>
+            <w:proofErr w:type="spellStart"/>
+            <w:r>
+              <w:rPr>
+                <w:b/>
+                <w:bCs/>
+              </w:rPr>
+              <w:t>methods</w:t>
+            </w:r>
+            <w:proofErr w:type="spellEnd"/>
+            <w:r>
+              <w:rPr>
+                <w:b/>
+                <w:bCs/>
+              </w:rPr>
+              <w:t>)</w:t>
+            </w:r>
+          </w:p>
+        </w:tc>
+        <w:tc>
+          <w:tcPr>
+            <w:tcW w:w="0" w:type="auto"/>
+            <w:vAlign w:val="center"/>
+            <w:hideMark/>
+          </w:tcPr>
+          <w:p>
+            <w:pPr>
+              <w:rPr>
+                <w:b/>
+                <w:bCs/>
+              </w:rPr>
+            </w:pPr>
+            <w:r>
+              <w:rPr>
+                <w:b/>
+                <w:bCs/>
+              </w:rPr>
+              <w:t>Métodos especiais que começam e terminam com __.</w:t>
+            </w:r>
+          </w:p>
+        </w:tc>
+        <w:tc>
+          <w:tcPr>
+            <w:tcW w:w="0" w:type="auto"/>
+            <w:vAlign w:val="center"/>
+            <w:hideMark/>
+          </w:tcPr>
+          <w:p>
+            <w:pPr>
+              <w:rPr>
+                <w:b/>
+                <w:bCs/>
+              </w:rPr>
+            </w:pPr>
+            <w:r>
+              <w:rPr>
+                <w:b/>
+                <w:bCs/>
+              </w:rPr>
+              <w:t>Personalizam o comportamento de objetos (</w:t>
+            </w:r>
+            <w:proofErr w:type="spellStart"/>
+            <w:r>
+              <w:rPr>
+                <w:b/>
+                <w:bCs/>
+              </w:rPr>
+              <w:t>ex</w:t>
+            </w:r>
+            <w:proofErr w:type="spellEnd"/>
+            <w:r>
+              <w:rPr>
+                <w:b/>
+                <w:bCs/>
+              </w:rPr>
+              <w:t>: __</w:t>
+            </w:r>
+            <w:proofErr w:type="spellStart"/>
+            <w:r>
+              <w:rPr>
+                <w:b/>
+                <w:bCs/>
+              </w:rPr>
+              <w:t>str</w:t>
+            </w:r>
+            <w:proofErr w:type="spellEnd"/>
+            <w:r>
+              <w:rPr>
+                <w:b/>
+                <w:bCs/>
+              </w:rPr>
+              <w:t>__, __</w:t>
+            </w:r>
+            <w:proofErr w:type="spellStart"/>
+            <w:r>
+              <w:rPr>
+                <w:b/>
+                <w:bCs/>
+              </w:rPr>
+              <w:t>len</w:t>
+            </w:r>
+            <w:proofErr w:type="spellEnd"/>
+            <w:r>
+              <w:rPr>
+                <w:b/>
+                <w:bCs/>
+              </w:rPr>
+              <w:t>__, __</w:t>
+            </w:r>
+            <w:proofErr w:type="spellStart"/>
+            <w:r>
+              <w:rPr>
+                <w:b/>
+                <w:bCs/>
+              </w:rPr>
+              <w:t>add</w:t>
+            </w:r>
+            <w:proofErr w:type="spellEnd"/>
+            <w:r>
+              <w:rPr>
+                <w:b/>
+                <w:bCs/>
+              </w:rPr>
+              <w:t>__).</w:t>
+            </w:r>
+          </w:p>
+        </w:tc>
+      </w:tr>
+      <w:tr>
+        <w:trPr>
+          <w:tblCellSpacing w:w="15" w:type="dxa"/>
+        </w:trPr>
+        <w:tc>
+          <w:tcPr>
+            <w:tcW w:w="0" w:type="auto"/>
+            <w:vAlign w:val="center"/>
+            <w:hideMark/>
+          </w:tcPr>
+          <w:p>
+            <w:pPr>
+              <w:rPr>
+                <w:b/>
+                <w:bCs/>
+              </w:rPr>
+            </w:pPr>
+            <w:r>
+              <w:rPr>
+                <w:b/>
+                <w:bCs/>
+              </w:rPr>
+              <w:t>Classe abstrata</w:t>
+            </w:r>
+          </w:p>
+        </w:tc>
+        <w:tc>
+          <w:tcPr>
+            <w:tcW w:w="0" w:type="auto"/>
+            <w:vAlign w:val="center"/>
+            <w:hideMark/>
+          </w:tcPr>
+          <w:p>
+            <w:pPr>
+              <w:rPr>
+                <w:b/>
+                <w:bCs/>
+              </w:rPr>
+            </w:pPr>
+            <w:r>
+              <w:rPr>
+                <w:b/>
+                <w:bCs/>
+              </w:rPr>
+              <w:t>Classe que serve apenas de base, não pode ser instanciada diretamente.</w:t>
+            </w:r>
+          </w:p>
+        </w:tc>
+        <w:tc>
+          <w:tcPr>
+            <w:tcW w:w="0" w:type="auto"/>
+            <w:vAlign w:val="center"/>
+            <w:hideMark/>
+          </w:tcPr>
+          <w:p>
+            <w:pPr>
+              <w:rPr>
+                <w:b/>
+                <w:bCs/>
+              </w:rPr>
+            </w:pPr>
+            <w:r>
+              <w:rPr>
+                <w:b/>
+                <w:bCs/>
+              </w:rPr>
+              <w:t>Obriga classes filhas a implementar certos métodos.</w:t>
+            </w:r>
+          </w:p>
+        </w:tc>
+      </w:tr>
+      <w:tr>
+        <w:trPr>
+          <w:tblCellSpacing w:w="15" w:type="dxa"/>
+        </w:trPr>
+        <w:tc>
+          <w:tcPr>
+            <w:tcW w:w="0" w:type="auto"/>
+            <w:vAlign w:val="center"/>
+            <w:hideMark/>
+          </w:tcPr>
+          <w:p>
+            <w:pPr>
+              <w:rPr>
+                <w:b/>
+                <w:bCs/>
+              </w:rPr>
+            </w:pPr>
+            <w:r>
+              <w:rPr>
+                <w:b/>
+                <w:bCs/>
+              </w:rPr>
+              <w:t>Interface (conceito)</w:t>
+            </w:r>
+          </w:p>
+        </w:tc>
+        <w:tc>
+          <w:tcPr>
+            <w:tcW w:w="0" w:type="auto"/>
+            <w:vAlign w:val="center"/>
+            <w:hideMark/>
+          </w:tcPr>
+          <w:p>
+            <w:pPr>
+              <w:rPr>
+                <w:b/>
+                <w:bCs/>
+              </w:rPr>
+            </w:pPr>
+            <w:r>
+              <w:rPr>
+                <w:b/>
+                <w:bCs/>
+              </w:rPr>
+              <w:t>Um "contrato" de métodos que uma classe deve seguir.</w:t>
+            </w:r>
+          </w:p>
+        </w:tc>
+        <w:tc>
+          <w:tcPr>
+            <w:tcW w:w="0" w:type="auto"/>
+            <w:vAlign w:val="center"/>
+            <w:hideMark/>
+          </w:tcPr>
+          <w:p>
+            <w:pPr>
+              <w:rPr>
+                <w:b/>
+                <w:bCs/>
+              </w:rPr>
+            </w:pPr>
+            <w:r>
+              <w:rPr>
+                <w:b/>
+                <w:bCs/>
+              </w:rPr>
+              <w:t>Garante padronização entre diferentes classes.</w:t>
+            </w:r>
+          </w:p>
+        </w:tc>
+      </w:tr>
+      <w:tr>
+        <w:trPr>
+          <w:tblCellSpacing w:w="15" w:type="dxa"/>
+        </w:trPr>
+        <w:tc>
+          <w:tcPr>
+            <w:tcW w:w="0" w:type="auto"/>
+            <w:vAlign w:val="center"/>
+            <w:hideMark/>
+          </w:tcPr>
+          <w:p>
+            <w:pPr>
+              <w:rPr>
+                <w:b/>
+                <w:bCs/>
+              </w:rPr>
+            </w:pPr>
+            <w:r>
+              <w:rPr>
+                <w:b/>
+                <w:bCs/>
+              </w:rPr>
+              <w:t>Composição</w:t>
+            </w:r>
+          </w:p>
+        </w:tc>
+        <w:tc>
+          <w:tcPr>
+            <w:tcW w:w="0" w:type="auto"/>
+            <w:vAlign w:val="center"/>
+            <w:hideMark/>
+          </w:tcPr>
+          <w:p>
+            <w:pPr>
+              <w:rPr>
+                <w:b/>
+                <w:bCs/>
+              </w:rPr>
+            </w:pPr>
+            <w:r>
+              <w:rPr>
+                <w:b/>
+                <w:bCs/>
+              </w:rPr>
+              <w:t>Usar objetos de uma classe dentro de outra.</w:t>
+            </w:r>
+          </w:p>
+        </w:tc>
+        <w:tc>
+          <w:tcPr>
+            <w:tcW w:w="0" w:type="auto"/>
+            <w:vAlign w:val="center"/>
+            <w:hideMark/>
+          </w:tcPr>
+          <w:p>
+            <w:pPr>
+              <w:rPr>
+                <w:b/>
+                <w:bCs/>
+              </w:rPr>
+            </w:pPr>
+            <w:r>
+              <w:rPr>
+                <w:b/>
+                <w:bCs/>
+              </w:rPr>
+              <w:t>Cria relações "</w:t>
+            </w:r>
+            <w:proofErr w:type="spellStart"/>
+            <w:r>
+              <w:rPr>
+                <w:b/>
+                <w:bCs/>
+              </w:rPr>
+              <w:t>tem-um</w:t>
+            </w:r>
+            <w:proofErr w:type="spellEnd"/>
+            <w:r>
+              <w:rPr>
+                <w:b/>
+                <w:bCs/>
+              </w:rPr>
+              <w:t>" (</w:t>
+            </w:r>
+            <w:proofErr w:type="spellStart"/>
+            <w:r>
+              <w:rPr>
+                <w:b/>
+                <w:bCs/>
+              </w:rPr>
+              <w:t>ex</w:t>
+            </w:r>
+            <w:proofErr w:type="spellEnd"/>
+            <w:r>
+              <w:rPr>
+                <w:b/>
+                <w:bCs/>
+              </w:rPr>
+              <w:t>: um carro tem um motor).</w:t>
+            </w:r>
+          </w:p>
+        </w:tc>
+      </w:tr>
+    </w:tbl>
+    <w:p>
+      <w:pPr>
+        <w:rPr>
+          <w:b/>
+          <w:bCs/>
+        </w:rPr>
+      </w:pPr>
+      <w:r>
+        <w:rPr>
+          <w:b/>
+          <w:bCs/>
+        </w:rPr>
+        <w:t>Exemplos</w:t>
+      </w:r>
+    </w:p>
+    <w:p>
+      <w:pPr>
+        <w:rPr>
+          <w:noProof/>
+        </w:rPr>
+        <w:sectPr>
+          <w:type w:val="continuous"/>
+          <w:pgSz w:w="11906" w:h="16838"/>
+          <w:pgMar w:top="1417" w:right="1701" w:bottom="1417" w:left="1701" w:header="708" w:footer="708" w:gutter="0"/>
+          <w:cols w:space="708"/>
+          <w:docGrid w:linePitch="360"/>
+        </w:sectPr>
+      </w:pPr>
+    </w:p>
+    <w:p>
+      <w:pPr>
+        <w:rPr>
+          <w:noProof/>
+        </w:rPr>
+        <w:sectPr>
+          <w:type w:val="continuous"/>
+          <w:pgSz w:w="11906" w:h="16838"/>
+          <w:pgMar w:top="1417" w:right="1701" w:bottom="1417" w:left="1701" w:header="708" w:footer="708" w:gutter="0"/>
+          <w:cols w:num="2" w:space="708"/>
+          <w:docGrid w:linePitch="360"/>
+        </w:sectPr>
+      </w:pPr>
+      <w:r>
+        <w:rPr>
+          <w:b/>
+          <w:bCs/>
+        </w:rPr>
+        <w:lastRenderedPageBreak/>
+        <w:drawing>
+          <wp:inline distT="0" distB="0" distL="0" distR="0" wp14:anchorId="303F3AF0" wp14:editId="1FF26088">
+            <wp:extent cx="2537460" cy="8892540"/>
+            <wp:effectExtent l="0" t="0" r="0" b="0"/>
+            <wp:docPr id="1605438911" name="Imagem 1" descr="Tela de computador com jogo&#10;&#10;O conteúdo gerado por IA pode estar incorreto."/>
+            <wp:cNvGraphicFramePr>
+              <a:graphicFrameLocks xmlns:a="http://schemas.openxmlformats.org/drawingml/2006/main" noChangeAspect="1"/>
+            </wp:cNvGraphicFramePr>
+            <a:graphic xmlns:a="http://schemas.openxmlformats.org/drawingml/2006/main">
+              <a:graphicData uri="http://schemas.openxmlformats.org/drawingml/2006/picture">
+                <pic:pic xmlns:pic="http://schemas.openxmlformats.org/drawingml/2006/picture">
+                  <pic:nvPicPr>
+                    <pic:cNvPr id="1605438911" name="Imagem 1" descr="Tela de computador com jogo&#10;&#10;O conteúdo gerado por IA pode estar incorreto."/>
+                    <pic:cNvPicPr/>
+                  </pic:nvPicPr>
+                  <pic:blipFill>
+                    <a:blip r:embed="rId22"/>
+                    <a:stretch>
+                      <a:fillRect/>
+                    </a:stretch>
+                  </pic:blipFill>
+                  <pic:spPr>
+                    <a:xfrm>
+                      <a:off x="0" y="0"/>
+                      <a:ext cx="2537460" cy="8892540"/>
+                    </a:xfrm>
+                    <a:prstGeom prst="rect">
+                      <a:avLst/>
+                    </a:prstGeom>
+                  </pic:spPr>
+                </pic:pic>
+              </a:graphicData>
+            </a:graphic>
+          </wp:inline>
+        </w:drawing>
+      </w:r>
+      <w:r>
+        <w:rPr>
+          <w:b/>
+          <w:bCs/>
+        </w:rPr>
+        <w:lastRenderedPageBreak/>
+        <w:drawing>
+          <wp:inline distT="0" distB="0" distL="0" distR="0" wp14:anchorId="50DD8098" wp14:editId="4808345E">
+            <wp:extent cx="2636520" cy="8890635"/>
+            <wp:effectExtent l="0" t="0" r="0" b="0"/>
+            <wp:docPr id="791544204" name="Imagem 1" descr="Tela de computador com jogo&#10;&#10;O conteúdo gerado por IA pode estar incorreto."/>
+            <wp:cNvGraphicFramePr>
+              <a:graphicFrameLocks xmlns:a="http://schemas.openxmlformats.org/drawingml/2006/main" noChangeAspect="1"/>
+            </wp:cNvGraphicFramePr>
+            <a:graphic xmlns:a="http://schemas.openxmlformats.org/drawingml/2006/main">
+              <a:graphicData uri="http://schemas.openxmlformats.org/drawingml/2006/picture">
+                <pic:pic xmlns:pic="http://schemas.openxmlformats.org/drawingml/2006/picture">
+                  <pic:nvPicPr>
+                    <pic:cNvPr id="791544204" name="Imagem 1" descr="Tela de computador com jogo&#10;&#10;O conteúdo gerado por IA pode estar incorreto."/>
+                    <pic:cNvPicPr/>
+                  </pic:nvPicPr>
+                  <pic:blipFill>
+                    <a:blip r:embed="rId23"/>
+                    <a:stretch>
+                      <a:fillRect/>
+                    </a:stretch>
+                  </pic:blipFill>
+                  <pic:spPr>
+                    <a:xfrm>
+                      <a:off x="0" y="0"/>
+                      <a:ext cx="2643784" cy="8915131"/>
+                    </a:xfrm>
+                    <a:prstGeom prst="rect">
+                      <a:avLst/>
+                    </a:prstGeom>
+                  </pic:spPr>
+                </pic:pic>
+              </a:graphicData>
+            </a:graphic>
+          </wp:inline>
+        </w:drawing>
+      </w:r>
+      <w:r>
+        <w:rPr>
+          <w:noProof/>
+        </w:rPr>
+        <w:t xml:space="preserve"> </w:t>
+      </w:r>
+    </w:p>
+    <w:p>
+      <w:pPr>
+        <w:rPr>
+          <w:b/>
+          <w:bCs/>
+        </w:rPr>
+        <w:sectPr>
+          <w:type w:val="continuous"/>
+          <w:pgSz w:w="11906" w:h="16838"/>
+          <w:pgMar w:top="1417" w:right="1701" w:bottom="1417" w:left="1701" w:header="708" w:footer="708" w:gutter="0"/>
+          <w:cols w:space="708"/>
+          <w:docGrid w:linePitch="360"/>
+        </w:sectPr>
+      </w:pPr>
+      <w:r>
+        <w:rPr>
+          <w:noProof/>
+        </w:rPr>
+        <w:lastRenderedPageBreak/>
+        <w:drawing>
+          <wp:inline distT="0" distB="0" distL="0" distR="0" wp14:anchorId="058104E5" wp14:editId="68B3C1C5">
+            <wp:extent cx="3924300" cy="8892540"/>
+            <wp:effectExtent l="0" t="0" r="0" b="0"/>
+            <wp:docPr id="765250727" name="Imagem 1" descr="Tela de computador com jogo&#10;&#10;O conteúdo gerado por IA pode estar incorreto."/>
+            <wp:cNvGraphicFramePr>
+              <a:graphicFrameLocks xmlns:a="http://schemas.openxmlformats.org/drawingml/2006/main" noChangeAspect="1"/>
+            </wp:cNvGraphicFramePr>
+            <a:graphic xmlns:a="http://schemas.openxmlformats.org/drawingml/2006/main">
+              <a:graphicData uri="http://schemas.openxmlformats.org/drawingml/2006/picture">
+                <pic:pic xmlns:pic="http://schemas.openxmlformats.org/drawingml/2006/picture">
+                  <pic:nvPicPr>
+                    <pic:cNvPr id="765250727" name="Imagem 1" descr="Tela de computador com jogo&#10;&#10;O conteúdo gerado por IA pode estar incorreto."/>
+                    <pic:cNvPicPr/>
+                  </pic:nvPicPr>
+                  <pic:blipFill>
+                    <a:blip r:embed="rId24"/>
+                    <a:stretch>
+                      <a:fillRect/>
+                    </a:stretch>
+                  </pic:blipFill>
+                  <pic:spPr>
+                    <a:xfrm>
+                      <a:off x="0" y="0"/>
+                      <a:ext cx="3924300" cy="8892540"/>
+                    </a:xfrm>
+                    <a:prstGeom prst="rect">
+                      <a:avLst/>
+                    </a:prstGeom>
+                  </pic:spPr>
+                </pic:pic>
+              </a:graphicData>
+            </a:graphic>
+          </wp:inline>
+        </w:drawing>
+      </w:r>
+    </w:p>
+    <w:p>
+      <w:pPr>
+        <w:rPr>
+          <w:b/>
+          <w:bCs/>
+        </w:rPr>
+      </w:pPr>
+    </w:p>
+    <w:p>
+      <w:pPr>
+        <w:rPr>
+          <w:b/>
+          <w:bCs/>
+        </w:rPr>
+      </w:pPr>
+      <w:proofErr w:type="spellStart"/>
+      <w:proofErr w:type="gramStart"/>
+      <w:r>
+        <w:rPr>
+          <w:b/>
+          <w:bCs/>
+        </w:rPr>
+        <w:t>dir</w:t>
+      </w:r>
+      <w:proofErr w:type="spellEnd"/>
+      <w:r>
+        <w:rPr>
+          <w:b/>
+          <w:bCs/>
+        </w:rPr>
+        <w:t>(</w:t>
+      </w:r>
+      <w:proofErr w:type="gramEnd"/>
+      <w:r>
+        <w:rPr>
+          <w:b/>
+          <w:bCs/>
+        </w:rPr>
+        <w:t>)</w:t>
+      </w:r>
+    </w:p>
+    <w:p>
+      <w:pPr>
+        <w:numPr>
+          <w:ilvl w:val="0"/>
+          <w:numId w:val="11"/>
+        </w:numPr>
+      </w:pPr>
+      <w:r>
+        <w:t xml:space="preserve">Mostra </w:t>
+      </w:r>
+      <w:r>
+        <w:rPr>
+          <w:b/>
+          <w:bCs/>
+        </w:rPr>
+        <w:t>todos os atributos e métodos disponíveis</w:t>
+      </w:r>
+      <w:r>
+        <w:t xml:space="preserve"> em um objeto (inclusive os internos, que começam com __).</w:t>
+      </w:r>
+    </w:p>
+    <w:p>
+      <w:pPr>
+        <w:numPr>
+          <w:ilvl w:val="0"/>
+          <w:numId w:val="11"/>
+        </w:numPr>
+      </w:pPr>
+      <w:r>
+        <w:t>É tipo um "</w:t>
+      </w:r>
+      <w:proofErr w:type="spellStart"/>
+      <w:r>
+        <w:t>raio-x</w:t>
+      </w:r>
+      <w:proofErr w:type="spellEnd"/>
+      <w:r>
+        <w:t>" do que aquele objeto tem.</w:t>
+      </w:r>
+    </w:p>
+    <w:p>
+      <w:pPr>
+        <w:rPr>
+          <w:b/>
+          <w:bCs/>
+        </w:rPr>
+      </w:pPr>
+      <w:proofErr w:type="gramStart"/>
+      <w:r>
+        <w:rPr>
+          <w:b/>
+          <w:bCs/>
+        </w:rPr>
+        <w:t>vars(</w:t>
+      </w:r>
+      <w:proofErr w:type="gramEnd"/>
+      <w:r>
+        <w:rPr>
+          <w:b/>
+          <w:bCs/>
+        </w:rPr>
+        <w:t>)</w:t>
+      </w:r>
+    </w:p>
+    <w:p>
+      <w:pPr>
+        <w:numPr>
+          <w:ilvl w:val="0"/>
+          <w:numId w:val="12"/>
+        </w:numPr>
+      </w:pPr>
+      <w:r>
+        <w:t xml:space="preserve">Mostra um </w:t>
+      </w:r>
+      <w:r>
+        <w:rPr>
+          <w:b/>
+          <w:bCs/>
+        </w:rPr>
+        <w:t>dicionário</w:t>
+      </w:r>
+      <w:r>
+        <w:t xml:space="preserve"> com os </w:t>
+      </w:r>
+      <w:r>
+        <w:rPr>
+          <w:b/>
+          <w:bCs/>
+        </w:rPr>
+        <w:t>atributos do objeto</w:t>
+      </w:r>
+      <w:r>
+        <w:t xml:space="preserve"> (aquilo que está no __</w:t>
+      </w:r>
+      <w:proofErr w:type="spellStart"/>
+      <w:r>
+        <w:t>dict</w:t>
+      </w:r>
+      <w:proofErr w:type="spellEnd"/>
+      <w:r>
+        <w:t>__).</w:t>
+      </w:r>
+    </w:p>
+    <w:p>
+      <w:pPr>
+        <w:numPr>
+          <w:ilvl w:val="0"/>
+          <w:numId w:val="12"/>
+        </w:numPr>
+      </w:pPr>
+      <w:r>
+        <w:t xml:space="preserve">Diferente do </w:t>
+      </w:r>
+      <w:proofErr w:type="spellStart"/>
+      <w:proofErr w:type="gramStart"/>
+      <w:r>
+        <w:t>dir</w:t>
+      </w:r>
+      <w:proofErr w:type="spellEnd"/>
+      <w:r>
+        <w:t>(</w:t>
+      </w:r>
+      <w:proofErr w:type="gramEnd"/>
+      <w:r>
+        <w:t xml:space="preserve">), ele não mostra métodos, só os </w:t>
+      </w:r>
+      <w:r>
+        <w:rPr>
+          <w:b/>
+          <w:bCs/>
+        </w:rPr>
+        <w:t>valores atribuídos</w:t>
+      </w:r>
+      <w:r>
+        <w:t>.</w:t>
+      </w:r>
+    </w:p>
+    <w:p>
+      <w:r>
+        <w:t>Exemplo:</w:t>
+      </w:r>
+    </w:p>
+    <w:p>
+      <w:r>
+        <w:t>print(vars(p))</w:t>
+      </w:r>
+    </w:p>
+    <w:p>
+      <w:r>
+        <w:t>Saída:</w:t>
+      </w:r>
+    </w:p>
+    <w:p>
+      <w:r>
+        <w:t>{'nome': 'Lucas'}</w:t>
+      </w:r>
+    </w:p>
+    <w:p>
+      <w:r>
+        <w:rPr>
+          <w:rFonts w:ascii="Segoe UI Emoji" w:hAnsi="Segoe UI Emoji" w:cs="Segoe UI Emoji"/>
+        </w:rPr>
+        <w:t>👉</w:t>
+      </w:r>
+      <w:r>
+        <w:t xml:space="preserve"> Isso é ótimo </w:t>
+      </w:r>
+      <w:proofErr w:type="gramStart"/>
+      <w:r>
+        <w:t>pra</w:t>
+      </w:r>
+      <w:proofErr w:type="gramEnd"/>
+      <w:r>
+        <w:t xml:space="preserve"> inspecionar objetos de forma clara.</w:t>
+      </w:r>
+    </w:p>
+    <w:p/>
+    <w:tbl>
+      <w:tblPr>
+        <w:tblW w:w="0" w:type="auto"/>
+        <w:tblCellSpacing w:w="15" w:type="dxa"/>
+        <w:tblCellMar>
+          <w:top w:w="15" w:type="dxa"/>
+          <w:left w:w="15" w:type="dxa"/>
+          <w:bottom w:w="15" w:type="dxa"/>
+          <w:right w:w="15" w:type="dxa"/>
+        </w:tblCellMar>
+        <w:tblLook w:val="04A0" w:firstRow="1" w:lastRow="0" w:firstColumn="1" w:lastColumn="0" w:noHBand="0" w:noVBand="1"/>
+      </w:tblPr>
+      <w:tblGrid>
+        <w:gridCol w:w="1693"/>
+        <w:gridCol w:w="3524"/>
+        <w:gridCol w:w="3377"/>
+      </w:tblGrid>
+      <w:tr>
+        <w:trPr>
+          <w:tblHeader/>
+          <w:tblCellSpacing w:w="15" w:type="dxa"/>
+        </w:trPr>
+        <w:tc>
+          <w:tcPr>
+            <w:tcW w:w="0" w:type="auto"/>
+            <w:vAlign w:val="center"/>
+            <w:hideMark/>
+          </w:tcPr>
+          <w:p>
+            <w:pPr>
+              <w:rPr>
+                <w:b/>
+                <w:bCs/>
+              </w:rPr>
+            </w:pPr>
+            <w:r>
+              <w:rPr>
+                <w:b/>
+                <w:bCs/>
+              </w:rPr>
+              <w:t>Método</w:t>
+            </w:r>
+          </w:p>
+        </w:tc>
+        <w:tc>
+          <w:tcPr>
+            <w:tcW w:w="0" w:type="auto"/>
+            <w:vAlign w:val="center"/>
+            <w:hideMark/>
+          </w:tcPr>
+          <w:p>
+            <w:pPr>
+              <w:rPr>
+                <w:b/>
+                <w:bCs/>
+              </w:rPr>
+            </w:pPr>
+            <w:r>
+              <w:rPr>
+                <w:b/>
+                <w:bCs/>
+              </w:rPr>
+              <w:t>Quando é chamado</w:t>
+            </w:r>
+          </w:p>
+        </w:tc>
+        <w:tc>
+          <w:tcPr>
+            <w:tcW w:w="0" w:type="auto"/>
+            <w:vAlign w:val="center"/>
+            <w:hideMark/>
+          </w:tcPr>
+          <w:p>
+            <w:pPr>
+              <w:rPr>
+                <w:b/>
+                <w:bCs/>
+              </w:rPr>
+            </w:pPr>
+            <w:r>
+              <w:rPr>
+                <w:b/>
+                <w:bCs/>
+              </w:rPr>
+              <w:t>Para que serve</w:t>
+            </w:r>
+          </w:p>
+        </w:tc>
+      </w:tr>
+      <w:tr>
+        <w:trPr>
+          <w:tblCellSpacing w:w="15" w:type="dxa"/>
+        </w:trPr>
+        <w:tc>
+          <w:tcPr>
+            <w:tcW w:w="0" w:type="auto"/>
+            <w:vAlign w:val="center"/>
+            <w:hideMark/>
+          </w:tcPr>
+          <w:p>
+            <w:r>
+              <w:t>__</w:t>
+            </w:r>
+            <w:proofErr w:type="spellStart"/>
+            <w:r>
+              <w:t>init</w:t>
+            </w:r>
+            <w:proofErr w:type="spellEnd"/>
+            <w:r>
+              <w:t>__</w:t>
+            </w:r>
+          </w:p>
+        </w:tc>
+        <w:tc>
+          <w:tcPr>
+            <w:tcW w:w="0" w:type="auto"/>
+            <w:vAlign w:val="center"/>
+            <w:hideMark/>
+          </w:tcPr>
+          <w:p>
+            <w:r>
+              <w:t>Ao criar o objeto</w:t>
+            </w:r>
+          </w:p>
+        </w:tc>
+        <w:tc>
+          <w:tcPr>
+            <w:tcW w:w="0" w:type="auto"/>
+            <w:vAlign w:val="center"/>
+            <w:hideMark/>
+          </w:tcPr>
+          <w:p>
+            <w:r>
+              <w:t>Inicializa atributos.</w:t>
+            </w:r>
+          </w:p>
+        </w:tc>
+      </w:tr>
+      <w:tr>
+        <w:trPr>
+          <w:tblCellSpacing w:w="15" w:type="dxa"/>
+        </w:trPr>
+        <w:tc>
+          <w:tcPr>
+            <w:tcW w:w="0" w:type="auto"/>
+            <w:vAlign w:val="center"/>
+            <w:hideMark/>
+          </w:tcPr>
+          <w:p>
+            <w:r>
+              <w:t>__</w:t>
+            </w:r>
+            <w:proofErr w:type="spellStart"/>
+            <w:r>
+              <w:t>str</w:t>
+            </w:r>
+            <w:proofErr w:type="spellEnd"/>
+            <w:r>
+              <w:t>__</w:t>
+            </w:r>
+          </w:p>
+        </w:tc>
+        <w:tc>
+          <w:tcPr>
+            <w:tcW w:w="0" w:type="auto"/>
+            <w:vAlign w:val="center"/>
+            <w:hideMark/>
+          </w:tcPr>
+          <w:p>
+            <w:r>
+              <w:t>Quando usamos print(objeto)</w:t>
+            </w:r>
+          </w:p>
+        </w:tc>
+        <w:tc>
+          <w:tcPr>
+            <w:tcW w:w="0" w:type="auto"/>
+            <w:vAlign w:val="center"/>
+            <w:hideMark/>
+          </w:tcPr>
+          <w:p>
+            <w:r>
+              <w:t xml:space="preserve">Retorna uma </w:t>
+            </w:r>
+            <w:proofErr w:type="spellStart"/>
+            <w:r>
+              <w:t>string</w:t>
+            </w:r>
+            <w:proofErr w:type="spellEnd"/>
+            <w:r>
+              <w:t xml:space="preserve"> legível do objeto.</w:t>
+            </w:r>
+          </w:p>
+        </w:tc>
+      </w:tr>
+      <w:tr>
+        <w:trPr>
+          <w:tblCellSpacing w:w="15" w:type="dxa"/>
+        </w:trPr>
+        <w:tc>
+          <w:tcPr>
+            <w:tcW w:w="0" w:type="auto"/>
+            <w:vAlign w:val="center"/>
+            <w:hideMark/>
+          </w:tcPr>
+          <w:p>
+            <w:r>
+              <w:t>__</w:t>
+            </w:r>
+            <w:proofErr w:type="spellStart"/>
+            <w:r>
+              <w:t>repr</w:t>
+            </w:r>
+            <w:proofErr w:type="spellEnd"/>
+            <w:r>
+              <w:t>__</w:t>
+            </w:r>
+          </w:p>
+        </w:tc>
+        <w:tc>
+          <w:tcPr>
+            <w:tcW w:w="0" w:type="auto"/>
+            <w:vAlign w:val="center"/>
+            <w:hideMark/>
+          </w:tcPr>
+          <w:p>
+            <w:r>
+              <w:t xml:space="preserve">Quando usamos </w:t>
+            </w:r>
+            <w:proofErr w:type="spellStart"/>
+            <w:r>
+              <w:t>repr</w:t>
+            </w:r>
+            <w:proofErr w:type="spellEnd"/>
+            <w:r>
+              <w:t>(objeto) ou no console interativo</w:t>
+            </w:r>
+          </w:p>
+        </w:tc>
+        <w:tc>
+          <w:tcPr>
+            <w:tcW w:w="0" w:type="auto"/>
+            <w:vAlign w:val="center"/>
+            <w:hideMark/>
+          </w:tcPr>
+          <w:p>
+            <w:r>
+              <w:t>Representação "oficial" do objeto (mais técnica).</w:t>
+            </w:r>
+          </w:p>
+        </w:tc>
+      </w:tr>
+      <w:tr>
+        <w:trPr>
+          <w:tblCellSpacing w:w="15" w:type="dxa"/>
+        </w:trPr>
+        <w:tc>
+          <w:tcPr>
+            <w:tcW w:w="0" w:type="auto"/>
+            <w:vAlign w:val="center"/>
+            <w:hideMark/>
+          </w:tcPr>
+          <w:p>
+            <w:r>
+              <w:t>__</w:t>
+            </w:r>
+            <w:proofErr w:type="spellStart"/>
+            <w:r>
+              <w:t>len</w:t>
+            </w:r>
+            <w:proofErr w:type="spellEnd"/>
+            <w:r>
+              <w:t>__</w:t>
+            </w:r>
+          </w:p>
+        </w:tc>
+        <w:tc>
+          <w:tcPr>
+            <w:tcW w:w="0" w:type="auto"/>
+            <w:vAlign w:val="center"/>
+            <w:hideMark/>
+          </w:tcPr>
+          <w:p>
+            <w:r>
+              <w:t xml:space="preserve">Quando usamos </w:t>
+            </w:r>
+            <w:proofErr w:type="spellStart"/>
+            <w:r>
+              <w:t>len</w:t>
+            </w:r>
+            <w:proofErr w:type="spellEnd"/>
+            <w:r>
+              <w:t>(objeto)</w:t>
+            </w:r>
+          </w:p>
+        </w:tc>
+        <w:tc>
+          <w:tcPr>
+            <w:tcW w:w="0" w:type="auto"/>
+            <w:vAlign w:val="center"/>
+            <w:hideMark/>
+          </w:tcPr>
+          <w:p>
+            <w:r>
+              <w:t>Define o tamanho do objeto.</w:t>
+            </w:r>
+          </w:p>
+        </w:tc>
+      </w:tr>
+      <w:tr>
+        <w:trPr>
+          <w:tblCellSpacing w:w="15" w:type="dxa"/>
+        </w:trPr>
+        <w:tc>
+          <w:tcPr>
+            <w:tcW w:w="0" w:type="auto"/>
+            <w:vAlign w:val="center"/>
+            <w:hideMark/>
+          </w:tcPr>
+          <w:p>
+            <w:r>
+              <w:t>__</w:t>
+            </w:r>
+            <w:proofErr w:type="spellStart"/>
+            <w:r>
+              <w:t>getitem</w:t>
+            </w:r>
+            <w:proofErr w:type="spellEnd"/>
+            <w:r>
+              <w:t>__</w:t>
+            </w:r>
+          </w:p>
+        </w:tc>
+        <w:tc>
+          <w:tcPr>
+            <w:tcW w:w="0" w:type="auto"/>
+            <w:vAlign w:val="center"/>
+            <w:hideMark/>
+          </w:tcPr>
+          <w:p>
+            <w:r>
+              <w:t>Quando acessamos objeto[chave]</w:t>
+            </w:r>
+          </w:p>
+        </w:tc>
+        <w:tc>
+          <w:tcPr>
+            <w:tcW w:w="0" w:type="auto"/>
+            <w:vAlign w:val="center"/>
+            <w:hideMark/>
+          </w:tcPr>
+          <w:p>
+            <w:r>
+              <w:t>Permite indexação como em listas/dicionários.</w:t>
+            </w:r>
+          </w:p>
+        </w:tc>
+      </w:tr>
+      <w:tr>
+        <w:trPr>
+          <w:tblCellSpacing w:w="15" w:type="dxa"/>
+        </w:trPr>
+        <w:tc>
+          <w:tcPr>
+            <w:tcW w:w="0" w:type="auto"/>
+            <w:vAlign w:val="center"/>
+            <w:hideMark/>
+          </w:tcPr>
+          <w:p>
+            <w:r>
+              <w:t>__</w:t>
+            </w:r>
+            <w:proofErr w:type="spellStart"/>
+            <w:r>
+              <w:t>setitem</w:t>
+            </w:r>
+            <w:proofErr w:type="spellEnd"/>
+            <w:r>
+              <w:t>__</w:t>
+            </w:r>
+          </w:p>
+        </w:tc>
+        <w:tc>
+          <w:tcPr>
+            <w:tcW w:w="0" w:type="auto"/>
+            <w:vAlign w:val="center"/>
+            <w:hideMark/>
+          </w:tcPr>
+          <w:p>
+            <w:r>
+              <w:t>Quando fazemos objeto[chave] = valor</w:t>
+            </w:r>
+          </w:p>
+        </w:tc>
+        <w:tc>
+          <w:tcPr>
+            <w:tcW w:w="0" w:type="auto"/>
+            <w:vAlign w:val="center"/>
+            <w:hideMark/>
+          </w:tcPr>
+          <w:p>
+            <w:r>
+              <w:t>Define valores por índice/chave.</w:t>
+            </w:r>
+          </w:p>
+        </w:tc>
+      </w:tr>
+      <w:tr>
+        <w:trPr>
+          <w:tblCellSpacing w:w="15" w:type="dxa"/>
+        </w:trPr>
+        <w:tc>
+          <w:tcPr>
+            <w:tcW w:w="0" w:type="auto"/>
+            <w:vAlign w:val="center"/>
+            <w:hideMark/>
+          </w:tcPr>
+          <w:p>
+            <w:r>
+              <w:t>__</w:t>
+            </w:r>
+            <w:proofErr w:type="spellStart"/>
+            <w:r>
+              <w:t>delitem</w:t>
+            </w:r>
+            <w:proofErr w:type="spellEnd"/>
+            <w:r>
+              <w:t>__</w:t>
+            </w:r>
+          </w:p>
+        </w:tc>
+        <w:tc>
+          <w:tcPr>
+            <w:tcW w:w="0" w:type="auto"/>
+            <w:vAlign w:val="center"/>
+            <w:hideMark/>
+          </w:tcPr>
+          <w:p>
+            <w:r>
+              <w:t xml:space="preserve">Quando usamos </w:t>
+            </w:r>
+            <w:proofErr w:type="spellStart"/>
+            <w:r>
+              <w:t>del</w:t>
+            </w:r>
+            <w:proofErr w:type="spellEnd"/>
+            <w:r>
+              <w:t xml:space="preserve"> objeto[chave]</w:t>
+            </w:r>
+          </w:p>
+        </w:tc>
+        <w:tc>
+          <w:tcPr>
+            <w:tcW w:w="0" w:type="auto"/>
+            <w:vAlign w:val="center"/>
+            <w:hideMark/>
+          </w:tcPr>
+          <w:p>
+            <w:r>
+              <w:t>Apaga valores indexados.</w:t>
+            </w:r>
+          </w:p>
+        </w:tc>
+      </w:tr>
+      <w:tr>
+        <w:trPr>
+          <w:tblCellSpacing w:w="15" w:type="dxa"/>
+        </w:trPr>
+        <w:tc>
+          <w:tcPr>
+            <w:tcW w:w="0" w:type="auto"/>
+            <w:vAlign w:val="center"/>
+            <w:hideMark/>
+          </w:tcPr>
+          <w:p>
+            <w:r>
+              <w:t>__</w:t>
+            </w:r>
+            <w:proofErr w:type="spellStart"/>
+            <w:r>
+              <w:t>call</w:t>
+            </w:r>
+            <w:proofErr w:type="spellEnd"/>
+            <w:r>
+              <w:t>__</w:t>
+            </w:r>
+          </w:p>
+        </w:tc>
+        <w:tc>
+          <w:tcPr>
+            <w:tcW w:w="0" w:type="auto"/>
+            <w:vAlign w:val="center"/>
+            <w:hideMark/>
+          </w:tcPr>
+          <w:p>
+            <w:r>
+              <w:t xml:space="preserve">Quando usamos </w:t>
+            </w:r>
+            <w:proofErr w:type="gramStart"/>
+            <w:r>
+              <w:t>objeto(</w:t>
+            </w:r>
+            <w:proofErr w:type="gramEnd"/>
+            <w:r>
+              <w:t>) como se fosse função</w:t>
+            </w:r>
+          </w:p>
+        </w:tc>
+        <w:tc>
+          <w:tcPr>
+            <w:tcW w:w="0" w:type="auto"/>
+            <w:vAlign w:val="center"/>
+            <w:hideMark/>
+          </w:tcPr>
+          <w:p>
+            <w:r>
+              <w:t>Permite que o objeto seja "chamado".</w:t>
+            </w:r>
+          </w:p>
+        </w:tc>
+      </w:tr>
+      <w:tr>
+        <w:trPr>
+          <w:tblCellSpacing w:w="15" w:type="dxa"/>
+        </w:trPr>
+        <w:tc>
+          <w:tcPr>
+            <w:tcW w:w="0" w:type="auto"/>
+            <w:vAlign w:val="center"/>
+            <w:hideMark/>
+          </w:tcPr>
+          <w:p>
+            <w:r>
+              <w:t>__</w:t>
+            </w:r>
+            <w:proofErr w:type="spellStart"/>
+            <w:r>
+              <w:t>add</w:t>
+            </w:r>
+            <w:proofErr w:type="spellEnd"/>
+            <w:r>
+              <w:t>__</w:t>
+            </w:r>
+          </w:p>
+        </w:tc>
+        <w:tc>
+          <w:tcPr>
+            <w:tcW w:w="0" w:type="auto"/>
+            <w:vAlign w:val="center"/>
+            <w:hideMark/>
+          </w:tcPr>
+          <w:p>
+            <w:r>
+              <w:t>Quando usamos obj1 + obj2</w:t>
+            </w:r>
+          </w:p>
+        </w:tc>
+        <w:tc>
+          <w:tcPr>
+            <w:tcW w:w="0" w:type="auto"/>
+            <w:vAlign w:val="center"/>
+            <w:hideMark/>
+          </w:tcPr>
+          <w:p>
+            <w:r>
+              <w:t>Define o comportamento do operador +.</w:t>
+            </w:r>
+          </w:p>
+        </w:tc>
+      </w:tr>
+      <w:tr>
+        <w:trPr>
+          <w:tblCellSpacing w:w="15" w:type="dxa"/>
+        </w:trPr>
+        <w:tc>
+          <w:tcPr>
+            <w:tcW w:w="0" w:type="auto"/>
+            <w:vAlign w:val="center"/>
+            <w:hideMark/>
+          </w:tcPr>
+          <w:p>
+            <w:r>
+              <w:t>__</w:t>
+            </w:r>
+            <w:proofErr w:type="spellStart"/>
+            <w:r>
+              <w:t>eq</w:t>
+            </w:r>
+            <w:proofErr w:type="spellEnd"/>
+            <w:r>
+              <w:t>__</w:t>
+            </w:r>
+          </w:p>
+        </w:tc>
+        <w:tc>
+          <w:tcPr>
+            <w:tcW w:w="0" w:type="auto"/>
+            <w:vAlign w:val="center"/>
+            <w:hideMark/>
+          </w:tcPr>
+          <w:p>
+            <w:r>
+              <w:t>Quando usamos obj1 == obj2</w:t>
+            </w:r>
+          </w:p>
+        </w:tc>
+        <w:tc>
+          <w:tcPr>
+            <w:tcW w:w="0" w:type="auto"/>
+            <w:vAlign w:val="center"/>
+            <w:hideMark/>
+          </w:tcPr>
+          <w:p>
+            <w:r>
+              <w:t>Define a comparação de igualdade.</w:t>
+            </w:r>
+          </w:p>
+        </w:tc>
+      </w:tr>
+      <w:tr>
+        <w:trPr>
+          <w:tblCellSpacing w:w="15" w:type="dxa"/>
+        </w:trPr>
+        <w:tc>
+          <w:tcPr>
+            <w:tcW w:w="0" w:type="auto"/>
+            <w:vAlign w:val="center"/>
+            <w:hideMark/>
+          </w:tcPr>
+          <w:p>
+            <w:r>
+              <w:t>__</w:t>
+            </w:r>
+            <w:proofErr w:type="spellStart"/>
+            <w:r>
+              <w:t>lt</w:t>
+            </w:r>
+            <w:proofErr w:type="spellEnd"/>
+            <w:r>
+              <w:t>__</w:t>
+            </w:r>
+          </w:p>
+        </w:tc>
+        <w:tc>
+          <w:tcPr>
+            <w:tcW w:w="0" w:type="auto"/>
+            <w:vAlign w:val="center"/>
+            <w:hideMark/>
+          </w:tcPr>
+          <w:p>
+            <w:r>
+              <w:t>Quando usamos &lt;</w:t>
+            </w:r>
+          </w:p>
+        </w:tc>
+        <w:tc>
+          <w:tcPr>
+            <w:tcW w:w="0" w:type="auto"/>
+            <w:vAlign w:val="center"/>
+            <w:hideMark/>
+          </w:tcPr>
+          <w:p>
+            <w:r>
+              <w:t>Define comparação "menor que".</w:t>
+            </w:r>
+          </w:p>
+        </w:tc>
+      </w:tr>
+      <w:tr>
+        <w:trPr>
+          <w:tblCellSpacing w:w="15" w:type="dxa"/>
+        </w:trPr>
+        <w:tc>
+          <w:tcPr>
+            <w:tcW w:w="0" w:type="auto"/>
+            <w:vAlign w:val="center"/>
+            <w:hideMark/>
+          </w:tcPr>
+          <w:p>
+            <w:r>
+              <w:lastRenderedPageBreak/>
+              <w:t>__</w:t>
+            </w:r>
+            <w:proofErr w:type="spellStart"/>
+            <w:r>
+              <w:t>gt</w:t>
+            </w:r>
+            <w:proofErr w:type="spellEnd"/>
+            <w:r>
+              <w:t>__</w:t>
+            </w:r>
+          </w:p>
+        </w:tc>
+        <w:tc>
+          <w:tcPr>
+            <w:tcW w:w="0" w:type="auto"/>
+            <w:vAlign w:val="center"/>
+            <w:hideMark/>
+          </w:tcPr>
+          <w:p>
+            <w:r>
+              <w:t>Quando usamos &gt;</w:t>
+            </w:r>
+          </w:p>
+        </w:tc>
+        <w:tc>
+          <w:tcPr>
+            <w:tcW w:w="0" w:type="auto"/>
+            <w:vAlign w:val="center"/>
+            <w:hideMark/>
+          </w:tcPr>
+          <w:p>
+            <w:r>
+              <w:t>Define comparação "maior que".</w:t>
+            </w:r>
+          </w:p>
+        </w:tc>
+      </w:tr>
+      <w:tr>
+        <w:trPr>
+          <w:tblCellSpacing w:w="15" w:type="dxa"/>
+        </w:trPr>
+        <w:tc>
+          <w:tcPr>
+            <w:tcW w:w="0" w:type="auto"/>
+            <w:vAlign w:val="center"/>
+            <w:hideMark/>
+          </w:tcPr>
+          <w:p>
+            <w:r>
+              <w:t>__</w:t>
+            </w:r>
+            <w:proofErr w:type="spellStart"/>
+            <w:r>
+              <w:t>contains</w:t>
+            </w:r>
+            <w:proofErr w:type="spellEnd"/>
+            <w:r>
+              <w:t>__</w:t>
+            </w:r>
+          </w:p>
+        </w:tc>
+        <w:tc>
+          <w:tcPr>
+            <w:tcW w:w="0" w:type="auto"/>
+            <w:vAlign w:val="center"/>
+            <w:hideMark/>
+          </w:tcPr>
+          <w:p>
+            <w:r>
+              <w:t>Quando usamos x in objeto</w:t>
+            </w:r>
+          </w:p>
+        </w:tc>
+        <w:tc>
+          <w:tcPr>
+            <w:tcW w:w="0" w:type="auto"/>
+            <w:vAlign w:val="center"/>
+            <w:hideMark/>
+          </w:tcPr>
+          <w:p>
+            <w:r>
+              <w:t>Define se um item está no objeto.</w:t>
+            </w:r>
+          </w:p>
+        </w:tc>
+      </w:tr>
+      <w:tr>
+        <w:trPr>
+          <w:tblCellSpacing w:w="15" w:type="dxa"/>
+        </w:trPr>
+        <w:tc>
+          <w:tcPr>
+            <w:tcW w:w="0" w:type="auto"/>
+            <w:vAlign w:val="center"/>
+            <w:hideMark/>
+          </w:tcPr>
+          <w:p>
+            <w:r>
+              <w:t>__iter__ / __</w:t>
+            </w:r>
+            <w:proofErr w:type="spellStart"/>
+            <w:r>
+              <w:t>next</w:t>
+            </w:r>
+            <w:proofErr w:type="spellEnd"/>
+            <w:r>
+              <w:t>__</w:t>
+            </w:r>
+          </w:p>
+        </w:tc>
+        <w:tc>
+          <w:tcPr>
+            <w:tcW w:w="0" w:type="auto"/>
+            <w:vAlign w:val="center"/>
+            <w:hideMark/>
+          </w:tcPr>
+          <w:p>
+            <w:r>
+              <w:t>Quando usamos for ... in objeto</w:t>
+            </w:r>
+          </w:p>
+        </w:tc>
+        <w:tc>
+          <w:tcPr>
+            <w:tcW w:w="0" w:type="auto"/>
+            <w:vAlign w:val="center"/>
+            <w:hideMark/>
+          </w:tcPr>
+          <w:p>
+            <w:r>
+              <w:t xml:space="preserve">Torna o objeto </w:t>
+            </w:r>
+            <w:r>
+              <w:rPr>
+                <w:b/>
+                <w:bCs/>
+              </w:rPr>
+              <w:t>iterável</w:t>
+            </w:r>
+            <w:r>
+              <w:t>.</w:t>
+            </w:r>
+          </w:p>
+        </w:tc>
+      </w:tr>
+      <w:tr>
+        <w:trPr>
+          <w:tblCellSpacing w:w="15" w:type="dxa"/>
+        </w:trPr>
+        <w:tc>
+          <w:tcPr>
+            <w:tcW w:w="0" w:type="auto"/>
+            <w:vAlign w:val="center"/>
+            <w:hideMark/>
+          </w:tcPr>
+          <w:p>
+            <w:r>
+              <w:t>__</w:t>
+            </w:r>
+            <w:proofErr w:type="spellStart"/>
+            <w:r>
+              <w:t>enter</w:t>
+            </w:r>
+            <w:proofErr w:type="spellEnd"/>
+            <w:r>
+              <w:t>__ / __</w:t>
+            </w:r>
+            <w:proofErr w:type="spellStart"/>
+            <w:r>
+              <w:t>exit</w:t>
+            </w:r>
+            <w:proofErr w:type="spellEnd"/>
+            <w:r>
+              <w:t>__</w:t>
+            </w:r>
+          </w:p>
+        </w:tc>
+        <w:tc>
+          <w:tcPr>
+            <w:tcW w:w="0" w:type="auto"/>
+            <w:vAlign w:val="center"/>
+            <w:hideMark/>
+          </w:tcPr>
+          <w:p>
+            <w:r>
+              <w:t xml:space="preserve">Quando usamos </w:t>
+            </w:r>
+            <w:proofErr w:type="spellStart"/>
+            <w:r>
+              <w:t>with</w:t>
+            </w:r>
+            <w:proofErr w:type="spellEnd"/>
+            <w:r>
+              <w:t xml:space="preserve"> objeto:</w:t>
+            </w:r>
+          </w:p>
+        </w:tc>
+        <w:tc>
+          <w:tcPr>
+            <w:tcW w:w="0" w:type="auto"/>
+            <w:vAlign w:val="center"/>
+            <w:hideMark/>
+          </w:tcPr>
+          <w:p>
+            <w:r>
+              <w:t xml:space="preserve">Define comportamento de </w:t>
+            </w:r>
+            <w:proofErr w:type="spellStart"/>
+            <w:r>
+              <w:rPr>
+                <w:i/>
+                <w:iCs/>
+              </w:rPr>
+              <w:t>context</w:t>
+            </w:r>
+            <w:proofErr w:type="spellEnd"/>
+            <w:r>
+              <w:rPr>
+                <w:i/>
+                <w:iCs/>
+              </w:rPr>
+              <w:t xml:space="preserve"> manager</w:t>
+            </w:r>
+            <w:r>
+              <w:t>.</w:t>
+            </w:r>
+          </w:p>
+        </w:tc>
+      </w:tr>
+      <w:tr>
+        <w:trPr>
+          <w:tblCellSpacing w:w="15" w:type="dxa"/>
+        </w:trPr>
+        <w:tc>
+          <w:tcPr>
+            <w:tcW w:w="0" w:type="auto"/>
+            <w:vAlign w:val="center"/>
+            <w:hideMark/>
+          </w:tcPr>
+          <w:p>
+            <w:r>
+              <w:t>__</w:t>
+            </w:r>
+            <w:proofErr w:type="spellStart"/>
+            <w:r>
+              <w:t>del</w:t>
+            </w:r>
+            <w:proofErr w:type="spellEnd"/>
+            <w:r>
+              <w:t>__</w:t>
+            </w:r>
+          </w:p>
+        </w:tc>
+        <w:tc>
+          <w:tcPr>
+            <w:tcW w:w="0" w:type="auto"/>
+            <w:vAlign w:val="center"/>
+            <w:hideMark/>
+          </w:tcPr>
+          <w:p>
+            <w:r>
+              <w:t xml:space="preserve">Quando o objeto é destruído pelo </w:t>
+            </w:r>
+            <w:proofErr w:type="spellStart"/>
+            <w:r>
+              <w:t>garbage</w:t>
+            </w:r>
+            <w:proofErr w:type="spellEnd"/>
+            <w:r>
+              <w:t xml:space="preserve"> </w:t>
+            </w:r>
+            <w:proofErr w:type="spellStart"/>
+            <w:r>
+              <w:t>collector</w:t>
+            </w:r>
+            <w:proofErr w:type="spellEnd"/>
+          </w:p>
+        </w:tc>
+        <w:tc>
+          <w:tcPr>
+            <w:tcW w:w="0" w:type="auto"/>
+            <w:vAlign w:val="center"/>
+            <w:hideMark/>
+          </w:tcPr>
+          <w:p>
+            <w:r>
+              <w:t>Define o que acontece na exclusão do objeto.</w:t>
+            </w:r>
+          </w:p>
+        </w:tc>
+      </w:tr>
+    </w:tbl>
+    <w:p>
+      <w:r>
+        <w:t>Exemplos de uso</w:t>
+      </w:r>
+    </w:p>
+    <w:p>
+      <w:pPr>
+        <w:sectPr>
+          <w:type w:val="continuous"/>
+          <w:pgSz w:w="11906" w:h="16838"/>
+          <w:pgMar w:top="1417" w:right="1701" w:bottom="1417" w:left="1701" w:header="708" w:footer="708" w:gutter="0"/>
+          <w:cols w:space="708"/>
+          <w:docGrid w:linePitch="360"/>
+        </w:sectPr>
+      </w:pPr>
+      <w:r>
+        <w:lastRenderedPageBreak/>
+        <w:drawing>
+          <wp:inline distT="0" distB="0" distL="0" distR="0" wp14:anchorId="4B631B7D" wp14:editId="29639AC8">
+            <wp:extent cx="2722880" cy="8892540"/>
+            <wp:effectExtent l="0" t="0" r="1270" b="3810"/>
+            <wp:docPr id="626703741" name="Imagem 1" descr="Tela de computador com jogo&#10;&#10;O conteúdo gerado por IA pode estar incorreto."/>
+            <wp:cNvGraphicFramePr>
+              <a:graphicFrameLocks xmlns:a="http://schemas.openxmlformats.org/drawingml/2006/main" noChangeAspect="1"/>
+            </wp:cNvGraphicFramePr>
+            <a:graphic xmlns:a="http://schemas.openxmlformats.org/drawingml/2006/main">
+              <a:graphicData uri="http://schemas.openxmlformats.org/drawingml/2006/picture">
+                <pic:pic xmlns:pic="http://schemas.openxmlformats.org/drawingml/2006/picture">
+                  <pic:nvPicPr>
+                    <pic:cNvPr id="626703741" name="Imagem 1" descr="Tela de computador com jogo&#10;&#10;O conteúdo gerado por IA pode estar incorreto."/>
+                    <pic:cNvPicPr/>
+                  </pic:nvPicPr>
+                  <pic:blipFill>
+                    <a:blip r:embed="rId25"/>
+                    <a:stretch>
+                      <a:fillRect/>
+                    </a:stretch>
+                  </pic:blipFill>
+                  <pic:spPr>
+                    <a:xfrm>
+                      <a:off x="0" y="0"/>
+                      <a:ext cx="2722880" cy="8892540"/>
+                    </a:xfrm>
+                    <a:prstGeom prst="rect">
+                      <a:avLst/>
+                    </a:prstGeom>
+                  </pic:spPr>
+                </pic:pic>
+              </a:graphicData>
+            </a:graphic>
+          </wp:inline>
+        </w:drawing>
+      </w:r>
+      <w:r>
+        <w:rPr>
+          <w:noProof/>
+        </w:rPr>
+        <w:t xml:space="preserve"> </w:t>
+      </w:r>
+      <w:r>
+        <w:drawing>
+          <wp:inline distT="0" distB="0" distL="0" distR="0" wp14:anchorId="1F4BF739" wp14:editId="60D10442">
+            <wp:extent cx="2475230" cy="7574915"/>
+            <wp:effectExtent l="0" t="0" r="0" b="0"/>
+            <wp:docPr id="270858721" name="Imagem 1" descr="Tela de computador com fundo preto&#10;&#10;O conteúdo gerado por IA pode estar incorreto."/>
+            <wp:cNvGraphicFramePr>
+              <a:graphicFrameLocks xmlns:a="http://schemas.openxmlformats.org/drawingml/2006/main" noChangeAspect="1"/>
+            </wp:cNvGraphicFramePr>
+            <a:graphic xmlns:a="http://schemas.openxmlformats.org/drawingml/2006/main">
+              <a:graphicData uri="http://schemas.openxmlformats.org/drawingml/2006/picture">
+                <pic:pic xmlns:pic="http://schemas.openxmlformats.org/drawingml/2006/picture">
+                  <pic:nvPicPr>
+                    <pic:cNvPr id="270858721" name="Imagem 1" descr="Tela de computador com fundo preto&#10;&#10;O conteúdo gerado por IA pode estar incorreto."/>
+                    <pic:cNvPicPr/>
+                  </pic:nvPicPr>
+                  <pic:blipFill>
+                    <a:blip r:embed="rId26"/>
+                    <a:stretch>
+                      <a:fillRect/>
+                    </a:stretch>
+                  </pic:blipFill>
+                  <pic:spPr>
+                    <a:xfrm>
+                      <a:off x="0" y="0"/>
+                      <a:ext cx="2475230" cy="7574915"/>
+                    </a:xfrm>
+                    <a:prstGeom prst="rect">
+                      <a:avLst/>
+                    </a:prstGeom>
+                  </pic:spPr>
+                </pic:pic>
+              </a:graphicData>
+            </a:graphic>
+          </wp:inline>
+        </w:drawing>
+      </w:r>
+    </w:p>
+    <w:p/>
     <w:sectPr>
       <w:type w:val="continuous"/>
       <w:pgSz w:w="11906" w:h="16838"/>
@@ -7800,9 +10839,9 @@
     </w:lvl>
   </w:abstractNum>
   <w:abstractNum w:abstractNumId="2" w15:restartNumberingAfterBreak="0">
-    <w:nsid w:val="2BE82857"/>
+    <w:nsid w:val="15C31D4A"/>
     <w:multiLevelType w:val="multilevel"/>
-    <w:tmpl w:val="B9F21F0C"/>
+    <w:tmpl w:val="B2B0BCC6"/>
     <w:lvl w:ilvl="0">
       <w:start w:val="1"/>
       <w:numFmt w:val="bullet"/>
@@ -7949,9 +10988,9 @@
     </w:lvl>
   </w:abstractNum>
   <w:abstractNum w:abstractNumId="3" w15:restartNumberingAfterBreak="0">
-    <w:nsid w:val="32B2016E"/>
+    <w:nsid w:val="2BE82857"/>
     <w:multiLevelType w:val="multilevel"/>
-    <w:tmpl w:val="1C44B038"/>
+    <w:tmpl w:val="B9F21F0C"/>
     <w:lvl w:ilvl="0">
       <w:start w:val="1"/>
       <w:numFmt w:val="bullet"/>
@@ -8098,122 +11137,9 @@
     </w:lvl>
   </w:abstractNum>
   <w:abstractNum w:abstractNumId="4" w15:restartNumberingAfterBreak="0">
-    <w:nsid w:val="3ECF4AE2"/>
+    <w:nsid w:val="32B2016E"/>
     <w:multiLevelType w:val="multilevel"/>
-    <w:tmpl w:val="1B029BBA"/>
-    <w:lvl w:ilvl="0">
-      <w:start w:val="1"/>
-      <w:numFmt w:val="decimal"/>
-      <w:lvlText w:val="%1."/>
-      <w:lvlJc w:val="left"/>
-      <w:pPr>
-        <w:tabs>
-          <w:tab w:val="num" w:pos="720"/>
-        </w:tabs>
-        <w:ind w:left="720" w:hanging="360"/>
-      </w:pPr>
-    </w:lvl>
-    <w:lvl w:ilvl="1" w:tentative="1">
-      <w:start w:val="1"/>
-      <w:numFmt w:val="decimal"/>
-      <w:lvlText w:val="%2."/>
-      <w:lvlJc w:val="left"/>
-      <w:pPr>
-        <w:tabs>
-          <w:tab w:val="num" w:pos="1440"/>
-        </w:tabs>
-        <w:ind w:left="1440" w:hanging="360"/>
-      </w:pPr>
-    </w:lvl>
-    <w:lvl w:ilvl="2" w:tentative="1">
-      <w:start w:val="1"/>
-      <w:numFmt w:val="decimal"/>
-      <w:lvlText w:val="%3."/>
-      <w:lvlJc w:val="left"/>
-      <w:pPr>
-        <w:tabs>
-          <w:tab w:val="num" w:pos="2160"/>
-        </w:tabs>
-        <w:ind w:left="2160" w:hanging="360"/>
-      </w:pPr>
-    </w:lvl>
-    <w:lvl w:ilvl="3" w:tentative="1">
-      <w:start w:val="1"/>
-      <w:numFmt w:val="decimal"/>
-      <w:lvlText w:val="%4."/>
-      <w:lvlJc w:val="left"/>
-      <w:pPr>
-        <w:tabs>
-          <w:tab w:val="num" w:pos="2880"/>
-        </w:tabs>
-        <w:ind w:left="2880" w:hanging="360"/>
-      </w:pPr>
-    </w:lvl>
-    <w:lvl w:ilvl="4" w:tentative="1">
-      <w:start w:val="1"/>
-      <w:numFmt w:val="decimal"/>
-      <w:lvlText w:val="%5."/>
-      <w:lvlJc w:val="left"/>
-      <w:pPr>
-        <w:tabs>
-          <w:tab w:val="num" w:pos="3600"/>
-        </w:tabs>
-        <w:ind w:left="3600" w:hanging="360"/>
-      </w:pPr>
-    </w:lvl>
-    <w:lvl w:ilvl="5" w:tentative="1">
-      <w:start w:val="1"/>
-      <w:numFmt w:val="decimal"/>
-      <w:lvlText w:val="%6."/>
-      <w:lvlJc w:val="left"/>
-      <w:pPr>
-        <w:tabs>
-          <w:tab w:val="num" w:pos="4320"/>
-        </w:tabs>
-        <w:ind w:left="4320" w:hanging="360"/>
-      </w:pPr>
-    </w:lvl>
-    <w:lvl w:ilvl="6" w:tentative="1">
-      <w:start w:val="1"/>
-      <w:numFmt w:val="decimal"/>
-      <w:lvlText w:val="%7."/>
-      <w:lvlJc w:val="left"/>
-      <w:pPr>
-        <w:tabs>
-          <w:tab w:val="num" w:pos="5040"/>
-        </w:tabs>
-        <w:ind w:left="5040" w:hanging="360"/>
-      </w:pPr>
-    </w:lvl>
-    <w:lvl w:ilvl="7" w:tentative="1">
-      <w:start w:val="1"/>
-      <w:numFmt w:val="decimal"/>
-      <w:lvlText w:val="%8."/>
-      <w:lvlJc w:val="left"/>
-      <w:pPr>
-        <w:tabs>
-          <w:tab w:val="num" w:pos="5760"/>
-        </w:tabs>
-        <w:ind w:left="5760" w:hanging="360"/>
-      </w:pPr>
-    </w:lvl>
-    <w:lvl w:ilvl="8" w:tentative="1">
-      <w:start w:val="1"/>
-      <w:numFmt w:val="decimal"/>
-      <w:lvlText w:val="%9."/>
-      <w:lvlJc w:val="left"/>
-      <w:pPr>
-        <w:tabs>
-          <w:tab w:val="num" w:pos="6480"/>
-        </w:tabs>
-        <w:ind w:left="6480" w:hanging="360"/>
-      </w:pPr>
-    </w:lvl>
-  </w:abstractNum>
-  <w:abstractNum w:abstractNumId="5" w15:restartNumberingAfterBreak="0">
-    <w:nsid w:val="5EE77BF7"/>
-    <w:multiLevelType w:val="multilevel"/>
-    <w:tmpl w:val="148481A0"/>
+    <w:tmpl w:val="1C44B038"/>
     <w:lvl w:ilvl="0">
       <w:start w:val="1"/>
       <w:numFmt w:val="bullet"/>
@@ -8359,10 +11285,123 @@
       </w:rPr>
     </w:lvl>
   </w:abstractNum>
+  <w:abstractNum w:abstractNumId="5" w15:restartNumberingAfterBreak="0">
+    <w:nsid w:val="3ECF4AE2"/>
+    <w:multiLevelType w:val="multilevel"/>
+    <w:tmpl w:val="1B029BBA"/>
+    <w:lvl w:ilvl="0">
+      <w:start w:val="1"/>
+      <w:numFmt w:val="decimal"/>
+      <w:lvlText w:val="%1."/>
+      <w:lvlJc w:val="left"/>
+      <w:pPr>
+        <w:tabs>
+          <w:tab w:val="num" w:pos="720"/>
+        </w:tabs>
+        <w:ind w:left="720" w:hanging="360"/>
+      </w:pPr>
+    </w:lvl>
+    <w:lvl w:ilvl="1" w:tentative="1">
+      <w:start w:val="1"/>
+      <w:numFmt w:val="decimal"/>
+      <w:lvlText w:val="%2."/>
+      <w:lvlJc w:val="left"/>
+      <w:pPr>
+        <w:tabs>
+          <w:tab w:val="num" w:pos="1440"/>
+        </w:tabs>
+        <w:ind w:left="1440" w:hanging="360"/>
+      </w:pPr>
+    </w:lvl>
+    <w:lvl w:ilvl="2" w:tentative="1">
+      <w:start w:val="1"/>
+      <w:numFmt w:val="decimal"/>
+      <w:lvlText w:val="%3."/>
+      <w:lvlJc w:val="left"/>
+      <w:pPr>
+        <w:tabs>
+          <w:tab w:val="num" w:pos="2160"/>
+        </w:tabs>
+        <w:ind w:left="2160" w:hanging="360"/>
+      </w:pPr>
+    </w:lvl>
+    <w:lvl w:ilvl="3" w:tentative="1">
+      <w:start w:val="1"/>
+      <w:numFmt w:val="decimal"/>
+      <w:lvlText w:val="%4."/>
+      <w:lvlJc w:val="left"/>
+      <w:pPr>
+        <w:tabs>
+          <w:tab w:val="num" w:pos="2880"/>
+        </w:tabs>
+        <w:ind w:left="2880" w:hanging="360"/>
+      </w:pPr>
+    </w:lvl>
+    <w:lvl w:ilvl="4" w:tentative="1">
+      <w:start w:val="1"/>
+      <w:numFmt w:val="decimal"/>
+      <w:lvlText w:val="%5."/>
+      <w:lvlJc w:val="left"/>
+      <w:pPr>
+        <w:tabs>
+          <w:tab w:val="num" w:pos="3600"/>
+        </w:tabs>
+        <w:ind w:left="3600" w:hanging="360"/>
+      </w:pPr>
+    </w:lvl>
+    <w:lvl w:ilvl="5" w:tentative="1">
+      <w:start w:val="1"/>
+      <w:numFmt w:val="decimal"/>
+      <w:lvlText w:val="%6."/>
+      <w:lvlJc w:val="left"/>
+      <w:pPr>
+        <w:tabs>
+          <w:tab w:val="num" w:pos="4320"/>
+        </w:tabs>
+        <w:ind w:left="4320" w:hanging="360"/>
+      </w:pPr>
+    </w:lvl>
+    <w:lvl w:ilvl="6" w:tentative="1">
+      <w:start w:val="1"/>
+      <w:numFmt w:val="decimal"/>
+      <w:lvlText w:val="%7."/>
+      <w:lvlJc w:val="left"/>
+      <w:pPr>
+        <w:tabs>
+          <w:tab w:val="num" w:pos="5040"/>
+        </w:tabs>
+        <w:ind w:left="5040" w:hanging="360"/>
+      </w:pPr>
+    </w:lvl>
+    <w:lvl w:ilvl="7" w:tentative="1">
+      <w:start w:val="1"/>
+      <w:numFmt w:val="decimal"/>
+      <w:lvlText w:val="%8."/>
+      <w:lvlJc w:val="left"/>
+      <w:pPr>
+        <w:tabs>
+          <w:tab w:val="num" w:pos="5760"/>
+        </w:tabs>
+        <w:ind w:left="5760" w:hanging="360"/>
+      </w:pPr>
+    </w:lvl>
+    <w:lvl w:ilvl="8" w:tentative="1">
+      <w:start w:val="1"/>
+      <w:numFmt w:val="decimal"/>
+      <w:lvlText w:val="%9."/>
+      <w:lvlJc w:val="left"/>
+      <w:pPr>
+        <w:tabs>
+          <w:tab w:val="num" w:pos="6480"/>
+        </w:tabs>
+        <w:ind w:left="6480" w:hanging="360"/>
+      </w:pPr>
+    </w:lvl>
+  </w:abstractNum>
   <w:abstractNum w:abstractNumId="6" w15:restartNumberingAfterBreak="0">
-    <w:nsid w:val="716C7A33"/>
+    <w:nsid w:val="539A7E3B"/>
     <w:multiLevelType w:val="multilevel"/>
-    <w:tmpl w:val="7F70923C"/>
+    <w:tmpl w:val="DF8A4708"/>
     <w:lvl w:ilvl="0">
       <w:start w:val="1"/>
       <w:numFmt w:val="bullet"/>
@@ -8508,26 +11547,750 @@
       </w:rPr>
     </w:lvl>
   </w:abstractNum>
+  <w:abstractNum w:abstractNumId="7" w15:restartNumberingAfterBreak="0">
+    <w:nsid w:val="5EE77BF7"/>
+    <w:multiLevelType w:val="multilevel"/>
+    <w:tmpl w:val="148481A0"/>
+    <w:lvl w:ilvl="0">
+      <w:start w:val="1"/>
+      <w:numFmt w:val="bullet"/>
+      <w:lvlText w:val=""/>
+      <w:lvlJc w:val="left"/>
+      <w:pPr>
+        <w:tabs>
+          <w:tab w:val="num" w:pos="720"/>
+        </w:tabs>
+        <w:ind w:left="720" w:hanging="360"/>
+      </w:pPr>
+      <w:rPr>
+        <w:rFonts w:ascii="Symbol" w:hAnsi="Symbol" w:hint="default"/>
+        <w:sz w:val="20"/>
+      </w:rPr>
+    </w:lvl>
+    <w:lvl w:ilvl="1" w:tentative="1">
+      <w:start w:val="1"/>
+      <w:numFmt w:val="bullet"/>
+      <w:lvlText w:val="o"/>
+      <w:lvlJc w:val="left"/>
+      <w:pPr>
+        <w:tabs>
+          <w:tab w:val="num" w:pos="1440"/>
+        </w:tabs>
+        <w:ind w:left="1440" w:hanging="360"/>
+      </w:pPr>
+      <w:rPr>
+        <w:rFonts w:ascii="Courier New" w:hAnsi="Courier New" w:hint="default"/>
+        <w:sz w:val="20"/>
+      </w:rPr>
+    </w:lvl>
+    <w:lvl w:ilvl="2" w:tentative="1">
+      <w:start w:val="1"/>
+      <w:numFmt w:val="bullet"/>
+      <w:lvlText w:val=""/>
+      <w:lvlJc w:val="left"/>
+      <w:pPr>
+        <w:tabs>
+          <w:tab w:val="num" w:pos="2160"/>
+        </w:tabs>
+        <w:ind w:left="2160" w:hanging="360"/>
+      </w:pPr>
+      <w:rPr>
+        <w:rFonts w:ascii="Wingdings" w:hAnsi="Wingdings" w:hint="default"/>
+        <w:sz w:val="20"/>
+      </w:rPr>
+    </w:lvl>
+    <w:lvl w:ilvl="3" w:tentative="1">
+      <w:start w:val="1"/>
+      <w:numFmt w:val="bullet"/>
+      <w:lvlText w:val=""/>
+      <w:lvlJc w:val="left"/>
+      <w:pPr>
+        <w:tabs>
+          <w:tab w:val="num" w:pos="2880"/>
+        </w:tabs>
+        <w:ind w:left="2880" w:hanging="360"/>
+      </w:pPr>
+      <w:rPr>
+        <w:rFonts w:ascii="Wingdings" w:hAnsi="Wingdings" w:hint="default"/>
+        <w:sz w:val="20"/>
+      </w:rPr>
+    </w:lvl>
+    <w:lvl w:ilvl="4" w:tentative="1">
+      <w:start w:val="1"/>
+      <w:numFmt w:val="bullet"/>
+      <w:lvlText w:val=""/>
+      <w:lvlJc w:val="left"/>
+      <w:pPr>
+        <w:tabs>
+          <w:tab w:val="num" w:pos="3600"/>
+        </w:tabs>
+        <w:ind w:left="3600" w:hanging="360"/>
+      </w:pPr>
+      <w:rPr>
+        <w:rFonts w:ascii="Wingdings" w:hAnsi="Wingdings" w:hint="default"/>
+        <w:sz w:val="20"/>
+      </w:rPr>
+    </w:lvl>
+    <w:lvl w:ilvl="5" w:tentative="1">
+      <w:start w:val="1"/>
+      <w:numFmt w:val="bullet"/>
+      <w:lvlText w:val=""/>
+      <w:lvlJc w:val="left"/>
+      <w:pPr>
+        <w:tabs>
+          <w:tab w:val="num" w:pos="4320"/>
+        </w:tabs>
+        <w:ind w:left="4320" w:hanging="360"/>
+      </w:pPr>
+      <w:rPr>
+        <w:rFonts w:ascii="Wingdings" w:hAnsi="Wingdings" w:hint="default"/>
+        <w:sz w:val="20"/>
+      </w:rPr>
+    </w:lvl>
+    <w:lvl w:ilvl="6" w:tentative="1">
+      <w:start w:val="1"/>
+      <w:numFmt w:val="bullet"/>
+      <w:lvlText w:val=""/>
+      <w:lvlJc w:val="left"/>
+      <w:pPr>
+        <w:tabs>
+          <w:tab w:val="num" w:pos="5040"/>
+        </w:tabs>
+        <w:ind w:left="5040" w:hanging="360"/>
+      </w:pPr>
+      <w:rPr>
+        <w:rFonts w:ascii="Wingdings" w:hAnsi="Wingdings" w:hint="default"/>
+        <w:sz w:val="20"/>
+      </w:rPr>
+    </w:lvl>
+    <w:lvl w:ilvl="7" w:tentative="1">
+      <w:start w:val="1"/>
+      <w:numFmt w:val="bullet"/>
+      <w:lvlText w:val=""/>
+      <w:lvlJc w:val="left"/>
+      <w:pPr>
+        <w:tabs>
+          <w:tab w:val="num" w:pos="5760"/>
+        </w:tabs>
+        <w:ind w:left="5760" w:hanging="360"/>
+      </w:pPr>
+      <w:rPr>
+        <w:rFonts w:ascii="Wingdings" w:hAnsi="Wingdings" w:hint="default"/>
+        <w:sz w:val="20"/>
+      </w:rPr>
+    </w:lvl>
+    <w:lvl w:ilvl="8" w:tentative="1">
+      <w:start w:val="1"/>
+      <w:numFmt w:val="bullet"/>
+      <w:lvlText w:val=""/>
+      <w:lvlJc w:val="left"/>
+      <w:pPr>
+        <w:tabs>
+          <w:tab w:val="num" w:pos="6480"/>
+        </w:tabs>
+        <w:ind w:left="6480" w:hanging="360"/>
+      </w:pPr>
+      <w:rPr>
+        <w:rFonts w:ascii="Wingdings" w:hAnsi="Wingdings" w:hint="default"/>
+        <w:sz w:val="20"/>
+      </w:rPr>
+    </w:lvl>
+  </w:abstractNum>
+  <w:abstractNum w:abstractNumId="8" w15:restartNumberingAfterBreak="0">
+    <w:nsid w:val="680F549A"/>
+    <w:multiLevelType w:val="multilevel"/>
+    <w:tmpl w:val="E14264EC"/>
+    <w:lvl w:ilvl="0">
+      <w:start w:val="1"/>
+      <w:numFmt w:val="bullet"/>
+      <w:lvlText w:val=""/>
+      <w:lvlJc w:val="left"/>
+      <w:pPr>
+        <w:tabs>
+          <w:tab w:val="num" w:pos="720"/>
+        </w:tabs>
+        <w:ind w:left="720" w:hanging="360"/>
+      </w:pPr>
+      <w:rPr>
+        <w:rFonts w:ascii="Symbol" w:hAnsi="Symbol" w:hint="default"/>
+        <w:sz w:val="20"/>
+      </w:rPr>
+    </w:lvl>
+    <w:lvl w:ilvl="1" w:tentative="1">
+      <w:start w:val="1"/>
+      <w:numFmt w:val="bullet"/>
+      <w:lvlText w:val="o"/>
+      <w:lvlJc w:val="left"/>
+      <w:pPr>
+        <w:tabs>
+          <w:tab w:val="num" w:pos="1440"/>
+        </w:tabs>
+        <w:ind w:left="1440" w:hanging="360"/>
+      </w:pPr>
+      <w:rPr>
+        <w:rFonts w:ascii="Courier New" w:hAnsi="Courier New" w:hint="default"/>
+        <w:sz w:val="20"/>
+      </w:rPr>
+    </w:lvl>
+    <w:lvl w:ilvl="2" w:tentative="1">
+      <w:start w:val="1"/>
+      <w:numFmt w:val="bullet"/>
+      <w:lvlText w:val=""/>
+      <w:lvlJc w:val="left"/>
+      <w:pPr>
+        <w:tabs>
+          <w:tab w:val="num" w:pos="2160"/>
+        </w:tabs>
+        <w:ind w:left="2160" w:hanging="360"/>
+      </w:pPr>
+      <w:rPr>
+        <w:rFonts w:ascii="Wingdings" w:hAnsi="Wingdings" w:hint="default"/>
+        <w:sz w:val="20"/>
+      </w:rPr>
+    </w:lvl>
+    <w:lvl w:ilvl="3" w:tentative="1">
+      <w:start w:val="1"/>
+      <w:numFmt w:val="bullet"/>
+      <w:lvlText w:val=""/>
+      <w:lvlJc w:val="left"/>
+      <w:pPr>
+        <w:tabs>
+          <w:tab w:val="num" w:pos="2880"/>
+        </w:tabs>
+        <w:ind w:left="2880" w:hanging="360"/>
+      </w:pPr>
+      <w:rPr>
+        <w:rFonts w:ascii="Wingdings" w:hAnsi="Wingdings" w:hint="default"/>
+        <w:sz w:val="20"/>
+      </w:rPr>
+    </w:lvl>
+    <w:lvl w:ilvl="4" w:tentative="1">
+      <w:start w:val="1"/>
+      <w:numFmt w:val="bullet"/>
+      <w:lvlText w:val=""/>
+      <w:lvlJc w:val="left"/>
+      <w:pPr>
+        <w:tabs>
+          <w:tab w:val="num" w:pos="3600"/>
+        </w:tabs>
+        <w:ind w:left="3600" w:hanging="360"/>
+      </w:pPr>
+      <w:rPr>
+        <w:rFonts w:ascii="Wingdings" w:hAnsi="Wingdings" w:hint="default"/>
+        <w:sz w:val="20"/>
+      </w:rPr>
+    </w:lvl>
+    <w:lvl w:ilvl="5" w:tentative="1">
+      <w:start w:val="1"/>
+      <w:numFmt w:val="bullet"/>
+      <w:lvlText w:val=""/>
+      <w:lvlJc w:val="left"/>
+      <w:pPr>
+        <w:tabs>
+          <w:tab w:val="num" w:pos="4320"/>
+        </w:tabs>
+        <w:ind w:left="4320" w:hanging="360"/>
+      </w:pPr>
+      <w:rPr>
+        <w:rFonts w:ascii="Wingdings" w:hAnsi="Wingdings" w:hint="default"/>
+        <w:sz w:val="20"/>
+      </w:rPr>
+    </w:lvl>
+    <w:lvl w:ilvl="6" w:tentative="1">
+      <w:start w:val="1"/>
+      <w:numFmt w:val="bullet"/>
+      <w:lvlText w:val=""/>
+      <w:lvlJc w:val="left"/>
+      <w:pPr>
+        <w:tabs>
+          <w:tab w:val="num" w:pos="5040"/>
+        </w:tabs>
+        <w:ind w:left="5040" w:hanging="360"/>
+      </w:pPr>
+      <w:rPr>
+        <w:rFonts w:ascii="Wingdings" w:hAnsi="Wingdings" w:hint="default"/>
+        <w:sz w:val="20"/>
+      </w:rPr>
+    </w:lvl>
+    <w:lvl w:ilvl="7" w:tentative="1">
+      <w:start w:val="1"/>
+      <w:numFmt w:val="bullet"/>
+      <w:lvlText w:val=""/>
+      <w:lvlJc w:val="left"/>
+      <w:pPr>
+        <w:tabs>
+          <w:tab w:val="num" w:pos="5760"/>
+        </w:tabs>
+        <w:ind w:left="5760" w:hanging="360"/>
+      </w:pPr>
+      <w:rPr>
+        <w:rFonts w:ascii="Wingdings" w:hAnsi="Wingdings" w:hint="default"/>
+        <w:sz w:val="20"/>
+      </w:rPr>
+    </w:lvl>
+    <w:lvl w:ilvl="8" w:tentative="1">
+      <w:start w:val="1"/>
+      <w:numFmt w:val="bullet"/>
+      <w:lvlText w:val=""/>
+      <w:lvlJc w:val="left"/>
+      <w:pPr>
+        <w:tabs>
+          <w:tab w:val="num" w:pos="6480"/>
+        </w:tabs>
+        <w:ind w:left="6480" w:hanging="360"/>
+      </w:pPr>
+      <w:rPr>
+        <w:rFonts w:ascii="Wingdings" w:hAnsi="Wingdings" w:hint="default"/>
+        <w:sz w:val="20"/>
+      </w:rPr>
+    </w:lvl>
+  </w:abstractNum>
+  <w:abstractNum w:abstractNumId="9" w15:restartNumberingAfterBreak="0">
+    <w:nsid w:val="6FCA5AB4"/>
+    <w:multiLevelType w:val="multilevel"/>
+    <w:tmpl w:val="ECFAB734"/>
+    <w:lvl w:ilvl="0">
+      <w:start w:val="1"/>
+      <w:numFmt w:val="bullet"/>
+      <w:lvlText w:val=""/>
+      <w:lvlJc w:val="left"/>
+      <w:pPr>
+        <w:tabs>
+          <w:tab w:val="num" w:pos="720"/>
+        </w:tabs>
+        <w:ind w:left="720" w:hanging="360"/>
+      </w:pPr>
+      <w:rPr>
+        <w:rFonts w:ascii="Symbol" w:hAnsi="Symbol" w:hint="default"/>
+        <w:sz w:val="20"/>
+      </w:rPr>
+    </w:lvl>
+    <w:lvl w:ilvl="1" w:tentative="1">
+      <w:start w:val="1"/>
+      <w:numFmt w:val="bullet"/>
+      <w:lvlText w:val="o"/>
+      <w:lvlJc w:val="left"/>
+      <w:pPr>
+        <w:tabs>
+          <w:tab w:val="num" w:pos="1440"/>
+        </w:tabs>
+        <w:ind w:left="1440" w:hanging="360"/>
+      </w:pPr>
+      <w:rPr>
+        <w:rFonts w:ascii="Courier New" w:hAnsi="Courier New" w:hint="default"/>
+        <w:sz w:val="20"/>
+      </w:rPr>
+    </w:lvl>
+    <w:lvl w:ilvl="2" w:tentative="1">
+      <w:start w:val="1"/>
+      <w:numFmt w:val="bullet"/>
+      <w:lvlText w:val=""/>
+      <w:lvlJc w:val="left"/>
+      <w:pPr>
+        <w:tabs>
+          <w:tab w:val="num" w:pos="2160"/>
+        </w:tabs>
+        <w:ind w:left="2160" w:hanging="360"/>
+      </w:pPr>
+      <w:rPr>
+        <w:rFonts w:ascii="Wingdings" w:hAnsi="Wingdings" w:hint="default"/>
+        <w:sz w:val="20"/>
+      </w:rPr>
+    </w:lvl>
+    <w:lvl w:ilvl="3" w:tentative="1">
+      <w:start w:val="1"/>
+      <w:numFmt w:val="bullet"/>
+      <w:lvlText w:val=""/>
+      <w:lvlJc w:val="left"/>
+      <w:pPr>
+        <w:tabs>
+          <w:tab w:val="num" w:pos="2880"/>
+        </w:tabs>
+        <w:ind w:left="2880" w:hanging="360"/>
+      </w:pPr>
+      <w:rPr>
+        <w:rFonts w:ascii="Wingdings" w:hAnsi="Wingdings" w:hint="default"/>
+        <w:sz w:val="20"/>
+      </w:rPr>
+    </w:lvl>
+    <w:lvl w:ilvl="4" w:tentative="1">
+      <w:start w:val="1"/>
+      <w:numFmt w:val="bullet"/>
+      <w:lvlText w:val=""/>
+      <w:lvlJc w:val="left"/>
+      <w:pPr>
+        <w:tabs>
+          <w:tab w:val="num" w:pos="3600"/>
+        </w:tabs>
+        <w:ind w:left="3600" w:hanging="360"/>
+      </w:pPr>
+      <w:rPr>
+        <w:rFonts w:ascii="Wingdings" w:hAnsi="Wingdings" w:hint="default"/>
+        <w:sz w:val="20"/>
+      </w:rPr>
+    </w:lvl>
+    <w:lvl w:ilvl="5" w:tentative="1">
+      <w:start w:val="1"/>
+      <w:numFmt w:val="bullet"/>
+      <w:lvlText w:val=""/>
+      <w:lvlJc w:val="left"/>
+      <w:pPr>
+        <w:tabs>
+          <w:tab w:val="num" w:pos="4320"/>
+        </w:tabs>
+        <w:ind w:left="4320" w:hanging="360"/>
+      </w:pPr>
+      <w:rPr>
+        <w:rFonts w:ascii="Wingdings" w:hAnsi="Wingdings" w:hint="default"/>
+        <w:sz w:val="20"/>
+      </w:rPr>
+    </w:lvl>
+    <w:lvl w:ilvl="6" w:tentative="1">
+      <w:start w:val="1"/>
+      <w:numFmt w:val="bullet"/>
+      <w:lvlText w:val=""/>
+      <w:lvlJc w:val="left"/>
+      <w:pPr>
+        <w:tabs>
+          <w:tab w:val="num" w:pos="5040"/>
+        </w:tabs>
+        <w:ind w:left="5040" w:hanging="360"/>
+      </w:pPr>
+      <w:rPr>
+        <w:rFonts w:ascii="Wingdings" w:hAnsi="Wingdings" w:hint="default"/>
+        <w:sz w:val="20"/>
+      </w:rPr>
+    </w:lvl>
+    <w:lvl w:ilvl="7" w:tentative="1">
+      <w:start w:val="1"/>
+      <w:numFmt w:val="bullet"/>
+      <w:lvlText w:val=""/>
+      <w:lvlJc w:val="left"/>
+      <w:pPr>
+        <w:tabs>
+          <w:tab w:val="num" w:pos="5760"/>
+        </w:tabs>
+        <w:ind w:left="5760" w:hanging="360"/>
+      </w:pPr>
+      <w:rPr>
+        <w:rFonts w:ascii="Wingdings" w:hAnsi="Wingdings" w:hint="default"/>
+        <w:sz w:val="20"/>
+      </w:rPr>
+    </w:lvl>
+    <w:lvl w:ilvl="8" w:tentative="1">
+      <w:start w:val="1"/>
+      <w:numFmt w:val="bullet"/>
+      <w:lvlText w:val=""/>
+      <w:lvlJc w:val="left"/>
+      <w:pPr>
+        <w:tabs>
+          <w:tab w:val="num" w:pos="6480"/>
+        </w:tabs>
+        <w:ind w:left="6480" w:hanging="360"/>
+      </w:pPr>
+      <w:rPr>
+        <w:rFonts w:ascii="Wingdings" w:hAnsi="Wingdings" w:hint="default"/>
+        <w:sz w:val="20"/>
+      </w:rPr>
+    </w:lvl>
+  </w:abstractNum>
+  <w:abstractNum w:abstractNumId="10" w15:restartNumberingAfterBreak="0">
+    <w:nsid w:val="716C7A33"/>
+    <w:multiLevelType w:val="multilevel"/>
+    <w:tmpl w:val="7F70923C"/>
+    <w:lvl w:ilvl="0">
+      <w:start w:val="1"/>
+      <w:numFmt w:val="bullet"/>
+      <w:lvlText w:val=""/>
+      <w:lvlJc w:val="left"/>
+      <w:pPr>
+        <w:tabs>
+          <w:tab w:val="num" w:pos="720"/>
+        </w:tabs>
+        <w:ind w:left="720" w:hanging="360"/>
+      </w:pPr>
+      <w:rPr>
+        <w:rFonts w:ascii="Symbol" w:hAnsi="Symbol" w:hint="default"/>
+        <w:sz w:val="20"/>
+      </w:rPr>
+    </w:lvl>
+    <w:lvl w:ilvl="1" w:tentative="1">
+      <w:start w:val="1"/>
+      <w:numFmt w:val="bullet"/>
+      <w:lvlText w:val="o"/>
+      <w:lvlJc w:val="left"/>
+      <w:pPr>
+        <w:tabs>
+          <w:tab w:val="num" w:pos="1440"/>
+        </w:tabs>
+        <w:ind w:left="1440" w:hanging="360"/>
+      </w:pPr>
+      <w:rPr>
+        <w:rFonts w:ascii="Courier New" w:hAnsi="Courier New" w:hint="default"/>
+        <w:sz w:val="20"/>
+      </w:rPr>
+    </w:lvl>
+    <w:lvl w:ilvl="2" w:tentative="1">
+      <w:start w:val="1"/>
+      <w:numFmt w:val="bullet"/>
+      <w:lvlText w:val=""/>
+      <w:lvlJc w:val="left"/>
+      <w:pPr>
+        <w:tabs>
+          <w:tab w:val="num" w:pos="2160"/>
+        </w:tabs>
+        <w:ind w:left="2160" w:hanging="360"/>
+      </w:pPr>
+      <w:rPr>
+        <w:rFonts w:ascii="Wingdings" w:hAnsi="Wingdings" w:hint="default"/>
+        <w:sz w:val="20"/>
+      </w:rPr>
+    </w:lvl>
+    <w:lvl w:ilvl="3" w:tentative="1">
+      <w:start w:val="1"/>
+      <w:numFmt w:val="bullet"/>
+      <w:lvlText w:val=""/>
+      <w:lvlJc w:val="left"/>
+      <w:pPr>
+        <w:tabs>
+          <w:tab w:val="num" w:pos="2880"/>
+        </w:tabs>
+        <w:ind w:left="2880" w:hanging="360"/>
+      </w:pPr>
+      <w:rPr>
+        <w:rFonts w:ascii="Wingdings" w:hAnsi="Wingdings" w:hint="default"/>
+        <w:sz w:val="20"/>
+      </w:rPr>
+    </w:lvl>
+    <w:lvl w:ilvl="4" w:tentative="1">
+      <w:start w:val="1"/>
+      <w:numFmt w:val="bullet"/>
+      <w:lvlText w:val=""/>
+      <w:lvlJc w:val="left"/>
+      <w:pPr>
+        <w:tabs>
+          <w:tab w:val="num" w:pos="3600"/>
+        </w:tabs>
+        <w:ind w:left="3600" w:hanging="360"/>
+      </w:pPr>
+      <w:rPr>
+        <w:rFonts w:ascii="Wingdings" w:hAnsi="Wingdings" w:hint="default"/>
+        <w:sz w:val="20"/>
+      </w:rPr>
+    </w:lvl>
+    <w:lvl w:ilvl="5" w:tentative="1">
+      <w:start w:val="1"/>
+      <w:numFmt w:val="bullet"/>
+      <w:lvlText w:val=""/>
+      <w:lvlJc w:val="left"/>
+      <w:pPr>
+        <w:tabs>
+          <w:tab w:val="num" w:pos="4320"/>
+        </w:tabs>
+        <w:ind w:left="4320" w:hanging="360"/>
+      </w:pPr>
+      <w:rPr>
+        <w:rFonts w:ascii="Wingdings" w:hAnsi="Wingdings" w:hint="default"/>
+        <w:sz w:val="20"/>
+      </w:rPr>
+    </w:lvl>
+    <w:lvl w:ilvl="6" w:tentative="1">
+      <w:start w:val="1"/>
+      <w:numFmt w:val="bullet"/>
+      <w:lvlText w:val=""/>
+      <w:lvlJc w:val="left"/>
+      <w:pPr>
+        <w:tabs>
+          <w:tab w:val="num" w:pos="5040"/>
+        </w:tabs>
+        <w:ind w:left="5040" w:hanging="360"/>
+      </w:pPr>
+      <w:rPr>
+        <w:rFonts w:ascii="Wingdings" w:hAnsi="Wingdings" w:hint="default"/>
+        <w:sz w:val="20"/>
+      </w:rPr>
+    </w:lvl>
+    <w:lvl w:ilvl="7" w:tentative="1">
+      <w:start w:val="1"/>
+      <w:numFmt w:val="bullet"/>
+      <w:lvlText w:val=""/>
+      <w:lvlJc w:val="left"/>
+      <w:pPr>
+        <w:tabs>
+          <w:tab w:val="num" w:pos="5760"/>
+        </w:tabs>
+        <w:ind w:left="5760" w:hanging="360"/>
+      </w:pPr>
+      <w:rPr>
+        <w:rFonts w:ascii="Wingdings" w:hAnsi="Wingdings" w:hint="default"/>
+        <w:sz w:val="20"/>
+      </w:rPr>
+    </w:lvl>
+    <w:lvl w:ilvl="8" w:tentative="1">
+      <w:start w:val="1"/>
+      <w:numFmt w:val="bullet"/>
+      <w:lvlText w:val=""/>
+      <w:lvlJc w:val="left"/>
+      <w:pPr>
+        <w:tabs>
+          <w:tab w:val="num" w:pos="6480"/>
+        </w:tabs>
+        <w:ind w:left="6480" w:hanging="360"/>
+      </w:pPr>
+      <w:rPr>
+        <w:rFonts w:ascii="Wingdings" w:hAnsi="Wingdings" w:hint="default"/>
+        <w:sz w:val="20"/>
+      </w:rPr>
+    </w:lvl>
+  </w:abstractNum>
+  <w:abstractNum w:abstractNumId="11" w15:restartNumberingAfterBreak="0">
+    <w:nsid w:val="73CA5DDC"/>
+    <w:multiLevelType w:val="multilevel"/>
+    <w:tmpl w:val="31A2936A"/>
+    <w:lvl w:ilvl="0">
+      <w:start w:val="1"/>
+      <w:numFmt w:val="decimal"/>
+      <w:lvlText w:val="%1."/>
+      <w:lvlJc w:val="left"/>
+      <w:pPr>
+        <w:tabs>
+          <w:tab w:val="num" w:pos="720"/>
+        </w:tabs>
+        <w:ind w:left="720" w:hanging="360"/>
+      </w:pPr>
+    </w:lvl>
+    <w:lvl w:ilvl="1" w:tentative="1">
+      <w:start w:val="1"/>
+      <w:numFmt w:val="decimal"/>
+      <w:lvlText w:val="%2."/>
+      <w:lvlJc w:val="left"/>
+      <w:pPr>
+        <w:tabs>
+          <w:tab w:val="num" w:pos="1440"/>
+        </w:tabs>
+        <w:ind w:left="1440" w:hanging="360"/>
+      </w:pPr>
+    </w:lvl>
+    <w:lvl w:ilvl="2" w:tentative="1">
+      <w:start w:val="1"/>
+      <w:numFmt w:val="decimal"/>
+      <w:lvlText w:val="%3."/>
+      <w:lvlJc w:val="left"/>
+      <w:pPr>
+        <w:tabs>
+          <w:tab w:val="num" w:pos="2160"/>
+        </w:tabs>
+        <w:ind w:left="2160" w:hanging="360"/>
+      </w:pPr>
+    </w:lvl>
+    <w:lvl w:ilvl="3" w:tentative="1">
+      <w:start w:val="1"/>
+      <w:numFmt w:val="decimal"/>
+      <w:lvlText w:val="%4."/>
+      <w:lvlJc w:val="left"/>
+      <w:pPr>
+        <w:tabs>
+          <w:tab w:val="num" w:pos="2880"/>
+        </w:tabs>
+        <w:ind w:left="2880" w:hanging="360"/>
+      </w:pPr>
+    </w:lvl>
+    <w:lvl w:ilvl="4" w:tentative="1">
+      <w:start w:val="1"/>
+      <w:numFmt w:val="decimal"/>
+      <w:lvlText w:val="%5."/>
+      <w:lvlJc w:val="left"/>
+      <w:pPr>
+        <w:tabs>
+          <w:tab w:val="num" w:pos="3600"/>
+        </w:tabs>
+        <w:ind w:left="3600" w:hanging="360"/>
+      </w:pPr>
+    </w:lvl>
+    <w:lvl w:ilvl="5" w:tentative="1">
+      <w:start w:val="1"/>
+      <w:numFmt w:val="decimal"/>
+      <w:lvlText w:val="%6."/>
+      <w:lvlJc w:val="left"/>
+      <w:pPr>
+        <w:tabs>
+          <w:tab w:val="num" w:pos="4320"/>
+        </w:tabs>
+        <w:ind w:left="4320" w:hanging="360"/>
+      </w:pPr>
+    </w:lvl>
+    <w:lvl w:ilvl="6" w:tentative="1">
+      <w:start w:val="1"/>
+      <w:numFmt w:val="decimal"/>
+      <w:lvlText w:val="%7."/>
+      <w:lvlJc w:val="left"/>
+      <w:pPr>
+        <w:tabs>
+          <w:tab w:val="num" w:pos="5040"/>
+        </w:tabs>
+        <w:ind w:left="5040" w:hanging="360"/>
+      </w:pPr>
+    </w:lvl>
+    <w:lvl w:ilvl="7" w:tentative="1">
+      <w:start w:val="1"/>
+      <w:numFmt w:val="decimal"/>
+      <w:lvlText w:val="%8."/>
+      <w:lvlJc w:val="left"/>
+      <w:pPr>
+        <w:tabs>
+          <w:tab w:val="num" w:pos="5760"/>
+        </w:tabs>
+        <w:ind w:left="5760" w:hanging="360"/>
+      </w:pPr>
+    </w:lvl>
+    <w:lvl w:ilvl="8" w:tentative="1">
+      <w:start w:val="1"/>
+      <w:numFmt w:val="decimal"/>
+      <w:lvlText w:val="%9."/>
+      <w:lvlJc w:val="left"/>
+      <w:pPr>
+        <w:tabs>
+          <w:tab w:val="num" w:pos="6480"/>
+        </w:tabs>
+        <w:ind w:left="6480" w:hanging="360"/>
+      </w:pPr>
+    </w:lvl>
+  </w:abstractNum>
   <w:num w:numId="1" w16cid:durableId="721563420">
-    <w:abstractNumId w:val="5"/>
+    <w:abstractNumId w:val="7"/>
   </w:num>
   <w:num w:numId="2" w16cid:durableId="1916435742">
     <w:abstractNumId w:val="0"/>
   </w:num>
   <w:num w:numId="3" w16cid:durableId="1807046365">
+    <w:abstractNumId w:val="5"/>
+  </w:num>
+  <w:num w:numId="4" w16cid:durableId="1785878598">
     <w:abstractNumId w:val="4"/>
   </w:num>
-  <w:num w:numId="4" w16cid:durableId="1785878598">
+  <w:num w:numId="5" w16cid:durableId="1069571351">
     <w:abstractNumId w:val="3"/>
-  </w:num>
-  <w:num w:numId="5" w16cid:durableId="1069571351">
-    <w:abstractNumId w:val="2"/>
   </w:num>
   <w:num w:numId="6" w16cid:durableId="1130441956">
     <w:abstractNumId w:val="1"/>
   </w:num>
   <w:num w:numId="7" w16cid:durableId="922684831">
+    <w:abstractNumId w:val="10"/>
+  </w:num>
+  <w:num w:numId="8" w16cid:durableId="723530561">
     <w:abstractNumId w:val="6"/>
+  </w:num>
+  <w:num w:numId="9" w16cid:durableId="1943806307">
+    <w:abstractNumId w:val="11"/>
+  </w:num>
+  <w:num w:numId="10" w16cid:durableId="1469393527">
+    <w:abstractNumId w:val="2"/>
+  </w:num>
+  <w:num w:numId="11" w16cid:durableId="66265087">
+    <w:abstractNumId w:val="8"/>
+  </w:num>
+  <w:num w:numId="12" w16cid:durableId="2075812530">
+    <w:abstractNumId w:val="9"/>
   </w:num>
 </w:numbering>
 </file>
@@ -9000,7 +12763,6 @@
   <w:style w:type="character" w:default="1" w:styleId="Fontepargpadro">
     <w:name w:val="Default Paragraph Font"/>
     <w:uiPriority w:val="1"/>
-    <w:semiHidden/>
     <w:unhideWhenUsed/>
   </w:style>
   <w:style w:type="table" w:default="1" w:styleId="Tabelanormal">

--- a/Curso Python/Anotações sobre o Curso de Python.docx
+++ b/Curso Python/Anotações sobre o Curso de Python.docx
@@ -10476,7 +10476,1337 @@
         </w:drawing>
       </w:r>
     </w:p>
-    <w:p/>
+    <w:p>
+      <w:pPr>
+        <w:rPr>
+          <w:b/>
+          <w:bCs/>
+        </w:rPr>
+      </w:pPr>
+      <w:r>
+        <w:rPr>
+          <w:b/>
+          <w:bCs/>
+        </w:rPr>
+        <w:lastRenderedPageBreak/>
+        <w:t>1. Sobre _ e __</w:t>
+      </w:r>
+    </w:p>
+    <w:p>
+      <w:r>
+        <w:t xml:space="preserve">No Python, atributos podem ser </w:t>
+      </w:r>
+      <w:r>
+        <w:rPr>
+          <w:b/>
+          <w:bCs/>
+        </w:rPr>
+        <w:t>públicos, protegidos ou privados</w:t>
+      </w:r>
+      <w:r>
+        <w:t xml:space="preserve"> (conceito de </w:t>
+      </w:r>
+      <w:r>
+        <w:rPr>
+          <w:b/>
+          <w:bCs/>
+        </w:rPr>
+        <w:t>encapsulamento</w:t>
+      </w:r>
+      <w:r>
+        <w:t xml:space="preserve"> na POO).</w:t>
+      </w:r>
+    </w:p>
+    <w:tbl>
+      <w:tblPr>
+        <w:tblW w:w="0" w:type="auto"/>
+        <w:tblCellSpacing w:w="15" w:type="dxa"/>
+        <w:tblCellMar>
+          <w:top w:w="15" w:type="dxa"/>
+          <w:left w:w="15" w:type="dxa"/>
+          <w:bottom w:w="15" w:type="dxa"/>
+          <w:right w:w="15" w:type="dxa"/>
+        </w:tblCellMar>
+        <w:tblLook w:val="04A0" w:firstRow="1" w:lastRow="0" w:firstColumn="1" w:lastColumn="0" w:noHBand="0" w:noVBand="1"/>
+      </w:tblPr>
+      <w:tblGrid>
+        <w:gridCol w:w="971"/>
+        <w:gridCol w:w="1375"/>
+        <w:gridCol w:w="3319"/>
+        <w:gridCol w:w="2929"/>
+      </w:tblGrid>
+      <w:tr>
+        <w:trPr>
+          <w:tblHeader/>
+          <w:tblCellSpacing w:w="15" w:type="dxa"/>
+        </w:trPr>
+        <w:tc>
+          <w:tcPr>
+            <w:tcW w:w="0" w:type="auto"/>
+            <w:vAlign w:val="center"/>
+            <w:hideMark/>
+          </w:tcPr>
+          <w:p>
+            <w:pPr>
+              <w:rPr>
+                <w:b/>
+                <w:bCs/>
+              </w:rPr>
+            </w:pPr>
+            <w:r>
+              <w:rPr>
+                <w:b/>
+                <w:bCs/>
+              </w:rPr>
+              <w:t>Tipo</w:t>
+            </w:r>
+          </w:p>
+        </w:tc>
+        <w:tc>
+          <w:tcPr>
+            <w:tcW w:w="0" w:type="auto"/>
+            <w:vAlign w:val="center"/>
+            <w:hideMark/>
+          </w:tcPr>
+          <w:p>
+            <w:pPr>
+              <w:rPr>
+                <w:b/>
+                <w:bCs/>
+              </w:rPr>
+            </w:pPr>
+            <w:r>
+              <w:rPr>
+                <w:b/>
+                <w:bCs/>
+              </w:rPr>
+              <w:t>Sintaxe</w:t>
+            </w:r>
+          </w:p>
+        </w:tc>
+        <w:tc>
+          <w:tcPr>
+            <w:tcW w:w="0" w:type="auto"/>
+            <w:vAlign w:val="center"/>
+            <w:hideMark/>
+          </w:tcPr>
+          <w:p>
+            <w:pPr>
+              <w:rPr>
+                <w:b/>
+                <w:bCs/>
+              </w:rPr>
+            </w:pPr>
+            <w:r>
+              <w:rPr>
+                <w:b/>
+                <w:bCs/>
+              </w:rPr>
+              <w:t>Uso</w:t>
+            </w:r>
+          </w:p>
+        </w:tc>
+        <w:tc>
+          <w:tcPr>
+            <w:tcW w:w="0" w:type="auto"/>
+            <w:vAlign w:val="center"/>
+            <w:hideMark/>
+          </w:tcPr>
+          <w:p>
+            <w:pPr>
+              <w:rPr>
+                <w:b/>
+                <w:bCs/>
+              </w:rPr>
+            </w:pPr>
+            <w:r>
+              <w:rPr>
+                <w:b/>
+                <w:bCs/>
+              </w:rPr>
+              <w:t>Acesso</w:t>
+            </w:r>
+          </w:p>
+        </w:tc>
+      </w:tr>
+      <w:tr>
+        <w:trPr>
+          <w:tblCellSpacing w:w="15" w:type="dxa"/>
+        </w:trPr>
+        <w:tc>
+          <w:tcPr>
+            <w:tcW w:w="0" w:type="auto"/>
+            <w:vAlign w:val="center"/>
+            <w:hideMark/>
+          </w:tcPr>
+          <w:p>
+            <w:r>
+              <w:rPr>
+                <w:b/>
+                <w:bCs/>
+              </w:rPr>
+              <w:t>Público</w:t>
+            </w:r>
+          </w:p>
+        </w:tc>
+        <w:tc>
+          <w:tcPr>
+            <w:tcW w:w="0" w:type="auto"/>
+            <w:vAlign w:val="center"/>
+            <w:hideMark/>
+          </w:tcPr>
+          <w:p>
+            <w:proofErr w:type="spellStart"/>
+            <w:proofErr w:type="gramStart"/>
+            <w:r>
+              <w:t>self.atributo</w:t>
+            </w:r>
+            <w:proofErr w:type="spellEnd"/>
+            <w:proofErr w:type="gramEnd"/>
+          </w:p>
+        </w:tc>
+        <w:tc>
+          <w:tcPr>
+            <w:tcW w:w="0" w:type="auto"/>
+            <w:vAlign w:val="center"/>
+            <w:hideMark/>
+          </w:tcPr>
+          <w:p>
+            <w:r>
+              <w:t>Pode ser acessado em qualquer lugar.</w:t>
+            </w:r>
+          </w:p>
+        </w:tc>
+        <w:tc>
+          <w:tcPr>
+            <w:tcW w:w="0" w:type="auto"/>
+            <w:vAlign w:val="center"/>
+            <w:hideMark/>
+          </w:tcPr>
+          <w:p>
+            <w:r>
+              <w:t>Livre.</w:t>
+            </w:r>
+          </w:p>
+        </w:tc>
+      </w:tr>
+      <w:tr>
+        <w:trPr>
+          <w:tblCellSpacing w:w="15" w:type="dxa"/>
+        </w:trPr>
+        <w:tc>
+          <w:tcPr>
+            <w:tcW w:w="0" w:type="auto"/>
+            <w:vAlign w:val="center"/>
+            <w:hideMark/>
+          </w:tcPr>
+          <w:p>
+            <w:r>
+              <w:rPr>
+                <w:b/>
+                <w:bCs/>
+              </w:rPr>
+              <w:t>Protegido</w:t>
+            </w:r>
+          </w:p>
+        </w:tc>
+        <w:tc>
+          <w:tcPr>
+            <w:tcW w:w="0" w:type="auto"/>
+            <w:vAlign w:val="center"/>
+            <w:hideMark/>
+          </w:tcPr>
+          <w:p>
+            <w:proofErr w:type="spellStart"/>
+            <w:proofErr w:type="gramStart"/>
+            <w:r>
+              <w:t>self._</w:t>
+            </w:r>
+            <w:proofErr w:type="gramEnd"/>
+            <w:r>
+              <w:t>atributo</w:t>
+            </w:r>
+            <w:proofErr w:type="spellEnd"/>
+          </w:p>
+        </w:tc>
+        <w:tc>
+          <w:tcPr>
+            <w:tcW w:w="0" w:type="auto"/>
+            <w:vAlign w:val="center"/>
+            <w:hideMark/>
+          </w:tcPr>
+          <w:p>
+            <w:r>
+              <w:t xml:space="preserve">Convenção: </w:t>
+            </w:r>
+            <w:r>
+              <w:rPr>
+                <w:i/>
+                <w:iCs/>
+              </w:rPr>
+              <w:t>“interno, não mexa fora da classe”</w:t>
+            </w:r>
+            <w:r>
+              <w:t>.</w:t>
+            </w:r>
+          </w:p>
+        </w:tc>
+        <w:tc>
+          <w:tcPr>
+            <w:tcW w:w="0" w:type="auto"/>
+            <w:vAlign w:val="center"/>
+            <w:hideMark/>
+          </w:tcPr>
+          <w:p>
+            <w:r>
+              <w:t xml:space="preserve">Acessível, mas </w:t>
+            </w:r>
+            <w:r>
+              <w:rPr>
+                <w:b/>
+                <w:bCs/>
+              </w:rPr>
+              <w:t>não recomendado</w:t>
+            </w:r>
+            <w:r>
+              <w:t>.</w:t>
+            </w:r>
+          </w:p>
+        </w:tc>
+      </w:tr>
+      <w:tr>
+        <w:trPr>
+          <w:tblCellSpacing w:w="15" w:type="dxa"/>
+        </w:trPr>
+        <w:tc>
+          <w:tcPr>
+            <w:tcW w:w="0" w:type="auto"/>
+            <w:vAlign w:val="center"/>
+            <w:hideMark/>
+          </w:tcPr>
+          <w:p>
+            <w:r>
+              <w:rPr>
+                <w:b/>
+                <w:bCs/>
+              </w:rPr>
+              <w:t>Privado</w:t>
+            </w:r>
+          </w:p>
+        </w:tc>
+        <w:tc>
+          <w:tcPr>
+            <w:tcW w:w="0" w:type="auto"/>
+            <w:vAlign w:val="center"/>
+            <w:hideMark/>
+          </w:tcPr>
+          <w:p>
+            <w:proofErr w:type="spellStart"/>
+            <w:proofErr w:type="gramStart"/>
+            <w:r>
+              <w:t>self._</w:t>
+            </w:r>
+            <w:proofErr w:type="gramEnd"/>
+            <w:r>
+              <w:t>_atributo</w:t>
+            </w:r>
+            <w:proofErr w:type="spellEnd"/>
+          </w:p>
+        </w:tc>
+        <w:tc>
+          <w:tcPr>
+            <w:tcW w:w="0" w:type="auto"/>
+            <w:vAlign w:val="center"/>
+            <w:hideMark/>
+          </w:tcPr>
+          <w:p>
+            <w:r>
+              <w:t xml:space="preserve">Python aplica </w:t>
+            </w:r>
+            <w:proofErr w:type="spellStart"/>
+            <w:r>
+              <w:rPr>
+                <w:i/>
+                <w:iCs/>
+              </w:rPr>
+              <w:t>name</w:t>
+            </w:r>
+            <w:proofErr w:type="spellEnd"/>
+            <w:r>
+              <w:rPr>
+                <w:i/>
+                <w:iCs/>
+              </w:rPr>
+              <w:t xml:space="preserve"> </w:t>
+            </w:r>
+            <w:proofErr w:type="spellStart"/>
+            <w:r>
+              <w:rPr>
+                <w:i/>
+                <w:iCs/>
+              </w:rPr>
+              <w:t>mangling</w:t>
+            </w:r>
+            <w:proofErr w:type="spellEnd"/>
+            <w:r>
+              <w:t>: renomeia para _</w:t>
+            </w:r>
+            <w:proofErr w:type="spellStart"/>
+            <w:r>
+              <w:t>Classe__atributo</w:t>
+            </w:r>
+            <w:proofErr w:type="spellEnd"/>
+            <w:r>
+              <w:t>.</w:t>
+            </w:r>
+          </w:p>
+        </w:tc>
+        <w:tc>
+          <w:tcPr>
+            <w:tcW w:w="0" w:type="auto"/>
+            <w:vAlign w:val="center"/>
+            <w:hideMark/>
+          </w:tcPr>
+          <w:p>
+            <w:r>
+              <w:t>Não acessível direto, só dentro da classe ou via @property.</w:t>
+            </w:r>
+          </w:p>
+        </w:tc>
+      </w:tr>
+    </w:tbl>
+    <w:p>
+      <w:r>
+        <w:rPr>
+          <w:rFonts w:ascii="Segoe UI Emoji" w:hAnsi="Segoe UI Emoji" w:cs="Segoe UI Emoji"/>
+        </w:rPr>
+        <w:t>👉</w:t>
+      </w:r>
+      <w:r>
+        <w:t xml:space="preserve"> Resumindo:</w:t>
+      </w:r>
+    </w:p>
+    <w:p>
+      <w:pPr>
+        <w:numPr>
+          <w:ilvl w:val="0"/>
+          <w:numId w:val="16"/>
+        </w:numPr>
+      </w:pPr>
+      <w:r>
+        <w:t xml:space="preserve">_atributo: só um </w:t>
+      </w:r>
+      <w:r>
+        <w:rPr>
+          <w:b/>
+          <w:bCs/>
+        </w:rPr>
+        <w:t>aviso</w:t>
+      </w:r>
+      <w:r>
+        <w:t xml:space="preserve"> (nada impede o acesso).</w:t>
+      </w:r>
+    </w:p>
+    <w:p>
+      <w:pPr>
+        <w:numPr>
+          <w:ilvl w:val="0"/>
+          <w:numId w:val="16"/>
+        </w:numPr>
+      </w:pPr>
+      <w:r>
+        <w:t xml:space="preserve">__atributo: </w:t>
+      </w:r>
+      <w:r>
+        <w:rPr>
+          <w:b/>
+          <w:bCs/>
+        </w:rPr>
+        <w:t>oculta de verdade</w:t>
+      </w:r>
+      <w:r>
+        <w:t xml:space="preserve">, forçando você a usar métodos ou </w:t>
+      </w:r>
+      <w:proofErr w:type="spellStart"/>
+      <w:r>
+        <w:t>property</w:t>
+      </w:r>
+      <w:proofErr w:type="spellEnd"/>
+      <w:r>
+        <w:t xml:space="preserve"> para manipular.</w:t>
+      </w:r>
+    </w:p>
+    <w:p>
+      <w:r>
+        <w:t xml:space="preserve"> </w:t>
+      </w:r>
+    </w:p>
+    <w:p>
+      <w:pPr>
+        <w:rPr>
+          <w:b/>
+          <w:bCs/>
+        </w:rPr>
+      </w:pPr>
+      <w:r>
+        <w:rPr>
+          <w:b/>
+          <w:bCs/>
+        </w:rPr>
+        <w:t>Sobre @property</w:t>
+      </w:r>
+    </w:p>
+    <w:p>
+      <w:r>
+        <w:t xml:space="preserve">O @property é um </w:t>
+      </w:r>
+      <w:r>
+        <w:rPr>
+          <w:b/>
+          <w:bCs/>
+        </w:rPr>
+        <w:t>decorador</w:t>
+      </w:r>
+      <w:r>
+        <w:t xml:space="preserve"> que transforma um </w:t>
+      </w:r>
+      <w:r>
+        <w:rPr>
+          <w:b/>
+          <w:bCs/>
+        </w:rPr>
+        <w:t>método em atributo</w:t>
+      </w:r>
+      <w:r>
+        <w:t>.</w:t>
+      </w:r>
+    </w:p>
+    <w:p>
+      <w:r>
+        <w:rPr>
+          <w:rFonts w:ascii="Segoe UI Emoji" w:hAnsi="Segoe UI Emoji" w:cs="Segoe UI Emoji"/>
+        </w:rPr>
+        <w:t>✅</w:t>
+      </w:r>
+      <w:r>
+        <w:t xml:space="preserve"> Isso significa que você pode </w:t>
+      </w:r>
+      <w:r>
+        <w:rPr>
+          <w:b/>
+          <w:bCs/>
+        </w:rPr>
+        <w:t>controlar o acesso</w:t>
+      </w:r>
+      <w:r>
+        <w:t xml:space="preserve"> (ler, validar, calcular dinamicamente) sem precisar mudar a forma de usar.</w:t>
+      </w:r>
+    </w:p>
+    <w:p>
+      <w:r>
+        <w:lastRenderedPageBreak/>
+        <w:drawing>
+          <wp:inline distT="0" distB="0" distL="0" distR="0" wp14:anchorId="6B095416" wp14:editId="72D2F49A">
+            <wp:extent cx="3829584" cy="4277322"/>
+            <wp:effectExtent l="0" t="0" r="0" b="9525"/>
+            <wp:docPr id="438433893" name="Imagem 1" descr="Texto&#10;&#10;O conteúdo gerado por IA pode estar incorreto."/>
+            <wp:cNvGraphicFramePr>
+              <a:graphicFrameLocks xmlns:a="http://schemas.openxmlformats.org/drawingml/2006/main" noChangeAspect="1"/>
+            </wp:cNvGraphicFramePr>
+            <a:graphic xmlns:a="http://schemas.openxmlformats.org/drawingml/2006/main">
+              <a:graphicData uri="http://schemas.openxmlformats.org/drawingml/2006/picture">
+                <pic:pic xmlns:pic="http://schemas.openxmlformats.org/drawingml/2006/picture">
+                  <pic:nvPicPr>
+                    <pic:cNvPr id="438433893" name="Imagem 1" descr="Texto&#10;&#10;O conteúdo gerado por IA pode estar incorreto."/>
+                    <pic:cNvPicPr/>
+                  </pic:nvPicPr>
+                  <pic:blipFill>
+                    <a:blip r:embed="rId27"/>
+                    <a:stretch>
+                      <a:fillRect/>
+                    </a:stretch>
+                  </pic:blipFill>
+                  <pic:spPr>
+                    <a:xfrm>
+                      <a:off x="0" y="0"/>
+                      <a:ext cx="3829584" cy="4277322"/>
+                    </a:xfrm>
+                    <a:prstGeom prst="rect">
+                      <a:avLst/>
+                    </a:prstGeom>
+                  </pic:spPr>
+                </pic:pic>
+              </a:graphicData>
+            </a:graphic>
+          </wp:inline>
+        </w:drawing>
+      </w:r>
+    </w:p>
+    <w:p>
+      <w:r>
+        <w:t xml:space="preserve">Sem </w:t>
+      </w:r>
+      <w:proofErr w:type="spellStart"/>
+      <w:r>
+        <w:t>property</w:t>
+      </w:r>
+      <w:proofErr w:type="spellEnd"/>
+      <w:r>
+        <w:t xml:space="preserve">, você teria que criar métodos como </w:t>
+      </w:r>
+      <w:proofErr w:type="spellStart"/>
+      <w:r>
+        <w:t>get_</w:t>
+      </w:r>
+      <w:proofErr w:type="gramStart"/>
+      <w:r>
+        <w:t>nome</w:t>
+      </w:r>
+      <w:proofErr w:type="spellEnd"/>
+      <w:r>
+        <w:t>(</w:t>
+      </w:r>
+      <w:proofErr w:type="gramEnd"/>
+      <w:r>
+        <w:t xml:space="preserve">) e chamar </w:t>
+      </w:r>
+      <w:proofErr w:type="spellStart"/>
+      <w:r>
+        <w:t>r.get_</w:t>
+      </w:r>
+      <w:proofErr w:type="gramStart"/>
+      <w:r>
+        <w:t>nome</w:t>
+      </w:r>
+      <w:proofErr w:type="spellEnd"/>
+      <w:r>
+        <w:t>(</w:t>
+      </w:r>
+      <w:proofErr w:type="gramEnd"/>
+      <w:r>
+        <w:t>).</w:t>
+      </w:r>
+      <w:r>
+        <w:br/>
+        <w:t xml:space="preserve">Com </w:t>
+      </w:r>
+      <w:proofErr w:type="spellStart"/>
+      <w:r>
+        <w:t>property</w:t>
+      </w:r>
+      <w:proofErr w:type="spellEnd"/>
+      <w:r>
+        <w:t xml:space="preserve">, fica </w:t>
+      </w:r>
+      <w:r>
+        <w:rPr>
+          <w:b/>
+          <w:bCs/>
+        </w:rPr>
+        <w:t>muito mais limpo</w:t>
+      </w:r>
+      <w:r>
+        <w:t>.</w:t>
+      </w:r>
+    </w:p>
+    <w:p>
+      <w:pPr>
+        <w:rPr>
+          <w:b/>
+          <w:bCs/>
+        </w:rPr>
+      </w:pPr>
+      <w:r>
+        <w:rPr>
+          <w:b/>
+          <w:bCs/>
+        </w:rPr>
+        <w:t>Sobre @setter</w:t>
+      </w:r>
+    </w:p>
+    <w:p>
+      <w:r>
+        <w:t xml:space="preserve">Se quiser permitir </w:t>
+      </w:r>
+      <w:r>
+        <w:rPr>
+          <w:b/>
+          <w:bCs/>
+        </w:rPr>
+        <w:t>alterar o valor</w:t>
+      </w:r>
+      <w:r>
+        <w:t xml:space="preserve"> de forma controlada, você adiciona um </w:t>
+      </w:r>
+      <w:proofErr w:type="spellStart"/>
+      <w:r>
+        <w:rPr>
+          <w:b/>
+          <w:bCs/>
+        </w:rPr>
+        <w:t>setter</w:t>
+      </w:r>
+      <w:proofErr w:type="spellEnd"/>
+      <w:r>
+        <w:t>.</w:t>
+      </w:r>
+      <w:r>
+        <w:br/>
+        <w:t xml:space="preserve">Ele usa a mesma “chave” do </w:t>
+      </w:r>
+      <w:proofErr w:type="spellStart"/>
+      <w:r>
+        <w:t>property</w:t>
+      </w:r>
+      <w:proofErr w:type="spellEnd"/>
+      <w:r>
+        <w:t>.</w:t>
+      </w:r>
+    </w:p>
+    <w:p>
+      <w:r>
+        <w:lastRenderedPageBreak/>
+        <w:drawing>
+          <wp:inline distT="0" distB="0" distL="0" distR="0" wp14:anchorId="5AE5F201" wp14:editId="1118EF7E">
+            <wp:extent cx="4667901" cy="5620534"/>
+            <wp:effectExtent l="0" t="0" r="0" b="0"/>
+            <wp:docPr id="2094815444" name="Imagem 1" descr="Tela de computador com texto preto sobre fundo branco&#10;&#10;O conteúdo gerado por IA pode estar incorreto."/>
+            <wp:cNvGraphicFramePr>
+              <a:graphicFrameLocks xmlns:a="http://schemas.openxmlformats.org/drawingml/2006/main" noChangeAspect="1"/>
+            </wp:cNvGraphicFramePr>
+            <a:graphic xmlns:a="http://schemas.openxmlformats.org/drawingml/2006/main">
+              <a:graphicData uri="http://schemas.openxmlformats.org/drawingml/2006/picture">
+                <pic:pic xmlns:pic="http://schemas.openxmlformats.org/drawingml/2006/picture">
+                  <pic:nvPicPr>
+                    <pic:cNvPr id="2094815444" name="Imagem 1" descr="Tela de computador com texto preto sobre fundo branco&#10;&#10;O conteúdo gerado por IA pode estar incorreto."/>
+                    <pic:cNvPicPr/>
+                  </pic:nvPicPr>
+                  <pic:blipFill>
+                    <a:blip r:embed="rId28"/>
+                    <a:stretch>
+                      <a:fillRect/>
+                    </a:stretch>
+                  </pic:blipFill>
+                  <pic:spPr>
+                    <a:xfrm>
+                      <a:off x="0" y="0"/>
+                      <a:ext cx="4667901" cy="5620534"/>
+                    </a:xfrm>
+                    <a:prstGeom prst="rect">
+                      <a:avLst/>
+                    </a:prstGeom>
+                  </pic:spPr>
+                </pic:pic>
+              </a:graphicData>
+            </a:graphic>
+          </wp:inline>
+        </w:drawing>
+      </w:r>
+    </w:p>
+    <w:p>
+      <w:pPr>
+        <w:rPr>
+          <w:b/>
+          <w:bCs/>
+        </w:rPr>
+      </w:pPr>
+      <w:r>
+        <w:rPr>
+          <w:b/>
+          <w:bCs/>
+        </w:rPr>
+        <w:t>Quando usar cada um?</w:t>
+      </w:r>
+    </w:p>
+    <w:p>
+      <w:pPr>
+        <w:numPr>
+          <w:ilvl w:val="0"/>
+          <w:numId w:val="17"/>
+        </w:numPr>
+      </w:pPr>
+      <w:r>
+        <w:rPr>
+          <w:b/>
+          <w:bCs/>
+        </w:rPr>
+        <w:t>Atributo público</w:t>
+      </w:r>
+      <w:r>
+        <w:t>: quando pode ser livremente acessado/alterado.</w:t>
+      </w:r>
+    </w:p>
+    <w:p>
+      <w:pPr>
+        <w:numPr>
+          <w:ilvl w:val="0"/>
+          <w:numId w:val="17"/>
+        </w:numPr>
+      </w:pPr>
+      <w:r>
+        <w:rPr>
+          <w:b/>
+          <w:bCs/>
+        </w:rPr>
+        <w:t>Atributo protegido (_)</w:t>
+      </w:r>
+      <w:r>
+        <w:t>: quando você quer dar um “aviso” de que o atributo é interno, mas não precisa travar.</w:t>
+      </w:r>
+    </w:p>
+    <w:p>
+      <w:pPr>
+        <w:numPr>
+          <w:ilvl w:val="0"/>
+          <w:numId w:val="17"/>
+        </w:numPr>
+      </w:pPr>
+      <w:r>
+        <w:rPr>
+          <w:b/>
+          <w:bCs/>
+        </w:rPr>
+        <w:t>Atributo privado (__) + @property/@setter</w:t>
+      </w:r>
+      <w:r>
+        <w:t xml:space="preserve">: quando precisa </w:t>
+      </w:r>
+      <w:r>
+        <w:rPr>
+          <w:b/>
+          <w:bCs/>
+        </w:rPr>
+        <w:t>proteger e validar</w:t>
+      </w:r>
+      <w:r>
+        <w:t xml:space="preserve"> o acesso, evitando que dados inválidos quebrem sua classe.</w:t>
+      </w:r>
+    </w:p>
+    <w:p>
+      <w:r>
+        <w:pict w14:anchorId="14844473">
+          <v:rect id="_x0000_i1042" style="width:0;height:1.5pt" o:hralign="center" o:hrstd="t" o:hr="t" fillcolor="#a0a0a0" stroked="f"/>
+        </w:pict>
+      </w:r>
+    </w:p>
+    <w:p>
+      <w:pPr>
+        <w:rPr>
+          <w:b/>
+          <w:bCs/>
+        </w:rPr>
+      </w:pPr>
+      <w:r>
+        <w:rPr>
+          <w:rFonts w:ascii="Segoe UI Emoji" w:hAnsi="Segoe UI Emoji" w:cs="Segoe UI Emoji"/>
+          <w:b/>
+          <w:bCs/>
+        </w:rPr>
+        <w:t>✅</w:t>
+      </w:r>
+      <w:r>
+        <w:rPr>
+          <w:b/>
+          <w:bCs/>
+        </w:rPr>
+        <w:t xml:space="preserve"> Resumindo bonito</w:t>
+      </w:r>
+    </w:p>
+    <w:p>
+      <w:pPr>
+        <w:numPr>
+          <w:ilvl w:val="0"/>
+          <w:numId w:val="18"/>
+        </w:numPr>
+      </w:pPr>
+      <w:r>
+        <w:t xml:space="preserve">_atributo: </w:t>
+      </w:r>
+      <w:r>
+        <w:rPr>
+          <w:b/>
+          <w:bCs/>
+        </w:rPr>
+        <w:t>protegido por convenção</w:t>
+      </w:r>
+      <w:r>
+        <w:t xml:space="preserve"> (não mexer fora da classe, mas acessível).</w:t>
+      </w:r>
+    </w:p>
+    <w:p>
+      <w:pPr>
+        <w:numPr>
+          <w:ilvl w:val="0"/>
+          <w:numId w:val="18"/>
+        </w:numPr>
+      </w:pPr>
+      <w:r>
+        <w:t xml:space="preserve">__atributo: </w:t>
+      </w:r>
+      <w:r>
+        <w:rPr>
+          <w:b/>
+          <w:bCs/>
+        </w:rPr>
+        <w:t xml:space="preserve">privado com </w:t>
+      </w:r>
+      <w:proofErr w:type="spellStart"/>
+      <w:r>
+        <w:rPr>
+          <w:b/>
+          <w:bCs/>
+        </w:rPr>
+        <w:t>name</w:t>
+      </w:r>
+      <w:proofErr w:type="spellEnd"/>
+      <w:r>
+        <w:rPr>
+          <w:b/>
+          <w:bCs/>
+        </w:rPr>
+        <w:t xml:space="preserve"> </w:t>
+      </w:r>
+      <w:proofErr w:type="spellStart"/>
+      <w:r>
+        <w:rPr>
+          <w:b/>
+          <w:bCs/>
+        </w:rPr>
+        <w:t>mangling</w:t>
+      </w:r>
+      <w:proofErr w:type="spellEnd"/>
+      <w:r>
+        <w:t xml:space="preserve"> (só via métodos/</w:t>
+      </w:r>
+      <w:proofErr w:type="spellStart"/>
+      <w:r>
+        <w:t>properties</w:t>
+      </w:r>
+      <w:proofErr w:type="spellEnd"/>
+      <w:r>
+        <w:t>).</w:t>
+      </w:r>
+    </w:p>
+    <w:p>
+      <w:pPr>
+        <w:numPr>
+          <w:ilvl w:val="0"/>
+          <w:numId w:val="18"/>
+        </w:numPr>
+      </w:pPr>
+      <w:r>
+        <w:t xml:space="preserve">@property: permite </w:t>
+      </w:r>
+      <w:r>
+        <w:rPr>
+          <w:b/>
+          <w:bCs/>
+        </w:rPr>
+        <w:t>ler atributos privados</w:t>
+      </w:r>
+      <w:r>
+        <w:t xml:space="preserve"> como se fossem públicos.</w:t>
+      </w:r>
+    </w:p>
+    <w:p>
+      <w:pPr>
+        <w:numPr>
+          <w:ilvl w:val="0"/>
+          <w:numId w:val="18"/>
+        </w:numPr>
+      </w:pPr>
+      <w:r>
+        <w:t xml:space="preserve">@setter: permite </w:t>
+      </w:r>
+      <w:r>
+        <w:rPr>
+          <w:b/>
+          <w:bCs/>
+        </w:rPr>
+        <w:t>alterar atributos privados</w:t>
+      </w:r>
+      <w:r>
+        <w:t xml:space="preserve"> com </w:t>
+      </w:r>
+      <w:r>
+        <w:rPr>
+          <w:b/>
+          <w:bCs/>
+        </w:rPr>
+        <w:t>validação</w:t>
+      </w:r>
+      <w:r>
+        <w:t>.</w:t>
+      </w:r>
+    </w:p>
+    <w:tbl>
+      <w:tblPr>
+        <w:tblW w:w="0" w:type="auto"/>
+        <w:tblCellSpacing w:w="15" w:type="dxa"/>
+        <w:tblCellMar>
+          <w:top w:w="15" w:type="dxa"/>
+          <w:left w:w="15" w:type="dxa"/>
+          <w:bottom w:w="15" w:type="dxa"/>
+          <w:right w:w="15" w:type="dxa"/>
+        </w:tblCellMar>
+        <w:tblLook w:val="04A0" w:firstRow="1" w:lastRow="0" w:firstColumn="1" w:lastColumn="0" w:noHBand="0" w:noVBand="1"/>
+      </w:tblPr>
+      <w:tblGrid>
+        <w:gridCol w:w="1620"/>
+        <w:gridCol w:w="5344"/>
+        <w:gridCol w:w="1630"/>
+      </w:tblGrid>
+      <w:tr>
+        <w:trPr>
+          <w:tblHeader/>
+          <w:tblCellSpacing w:w="15" w:type="dxa"/>
+        </w:trPr>
+        <w:tc>
+          <w:tcPr>
+            <w:tcW w:w="0" w:type="auto"/>
+            <w:vAlign w:val="center"/>
+            <w:hideMark/>
+          </w:tcPr>
+          <w:p>
+            <w:pPr>
+              <w:rPr>
+                <w:b/>
+                <w:bCs/>
+              </w:rPr>
+            </w:pPr>
+            <w:r>
+              <w:rPr>
+                <w:b/>
+                <w:bCs/>
+              </w:rPr>
+              <w:lastRenderedPageBreak/>
+              <w:t>Decorador</w:t>
+            </w:r>
+          </w:p>
+        </w:tc>
+        <w:tc>
+          <w:tcPr>
+            <w:tcW w:w="0" w:type="auto"/>
+            <w:vAlign w:val="center"/>
+            <w:hideMark/>
+          </w:tcPr>
+          <w:p>
+            <w:pPr>
+              <w:rPr>
+                <w:b/>
+                <w:bCs/>
+              </w:rPr>
+            </w:pPr>
+            <w:r>
+              <w:rPr>
+                <w:b/>
+                <w:bCs/>
+              </w:rPr>
+              <w:t>Uso</w:t>
+            </w:r>
+          </w:p>
+        </w:tc>
+        <w:tc>
+          <w:tcPr>
+            <w:tcW w:w="0" w:type="auto"/>
+            <w:vAlign w:val="center"/>
+            <w:hideMark/>
+          </w:tcPr>
+          <w:p>
+            <w:pPr>
+              <w:rPr>
+                <w:b/>
+                <w:bCs/>
+              </w:rPr>
+            </w:pPr>
+            <w:r>
+              <w:rPr>
+                <w:b/>
+                <w:bCs/>
+              </w:rPr>
+              <w:t>Exemplo resumido</w:t>
+            </w:r>
+          </w:p>
+        </w:tc>
+      </w:tr>
+      <w:tr>
+        <w:trPr>
+          <w:tblCellSpacing w:w="15" w:type="dxa"/>
+        </w:trPr>
+        <w:tc>
+          <w:tcPr>
+            <w:tcW w:w="0" w:type="auto"/>
+            <w:vAlign w:val="center"/>
+            <w:hideMark/>
+          </w:tcPr>
+          <w:p>
+            <w:r>
+              <w:rPr>
+                <w:b/>
+                <w:bCs/>
+              </w:rPr>
+              <w:t>@property</w:t>
+            </w:r>
+          </w:p>
+        </w:tc>
+        <w:tc>
+          <w:tcPr>
+            <w:tcW w:w="0" w:type="auto"/>
+            <w:vAlign w:val="center"/>
+            <w:hideMark/>
+          </w:tcPr>
+          <w:p>
+            <w:r>
+              <w:t>Transforma um método em atributo só de leitura.</w:t>
+            </w:r>
+          </w:p>
+        </w:tc>
+        <w:tc>
+          <w:tcPr>
+            <w:tcW w:w="0" w:type="auto"/>
+            <w:vAlign w:val="center"/>
+            <w:hideMark/>
+          </w:tcPr>
+          <w:p>
+            <w:proofErr w:type="spellStart"/>
+            <w:proofErr w:type="gramStart"/>
+            <w:r>
+              <w:t>obj.atributo</w:t>
+            </w:r>
+            <w:proofErr w:type="spellEnd"/>
+            <w:proofErr w:type="gramEnd"/>
+          </w:p>
+        </w:tc>
+      </w:tr>
+      <w:tr>
+        <w:trPr>
+          <w:tblCellSpacing w:w="15" w:type="dxa"/>
+        </w:trPr>
+        <w:tc>
+          <w:tcPr>
+            <w:tcW w:w="0" w:type="auto"/>
+            <w:vAlign w:val="center"/>
+            <w:hideMark/>
+          </w:tcPr>
+          <w:p>
+            <w:r>
+              <w:rPr>
+                <w:b/>
+                <w:bCs/>
+              </w:rPr>
+              <w:t>@</w:t>
+            </w:r>
+            <w:proofErr w:type="gramStart"/>
+            <w:r>
+              <w:rPr>
+                <w:b/>
+                <w:bCs/>
+              </w:rPr>
+              <w:t>atributo.setter</w:t>
+            </w:r>
+            <w:proofErr w:type="gramEnd"/>
+          </w:p>
+        </w:tc>
+        <w:tc>
+          <w:tcPr>
+            <w:tcW w:w="0" w:type="auto"/>
+            <w:vAlign w:val="center"/>
+            <w:hideMark/>
+          </w:tcPr>
+          <w:p>
+            <w:r>
+              <w:t>Permite alterar um atributo com validação.</w:t>
+            </w:r>
+          </w:p>
+        </w:tc>
+        <w:tc>
+          <w:tcPr>
+            <w:tcW w:w="0" w:type="auto"/>
+            <w:vAlign w:val="center"/>
+            <w:hideMark/>
+          </w:tcPr>
+          <w:p>
+            <w:proofErr w:type="spellStart"/>
+            <w:proofErr w:type="gramStart"/>
+            <w:r>
+              <w:t>obj.atributo</w:t>
+            </w:r>
+            <w:proofErr w:type="spellEnd"/>
+            <w:proofErr w:type="gramEnd"/>
+            <w:r>
+              <w:t xml:space="preserve"> = valor</w:t>
+            </w:r>
+          </w:p>
+        </w:tc>
+      </w:tr>
+      <w:tr>
+        <w:trPr>
+          <w:tblCellSpacing w:w="15" w:type="dxa"/>
+        </w:trPr>
+        <w:tc>
+          <w:tcPr>
+            <w:tcW w:w="0" w:type="auto"/>
+            <w:vAlign w:val="center"/>
+            <w:hideMark/>
+          </w:tcPr>
+          <w:p>
+            <w:r>
+              <w:rPr>
+                <w:b/>
+                <w:bCs/>
+              </w:rPr>
+              <w:t>@classmethod</w:t>
+            </w:r>
+          </w:p>
+        </w:tc>
+        <w:tc>
+          <w:tcPr>
+            <w:tcW w:w="0" w:type="auto"/>
+            <w:vAlign w:val="center"/>
+            <w:hideMark/>
+          </w:tcPr>
+          <w:p>
+            <w:r>
+              <w:t xml:space="preserve">Método que recebe a </w:t>
+            </w:r>
+            <w:r>
+              <w:rPr>
+                <w:b/>
+                <w:bCs/>
+              </w:rPr>
+              <w:t>classe</w:t>
+            </w:r>
+            <w:r>
+              <w:t xml:space="preserve"> como primeiro argumento (</w:t>
+            </w:r>
+            <w:proofErr w:type="spellStart"/>
+            <w:r>
+              <w:t>cls</w:t>
+            </w:r>
+            <w:proofErr w:type="spellEnd"/>
+            <w:r>
+              <w:t>) em vez do objeto (self).</w:t>
+            </w:r>
+          </w:p>
+        </w:tc>
+        <w:tc>
+          <w:tcPr>
+            <w:tcW w:w="0" w:type="auto"/>
+            <w:vAlign w:val="center"/>
+            <w:hideMark/>
+          </w:tcPr>
+          <w:p>
+            <w:proofErr w:type="spellStart"/>
+            <w:r>
+              <w:t>Classe.metodo</w:t>
+            </w:r>
+            <w:proofErr w:type="spellEnd"/>
+            <w:r>
+              <w:t>()</w:t>
+            </w:r>
+          </w:p>
+        </w:tc>
+      </w:tr>
+      <w:tr>
+        <w:trPr>
+          <w:tblCellSpacing w:w="15" w:type="dxa"/>
+        </w:trPr>
+        <w:tc>
+          <w:tcPr>
+            <w:tcW w:w="0" w:type="auto"/>
+            <w:vAlign w:val="center"/>
+            <w:hideMark/>
+          </w:tcPr>
+          <w:p>
+            <w:r>
+              <w:rPr>
+                <w:b/>
+                <w:bCs/>
+              </w:rPr>
+              <w:t>@staticmethod</w:t>
+            </w:r>
+          </w:p>
+        </w:tc>
+        <w:tc>
+          <w:tcPr>
+            <w:tcW w:w="0" w:type="auto"/>
+            <w:vAlign w:val="center"/>
+            <w:hideMark/>
+          </w:tcPr>
+          <w:p>
+            <w:r>
+              <w:t xml:space="preserve">Método dentro da classe, mas que </w:t>
+            </w:r>
+            <w:r>
+              <w:rPr>
+                <w:b/>
+                <w:bCs/>
+              </w:rPr>
+              <w:t>não usa nem a classe nem o objeto</w:t>
+            </w:r>
+            <w:r>
+              <w:t>. É como uma função normal, só que organizada dentro da classe.</w:t>
+            </w:r>
+          </w:p>
+        </w:tc>
+        <w:tc>
+          <w:tcPr>
+            <w:tcW w:w="0" w:type="auto"/>
+            <w:vAlign w:val="center"/>
+            <w:hideMark/>
+          </w:tcPr>
+          <w:p>
+            <w:proofErr w:type="spellStart"/>
+            <w:r>
+              <w:t>Classe.metodo</w:t>
+            </w:r>
+            <w:proofErr w:type="spellEnd"/>
+            <w:r>
+              <w:t>()</w:t>
+            </w:r>
+          </w:p>
+        </w:tc>
+      </w:tr>
+    </w:tbl>
+    <w:p>
+      <w:r>
+        <w:drawing>
+          <wp:inline distT="0" distB="0" distL="0" distR="0" wp14:anchorId="39DBBB07" wp14:editId="2A0AFD45">
+            <wp:extent cx="4229100" cy="6330950"/>
+            <wp:effectExtent l="0" t="0" r="0" b="0"/>
+            <wp:docPr id="1125721864" name="Imagem 1" descr="Texto&#10;&#10;O conteúdo gerado por IA pode estar incorreto."/>
+            <wp:cNvGraphicFramePr>
+              <a:graphicFrameLocks xmlns:a="http://schemas.openxmlformats.org/drawingml/2006/main" noChangeAspect="1"/>
+            </wp:cNvGraphicFramePr>
+            <a:graphic xmlns:a="http://schemas.openxmlformats.org/drawingml/2006/main">
+              <a:graphicData uri="http://schemas.openxmlformats.org/drawingml/2006/picture">
+                <pic:pic xmlns:pic="http://schemas.openxmlformats.org/drawingml/2006/picture">
+                  <pic:nvPicPr>
+                    <pic:cNvPr id="1125721864" name="Imagem 1" descr="Texto&#10;&#10;O conteúdo gerado por IA pode estar incorreto."/>
+                    <pic:cNvPicPr/>
+                  </pic:nvPicPr>
+                  <pic:blipFill>
+                    <a:blip r:embed="rId29"/>
+                    <a:stretch>
+                      <a:fillRect/>
+                    </a:stretch>
+                  </pic:blipFill>
+                  <pic:spPr>
+                    <a:xfrm>
+                      <a:off x="0" y="0"/>
+                      <a:ext cx="4261456" cy="6379387"/>
+                    </a:xfrm>
+                    <a:prstGeom prst="rect">
+                      <a:avLst/>
+                    </a:prstGeom>
+                  </pic:spPr>
+                </pic:pic>
+              </a:graphicData>
+            </a:graphic>
+          </wp:inline>
+        </w:drawing>
+      </w:r>
+    </w:p>
     <w:sectPr>
       <w:type w:val="continuous"/>
       <w:pgSz w:w="11906" w:h="16838"/>
@@ -10690,6 +12020,155 @@
     </w:lvl>
   </w:abstractNum>
   <w:abstractNum w:abstractNumId="1" w15:restartNumberingAfterBreak="0">
+    <w:nsid w:val="044331C1"/>
+    <w:multiLevelType w:val="multilevel"/>
+    <w:tmpl w:val="CEAE8FDE"/>
+    <w:lvl w:ilvl="0">
+      <w:start w:val="1"/>
+      <w:numFmt w:val="bullet"/>
+      <w:lvlText w:val=""/>
+      <w:lvlJc w:val="left"/>
+      <w:pPr>
+        <w:tabs>
+          <w:tab w:val="num" w:pos="720"/>
+        </w:tabs>
+        <w:ind w:left="720" w:hanging="360"/>
+      </w:pPr>
+      <w:rPr>
+        <w:rFonts w:ascii="Symbol" w:hAnsi="Symbol" w:hint="default"/>
+        <w:sz w:val="20"/>
+      </w:rPr>
+    </w:lvl>
+    <w:lvl w:ilvl="1" w:tentative="1">
+      <w:start w:val="1"/>
+      <w:numFmt w:val="bullet"/>
+      <w:lvlText w:val="o"/>
+      <w:lvlJc w:val="left"/>
+      <w:pPr>
+        <w:tabs>
+          <w:tab w:val="num" w:pos="1440"/>
+        </w:tabs>
+        <w:ind w:left="1440" w:hanging="360"/>
+      </w:pPr>
+      <w:rPr>
+        <w:rFonts w:ascii="Courier New" w:hAnsi="Courier New" w:hint="default"/>
+        <w:sz w:val="20"/>
+      </w:rPr>
+    </w:lvl>
+    <w:lvl w:ilvl="2" w:tentative="1">
+      <w:start w:val="1"/>
+      <w:numFmt w:val="bullet"/>
+      <w:lvlText w:val=""/>
+      <w:lvlJc w:val="left"/>
+      <w:pPr>
+        <w:tabs>
+          <w:tab w:val="num" w:pos="2160"/>
+        </w:tabs>
+        <w:ind w:left="2160" w:hanging="360"/>
+      </w:pPr>
+      <w:rPr>
+        <w:rFonts w:ascii="Wingdings" w:hAnsi="Wingdings" w:hint="default"/>
+        <w:sz w:val="20"/>
+      </w:rPr>
+    </w:lvl>
+    <w:lvl w:ilvl="3" w:tentative="1">
+      <w:start w:val="1"/>
+      <w:numFmt w:val="bullet"/>
+      <w:lvlText w:val=""/>
+      <w:lvlJc w:val="left"/>
+      <w:pPr>
+        <w:tabs>
+          <w:tab w:val="num" w:pos="2880"/>
+        </w:tabs>
+        <w:ind w:left="2880" w:hanging="360"/>
+      </w:pPr>
+      <w:rPr>
+        <w:rFonts w:ascii="Wingdings" w:hAnsi="Wingdings" w:hint="default"/>
+        <w:sz w:val="20"/>
+      </w:rPr>
+    </w:lvl>
+    <w:lvl w:ilvl="4" w:tentative="1">
+      <w:start w:val="1"/>
+      <w:numFmt w:val="bullet"/>
+      <w:lvlText w:val=""/>
+      <w:lvlJc w:val="left"/>
+      <w:pPr>
+        <w:tabs>
+          <w:tab w:val="num" w:pos="3600"/>
+        </w:tabs>
+        <w:ind w:left="3600" w:hanging="360"/>
+      </w:pPr>
+      <w:rPr>
+        <w:rFonts w:ascii="Wingdings" w:hAnsi="Wingdings" w:hint="default"/>
+        <w:sz w:val="20"/>
+      </w:rPr>
+    </w:lvl>
+    <w:lvl w:ilvl="5" w:tentative="1">
+      <w:start w:val="1"/>
+      <w:numFmt w:val="bullet"/>
+      <w:lvlText w:val=""/>
+      <w:lvlJc w:val="left"/>
+      <w:pPr>
+        <w:tabs>
+          <w:tab w:val="num" w:pos="4320"/>
+        </w:tabs>
+        <w:ind w:left="4320" w:hanging="360"/>
+      </w:pPr>
+      <w:rPr>
+        <w:rFonts w:ascii="Wingdings" w:hAnsi="Wingdings" w:hint="default"/>
+        <w:sz w:val="20"/>
+      </w:rPr>
+    </w:lvl>
+    <w:lvl w:ilvl="6" w:tentative="1">
+      <w:start w:val="1"/>
+      <w:numFmt w:val="bullet"/>
+      <w:lvlText w:val=""/>
+      <w:lvlJc w:val="left"/>
+      <w:pPr>
+        <w:tabs>
+          <w:tab w:val="num" w:pos="5040"/>
+        </w:tabs>
+        <w:ind w:left="5040" w:hanging="360"/>
+      </w:pPr>
+      <w:rPr>
+        <w:rFonts w:ascii="Wingdings" w:hAnsi="Wingdings" w:hint="default"/>
+        <w:sz w:val="20"/>
+      </w:rPr>
+    </w:lvl>
+    <w:lvl w:ilvl="7" w:tentative="1">
+      <w:start w:val="1"/>
+      <w:numFmt w:val="bullet"/>
+      <w:lvlText w:val=""/>
+      <w:lvlJc w:val="left"/>
+      <w:pPr>
+        <w:tabs>
+          <w:tab w:val="num" w:pos="5760"/>
+        </w:tabs>
+        <w:ind w:left="5760" w:hanging="360"/>
+      </w:pPr>
+      <w:rPr>
+        <w:rFonts w:ascii="Wingdings" w:hAnsi="Wingdings" w:hint="default"/>
+        <w:sz w:val="20"/>
+      </w:rPr>
+    </w:lvl>
+    <w:lvl w:ilvl="8" w:tentative="1">
+      <w:start w:val="1"/>
+      <w:numFmt w:val="bullet"/>
+      <w:lvlText w:val=""/>
+      <w:lvlJc w:val="left"/>
+      <w:pPr>
+        <w:tabs>
+          <w:tab w:val="num" w:pos="6480"/>
+        </w:tabs>
+        <w:ind w:left="6480" w:hanging="360"/>
+      </w:pPr>
+      <w:rPr>
+        <w:rFonts w:ascii="Wingdings" w:hAnsi="Wingdings" w:hint="default"/>
+        <w:sz w:val="20"/>
+      </w:rPr>
+    </w:lvl>
+  </w:abstractNum>
+  <w:abstractNum w:abstractNumId="2" w15:restartNumberingAfterBreak="0">
     <w:nsid w:val="087F1094"/>
     <w:multiLevelType w:val="multilevel"/>
     <w:tmpl w:val="79286394"/>
@@ -10838,7 +12317,156 @@
       </w:rPr>
     </w:lvl>
   </w:abstractNum>
-  <w:abstractNum w:abstractNumId="2" w15:restartNumberingAfterBreak="0">
+  <w:abstractNum w:abstractNumId="3" w15:restartNumberingAfterBreak="0">
+    <w:nsid w:val="154410ED"/>
+    <w:multiLevelType w:val="multilevel"/>
+    <w:tmpl w:val="08D8C966"/>
+    <w:lvl w:ilvl="0">
+      <w:start w:val="1"/>
+      <w:numFmt w:val="bullet"/>
+      <w:lvlText w:val=""/>
+      <w:lvlJc w:val="left"/>
+      <w:pPr>
+        <w:tabs>
+          <w:tab w:val="num" w:pos="720"/>
+        </w:tabs>
+        <w:ind w:left="720" w:hanging="360"/>
+      </w:pPr>
+      <w:rPr>
+        <w:rFonts w:ascii="Symbol" w:hAnsi="Symbol" w:hint="default"/>
+        <w:sz w:val="20"/>
+      </w:rPr>
+    </w:lvl>
+    <w:lvl w:ilvl="1" w:tentative="1">
+      <w:start w:val="1"/>
+      <w:numFmt w:val="bullet"/>
+      <w:lvlText w:val="o"/>
+      <w:lvlJc w:val="left"/>
+      <w:pPr>
+        <w:tabs>
+          <w:tab w:val="num" w:pos="1440"/>
+        </w:tabs>
+        <w:ind w:left="1440" w:hanging="360"/>
+      </w:pPr>
+      <w:rPr>
+        <w:rFonts w:ascii="Courier New" w:hAnsi="Courier New" w:hint="default"/>
+        <w:sz w:val="20"/>
+      </w:rPr>
+    </w:lvl>
+    <w:lvl w:ilvl="2" w:tentative="1">
+      <w:start w:val="1"/>
+      <w:numFmt w:val="bullet"/>
+      <w:lvlText w:val=""/>
+      <w:lvlJc w:val="left"/>
+      <w:pPr>
+        <w:tabs>
+          <w:tab w:val="num" w:pos="2160"/>
+        </w:tabs>
+        <w:ind w:left="2160" w:hanging="360"/>
+      </w:pPr>
+      <w:rPr>
+        <w:rFonts w:ascii="Wingdings" w:hAnsi="Wingdings" w:hint="default"/>
+        <w:sz w:val="20"/>
+      </w:rPr>
+    </w:lvl>
+    <w:lvl w:ilvl="3" w:tentative="1">
+      <w:start w:val="1"/>
+      <w:numFmt w:val="bullet"/>
+      <w:lvlText w:val=""/>
+      <w:lvlJc w:val="left"/>
+      <w:pPr>
+        <w:tabs>
+          <w:tab w:val="num" w:pos="2880"/>
+        </w:tabs>
+        <w:ind w:left="2880" w:hanging="360"/>
+      </w:pPr>
+      <w:rPr>
+        <w:rFonts w:ascii="Wingdings" w:hAnsi="Wingdings" w:hint="default"/>
+        <w:sz w:val="20"/>
+      </w:rPr>
+    </w:lvl>
+    <w:lvl w:ilvl="4" w:tentative="1">
+      <w:start w:val="1"/>
+      <w:numFmt w:val="bullet"/>
+      <w:lvlText w:val=""/>
+      <w:lvlJc w:val="left"/>
+      <w:pPr>
+        <w:tabs>
+          <w:tab w:val="num" w:pos="3600"/>
+        </w:tabs>
+        <w:ind w:left="3600" w:hanging="360"/>
+      </w:pPr>
+      <w:rPr>
+        <w:rFonts w:ascii="Wingdings" w:hAnsi="Wingdings" w:hint="default"/>
+        <w:sz w:val="20"/>
+      </w:rPr>
+    </w:lvl>
+    <w:lvl w:ilvl="5" w:tentative="1">
+      <w:start w:val="1"/>
+      <w:numFmt w:val="bullet"/>
+      <w:lvlText w:val=""/>
+      <w:lvlJc w:val="left"/>
+      <w:pPr>
+        <w:tabs>
+          <w:tab w:val="num" w:pos="4320"/>
+        </w:tabs>
+        <w:ind w:left="4320" w:hanging="360"/>
+      </w:pPr>
+      <w:rPr>
+        <w:rFonts w:ascii="Wingdings" w:hAnsi="Wingdings" w:hint="default"/>
+        <w:sz w:val="20"/>
+      </w:rPr>
+    </w:lvl>
+    <w:lvl w:ilvl="6" w:tentative="1">
+      <w:start w:val="1"/>
+      <w:numFmt w:val="bullet"/>
+      <w:lvlText w:val=""/>
+      <w:lvlJc w:val="left"/>
+      <w:pPr>
+        <w:tabs>
+          <w:tab w:val="num" w:pos="5040"/>
+        </w:tabs>
+        <w:ind w:left="5040" w:hanging="360"/>
+      </w:pPr>
+      <w:rPr>
+        <w:rFonts w:ascii="Wingdings" w:hAnsi="Wingdings" w:hint="default"/>
+        <w:sz w:val="20"/>
+      </w:rPr>
+    </w:lvl>
+    <w:lvl w:ilvl="7" w:tentative="1">
+      <w:start w:val="1"/>
+      <w:numFmt w:val="bullet"/>
+      <w:lvlText w:val=""/>
+      <w:lvlJc w:val="left"/>
+      <w:pPr>
+        <w:tabs>
+          <w:tab w:val="num" w:pos="5760"/>
+        </w:tabs>
+        <w:ind w:left="5760" w:hanging="360"/>
+      </w:pPr>
+      <w:rPr>
+        <w:rFonts w:ascii="Wingdings" w:hAnsi="Wingdings" w:hint="default"/>
+        <w:sz w:val="20"/>
+      </w:rPr>
+    </w:lvl>
+    <w:lvl w:ilvl="8" w:tentative="1">
+      <w:start w:val="1"/>
+      <w:numFmt w:val="bullet"/>
+      <w:lvlText w:val=""/>
+      <w:lvlJc w:val="left"/>
+      <w:pPr>
+        <w:tabs>
+          <w:tab w:val="num" w:pos="6480"/>
+        </w:tabs>
+        <w:ind w:left="6480" w:hanging="360"/>
+      </w:pPr>
+      <w:rPr>
+        <w:rFonts w:ascii="Wingdings" w:hAnsi="Wingdings" w:hint="default"/>
+        <w:sz w:val="20"/>
+      </w:rPr>
+    </w:lvl>
+  </w:abstractNum>
+  <w:abstractNum w:abstractNumId="4" w15:restartNumberingAfterBreak="0">
     <w:nsid w:val="15C31D4A"/>
     <w:multiLevelType w:val="multilevel"/>
     <w:tmpl w:val="B2B0BCC6"/>
@@ -10987,7 +12615,156 @@
       </w:rPr>
     </w:lvl>
   </w:abstractNum>
-  <w:abstractNum w:abstractNumId="3" w15:restartNumberingAfterBreak="0">
+  <w:abstractNum w:abstractNumId="5" w15:restartNumberingAfterBreak="0">
+    <w:nsid w:val="216859DA"/>
+    <w:multiLevelType w:val="multilevel"/>
+    <w:tmpl w:val="B532BA06"/>
+    <w:lvl w:ilvl="0">
+      <w:start w:val="1"/>
+      <w:numFmt w:val="bullet"/>
+      <w:lvlText w:val=""/>
+      <w:lvlJc w:val="left"/>
+      <w:pPr>
+        <w:tabs>
+          <w:tab w:val="num" w:pos="720"/>
+        </w:tabs>
+        <w:ind w:left="720" w:hanging="360"/>
+      </w:pPr>
+      <w:rPr>
+        <w:rFonts w:ascii="Symbol" w:hAnsi="Symbol" w:hint="default"/>
+        <w:sz w:val="20"/>
+      </w:rPr>
+    </w:lvl>
+    <w:lvl w:ilvl="1" w:tentative="1">
+      <w:start w:val="1"/>
+      <w:numFmt w:val="bullet"/>
+      <w:lvlText w:val="o"/>
+      <w:lvlJc w:val="left"/>
+      <w:pPr>
+        <w:tabs>
+          <w:tab w:val="num" w:pos="1440"/>
+        </w:tabs>
+        <w:ind w:left="1440" w:hanging="360"/>
+      </w:pPr>
+      <w:rPr>
+        <w:rFonts w:ascii="Courier New" w:hAnsi="Courier New" w:hint="default"/>
+        <w:sz w:val="20"/>
+      </w:rPr>
+    </w:lvl>
+    <w:lvl w:ilvl="2" w:tentative="1">
+      <w:start w:val="1"/>
+      <w:numFmt w:val="bullet"/>
+      <w:lvlText w:val=""/>
+      <w:lvlJc w:val="left"/>
+      <w:pPr>
+        <w:tabs>
+          <w:tab w:val="num" w:pos="2160"/>
+        </w:tabs>
+        <w:ind w:left="2160" w:hanging="360"/>
+      </w:pPr>
+      <w:rPr>
+        <w:rFonts w:ascii="Wingdings" w:hAnsi="Wingdings" w:hint="default"/>
+        <w:sz w:val="20"/>
+      </w:rPr>
+    </w:lvl>
+    <w:lvl w:ilvl="3" w:tentative="1">
+      <w:start w:val="1"/>
+      <w:numFmt w:val="bullet"/>
+      <w:lvlText w:val=""/>
+      <w:lvlJc w:val="left"/>
+      <w:pPr>
+        <w:tabs>
+          <w:tab w:val="num" w:pos="2880"/>
+        </w:tabs>
+        <w:ind w:left="2880" w:hanging="360"/>
+      </w:pPr>
+      <w:rPr>
+        <w:rFonts w:ascii="Wingdings" w:hAnsi="Wingdings" w:hint="default"/>
+        <w:sz w:val="20"/>
+      </w:rPr>
+    </w:lvl>
+    <w:lvl w:ilvl="4" w:tentative="1">
+      <w:start w:val="1"/>
+      <w:numFmt w:val="bullet"/>
+      <w:lvlText w:val=""/>
+      <w:lvlJc w:val="left"/>
+      <w:pPr>
+        <w:tabs>
+          <w:tab w:val="num" w:pos="3600"/>
+        </w:tabs>
+        <w:ind w:left="3600" w:hanging="360"/>
+      </w:pPr>
+      <w:rPr>
+        <w:rFonts w:ascii="Wingdings" w:hAnsi="Wingdings" w:hint="default"/>
+        <w:sz w:val="20"/>
+      </w:rPr>
+    </w:lvl>
+    <w:lvl w:ilvl="5" w:tentative="1">
+      <w:start w:val="1"/>
+      <w:numFmt w:val="bullet"/>
+      <w:lvlText w:val=""/>
+      <w:lvlJc w:val="left"/>
+      <w:pPr>
+        <w:tabs>
+          <w:tab w:val="num" w:pos="4320"/>
+        </w:tabs>
+        <w:ind w:left="4320" w:hanging="360"/>
+      </w:pPr>
+      <w:rPr>
+        <w:rFonts w:ascii="Wingdings" w:hAnsi="Wingdings" w:hint="default"/>
+        <w:sz w:val="20"/>
+      </w:rPr>
+    </w:lvl>
+    <w:lvl w:ilvl="6" w:tentative="1">
+      <w:start w:val="1"/>
+      <w:numFmt w:val="bullet"/>
+      <w:lvlText w:val=""/>
+      <w:lvlJc w:val="left"/>
+      <w:pPr>
+        <w:tabs>
+          <w:tab w:val="num" w:pos="5040"/>
+        </w:tabs>
+        <w:ind w:left="5040" w:hanging="360"/>
+      </w:pPr>
+      <w:rPr>
+        <w:rFonts w:ascii="Wingdings" w:hAnsi="Wingdings" w:hint="default"/>
+        <w:sz w:val="20"/>
+      </w:rPr>
+    </w:lvl>
+    <w:lvl w:ilvl="7" w:tentative="1">
+      <w:start w:val="1"/>
+      <w:numFmt w:val="bullet"/>
+      <w:lvlText w:val=""/>
+      <w:lvlJc w:val="left"/>
+      <w:pPr>
+        <w:tabs>
+          <w:tab w:val="num" w:pos="5760"/>
+        </w:tabs>
+        <w:ind w:left="5760" w:hanging="360"/>
+      </w:pPr>
+      <w:rPr>
+        <w:rFonts w:ascii="Wingdings" w:hAnsi="Wingdings" w:hint="default"/>
+        <w:sz w:val="20"/>
+      </w:rPr>
+    </w:lvl>
+    <w:lvl w:ilvl="8" w:tentative="1">
+      <w:start w:val="1"/>
+      <w:numFmt w:val="bullet"/>
+      <w:lvlText w:val=""/>
+      <w:lvlJc w:val="left"/>
+      <w:pPr>
+        <w:tabs>
+          <w:tab w:val="num" w:pos="6480"/>
+        </w:tabs>
+        <w:ind w:left="6480" w:hanging="360"/>
+      </w:pPr>
+      <w:rPr>
+        <w:rFonts w:ascii="Wingdings" w:hAnsi="Wingdings" w:hint="default"/>
+        <w:sz w:val="20"/>
+      </w:rPr>
+    </w:lvl>
+  </w:abstractNum>
+  <w:abstractNum w:abstractNumId="6" w15:restartNumberingAfterBreak="0">
     <w:nsid w:val="2BE82857"/>
     <w:multiLevelType w:val="multilevel"/>
     <w:tmpl w:val="B9F21F0C"/>
@@ -11136,7 +12913,7 @@
       </w:rPr>
     </w:lvl>
   </w:abstractNum>
-  <w:abstractNum w:abstractNumId="4" w15:restartNumberingAfterBreak="0">
+  <w:abstractNum w:abstractNumId="7" w15:restartNumberingAfterBreak="0">
     <w:nsid w:val="32B2016E"/>
     <w:multiLevelType w:val="multilevel"/>
     <w:tmpl w:val="1C44B038"/>
@@ -11285,7 +13062,7 @@
       </w:rPr>
     </w:lvl>
   </w:abstractNum>
-  <w:abstractNum w:abstractNumId="5" w15:restartNumberingAfterBreak="0">
+  <w:abstractNum w:abstractNumId="8" w15:restartNumberingAfterBreak="0">
     <w:nsid w:val="3ECF4AE2"/>
     <w:multiLevelType w:val="multilevel"/>
     <w:tmpl w:val="1B029BBA"/>
@@ -11398,7 +13175,305 @@
       </w:pPr>
     </w:lvl>
   </w:abstractNum>
-  <w:abstractNum w:abstractNumId="6" w15:restartNumberingAfterBreak="0">
+  <w:abstractNum w:abstractNumId="9" w15:restartNumberingAfterBreak="0">
+    <w:nsid w:val="421A1CD0"/>
+    <w:multiLevelType w:val="multilevel"/>
+    <w:tmpl w:val="3C4205A0"/>
+    <w:lvl w:ilvl="0">
+      <w:start w:val="1"/>
+      <w:numFmt w:val="bullet"/>
+      <w:lvlText w:val=""/>
+      <w:lvlJc w:val="left"/>
+      <w:pPr>
+        <w:tabs>
+          <w:tab w:val="num" w:pos="720"/>
+        </w:tabs>
+        <w:ind w:left="720" w:hanging="360"/>
+      </w:pPr>
+      <w:rPr>
+        <w:rFonts w:ascii="Symbol" w:hAnsi="Symbol" w:hint="default"/>
+        <w:sz w:val="20"/>
+      </w:rPr>
+    </w:lvl>
+    <w:lvl w:ilvl="1" w:tentative="1">
+      <w:start w:val="1"/>
+      <w:numFmt w:val="bullet"/>
+      <w:lvlText w:val="o"/>
+      <w:lvlJc w:val="left"/>
+      <w:pPr>
+        <w:tabs>
+          <w:tab w:val="num" w:pos="1440"/>
+        </w:tabs>
+        <w:ind w:left="1440" w:hanging="360"/>
+      </w:pPr>
+      <w:rPr>
+        <w:rFonts w:ascii="Courier New" w:hAnsi="Courier New" w:hint="default"/>
+        <w:sz w:val="20"/>
+      </w:rPr>
+    </w:lvl>
+    <w:lvl w:ilvl="2" w:tentative="1">
+      <w:start w:val="1"/>
+      <w:numFmt w:val="bullet"/>
+      <w:lvlText w:val=""/>
+      <w:lvlJc w:val="left"/>
+      <w:pPr>
+        <w:tabs>
+          <w:tab w:val="num" w:pos="2160"/>
+        </w:tabs>
+        <w:ind w:left="2160" w:hanging="360"/>
+      </w:pPr>
+      <w:rPr>
+        <w:rFonts w:ascii="Wingdings" w:hAnsi="Wingdings" w:hint="default"/>
+        <w:sz w:val="20"/>
+      </w:rPr>
+    </w:lvl>
+    <w:lvl w:ilvl="3" w:tentative="1">
+      <w:start w:val="1"/>
+      <w:numFmt w:val="bullet"/>
+      <w:lvlText w:val=""/>
+      <w:lvlJc w:val="left"/>
+      <w:pPr>
+        <w:tabs>
+          <w:tab w:val="num" w:pos="2880"/>
+        </w:tabs>
+        <w:ind w:left="2880" w:hanging="360"/>
+      </w:pPr>
+      <w:rPr>
+        <w:rFonts w:ascii="Wingdings" w:hAnsi="Wingdings" w:hint="default"/>
+        <w:sz w:val="20"/>
+      </w:rPr>
+    </w:lvl>
+    <w:lvl w:ilvl="4" w:tentative="1">
+      <w:start w:val="1"/>
+      <w:numFmt w:val="bullet"/>
+      <w:lvlText w:val=""/>
+      <w:lvlJc w:val="left"/>
+      <w:pPr>
+        <w:tabs>
+          <w:tab w:val="num" w:pos="3600"/>
+        </w:tabs>
+        <w:ind w:left="3600" w:hanging="360"/>
+      </w:pPr>
+      <w:rPr>
+        <w:rFonts w:ascii="Wingdings" w:hAnsi="Wingdings" w:hint="default"/>
+        <w:sz w:val="20"/>
+      </w:rPr>
+    </w:lvl>
+    <w:lvl w:ilvl="5" w:tentative="1">
+      <w:start w:val="1"/>
+      <w:numFmt w:val="bullet"/>
+      <w:lvlText w:val=""/>
+      <w:lvlJc w:val="left"/>
+      <w:pPr>
+        <w:tabs>
+          <w:tab w:val="num" w:pos="4320"/>
+        </w:tabs>
+        <w:ind w:left="4320" w:hanging="360"/>
+      </w:pPr>
+      <w:rPr>
+        <w:rFonts w:ascii="Wingdings" w:hAnsi="Wingdings" w:hint="default"/>
+        <w:sz w:val="20"/>
+      </w:rPr>
+    </w:lvl>
+    <w:lvl w:ilvl="6" w:tentative="1">
+      <w:start w:val="1"/>
+      <w:numFmt w:val="bullet"/>
+      <w:lvlText w:val=""/>
+      <w:lvlJc w:val="left"/>
+      <w:pPr>
+        <w:tabs>
+          <w:tab w:val="num" w:pos="5040"/>
+        </w:tabs>
+        <w:ind w:left="5040" w:hanging="360"/>
+      </w:pPr>
+      <w:rPr>
+        <w:rFonts w:ascii="Wingdings" w:hAnsi="Wingdings" w:hint="default"/>
+        <w:sz w:val="20"/>
+      </w:rPr>
+    </w:lvl>
+    <w:lvl w:ilvl="7" w:tentative="1">
+      <w:start w:val="1"/>
+      <w:numFmt w:val="bullet"/>
+      <w:lvlText w:val=""/>
+      <w:lvlJc w:val="left"/>
+      <w:pPr>
+        <w:tabs>
+          <w:tab w:val="num" w:pos="5760"/>
+        </w:tabs>
+        <w:ind w:left="5760" w:hanging="360"/>
+      </w:pPr>
+      <w:rPr>
+        <w:rFonts w:ascii="Wingdings" w:hAnsi="Wingdings" w:hint="default"/>
+        <w:sz w:val="20"/>
+      </w:rPr>
+    </w:lvl>
+    <w:lvl w:ilvl="8" w:tentative="1">
+      <w:start w:val="1"/>
+      <w:numFmt w:val="bullet"/>
+      <w:lvlText w:val=""/>
+      <w:lvlJc w:val="left"/>
+      <w:pPr>
+        <w:tabs>
+          <w:tab w:val="num" w:pos="6480"/>
+        </w:tabs>
+        <w:ind w:left="6480" w:hanging="360"/>
+      </w:pPr>
+      <w:rPr>
+        <w:rFonts w:ascii="Wingdings" w:hAnsi="Wingdings" w:hint="default"/>
+        <w:sz w:val="20"/>
+      </w:rPr>
+    </w:lvl>
+  </w:abstractNum>
+  <w:abstractNum w:abstractNumId="10" w15:restartNumberingAfterBreak="0">
+    <w:nsid w:val="50760AA1"/>
+    <w:multiLevelType w:val="multilevel"/>
+    <w:tmpl w:val="C7D0E93E"/>
+    <w:lvl w:ilvl="0">
+      <w:start w:val="1"/>
+      <w:numFmt w:val="bullet"/>
+      <w:lvlText w:val=""/>
+      <w:lvlJc w:val="left"/>
+      <w:pPr>
+        <w:tabs>
+          <w:tab w:val="num" w:pos="720"/>
+        </w:tabs>
+        <w:ind w:left="720" w:hanging="360"/>
+      </w:pPr>
+      <w:rPr>
+        <w:rFonts w:ascii="Symbol" w:hAnsi="Symbol" w:hint="default"/>
+        <w:sz w:val="20"/>
+      </w:rPr>
+    </w:lvl>
+    <w:lvl w:ilvl="1" w:tentative="1">
+      <w:start w:val="1"/>
+      <w:numFmt w:val="bullet"/>
+      <w:lvlText w:val="o"/>
+      <w:lvlJc w:val="left"/>
+      <w:pPr>
+        <w:tabs>
+          <w:tab w:val="num" w:pos="1440"/>
+        </w:tabs>
+        <w:ind w:left="1440" w:hanging="360"/>
+      </w:pPr>
+      <w:rPr>
+        <w:rFonts w:ascii="Courier New" w:hAnsi="Courier New" w:hint="default"/>
+        <w:sz w:val="20"/>
+      </w:rPr>
+    </w:lvl>
+    <w:lvl w:ilvl="2" w:tentative="1">
+      <w:start w:val="1"/>
+      <w:numFmt w:val="bullet"/>
+      <w:lvlText w:val=""/>
+      <w:lvlJc w:val="left"/>
+      <w:pPr>
+        <w:tabs>
+          <w:tab w:val="num" w:pos="2160"/>
+        </w:tabs>
+        <w:ind w:left="2160" w:hanging="360"/>
+      </w:pPr>
+      <w:rPr>
+        <w:rFonts w:ascii="Wingdings" w:hAnsi="Wingdings" w:hint="default"/>
+        <w:sz w:val="20"/>
+      </w:rPr>
+    </w:lvl>
+    <w:lvl w:ilvl="3" w:tentative="1">
+      <w:start w:val="1"/>
+      <w:numFmt w:val="bullet"/>
+      <w:lvlText w:val=""/>
+      <w:lvlJc w:val="left"/>
+      <w:pPr>
+        <w:tabs>
+          <w:tab w:val="num" w:pos="2880"/>
+        </w:tabs>
+        <w:ind w:left="2880" w:hanging="360"/>
+      </w:pPr>
+      <w:rPr>
+        <w:rFonts w:ascii="Wingdings" w:hAnsi="Wingdings" w:hint="default"/>
+        <w:sz w:val="20"/>
+      </w:rPr>
+    </w:lvl>
+    <w:lvl w:ilvl="4" w:tentative="1">
+      <w:start w:val="1"/>
+      <w:numFmt w:val="bullet"/>
+      <w:lvlText w:val=""/>
+      <w:lvlJc w:val="left"/>
+      <w:pPr>
+        <w:tabs>
+          <w:tab w:val="num" w:pos="3600"/>
+        </w:tabs>
+        <w:ind w:left="3600" w:hanging="360"/>
+      </w:pPr>
+      <w:rPr>
+        <w:rFonts w:ascii="Wingdings" w:hAnsi="Wingdings" w:hint="default"/>
+        <w:sz w:val="20"/>
+      </w:rPr>
+    </w:lvl>
+    <w:lvl w:ilvl="5" w:tentative="1">
+      <w:start w:val="1"/>
+      <w:numFmt w:val="bullet"/>
+      <w:lvlText w:val=""/>
+      <w:lvlJc w:val="left"/>
+      <w:pPr>
+        <w:tabs>
+          <w:tab w:val="num" w:pos="4320"/>
+        </w:tabs>
+        <w:ind w:left="4320" w:hanging="360"/>
+      </w:pPr>
+      <w:rPr>
+        <w:rFonts w:ascii="Wingdings" w:hAnsi="Wingdings" w:hint="default"/>
+        <w:sz w:val="20"/>
+      </w:rPr>
+    </w:lvl>
+    <w:lvl w:ilvl="6" w:tentative="1">
+      <w:start w:val="1"/>
+      <w:numFmt w:val="bullet"/>
+      <w:lvlText w:val=""/>
+      <w:lvlJc w:val="left"/>
+      <w:pPr>
+        <w:tabs>
+          <w:tab w:val="num" w:pos="5040"/>
+        </w:tabs>
+        <w:ind w:left="5040" w:hanging="360"/>
+      </w:pPr>
+      <w:rPr>
+        <w:rFonts w:ascii="Wingdings" w:hAnsi="Wingdings" w:hint="default"/>
+        <w:sz w:val="20"/>
+      </w:rPr>
+    </w:lvl>
+    <w:lvl w:ilvl="7" w:tentative="1">
+      <w:start w:val="1"/>
+      <w:numFmt w:val="bullet"/>
+      <w:lvlText w:val=""/>
+      <w:lvlJc w:val="left"/>
+      <w:pPr>
+        <w:tabs>
+          <w:tab w:val="num" w:pos="5760"/>
+        </w:tabs>
+        <w:ind w:left="5760" w:hanging="360"/>
+      </w:pPr>
+      <w:rPr>
+        <w:rFonts w:ascii="Wingdings" w:hAnsi="Wingdings" w:hint="default"/>
+        <w:sz w:val="20"/>
+      </w:rPr>
+    </w:lvl>
+    <w:lvl w:ilvl="8" w:tentative="1">
+      <w:start w:val="1"/>
+      <w:numFmt w:val="bullet"/>
+      <w:lvlText w:val=""/>
+      <w:lvlJc w:val="left"/>
+      <w:pPr>
+        <w:tabs>
+          <w:tab w:val="num" w:pos="6480"/>
+        </w:tabs>
+        <w:ind w:left="6480" w:hanging="360"/>
+      </w:pPr>
+      <w:rPr>
+        <w:rFonts w:ascii="Wingdings" w:hAnsi="Wingdings" w:hint="default"/>
+        <w:sz w:val="20"/>
+      </w:rPr>
+    </w:lvl>
+  </w:abstractNum>
+  <w:abstractNum w:abstractNumId="11" w15:restartNumberingAfterBreak="0">
     <w:nsid w:val="539A7E3B"/>
     <w:multiLevelType w:val="multilevel"/>
     <w:tmpl w:val="DF8A4708"/>
@@ -11547,7 +13622,7 @@
       </w:rPr>
     </w:lvl>
   </w:abstractNum>
-  <w:abstractNum w:abstractNumId="7" w15:restartNumberingAfterBreak="0">
+  <w:abstractNum w:abstractNumId="12" w15:restartNumberingAfterBreak="0">
     <w:nsid w:val="5EE77BF7"/>
     <w:multiLevelType w:val="multilevel"/>
     <w:tmpl w:val="148481A0"/>
@@ -11696,7 +13771,156 @@
       </w:rPr>
     </w:lvl>
   </w:abstractNum>
-  <w:abstractNum w:abstractNumId="8" w15:restartNumberingAfterBreak="0">
+  <w:abstractNum w:abstractNumId="13" w15:restartNumberingAfterBreak="0">
+    <w:nsid w:val="61F666D4"/>
+    <w:multiLevelType w:val="multilevel"/>
+    <w:tmpl w:val="5278589A"/>
+    <w:lvl w:ilvl="0">
+      <w:start w:val="1"/>
+      <w:numFmt w:val="bullet"/>
+      <w:lvlText w:val=""/>
+      <w:lvlJc w:val="left"/>
+      <w:pPr>
+        <w:tabs>
+          <w:tab w:val="num" w:pos="720"/>
+        </w:tabs>
+        <w:ind w:left="720" w:hanging="360"/>
+      </w:pPr>
+      <w:rPr>
+        <w:rFonts w:ascii="Symbol" w:hAnsi="Symbol" w:hint="default"/>
+        <w:sz w:val="20"/>
+      </w:rPr>
+    </w:lvl>
+    <w:lvl w:ilvl="1" w:tentative="1">
+      <w:start w:val="1"/>
+      <w:numFmt w:val="bullet"/>
+      <w:lvlText w:val="o"/>
+      <w:lvlJc w:val="left"/>
+      <w:pPr>
+        <w:tabs>
+          <w:tab w:val="num" w:pos="1440"/>
+        </w:tabs>
+        <w:ind w:left="1440" w:hanging="360"/>
+      </w:pPr>
+      <w:rPr>
+        <w:rFonts w:ascii="Courier New" w:hAnsi="Courier New" w:hint="default"/>
+        <w:sz w:val="20"/>
+      </w:rPr>
+    </w:lvl>
+    <w:lvl w:ilvl="2" w:tentative="1">
+      <w:start w:val="1"/>
+      <w:numFmt w:val="bullet"/>
+      <w:lvlText w:val=""/>
+      <w:lvlJc w:val="left"/>
+      <w:pPr>
+        <w:tabs>
+          <w:tab w:val="num" w:pos="2160"/>
+        </w:tabs>
+        <w:ind w:left="2160" w:hanging="360"/>
+      </w:pPr>
+      <w:rPr>
+        <w:rFonts w:ascii="Wingdings" w:hAnsi="Wingdings" w:hint="default"/>
+        <w:sz w:val="20"/>
+      </w:rPr>
+    </w:lvl>
+    <w:lvl w:ilvl="3" w:tentative="1">
+      <w:start w:val="1"/>
+      <w:numFmt w:val="bullet"/>
+      <w:lvlText w:val=""/>
+      <w:lvlJc w:val="left"/>
+      <w:pPr>
+        <w:tabs>
+          <w:tab w:val="num" w:pos="2880"/>
+        </w:tabs>
+        <w:ind w:left="2880" w:hanging="360"/>
+      </w:pPr>
+      <w:rPr>
+        <w:rFonts w:ascii="Wingdings" w:hAnsi="Wingdings" w:hint="default"/>
+        <w:sz w:val="20"/>
+      </w:rPr>
+    </w:lvl>
+    <w:lvl w:ilvl="4" w:tentative="1">
+      <w:start w:val="1"/>
+      <w:numFmt w:val="bullet"/>
+      <w:lvlText w:val=""/>
+      <w:lvlJc w:val="left"/>
+      <w:pPr>
+        <w:tabs>
+          <w:tab w:val="num" w:pos="3600"/>
+        </w:tabs>
+        <w:ind w:left="3600" w:hanging="360"/>
+      </w:pPr>
+      <w:rPr>
+        <w:rFonts w:ascii="Wingdings" w:hAnsi="Wingdings" w:hint="default"/>
+        <w:sz w:val="20"/>
+      </w:rPr>
+    </w:lvl>
+    <w:lvl w:ilvl="5" w:tentative="1">
+      <w:start w:val="1"/>
+      <w:numFmt w:val="bullet"/>
+      <w:lvlText w:val=""/>
+      <w:lvlJc w:val="left"/>
+      <w:pPr>
+        <w:tabs>
+          <w:tab w:val="num" w:pos="4320"/>
+        </w:tabs>
+        <w:ind w:left="4320" w:hanging="360"/>
+      </w:pPr>
+      <w:rPr>
+        <w:rFonts w:ascii="Wingdings" w:hAnsi="Wingdings" w:hint="default"/>
+        <w:sz w:val="20"/>
+      </w:rPr>
+    </w:lvl>
+    <w:lvl w:ilvl="6" w:tentative="1">
+      <w:start w:val="1"/>
+      <w:numFmt w:val="bullet"/>
+      <w:lvlText w:val=""/>
+      <w:lvlJc w:val="left"/>
+      <w:pPr>
+        <w:tabs>
+          <w:tab w:val="num" w:pos="5040"/>
+        </w:tabs>
+        <w:ind w:left="5040" w:hanging="360"/>
+      </w:pPr>
+      <w:rPr>
+        <w:rFonts w:ascii="Wingdings" w:hAnsi="Wingdings" w:hint="default"/>
+        <w:sz w:val="20"/>
+      </w:rPr>
+    </w:lvl>
+    <w:lvl w:ilvl="7" w:tentative="1">
+      <w:start w:val="1"/>
+      <w:numFmt w:val="bullet"/>
+      <w:lvlText w:val=""/>
+      <w:lvlJc w:val="left"/>
+      <w:pPr>
+        <w:tabs>
+          <w:tab w:val="num" w:pos="5760"/>
+        </w:tabs>
+        <w:ind w:left="5760" w:hanging="360"/>
+      </w:pPr>
+      <w:rPr>
+        <w:rFonts w:ascii="Wingdings" w:hAnsi="Wingdings" w:hint="default"/>
+        <w:sz w:val="20"/>
+      </w:rPr>
+    </w:lvl>
+    <w:lvl w:ilvl="8" w:tentative="1">
+      <w:start w:val="1"/>
+      <w:numFmt w:val="bullet"/>
+      <w:lvlText w:val=""/>
+      <w:lvlJc w:val="left"/>
+      <w:pPr>
+        <w:tabs>
+          <w:tab w:val="num" w:pos="6480"/>
+        </w:tabs>
+        <w:ind w:left="6480" w:hanging="360"/>
+      </w:pPr>
+      <w:rPr>
+        <w:rFonts w:ascii="Wingdings" w:hAnsi="Wingdings" w:hint="default"/>
+        <w:sz w:val="20"/>
+      </w:rPr>
+    </w:lvl>
+  </w:abstractNum>
+  <w:abstractNum w:abstractNumId="14" w15:restartNumberingAfterBreak="0">
     <w:nsid w:val="680F549A"/>
     <w:multiLevelType w:val="multilevel"/>
     <w:tmpl w:val="E14264EC"/>
@@ -11845,7 +14069,7 @@
       </w:rPr>
     </w:lvl>
   </w:abstractNum>
-  <w:abstractNum w:abstractNumId="9" w15:restartNumberingAfterBreak="0">
+  <w:abstractNum w:abstractNumId="15" w15:restartNumberingAfterBreak="0">
     <w:nsid w:val="6FCA5AB4"/>
     <w:multiLevelType w:val="multilevel"/>
     <w:tmpl w:val="ECFAB734"/>
@@ -11994,7 +14218,7 @@
       </w:rPr>
     </w:lvl>
   </w:abstractNum>
-  <w:abstractNum w:abstractNumId="10" w15:restartNumberingAfterBreak="0">
+  <w:abstractNum w:abstractNumId="16" w15:restartNumberingAfterBreak="0">
     <w:nsid w:val="716C7A33"/>
     <w:multiLevelType w:val="multilevel"/>
     <w:tmpl w:val="7F70923C"/>
@@ -12143,7 +14367,7 @@
       </w:rPr>
     </w:lvl>
   </w:abstractNum>
-  <w:abstractNum w:abstractNumId="11" w15:restartNumberingAfterBreak="0">
+  <w:abstractNum w:abstractNumId="17" w15:restartNumberingAfterBreak="0">
     <w:nsid w:val="73CA5DDC"/>
     <w:multiLevelType w:val="multilevel"/>
     <w:tmpl w:val="31A2936A"/>
@@ -12257,40 +14481,58 @@
     </w:lvl>
   </w:abstractNum>
   <w:num w:numId="1" w16cid:durableId="721563420">
-    <w:abstractNumId w:val="7"/>
+    <w:abstractNumId w:val="12"/>
   </w:num>
   <w:num w:numId="2" w16cid:durableId="1916435742">
     <w:abstractNumId w:val="0"/>
   </w:num>
   <w:num w:numId="3" w16cid:durableId="1807046365">
+    <w:abstractNumId w:val="8"/>
+  </w:num>
+  <w:num w:numId="4" w16cid:durableId="1785878598">
+    <w:abstractNumId w:val="7"/>
+  </w:num>
+  <w:num w:numId="5" w16cid:durableId="1069571351">
+    <w:abstractNumId w:val="6"/>
+  </w:num>
+  <w:num w:numId="6" w16cid:durableId="1130441956">
+    <w:abstractNumId w:val="2"/>
+  </w:num>
+  <w:num w:numId="7" w16cid:durableId="922684831">
+    <w:abstractNumId w:val="16"/>
+  </w:num>
+  <w:num w:numId="8" w16cid:durableId="723530561">
+    <w:abstractNumId w:val="11"/>
+  </w:num>
+  <w:num w:numId="9" w16cid:durableId="1943806307">
+    <w:abstractNumId w:val="17"/>
+  </w:num>
+  <w:num w:numId="10" w16cid:durableId="1469393527">
+    <w:abstractNumId w:val="4"/>
+  </w:num>
+  <w:num w:numId="11" w16cid:durableId="66265087">
+    <w:abstractNumId w:val="14"/>
+  </w:num>
+  <w:num w:numId="12" w16cid:durableId="2075812530">
+    <w:abstractNumId w:val="15"/>
+  </w:num>
+  <w:num w:numId="13" w16cid:durableId="52388619">
+    <w:abstractNumId w:val="9"/>
+  </w:num>
+  <w:num w:numId="14" w16cid:durableId="1914773156">
+    <w:abstractNumId w:val="1"/>
+  </w:num>
+  <w:num w:numId="15" w16cid:durableId="198711897">
     <w:abstractNumId w:val="5"/>
   </w:num>
-  <w:num w:numId="4" w16cid:durableId="1785878598">
-    <w:abstractNumId w:val="4"/>
+  <w:num w:numId="16" w16cid:durableId="793326603">
+    <w:abstractNumId w:val="13"/>
   </w:num>
-  <w:num w:numId="5" w16cid:durableId="1069571351">
+  <w:num w:numId="17" w16cid:durableId="2106999800">
     <w:abstractNumId w:val="3"/>
   </w:num>
-  <w:num w:numId="6" w16cid:durableId="1130441956">
-    <w:abstractNumId w:val="1"/>
-  </w:num>
-  <w:num w:numId="7" w16cid:durableId="922684831">
+  <w:num w:numId="18" w16cid:durableId="1363089421">
     <w:abstractNumId w:val="10"/>
-  </w:num>
-  <w:num w:numId="8" w16cid:durableId="723530561">
-    <w:abstractNumId w:val="6"/>
-  </w:num>
-  <w:num w:numId="9" w16cid:durableId="1943806307">
-    <w:abstractNumId w:val="11"/>
-  </w:num>
-  <w:num w:numId="10" w16cid:durableId="1469393527">
-    <w:abstractNumId w:val="2"/>
-  </w:num>
-  <w:num w:numId="11" w16cid:durableId="66265087">
-    <w:abstractNumId w:val="8"/>
-  </w:num>
-  <w:num w:numId="12" w16cid:durableId="2075812530">
-    <w:abstractNumId w:val="9"/>
   </w:num>
 </w:numbering>
 </file>
